--- a/templates/ISP-template-v0.4.2.docx
+++ b/templates/ISP-template-v0.4.2.docx
@@ -3361,9 +3361,60 @@
           </w:p>
         </w:tc>
       </w:tr>
+    </w:tbl>
+    <w:p>
+      <w:pPr>
+        <w:spacing w:before="0" w:after="0" w:line="1" w:lineRule="exact"/>
+        <w:rPr>
+          <w:sz w:val="2"/>
+        </w:rPr>
+      </w:pPr>
+      <w:r>
+        <w:br w:type="page"/>
+      </w:r>
+    </w:p>
+    <w:tbl>
+      <w:tblPr>
+        <w:tblW w:w="10739" w:type="dxa"/>
+        <w:jc w:val="left"/>
+        <w:tblInd w:w="0" w:type="dxa"/>
+        <w:tblLayout w:type="fixed"/>
+        <w:tblCellMar>
+          <w:top w:w="0" w:type="dxa"/>
+          <w:left w:w="108" w:type="dxa"/>
+          <w:bottom w:w="0" w:type="dxa"/>
+          <w:right w:w="108" w:type="dxa"/>
+        </w:tblCellMar>
+      </w:tblPr>
+      <w:tblGrid>
+        <w:gridCol w:w="958"/>
+        <w:gridCol w:w="282"/>
+        <w:gridCol w:w="426"/>
+        <w:gridCol w:w="283"/>
+        <w:gridCol w:w="425"/>
+        <w:gridCol w:w="710"/>
+        <w:gridCol w:w="151"/>
+        <w:gridCol w:w="273"/>
+        <w:gridCol w:w="568"/>
+        <w:gridCol w:w="141"/>
+        <w:gridCol w:w="698"/>
+        <w:gridCol w:w="438"/>
+        <w:gridCol w:w="991"/>
+        <w:gridCol w:w="242"/>
+        <w:gridCol w:w="184"/>
+        <w:gridCol w:w="536"/>
+        <w:gridCol w:w="172"/>
+        <w:gridCol w:w="142"/>
+        <w:gridCol w:w="388"/>
+        <w:gridCol w:w="36"/>
+        <w:gridCol w:w="716"/>
+        <w:gridCol w:w="6"/>
+        <w:gridCol w:w="695"/>
+        <w:gridCol w:w="1278"/>
+      </w:tblGrid>
       <w:tr>
         <w:trPr>
-          <w:trHeight w:val="1474" w:hRule="atLeast"/>
+          <w:trHeight w:val="950" w:hRule="atLeast"/>
         </w:trPr>
         <w:tc>
           <w:tcPr>

--- a/templates/ISP-template-v0.4.2.docx
+++ b/templates/ISP-template-v0.4.2.docx
@@ -1471,10 +1471,7 @@
               <w:jc w:val="center"/>
             </w:pPr>
             <w:r>
-              <w:rPr>
-                <w:sz w:val="20"/>
-              </w:rPr>
-              <w:t>{height}</w:t>
+              <w:t>身高 {height}</w:t>
             </w:r>
           </w:p>
         </w:tc>
@@ -1613,10 +1610,7 @@
               <w:jc w:val="center"/>
             </w:pPr>
             <w:r>
-              <w:rPr>
-                <w:sz w:val="20"/>
-              </w:rPr>
-              <w:t>{weight}</w:t>
+              <w:t>體重 {weight}</w:t>
             </w:r>
           </w:p>
         </w:tc>
@@ -2832,10 +2826,7 @@
           </w:tcPr>
           <w:p>
             <w:r>
-              <w:rPr>
-                <w:sz w:val="18"/>
-              </w:rPr>
-              <w:t>{emergencyPhoneBlock}</w:t>
+              <w:t>{emergencyCompanyPhoneText}</w:t>
             </w:r>
           </w:p>
         </w:tc>
@@ -2987,11 +2978,7 @@
               </w:rPr>
             </w:pPr>
             <w:r>
-              <w:rPr>
-                <w:rFonts w:ascii="標楷體" w:hAnsi="標楷體" w:cs="標楷體" w:eastAsia="標楷體"/>
-                <w:szCs w:val="24"/>
-              </w:rPr>
-              <w:t>住家：</w:t>
+              <w:t>{emergencyHomePhoneText}</w:t>
             </w:r>
           </w:p>
         </w:tc>
@@ -3135,11 +3122,7 @@
               </w:rPr>
             </w:pPr>
             <w:r>
-              <w:rPr>
-                <w:rFonts w:ascii="標楷體" w:hAnsi="標楷體" w:cs="標楷體" w:eastAsia="標楷體"/>
-                <w:szCs w:val="24"/>
-              </w:rPr>
-              <w:t>手機：</w:t>
+              <w:t>{emergencyMobileText}</w:t>
             </w:r>
           </w:p>
         </w:tc>
@@ -3290,18 +3273,7 @@
               </w:rPr>
             </w:pPr>
             <w:r>
-              <w:rPr>
-                <w:rFonts w:eastAsia="標楷體" w:cs="標楷體" w:ascii="標楷體" w:hAnsi="標楷體"/>
-                <w:szCs w:val="24"/>
-              </w:rPr>
-              <w:t>E-mail</w:t>
-            </w:r>
-            <w:r>
-              <w:rPr>
-                <w:rFonts w:ascii="標楷體" w:hAnsi="標楷體" w:cs="標楷體" w:eastAsia="標楷體"/>
-                <w:szCs w:val="24"/>
-              </w:rPr>
-              <w:t>：</w:t>
+              <w:t>{emergencyEmailText}</w:t>
             </w:r>
           </w:p>
         </w:tc>

--- a/templates/ISP-template-v0.4.2.docx
+++ b/templates/ISP-template-v0.4.2.docx
@@ -1471,7 +1471,7 @@
               <w:jc w:val="center"/>
             </w:pPr>
             <w:r>
-              <w:t>身高 {height}</w:t>
+              <w:t>身高</w:t>
             </w:r>
           </w:p>
         </w:tc>
@@ -1497,11 +1497,7 @@
               </w:rPr>
             </w:pPr>
             <w:r>
-              <w:rPr>
-                <w:rFonts w:ascii="標楷體" w:hAnsi="標楷體" w:cs="標楷體" w:eastAsia="標楷體"/>
-                <w:szCs w:val="24"/>
-              </w:rPr>
-              <w:t>公分</w:t>
+              <w:t>{height} 公分</w:t>
             </w:r>
           </w:p>
         </w:tc>
@@ -1610,7 +1606,7 @@
               <w:jc w:val="center"/>
             </w:pPr>
             <w:r>
-              <w:t>體重 {weight}</w:t>
+              <w:t>體重</w:t>
             </w:r>
           </w:p>
         </w:tc>
@@ -1636,11 +1632,7 @@
               </w:rPr>
             </w:pPr>
             <w:r>
-              <w:rPr>
-                <w:rFonts w:ascii="標楷體" w:hAnsi="標楷體" w:cs="標楷體" w:eastAsia="標楷體"/>
-                <w:szCs w:val="24"/>
-              </w:rPr>
-              <w:t>公斤</w:t>
+              <w:t>{weight} 公斤</w:t>
             </w:r>
           </w:p>
         </w:tc>

--- a/templates/ISP-template-v0.4.2.docx
+++ b/templates/ISP-template-v0.4.2.docx
@@ -3451,178 +3451,7 @@
                 <w:rFonts w:eastAsia="標楷體" w:cs="標楷體" w:ascii="標楷體" w:hAnsi="標楷體"/>
                 <w:szCs w:val="24"/>
               </w:rPr>
-              <w:t>□</w:t>
-            </w:r>
-            <w:r>
-              <w:rPr>
-                <w:rFonts w:ascii="標楷體" w:hAnsi="標楷體" w:cs="標楷體" w:eastAsia="標楷體"/>
-                <w:szCs w:val="24"/>
-              </w:rPr>
-              <w:t>唱歌      □樂器，</w:t>
-            </w:r>
-            <w:r>
-              <w:rPr>
-                <w:rFonts w:ascii="標楷體" w:hAnsi="標楷體" w:cs="標楷體" w:eastAsia="標楷體"/>
-                <w:szCs w:val="24"/>
-                <w:u w:val="single"/>
-              </w:rPr>
-              <w:t xml:space="preserve">           </w:t>
-            </w:r>
-            <w:r>
-              <w:rPr>
-                <w:rFonts w:ascii="標楷體" w:hAnsi="標楷體" w:cs="標楷體" w:eastAsia="標楷體"/>
-                <w:szCs w:val="24"/>
-              </w:rPr>
-              <w:t xml:space="preserve">  □舞蹈，</w:t>
-            </w:r>
-            <w:r>
-              <w:rPr>
-                <w:rFonts w:ascii="標楷體" w:hAnsi="標楷體" w:cs="標楷體" w:eastAsia="標楷體"/>
-                <w:szCs w:val="24"/>
-                <w:u w:val="single"/>
-              </w:rPr>
-              <w:t xml:space="preserve">             </w:t>
-            </w:r>
-            <w:r>
-              <w:rPr>
-                <w:rFonts w:ascii="標楷體" w:hAnsi="標楷體" w:cs="標楷體" w:eastAsia="標楷體"/>
-                <w:szCs w:val="24"/>
-              </w:rPr>
-              <w:t xml:space="preserve">  □運動，</w:t>
-            </w:r>
-            <w:r>
-              <w:rPr>
-                <w:rFonts w:ascii="標楷體" w:hAnsi="標楷體" w:cs="標楷體" w:eastAsia="標楷體"/>
-                <w:szCs w:val="24"/>
-                <w:u w:val="single"/>
-              </w:rPr>
-              <w:t xml:space="preserve">             </w:t>
-            </w:r>
-          </w:p>
-          <w:p>
-            <w:pPr>
-              <w:pStyle w:val="Normal"/>
-              <w:jc w:val="both"/>
-              <w:rPr>
-                <w:rFonts w:ascii="標楷體" w:hAnsi="標楷體" w:eastAsia="標楷體" w:cs="標楷體"/>
-                <w:szCs w:val="24"/>
-              </w:rPr>
-            </w:pPr>
-            <w:r>
-              <w:rPr>
-                <w:rFonts w:eastAsia="標楷體" w:cs="標楷體" w:ascii="標楷體" w:hAnsi="標楷體"/>
-                <w:szCs w:val="24"/>
-              </w:rPr>
-              <w:t>□</w:t>
-            </w:r>
-            <w:r>
-              <w:rPr>
-                <w:rFonts w:ascii="標楷體" w:hAnsi="標楷體" w:cs="標楷體" w:eastAsia="標楷體"/>
-                <w:szCs w:val="24"/>
-              </w:rPr>
-              <w:t>美演      □語言，</w:t>
-            </w:r>
-            <w:r>
-              <w:rPr>
-                <w:rFonts w:ascii="標楷體" w:hAnsi="標楷體" w:cs="標楷體" w:eastAsia="標楷體"/>
-                <w:szCs w:val="24"/>
-                <w:u w:val="single"/>
-              </w:rPr>
-              <w:t xml:space="preserve">           </w:t>
-            </w:r>
-            <w:r>
-              <w:rPr>
-                <w:rFonts w:ascii="標楷體" w:hAnsi="標楷體" w:cs="標楷體" w:eastAsia="標楷體"/>
-                <w:szCs w:val="24"/>
-              </w:rPr>
-              <w:t xml:space="preserve">  □手工藝，</w:t>
-            </w:r>
-            <w:r>
-              <w:rPr>
-                <w:rFonts w:ascii="標楷體" w:hAnsi="標楷體" w:cs="標楷體" w:eastAsia="標楷體"/>
-                <w:szCs w:val="24"/>
-                <w:u w:val="single"/>
-              </w:rPr>
-              <w:t xml:space="preserve">           </w:t>
-            </w:r>
-            <w:r>
-              <w:rPr>
-                <w:rFonts w:ascii="標楷體" w:hAnsi="標楷體" w:cs="標楷體" w:eastAsia="標楷體"/>
-                <w:szCs w:val="24"/>
-              </w:rPr>
-              <w:t xml:space="preserve">  □機械，</w:t>
-            </w:r>
-            <w:r>
-              <w:rPr>
-                <w:rFonts w:ascii="標楷體" w:hAnsi="標楷體" w:cs="標楷體" w:eastAsia="標楷體"/>
-                <w:szCs w:val="24"/>
-                <w:u w:val="single"/>
-              </w:rPr>
-              <w:t xml:space="preserve">             </w:t>
-            </w:r>
-          </w:p>
-          <w:p>
-            <w:pPr>
-              <w:pStyle w:val="Normal"/>
-              <w:jc w:val="both"/>
-              <w:rPr>
-                <w:rFonts w:ascii="標楷體" w:hAnsi="標楷體" w:eastAsia="標楷體" w:cs="標楷體"/>
-                <w:szCs w:val="24"/>
-              </w:rPr>
-            </w:pPr>
-            <w:r>
-              <w:rPr>
-                <w:rFonts w:eastAsia="標楷體" w:cs="標楷體" w:ascii="標楷體" w:hAnsi="標楷體"/>
-                <w:szCs w:val="24"/>
-              </w:rPr>
-              <w:t>□</w:t>
-            </w:r>
-            <w:r>
-              <w:rPr>
-                <w:rFonts w:ascii="標楷體" w:hAnsi="標楷體" w:cs="標楷體" w:eastAsia="標楷體"/>
-                <w:szCs w:val="24"/>
-              </w:rPr>
-              <w:t>網頁設計  □撰寫程式 □文藝創作 □手語翻譯            □表演，</w:t>
-            </w:r>
-            <w:r>
-              <w:rPr>
-                <w:rFonts w:ascii="標楷體" w:hAnsi="標楷體" w:cs="標楷體" w:eastAsia="標楷體"/>
-                <w:szCs w:val="24"/>
-                <w:u w:val="single"/>
-              </w:rPr>
-              <w:t xml:space="preserve">             </w:t>
-            </w:r>
-          </w:p>
-          <w:p>
-            <w:pPr>
-              <w:pStyle w:val="Normal"/>
-              <w:jc w:val="both"/>
-              <w:rPr>
-                <w:rFonts w:ascii="標楷體" w:hAnsi="標楷體" w:eastAsia="標楷體" w:cs="標楷體"/>
-                <w:szCs w:val="24"/>
-              </w:rPr>
-            </w:pPr>
-            <w:r>
-              <w:rPr>
-                <w:rFonts w:eastAsia="標楷體" w:cs="標楷體" w:ascii="標楷體" w:hAnsi="標楷體"/>
-                <w:szCs w:val="24"/>
-              </w:rPr>
-              <w:t>□</w:t>
-            </w:r>
-            <w:r>
-              <w:rPr>
-                <w:rFonts w:ascii="標楷體" w:hAnsi="標楷體" w:cs="標楷體" w:eastAsia="標楷體"/>
-                <w:szCs w:val="24"/>
-              </w:rPr>
-              <w:t>其他</w:t>
-            </w:r>
-            <w:r>
-              <w:rPr>
-                <w:rFonts w:ascii="標楷體" w:hAnsi="標楷體" w:cs="標楷體" w:eastAsia="標楷體"/>
-                <w:szCs w:val="24"/>
-                <w:u w:val="single"/>
-              </w:rPr>
-              <w:t xml:space="preserve">                                                 </w:t>
+              <w:t>{talentsBlock}</w:t>
             </w:r>
           </w:p>
         </w:tc>
@@ -3883,6 +3712,7 @@
                 <w:rFonts w:eastAsia="標楷體" w:cs="標楷體" w:ascii="標楷體" w:hAnsi="標楷體"/>
                 <w:szCs w:val="24"/>
               </w:rPr>
+              <w:t>{highSchool}</w:t>
             </w:r>
           </w:p>
         </w:tc>
@@ -3913,6 +3743,7 @@
                 <w:rFonts w:eastAsia="標楷體" w:cs="Arial" w:ascii="標楷體" w:hAnsi="標楷體"/>
                 <w:szCs w:val="24"/>
               </w:rPr>
+              <w:t>{highSchoolStudyPeriod}</w:t>
             </w:r>
           </w:p>
         </w:tc>
@@ -3937,37 +3768,7 @@
                 <w:rFonts w:eastAsia="標楷體" w:cs="標楷體" w:ascii="標楷體" w:hAnsi="標楷體"/>
                 <w:sz w:val="22"/>
               </w:rPr>
-              <w:t>□</w:t>
-            </w:r>
-            <w:r>
-              <w:rPr>
-                <w:rFonts w:ascii="標楷體" w:hAnsi="標楷體" w:cs="標楷體" w:eastAsia="標楷體"/>
-                <w:szCs w:val="24"/>
-              </w:rPr>
-              <w:t>普通班□特殊學校□資源班</w:t>
-            </w:r>
-          </w:p>
-          <w:p>
-            <w:pPr>
-              <w:pStyle w:val="Normal"/>
-              <w:rPr>
-                <w:rFonts w:ascii="標楷體" w:hAnsi="標楷體" w:eastAsia="標楷體" w:cs="標楷體"/>
-                <w:szCs w:val="24"/>
-              </w:rPr>
-            </w:pPr>
-            <w:r>
-              <w:rPr>
-                <w:rFonts w:eastAsia="標楷體" w:cs="標楷體" w:ascii="標楷體" w:hAnsi="標楷體"/>
-                <w:szCs w:val="24"/>
-              </w:rPr>
-              <w:t>□</w:t>
-            </w:r>
-            <w:r>
-              <w:rPr>
-                <w:rFonts w:ascii="標楷體" w:hAnsi="標楷體" w:cs="標楷體" w:eastAsia="標楷體"/>
-                <w:szCs w:val="24"/>
-              </w:rPr>
-              <w:t>特殊班□巡迴輔導</w:t>
+              <w:t>{highSchoolTypeChecks}</w:t>
             </w:r>
           </w:p>
         </w:tc>
@@ -3996,6 +3797,7 @@
                 <w:rFonts w:eastAsia="標楷體" w:cs="標楷體" w:ascii="標楷體" w:hAnsi="標楷體"/>
                 <w:szCs w:val="24"/>
               </w:rPr>
+              <w:t>{highSchoolNote}</w:t>
             </w:r>
           </w:p>
         </w:tc>
@@ -4102,55 +3904,7 @@
                 <w:rFonts w:ascii="標楷體" w:hAnsi="標楷體" w:cs="標楷體" w:eastAsia="標楷體"/>
                 <w:szCs w:val="24"/>
               </w:rPr>
-              <w:t>幹部名稱（何時擔任）</w:t>
-            </w:r>
-          </w:p>
-          <w:p>
-            <w:pPr>
-              <w:pStyle w:val="Normal"/>
-              <w:rPr>
-                <w:rFonts w:ascii="標楷體" w:hAnsi="標楷體" w:eastAsia="標楷體" w:cs="標楷體"/>
-                <w:szCs w:val="24"/>
-              </w:rPr>
-            </w:pPr>
-            <w:r>
-              <w:rPr>
-                <w:rFonts w:eastAsia="標楷體" w:cs="標楷體" w:ascii="標楷體" w:hAnsi="標楷體"/>
-                <w:szCs w:val="24"/>
-              </w:rPr>
-              <w:t>1.</w:t>
-            </w:r>
-          </w:p>
-          <w:p>
-            <w:pPr>
-              <w:pStyle w:val="Normal"/>
-              <w:rPr>
-                <w:rFonts w:ascii="標楷體" w:hAnsi="標楷體" w:eastAsia="標楷體" w:cs="標楷體"/>
-                <w:szCs w:val="24"/>
-              </w:rPr>
-            </w:pPr>
-            <w:r>
-              <w:rPr>
-                <w:rFonts w:eastAsia="標楷體" w:cs="標楷體" w:ascii="標楷體" w:hAnsi="標楷體"/>
-                <w:szCs w:val="24"/>
-              </w:rPr>
-              <w:t>2.</w:t>
-            </w:r>
-          </w:p>
-          <w:p>
-            <w:pPr>
-              <w:pStyle w:val="Normal"/>
-              <w:rPr>
-                <w:rFonts w:ascii="標楷體" w:hAnsi="標楷體" w:eastAsia="標楷體" w:cs="標楷體"/>
-                <w:szCs w:val="24"/>
-              </w:rPr>
-            </w:pPr>
-            <w:r>
-              <w:rPr>
-                <w:rFonts w:eastAsia="標楷體" w:cs="標楷體" w:ascii="標楷體" w:hAnsi="標楷體"/>
-                <w:szCs w:val="24"/>
-              </w:rPr>
-              <w:t>3.</w:t>
+              <w:t>{cadreBlock}</w:t>
             </w:r>
           </w:p>
         </w:tc>
@@ -4206,55 +3960,7 @@
                 <w:rFonts w:ascii="標楷體" w:hAnsi="標楷體" w:cs="標楷體" w:eastAsia="標楷體"/>
                 <w:szCs w:val="24"/>
               </w:rPr>
-              <w:t>社團名稱 參與項目</w:t>
-            </w:r>
-          </w:p>
-          <w:p>
-            <w:pPr>
-              <w:pStyle w:val="Normal"/>
-              <w:rPr>
-                <w:rFonts w:ascii="標楷體" w:hAnsi="標楷體" w:eastAsia="標楷體" w:cs="標楷體"/>
-                <w:szCs w:val="24"/>
-              </w:rPr>
-            </w:pPr>
-            <w:r>
-              <w:rPr>
-                <w:rFonts w:eastAsia="標楷體" w:cs="標楷體" w:ascii="標楷體" w:hAnsi="標楷體"/>
-                <w:szCs w:val="24"/>
-              </w:rPr>
-              <w:t>1.</w:t>
-            </w:r>
-          </w:p>
-          <w:p>
-            <w:pPr>
-              <w:pStyle w:val="Normal"/>
-              <w:rPr>
-                <w:rFonts w:ascii="標楷體" w:hAnsi="標楷體" w:eastAsia="標楷體" w:cs="標楷體"/>
-                <w:szCs w:val="24"/>
-              </w:rPr>
-            </w:pPr>
-            <w:r>
-              <w:rPr>
-                <w:rFonts w:eastAsia="標楷體" w:cs="標楷體" w:ascii="標楷體" w:hAnsi="標楷體"/>
-                <w:szCs w:val="24"/>
-              </w:rPr>
-              <w:t>2.</w:t>
-            </w:r>
-          </w:p>
-          <w:p>
-            <w:pPr>
-              <w:pStyle w:val="Normal"/>
-              <w:rPr>
-                <w:rFonts w:ascii="標楷體" w:hAnsi="標楷體" w:eastAsia="標楷體" w:cs="標楷體"/>
-                <w:szCs w:val="24"/>
-              </w:rPr>
-            </w:pPr>
-            <w:r>
-              <w:rPr>
-                <w:rFonts w:eastAsia="標楷體" w:cs="標楷體" w:ascii="標楷體" w:hAnsi="標楷體"/>
-                <w:szCs w:val="24"/>
-              </w:rPr>
-              <w:t>3.</w:t>
+              <w:t>{clubBlock}</w:t>
             </w:r>
           </w:p>
         </w:tc>
@@ -4310,55 +4016,7 @@
                 <w:rFonts w:ascii="標楷體" w:hAnsi="標楷體" w:cs="標楷體" w:eastAsia="標楷體"/>
                 <w:szCs w:val="24"/>
               </w:rPr>
-              <w:t>工作職稱 從事內容</w:t>
-            </w:r>
-          </w:p>
-          <w:p>
-            <w:pPr>
-              <w:pStyle w:val="Normal"/>
-              <w:rPr>
-                <w:rFonts w:ascii="標楷體" w:hAnsi="標楷體" w:eastAsia="標楷體" w:cs="標楷體"/>
-                <w:szCs w:val="24"/>
-              </w:rPr>
-            </w:pPr>
-            <w:r>
-              <w:rPr>
-                <w:rFonts w:eastAsia="標楷體" w:cs="標楷體" w:ascii="標楷體" w:hAnsi="標楷體"/>
-                <w:szCs w:val="24"/>
-              </w:rPr>
-              <w:t>1.</w:t>
-            </w:r>
-          </w:p>
-          <w:p>
-            <w:pPr>
-              <w:pStyle w:val="Normal"/>
-              <w:rPr>
-                <w:rFonts w:ascii="標楷體" w:hAnsi="標楷體" w:eastAsia="標楷體" w:cs="標楷體"/>
-                <w:szCs w:val="24"/>
-              </w:rPr>
-            </w:pPr>
-            <w:r>
-              <w:rPr>
-                <w:rFonts w:eastAsia="標楷體" w:cs="標楷體" w:ascii="標楷體" w:hAnsi="標楷體"/>
-                <w:szCs w:val="24"/>
-              </w:rPr>
-              <w:t>2.</w:t>
-            </w:r>
-          </w:p>
-          <w:p>
-            <w:pPr>
-              <w:pStyle w:val="Normal"/>
-              <w:rPr>
-                <w:rFonts w:ascii="標楷體" w:hAnsi="標楷體" w:eastAsia="標楷體" w:cs="標楷體"/>
-                <w:szCs w:val="24"/>
-              </w:rPr>
-            </w:pPr>
-            <w:r>
-              <w:rPr>
-                <w:rFonts w:eastAsia="標楷體" w:cs="標楷體" w:ascii="標楷體" w:hAnsi="標楷體"/>
-                <w:szCs w:val="24"/>
-              </w:rPr>
-              <w:t>3.</w:t>
+              <w:t>{workBlock}</w:t>
             </w:r>
           </w:p>
         </w:tc>
@@ -4388,123 +4046,7 @@
                 <w:rFonts w:ascii="標楷體" w:hAnsi="標楷體" w:cs="標楷體" w:eastAsia="標楷體"/>
                 <w:szCs w:val="24"/>
               </w:rPr>
-              <w:t>到校交通工具：□大眾運輸  □無法自行</w:t>
-            </w:r>
-            <w:r>
-              <w:rPr>
-                <w:rFonts w:ascii="標楷體" w:hAnsi="標楷體" w:cs="標楷體" w:eastAsia="標楷體"/>
-                <w:szCs w:val="24"/>
-              </w:rPr>
-              <w:t>上學（政府補助</w:t>
-            </w:r>
-            <w:r>
-              <w:rPr>
-                <w:rFonts w:eastAsia="標楷體" w:cs="標楷體" w:ascii="標楷體" w:hAnsi="標楷體"/>
-                <w:szCs w:val="24"/>
-              </w:rPr>
-              <w:t>800</w:t>
-            </w:r>
-            <w:r>
-              <w:rPr>
-                <w:rFonts w:ascii="標楷體" w:hAnsi="標楷體" w:cs="標楷體" w:eastAsia="標楷體"/>
-                <w:szCs w:val="24"/>
-              </w:rPr>
-              <w:t>元</w:t>
-            </w:r>
-            <w:r>
-              <w:rPr>
-                <w:rFonts w:eastAsia="標楷體" w:cs="標楷體" w:ascii="標楷體" w:hAnsi="標楷體"/>
-                <w:szCs w:val="24"/>
-              </w:rPr>
-              <w:t>/</w:t>
-            </w:r>
-            <w:r>
-              <w:rPr>
-                <w:rFonts w:ascii="標楷體" w:hAnsi="標楷體" w:cs="標楷體" w:eastAsia="標楷體"/>
-                <w:szCs w:val="24"/>
-              </w:rPr>
-              <w:t>月） □自行開車</w:t>
-            </w:r>
-          </w:p>
-          <w:p>
-            <w:pPr>
-              <w:pStyle w:val="Normal"/>
-              <w:rPr>
-                <w:rFonts w:ascii="標楷體" w:hAnsi="標楷體" w:eastAsia="標楷體" w:cs="標楷體"/>
-                <w:szCs w:val="24"/>
-              </w:rPr>
-            </w:pPr>
-            <w:r>
-              <w:rPr>
-                <w:rFonts w:eastAsia="標楷體" w:cs="標楷體" w:ascii="標楷體" w:hAnsi="標楷體"/>
-                <w:szCs w:val="24"/>
-              </w:rPr>
-              <w:t xml:space="preserve">              </w:t>
-            </w:r>
-            <w:r>
-              <w:rPr>
-                <w:rFonts w:eastAsia="標楷體" w:cs="標楷體" w:ascii="標楷體" w:hAnsi="標楷體"/>
-                <w:sz w:val="22"/>
-              </w:rPr>
-              <w:t>□</w:t>
-            </w:r>
-            <w:r>
-              <w:rPr>
-                <w:rFonts w:ascii="標楷體" w:hAnsi="標楷體" w:cs="標楷體" w:eastAsia="標楷體"/>
-                <w:szCs w:val="24"/>
-              </w:rPr>
-              <w:t>自行騎機車  □步行  □其他：</w:t>
-            </w:r>
-            <w:r>
-              <w:rPr>
-                <w:rFonts w:ascii="標楷體" w:hAnsi="標楷體" w:cs="標楷體" w:eastAsia="標楷體"/>
-                <w:szCs w:val="24"/>
-                <w:u w:val="single"/>
-              </w:rPr>
-              <w:t xml:space="preserve">                 </w:t>
-            </w:r>
-          </w:p>
-          <w:p>
-            <w:pPr>
-              <w:pStyle w:val="Normal"/>
-              <w:rPr/>
-            </w:pPr>
-            <w:r>
-              <w:rPr>
-                <w:rFonts w:ascii="標楷體" w:hAnsi="標楷體" w:cs="標楷體" w:eastAsia="標楷體"/>
-                <w:szCs w:val="24"/>
-              </w:rPr>
-              <w:t>我擁有的駕照：□汽車（加註條件：</w:t>
-            </w:r>
-            <w:r>
-              <w:rPr>
-                <w:rFonts w:ascii="標楷體" w:hAnsi="標楷體" w:cs="標楷體" w:eastAsia="標楷體"/>
-                <w:szCs w:val="24"/>
-                <w:u w:val="single"/>
-              </w:rPr>
-              <w:t xml:space="preserve">              </w:t>
-            </w:r>
-            <w:r>
-              <w:rPr>
-                <w:rFonts w:ascii="標楷體" w:hAnsi="標楷體" w:cs="標楷體" w:eastAsia="標楷體"/>
-                <w:szCs w:val="24"/>
-              </w:rPr>
-              <w:t>） □機車（加註條件：</w:t>
-            </w:r>
-            <w:r>
-              <w:rPr>
-                <w:rFonts w:ascii="標楷體" w:hAnsi="標楷體" w:cs="標楷體" w:eastAsia="標楷體"/>
-                <w:szCs w:val="24"/>
-                <w:u w:val="single"/>
-              </w:rPr>
-              <w:t xml:space="preserve">              </w:t>
-            </w:r>
-            <w:r>
-              <w:rPr>
-                <w:rFonts w:ascii="標楷體" w:hAnsi="標楷體" w:cs="標楷體" w:eastAsia="標楷體"/>
-                <w:szCs w:val="24"/>
-              </w:rPr>
-              <w:t>）</w:t>
+              <w:t>{transportLicenseBlock}</w:t>
             </w:r>
           </w:p>
         </w:tc>
@@ -4537,138 +4079,7 @@
                 <w:rFonts w:ascii="標楷體" w:hAnsi="標楷體" w:cs="標楷體" w:eastAsia="標楷體"/>
                 <w:szCs w:val="24"/>
               </w:rPr>
-              <w:t>現階段使用的輔具：</w:t>
-            </w:r>
-          </w:p>
-          <w:p>
-            <w:pPr>
-              <w:pStyle w:val="Normal"/>
-              <w:ind w:firstLine="110" w:right="0"/>
-              <w:rPr/>
-            </w:pPr>
-            <w:r>
-              <w:rPr>
-                <w:rFonts w:eastAsia="標楷體" w:cs="標楷體" w:ascii="標楷體" w:hAnsi="標楷體"/>
-                <w:sz w:val="22"/>
-              </w:rPr>
-              <w:t>□</w:t>
-            </w:r>
-            <w:r>
-              <w:rPr>
-                <w:rFonts w:ascii="標楷體" w:hAnsi="標楷體" w:cs="標楷體" w:eastAsia="標楷體"/>
-                <w:szCs w:val="24"/>
-              </w:rPr>
-              <w:t>無需求</w:t>
-            </w:r>
-          </w:p>
-          <w:p>
-            <w:pPr>
-              <w:pStyle w:val="Normal"/>
-              <w:ind w:firstLine="120" w:right="0"/>
-              <w:rPr>
-                <w:rFonts w:ascii="標楷體" w:hAnsi="標楷體" w:eastAsia="標楷體" w:cs="標楷體"/>
-                <w:szCs w:val="24"/>
-              </w:rPr>
-            </w:pPr>
-            <w:r>
-              <w:rPr>
-                <w:rFonts w:eastAsia="標楷體" w:cs="標楷體" w:ascii="標楷體" w:hAnsi="標楷體"/>
-                <w:szCs w:val="24"/>
-              </w:rPr>
-              <w:t>□</w:t>
-            </w:r>
-            <w:r>
-              <w:rPr>
-                <w:rFonts w:ascii="標楷體" w:hAnsi="標楷體" w:cs="標楷體" w:eastAsia="標楷體"/>
-                <w:szCs w:val="24"/>
-              </w:rPr>
-              <w:t>有需求：</w:t>
-            </w:r>
-            <w:r>
-              <w:rPr>
-                <w:rFonts w:eastAsia="標楷體" w:cs="標楷體" w:ascii="標楷體" w:hAnsi="標楷體"/>
-                <w:szCs w:val="24"/>
-              </w:rPr>
-              <w:t>1.</w:t>
-            </w:r>
-            <w:r>
-              <w:rPr>
-                <w:rFonts w:ascii="標楷體" w:hAnsi="標楷體" w:cs="標楷體" w:eastAsia="標楷體"/>
-                <w:szCs w:val="24"/>
-              </w:rPr>
-              <w:t>生活輔具：</w:t>
-            </w:r>
-          </w:p>
-          <w:p>
-            <w:pPr>
-              <w:pStyle w:val="Normal"/>
-              <w:ind w:firstLine="1320" w:right="0"/>
-              <w:rPr>
-                <w:rFonts w:ascii="標楷體" w:hAnsi="標楷體" w:eastAsia="標楷體" w:cs="標楷體"/>
-                <w:szCs w:val="24"/>
-              </w:rPr>
-            </w:pPr>
-            <w:r>
-              <w:rPr>
-                <w:rFonts w:eastAsia="標楷體" w:cs="標楷體" w:ascii="標楷體" w:hAnsi="標楷體"/>
-                <w:szCs w:val="24"/>
-              </w:rPr>
-              <w:t>2.</w:t>
-            </w:r>
-            <w:r>
-              <w:rPr>
-                <w:rFonts w:ascii="標楷體" w:hAnsi="標楷體" w:cs="標楷體" w:eastAsia="標楷體"/>
-                <w:szCs w:val="24"/>
-              </w:rPr>
-              <w:t>學習輔具：</w:t>
-            </w:r>
-          </w:p>
-          <w:p>
-            <w:pPr>
-              <w:pStyle w:val="Normal"/>
-              <w:ind w:firstLine="1320" w:right="0"/>
-              <w:rPr>
-                <w:rFonts w:ascii="標楷體" w:hAnsi="標楷體" w:eastAsia="標楷體" w:cs="標楷體"/>
-                <w:szCs w:val="24"/>
-              </w:rPr>
-            </w:pPr>
-            <w:r>
-              <w:rPr>
-                <w:rFonts w:eastAsia="標楷體" w:cs="標楷體" w:ascii="標楷體" w:hAnsi="標楷體"/>
-                <w:szCs w:val="24"/>
-              </w:rPr>
-              <w:t>3.</w:t>
-            </w:r>
-            <w:r>
-              <w:rPr>
-                <w:rFonts w:ascii="標楷體" w:hAnsi="標楷體" w:cs="標楷體" w:eastAsia="標楷體"/>
-                <w:szCs w:val="24"/>
-              </w:rPr>
-              <w:t>醫療輔具：</w:t>
-            </w:r>
-          </w:p>
-          <w:p>
-            <w:pPr>
-              <w:pStyle w:val="Normal"/>
-              <w:ind w:firstLine="1320" w:right="0"/>
-              <w:rPr>
-                <w:rFonts w:ascii="標楷體" w:hAnsi="標楷體" w:eastAsia="標楷體" w:cs="標楷體"/>
-                <w:szCs w:val="24"/>
-              </w:rPr>
-            </w:pPr>
-            <w:r>
-              <w:rPr>
-                <w:rFonts w:eastAsia="標楷體" w:cs="標楷體" w:ascii="標楷體" w:hAnsi="標楷體"/>
-                <w:szCs w:val="24"/>
-              </w:rPr>
-              <w:t>4.</w:t>
-            </w:r>
-            <w:r>
-              <w:rPr>
-                <w:rFonts w:ascii="標楷體" w:hAnsi="標楷體" w:cs="標楷體" w:eastAsia="標楷體"/>
-                <w:szCs w:val="24"/>
-              </w:rPr>
-              <w:t>其它輔具：</w:t>
+              <w:t>{assistiveUseBlock}</w:t>
             </w:r>
           </w:p>
         </w:tc>
@@ -4701,90 +4112,7 @@
                 <w:rFonts w:ascii="標楷體" w:hAnsi="標楷體" w:cs="標楷體" w:eastAsia="標楷體"/>
                 <w:szCs w:val="24"/>
               </w:rPr>
-              <w:t>輔具使用狀況：</w:t>
-            </w:r>
-          </w:p>
-          <w:p>
-            <w:pPr>
-              <w:pStyle w:val="Normal"/>
-              <w:numPr>
-                <w:ilvl w:val="0"/>
-                <w:numId w:val="2"/>
-              </w:numPr>
-              <w:rPr>
-                <w:rFonts w:ascii="標楷體" w:hAnsi="標楷體" w:eastAsia="標楷體" w:cs="標楷體"/>
-                <w:szCs w:val="24"/>
-                <w:u w:val="single"/>
-              </w:rPr>
-            </w:pPr>
-            <w:r>
-              <w:rPr>
-                <w:rFonts w:ascii="標楷體" w:hAnsi="標楷體" w:cs="標楷體" w:eastAsia="標楷體"/>
-                <w:szCs w:val="24"/>
-              </w:rPr>
-              <w:t>輔具來源：□自備  □借用：</w:t>
-            </w:r>
-            <w:r>
-              <w:rPr>
-                <w:rFonts w:ascii="標楷體" w:hAnsi="標楷體" w:cs="標楷體" w:eastAsia="標楷體"/>
-                <w:szCs w:val="24"/>
-                <w:u w:val="single"/>
-              </w:rPr>
-              <w:t xml:space="preserve">                                                          </w:t>
-            </w:r>
-          </w:p>
-          <w:p>
-            <w:pPr>
-              <w:pStyle w:val="Normal"/>
-              <w:numPr>
-                <w:ilvl w:val="0"/>
-                <w:numId w:val="2"/>
-              </w:numPr>
-              <w:rPr>
-                <w:rFonts w:ascii="標楷體" w:hAnsi="標楷體" w:eastAsia="標楷體" w:cs="標楷體"/>
-                <w:szCs w:val="24"/>
-              </w:rPr>
-            </w:pPr>
-            <w:r>
-              <w:rPr>
-                <w:rFonts w:ascii="標楷體" w:hAnsi="標楷體" w:cs="標楷體" w:eastAsia="標楷體"/>
-                <w:szCs w:val="24"/>
-              </w:rPr>
-              <w:t xml:space="preserve">輔具現況：□良好  □需定時評估調整（頻率：　　　  </w:t>
-            </w:r>
-            <w:r>
-              <w:rPr>
-                <w:rFonts w:eastAsia="標楷體" w:cs="標楷體" w:ascii="標楷體" w:hAnsi="標楷體"/>
-                <w:szCs w:val="24"/>
-              </w:rPr>
-              <w:t>/</w:t>
-            </w:r>
-            <w:r>
-              <w:rPr>
-                <w:rFonts w:ascii="標楷體" w:hAnsi="標楷體" w:cs="標楷體" w:eastAsia="標楷體"/>
-                <w:szCs w:val="24"/>
-              </w:rPr>
-              <w:t>次）  □急需調整</w:t>
-            </w:r>
-          </w:p>
-          <w:p>
-            <w:pPr>
-              <w:pStyle w:val="Normal"/>
-              <w:numPr>
-                <w:ilvl w:val="0"/>
-                <w:numId w:val="2"/>
-              </w:numPr>
-              <w:rPr>
-                <w:rFonts w:ascii="標楷體" w:hAnsi="標楷體" w:eastAsia="標楷體" w:cs="標楷體"/>
-                <w:szCs w:val="24"/>
-              </w:rPr>
-            </w:pPr>
-            <w:r>
-              <w:rPr>
-                <w:rFonts w:ascii="標楷體" w:hAnsi="標楷體" w:cs="標楷體" w:eastAsia="標楷體"/>
-                <w:szCs w:val="24"/>
-              </w:rPr>
-              <w:t>其他：</w:t>
+              <w:t>{assistiveStatusBlock}</w:t>
             </w:r>
           </w:p>
         </w:tc>
@@ -5176,7 +4504,7 @@
                 <w:rFonts w:ascii="標楷體" w:hAnsi="標楷體" w:cs="標楷體" w:eastAsia="標楷體"/>
                 <w:szCs w:val="24"/>
               </w:rPr>
-              <w:t>父</w:t>
+              <w:t>{familyRelation1}</w:t>
             </w:r>
           </w:p>
         </w:tc>
@@ -5205,6 +4533,7 @@
                 <w:rFonts w:eastAsia="標楷體" w:cs="標楷體" w:ascii="標楷體" w:hAnsi="標楷體"/>
                 <w:szCs w:val="24"/>
               </w:rPr>
+              <w:t>{familyName1}</w:t>
             </w:r>
           </w:p>
         </w:tc>
@@ -5233,6 +4562,7 @@
                 <w:rFonts w:eastAsia="標楷體" w:cs="標楷體" w:ascii="標楷體" w:hAnsi="標楷體"/>
                 <w:szCs w:val="24"/>
               </w:rPr>
+              <w:t>{familyEducation1}</w:t>
             </w:r>
           </w:p>
         </w:tc>
@@ -5261,6 +4591,7 @@
                 <w:rFonts w:eastAsia="標楷體" w:cs="標楷體" w:ascii="標楷體" w:hAnsi="標楷體"/>
                 <w:szCs w:val="24"/>
               </w:rPr>
+              <w:t>{familyJob1}</w:t>
             </w:r>
           </w:p>
         </w:tc>
@@ -5291,6 +4622,7 @@
                 <w:w w:val="80"/>
                 <w:szCs w:val="24"/>
               </w:rPr>
+              <w:t>{familyWorkplace1}</w:t>
             </w:r>
           </w:p>
         </w:tc>
@@ -5321,6 +4653,7 @@
                 <w:w w:val="80"/>
                 <w:szCs w:val="24"/>
               </w:rPr>
+              <w:t>{familyPhone1}</w:t>
             </w:r>
           </w:p>
         </w:tc>
@@ -5349,6 +4682,7 @@
                 <w:rFonts w:eastAsia="標楷體" w:cs="標楷體" w:ascii="標楷體" w:hAnsi="標楷體"/>
                 <w:szCs w:val="24"/>
               </w:rPr>
+              <w:t>{familyNote1}</w:t>
             </w:r>
           </w:p>
         </w:tc>
@@ -5409,7 +4743,7 @@
                 <w:rFonts w:ascii="標楷體" w:hAnsi="標楷體" w:cs="標楷體" w:eastAsia="標楷體"/>
                 <w:szCs w:val="24"/>
               </w:rPr>
-              <w:t>母</w:t>
+              <w:t>{familyRelation2}</w:t>
             </w:r>
           </w:p>
         </w:tc>
@@ -5438,6 +4772,7 @@
                 <w:rFonts w:eastAsia="標楷體" w:cs="標楷體" w:ascii="標楷體" w:hAnsi="標楷體"/>
                 <w:szCs w:val="24"/>
               </w:rPr>
+              <w:t>{familyName2}</w:t>
             </w:r>
           </w:p>
         </w:tc>
@@ -5466,6 +4801,7 @@
                 <w:rFonts w:eastAsia="標楷體" w:cs="標楷體" w:ascii="標楷體" w:hAnsi="標楷體"/>
                 <w:szCs w:val="24"/>
               </w:rPr>
+              <w:t>{familyEducation2}</w:t>
             </w:r>
           </w:p>
         </w:tc>
@@ -5494,6 +4830,7 @@
                 <w:rFonts w:eastAsia="標楷體" w:cs="標楷體" w:ascii="標楷體" w:hAnsi="標楷體"/>
                 <w:szCs w:val="24"/>
               </w:rPr>
+              <w:t>{familyJob2}</w:t>
             </w:r>
           </w:p>
         </w:tc>
@@ -5522,6 +4859,7 @@
                 <w:rFonts w:eastAsia="標楷體" w:cs="標楷體" w:ascii="標楷體" w:hAnsi="標楷體"/>
                 <w:szCs w:val="24"/>
               </w:rPr>
+              <w:t>{familyWorkplace2}</w:t>
             </w:r>
           </w:p>
         </w:tc>
@@ -5550,6 +4888,7 @@
                 <w:rFonts w:eastAsia="標楷體" w:cs="標楷體" w:ascii="標楷體" w:hAnsi="標楷體"/>
                 <w:szCs w:val="24"/>
               </w:rPr>
+              <w:t>{familyPhone2}</w:t>
             </w:r>
           </w:p>
         </w:tc>
@@ -5578,6 +4917,7 @@
                 <w:rFonts w:eastAsia="標楷體" w:cs="標楷體" w:ascii="標楷體" w:hAnsi="標楷體"/>
                 <w:szCs w:val="24"/>
               </w:rPr>
+              <w:t>{familyNote2}</w:t>
             </w:r>
           </w:p>
         </w:tc>
@@ -5639,6 +4979,7 @@
                 <w:rFonts w:eastAsia="標楷體" w:cs="標楷體" w:ascii="標楷體" w:hAnsi="標楷體"/>
                 <w:szCs w:val="24"/>
               </w:rPr>
+              <w:t>{familyRelation3}</w:t>
             </w:r>
           </w:p>
         </w:tc>
@@ -5667,6 +5008,7 @@
                 <w:rFonts w:eastAsia="標楷體" w:cs="標楷體" w:ascii="標楷體" w:hAnsi="標楷體"/>
                 <w:szCs w:val="24"/>
               </w:rPr>
+              <w:t>{familyName3}</w:t>
             </w:r>
           </w:p>
         </w:tc>
@@ -5695,6 +5037,7 @@
                 <w:rFonts w:eastAsia="標楷體" w:cs="標楷體" w:ascii="標楷體" w:hAnsi="標楷體"/>
                 <w:szCs w:val="24"/>
               </w:rPr>
+              <w:t>{familyEducation3}</w:t>
             </w:r>
           </w:p>
         </w:tc>
@@ -5723,6 +5066,7 @@
                 <w:rFonts w:eastAsia="標楷體" w:cs="標楷體" w:ascii="標楷體" w:hAnsi="標楷體"/>
                 <w:szCs w:val="24"/>
               </w:rPr>
+              <w:t>{familyJob3}</w:t>
             </w:r>
           </w:p>
         </w:tc>
@@ -5751,6 +5095,7 @@
                 <w:rFonts w:eastAsia="標楷體" w:cs="標楷體" w:ascii="標楷體" w:hAnsi="標楷體"/>
                 <w:szCs w:val="24"/>
               </w:rPr>
+              <w:t>{familyWorkplace3}</w:t>
             </w:r>
           </w:p>
         </w:tc>
@@ -5779,6 +5124,7 @@
                 <w:rFonts w:eastAsia="標楷體" w:cs="標楷體" w:ascii="標楷體" w:hAnsi="標楷體"/>
                 <w:szCs w:val="24"/>
               </w:rPr>
+              <w:t>{familyPhone3}</w:t>
             </w:r>
           </w:p>
         </w:tc>
@@ -5807,6 +5153,7 @@
                 <w:rFonts w:eastAsia="標楷體" w:cs="標楷體" w:ascii="標楷體" w:hAnsi="標楷體"/>
                 <w:szCs w:val="24"/>
               </w:rPr>
+              <w:t>{familyNote3}</w:t>
             </w:r>
           </w:p>
         </w:tc>
@@ -5868,6 +5215,7 @@
                 <w:rFonts w:eastAsia="標楷體" w:cs="標楷體" w:ascii="標楷體" w:hAnsi="標楷體"/>
                 <w:szCs w:val="24"/>
               </w:rPr>
+              <w:t>{familyRelation4}</w:t>
             </w:r>
           </w:p>
         </w:tc>
@@ -5896,6 +5244,7 @@
                 <w:rFonts w:eastAsia="標楷體" w:cs="標楷體" w:ascii="標楷體" w:hAnsi="標楷體"/>
                 <w:szCs w:val="24"/>
               </w:rPr>
+              <w:t>{familyName4}</w:t>
             </w:r>
           </w:p>
         </w:tc>
@@ -5924,6 +5273,7 @@
                 <w:rFonts w:eastAsia="標楷體" w:cs="標楷體" w:ascii="標楷體" w:hAnsi="標楷體"/>
                 <w:szCs w:val="24"/>
               </w:rPr>
+              <w:t>{familyEducation4}</w:t>
             </w:r>
           </w:p>
         </w:tc>
@@ -5952,6 +5302,7 @@
                 <w:rFonts w:eastAsia="標楷體" w:cs="標楷體" w:ascii="標楷體" w:hAnsi="標楷體"/>
                 <w:szCs w:val="24"/>
               </w:rPr>
+              <w:t>{familyJob4}</w:t>
             </w:r>
           </w:p>
         </w:tc>
@@ -5980,6 +5331,7 @@
                 <w:rFonts w:eastAsia="標楷體" w:cs="標楷體" w:ascii="標楷體" w:hAnsi="標楷體"/>
                 <w:szCs w:val="24"/>
               </w:rPr>
+              <w:t>{familyWorkplace4}</w:t>
             </w:r>
           </w:p>
         </w:tc>
@@ -6008,6 +5360,7 @@
                 <w:rFonts w:eastAsia="標楷體" w:cs="標楷體" w:ascii="標楷體" w:hAnsi="標楷體"/>
                 <w:szCs w:val="24"/>
               </w:rPr>
+              <w:t>{familyPhone4}</w:t>
             </w:r>
           </w:p>
         </w:tc>
@@ -6036,6 +5389,7 @@
                 <w:rFonts w:eastAsia="標楷體" w:cs="標楷體" w:ascii="標楷體" w:hAnsi="標楷體"/>
                 <w:szCs w:val="24"/>
               </w:rPr>
+              <w:t>{familyNote4}</w:t>
             </w:r>
           </w:p>
         </w:tc>
@@ -6097,6 +5451,7 @@
                 <w:rFonts w:eastAsia="標楷體" w:cs="標楷體" w:ascii="標楷體" w:hAnsi="標楷體"/>
                 <w:szCs w:val="24"/>
               </w:rPr>
+              <w:t>{familyRelation5}</w:t>
             </w:r>
           </w:p>
         </w:tc>
@@ -6125,6 +5480,7 @@
                 <w:rFonts w:eastAsia="標楷體" w:cs="標楷體" w:ascii="標楷體" w:hAnsi="標楷體"/>
                 <w:szCs w:val="24"/>
               </w:rPr>
+              <w:t>{familyName5}</w:t>
             </w:r>
           </w:p>
         </w:tc>
@@ -6153,6 +5509,7 @@
                 <w:rFonts w:eastAsia="標楷體" w:cs="標楷體" w:ascii="標楷體" w:hAnsi="標楷體"/>
                 <w:szCs w:val="24"/>
               </w:rPr>
+              <w:t>{familyEducation5}</w:t>
             </w:r>
           </w:p>
         </w:tc>
@@ -6181,6 +5538,7 @@
                 <w:rFonts w:eastAsia="標楷體" w:cs="標楷體" w:ascii="標楷體" w:hAnsi="標楷體"/>
                 <w:szCs w:val="24"/>
               </w:rPr>
+              <w:t>{familyJob5}</w:t>
             </w:r>
           </w:p>
         </w:tc>
@@ -6209,6 +5567,7 @@
                 <w:rFonts w:eastAsia="標楷體" w:cs="標楷體" w:ascii="標楷體" w:hAnsi="標楷體"/>
                 <w:szCs w:val="24"/>
               </w:rPr>
+              <w:t>{familyWorkplace5}</w:t>
             </w:r>
           </w:p>
         </w:tc>
@@ -6237,6 +5596,7 @@
                 <w:rFonts w:eastAsia="標楷體" w:cs="標楷體" w:ascii="標楷體" w:hAnsi="標楷體"/>
                 <w:szCs w:val="24"/>
               </w:rPr>
+              <w:t>{familyPhone5}</w:t>
             </w:r>
           </w:p>
         </w:tc>
@@ -6265,6 +5625,7 @@
                 <w:rFonts w:eastAsia="標楷體" w:cs="標楷體" w:ascii="標楷體" w:hAnsi="標楷體"/>
                 <w:szCs w:val="24"/>
               </w:rPr>
+              <w:t>{familyNote5}</w:t>
             </w:r>
           </w:p>
         </w:tc>
@@ -6321,449 +5682,7 @@
                 <w:rFonts w:eastAsia="標楷體" w:cs="標楷體" w:ascii="標楷體" w:hAnsi="標楷體"/>
                 <w:szCs w:val="24"/>
               </w:rPr>
-              <w:t>1.</w:t>
-            </w:r>
-            <w:r>
-              <w:rPr>
-                <w:rFonts w:ascii="標楷體" w:hAnsi="標楷體" w:cs="標楷體" w:eastAsia="標楷體"/>
-                <w:szCs w:val="24"/>
-              </w:rPr>
-              <w:t>排行：</w:t>
-            </w:r>
-            <w:r>
-              <w:rPr>
-                <w:rFonts w:ascii="標楷體" w:hAnsi="標楷體" w:cs="標楷體" w:eastAsia="標楷體"/>
-                <w:szCs w:val="24"/>
-                <w:u w:val="single"/>
-              </w:rPr>
-              <w:t xml:space="preserve">    </w:t>
-            </w:r>
-            <w:r>
-              <w:rPr>
-                <w:rFonts w:ascii="標楷體" w:hAnsi="標楷體" w:cs="標楷體" w:eastAsia="標楷體"/>
-                <w:szCs w:val="24"/>
-              </w:rPr>
-              <w:t>，兄：</w:t>
-            </w:r>
-            <w:r>
-              <w:rPr>
-                <w:rFonts w:ascii="標楷體" w:hAnsi="標楷體" w:cs="標楷體" w:eastAsia="標楷體"/>
-                <w:szCs w:val="24"/>
-                <w:u w:val="single"/>
-              </w:rPr>
-              <w:t xml:space="preserve">    </w:t>
-            </w:r>
-            <w:r>
-              <w:rPr>
-                <w:rFonts w:ascii="標楷體" w:hAnsi="標楷體" w:cs="標楷體" w:eastAsia="標楷體"/>
-                <w:szCs w:val="24"/>
-              </w:rPr>
-              <w:t>人 、姊：</w:t>
-            </w:r>
-            <w:r>
-              <w:rPr>
-                <w:rFonts w:ascii="標楷體" w:hAnsi="標楷體" w:cs="標楷體" w:eastAsia="標楷體"/>
-                <w:szCs w:val="24"/>
-                <w:u w:val="single"/>
-              </w:rPr>
-              <w:t xml:space="preserve">    </w:t>
-            </w:r>
-            <w:r>
-              <w:rPr>
-                <w:rFonts w:ascii="標楷體" w:hAnsi="標楷體" w:cs="標楷體" w:eastAsia="標楷體"/>
-                <w:szCs w:val="24"/>
-              </w:rPr>
-              <w:t>人、弟：</w:t>
-            </w:r>
-            <w:r>
-              <w:rPr>
-                <w:rFonts w:ascii="標楷體" w:hAnsi="標楷體" w:cs="標楷體" w:eastAsia="標楷體"/>
-                <w:szCs w:val="24"/>
-                <w:u w:val="single"/>
-              </w:rPr>
-              <w:t xml:space="preserve">    </w:t>
-            </w:r>
-            <w:r>
-              <w:rPr>
-                <w:rFonts w:ascii="標楷體" w:hAnsi="標楷體" w:cs="標楷體" w:eastAsia="標楷體"/>
-                <w:szCs w:val="24"/>
-              </w:rPr>
-              <w:t>人、妹：</w:t>
-            </w:r>
-            <w:r>
-              <w:rPr>
-                <w:rFonts w:ascii="標楷體" w:hAnsi="標楷體" w:cs="標楷體" w:eastAsia="標楷體"/>
-                <w:szCs w:val="24"/>
-                <w:u w:val="single"/>
-              </w:rPr>
-              <w:t xml:space="preserve">    </w:t>
-            </w:r>
-            <w:r>
-              <w:rPr>
-                <w:rFonts w:ascii="標楷體" w:hAnsi="標楷體" w:cs="標楷體" w:eastAsia="標楷體"/>
-                <w:szCs w:val="24"/>
-              </w:rPr>
-              <w:t>人</w:t>
-            </w:r>
-          </w:p>
-          <w:p>
-            <w:pPr>
-              <w:pStyle w:val="Normal"/>
-              <w:rPr>
-                <w:rFonts w:ascii="標楷體" w:hAnsi="標楷體" w:eastAsia="標楷體" w:cs="標楷體"/>
-                <w:szCs w:val="24"/>
-              </w:rPr>
-            </w:pPr>
-            <w:r>
-              <w:rPr>
-                <w:rFonts w:eastAsia="標楷體" w:cs="標楷體" w:ascii="標楷體" w:hAnsi="標楷體"/>
-                <w:szCs w:val="24"/>
-              </w:rPr>
-              <w:t>2.</w:t>
-            </w:r>
-            <w:r>
-              <w:rPr>
-                <w:rFonts w:ascii="標楷體" w:hAnsi="標楷體" w:cs="標楷體" w:eastAsia="標楷體"/>
-                <w:szCs w:val="24"/>
-              </w:rPr>
-              <w:t xml:space="preserve">父母關係：□同居 □分居 </w:t>
-            </w:r>
-            <w:r>
-              <w:rPr>
-                <w:rFonts w:ascii="標楷體" w:hAnsi="標楷體" w:eastAsia="標楷體"/>
-                <w:sz w:val="22"/>
-              </w:rPr>
-              <w:t>□</w:t>
-            </w:r>
-            <w:r>
-              <w:rPr>
-                <w:rFonts w:ascii="標楷體" w:hAnsi="標楷體" w:cs="標楷體" w:eastAsia="標楷體"/>
-                <w:szCs w:val="24"/>
-              </w:rPr>
-              <w:t>離異 □其他：</w:t>
-            </w:r>
-            <w:r>
-              <w:rPr>
-                <w:rFonts w:ascii="標楷體" w:hAnsi="標楷體" w:cs="標楷體" w:eastAsia="標楷體"/>
-                <w:szCs w:val="24"/>
-                <w:u w:val="single"/>
-              </w:rPr>
-              <w:t xml:space="preserve">            </w:t>
-            </w:r>
-          </w:p>
-          <w:p>
-            <w:pPr>
-              <w:pStyle w:val="Normal"/>
-              <w:rPr/>
-            </w:pPr>
-            <w:r>
-              <w:rPr>
-                <w:rFonts w:eastAsia="標楷體" w:cs="標楷體" w:ascii="標楷體" w:hAnsi="標楷體"/>
-                <w:szCs w:val="24"/>
-              </w:rPr>
-              <w:t>3.</w:t>
-            </w:r>
-            <w:r>
-              <w:rPr>
-                <w:rFonts w:ascii="標楷體" w:hAnsi="標楷體" w:cs="標楷體" w:eastAsia="標楷體"/>
-                <w:szCs w:val="24"/>
-              </w:rPr>
-              <w:t>個人婚姻狀況：</w:t>
-            </w:r>
-            <w:r>
-              <w:rPr>
-                <w:rFonts w:ascii="標楷體" w:hAnsi="標楷體" w:eastAsia="標楷體"/>
-                <w:sz w:val="22"/>
-              </w:rPr>
-              <w:t>□</w:t>
-            </w:r>
-            <w:r>
-              <w:rPr>
-                <w:rFonts w:ascii="標楷體" w:hAnsi="標楷體" w:cs="標楷體" w:eastAsia="標楷體"/>
-                <w:szCs w:val="24"/>
-              </w:rPr>
-              <w:t>未婚 □已婚（子女：</w:t>
-            </w:r>
-            <w:r>
-              <w:rPr>
-                <w:rFonts w:ascii="標楷體" w:hAnsi="標楷體" w:cs="標楷體" w:eastAsia="標楷體"/>
-                <w:szCs w:val="24"/>
-                <w:u w:val="single"/>
-              </w:rPr>
-              <w:t xml:space="preserve">   </w:t>
-            </w:r>
-            <w:r>
-              <w:rPr>
-                <w:rFonts w:ascii="標楷體" w:hAnsi="標楷體" w:cs="標楷體" w:eastAsia="標楷體"/>
-                <w:szCs w:val="24"/>
-              </w:rPr>
-              <w:t>人）</w:t>
-            </w:r>
-          </w:p>
-          <w:p>
-            <w:pPr>
-              <w:pStyle w:val="Normal"/>
-              <w:rPr/>
-            </w:pPr>
-            <w:r>
-              <w:rPr>
-                <w:rFonts w:eastAsia="標楷體" w:cs="標楷體" w:ascii="標楷體" w:hAnsi="標楷體"/>
-                <w:szCs w:val="24"/>
-              </w:rPr>
-              <w:t>4.</w:t>
-            </w:r>
-            <w:r>
-              <w:rPr>
-                <w:rFonts w:ascii="標楷體" w:hAnsi="標楷體" w:cs="標楷體" w:eastAsia="標楷體"/>
-                <w:szCs w:val="24"/>
-              </w:rPr>
-              <w:t>主要照顧者：</w:t>
-            </w:r>
-            <w:r>
-              <w:rPr>
-                <w:rFonts w:ascii="標楷體" w:hAnsi="標楷體" w:eastAsia="標楷體"/>
-                <w:sz w:val="22"/>
-              </w:rPr>
-              <w:t>□</w:t>
-            </w:r>
-            <w:r>
-              <w:rPr>
-                <w:rFonts w:ascii="標楷體" w:hAnsi="標楷體" w:cs="標楷體" w:eastAsia="標楷體"/>
-                <w:szCs w:val="24"/>
-              </w:rPr>
-              <w:t>父親 □母親 □祖父 □祖母 □其他</w:t>
-            </w:r>
-          </w:p>
-          <w:p>
-            <w:pPr>
-              <w:pStyle w:val="Normal"/>
-              <w:rPr/>
-            </w:pPr>
-            <w:r>
-              <w:rPr>
-                <w:rFonts w:eastAsia="標楷體" w:cs="標楷體" w:ascii="標楷體" w:hAnsi="標楷體"/>
-                <w:szCs w:val="24"/>
-              </w:rPr>
-              <w:t>5.</w:t>
-            </w:r>
-            <w:r>
-              <w:rPr>
-                <w:rFonts w:ascii="標楷體" w:hAnsi="標楷體" w:cs="標楷體" w:eastAsia="標楷體"/>
-                <w:szCs w:val="24"/>
-              </w:rPr>
-              <w:t>家中主要使用語言：</w:t>
-            </w:r>
-            <w:r>
-              <w:rPr>
-                <w:rFonts w:ascii="標楷體" w:hAnsi="標楷體" w:cs="標楷體" w:eastAsia="標楷體"/>
-                <w:szCs w:val="24"/>
-                <w:u w:val="single"/>
-              </w:rPr>
-              <w:t xml:space="preserve">        </w:t>
-            </w:r>
-            <w:r>
-              <w:rPr>
-                <w:rFonts w:ascii="標楷體" w:hAnsi="標楷體" w:cs="標楷體" w:eastAsia="標楷體"/>
-                <w:szCs w:val="24"/>
-              </w:rPr>
-              <w:t>，父母是否會說（或瞭解）國語：</w:t>
-            </w:r>
-            <w:r>
-              <w:rPr>
-                <w:rFonts w:ascii="標楷體" w:hAnsi="標楷體" w:eastAsia="標楷體"/>
-                <w:sz w:val="22"/>
-              </w:rPr>
-              <w:t>□</w:t>
-            </w:r>
-            <w:r>
-              <w:rPr>
-                <w:rFonts w:ascii="標楷體" w:hAnsi="標楷體" w:cs="標楷體" w:eastAsia="標楷體"/>
-                <w:szCs w:val="24"/>
-              </w:rPr>
-              <w:t>會 □不會</w:t>
-            </w:r>
-          </w:p>
-          <w:p>
-            <w:pPr>
-              <w:pStyle w:val="Normal"/>
-              <w:rPr/>
-            </w:pPr>
-            <w:r>
-              <w:rPr>
-                <w:rFonts w:eastAsia="標楷體" w:cs="標楷體" w:ascii="標楷體" w:hAnsi="標楷體"/>
-                <w:szCs w:val="24"/>
-              </w:rPr>
-              <w:t>6.</w:t>
-            </w:r>
-            <w:r>
-              <w:rPr>
-                <w:rFonts w:ascii="標楷體" w:hAnsi="標楷體" w:cs="標楷體" w:eastAsia="標楷體"/>
-                <w:szCs w:val="24"/>
-              </w:rPr>
-              <w:t>家中成員是否有其他特殊個案：</w:t>
-            </w:r>
-            <w:r>
-              <w:rPr>
-                <w:rFonts w:ascii="標楷體" w:hAnsi="標楷體" w:eastAsia="標楷體"/>
-                <w:sz w:val="22"/>
-              </w:rPr>
-              <w:t>□</w:t>
-            </w:r>
-            <w:r>
-              <w:rPr>
-                <w:rFonts w:ascii="標楷體" w:hAnsi="標楷體" w:cs="標楷體" w:eastAsia="標楷體"/>
-                <w:szCs w:val="24"/>
-              </w:rPr>
-              <w:t xml:space="preserve">無 □有（說明： </w:t>
-            </w:r>
-            <w:r>
-              <w:rPr>
-                <w:rFonts w:ascii="標楷體" w:hAnsi="標楷體" w:cs="標楷體" w:eastAsia="標楷體"/>
-                <w:szCs w:val="24"/>
-                <w:u w:val="single"/>
-              </w:rPr>
-              <w:t xml:space="preserve">                      </w:t>
-            </w:r>
-            <w:r>
-              <w:rPr>
-                <w:rFonts w:ascii="標楷體" w:hAnsi="標楷體" w:cs="標楷體" w:eastAsia="標楷體"/>
-                <w:szCs w:val="24"/>
-              </w:rPr>
-              <w:t xml:space="preserve"> ）</w:t>
-            </w:r>
-          </w:p>
-          <w:p>
-            <w:pPr>
-              <w:pStyle w:val="Normal"/>
-              <w:rPr>
-                <w:rFonts w:ascii="標楷體" w:hAnsi="標楷體" w:eastAsia="標楷體" w:cs="標楷體"/>
-                <w:szCs w:val="24"/>
-                <w:u w:val="single"/>
-              </w:rPr>
-            </w:pPr>
-            <w:r>
-              <w:rPr>
-                <w:rFonts w:eastAsia="標楷體" w:cs="標楷體" w:ascii="標楷體" w:hAnsi="標楷體"/>
-                <w:szCs w:val="24"/>
-              </w:rPr>
-              <w:t>7.</w:t>
-            </w:r>
-            <w:r>
-              <w:rPr>
-                <w:rFonts w:ascii="標楷體" w:hAnsi="標楷體" w:cs="標楷體" w:eastAsia="標楷體"/>
-                <w:szCs w:val="24"/>
-              </w:rPr>
-              <w:t>其他特殊身分：□無 □原住民</w:t>
-            </w:r>
-            <w:r>
-              <w:rPr>
-                <w:rFonts w:ascii="標楷體" w:hAnsi="標楷體" w:cs="標楷體" w:eastAsia="標楷體"/>
-                <w:szCs w:val="24"/>
-                <w:u w:val="single"/>
-              </w:rPr>
-              <w:t xml:space="preserve">        族</w:t>
-            </w:r>
-            <w:r>
-              <w:rPr>
-                <w:rFonts w:ascii="標楷體" w:hAnsi="標楷體" w:cs="標楷體" w:eastAsia="標楷體"/>
-                <w:szCs w:val="24"/>
-              </w:rPr>
-              <w:t xml:space="preserve">  □新住民 □低收入戶 □其他：</w:t>
-            </w:r>
-            <w:r>
-              <w:rPr>
-                <w:rFonts w:ascii="標楷體" w:hAnsi="標楷體" w:cs="標楷體" w:eastAsia="標楷體"/>
-                <w:szCs w:val="24"/>
-                <w:u w:val="single"/>
-              </w:rPr>
-              <w:t xml:space="preserve">          </w:t>
-            </w:r>
-          </w:p>
-          <w:p>
-            <w:pPr>
-              <w:pStyle w:val="Normal"/>
-              <w:rPr>
-                <w:rFonts w:ascii="標楷體" w:hAnsi="標楷體" w:eastAsia="標楷體" w:cs="標楷體"/>
-                <w:szCs w:val="24"/>
-              </w:rPr>
-            </w:pPr>
-            <w:r>
-              <w:rPr>
-                <w:rFonts w:eastAsia="標楷體" w:cs="標楷體" w:ascii="標楷體" w:hAnsi="標楷體"/>
-                <w:szCs w:val="24"/>
-              </w:rPr>
-              <w:t>8.</w:t>
-            </w:r>
-            <w:r>
-              <w:rPr>
-                <w:rFonts w:ascii="標楷體" w:hAnsi="標楷體" w:cs="標楷體" w:eastAsia="標楷體"/>
-                <w:szCs w:val="24"/>
-              </w:rPr>
-              <w:t xml:space="preserve">家庭經濟狀況：□富裕 </w:t>
-            </w:r>
-            <w:r>
-              <w:rPr>
-                <w:rFonts w:ascii="標楷體" w:hAnsi="標楷體" w:eastAsia="標楷體"/>
-                <w:sz w:val="22"/>
-              </w:rPr>
-              <w:t>□</w:t>
-            </w:r>
-            <w:r>
-              <w:rPr>
-                <w:rFonts w:ascii="標楷體" w:hAnsi="標楷體" w:cs="標楷體" w:eastAsia="標楷體"/>
-                <w:szCs w:val="24"/>
-              </w:rPr>
-              <w:t>小康 □清寒</w:t>
-            </w:r>
-            <w:r>
-              <w:rPr>
-                <w:rFonts w:eastAsia="標楷體" w:cs="標楷體" w:ascii="標楷體" w:hAnsi="標楷體"/>
-                <w:szCs w:val="24"/>
-              </w:rPr>
-              <w:t>(</w:t>
-            </w:r>
-            <w:r>
-              <w:rPr>
-                <w:rFonts w:ascii="標楷體" w:hAnsi="標楷體" w:cs="標楷體" w:eastAsia="標楷體"/>
-                <w:szCs w:val="24"/>
-              </w:rPr>
-              <w:t>是否為低收</w:t>
-            </w:r>
-            <w:r>
-              <w:rPr>
-                <w:rFonts w:eastAsia="標楷體" w:cs="標楷體" w:ascii="標楷體" w:hAnsi="標楷體"/>
-                <w:szCs w:val="24"/>
-              </w:rPr>
-              <w:t>/</w:t>
-            </w:r>
-            <w:r>
-              <w:rPr>
-                <w:rFonts w:ascii="標楷體" w:hAnsi="標楷體" w:cs="標楷體" w:eastAsia="標楷體"/>
-                <w:szCs w:val="24"/>
-              </w:rPr>
-              <w:t>中低收入戶？□是，</w:t>
-            </w:r>
-            <w:r>
-              <w:rPr>
-                <w:rFonts w:ascii="標楷體" w:hAnsi="標楷體" w:cs="標楷體" w:eastAsia="標楷體"/>
-                <w:szCs w:val="24"/>
-                <w:u w:val="single"/>
-              </w:rPr>
-              <w:t xml:space="preserve">        </w:t>
-            </w:r>
-            <w:r>
-              <w:rPr>
-                <w:rFonts w:ascii="標楷體" w:hAnsi="標楷體" w:cs="標楷體" w:eastAsia="標楷體"/>
-                <w:szCs w:val="24"/>
-              </w:rPr>
-              <w:t xml:space="preserve"> □否</w:t>
-            </w:r>
-            <w:r>
-              <w:rPr>
-                <w:rFonts w:eastAsia="標楷體" w:cs="標楷體" w:ascii="標楷體" w:hAnsi="標楷體"/>
-                <w:szCs w:val="24"/>
-              </w:rPr>
-              <w:t>)</w:t>
+              <w:t>{familyStatusBlock}</w:t>
             </w:r>
           </w:p>
         </w:tc>
@@ -6819,63 +5738,7 @@
                 <w:rFonts w:eastAsia="標楷體" w:cs="標楷體" w:ascii="標楷體" w:hAnsi="標楷體"/>
                 <w:szCs w:val="24"/>
               </w:rPr>
-              <w:t>□</w:t>
-            </w:r>
-            <w:r>
-              <w:rPr>
-                <w:rFonts w:ascii="標楷體" w:hAnsi="標楷體" w:cs="標楷體" w:eastAsia="標楷體"/>
-                <w:szCs w:val="24"/>
-              </w:rPr>
-              <w:t>生活輔助 □獎助學金 □輔具提供 □醫療諮詢 □居家照護</w:t>
-            </w:r>
-            <w:r>
-              <w:rPr>
-                <w:rFonts w:eastAsia="標楷體" w:cs="標楷體" w:ascii="標楷體" w:hAnsi="標楷體"/>
-                <w:szCs w:val="24"/>
-              </w:rPr>
-              <w:t>/</w:t>
-            </w:r>
-            <w:r>
-              <w:rPr>
-                <w:rFonts w:ascii="標楷體" w:hAnsi="標楷體" w:cs="標楷體" w:eastAsia="標楷體"/>
-                <w:szCs w:val="24"/>
-              </w:rPr>
-              <w:t>喘息服務訊息</w:t>
-            </w:r>
-          </w:p>
-          <w:p>
-            <w:pPr>
-              <w:pStyle w:val="Normal"/>
-              <w:jc w:val="both"/>
-              <w:rPr/>
-            </w:pPr>
-            <w:r>
-              <w:rPr>
-                <w:rFonts w:eastAsia="標楷體" w:cs="標楷體" w:ascii="標楷體" w:hAnsi="標楷體"/>
-                <w:szCs w:val="24"/>
-              </w:rPr>
-              <w:t>□</w:t>
-            </w:r>
-            <w:r>
-              <w:rPr>
-                <w:rFonts w:ascii="標楷體" w:hAnsi="標楷體" w:cs="標楷體" w:eastAsia="標楷體"/>
-                <w:szCs w:val="24"/>
-              </w:rPr>
-              <w:t>身障生心理諮商</w:t>
-            </w:r>
-            <w:r>
-              <w:rPr>
-                <w:rFonts w:eastAsia="標楷體" w:cs="標楷體" w:ascii="標楷體" w:hAnsi="標楷體"/>
-                <w:szCs w:val="24"/>
-              </w:rPr>
-              <w:t>/</w:t>
-            </w:r>
-            <w:r>
-              <w:rPr>
-                <w:rFonts w:ascii="標楷體" w:hAnsi="標楷體" w:cs="標楷體" w:eastAsia="標楷體"/>
-                <w:szCs w:val="24"/>
-              </w:rPr>
-              <w:t>輔導 □特殊教育諮詢 □職訓及就輔 □其他</w:t>
+              <w:t>{familyReferralBlock}</w:t>
             </w:r>
           </w:p>
         </w:tc>
@@ -6934,14 +5797,7 @@
                 <w:rFonts w:eastAsia="標楷體" w:cs="標楷體" w:ascii="標楷體" w:hAnsi="標楷體"/>
                 <w:szCs w:val="24"/>
               </w:rPr>
-              <w:t>□</w:t>
-            </w:r>
-            <w:r>
-              <w:rPr>
-                <w:rFonts w:ascii="標楷體" w:hAnsi="標楷體" w:cs="標楷體" w:eastAsia="標楷體"/>
-                <w:szCs w:val="24"/>
-              </w:rPr>
-              <w:t>支持就學 □不支持就學 □沒意見</w:t>
+              <w:t>{parentExpectationChecks}</w:t>
             </w:r>
           </w:p>
         </w:tc>
@@ -7001,37 +5857,7 @@
                 <w:rFonts w:eastAsia="標楷體" w:cs="標楷體" w:ascii="標楷體" w:hAnsi="標楷體"/>
                 <w:szCs w:val="24"/>
               </w:rPr>
-              <w:t>□</w:t>
-            </w:r>
-            <w:r>
-              <w:rPr>
-                <w:rFonts w:ascii="標楷體" w:hAnsi="標楷體" w:cs="標楷體" w:eastAsia="標楷體"/>
-                <w:szCs w:val="24"/>
-              </w:rPr>
-              <w:t>就讀科系符合興趣 □就讀科系不符合興趣：□考慮轉</w:t>
-            </w:r>
-            <w:r>
-              <w:rPr>
-                <w:rFonts w:ascii="標楷體" w:hAnsi="標楷體" w:cs="標楷體" w:eastAsia="標楷體"/>
-                <w:szCs w:val="24"/>
-                <w:u w:val="single"/>
-              </w:rPr>
-              <w:t xml:space="preserve">         </w:t>
-            </w:r>
-            <w:r>
-              <w:rPr>
-                <w:rFonts w:ascii="標楷體" w:hAnsi="標楷體" w:cs="標楷體" w:eastAsia="標楷體"/>
-                <w:szCs w:val="24"/>
-              </w:rPr>
-              <w:t>系 □其他</w:t>
-            </w:r>
-            <w:r>
-              <w:rPr>
-                <w:rFonts w:ascii="標楷體" w:hAnsi="標楷體" w:cs="標楷體" w:eastAsia="標楷體"/>
-                <w:szCs w:val="24"/>
-                <w:u w:val="single"/>
-              </w:rPr>
-              <w:t xml:space="preserve">          </w:t>
+              <w:t>{selfExpectationBlock}</w:t>
             </w:r>
           </w:p>
         </w:tc>

--- a/templates/ISP-template-v0.4.2.docx
+++ b/templates/ISP-template-v0.4.2.docx
@@ -5899,17 +5899,7 @@
           <w:sz w:val="28"/>
           <w:szCs w:val="28"/>
         </w:rPr>
-        <w:t>三、健康狀況</w:t>
-      </w:r>
-      <w:r>
-        <w:rPr>
-          <w:rFonts w:ascii="標楷體" w:hAnsi="標楷體" w:cs="標楷體" w:eastAsia="標楷體"/>
-          <w:b/>
-          <w:color w:val="FF0000"/>
-          <w:sz w:val="28"/>
-          <w:szCs w:val="28"/>
-        </w:rPr>
-        <w:t xml:space="preserve"> </w:t>
+        <w:t>（一）身體特殊症狀：{physicalSymptomsPresenceChecks}</w:t>
       </w:r>
     </w:p>
     <w:p>
@@ -5922,7 +5912,7 @@
           <w:rFonts w:ascii="標楷體" w:hAnsi="標楷體" w:cs="標楷體" w:eastAsia="標楷體"/>
           <w:szCs w:val="24"/>
         </w:rPr>
-        <w:t>（一）身體特殊症狀：□無  □有（請勾選或填寫下列選項）</w:t>
+        <w:t>{physicalSymptomsLine1}</w:t>
       </w:r>
     </w:p>
     <w:p>
@@ -5936,29 +5926,7 @@
           <w:rFonts w:eastAsia="標楷體" w:cs="標楷體" w:ascii="標楷體" w:hAnsi="標楷體"/>
           <w:szCs w:val="24"/>
         </w:rPr>
-        <w:t>□</w:t>
-      </w:r>
-      <w:r>
-        <w:rPr>
-          <w:rFonts w:ascii="標楷體" w:hAnsi="標楷體" w:cs="標楷體" w:eastAsia="標楷體"/>
-          <w:szCs w:val="24"/>
-        </w:rPr>
-        <w:t>癲癇    □心臟病  □腦性麻痺  □妥瑞症  □氣喘病</w:t>
-      </w:r>
-      <w:r>
-        <w:rPr>
-          <w:rFonts w:ascii="標楷體" w:hAnsi="標楷體" w:cs="標楷體" w:eastAsia="標楷體"/>
-          <w:color w:val="FFFFFF"/>
-          <w:szCs w:val="24"/>
-        </w:rPr>
-        <w:t>脆</w:t>
-      </w:r>
-      <w:r>
-        <w:rPr>
-          <w:rFonts w:ascii="標楷體" w:hAnsi="標楷體" w:cs="標楷體" w:eastAsia="標楷體"/>
-          <w:szCs w:val="24"/>
-        </w:rPr>
-        <w:t>□高血壓</w:t>
+        <w:t>{physicalSymptomsLine2}</w:t>
       </w:r>
     </w:p>
     <w:p>
@@ -5974,14 +5942,7 @@
           <w:rFonts w:eastAsia="標楷體" w:cs="標楷體" w:ascii="標楷體" w:hAnsi="標楷體"/>
           <w:szCs w:val="24"/>
         </w:rPr>
-        <w:t xml:space="preserve">      □</w:t>
-      </w:r>
-      <w:r>
-        <w:rPr>
-          <w:rFonts w:ascii="標楷體" w:hAnsi="標楷體" w:cs="標楷體" w:eastAsia="標楷體"/>
-          <w:szCs w:val="24"/>
-        </w:rPr>
-        <w:t>低血壓  □糖尿病  □便溺失禁  □蠶豆症  □骨骼易脆□腦膜炎</w:t>
+        <w:t>{physicalSymptomsLine3}</w:t>
       </w:r>
     </w:p>
     <w:p>
@@ -5997,14 +5958,7 @@
           <w:rFonts w:eastAsia="標楷體" w:cs="標楷體" w:ascii="標楷體" w:hAnsi="標楷體"/>
           <w:szCs w:val="24"/>
         </w:rPr>
-        <w:t xml:space="preserve">      □</w:t>
-      </w:r>
-      <w:r>
-        <w:rPr>
-          <w:rFonts w:ascii="標楷體" w:hAnsi="標楷體" w:cs="標楷體" w:eastAsia="標楷體"/>
-          <w:szCs w:val="24"/>
-        </w:rPr>
-        <w:t>脊柱側彎□精神疾病□甲狀腺機能低下   □甲狀腺機能亢進</w:t>
+        <w:t>{physicalSymptomsLine4}</w:t>
       </w:r>
     </w:p>
     <w:p>
@@ -6020,29 +5974,7 @@
           <w:rFonts w:eastAsia="標楷體" w:cs="標楷體" w:ascii="標楷體" w:hAnsi="標楷體"/>
           <w:szCs w:val="24"/>
         </w:rPr>
-        <w:t xml:space="preserve">      □</w:t>
-      </w:r>
-      <w:r>
-        <w:rPr>
-          <w:rFonts w:ascii="標楷體" w:hAnsi="標楷體" w:cs="標楷體" w:eastAsia="標楷體"/>
-          <w:szCs w:val="24"/>
-        </w:rPr>
-        <w:t>惡性腫瘤，</w:t>
-      </w:r>
-      <w:r>
-        <w:rPr>
-          <w:rFonts w:ascii="標楷體" w:hAnsi="標楷體" w:cs="標楷體" w:eastAsia="標楷體"/>
-          <w:szCs w:val="24"/>
-          <w:u w:val="single"/>
-        </w:rPr>
-        <w:t xml:space="preserve">       </w:t>
-      </w:r>
-      <w:r>
-        <w:rPr>
-          <w:rFonts w:ascii="標楷體" w:hAnsi="標楷體" w:cs="標楷體" w:eastAsia="標楷體"/>
-          <w:szCs w:val="24"/>
-        </w:rPr>
-        <w:t xml:space="preserve"> □地中海貧血       □暈眩    □長期失眠</w:t>
+        <w:t>{physicalSymptomsLine5}</w:t>
       </w:r>
     </w:p>
     <w:p>
@@ -6058,37 +5990,7 @@
           <w:rFonts w:eastAsia="標楷體" w:cs="標楷體" w:ascii="標楷體" w:hAnsi="標楷體"/>
           <w:szCs w:val="24"/>
         </w:rPr>
-        <w:t xml:space="preserve">      □</w:t>
-      </w:r>
-      <w:r>
-        <w:rPr>
-          <w:rFonts w:ascii="標楷體" w:hAnsi="標楷體" w:cs="標楷體" w:eastAsia="標楷體"/>
-          <w:szCs w:val="24"/>
-        </w:rPr>
-        <w:t>過敏，過敏原</w:t>
-      </w:r>
-      <w:r>
-        <w:rPr>
-          <w:rFonts w:ascii="標楷體" w:hAnsi="標楷體" w:cs="標楷體" w:eastAsia="標楷體"/>
-          <w:szCs w:val="24"/>
-          <w:u w:val="single"/>
-        </w:rPr>
-        <w:t xml:space="preserve">         </w:t>
-      </w:r>
-      <w:r>
-        <w:rPr>
-          <w:rFonts w:ascii="標楷體" w:hAnsi="標楷體" w:cs="標楷體" w:eastAsia="標楷體"/>
-          <w:szCs w:val="24"/>
-        </w:rPr>
-        <w:t>□其他：</w:t>
-      </w:r>
-      <w:r>
-        <w:rPr>
-          <w:rFonts w:ascii="標楷體" w:hAnsi="標楷體" w:cs="標楷體" w:eastAsia="標楷體"/>
-          <w:szCs w:val="24"/>
-          <w:u w:val="single"/>
-        </w:rPr>
-        <w:t xml:space="preserve">           </w:t>
+        <w:t>（二）服用藥物：{medicationUseChecks}</w:t>
       </w:r>
     </w:p>
     <w:p>
@@ -6105,7 +6007,6 @@
           <w:rFonts w:ascii="標楷體" w:hAnsi="標楷體" w:cs="標楷體" w:eastAsia="標楷體"/>
           <w:szCs w:val="24"/>
         </w:rPr>
-        <w:t>（二）服用藥物：□無   □有（請填寫下表）</w:t>
       </w:r>
     </w:p>
     <w:tbl>
@@ -6353,6 +6254,7 @@
                 <w:rFonts w:eastAsia="標楷體" w:cs="標楷體" w:ascii="標楷體" w:hAnsi="標楷體"/>
                 <w:szCs w:val="24"/>
               </w:rPr>
+              <w:t>{medName1}</w:t>
             </w:r>
           </w:p>
         </w:tc>
@@ -6383,6 +6285,7 @@
                 <w:rFonts w:eastAsia="標楷體" w:cs="標楷體" w:ascii="標楷體" w:hAnsi="標楷體"/>
                 <w:szCs w:val="24"/>
               </w:rPr>
+              <w:t>{medPurpose1}</w:t>
             </w:r>
           </w:p>
         </w:tc>
@@ -6413,6 +6316,7 @@
                 <w:rFonts w:eastAsia="標楷體" w:cs="標楷體" w:ascii="標楷體" w:hAnsi="標楷體"/>
                 <w:szCs w:val="24"/>
               </w:rPr>
+              <w:t>{medStart1}</w:t>
             </w:r>
           </w:p>
         </w:tc>
@@ -6443,6 +6347,7 @@
                 <w:rFonts w:eastAsia="標楷體" w:cs="標楷體" w:ascii="標楷體" w:hAnsi="標楷體"/>
                 <w:szCs w:val="24"/>
               </w:rPr>
+              <w:t>{medFrequency1}</w:t>
             </w:r>
           </w:p>
         </w:tc>
@@ -6473,6 +6378,7 @@
                 <w:rFonts w:eastAsia="標楷體" w:cs="標楷體" w:ascii="標楷體" w:hAnsi="標楷體"/>
                 <w:szCs w:val="24"/>
               </w:rPr>
+              <w:t>{medDose1}</w:t>
             </w:r>
           </w:p>
         </w:tc>
@@ -6503,6 +6409,7 @@
                 <w:rFonts w:eastAsia="標楷體" w:cs="標楷體" w:ascii="標楷體" w:hAnsi="標楷體"/>
                 <w:szCs w:val="24"/>
               </w:rPr>
+              <w:t>{medSideEffect1}</w:t>
             </w:r>
           </w:p>
         </w:tc>
@@ -6533,6 +6440,7 @@
                 <w:rFonts w:eastAsia="標楷體" w:cs="標楷體" w:ascii="標楷體" w:hAnsi="標楷體"/>
                 <w:szCs w:val="24"/>
               </w:rPr>
+              <w:t>{medNextChange1}</w:t>
             </w:r>
           </w:p>
         </w:tc>
@@ -6568,6 +6476,7 @@
                 <w:rFonts w:eastAsia="標楷體" w:cs="標楷體" w:ascii="標楷體" w:hAnsi="標楷體"/>
                 <w:szCs w:val="24"/>
               </w:rPr>
+              <w:t>{medName2}</w:t>
             </w:r>
           </w:p>
         </w:tc>
@@ -6598,6 +6507,7 @@
                 <w:rFonts w:eastAsia="標楷體" w:cs="標楷體" w:ascii="標楷體" w:hAnsi="標楷體"/>
                 <w:szCs w:val="24"/>
               </w:rPr>
+              <w:t>{medPurpose2}</w:t>
             </w:r>
           </w:p>
         </w:tc>
@@ -6628,6 +6538,7 @@
                 <w:rFonts w:eastAsia="標楷體" w:cs="標楷體" w:ascii="標楷體" w:hAnsi="標楷體"/>
                 <w:szCs w:val="24"/>
               </w:rPr>
+              <w:t>{medStart2}</w:t>
             </w:r>
           </w:p>
         </w:tc>
@@ -6658,6 +6569,7 @@
                 <w:rFonts w:eastAsia="標楷體" w:cs="標楷體" w:ascii="標楷體" w:hAnsi="標楷體"/>
                 <w:szCs w:val="24"/>
               </w:rPr>
+              <w:t>{medFrequency2}</w:t>
             </w:r>
           </w:p>
         </w:tc>
@@ -6688,6 +6600,7 @@
                 <w:rFonts w:eastAsia="標楷體" w:cs="標楷體" w:ascii="標楷體" w:hAnsi="標楷體"/>
                 <w:szCs w:val="24"/>
               </w:rPr>
+              <w:t>{medDose2}</w:t>
             </w:r>
           </w:p>
         </w:tc>
@@ -6718,6 +6631,7 @@
                 <w:rFonts w:eastAsia="標楷體" w:cs="標楷體" w:ascii="標楷體" w:hAnsi="標楷體"/>
                 <w:szCs w:val="24"/>
               </w:rPr>
+              <w:t>{medSideEffect2}</w:t>
             </w:r>
           </w:p>
         </w:tc>
@@ -6748,6 +6662,7 @@
                 <w:rFonts w:eastAsia="標楷體" w:cs="標楷體" w:ascii="標楷體" w:hAnsi="標楷體"/>
                 <w:szCs w:val="24"/>
               </w:rPr>
+              <w:t>{medNextChange2}</w:t>
             </w:r>
           </w:p>
         </w:tc>
@@ -6767,15 +6682,7 @@
           <w:rFonts w:ascii="標楷體" w:hAnsi="標楷體" w:cs="標楷體" w:eastAsia="標楷體"/>
           <w:szCs w:val="24"/>
         </w:rPr>
-        <w:t>（三）其他特殊生理健康描述：□無  □有，請說明：</w:t>
-      </w:r>
-      <w:r>
-        <w:rPr>
-          <w:rFonts w:ascii="標楷體" w:hAnsi="標楷體" w:cs="標楷體" w:eastAsia="標楷體"/>
-          <w:szCs w:val="24"/>
-          <w:u w:val="single"/>
-        </w:rPr>
-        <w:t xml:space="preserve">                             </w:t>
+        <w:t>（三）其他特殊生理健康描述：{otherHealthBlock}</w:t>
       </w:r>
     </w:p>
     <w:p>
@@ -7227,6 +7134,7 @@
               <w:rPr>
                 <w:rFonts w:eastAsia="標楷體" w:cs="標楷體" w:ascii="標楷體" w:hAnsi="標楷體"/>
               </w:rPr>
+              <w:t>{abilityHealth}</w:t>
             </w:r>
           </w:p>
         </w:tc>
@@ -7354,6 +7262,7 @@
               <w:rPr>
                 <w:rFonts w:eastAsia="標楷體" w:cs="標楷體" w:ascii="標楷體" w:hAnsi="標楷體"/>
               </w:rPr>
+              <w:t>{abilitySensory}</w:t>
             </w:r>
           </w:p>
         </w:tc>
@@ -7481,6 +7390,7 @@
               <w:rPr>
                 <w:rFonts w:eastAsia="標楷體" w:cs="標楷體" w:ascii="標楷體" w:hAnsi="標楷體"/>
               </w:rPr>
+              <w:t>{abilityMotor}</w:t>
             </w:r>
           </w:p>
         </w:tc>
@@ -7608,6 +7518,7 @@
               <w:rPr>
                 <w:rFonts w:eastAsia="標楷體" w:cs="標楷體" w:ascii="標楷體" w:hAnsi="標楷體"/>
               </w:rPr>
+              <w:t>{abilityCognitive}</w:t>
             </w:r>
           </w:p>
         </w:tc>
@@ -7738,6 +7649,7 @@
               <w:rPr>
                 <w:rFonts w:eastAsia="標楷體" w:cs="標楷體" w:ascii="標楷體" w:hAnsi="標楷體"/>
               </w:rPr>
+              <w:t>{abilityCommunication}</w:t>
             </w:r>
           </w:p>
         </w:tc>
@@ -7866,6 +7778,7 @@
               <w:rPr>
                 <w:rFonts w:eastAsia="標楷體" w:cs="標楷體" w:ascii="標楷體" w:hAnsi="標楷體"/>
               </w:rPr>
+              <w:t>{abilityAcademic}</w:t>
             </w:r>
           </w:p>
         </w:tc>
@@ -7993,6 +7906,7 @@
               <w:rPr>
                 <w:rFonts w:eastAsia="標楷體" w:cs="標楷體" w:ascii="標楷體" w:hAnsi="標楷體"/>
               </w:rPr>
+              <w:t>{abilitySelfCare}</w:t>
             </w:r>
           </w:p>
         </w:tc>
@@ -8147,6 +8061,7 @@
               <w:rPr>
                 <w:rFonts w:eastAsia="標楷體" w:cs="標楷體" w:ascii="標楷體" w:hAnsi="標楷體"/>
               </w:rPr>
+              <w:t>{abilitySocialEmotional}</w:t>
             </w:r>
           </w:p>
         </w:tc>
@@ -8281,174 +8196,7 @@
               <w:rPr>
                 <w:rFonts w:eastAsia="標楷體" w:cs="標楷體" w:ascii="標楷體" w:hAnsi="標楷體"/>
               </w:rPr>
-              <w:t>(1)</w:t>
-            </w:r>
-            <w:r>
-              <w:rPr>
-                <w:rFonts w:ascii="標楷體" w:hAnsi="標楷體" w:cs="標楷體" w:eastAsia="標楷體"/>
-              </w:rPr>
-              <w:t>建立人際關係能力　      □良好□尚可□差</w:t>
-            </w:r>
-          </w:p>
-          <w:p>
-            <w:pPr>
-              <w:pStyle w:val="Normal"/>
-              <w:spacing w:lineRule="exact" w:line="300"/>
-              <w:ind w:left="32" w:right="0"/>
-              <w:jc w:val="both"/>
-              <w:rPr>
-                <w:rFonts w:ascii="標楷體" w:hAnsi="標楷體" w:eastAsia="標楷體" w:cs="標楷體"/>
-              </w:rPr>
-            </w:pPr>
-            <w:r>
-              <w:rPr>
-                <w:rFonts w:eastAsia="標楷體" w:cs="標楷體" w:ascii="標楷體" w:hAnsi="標楷體"/>
-              </w:rPr>
-              <w:t>(2)</w:t>
-            </w:r>
-            <w:r>
-              <w:rPr>
-                <w:rFonts w:ascii="標楷體" w:hAnsi="標楷體" w:cs="標楷體" w:eastAsia="標楷體"/>
-              </w:rPr>
-              <w:t>情緒控制能力　          □良好□尚可□差</w:t>
-            </w:r>
-          </w:p>
-          <w:p>
-            <w:pPr>
-              <w:pStyle w:val="Normal"/>
-              <w:spacing w:lineRule="exact" w:line="300"/>
-              <w:ind w:left="32" w:right="0"/>
-              <w:jc w:val="both"/>
-              <w:rPr>
-                <w:rFonts w:ascii="標楷體" w:hAnsi="標楷體" w:eastAsia="標楷體" w:cs="標楷體"/>
-              </w:rPr>
-            </w:pPr>
-            <w:r>
-              <w:rPr>
-                <w:rFonts w:eastAsia="標楷體" w:cs="標楷體" w:ascii="標楷體" w:hAnsi="標楷體"/>
-              </w:rPr>
-              <w:t>(3)</w:t>
-            </w:r>
-            <w:r>
-              <w:rPr>
-                <w:rFonts w:ascii="標楷體" w:hAnsi="標楷體" w:cs="標楷體" w:eastAsia="標楷體"/>
-              </w:rPr>
-              <w:t>個人疾病認識能力　      □良好□尚可□差</w:t>
-            </w:r>
-          </w:p>
-          <w:p>
-            <w:pPr>
-              <w:pStyle w:val="Normal"/>
-              <w:spacing w:lineRule="exact" w:line="300"/>
-              <w:ind w:left="32" w:right="0"/>
-              <w:jc w:val="both"/>
-              <w:rPr>
-                <w:rFonts w:ascii="標楷體" w:hAnsi="標楷體" w:eastAsia="標楷體" w:cs="標楷體"/>
-              </w:rPr>
-            </w:pPr>
-            <w:r>
-              <w:rPr>
-                <w:rFonts w:eastAsia="標楷體" w:cs="標楷體" w:ascii="標楷體" w:hAnsi="標楷體"/>
-              </w:rPr>
-              <w:t>(4)</w:t>
-            </w:r>
-            <w:r>
-              <w:rPr>
-                <w:rFonts w:ascii="標楷體" w:hAnsi="標楷體" w:cs="標楷體" w:eastAsia="標楷體"/>
-              </w:rPr>
-              <w:t>解決問題及處理狀況能力　□良好□尚可□差</w:t>
-            </w:r>
-          </w:p>
-          <w:p>
-            <w:pPr>
-              <w:pStyle w:val="Normal"/>
-              <w:spacing w:lineRule="exact" w:line="300"/>
-              <w:ind w:left="32" w:right="0"/>
-              <w:jc w:val="both"/>
-              <w:rPr>
-                <w:rFonts w:ascii="標楷體" w:hAnsi="標楷體" w:eastAsia="標楷體" w:cs="標楷體"/>
-              </w:rPr>
-            </w:pPr>
-            <w:r>
-              <w:rPr>
-                <w:rFonts w:eastAsia="標楷體" w:cs="標楷體" w:ascii="標楷體" w:hAnsi="標楷體"/>
-              </w:rPr>
-              <w:t>(5)</w:t>
-            </w:r>
-            <w:r>
-              <w:rPr>
-                <w:rFonts w:ascii="標楷體" w:hAnsi="標楷體" w:cs="標楷體" w:eastAsia="標楷體"/>
-              </w:rPr>
-              <w:t>尋求資源能力　          □良好□尚可□差</w:t>
-            </w:r>
-          </w:p>
-          <w:p>
-            <w:pPr>
-              <w:pStyle w:val="Normal"/>
-              <w:spacing w:lineRule="exact" w:line="300"/>
-              <w:ind w:left="32" w:right="0"/>
-              <w:jc w:val="both"/>
-              <w:rPr>
-                <w:rFonts w:ascii="標楷體" w:hAnsi="標楷體" w:eastAsia="標楷體" w:cs="標楷體"/>
-              </w:rPr>
-            </w:pPr>
-            <w:r>
-              <w:rPr>
-                <w:rFonts w:eastAsia="標楷體" w:cs="標楷體" w:ascii="標楷體" w:hAnsi="標楷體"/>
-              </w:rPr>
-              <w:t>(6)</w:t>
-            </w:r>
-            <w:r>
-              <w:rPr>
-                <w:rFonts w:ascii="標楷體" w:hAnsi="標楷體" w:cs="標楷體" w:eastAsia="標楷體"/>
-              </w:rPr>
-              <w:t>支持系統資源　          □良好□尚可□差</w:t>
-            </w:r>
-          </w:p>
-          <w:p>
-            <w:pPr>
-              <w:pStyle w:val="Normal"/>
-              <w:spacing w:lineRule="exact" w:line="300"/>
-              <w:ind w:left="32" w:right="0"/>
-              <w:jc w:val="both"/>
-              <w:rPr>
-                <w:rFonts w:ascii="標楷體" w:hAnsi="標楷體" w:eastAsia="標楷體" w:cs="標楷體"/>
-              </w:rPr>
-            </w:pPr>
-            <w:r>
-              <w:rPr>
-                <w:rFonts w:eastAsia="標楷體" w:cs="標楷體" w:ascii="標楷體" w:hAnsi="標楷體"/>
-              </w:rPr>
-              <w:t>(7)</w:t>
-            </w:r>
-            <w:r>
-              <w:rPr>
-                <w:rFonts w:ascii="標楷體" w:hAnsi="標楷體" w:cs="標楷體" w:eastAsia="標楷體"/>
-              </w:rPr>
-              <w:t>家人的互動與關懷　      □良好□尚可□差</w:t>
-            </w:r>
-          </w:p>
-          <w:p>
-            <w:pPr>
-              <w:pStyle w:val="Normal"/>
-              <w:spacing w:lineRule="exact" w:line="300"/>
-              <w:ind w:left="32" w:right="0"/>
-              <w:jc w:val="both"/>
-              <w:rPr>
-                <w:rFonts w:ascii="標楷體" w:hAnsi="標楷體" w:eastAsia="標楷體" w:cs="標楷體"/>
-              </w:rPr>
-            </w:pPr>
-            <w:r>
-              <w:rPr>
-                <w:rFonts w:eastAsia="標楷體" w:cs="標楷體" w:ascii="標楷體" w:hAnsi="標楷體"/>
-              </w:rPr>
-              <w:t>(8)</w:t>
-            </w:r>
-            <w:r>
-              <w:rPr>
-                <w:rFonts w:ascii="標楷體" w:hAnsi="標楷體" w:cs="標楷體" w:eastAsia="標楷體"/>
-              </w:rPr>
-              <w:t>家庭經濟狀況　          □良好□尚可□差</w:t>
+              <w:t>{strengthsBlock}</w:t>
             </w:r>
           </w:p>
         </w:tc>
@@ -8543,637 +8291,7 @@
               <w:rPr>
                 <w:rFonts w:eastAsia="標楷體" w:cs="標楷體" w:ascii="標楷體" w:hAnsi="標楷體"/>
               </w:rPr>
-              <w:t>(1)</w:t>
-            </w:r>
-            <w:r>
-              <w:rPr>
-                <w:rFonts w:ascii="標楷體" w:hAnsi="標楷體" w:cs="標楷體" w:eastAsia="標楷體"/>
-              </w:rPr>
-              <w:t>生活自理能力</w:t>
-            </w:r>
-            <w:r>
-              <w:rPr>
-                <w:rFonts w:ascii="標楷體" w:hAnsi="標楷體" w:cs="標楷體" w:eastAsia="標楷體"/>
-              </w:rPr>
-              <w:t xml:space="preserve"> □</w:t>
-            </w:r>
-            <w:r>
-              <w:rPr>
-                <w:rFonts w:ascii="標楷體" w:hAnsi="標楷體" w:cs="標楷體" w:eastAsia="標楷體"/>
-              </w:rPr>
-              <w:t>無需協助</w:t>
-            </w:r>
-            <w:r>
-              <w:rPr>
-                <w:rFonts w:ascii="標楷體" w:hAnsi="標楷體" w:cs="標楷體" w:eastAsia="標楷體"/>
-              </w:rPr>
-              <w:t>□</w:t>
-            </w:r>
-            <w:r>
-              <w:rPr>
-                <w:rFonts w:ascii="標楷體" w:hAnsi="標楷體" w:cs="標楷體" w:eastAsia="標楷體"/>
-              </w:rPr>
-              <w:t>需部份協助</w:t>
-            </w:r>
-            <w:r>
-              <w:rPr>
-                <w:rFonts w:ascii="標楷體" w:hAnsi="標楷體" w:cs="標楷體" w:eastAsia="標楷體"/>
-              </w:rPr>
-              <w:t>□</w:t>
-            </w:r>
-            <w:r>
-              <w:rPr>
-                <w:rFonts w:ascii="標楷體" w:hAnsi="標楷體" w:cs="標楷體" w:eastAsia="標楷體"/>
-              </w:rPr>
-              <w:t>完全需要協</w:t>
-            </w:r>
-            <w:r>
-              <w:rPr>
-                <w:rFonts w:ascii="標楷體" w:hAnsi="標楷體" w:cs="標楷體" w:eastAsia="標楷體"/>
-              </w:rPr>
-              <w:t>助□</w:t>
-            </w:r>
-            <w:r>
-              <w:rPr>
-                <w:rFonts w:ascii="標楷體" w:hAnsi="標楷體" w:cs="標楷體" w:eastAsia="標楷體"/>
-              </w:rPr>
-              <w:t>本項不適用</w:t>
-            </w:r>
-          </w:p>
-          <w:p>
-            <w:pPr>
-              <w:pStyle w:val="Normal"/>
-              <w:spacing w:lineRule="exact" w:line="300"/>
-              <w:ind w:hanging="396" w:left="396" w:right="0"/>
-              <w:jc w:val="both"/>
-              <w:rPr/>
-            </w:pPr>
-            <w:r>
-              <w:rPr>
-                <w:rFonts w:eastAsia="標楷體" w:cs="標楷體" w:ascii="標楷體" w:hAnsi="標楷體"/>
-              </w:rPr>
-              <w:t>(2)</w:t>
-            </w:r>
-            <w:r>
-              <w:rPr>
-                <w:rFonts w:ascii="標楷體" w:hAnsi="標楷體" w:cs="標楷體" w:eastAsia="標楷體"/>
-              </w:rPr>
-              <w:t>職</w:t>
-            </w:r>
-            <w:r>
-              <w:rPr>
-                <w:rFonts w:eastAsia="標楷體" w:cs="標楷體" w:ascii="標楷體" w:hAnsi="標楷體"/>
-              </w:rPr>
-              <w:t>(</w:t>
-            </w:r>
-            <w:r>
-              <w:rPr>
-                <w:rFonts w:ascii="標楷體" w:hAnsi="標楷體" w:cs="標楷體" w:eastAsia="標楷體"/>
-              </w:rPr>
-              <w:t>學</w:t>
-            </w:r>
-            <w:r>
-              <w:rPr>
-                <w:rFonts w:eastAsia="標楷體" w:cs="標楷體" w:ascii="標楷體" w:hAnsi="標楷體"/>
-              </w:rPr>
-              <w:t>)</w:t>
-            </w:r>
-            <w:r>
-              <w:rPr>
-                <w:rFonts w:ascii="標楷體" w:hAnsi="標楷體" w:cs="標楷體" w:eastAsia="標楷體"/>
-              </w:rPr>
-              <w:t>業能力</w:t>
-            </w:r>
-            <w:r>
-              <w:rPr>
-                <w:rFonts w:ascii="標楷體" w:hAnsi="標楷體" w:cs="標楷體" w:eastAsia="標楷體"/>
-              </w:rPr>
-              <w:t xml:space="preserve"> □</w:t>
-            </w:r>
-            <w:r>
-              <w:rPr>
-                <w:rFonts w:ascii="標楷體" w:hAnsi="標楷體" w:cs="標楷體" w:eastAsia="標楷體"/>
-              </w:rPr>
-              <w:t>無需協助</w:t>
-            </w:r>
-            <w:r>
-              <w:rPr>
-                <w:rFonts w:ascii="標楷體" w:hAnsi="標楷體" w:cs="標楷體" w:eastAsia="標楷體"/>
-              </w:rPr>
-              <w:t>□</w:t>
-            </w:r>
-            <w:r>
-              <w:rPr>
-                <w:rFonts w:ascii="標楷體" w:hAnsi="標楷體" w:cs="標楷體" w:eastAsia="標楷體"/>
-              </w:rPr>
-              <w:t>需部份協助</w:t>
-            </w:r>
-            <w:r>
-              <w:rPr>
-                <w:rFonts w:ascii="標楷體" w:hAnsi="標楷體" w:cs="標楷體" w:eastAsia="標楷體"/>
-              </w:rPr>
-              <w:t>□</w:t>
-            </w:r>
-            <w:r>
-              <w:rPr>
-                <w:rFonts w:ascii="標楷體" w:hAnsi="標楷體" w:cs="標楷體" w:eastAsia="標楷體"/>
-              </w:rPr>
-              <w:t>完全需要協</w:t>
-            </w:r>
-            <w:r>
-              <w:rPr>
-                <w:rFonts w:ascii="標楷體" w:hAnsi="標楷體" w:cs="標楷體" w:eastAsia="標楷體"/>
-              </w:rPr>
-              <w:t>助□</w:t>
-            </w:r>
-            <w:r>
-              <w:rPr>
-                <w:rFonts w:ascii="標楷體" w:hAnsi="標楷體" w:cs="標楷體" w:eastAsia="標楷體"/>
-              </w:rPr>
-              <w:t>本項不適用</w:t>
-            </w:r>
-          </w:p>
-          <w:p>
-            <w:pPr>
-              <w:pStyle w:val="Normal"/>
-              <w:spacing w:lineRule="exact" w:line="300"/>
-              <w:ind w:hanging="396" w:left="396" w:right="0"/>
-              <w:jc w:val="both"/>
-              <w:rPr/>
-            </w:pPr>
-            <w:r>
-              <w:rPr>
-                <w:rFonts w:eastAsia="標楷體" w:cs="標楷體" w:ascii="標楷體" w:hAnsi="標楷體"/>
-              </w:rPr>
-              <w:t>(3)</w:t>
-            </w:r>
-            <w:r>
-              <w:rPr>
-                <w:rFonts w:ascii="標楷體" w:hAnsi="標楷體" w:cs="標楷體" w:eastAsia="標楷體"/>
-              </w:rPr>
-              <w:t>行動能力</w:t>
-            </w:r>
-            <w:r>
-              <w:rPr>
-                <w:rFonts w:ascii="標楷體" w:hAnsi="標楷體" w:cs="標楷體" w:eastAsia="標楷體"/>
-              </w:rPr>
-              <w:t xml:space="preserve"> □</w:t>
-            </w:r>
-            <w:r>
-              <w:rPr>
-                <w:rFonts w:ascii="標楷體" w:hAnsi="標楷體" w:cs="標楷體" w:eastAsia="標楷體"/>
-              </w:rPr>
-              <w:t>無需協助</w:t>
-            </w:r>
-            <w:r>
-              <w:rPr>
-                <w:rFonts w:ascii="標楷體" w:hAnsi="標楷體" w:cs="標楷體" w:eastAsia="標楷體"/>
-              </w:rPr>
-              <w:t>□</w:t>
-            </w:r>
-            <w:r>
-              <w:rPr>
-                <w:rFonts w:ascii="標楷體" w:hAnsi="標楷體" w:cs="標楷體" w:eastAsia="標楷體"/>
-              </w:rPr>
-              <w:t>需部份協助</w:t>
-            </w:r>
-            <w:r>
-              <w:rPr>
-                <w:rFonts w:ascii="標楷體" w:hAnsi="標楷體" w:cs="標楷體" w:eastAsia="標楷體"/>
-              </w:rPr>
-              <w:t>□</w:t>
-            </w:r>
-            <w:r>
-              <w:rPr>
-                <w:rFonts w:ascii="標楷體" w:hAnsi="標楷體" w:cs="標楷體" w:eastAsia="標楷體"/>
-              </w:rPr>
-              <w:t>完全需要協</w:t>
-            </w:r>
-            <w:r>
-              <w:rPr>
-                <w:rFonts w:ascii="標楷體" w:hAnsi="標楷體" w:cs="標楷體" w:eastAsia="標楷體"/>
-              </w:rPr>
-              <w:t>助□</w:t>
-            </w:r>
-            <w:r>
-              <w:rPr>
-                <w:rFonts w:ascii="標楷體" w:hAnsi="標楷體" w:cs="標楷體" w:eastAsia="標楷體"/>
-              </w:rPr>
-              <w:t>本項不適用</w:t>
-            </w:r>
-          </w:p>
-          <w:p>
-            <w:pPr>
-              <w:pStyle w:val="Normal"/>
-              <w:spacing w:lineRule="exact" w:line="300"/>
-              <w:ind w:hanging="396" w:left="396" w:right="0"/>
-              <w:jc w:val="both"/>
-              <w:rPr/>
-            </w:pPr>
-            <w:r>
-              <w:rPr>
-                <w:rFonts w:eastAsia="標楷體" w:cs="標楷體" w:ascii="標楷體" w:hAnsi="標楷體"/>
-              </w:rPr>
-              <w:t>(4)</w:t>
-            </w:r>
-            <w:r>
-              <w:rPr>
-                <w:rFonts w:ascii="標楷體" w:hAnsi="標楷體" w:cs="標楷體" w:eastAsia="標楷體"/>
-              </w:rPr>
-              <w:t>交通能力</w:t>
-            </w:r>
-            <w:r>
-              <w:rPr>
-                <w:rFonts w:ascii="標楷體" w:hAnsi="標楷體" w:cs="標楷體" w:eastAsia="標楷體"/>
-              </w:rPr>
-              <w:t xml:space="preserve"> □</w:t>
-            </w:r>
-            <w:r>
-              <w:rPr>
-                <w:rFonts w:ascii="標楷體" w:hAnsi="標楷體" w:cs="標楷體" w:eastAsia="標楷體"/>
-              </w:rPr>
-              <w:t>無需協助</w:t>
-            </w:r>
-            <w:r>
-              <w:rPr>
-                <w:rFonts w:ascii="標楷體" w:hAnsi="標楷體" w:cs="標楷體" w:eastAsia="標楷體"/>
-              </w:rPr>
-              <w:t>□</w:t>
-            </w:r>
-            <w:r>
-              <w:rPr>
-                <w:rFonts w:ascii="標楷體" w:hAnsi="標楷體" w:cs="標楷體" w:eastAsia="標楷體"/>
-              </w:rPr>
-              <w:t>需部份協助</w:t>
-            </w:r>
-            <w:r>
-              <w:rPr>
-                <w:rFonts w:ascii="標楷體" w:hAnsi="標楷體" w:cs="標楷體" w:eastAsia="標楷體"/>
-              </w:rPr>
-              <w:t>□</w:t>
-            </w:r>
-            <w:r>
-              <w:rPr>
-                <w:rFonts w:ascii="標楷體" w:hAnsi="標楷體" w:cs="標楷體" w:eastAsia="標楷體"/>
-              </w:rPr>
-              <w:t>完全需要協</w:t>
-            </w:r>
-            <w:r>
-              <w:rPr>
-                <w:rFonts w:ascii="標楷體" w:hAnsi="標楷體" w:cs="標楷體" w:eastAsia="標楷體"/>
-              </w:rPr>
-              <w:t>助□</w:t>
-            </w:r>
-            <w:r>
-              <w:rPr>
-                <w:rFonts w:ascii="標楷體" w:hAnsi="標楷體" w:cs="標楷體" w:eastAsia="標楷體"/>
-              </w:rPr>
-              <w:t>本項不適用</w:t>
-            </w:r>
-          </w:p>
-          <w:p>
-            <w:pPr>
-              <w:pStyle w:val="Normal"/>
-              <w:spacing w:lineRule="exact" w:line="300"/>
-              <w:ind w:hanging="396" w:left="396" w:right="0"/>
-              <w:jc w:val="both"/>
-              <w:rPr/>
-            </w:pPr>
-            <w:r>
-              <w:rPr>
-                <w:rFonts w:eastAsia="標楷體" w:cs="標楷體" w:ascii="標楷體" w:hAnsi="標楷體"/>
-              </w:rPr>
-              <w:t>(5)</w:t>
-            </w:r>
-            <w:r>
-              <w:rPr>
-                <w:rFonts w:ascii="標楷體" w:hAnsi="標楷體" w:cs="標楷體" w:eastAsia="標楷體"/>
-              </w:rPr>
-              <w:t>通訊能力</w:t>
-            </w:r>
-            <w:r>
-              <w:rPr>
-                <w:rFonts w:ascii="標楷體" w:hAnsi="標楷體" w:cs="標楷體" w:eastAsia="標楷體"/>
-              </w:rPr>
-              <w:t xml:space="preserve"> □</w:t>
-            </w:r>
-            <w:r>
-              <w:rPr>
-                <w:rFonts w:ascii="標楷體" w:hAnsi="標楷體" w:cs="標楷體" w:eastAsia="標楷體"/>
-              </w:rPr>
-              <w:t>無需協助</w:t>
-            </w:r>
-            <w:r>
-              <w:rPr>
-                <w:rFonts w:ascii="標楷體" w:hAnsi="標楷體" w:cs="標楷體" w:eastAsia="標楷體"/>
-              </w:rPr>
-              <w:t>□</w:t>
-            </w:r>
-            <w:r>
-              <w:rPr>
-                <w:rFonts w:ascii="標楷體" w:hAnsi="標楷體" w:cs="標楷體" w:eastAsia="標楷體"/>
-              </w:rPr>
-              <w:t>需部份協助</w:t>
-            </w:r>
-            <w:r>
-              <w:rPr>
-                <w:rFonts w:ascii="標楷體" w:hAnsi="標楷體" w:cs="標楷體" w:eastAsia="標楷體"/>
-              </w:rPr>
-              <w:t>□</w:t>
-            </w:r>
-            <w:r>
-              <w:rPr>
-                <w:rFonts w:ascii="標楷體" w:hAnsi="標楷體" w:cs="標楷體" w:eastAsia="標楷體"/>
-              </w:rPr>
-              <w:t>完全需要協</w:t>
-            </w:r>
-            <w:r>
-              <w:rPr>
-                <w:rFonts w:ascii="標楷體" w:hAnsi="標楷體" w:cs="標楷體" w:eastAsia="標楷體"/>
-              </w:rPr>
-              <w:t>助□</w:t>
-            </w:r>
-            <w:r>
-              <w:rPr>
-                <w:rFonts w:ascii="標楷體" w:hAnsi="標楷體" w:cs="標楷體" w:eastAsia="標楷體"/>
-              </w:rPr>
-              <w:t>本項不適用</w:t>
-            </w:r>
-          </w:p>
-          <w:p>
-            <w:pPr>
-              <w:pStyle w:val="Normal"/>
-              <w:spacing w:lineRule="exact" w:line="300"/>
-              <w:ind w:hanging="396" w:left="396" w:right="0"/>
-              <w:jc w:val="both"/>
-              <w:rPr/>
-            </w:pPr>
-            <w:r>
-              <w:rPr>
-                <w:rFonts w:eastAsia="標楷體" w:cs="標楷體" w:ascii="標楷體" w:hAnsi="標楷體"/>
-              </w:rPr>
-              <w:t>(6)</w:t>
-            </w:r>
-            <w:r>
-              <w:rPr>
-                <w:rFonts w:ascii="標楷體" w:hAnsi="標楷體" w:cs="標楷體" w:eastAsia="標楷體"/>
-              </w:rPr>
-              <w:t>認知理解能力</w:t>
-            </w:r>
-            <w:r>
-              <w:rPr>
-                <w:rFonts w:ascii="標楷體" w:hAnsi="標楷體" w:cs="標楷體" w:eastAsia="標楷體"/>
-              </w:rPr>
-              <w:t xml:space="preserve"> □</w:t>
-            </w:r>
-            <w:r>
-              <w:rPr>
-                <w:rFonts w:ascii="標楷體" w:hAnsi="標楷體" w:cs="標楷體" w:eastAsia="標楷體"/>
-              </w:rPr>
-              <w:t>完全能理解</w:t>
-            </w:r>
-            <w:r>
-              <w:rPr>
-                <w:rFonts w:ascii="標楷體" w:hAnsi="標楷體" w:cs="標楷體" w:eastAsia="標楷體"/>
-              </w:rPr>
-              <w:t>□</w:t>
-            </w:r>
-            <w:r>
-              <w:rPr>
-                <w:rFonts w:ascii="標楷體" w:hAnsi="標楷體" w:cs="標楷體" w:eastAsia="標楷體"/>
-              </w:rPr>
-              <w:t>部份能理解</w:t>
-            </w:r>
-            <w:r>
-              <w:rPr>
-                <w:rFonts w:ascii="標楷體" w:hAnsi="標楷體" w:cs="標楷體" w:eastAsia="標楷體"/>
-              </w:rPr>
-              <w:t>□</w:t>
-            </w:r>
-            <w:r>
-              <w:rPr>
-                <w:rFonts w:ascii="標楷體" w:hAnsi="標楷體" w:cs="標楷體" w:eastAsia="標楷體"/>
-              </w:rPr>
-              <w:t>完全不能理解</w:t>
-            </w:r>
-            <w:r>
-              <w:rPr>
-                <w:rFonts w:ascii="標楷體" w:hAnsi="標楷體" w:cs="標楷體" w:eastAsia="標楷體"/>
-              </w:rPr>
-              <w:t>□</w:t>
-            </w:r>
-            <w:r>
-              <w:rPr>
-                <w:rFonts w:ascii="標楷體" w:hAnsi="標楷體" w:cs="標楷體" w:eastAsia="標楷體"/>
-              </w:rPr>
-              <w:t>本項不適用</w:t>
-            </w:r>
-          </w:p>
-          <w:p>
-            <w:pPr>
-              <w:pStyle w:val="Normal"/>
-              <w:spacing w:lineRule="exact" w:line="300"/>
-              <w:ind w:hanging="396" w:left="396" w:right="0"/>
-              <w:jc w:val="both"/>
-              <w:rPr/>
-            </w:pPr>
-            <w:r>
-              <w:rPr>
-                <w:rFonts w:eastAsia="標楷體" w:cs="標楷體" w:ascii="標楷體" w:hAnsi="標楷體"/>
-              </w:rPr>
-              <w:t>(7)</w:t>
-            </w:r>
-            <w:r>
-              <w:rPr>
-                <w:rFonts w:ascii="標楷體" w:hAnsi="標楷體" w:cs="標楷體" w:eastAsia="標楷體"/>
-              </w:rPr>
-              <w:t>語言表達能力</w:t>
-            </w:r>
-            <w:r>
-              <w:rPr>
-                <w:rFonts w:ascii="標楷體" w:hAnsi="標楷體" w:cs="標楷體" w:eastAsia="標楷體"/>
-              </w:rPr>
-              <w:t xml:space="preserve"> □</w:t>
-            </w:r>
-            <w:r>
-              <w:rPr>
-                <w:rFonts w:ascii="標楷體" w:hAnsi="標楷體" w:cs="標楷體" w:eastAsia="標楷體"/>
-              </w:rPr>
-              <w:t>完全能表達</w:t>
-            </w:r>
-            <w:r>
-              <w:rPr>
-                <w:rFonts w:ascii="標楷體" w:hAnsi="標楷體" w:cs="標楷體" w:eastAsia="標楷體"/>
-              </w:rPr>
-              <w:t>□</w:t>
-            </w:r>
-            <w:r>
-              <w:rPr>
-                <w:rFonts w:ascii="標楷體" w:hAnsi="標楷體" w:cs="標楷體" w:eastAsia="標楷體"/>
-              </w:rPr>
-              <w:t>部份能表達</w:t>
-            </w:r>
-            <w:r>
-              <w:rPr>
-                <w:rFonts w:ascii="標楷體" w:hAnsi="標楷體" w:cs="標楷體" w:eastAsia="標楷體"/>
-              </w:rPr>
-              <w:t>□</w:t>
-            </w:r>
-            <w:r>
-              <w:rPr>
-                <w:rFonts w:ascii="標楷體" w:hAnsi="標楷體" w:cs="標楷體" w:eastAsia="標楷體"/>
-              </w:rPr>
-              <w:t>完全不能表達</w:t>
-            </w:r>
-            <w:r>
-              <w:rPr>
-                <w:rFonts w:ascii="標楷體" w:hAnsi="標楷體" w:cs="標楷體" w:eastAsia="標楷體"/>
-              </w:rPr>
-              <w:t>□</w:t>
-            </w:r>
-            <w:r>
-              <w:rPr>
-                <w:rFonts w:ascii="標楷體" w:hAnsi="標楷體" w:cs="標楷體" w:eastAsia="標楷體"/>
-              </w:rPr>
-              <w:t>本項不適用</w:t>
-            </w:r>
-          </w:p>
-          <w:p>
-            <w:pPr>
-              <w:pStyle w:val="Normal"/>
-              <w:spacing w:lineRule="exact" w:line="300"/>
-              <w:ind w:hanging="396" w:left="396" w:right="0"/>
-              <w:jc w:val="both"/>
-              <w:rPr/>
-            </w:pPr>
-            <w:r>
-              <w:rPr>
-                <w:rFonts w:eastAsia="標楷體" w:cs="標楷體" w:ascii="標楷體" w:hAnsi="標楷體"/>
-              </w:rPr>
-              <w:t>(8)</w:t>
-            </w:r>
-            <w:r>
-              <w:rPr>
-                <w:rFonts w:ascii="標楷體" w:hAnsi="標楷體" w:cs="標楷體" w:eastAsia="標楷體"/>
-              </w:rPr>
-              <w:t>人際互動能力</w:t>
-            </w:r>
-            <w:r>
-              <w:rPr>
-                <w:rFonts w:ascii="標楷體" w:hAnsi="標楷體" w:cs="標楷體" w:eastAsia="標楷體"/>
-              </w:rPr>
-              <w:t xml:space="preserve"> □</w:t>
-            </w:r>
-            <w:r>
-              <w:rPr>
-                <w:rFonts w:ascii="標楷體" w:hAnsi="標楷體" w:cs="標楷體" w:eastAsia="標楷體"/>
-              </w:rPr>
-              <w:t>能力良好</w:t>
-            </w:r>
-            <w:r>
-              <w:rPr>
-                <w:rFonts w:ascii="標楷體" w:hAnsi="標楷體" w:cs="標楷體" w:eastAsia="標楷體"/>
-              </w:rPr>
-              <w:t>□</w:t>
-            </w:r>
-            <w:r>
-              <w:rPr>
-                <w:rFonts w:ascii="標楷體" w:hAnsi="標楷體" w:cs="標楷體" w:eastAsia="標楷體"/>
-              </w:rPr>
-              <w:t>能力尚可</w:t>
-            </w:r>
-            <w:r>
-              <w:rPr>
-                <w:rFonts w:ascii="標楷體" w:hAnsi="標楷體" w:cs="標楷體" w:eastAsia="標楷體"/>
-              </w:rPr>
-              <w:t>□</w:t>
-            </w:r>
-            <w:r>
-              <w:rPr>
-                <w:rFonts w:ascii="標楷體" w:hAnsi="標楷體" w:cs="標楷體" w:eastAsia="標楷體"/>
-              </w:rPr>
-              <w:t>完全不能理解</w:t>
-            </w:r>
-            <w:r>
-              <w:rPr>
-                <w:rFonts w:ascii="標楷體" w:hAnsi="標楷體" w:cs="標楷體" w:eastAsia="標楷體"/>
-              </w:rPr>
-              <w:t>□</w:t>
-            </w:r>
-            <w:r>
-              <w:rPr>
-                <w:rFonts w:ascii="標楷體" w:hAnsi="標楷體" w:cs="標楷體" w:eastAsia="標楷體"/>
-              </w:rPr>
-              <w:t>本項不適用</w:t>
-            </w:r>
-          </w:p>
-          <w:p>
-            <w:pPr>
-              <w:pStyle w:val="Normal"/>
-              <w:jc w:val="both"/>
-              <w:rPr>
-                <w:rFonts w:ascii="標楷體" w:hAnsi="標楷體" w:eastAsia="標楷體" w:cs="標楷體"/>
-              </w:rPr>
-            </w:pPr>
-            <w:r>
-              <w:rPr>
-                <w:rFonts w:eastAsia="標楷體" w:cs="標楷體" w:ascii="標楷體" w:hAnsi="標楷體"/>
-              </w:rPr>
-              <w:t>(9)</w:t>
-            </w:r>
-            <w:r>
-              <w:rPr>
-                <w:rFonts w:ascii="標楷體" w:hAnsi="標楷體" w:cs="標楷體" w:eastAsia="標楷體"/>
-              </w:rPr>
-              <w:t>休閒能力</w:t>
-            </w:r>
-            <w:r>
-              <w:rPr>
-                <w:rFonts w:ascii="標楷體" w:hAnsi="標楷體" w:cs="標楷體" w:eastAsia="標楷體"/>
-              </w:rPr>
-              <w:t xml:space="preserve"> □</w:t>
-            </w:r>
-            <w:r>
-              <w:rPr>
-                <w:rFonts w:ascii="標楷體" w:hAnsi="標楷體" w:cs="標楷體" w:eastAsia="標楷體"/>
-              </w:rPr>
-              <w:t>能自行參與</w:t>
-            </w:r>
-            <w:r>
-              <w:rPr>
-                <w:rFonts w:ascii="標楷體" w:hAnsi="標楷體" w:cs="標楷體" w:eastAsia="標楷體"/>
-              </w:rPr>
-              <w:t>□</w:t>
-            </w:r>
-            <w:r>
-              <w:rPr>
-                <w:rFonts w:ascii="標楷體" w:hAnsi="標楷體" w:cs="標楷體" w:eastAsia="標楷體"/>
-              </w:rPr>
-              <w:t>部份能參與</w:t>
-            </w:r>
-            <w:r>
-              <w:rPr>
-                <w:rFonts w:ascii="標楷體" w:hAnsi="標楷體" w:cs="標楷體" w:eastAsia="標楷體"/>
-              </w:rPr>
-              <w:t>□</w:t>
-            </w:r>
-            <w:r>
-              <w:rPr>
-                <w:rFonts w:ascii="標楷體" w:hAnsi="標楷體" w:cs="標楷體" w:eastAsia="標楷體"/>
-              </w:rPr>
-              <w:t>完全無法參與</w:t>
-            </w:r>
-            <w:r>
-              <w:rPr>
-                <w:rFonts w:ascii="標楷體" w:hAnsi="標楷體" w:cs="標楷體" w:eastAsia="標楷體"/>
-              </w:rPr>
-              <w:t>□</w:t>
-            </w:r>
-            <w:r>
-              <w:rPr>
-                <w:rFonts w:ascii="標楷體" w:hAnsi="標楷體" w:cs="標楷體" w:eastAsia="標楷體"/>
-              </w:rPr>
-              <w:t>本項不適用</w:t>
+              <w:t>{analysisBlock}</w:t>
             </w:r>
           </w:p>
         </w:tc>
@@ -9287,6 +8405,7 @@
               <w:rPr>
                 <w:rFonts w:eastAsia="標楷體" w:cs="標楷體" w:ascii="標楷體" w:hAnsi="標楷體"/>
               </w:rPr>
+              <w:t>{studentNeedsAssessment}</w:t>
             </w:r>
           </w:p>
         </w:tc>
@@ -9423,269 +8542,7 @@
               <w:rPr>
                 <w:rFonts w:eastAsia="標楷體" w:cs="標楷體" w:ascii="標楷體" w:hAnsi="標楷體"/>
               </w:rPr>
-              <w:t>□</w:t>
-            </w:r>
-            <w:r>
-              <w:rPr>
-                <w:rFonts w:eastAsia="標楷體" w:cs="標楷體" w:ascii="標楷體" w:hAnsi="標楷體"/>
-                <w:kern w:val="0"/>
-              </w:rPr>
-              <w:t xml:space="preserve"> </w:t>
-            </w:r>
-            <w:r>
-              <w:rPr>
-                <w:rFonts w:ascii="標楷體" w:hAnsi="標楷體" w:cs="標楷體" w:eastAsia="標楷體"/>
-                <w:kern w:val="0"/>
-              </w:rPr>
-              <w:t>無特殊學習支持需求</w:t>
-            </w:r>
-          </w:p>
-          <w:p>
-            <w:pPr>
-              <w:pStyle w:val="Normal"/>
-              <w:widowControl/>
-              <w:spacing w:lineRule="exact" w:line="300"/>
-              <w:ind w:hanging="240" w:left="288" w:right="58"/>
-              <w:jc w:val="both"/>
-              <w:rPr>
-                <w:rFonts w:ascii="標楷體" w:hAnsi="標楷體" w:eastAsia="標楷體" w:cs="標楷體"/>
-                <w:kern w:val="0"/>
-              </w:rPr>
-            </w:pPr>
-            <w:r>
-              <w:rPr>
-                <w:rFonts w:eastAsia="標楷體" w:cs="標楷體" w:ascii="標楷體" w:hAnsi="標楷體"/>
-                <w:kern w:val="0"/>
-              </w:rPr>
-              <w:t xml:space="preserve">□ </w:t>
-            </w:r>
-            <w:r>
-              <w:rPr>
-                <w:rFonts w:ascii="標楷體" w:hAnsi="標楷體" w:cs="標楷體" w:eastAsia="標楷體"/>
-                <w:kern w:val="0"/>
-              </w:rPr>
-              <w:t>課業輔導（視學生主動申請或需求提供）</w:t>
-            </w:r>
-          </w:p>
-          <w:p>
-            <w:pPr>
-              <w:pStyle w:val="Normal"/>
-              <w:widowControl/>
-              <w:spacing w:lineRule="exact" w:line="300"/>
-              <w:ind w:hanging="240" w:left="288" w:right="58"/>
-              <w:jc w:val="both"/>
-              <w:rPr>
-                <w:rFonts w:ascii="標楷體" w:hAnsi="標楷體" w:eastAsia="標楷體" w:cs="標楷體"/>
-                <w:kern w:val="0"/>
-              </w:rPr>
-            </w:pPr>
-            <w:r>
-              <w:rPr>
-                <w:rFonts w:eastAsia="標楷體" w:cs="標楷體" w:ascii="標楷體" w:hAnsi="標楷體"/>
-                <w:kern w:val="0"/>
-              </w:rPr>
-              <w:t xml:space="preserve">□ </w:t>
-            </w:r>
-            <w:r>
-              <w:rPr>
-                <w:rFonts w:ascii="標楷體" w:hAnsi="標楷體" w:cs="標楷體" w:eastAsia="標楷體"/>
-                <w:kern w:val="0"/>
-              </w:rPr>
-              <w:t>筆記／同儕協助</w:t>
-            </w:r>
-          </w:p>
-          <w:p>
-            <w:pPr>
-              <w:pStyle w:val="Normal"/>
-              <w:widowControl/>
-              <w:spacing w:lineRule="exact" w:line="300"/>
-              <w:ind w:hanging="240" w:left="288" w:right="58"/>
-              <w:jc w:val="both"/>
-              <w:rPr>
-                <w:rFonts w:ascii="標楷體" w:hAnsi="標楷體" w:eastAsia="標楷體" w:cs="標楷體"/>
-                <w:kern w:val="0"/>
-              </w:rPr>
-            </w:pPr>
-            <w:r>
-              <w:rPr>
-                <w:rFonts w:eastAsia="標楷體" w:cs="標楷體" w:ascii="標楷體" w:hAnsi="標楷體"/>
-                <w:kern w:val="0"/>
-              </w:rPr>
-              <w:t xml:space="preserve">□ </w:t>
-            </w:r>
-            <w:r>
-              <w:rPr>
-                <w:rFonts w:ascii="標楷體" w:hAnsi="標楷體" w:cs="標楷體" w:eastAsia="標楷體"/>
-                <w:kern w:val="0"/>
-              </w:rPr>
-              <w:t>學習輔具協助</w:t>
-            </w:r>
-          </w:p>
-          <w:p>
-            <w:pPr>
-              <w:pStyle w:val="Normal"/>
-              <w:widowControl/>
-              <w:spacing w:lineRule="exact" w:line="300"/>
-              <w:ind w:hanging="240" w:left="288" w:right="58"/>
-              <w:jc w:val="both"/>
-              <w:rPr>
-                <w:rFonts w:ascii="標楷體" w:hAnsi="標楷體" w:eastAsia="標楷體" w:cs="標楷體"/>
-                <w:kern w:val="0"/>
-              </w:rPr>
-            </w:pPr>
-            <w:r>
-              <w:rPr>
-                <w:rFonts w:eastAsia="標楷體" w:cs="標楷體" w:ascii="標楷體" w:hAnsi="標楷體"/>
-                <w:kern w:val="0"/>
-              </w:rPr>
-              <w:t xml:space="preserve">□ </w:t>
-            </w:r>
-            <w:r>
-              <w:rPr>
-                <w:rFonts w:ascii="標楷體" w:hAnsi="標楷體" w:cs="標楷體" w:eastAsia="標楷體"/>
-                <w:kern w:val="0"/>
-              </w:rPr>
-              <w:t>考試調整（延長時間／獨立考場等）</w:t>
-            </w:r>
-          </w:p>
-          <w:p>
-            <w:pPr>
-              <w:pStyle w:val="Normal"/>
-              <w:widowControl/>
-              <w:spacing w:lineRule="exact" w:line="300"/>
-              <w:ind w:hanging="240" w:left="288" w:right="58"/>
-              <w:jc w:val="both"/>
-              <w:rPr>
-                <w:rFonts w:ascii="標楷體" w:hAnsi="標楷體" w:eastAsia="標楷體" w:cs="標楷體"/>
-                <w:kern w:val="0"/>
-              </w:rPr>
-            </w:pPr>
-            <w:r>
-              <w:rPr>
-                <w:rFonts w:eastAsia="標楷體" w:cs="標楷體" w:ascii="標楷體" w:hAnsi="標楷體"/>
-                <w:kern w:val="0"/>
-              </w:rPr>
-              <w:t xml:space="preserve">□ </w:t>
-            </w:r>
-            <w:r>
-              <w:rPr>
-                <w:rFonts w:ascii="標楷體" w:hAnsi="標楷體" w:cs="標楷體" w:eastAsia="標楷體"/>
-                <w:kern w:val="0"/>
-              </w:rPr>
-              <w:t>課業提醒與關懷（出缺席／作業狀況）</w:t>
-            </w:r>
-          </w:p>
-          <w:p>
-            <w:pPr>
-              <w:pStyle w:val="Normal"/>
-              <w:widowControl/>
-              <w:spacing w:lineRule="exact" w:line="300"/>
-              <w:ind w:hanging="240" w:left="288" w:right="58"/>
-              <w:jc w:val="both"/>
-              <w:rPr>
-                <w:rFonts w:ascii="標楷體" w:hAnsi="標楷體" w:eastAsia="標楷體" w:cs="標楷體"/>
-                <w:kern w:val="0"/>
-              </w:rPr>
-            </w:pPr>
-            <w:r>
-              <w:rPr>
-                <w:rFonts w:eastAsia="標楷體" w:cs="標楷體" w:ascii="標楷體" w:hAnsi="標楷體"/>
-                <w:kern w:val="0"/>
-              </w:rPr>
-              <w:t xml:space="preserve">□ </w:t>
-            </w:r>
-            <w:r>
-              <w:rPr>
-                <w:rFonts w:ascii="標楷體" w:hAnsi="標楷體" w:cs="標楷體" w:eastAsia="標楷體"/>
-                <w:kern w:val="0"/>
-              </w:rPr>
-              <w:t>必要時協助與任課教師溝通</w:t>
-            </w:r>
-          </w:p>
-          <w:p>
-            <w:pPr>
-              <w:pStyle w:val="Normal"/>
-              <w:widowControl/>
-              <w:spacing w:lineRule="exact" w:line="300"/>
-              <w:ind w:hanging="240" w:left="288" w:right="58"/>
-              <w:jc w:val="both"/>
-              <w:rPr>
-                <w:rFonts w:ascii="標楷體" w:hAnsi="標楷體" w:eastAsia="標楷體" w:cs="標楷體"/>
-                <w:kern w:val="0"/>
-              </w:rPr>
-            </w:pPr>
-            <w:r>
-              <w:rPr>
-                <w:rFonts w:eastAsia="標楷體" w:cs="標楷體" w:ascii="標楷體" w:hAnsi="標楷體"/>
-                <w:kern w:val="0"/>
-              </w:rPr>
-              <w:t xml:space="preserve">□ </w:t>
-            </w:r>
-            <w:r>
-              <w:rPr>
-                <w:rFonts w:ascii="標楷體" w:hAnsi="標楷體" w:cs="標楷體" w:eastAsia="標楷體"/>
-                <w:kern w:val="0"/>
-              </w:rPr>
-              <w:t>其他：＿＿＿＿＿＿＿＿＿＿</w:t>
-            </w:r>
-          </w:p>
-          <w:p>
-            <w:pPr>
-              <w:pStyle w:val="Normal"/>
-              <w:widowControl/>
-              <w:spacing w:lineRule="exact" w:line="300"/>
-              <w:ind w:hanging="240" w:left="288" w:right="58"/>
-              <w:jc w:val="both"/>
-              <w:rPr>
-                <w:rFonts w:ascii="標楷體" w:hAnsi="標楷體" w:eastAsia="標楷體" w:cs="標楷體"/>
-                <w:color w:val="595959"/>
-                <w:kern w:val="0"/>
-              </w:rPr>
-            </w:pPr>
-            <w:r>
-              <w:rPr>
-                <w:rFonts w:ascii="標楷體" w:hAnsi="標楷體" w:cs="標楷體" w:eastAsia="標楷體"/>
-                <w:color w:val="595959"/>
-                <w:kern w:val="0"/>
-              </w:rPr>
-              <w:t>說明：（可視個別狀況作質性</w:t>
-            </w:r>
-            <w:r>
-              <w:rPr>
-                <w:rFonts w:eastAsia="標楷體" w:cs="標楷體" w:ascii="標楷體" w:hAnsi="標楷體"/>
-                <w:color w:val="595959"/>
-                <w:kern w:val="0"/>
-              </w:rPr>
-              <w:t>/</w:t>
-            </w:r>
-            <w:r>
-              <w:rPr>
-                <w:rFonts w:ascii="標楷體" w:hAnsi="標楷體" w:cs="標楷體" w:eastAsia="標楷體"/>
-                <w:color w:val="595959"/>
-                <w:kern w:val="0"/>
-              </w:rPr>
-              <w:t>補充說明）</w:t>
-            </w:r>
-          </w:p>
-          <w:p>
-            <w:pPr>
-              <w:pStyle w:val="Normal"/>
-              <w:widowControl/>
-              <w:spacing w:lineRule="exact" w:line="300"/>
-              <w:ind w:hanging="240" w:left="288" w:right="58"/>
-              <w:jc w:val="both"/>
-              <w:rPr>
-                <w:rFonts w:ascii="標楷體" w:hAnsi="標楷體" w:eastAsia="標楷體" w:cs="標楷體"/>
-                <w:color w:val="595959"/>
-                <w:kern w:val="0"/>
-              </w:rPr>
-            </w:pPr>
-            <w:r>
-              <w:rPr>
-                <w:rFonts w:eastAsia="標楷體" w:cs="標楷體" w:ascii="標楷體" w:hAnsi="標楷體"/>
-                <w:color w:val="595959"/>
-                <w:kern w:val="0"/>
-              </w:rPr>
+              <w:t>{learningSupportBlock}</w:t>
             </w:r>
           </w:p>
         </w:tc>
@@ -9786,242 +8643,7 @@
               <w:rPr>
                 <w:rFonts w:eastAsia="標楷體" w:cs="標楷體" w:ascii="標楷體" w:hAnsi="標楷體"/>
               </w:rPr>
-              <w:t>□</w:t>
-            </w:r>
-            <w:r>
-              <w:rPr>
-                <w:rFonts w:eastAsia="標楷體" w:cs="標楷體" w:ascii="標楷體" w:hAnsi="標楷體"/>
-                <w:kern w:val="0"/>
-              </w:rPr>
-              <w:t xml:space="preserve"> </w:t>
-            </w:r>
-            <w:r>
-              <w:rPr>
-                <w:rFonts w:ascii="標楷體" w:hAnsi="標楷體" w:cs="標楷體" w:eastAsia="標楷體"/>
-                <w:kern w:val="0"/>
-              </w:rPr>
-              <w:t>無特殊需求</w:t>
-            </w:r>
-          </w:p>
-          <w:p>
-            <w:pPr>
-              <w:pStyle w:val="Normal"/>
-              <w:widowControl/>
-              <w:spacing w:lineRule="exact" w:line="300"/>
-              <w:ind w:hanging="240" w:left="288" w:right="58"/>
-              <w:jc w:val="both"/>
-              <w:rPr>
-                <w:rFonts w:ascii="標楷體" w:hAnsi="標楷體" w:eastAsia="標楷體" w:cs="標楷體"/>
-                <w:kern w:val="0"/>
-              </w:rPr>
-            </w:pPr>
-            <w:r>
-              <w:rPr>
-                <w:rFonts w:eastAsia="標楷體" w:cs="標楷體" w:ascii="標楷體" w:hAnsi="標楷體"/>
-                <w:kern w:val="0"/>
-              </w:rPr>
-              <w:t xml:space="preserve">□ </w:t>
-            </w:r>
-            <w:r>
-              <w:rPr>
-                <w:rFonts w:ascii="標楷體" w:hAnsi="標楷體" w:cs="標楷體" w:eastAsia="標楷體"/>
-                <w:kern w:val="0"/>
-              </w:rPr>
-              <w:t>個別關懷晤談</w:t>
-            </w:r>
-          </w:p>
-          <w:p>
-            <w:pPr>
-              <w:pStyle w:val="Normal"/>
-              <w:widowControl/>
-              <w:spacing w:lineRule="exact" w:line="300"/>
-              <w:ind w:hanging="240" w:left="288" w:right="58"/>
-              <w:jc w:val="both"/>
-              <w:rPr>
-                <w:rFonts w:ascii="標楷體" w:hAnsi="標楷體" w:eastAsia="標楷體" w:cs="標楷體"/>
-                <w:kern w:val="0"/>
-              </w:rPr>
-            </w:pPr>
-            <w:r>
-              <w:rPr>
-                <w:rFonts w:eastAsia="標楷體" w:cs="標楷體" w:ascii="標楷體" w:hAnsi="標楷體"/>
-                <w:kern w:val="0"/>
-              </w:rPr>
-              <w:t xml:space="preserve">□ </w:t>
-            </w:r>
-            <w:r>
-              <w:rPr>
-                <w:rFonts w:ascii="標楷體" w:hAnsi="標楷體" w:cs="標楷體" w:eastAsia="標楷體"/>
-                <w:kern w:val="0"/>
-              </w:rPr>
-              <w:t>團體輔導／主題活動參與</w:t>
-            </w:r>
-          </w:p>
-          <w:p>
-            <w:pPr>
-              <w:pStyle w:val="Normal"/>
-              <w:widowControl/>
-              <w:spacing w:lineRule="exact" w:line="300"/>
-              <w:ind w:hanging="240" w:left="288" w:right="58"/>
-              <w:jc w:val="both"/>
-              <w:rPr>
-                <w:rFonts w:ascii="標楷體" w:hAnsi="標楷體" w:eastAsia="標楷體" w:cs="標楷體"/>
-                <w:kern w:val="0"/>
-              </w:rPr>
-            </w:pPr>
-            <w:r>
-              <w:rPr>
-                <w:rFonts w:eastAsia="標楷體" w:cs="標楷體" w:ascii="標楷體" w:hAnsi="標楷體"/>
-                <w:kern w:val="0"/>
-              </w:rPr>
-              <w:t xml:space="preserve">□ </w:t>
-            </w:r>
-            <w:r>
-              <w:rPr>
-                <w:rFonts w:ascii="標楷體" w:hAnsi="標楷體" w:cs="標楷體" w:eastAsia="標楷體"/>
-                <w:kern w:val="0"/>
-              </w:rPr>
-              <w:t>課業壓力與情緒支持</w:t>
-            </w:r>
-          </w:p>
-          <w:p>
-            <w:pPr>
-              <w:pStyle w:val="Normal"/>
-              <w:widowControl/>
-              <w:spacing w:lineRule="exact" w:line="300"/>
-              <w:ind w:hanging="240" w:left="288" w:right="58"/>
-              <w:jc w:val="both"/>
-              <w:rPr>
-                <w:rFonts w:ascii="標楷體" w:hAnsi="標楷體" w:eastAsia="標楷體" w:cs="標楷體"/>
-                <w:kern w:val="0"/>
-              </w:rPr>
-            </w:pPr>
-            <w:r>
-              <w:rPr>
-                <w:rFonts w:eastAsia="標楷體" w:cs="標楷體" w:ascii="標楷體" w:hAnsi="標楷體"/>
-                <w:kern w:val="0"/>
-              </w:rPr>
-              <w:t xml:space="preserve">□ </w:t>
-            </w:r>
-            <w:r>
-              <w:rPr>
-                <w:rFonts w:ascii="標楷體" w:hAnsi="標楷體" w:cs="標楷體" w:eastAsia="標楷體"/>
-                <w:kern w:val="0"/>
-              </w:rPr>
-              <w:t>人際互動適應關懷</w:t>
-            </w:r>
-          </w:p>
-          <w:p>
-            <w:pPr>
-              <w:pStyle w:val="Normal"/>
-              <w:widowControl/>
-              <w:spacing w:lineRule="exact" w:line="300"/>
-              <w:ind w:hanging="240" w:left="288" w:right="58"/>
-              <w:jc w:val="both"/>
-              <w:rPr>
-                <w:rFonts w:ascii="標楷體" w:hAnsi="標楷體" w:eastAsia="標楷體" w:cs="標楷體"/>
-                <w:kern w:val="0"/>
-              </w:rPr>
-            </w:pPr>
-            <w:r>
-              <w:rPr>
-                <w:rFonts w:eastAsia="標楷體" w:cs="標楷體" w:ascii="標楷體" w:hAnsi="標楷體"/>
-                <w:kern w:val="0"/>
-              </w:rPr>
-              <w:t xml:space="preserve">□ </w:t>
-            </w:r>
-            <w:r>
-              <w:rPr>
-                <w:rFonts w:ascii="標楷體" w:hAnsi="標楷體" w:cs="標楷體" w:eastAsia="標楷體"/>
-                <w:kern w:val="0"/>
-              </w:rPr>
-              <w:t>轉介心理諮商資源</w:t>
-            </w:r>
-          </w:p>
-          <w:p>
-            <w:pPr>
-              <w:pStyle w:val="Normal"/>
-              <w:widowControl/>
-              <w:spacing w:lineRule="exact" w:line="300"/>
-              <w:ind w:hanging="240" w:left="288" w:right="58"/>
-              <w:jc w:val="both"/>
-              <w:rPr>
-                <w:rFonts w:ascii="標楷體" w:hAnsi="標楷體" w:eastAsia="標楷體" w:cs="標楷體"/>
-                <w:kern w:val="0"/>
-              </w:rPr>
-            </w:pPr>
-            <w:r>
-              <w:rPr>
-                <w:rFonts w:eastAsia="標楷體" w:cs="標楷體" w:ascii="標楷體" w:hAnsi="標楷體"/>
-                <w:kern w:val="0"/>
-              </w:rPr>
-              <w:t xml:space="preserve">□ </w:t>
-            </w:r>
-            <w:r>
-              <w:rPr>
-                <w:rFonts w:ascii="標楷體" w:hAnsi="標楷體" w:cs="標楷體" w:eastAsia="標楷體"/>
-                <w:kern w:val="0"/>
-              </w:rPr>
-              <w:t>其他：＿＿＿＿＿＿＿＿＿＿</w:t>
-            </w:r>
-          </w:p>
-          <w:p>
-            <w:pPr>
-              <w:pStyle w:val="Normal"/>
-              <w:widowControl/>
-              <w:spacing w:lineRule="exact" w:line="300"/>
-              <w:ind w:hanging="240" w:left="288" w:right="58"/>
-              <w:jc w:val="both"/>
-              <w:rPr>
-                <w:rFonts w:ascii="標楷體" w:hAnsi="標楷體" w:eastAsia="標楷體" w:cs="標楷體"/>
-                <w:color w:val="595959"/>
-                <w:kern w:val="0"/>
-              </w:rPr>
-            </w:pPr>
-            <w:r>
-              <w:rPr>
-                <w:rFonts w:ascii="標楷體" w:hAnsi="標楷體" w:cs="標楷體" w:eastAsia="標楷體"/>
-                <w:color w:val="595959"/>
-                <w:kern w:val="0"/>
-              </w:rPr>
-              <w:t>說明：（可視個別狀況作質性</w:t>
-            </w:r>
-            <w:r>
-              <w:rPr>
-                <w:rFonts w:eastAsia="標楷體" w:cs="標楷體" w:ascii="標楷體" w:hAnsi="標楷體"/>
-                <w:color w:val="595959"/>
-                <w:kern w:val="0"/>
-              </w:rPr>
-              <w:t>/</w:t>
-            </w:r>
-            <w:r>
-              <w:rPr>
-                <w:rFonts w:ascii="標楷體" w:hAnsi="標楷體" w:cs="標楷體" w:eastAsia="標楷體"/>
-                <w:color w:val="595959"/>
-                <w:kern w:val="0"/>
-              </w:rPr>
-              <w:t>補充說明）</w:t>
-            </w:r>
-          </w:p>
-          <w:p>
-            <w:pPr>
-              <w:pStyle w:val="Normal"/>
-              <w:widowControl/>
-              <w:spacing w:lineRule="exact" w:line="300"/>
-              <w:ind w:left="7" w:right="58"/>
-              <w:jc w:val="both"/>
-              <w:rPr>
-                <w:rFonts w:ascii="標楷體" w:hAnsi="標楷體" w:eastAsia="標楷體" w:cs="標楷體"/>
-                <w:color w:val="595959"/>
-                <w:kern w:val="0"/>
-              </w:rPr>
-            </w:pPr>
-            <w:r>
-              <w:rPr>
-                <w:rFonts w:eastAsia="標楷體" w:cs="標楷體" w:ascii="標楷體" w:hAnsi="標楷體"/>
-                <w:color w:val="595959"/>
-                <w:kern w:val="0"/>
-              </w:rPr>
+              <w:t>{emotionalSupportBlock}</w:t>
             </w:r>
           </w:p>
         </w:tc>
@@ -10124,246 +8746,7 @@
               <w:rPr>
                 <w:rFonts w:eastAsia="標楷體" w:cs="標楷體" w:ascii="標楷體" w:hAnsi="標楷體"/>
               </w:rPr>
-              <w:t>□</w:t>
-            </w:r>
-            <w:r>
-              <w:rPr>
-                <w:rFonts w:eastAsia="標楷體" w:cs="標楷體" w:ascii="標楷體" w:hAnsi="標楷體"/>
-                <w:kern w:val="0"/>
-              </w:rPr>
-              <w:t xml:space="preserve"> </w:t>
-            </w:r>
-            <w:r>
-              <w:rPr>
-                <w:rFonts w:ascii="標楷體" w:hAnsi="標楷體" w:cs="標楷體" w:eastAsia="標楷體"/>
-                <w:kern w:val="0"/>
-              </w:rPr>
-              <w:t>無特殊需求</w:t>
-            </w:r>
-          </w:p>
-          <w:p>
-            <w:pPr>
-              <w:pStyle w:val="Normal"/>
-              <w:widowControl/>
-              <w:spacing w:lineRule="exact" w:line="300"/>
-              <w:ind w:hanging="240" w:left="288" w:right="58"/>
-              <w:jc w:val="both"/>
-              <w:rPr>
-                <w:rFonts w:ascii="標楷體" w:hAnsi="標楷體" w:eastAsia="標楷體" w:cs="標楷體"/>
-                <w:kern w:val="0"/>
-                <w:u w:val="single"/>
-              </w:rPr>
-            </w:pPr>
-            <w:r>
-              <w:rPr>
-                <w:rFonts w:eastAsia="標楷體" w:cs="標楷體" w:ascii="標楷體" w:hAnsi="標楷體"/>
-                <w:kern w:val="0"/>
-              </w:rPr>
-              <w:t xml:space="preserve">□ </w:t>
-            </w:r>
-            <w:r>
-              <w:rPr>
-                <w:rFonts w:ascii="標楷體" w:hAnsi="標楷體" w:cs="標楷體" w:eastAsia="標楷體"/>
-                <w:kern w:val="0"/>
-              </w:rPr>
-              <w:t>需無障礙環境調整：</w:t>
-            </w:r>
-            <w:r>
-              <w:rPr>
-                <w:rFonts w:ascii="標楷體" w:hAnsi="標楷體" w:cs="標楷體" w:eastAsia="標楷體"/>
-                <w:kern w:val="0"/>
-                <w:u w:val="single"/>
-              </w:rPr>
-              <w:t xml:space="preserve"> </w:t>
-            </w:r>
-            <w:r>
-              <w:rPr>
-                <w:rFonts w:ascii="標楷體" w:hAnsi="標楷體" w:cs="標楷體" w:eastAsia="標楷體"/>
-                <w:kern w:val="0"/>
-                <w:u w:val="single"/>
-              </w:rPr>
-              <w:t xml:space="preserve">                  </w:t>
-            </w:r>
-          </w:p>
-          <w:p>
-            <w:pPr>
-              <w:pStyle w:val="Normal"/>
-              <w:widowControl/>
-              <w:spacing w:lineRule="exact" w:line="300"/>
-              <w:ind w:hanging="240" w:left="288" w:right="58"/>
-              <w:jc w:val="both"/>
-              <w:rPr>
-                <w:rFonts w:ascii="標楷體" w:hAnsi="標楷體" w:eastAsia="標楷體" w:cs="標楷體"/>
-                <w:kern w:val="0"/>
-              </w:rPr>
-            </w:pPr>
-            <w:r>
-              <w:rPr>
-                <w:rFonts w:eastAsia="標楷體" w:cs="標楷體" w:ascii="標楷體" w:hAnsi="標楷體"/>
-                <w:kern w:val="0"/>
-              </w:rPr>
-              <w:t xml:space="preserve">□ </w:t>
-            </w:r>
-            <w:r>
-              <w:rPr>
-                <w:rFonts w:ascii="標楷體" w:hAnsi="標楷體" w:cs="標楷體" w:eastAsia="標楷體"/>
-                <w:kern w:val="0"/>
-              </w:rPr>
-              <w:t>需生活同儕協助</w:t>
-            </w:r>
-          </w:p>
-          <w:p>
-            <w:pPr>
-              <w:pStyle w:val="Normal"/>
-              <w:widowControl/>
-              <w:spacing w:lineRule="exact" w:line="300"/>
-              <w:ind w:hanging="240" w:left="288" w:right="58"/>
-              <w:jc w:val="both"/>
-              <w:rPr>
-                <w:rFonts w:ascii="標楷體" w:hAnsi="標楷體" w:eastAsia="標楷體" w:cs="標楷體"/>
-                <w:kern w:val="0"/>
-              </w:rPr>
-            </w:pPr>
-            <w:r>
-              <w:rPr>
-                <w:rFonts w:eastAsia="標楷體" w:cs="標楷體" w:ascii="標楷體" w:hAnsi="標楷體"/>
-                <w:kern w:val="0"/>
-              </w:rPr>
-              <w:t xml:space="preserve">□ </w:t>
-            </w:r>
-            <w:r>
-              <w:rPr>
-                <w:rFonts w:ascii="標楷體" w:hAnsi="標楷體" w:cs="標楷體" w:eastAsia="標楷體"/>
-                <w:kern w:val="0"/>
-              </w:rPr>
-              <w:t>作息與時間管理協助</w:t>
-            </w:r>
-          </w:p>
-          <w:p>
-            <w:pPr>
-              <w:pStyle w:val="Normal"/>
-              <w:widowControl/>
-              <w:spacing w:lineRule="exact" w:line="300"/>
-              <w:ind w:hanging="240" w:left="288" w:right="58"/>
-              <w:jc w:val="both"/>
-              <w:rPr>
-                <w:rFonts w:ascii="標楷體" w:hAnsi="標楷體" w:eastAsia="標楷體" w:cs="標楷體"/>
-                <w:kern w:val="0"/>
-              </w:rPr>
-            </w:pPr>
-            <w:r>
-              <w:rPr>
-                <w:rFonts w:eastAsia="標楷體" w:cs="標楷體" w:ascii="標楷體" w:hAnsi="標楷體"/>
-                <w:kern w:val="0"/>
-              </w:rPr>
-              <w:t>□</w:t>
-            </w:r>
-            <w:r>
-              <w:rPr>
-                <w:rFonts w:eastAsia="標楷體" w:cs="標楷體" w:ascii="標楷體" w:hAnsi="標楷體"/>
-                <w:kern w:val="0"/>
-              </w:rPr>
-              <w:t xml:space="preserve"> </w:t>
-            </w:r>
-            <w:r>
-              <w:rPr>
-                <w:rFonts w:ascii="標楷體" w:hAnsi="標楷體" w:cs="標楷體" w:eastAsia="標楷體"/>
-                <w:kern w:val="0"/>
-              </w:rPr>
-              <w:t>交通費補助（無法自行上下學）</w:t>
-            </w:r>
-          </w:p>
-          <w:p>
-            <w:pPr>
-              <w:pStyle w:val="Normal"/>
-              <w:widowControl/>
-              <w:spacing w:lineRule="exact" w:line="300"/>
-              <w:ind w:hanging="240" w:left="288" w:right="58"/>
-              <w:jc w:val="both"/>
-              <w:rPr>
-                <w:rFonts w:ascii="標楷體" w:hAnsi="標楷體" w:eastAsia="標楷體" w:cs="標楷體"/>
-                <w:kern w:val="0"/>
-              </w:rPr>
-            </w:pPr>
-            <w:r>
-              <w:rPr>
-                <w:rFonts w:eastAsia="標楷體" w:cs="標楷體" w:ascii="標楷體" w:hAnsi="標楷體"/>
-                <w:kern w:val="0"/>
-              </w:rPr>
-              <w:t>□</w:t>
-            </w:r>
-            <w:r>
-              <w:rPr>
-                <w:rFonts w:eastAsia="標楷體" w:cs="標楷體" w:ascii="標楷體" w:hAnsi="標楷體"/>
-                <w:kern w:val="0"/>
-              </w:rPr>
-              <w:t xml:space="preserve"> </w:t>
-            </w:r>
-            <w:r>
-              <w:rPr>
-                <w:rFonts w:ascii="標楷體" w:hAnsi="標楷體" w:cs="標楷體" w:eastAsia="標楷體"/>
-                <w:kern w:val="0"/>
-              </w:rPr>
-              <w:t>其他：＿＿＿＿＿＿＿＿＿＿</w:t>
-            </w:r>
-          </w:p>
-          <w:p>
-            <w:pPr>
-              <w:pStyle w:val="Normal"/>
-              <w:widowControl/>
-              <w:spacing w:lineRule="exact" w:line="300"/>
-              <w:ind w:hanging="240" w:left="288" w:right="58"/>
-              <w:jc w:val="both"/>
-              <w:rPr>
-                <w:rFonts w:ascii="標楷體" w:hAnsi="標楷體" w:eastAsia="標楷體" w:cs="標楷體"/>
-                <w:color w:val="595959"/>
-                <w:kern w:val="0"/>
-              </w:rPr>
-            </w:pPr>
-            <w:r>
-              <w:rPr>
-                <w:rFonts w:ascii="標楷體" w:hAnsi="標楷體" w:cs="標楷體" w:eastAsia="標楷體"/>
-                <w:color w:val="595959"/>
-                <w:kern w:val="0"/>
-              </w:rPr>
-              <w:t>說明：（可視個別狀況作質性</w:t>
-            </w:r>
-            <w:r>
-              <w:rPr>
-                <w:rFonts w:eastAsia="標楷體" w:cs="標楷體" w:ascii="標楷體" w:hAnsi="標楷體"/>
-                <w:color w:val="595959"/>
-                <w:kern w:val="0"/>
-              </w:rPr>
-              <w:t>/</w:t>
-            </w:r>
-            <w:r>
-              <w:rPr>
-                <w:rFonts w:ascii="標楷體" w:hAnsi="標楷體" w:cs="標楷體" w:eastAsia="標楷體"/>
-                <w:color w:val="595959"/>
-                <w:kern w:val="0"/>
-              </w:rPr>
-              <w:t>補充說明）</w:t>
-            </w:r>
-          </w:p>
-          <w:p>
-            <w:pPr>
-              <w:pStyle w:val="Normal"/>
-              <w:widowControl/>
-              <w:spacing w:lineRule="exact" w:line="300"/>
-              <w:ind w:hanging="240" w:left="288" w:right="58"/>
-              <w:jc w:val="both"/>
-              <w:rPr>
-                <w:rFonts w:ascii="標楷體" w:hAnsi="標楷體" w:eastAsia="標楷體" w:cs="標楷體"/>
-                <w:color w:val="595959"/>
-                <w:kern w:val="0"/>
-              </w:rPr>
-            </w:pPr>
-            <w:r>
-              <w:rPr>
-                <w:rFonts w:eastAsia="標楷體" w:cs="標楷體" w:ascii="標楷體" w:hAnsi="標楷體"/>
-                <w:color w:val="595959"/>
-                <w:kern w:val="0"/>
-              </w:rPr>
+              <w:t>{environmentSupportBlock}</w:t>
             </w:r>
           </w:p>
         </w:tc>
@@ -10484,248 +8867,7 @@
               <w:rPr>
                 <w:rFonts w:eastAsia="標楷體" w:cs="標楷體" w:ascii="標楷體" w:hAnsi="標楷體"/>
               </w:rPr>
-              <w:t>□</w:t>
-            </w:r>
-            <w:r>
-              <w:rPr>
-                <w:rFonts w:eastAsia="標楷體" w:cs="標楷體" w:ascii="標楷體" w:hAnsi="標楷體"/>
-                <w:kern w:val="0"/>
-              </w:rPr>
-              <w:t xml:space="preserve"> </w:t>
-            </w:r>
-            <w:r>
-              <w:rPr>
-                <w:rFonts w:ascii="標楷體" w:hAnsi="標楷體" w:cs="標楷體" w:eastAsia="標楷體"/>
-                <w:kern w:val="0"/>
-              </w:rPr>
-              <w:t>畢業學分檢視與修課進度追蹤</w:t>
-            </w:r>
-          </w:p>
-          <w:p>
-            <w:pPr>
-              <w:pStyle w:val="Normal"/>
-              <w:widowControl/>
-              <w:spacing w:lineRule="exact" w:line="300"/>
-              <w:ind w:hanging="240" w:left="288" w:right="58"/>
-              <w:jc w:val="both"/>
-              <w:rPr>
-                <w:rFonts w:ascii="標楷體" w:hAnsi="標楷體" w:eastAsia="標楷體" w:cs="標楷體"/>
-                <w:kern w:val="0"/>
-              </w:rPr>
-            </w:pPr>
-            <w:r>
-              <w:rPr>
-                <w:rFonts w:eastAsia="標楷體" w:cs="標楷體" w:ascii="標楷體" w:hAnsi="標楷體"/>
-                <w:kern w:val="0"/>
-              </w:rPr>
-              <w:t xml:space="preserve">□ </w:t>
-            </w:r>
-            <w:r>
-              <w:rPr>
-                <w:rFonts w:ascii="標楷體" w:hAnsi="標楷體" w:cs="標楷體" w:eastAsia="標楷體"/>
-                <w:kern w:val="0"/>
-              </w:rPr>
-              <w:t>選課諮詢與修課建議</w:t>
-            </w:r>
-          </w:p>
-          <w:p>
-            <w:pPr>
-              <w:pStyle w:val="Normal"/>
-              <w:widowControl/>
-              <w:spacing w:lineRule="exact" w:line="300"/>
-              <w:ind w:hanging="240" w:left="288" w:right="58"/>
-              <w:jc w:val="both"/>
-              <w:rPr>
-                <w:rFonts w:ascii="標楷體" w:hAnsi="標楷體" w:eastAsia="標楷體" w:cs="標楷體"/>
-                <w:kern w:val="0"/>
-              </w:rPr>
-            </w:pPr>
-            <w:r>
-              <w:rPr>
-                <w:rFonts w:eastAsia="標楷體" w:cs="標楷體" w:ascii="標楷體" w:hAnsi="標楷體"/>
-                <w:kern w:val="0"/>
-              </w:rPr>
-              <w:t xml:space="preserve">□ </w:t>
-            </w:r>
-            <w:r>
-              <w:rPr>
-                <w:rFonts w:ascii="標楷體" w:hAnsi="標楷體" w:cs="標楷體" w:eastAsia="標楷體"/>
-                <w:kern w:val="0"/>
-              </w:rPr>
-              <w:t>修課負荷評估與調整建議</w:t>
-            </w:r>
-          </w:p>
-          <w:p>
-            <w:pPr>
-              <w:pStyle w:val="Normal"/>
-              <w:widowControl/>
-              <w:spacing w:lineRule="exact" w:line="300"/>
-              <w:ind w:hanging="240" w:left="288" w:right="58"/>
-              <w:jc w:val="both"/>
-              <w:rPr>
-                <w:rFonts w:ascii="標楷體" w:hAnsi="標楷體" w:eastAsia="標楷體" w:cs="標楷體"/>
-                <w:kern w:val="0"/>
-              </w:rPr>
-            </w:pPr>
-            <w:r>
-              <w:rPr>
-                <w:rFonts w:eastAsia="標楷體" w:cs="標楷體" w:ascii="標楷體" w:hAnsi="標楷體"/>
-                <w:kern w:val="0"/>
-              </w:rPr>
-              <w:t xml:space="preserve">□ </w:t>
-            </w:r>
-            <w:r>
-              <w:rPr>
-                <w:rFonts w:ascii="標楷體" w:hAnsi="標楷體" w:cs="標楷體" w:eastAsia="標楷體"/>
-                <w:kern w:val="0"/>
-              </w:rPr>
-              <w:t>課程衝堂與學分風險提醒</w:t>
-            </w:r>
-          </w:p>
-          <w:p>
-            <w:pPr>
-              <w:pStyle w:val="Normal"/>
-              <w:widowControl/>
-              <w:spacing w:lineRule="exact" w:line="300"/>
-              <w:ind w:hanging="240" w:left="288" w:right="58"/>
-              <w:jc w:val="both"/>
-              <w:rPr>
-                <w:rFonts w:ascii="標楷體" w:hAnsi="標楷體" w:eastAsia="標楷體" w:cs="標楷體"/>
-                <w:kern w:val="0"/>
-              </w:rPr>
-            </w:pPr>
-            <w:r>
-              <w:rPr>
-                <w:rFonts w:eastAsia="標楷體" w:cs="標楷體" w:ascii="標楷體" w:hAnsi="標楷體"/>
-              </w:rPr>
-              <w:t>□</w:t>
-            </w:r>
-            <w:r>
-              <w:rPr>
-                <w:rFonts w:eastAsia="標楷體" w:cs="標楷體" w:ascii="標楷體" w:hAnsi="標楷體"/>
-                <w:kern w:val="0"/>
-              </w:rPr>
-              <w:t xml:space="preserve"> </w:t>
-            </w:r>
-            <w:r>
-              <w:rPr>
-                <w:rFonts w:ascii="標楷體" w:hAnsi="標楷體" w:cs="標楷體" w:eastAsia="標楷體"/>
-                <w:kern w:val="0"/>
-              </w:rPr>
-              <w:t>畢業進度與延畢風險評估</w:t>
-            </w:r>
-          </w:p>
-          <w:p>
-            <w:pPr>
-              <w:pStyle w:val="Normal"/>
-              <w:widowControl/>
-              <w:spacing w:lineRule="exact" w:line="300"/>
-              <w:ind w:hanging="240" w:left="288" w:right="58"/>
-              <w:jc w:val="both"/>
-              <w:rPr>
-                <w:rFonts w:ascii="標楷體" w:hAnsi="標楷體" w:eastAsia="標楷體" w:cs="標楷體"/>
-                <w:kern w:val="0"/>
-              </w:rPr>
-            </w:pPr>
-            <w:r>
-              <w:rPr>
-                <w:rFonts w:eastAsia="標楷體" w:cs="標楷體" w:ascii="標楷體" w:hAnsi="標楷體"/>
-                <w:kern w:val="0"/>
-              </w:rPr>
-              <w:t xml:space="preserve">□ </w:t>
-            </w:r>
-            <w:r>
-              <w:rPr>
-                <w:rFonts w:ascii="標楷體" w:hAnsi="標楷體" w:cs="標楷體" w:eastAsia="標楷體"/>
-                <w:kern w:val="0"/>
-              </w:rPr>
-              <w:t>必要時協助與系上溝通修課需求</w:t>
-            </w:r>
-          </w:p>
-          <w:p>
-            <w:pPr>
-              <w:pStyle w:val="Normal"/>
-              <w:widowControl/>
-              <w:spacing w:lineRule="exact" w:line="300"/>
-              <w:ind w:hanging="240" w:left="288" w:right="58"/>
-              <w:jc w:val="both"/>
-              <w:rPr>
-                <w:rFonts w:ascii="標楷體" w:hAnsi="標楷體" w:eastAsia="標楷體" w:cs="標楷體"/>
-                <w:kern w:val="0"/>
-              </w:rPr>
-            </w:pPr>
-            <w:r>
-              <w:rPr>
-                <w:rFonts w:eastAsia="標楷體" w:cs="標楷體" w:ascii="標楷體" w:hAnsi="標楷體"/>
-                <w:kern w:val="0"/>
-              </w:rPr>
-              <w:t xml:space="preserve">□ </w:t>
-            </w:r>
-            <w:r>
-              <w:rPr>
-                <w:rFonts w:ascii="標楷體" w:hAnsi="標楷體" w:cs="標楷體" w:eastAsia="標楷體"/>
-                <w:kern w:val="0"/>
-              </w:rPr>
-              <w:t>其他：＿＿＿＿＿＿＿＿＿＿</w:t>
-            </w:r>
-          </w:p>
-          <w:p>
-            <w:pPr>
-              <w:pStyle w:val="Normal"/>
-              <w:widowControl/>
-              <w:spacing w:lineRule="exact" w:line="300"/>
-              <w:ind w:hanging="240" w:left="288" w:right="58"/>
-              <w:jc w:val="both"/>
-              <w:rPr>
-                <w:rFonts w:ascii="標楷體" w:hAnsi="標楷體" w:eastAsia="標楷體" w:cs="標楷體"/>
-                <w:color w:val="595959"/>
-                <w:kern w:val="0"/>
-              </w:rPr>
-            </w:pPr>
-            <w:r>
-              <w:rPr>
-                <w:rFonts w:ascii="標楷體" w:hAnsi="標楷體" w:cs="標楷體" w:eastAsia="標楷體"/>
-                <w:color w:val="595959"/>
-                <w:kern w:val="0"/>
-              </w:rPr>
-              <w:t>說明：（可視個別狀況作質性</w:t>
-            </w:r>
-            <w:r>
-              <w:rPr>
-                <w:rFonts w:eastAsia="標楷體" w:cs="標楷體" w:ascii="標楷體" w:hAnsi="標楷體"/>
-                <w:color w:val="595959"/>
-                <w:kern w:val="0"/>
-              </w:rPr>
-              <w:t>/</w:t>
-            </w:r>
-            <w:r>
-              <w:rPr>
-                <w:rFonts w:ascii="標楷體" w:hAnsi="標楷體" w:cs="標楷體" w:eastAsia="標楷體"/>
-                <w:color w:val="595959"/>
-                <w:kern w:val="0"/>
-              </w:rPr>
-              <w:t>補充說明）</w:t>
-            </w:r>
-          </w:p>
-          <w:p>
-            <w:pPr>
-              <w:pStyle w:val="Normal"/>
-              <w:widowControl/>
-              <w:spacing w:lineRule="exact" w:line="300"/>
-              <w:ind w:right="58"/>
-              <w:jc w:val="both"/>
-              <w:rPr>
-                <w:rFonts w:ascii="標楷體" w:hAnsi="標楷體" w:eastAsia="標楷體" w:cs="標楷體"/>
-                <w:color w:val="595959"/>
-                <w:kern w:val="0"/>
-              </w:rPr>
-            </w:pPr>
-            <w:r>
-              <w:rPr>
-                <w:rFonts w:eastAsia="標楷體" w:cs="標楷體" w:ascii="標楷體" w:hAnsi="標楷體"/>
-                <w:color w:val="595959"/>
-                <w:kern w:val="0"/>
-              </w:rPr>
+              <w:t>{academicPlanningSupportBlock}</w:t>
             </w:r>
           </w:p>
         </w:tc>
@@ -10827,294 +8969,7 @@
               <w:rPr>
                 <w:rFonts w:eastAsia="標楷體" w:cs="標楷體" w:ascii="標楷體" w:hAnsi="標楷體"/>
               </w:rPr>
-              <w:t>□</w:t>
-            </w:r>
-            <w:r>
-              <w:rPr>
-                <w:rFonts w:eastAsia="標楷體" w:cs="標楷體" w:ascii="標楷體" w:hAnsi="標楷體"/>
-                <w:kern w:val="0"/>
-              </w:rPr>
-              <w:t xml:space="preserve"> </w:t>
-            </w:r>
-            <w:r>
-              <w:rPr>
-                <w:rFonts w:ascii="標楷體" w:hAnsi="標楷體" w:cs="標楷體" w:eastAsia="標楷體"/>
-                <w:kern w:val="0"/>
-              </w:rPr>
-              <w:t>生涯探索</w:t>
-            </w:r>
-            <w:r>
-              <w:rPr>
-                <w:rFonts w:eastAsia="標楷體" w:cs="標楷體" w:ascii="標楷體" w:hAnsi="標楷體"/>
-                <w:kern w:val="0"/>
-              </w:rPr>
-              <w:t>/</w:t>
-            </w:r>
-            <w:r>
-              <w:rPr>
-                <w:rFonts w:ascii="標楷體" w:hAnsi="標楷體" w:cs="標楷體" w:eastAsia="標楷體"/>
-                <w:kern w:val="0"/>
-              </w:rPr>
-              <w:t>討論</w:t>
-            </w:r>
-          </w:p>
-          <w:p>
-            <w:pPr>
-              <w:pStyle w:val="Normal"/>
-              <w:widowControl/>
-              <w:spacing w:lineRule="exact" w:line="300"/>
-              <w:ind w:right="58"/>
-              <w:jc w:val="both"/>
-              <w:rPr>
-                <w:rFonts w:ascii="標楷體" w:hAnsi="標楷體" w:eastAsia="標楷體" w:cs="標楷體"/>
-                <w:kern w:val="0"/>
-              </w:rPr>
-            </w:pPr>
-            <w:r>
-              <w:rPr>
-                <w:rFonts w:eastAsia="標楷體" w:cs="標楷體" w:ascii="標楷體" w:hAnsi="標楷體"/>
-                <w:kern w:val="0"/>
-              </w:rPr>
-              <w:t>□</w:t>
-            </w:r>
-            <w:r>
-              <w:rPr>
-                <w:rFonts w:eastAsia="標楷體" w:cs="標楷體" w:ascii="標楷體" w:hAnsi="標楷體"/>
-                <w:kern w:val="0"/>
-              </w:rPr>
-              <w:t xml:space="preserve"> </w:t>
-            </w:r>
-            <w:r>
-              <w:rPr>
-                <w:rFonts w:ascii="標楷體" w:hAnsi="標楷體" w:cs="標楷體" w:eastAsia="標楷體"/>
-                <w:kern w:val="0"/>
-              </w:rPr>
-              <w:t>職涯諮詢</w:t>
-            </w:r>
-            <w:r>
-              <w:rPr>
-                <w:rFonts w:eastAsia="標楷體" w:cs="標楷體" w:ascii="標楷體" w:hAnsi="標楷體"/>
-                <w:kern w:val="0"/>
-              </w:rPr>
-              <w:t>/</w:t>
-            </w:r>
-            <w:r>
-              <w:rPr>
-                <w:rFonts w:ascii="標楷體" w:hAnsi="標楷體" w:cs="標楷體" w:eastAsia="標楷體"/>
-                <w:kern w:val="0"/>
-              </w:rPr>
-              <w:t>評估</w:t>
-            </w:r>
-          </w:p>
-          <w:p>
-            <w:pPr>
-              <w:pStyle w:val="Normal"/>
-              <w:widowControl/>
-              <w:spacing w:lineRule="exact" w:line="300"/>
-              <w:ind w:right="58"/>
-              <w:jc w:val="both"/>
-              <w:rPr>
-                <w:rFonts w:ascii="標楷體" w:hAnsi="標楷體" w:eastAsia="標楷體" w:cs="標楷體"/>
-                <w:kern w:val="0"/>
-              </w:rPr>
-            </w:pPr>
-            <w:r>
-              <w:rPr>
-                <w:rFonts w:eastAsia="標楷體" w:cs="標楷體" w:ascii="標楷體" w:hAnsi="標楷體"/>
-              </w:rPr>
-              <w:t>□</w:t>
-            </w:r>
-            <w:r>
-              <w:rPr>
-                <w:rFonts w:eastAsia="標楷體" w:cs="標楷體" w:ascii="標楷體" w:hAnsi="標楷體"/>
-                <w:kern w:val="0"/>
-              </w:rPr>
-              <w:t xml:space="preserve"> </w:t>
-            </w:r>
-            <w:r>
-              <w:rPr>
-                <w:rFonts w:ascii="標楷體" w:hAnsi="標楷體" w:cs="標楷體" w:eastAsia="標楷體"/>
-                <w:kern w:val="0"/>
-              </w:rPr>
-              <w:t>畢業準備與轉銜規劃討論</w:t>
-            </w:r>
-          </w:p>
-          <w:p>
-            <w:pPr>
-              <w:pStyle w:val="Normal"/>
-              <w:widowControl/>
-              <w:spacing w:lineRule="exact" w:line="300"/>
-              <w:ind w:right="58"/>
-              <w:jc w:val="both"/>
-              <w:rPr>
-                <w:rFonts w:ascii="標楷體" w:hAnsi="標楷體" w:eastAsia="標楷體" w:cs="標楷體"/>
-                <w:kern w:val="0"/>
-              </w:rPr>
-            </w:pPr>
-            <w:r>
-              <w:rPr>
-                <w:rFonts w:eastAsia="標楷體" w:cs="標楷體" w:ascii="標楷體" w:hAnsi="標楷體"/>
-              </w:rPr>
-              <w:t>□</w:t>
-            </w:r>
-            <w:r>
-              <w:rPr>
-                <w:rFonts w:eastAsia="標楷體" w:cs="標楷體" w:ascii="標楷體" w:hAnsi="標楷體"/>
-                <w:kern w:val="0"/>
-              </w:rPr>
-              <w:t xml:space="preserve"> </w:t>
-            </w:r>
-            <w:r>
-              <w:rPr>
-                <w:rFonts w:ascii="標楷體" w:hAnsi="標楷體" w:cs="標楷體" w:eastAsia="標楷體"/>
-                <w:kern w:val="0"/>
-              </w:rPr>
-              <w:t>履歷／自傳協助（修改與建議）</w:t>
-            </w:r>
-          </w:p>
-          <w:p>
-            <w:pPr>
-              <w:pStyle w:val="Normal"/>
-              <w:widowControl/>
-              <w:spacing w:lineRule="exact" w:line="300"/>
-              <w:ind w:right="58"/>
-              <w:jc w:val="both"/>
-              <w:rPr>
-                <w:rFonts w:ascii="標楷體" w:hAnsi="標楷體" w:eastAsia="標楷體" w:cs="標楷體"/>
-                <w:kern w:val="0"/>
-              </w:rPr>
-            </w:pPr>
-            <w:r>
-              <w:rPr>
-                <w:rFonts w:eastAsia="標楷體" w:cs="標楷體" w:ascii="標楷體" w:hAnsi="標楷體"/>
-                <w:kern w:val="0"/>
-              </w:rPr>
-              <w:t xml:space="preserve">□ </w:t>
-            </w:r>
-            <w:r>
-              <w:rPr>
-                <w:rFonts w:ascii="標楷體" w:hAnsi="標楷體" w:cs="標楷體" w:eastAsia="標楷體"/>
-                <w:kern w:val="0"/>
-              </w:rPr>
-              <w:t>就業準備支持（基本面試準備／資訊提供）</w:t>
-            </w:r>
-          </w:p>
-          <w:p>
-            <w:pPr>
-              <w:pStyle w:val="Normal"/>
-              <w:widowControl/>
-              <w:spacing w:lineRule="exact" w:line="300"/>
-              <w:ind w:left="7" w:right="58"/>
-              <w:rPr>
-                <w:rFonts w:ascii="標楷體" w:hAnsi="標楷體" w:eastAsia="標楷體" w:cs="標楷體"/>
-                <w:kern w:val="0"/>
-              </w:rPr>
-            </w:pPr>
-            <w:r>
-              <w:rPr>
-                <w:rFonts w:eastAsia="標楷體" w:cs="標楷體" w:ascii="標楷體" w:hAnsi="標楷體"/>
-                <w:kern w:val="0"/>
-              </w:rPr>
-              <w:t xml:space="preserve">□ </w:t>
-            </w:r>
-            <w:r>
-              <w:rPr>
-                <w:rFonts w:ascii="標楷體" w:hAnsi="標楷體" w:cs="標楷體" w:eastAsia="標楷體"/>
-                <w:kern w:val="0"/>
-              </w:rPr>
-              <w:t>個別轉銜會議</w:t>
-            </w:r>
-          </w:p>
-          <w:p>
-            <w:pPr>
-              <w:pStyle w:val="Normal"/>
-              <w:widowControl/>
-              <w:spacing w:lineRule="exact" w:line="300"/>
-              <w:ind w:left="7" w:right="58"/>
-              <w:rPr>
-                <w:rFonts w:ascii="標楷體" w:hAnsi="標楷體" w:eastAsia="標楷體" w:cs="標楷體"/>
-                <w:kern w:val="0"/>
-              </w:rPr>
-            </w:pPr>
-            <w:r>
-              <w:rPr>
-                <w:rFonts w:eastAsia="標楷體" w:cs="標楷體" w:ascii="標楷體" w:hAnsi="標楷體"/>
-                <w:kern w:val="0"/>
-              </w:rPr>
-              <w:t>□</w:t>
-            </w:r>
-            <w:r>
-              <w:rPr>
-                <w:rFonts w:eastAsia="標楷體" w:cs="標楷體" w:ascii="標楷體" w:hAnsi="標楷體"/>
-                <w:kern w:val="0"/>
-              </w:rPr>
-              <w:t xml:space="preserve"> </w:t>
-            </w:r>
-            <w:r>
-              <w:rPr>
-                <w:rFonts w:ascii="標楷體" w:hAnsi="標楷體" w:cs="標楷體" w:eastAsia="標楷體"/>
-                <w:kern w:val="0"/>
-              </w:rPr>
-              <w:t>轉銜資源連結（就業中心等）</w:t>
-            </w:r>
-          </w:p>
-          <w:p>
-            <w:pPr>
-              <w:pStyle w:val="Normal"/>
-              <w:widowControl/>
-              <w:spacing w:lineRule="exact" w:line="300"/>
-              <w:ind w:hanging="240" w:left="288" w:right="58"/>
-              <w:jc w:val="both"/>
-              <w:rPr>
-                <w:rFonts w:ascii="標楷體" w:hAnsi="標楷體" w:eastAsia="標楷體" w:cs="標楷體"/>
-                <w:color w:val="595959"/>
-                <w:kern w:val="0"/>
-              </w:rPr>
-            </w:pPr>
-            <w:r>
-              <w:rPr>
-                <w:rFonts w:ascii="標楷體" w:hAnsi="標楷體" w:cs="標楷體" w:eastAsia="標楷體"/>
-                <w:color w:val="595959"/>
-                <w:kern w:val="0"/>
-              </w:rPr>
-              <w:t>說明：（可視個別狀況作質性</w:t>
-            </w:r>
-            <w:r>
-              <w:rPr>
-                <w:rFonts w:eastAsia="標楷體" w:cs="標楷體" w:ascii="標楷體" w:hAnsi="標楷體"/>
-                <w:color w:val="595959"/>
-                <w:kern w:val="0"/>
-              </w:rPr>
-              <w:t>/</w:t>
-            </w:r>
-            <w:r>
-              <w:rPr>
-                <w:rFonts w:ascii="標楷體" w:hAnsi="標楷體" w:cs="標楷體" w:eastAsia="標楷體"/>
-                <w:color w:val="595959"/>
-                <w:kern w:val="0"/>
-              </w:rPr>
-              <w:t>補充說明）</w:t>
-            </w:r>
-          </w:p>
-          <w:p>
-            <w:pPr>
-              <w:pStyle w:val="Normal"/>
-              <w:widowControl/>
-              <w:spacing w:lineRule="exact" w:line="300"/>
-              <w:ind w:right="58"/>
-              <w:jc w:val="both"/>
-              <w:rPr>
-                <w:rFonts w:ascii="標楷體" w:hAnsi="標楷體" w:eastAsia="標楷體" w:cs="標楷體"/>
-                <w:color w:val="595959"/>
-                <w:kern w:val="0"/>
-              </w:rPr>
-            </w:pPr>
-            <w:r>
-              <w:rPr>
-                <w:rFonts w:eastAsia="標楷體" w:cs="標楷體" w:ascii="標楷體" w:hAnsi="標楷體"/>
-                <w:color w:val="595959"/>
-                <w:kern w:val="0"/>
-              </w:rPr>
+              <w:t>{careerSupportBlock}</w:t>
             </w:r>
           </w:p>
         </w:tc>
@@ -11217,175 +9072,7 @@
               <w:rPr>
                 <w:rFonts w:eastAsia="標楷體" w:cs="標楷體" w:ascii="標楷體" w:hAnsi="標楷體"/>
               </w:rPr>
-              <w:t>□</w:t>
-            </w:r>
-            <w:r>
-              <w:rPr>
-                <w:rFonts w:eastAsia="標楷體" w:cs="標楷體" w:ascii="標楷體" w:hAnsi="標楷體"/>
-                <w:kern w:val="0"/>
-              </w:rPr>
-              <w:t xml:space="preserve"> </w:t>
-            </w:r>
-            <w:r>
-              <w:rPr>
-                <w:rFonts w:ascii="標楷體" w:hAnsi="標楷體" w:cs="標楷體" w:eastAsia="標楷體"/>
-                <w:kern w:val="0"/>
-              </w:rPr>
-              <w:t>特教生獎助學金申請協助</w:t>
-            </w:r>
-          </w:p>
-          <w:p>
-            <w:pPr>
-              <w:pStyle w:val="Normal"/>
-              <w:widowControl/>
-              <w:spacing w:lineRule="exact" w:line="300"/>
-              <w:ind w:hanging="240" w:left="288" w:right="58"/>
-              <w:jc w:val="both"/>
-              <w:rPr>
-                <w:rFonts w:ascii="標楷體" w:hAnsi="標楷體" w:eastAsia="標楷體" w:cs="標楷體"/>
-                <w:kern w:val="0"/>
-              </w:rPr>
-            </w:pPr>
-            <w:r>
-              <w:rPr>
-                <w:rFonts w:eastAsia="標楷體" w:cs="標楷體" w:ascii="標楷體" w:hAnsi="標楷體"/>
-              </w:rPr>
-              <w:t>□</w:t>
-            </w:r>
-            <w:r>
-              <w:rPr>
-                <w:rFonts w:eastAsia="標楷體" w:cs="標楷體" w:ascii="標楷體" w:hAnsi="標楷體"/>
-                <w:kern w:val="0"/>
-              </w:rPr>
-              <w:t xml:space="preserve"> </w:t>
-            </w:r>
-            <w:r>
-              <w:rPr>
-                <w:rFonts w:ascii="標楷體" w:hAnsi="標楷體" w:cs="標楷體" w:eastAsia="標楷體"/>
-                <w:kern w:val="0"/>
-              </w:rPr>
-              <w:t>校內外資源資訊提供：校內</w:t>
-            </w:r>
-            <w:r>
-              <w:rPr>
-                <w:rFonts w:eastAsia="標楷體" w:cs="標楷體" w:ascii="標楷體" w:hAnsi="標楷體"/>
-                <w:kern w:val="0"/>
-              </w:rPr>
-              <w:t>-</w:t>
-            </w:r>
-            <w:r>
-              <w:rPr>
-                <w:rFonts w:ascii="標楷體" w:hAnsi="標楷體" w:cs="標楷體" w:eastAsia="標楷體"/>
-                <w:kern w:val="0"/>
-              </w:rPr>
-              <w:t>高教深耕計畫</w:t>
-            </w:r>
-          </w:p>
-          <w:p>
-            <w:pPr>
-              <w:pStyle w:val="Normal"/>
-              <w:widowControl/>
-              <w:spacing w:lineRule="exact" w:line="300"/>
-              <w:ind w:hanging="240" w:left="288" w:right="58"/>
-              <w:jc w:val="both"/>
-              <w:rPr>
-                <w:rFonts w:ascii="標楷體" w:hAnsi="標楷體" w:eastAsia="標楷體" w:cs="標楷體"/>
-                <w:kern w:val="0"/>
-              </w:rPr>
-            </w:pPr>
-            <w:r>
-              <w:rPr>
-                <w:rFonts w:eastAsia="標楷體" w:cs="標楷體" w:ascii="標楷體" w:hAnsi="標楷體"/>
-                <w:kern w:val="0"/>
-              </w:rPr>
-              <w:t xml:space="preserve">□ </w:t>
-            </w:r>
-            <w:r>
-              <w:rPr>
-                <w:rFonts w:ascii="標楷體" w:hAnsi="標楷體" w:cs="標楷體" w:eastAsia="標楷體"/>
-                <w:kern w:val="0"/>
-              </w:rPr>
-              <w:t>校內行政資源申請協助</w:t>
-            </w:r>
-          </w:p>
-          <w:p>
-            <w:pPr>
-              <w:pStyle w:val="Normal"/>
-              <w:widowControl/>
-              <w:spacing w:lineRule="exact" w:line="300"/>
-              <w:ind w:hanging="240" w:left="288" w:right="58"/>
-              <w:jc w:val="both"/>
-              <w:rPr>
-                <w:rFonts w:ascii="標楷體" w:hAnsi="標楷體" w:eastAsia="標楷體" w:cs="標楷體"/>
-                <w:kern w:val="0"/>
-              </w:rPr>
-            </w:pPr>
-            <w:r>
-              <w:rPr>
-                <w:rFonts w:eastAsia="標楷體" w:cs="標楷體" w:ascii="標楷體" w:hAnsi="標楷體"/>
-                <w:kern w:val="0"/>
-              </w:rPr>
-              <w:t xml:space="preserve">□ </w:t>
-            </w:r>
-            <w:r>
-              <w:rPr>
-                <w:rFonts w:ascii="標楷體" w:hAnsi="標楷體" w:cs="標楷體" w:eastAsia="標楷體"/>
-                <w:kern w:val="0"/>
-              </w:rPr>
-              <w:t>校外資源轉介與申請協助</w:t>
-            </w:r>
-          </w:p>
-          <w:p>
-            <w:pPr>
-              <w:pStyle w:val="Normal"/>
-              <w:widowControl/>
-              <w:spacing w:lineRule="exact" w:line="300"/>
-              <w:ind w:hanging="240" w:left="288" w:right="58"/>
-              <w:jc w:val="both"/>
-              <w:rPr>
-                <w:rFonts w:ascii="新細明體;PMingLiU" w:hAnsi="新細明體;PMingLiU" w:cs="新細明體;PMingLiU"/>
-                <w:kern w:val="0"/>
-              </w:rPr>
-            </w:pPr>
-            <w:r>
-              <w:rPr>
-                <w:rFonts w:eastAsia="標楷體" w:cs="標楷體" w:ascii="標楷體" w:hAnsi="標楷體"/>
-                <w:kern w:val="0"/>
-              </w:rPr>
-              <w:t xml:space="preserve">□ </w:t>
-            </w:r>
-            <w:r>
-              <w:rPr>
-                <w:rFonts w:ascii="標楷體" w:hAnsi="標楷體" w:cs="標楷體" w:eastAsia="標楷體"/>
-                <w:kern w:val="0"/>
-              </w:rPr>
-              <w:t>其他：＿＿＿＿＿＿＿＿＿</w:t>
-            </w:r>
-            <w:r>
-              <w:rPr>
-                <w:rFonts w:ascii="新細明體;PMingLiU" w:hAnsi="新細明體;PMingLiU" w:cs="新細明體;PMingLiU"/>
-                <w:kern w:val="0"/>
-              </w:rPr>
-              <w:t>＿</w:t>
-            </w:r>
-          </w:p>
-          <w:p>
-            <w:pPr>
-              <w:pStyle w:val="Normal"/>
-              <w:widowControl/>
-              <w:spacing w:lineRule="exact" w:line="300"/>
-              <w:ind w:hanging="240" w:left="288" w:right="58"/>
-              <w:jc w:val="both"/>
-              <w:rPr>
-                <w:rFonts w:ascii="標楷體" w:hAnsi="標楷體" w:eastAsia="標楷體" w:cs="標楷體"/>
-                <w:kern w:val="0"/>
-              </w:rPr>
-            </w:pPr>
-            <w:r>
-              <w:rPr>
-                <w:rFonts w:eastAsia="標楷體" w:cs="標楷體" w:ascii="標楷體" w:hAnsi="標楷體"/>
-                <w:kern w:val="0"/>
-              </w:rPr>
+              <w:t>{adminSupportBlock}</w:t>
             </w:r>
           </w:p>
         </w:tc>
@@ -11506,148 +9193,7 @@
               <w:rPr>
                 <w:rFonts w:eastAsia="標楷體" w:cs="標楷體" w:ascii="標楷體" w:hAnsi="標楷體"/>
               </w:rPr>
-              <w:t>□</w:t>
-            </w:r>
-            <w:r>
-              <w:rPr>
-                <w:rFonts w:eastAsia="標楷體" w:cs="標楷體" w:ascii="標楷體" w:hAnsi="標楷體"/>
-                <w:kern w:val="0"/>
-              </w:rPr>
-              <w:t xml:space="preserve"> </w:t>
-            </w:r>
-            <w:r>
-              <w:rPr>
-                <w:rFonts w:ascii="標楷體" w:hAnsi="標楷體" w:cs="標楷體" w:eastAsia="標楷體"/>
-                <w:kern w:val="0"/>
-              </w:rPr>
-              <w:t>現有支持適切，持續維持</w:t>
-            </w:r>
-          </w:p>
-          <w:p>
-            <w:pPr>
-              <w:pStyle w:val="Normal"/>
-              <w:widowControl/>
-              <w:spacing w:lineRule="exact" w:line="300"/>
-              <w:ind w:hanging="240" w:left="288" w:right="58"/>
-              <w:jc w:val="both"/>
-              <w:rPr>
-                <w:rFonts w:ascii="標楷體" w:hAnsi="標楷體" w:eastAsia="標楷體" w:cs="標楷體"/>
-                <w:kern w:val="0"/>
-              </w:rPr>
-            </w:pPr>
-            <w:r>
-              <w:rPr>
-                <w:rFonts w:eastAsia="標楷體" w:cs="標楷體" w:ascii="標楷體" w:hAnsi="標楷體"/>
-                <w:kern w:val="0"/>
-              </w:rPr>
-              <w:t xml:space="preserve">□ </w:t>
-            </w:r>
-            <w:r>
-              <w:rPr>
-                <w:rFonts w:ascii="標楷體" w:hAnsi="標楷體" w:cs="標楷體" w:eastAsia="標楷體"/>
-                <w:kern w:val="0"/>
-              </w:rPr>
-              <w:t>需調整部分支持內容</w:t>
-            </w:r>
-          </w:p>
-          <w:p>
-            <w:pPr>
-              <w:pStyle w:val="Normal"/>
-              <w:widowControl/>
-              <w:spacing w:lineRule="exact" w:line="300"/>
-              <w:ind w:hanging="240" w:left="288" w:right="58"/>
-              <w:jc w:val="both"/>
-              <w:rPr>
-                <w:rFonts w:ascii="標楷體" w:hAnsi="標楷體" w:eastAsia="標楷體" w:cs="標楷體"/>
-                <w:kern w:val="0"/>
-              </w:rPr>
-            </w:pPr>
-            <w:r>
-              <w:rPr>
-                <w:rFonts w:eastAsia="標楷體" w:cs="標楷體" w:ascii="標楷體" w:hAnsi="標楷體"/>
-                <w:kern w:val="0"/>
-              </w:rPr>
-              <w:t xml:space="preserve">□ </w:t>
-            </w:r>
-            <w:r>
-              <w:rPr>
-                <w:rFonts w:ascii="標楷體" w:hAnsi="標楷體" w:cs="標楷體" w:eastAsia="標楷體"/>
-                <w:kern w:val="0"/>
-              </w:rPr>
-              <w:t>需新增或加強支持服務</w:t>
-            </w:r>
-          </w:p>
-          <w:p>
-            <w:pPr>
-              <w:pStyle w:val="Normal"/>
-              <w:widowControl/>
-              <w:spacing w:lineRule="exact" w:line="300"/>
-              <w:ind w:hanging="240" w:left="288" w:right="58"/>
-              <w:jc w:val="both"/>
-              <w:rPr>
-                <w:rFonts w:ascii="標楷體" w:hAnsi="標楷體" w:eastAsia="標楷體" w:cs="標楷體"/>
-                <w:kern w:val="0"/>
-              </w:rPr>
-            </w:pPr>
-            <w:r>
-              <w:rPr>
-                <w:rFonts w:eastAsia="標楷體" w:cs="標楷體" w:ascii="標楷體" w:hAnsi="標楷體"/>
-                <w:kern w:val="0"/>
-              </w:rPr>
-              <w:t xml:space="preserve">□ </w:t>
-            </w:r>
-            <w:r>
-              <w:rPr>
-                <w:rFonts w:ascii="標楷體" w:hAnsi="標楷體" w:cs="標楷體" w:eastAsia="標楷體"/>
-                <w:kern w:val="0"/>
-              </w:rPr>
-              <w:t>需減少或結束部分支持</w:t>
-            </w:r>
-          </w:p>
-          <w:p>
-            <w:pPr>
-              <w:pStyle w:val="Normal"/>
-              <w:widowControl/>
-              <w:spacing w:lineRule="exact" w:line="300"/>
-              <w:ind w:hanging="240" w:left="288" w:right="58"/>
-              <w:jc w:val="both"/>
-              <w:rPr>
-                <w:rFonts w:ascii="標楷體" w:hAnsi="標楷體" w:eastAsia="標楷體" w:cs="標楷體"/>
-                <w:kern w:val="0"/>
-              </w:rPr>
-            </w:pPr>
-            <w:r>
-              <w:rPr>
-                <w:rFonts w:eastAsia="標楷體" w:cs="標楷體" w:ascii="標楷體" w:hAnsi="標楷體"/>
-                <w:kern w:val="0"/>
-              </w:rPr>
-              <w:t xml:space="preserve">□ </w:t>
-            </w:r>
-            <w:r>
-              <w:rPr>
-                <w:rFonts w:ascii="標楷體" w:hAnsi="標楷體" w:cs="標楷體" w:eastAsia="標楷體"/>
-                <w:kern w:val="0"/>
-              </w:rPr>
-              <w:t>其他：＿＿＿＿＿＿＿＿＿＿</w:t>
-            </w:r>
-          </w:p>
-          <w:p>
-            <w:pPr>
-              <w:pStyle w:val="Normal"/>
-              <w:widowControl/>
-              <w:spacing w:lineRule="exact" w:line="300"/>
-              <w:ind w:hanging="240" w:left="288" w:right="58"/>
-              <w:jc w:val="both"/>
-              <w:rPr>
-                <w:rFonts w:ascii="標楷體" w:hAnsi="標楷體" w:eastAsia="標楷體" w:cs="標楷體"/>
-                <w:kern w:val="0"/>
-              </w:rPr>
-            </w:pPr>
-            <w:r>
-              <w:rPr>
-                <w:rFonts w:eastAsia="標楷體" w:cs="標楷體" w:ascii="標楷體" w:hAnsi="標楷體"/>
-                <w:kern w:val="0"/>
-              </w:rPr>
+              <w:t>{supportAdjustmentBlock}</w:t>
             </w:r>
           </w:p>
         </w:tc>
@@ -12041,898 +9587,7 @@
                 <w:rFonts w:ascii="標楷體" w:hAnsi="標楷體" w:cs="標楷體" w:eastAsia="標楷體"/>
                 <w:sz w:val="22"/>
               </w:rPr>
-              <w:t>（</w:t>
-            </w:r>
-            <w:r>
-              <w:rPr>
-                <w:rFonts w:eastAsia="標楷體" w:cs="標楷體" w:ascii="標楷體" w:hAnsi="標楷體"/>
-                <w:sz w:val="22"/>
-              </w:rPr>
-              <w:t>1</w:t>
-            </w:r>
-            <w:r>
-              <w:rPr>
-                <w:rFonts w:ascii="標楷體" w:hAnsi="標楷體" w:cs="標楷體" w:eastAsia="標楷體"/>
-                <w:sz w:val="22"/>
-              </w:rPr>
-              <w:t>）經濟補助</w:t>
-            </w:r>
-          </w:p>
-          <w:p>
-            <w:pPr>
-              <w:pStyle w:val="Normal"/>
-              <w:spacing w:lineRule="atLeast" w:line="280"/>
-              <w:jc w:val="both"/>
-              <w:rPr>
-                <w:rFonts w:ascii="標楷體" w:hAnsi="標楷體" w:eastAsia="標楷體" w:cs="標楷體"/>
-                <w:sz w:val="22"/>
-              </w:rPr>
-            </w:pPr>
-            <w:r>
-              <w:rPr>
-                <w:rFonts w:eastAsia="標楷體" w:cs="標楷體" w:ascii="標楷體" w:hAnsi="標楷體"/>
-                <w:sz w:val="22"/>
-              </w:rPr>
-              <w:t xml:space="preserve">  □</w:t>
-            </w:r>
-            <w:r>
-              <w:rPr>
-                <w:rFonts w:ascii="標楷體" w:hAnsi="標楷體" w:cs="標楷體" w:eastAsia="標楷體"/>
-                <w:sz w:val="22"/>
-              </w:rPr>
-              <w:t>低收入戶生活補助 □身心障礙者生活補助 □身心障礙者津貼</w:t>
-            </w:r>
-          </w:p>
-          <w:p>
-            <w:pPr>
-              <w:pStyle w:val="Normal"/>
-              <w:spacing w:lineRule="atLeast" w:line="280"/>
-              <w:jc w:val="both"/>
-              <w:rPr>
-                <w:rFonts w:ascii="標楷體" w:hAnsi="標楷體" w:eastAsia="標楷體" w:cs="標楷體"/>
-                <w:sz w:val="22"/>
-              </w:rPr>
-            </w:pPr>
-            <w:r>
-              <w:rPr>
-                <w:rFonts w:eastAsia="標楷體" w:cs="標楷體" w:ascii="標楷體" w:hAnsi="標楷體"/>
-                <w:sz w:val="22"/>
-              </w:rPr>
-              <w:t xml:space="preserve">  □</w:t>
-            </w:r>
-            <w:r>
-              <w:rPr>
-                <w:rFonts w:ascii="標楷體" w:hAnsi="標楷體" w:cs="標楷體" w:eastAsia="標楷體"/>
-                <w:sz w:val="22"/>
-              </w:rPr>
-              <w:t xml:space="preserve">健保自付保費補助 □急難救助 □學雜費減免補助 </w:t>
-            </w:r>
-          </w:p>
-          <w:p>
-            <w:pPr>
-              <w:pStyle w:val="Normal"/>
-              <w:spacing w:lineRule="atLeast" w:line="280"/>
-              <w:ind w:firstLine="220" w:right="0"/>
-              <w:jc w:val="both"/>
-              <w:rPr>
-                <w:rFonts w:ascii="標楷體" w:hAnsi="標楷體" w:eastAsia="標楷體" w:cs="標楷體"/>
-                <w:sz w:val="22"/>
-              </w:rPr>
-            </w:pPr>
-            <w:r>
-              <w:rPr>
-                <w:rFonts w:eastAsia="標楷體" w:cs="標楷體" w:ascii="標楷體" w:hAnsi="標楷體"/>
-                <w:sz w:val="22"/>
-              </w:rPr>
-              <w:t>□</w:t>
-            </w:r>
-            <w:r>
-              <w:rPr>
-                <w:rFonts w:ascii="標楷體" w:hAnsi="標楷體" w:cs="標楷體" w:eastAsia="標楷體"/>
-                <w:sz w:val="22"/>
-              </w:rPr>
-              <w:t xml:space="preserve">獎助學金 □生活及復健輔助器具補助 □醫療補助 </w:t>
-            </w:r>
-          </w:p>
-          <w:p>
-            <w:pPr>
-              <w:pStyle w:val="Normal"/>
-              <w:spacing w:lineRule="atLeast" w:line="280"/>
-              <w:ind w:firstLine="220" w:right="0"/>
-              <w:jc w:val="both"/>
-              <w:rPr>
-                <w:rFonts w:ascii="標楷體" w:hAnsi="標楷體" w:eastAsia="標楷體" w:cs="標楷體"/>
-                <w:sz w:val="22"/>
-              </w:rPr>
-            </w:pPr>
-            <w:r>
-              <w:rPr>
-                <w:rFonts w:eastAsia="標楷體" w:cs="標楷體" w:ascii="標楷體" w:hAnsi="標楷體"/>
-                <w:sz w:val="22"/>
-              </w:rPr>
-              <w:t>□</w:t>
-            </w:r>
-            <w:r>
-              <w:rPr>
-                <w:rFonts w:ascii="標楷體" w:hAnsi="標楷體" w:cs="標楷體" w:eastAsia="標楷體"/>
-                <w:sz w:val="22"/>
-              </w:rPr>
-              <w:t>租賃補助 □其他：</w:t>
-            </w:r>
-            <w:r>
-              <w:rPr>
-                <w:rFonts w:ascii="標楷體" w:hAnsi="標楷體" w:cs="標楷體" w:eastAsia="標楷體"/>
-                <w:sz w:val="22"/>
-                <w:u w:val="single"/>
-              </w:rPr>
-              <w:t xml:space="preserve">                            </w:t>
-            </w:r>
-            <w:r>
-              <w:rPr>
-                <w:rFonts w:eastAsia="標楷體" w:cs="標楷體" w:ascii="標楷體" w:hAnsi="標楷體"/>
-                <w:sz w:val="22"/>
-              </w:rPr>
-              <w:t>(</w:t>
-            </w:r>
-            <w:r>
-              <w:rPr>
-                <w:rFonts w:ascii="標楷體" w:hAnsi="標楷體" w:cs="標楷體" w:eastAsia="標楷體"/>
-                <w:sz w:val="22"/>
-              </w:rPr>
-              <w:t>請註明</w:t>
-            </w:r>
-            <w:r>
-              <w:rPr>
-                <w:rFonts w:eastAsia="標楷體" w:cs="標楷體" w:ascii="標楷體" w:hAnsi="標楷體"/>
-                <w:sz w:val="22"/>
-              </w:rPr>
-              <w:t>)</w:t>
-            </w:r>
-          </w:p>
-          <w:p>
-            <w:pPr>
-              <w:pStyle w:val="Normal"/>
-              <w:spacing w:lineRule="atLeast" w:line="280"/>
-              <w:jc w:val="both"/>
-              <w:rPr>
-                <w:rFonts w:ascii="標楷體" w:hAnsi="標楷體" w:eastAsia="標楷體" w:cs="標楷體"/>
-                <w:sz w:val="22"/>
-              </w:rPr>
-            </w:pPr>
-            <w:r>
-              <w:rPr>
-                <w:rFonts w:ascii="標楷體" w:hAnsi="標楷體" w:cs="標楷體" w:eastAsia="標楷體"/>
-                <w:sz w:val="22"/>
-              </w:rPr>
-              <w:t>（</w:t>
-            </w:r>
-            <w:r>
-              <w:rPr>
-                <w:rFonts w:eastAsia="標楷體" w:cs="標楷體" w:ascii="標楷體" w:hAnsi="標楷體"/>
-                <w:sz w:val="22"/>
-              </w:rPr>
-              <w:t>2</w:t>
-            </w:r>
-            <w:r>
-              <w:rPr>
-                <w:rFonts w:ascii="標楷體" w:hAnsi="標楷體" w:cs="標楷體" w:eastAsia="標楷體"/>
-                <w:sz w:val="22"/>
-              </w:rPr>
-              <w:t>）支持性服務</w:t>
-            </w:r>
-          </w:p>
-          <w:p>
-            <w:pPr>
-              <w:pStyle w:val="Normal"/>
-              <w:spacing w:lineRule="atLeast" w:line="280"/>
-              <w:jc w:val="both"/>
-              <w:rPr>
-                <w:rFonts w:ascii="標楷體" w:hAnsi="標楷體" w:eastAsia="標楷體" w:cs="標楷體"/>
-                <w:sz w:val="22"/>
-              </w:rPr>
-            </w:pPr>
-            <w:r>
-              <w:rPr>
-                <w:rFonts w:eastAsia="標楷體" w:cs="標楷體" w:ascii="標楷體" w:hAnsi="標楷體"/>
-                <w:sz w:val="22"/>
-              </w:rPr>
-              <w:t xml:space="preserve">  □</w:t>
-            </w:r>
-            <w:r>
-              <w:rPr>
-                <w:rFonts w:ascii="標楷體" w:hAnsi="標楷體" w:cs="標楷體" w:eastAsia="標楷體"/>
-                <w:sz w:val="22"/>
-              </w:rPr>
-              <w:t>居家照顧服務 □臨時照顧服務 □親職教育 □交通服務</w:t>
-            </w:r>
-          </w:p>
-          <w:p>
-            <w:pPr>
-              <w:pStyle w:val="Normal"/>
-              <w:spacing w:lineRule="atLeast" w:line="280"/>
-              <w:jc w:val="both"/>
-              <w:rPr/>
-            </w:pPr>
-            <w:r>
-              <w:rPr>
-                <w:rFonts w:eastAsia="標楷體" w:cs="標楷體" w:ascii="標楷體" w:hAnsi="標楷體"/>
-                <w:sz w:val="22"/>
-              </w:rPr>
-              <w:t xml:space="preserve">  □</w:t>
-            </w:r>
-            <w:r>
-              <w:rPr>
-                <w:rFonts w:ascii="標楷體" w:hAnsi="標楷體" w:cs="標楷體" w:eastAsia="標楷體"/>
-                <w:sz w:val="22"/>
-              </w:rPr>
-              <w:t>諮詢服務 □諮商輔導服務 □休閒活動 □其他：</w:t>
-            </w:r>
-            <w:r>
-              <w:rPr>
-                <w:rFonts w:ascii="標楷體" w:hAnsi="標楷體" w:cs="標楷體" w:eastAsia="標楷體"/>
-                <w:sz w:val="22"/>
-                <w:u w:val="single"/>
-              </w:rPr>
-              <w:t xml:space="preserve">           </w:t>
-            </w:r>
-          </w:p>
-          <w:p>
-            <w:pPr>
-              <w:pStyle w:val="Normal"/>
-              <w:spacing w:lineRule="atLeast" w:line="280"/>
-              <w:jc w:val="both"/>
-              <w:rPr>
-                <w:rFonts w:ascii="標楷體" w:hAnsi="標楷體" w:eastAsia="標楷體" w:cs="標楷體"/>
-                <w:sz w:val="22"/>
-              </w:rPr>
-            </w:pPr>
-            <w:r>
-              <w:rPr>
-                <w:rFonts w:ascii="標楷體" w:hAnsi="標楷體" w:cs="標楷體" w:eastAsia="標楷體"/>
-                <w:sz w:val="22"/>
-              </w:rPr>
-              <w:t>（</w:t>
-            </w:r>
-            <w:r>
-              <w:rPr>
-                <w:rFonts w:eastAsia="標楷體" w:cs="標楷體" w:ascii="標楷體" w:hAnsi="標楷體"/>
-                <w:sz w:val="22"/>
-              </w:rPr>
-              <w:t>3</w:t>
-            </w:r>
-            <w:r>
-              <w:rPr>
-                <w:rFonts w:ascii="標楷體" w:hAnsi="標楷體" w:cs="標楷體" w:eastAsia="標楷體"/>
-                <w:sz w:val="22"/>
-              </w:rPr>
-              <w:t>）復健與醫療服務</w:t>
-            </w:r>
-          </w:p>
-          <w:p>
-            <w:pPr>
-              <w:pStyle w:val="Normal"/>
-              <w:spacing w:lineRule="atLeast" w:line="280"/>
-              <w:jc w:val="both"/>
-              <w:rPr>
-                <w:rFonts w:ascii="標楷體" w:hAnsi="標楷體" w:eastAsia="標楷體" w:cs="標楷體"/>
-                <w:sz w:val="22"/>
-              </w:rPr>
-            </w:pPr>
-            <w:r>
-              <w:rPr>
-                <w:rFonts w:eastAsia="標楷體" w:cs="標楷體" w:ascii="標楷體" w:hAnsi="標楷體"/>
-                <w:sz w:val="22"/>
-              </w:rPr>
-              <w:t xml:space="preserve">  □</w:t>
-            </w:r>
-            <w:r>
-              <w:rPr>
-                <w:rFonts w:ascii="標楷體" w:hAnsi="標楷體" w:cs="標楷體" w:eastAsia="標楷體"/>
-                <w:sz w:val="22"/>
-              </w:rPr>
-              <w:t>物理治療 □職能治療 □語言治療 □個別心理治療</w:t>
-            </w:r>
-          </w:p>
-          <w:p>
-            <w:pPr>
-              <w:pStyle w:val="Normal"/>
-              <w:spacing w:lineRule="atLeast" w:line="280"/>
-              <w:ind w:left="240" w:right="0"/>
-              <w:jc w:val="both"/>
-              <w:rPr>
-                <w:rFonts w:ascii="標楷體" w:hAnsi="標楷體" w:eastAsia="標楷體" w:cs="標楷體"/>
-                <w:sz w:val="22"/>
-              </w:rPr>
-            </w:pPr>
-            <w:r>
-              <w:rPr>
-                <w:rFonts w:eastAsia="標楷體" w:cs="標楷體" w:ascii="標楷體" w:hAnsi="標楷體"/>
-                <w:sz w:val="22"/>
-              </w:rPr>
-              <w:t>□</w:t>
-            </w:r>
-            <w:r>
-              <w:rPr>
-                <w:rFonts w:ascii="標楷體" w:hAnsi="標楷體" w:cs="標楷體" w:eastAsia="標楷體"/>
-                <w:sz w:val="22"/>
-              </w:rPr>
-              <w:t xml:space="preserve">團體治療 □聽力復健 □精神科醫療 □視力復健 □營養諮詢 </w:t>
-            </w:r>
-          </w:p>
-          <w:p>
-            <w:pPr>
-              <w:pStyle w:val="Normal"/>
-              <w:spacing w:lineRule="atLeast" w:line="280"/>
-              <w:ind w:left="240" w:right="0"/>
-              <w:jc w:val="both"/>
-              <w:rPr>
-                <w:rFonts w:ascii="標楷體" w:hAnsi="標楷體" w:eastAsia="標楷體" w:cs="標楷體"/>
-                <w:sz w:val="22"/>
-              </w:rPr>
-            </w:pPr>
-            <w:r>
-              <w:rPr>
-                <w:rFonts w:eastAsia="標楷體" w:cs="標楷體" w:ascii="標楷體" w:hAnsi="標楷體"/>
-                <w:sz w:val="22"/>
-              </w:rPr>
-              <w:t>□</w:t>
-            </w:r>
-            <w:r>
-              <w:rPr>
-                <w:rFonts w:ascii="標楷體" w:hAnsi="標楷體" w:cs="標楷體" w:eastAsia="標楷體"/>
-                <w:sz w:val="22"/>
-              </w:rPr>
-              <w:t xml:space="preserve">居家護理 □居家復健 □輔助器具 □精神復健機構 </w:t>
-            </w:r>
-          </w:p>
-          <w:p>
-            <w:pPr>
-              <w:pStyle w:val="Normal"/>
-              <w:spacing w:lineRule="atLeast" w:line="280"/>
-              <w:ind w:left="240" w:right="0"/>
-              <w:jc w:val="both"/>
-              <w:rPr>
-                <w:rFonts w:ascii="標楷體" w:hAnsi="標楷體" w:eastAsia="標楷體" w:cs="標楷體"/>
-                <w:sz w:val="22"/>
-              </w:rPr>
-            </w:pPr>
-            <w:r>
-              <w:rPr>
-                <w:rFonts w:eastAsia="標楷體" w:cs="標楷體" w:ascii="標楷體" w:hAnsi="標楷體"/>
-                <w:sz w:val="22"/>
-              </w:rPr>
-              <w:t>□</w:t>
-            </w:r>
-            <w:r>
-              <w:rPr>
-                <w:rFonts w:ascii="標楷體" w:hAnsi="標楷體" w:cs="標楷體" w:eastAsia="標楷體"/>
-                <w:sz w:val="22"/>
-              </w:rPr>
-              <w:t>障礙重新鑑定   □重大疾病性醫療：</w:t>
-            </w:r>
-            <w:r>
-              <w:rPr>
-                <w:rFonts w:ascii="標楷體" w:hAnsi="標楷體" w:cs="標楷體" w:eastAsia="標楷體"/>
-                <w:sz w:val="22"/>
-                <w:u w:val="single"/>
-              </w:rPr>
-              <w:t xml:space="preserve">            </w:t>
-            </w:r>
-            <w:r>
-              <w:rPr>
-                <w:rFonts w:eastAsia="標楷體" w:cs="標楷體" w:ascii="標楷體" w:hAnsi="標楷體"/>
-                <w:sz w:val="22"/>
-              </w:rPr>
-              <w:t>(</w:t>
-            </w:r>
-            <w:r>
-              <w:rPr>
-                <w:rFonts w:ascii="標楷體" w:hAnsi="標楷體" w:cs="標楷體" w:eastAsia="標楷體"/>
-                <w:sz w:val="22"/>
-              </w:rPr>
-              <w:t>請註明</w:t>
-            </w:r>
-            <w:r>
-              <w:rPr>
-                <w:rFonts w:eastAsia="標楷體" w:cs="標楷體" w:ascii="標楷體" w:hAnsi="標楷體"/>
-                <w:sz w:val="22"/>
-              </w:rPr>
-              <w:t>)</w:t>
-            </w:r>
-          </w:p>
-          <w:p>
-            <w:pPr>
-              <w:pStyle w:val="Normal"/>
-              <w:spacing w:lineRule="atLeast" w:line="280"/>
-              <w:jc w:val="both"/>
-              <w:rPr/>
-            </w:pPr>
-            <w:r>
-              <w:rPr>
-                <w:rFonts w:eastAsia="標楷體" w:cs="標楷體" w:ascii="標楷體" w:hAnsi="標楷體"/>
-                <w:sz w:val="22"/>
-              </w:rPr>
-              <w:t xml:space="preserve">  □</w:t>
-            </w:r>
-            <w:r>
-              <w:rPr>
-                <w:rFonts w:ascii="標楷體" w:hAnsi="標楷體" w:cs="標楷體" w:eastAsia="標楷體"/>
-                <w:sz w:val="22"/>
-              </w:rPr>
-              <w:t>其他：</w:t>
-            </w:r>
-            <w:r>
-              <w:rPr>
-                <w:rFonts w:ascii="標楷體" w:hAnsi="標楷體" w:cs="標楷體" w:eastAsia="標楷體"/>
-                <w:sz w:val="22"/>
-                <w:u w:val="single"/>
-              </w:rPr>
-              <w:t xml:space="preserve">                                       </w:t>
-            </w:r>
-            <w:r>
-              <w:rPr>
-                <w:rFonts w:eastAsia="標楷體" w:cs="標楷體" w:ascii="標楷體" w:hAnsi="標楷體"/>
-                <w:sz w:val="22"/>
-              </w:rPr>
-              <w:t>(</w:t>
-            </w:r>
-            <w:r>
-              <w:rPr>
-                <w:rFonts w:ascii="標楷體" w:hAnsi="標楷體" w:cs="標楷體" w:eastAsia="標楷體"/>
-                <w:sz w:val="22"/>
-              </w:rPr>
-              <w:t>請註明</w:t>
-            </w:r>
-            <w:r>
-              <w:rPr>
-                <w:rFonts w:eastAsia="標楷體" w:cs="標楷體" w:ascii="標楷體" w:hAnsi="標楷體"/>
-                <w:sz w:val="22"/>
-              </w:rPr>
-              <w:t>)</w:t>
-            </w:r>
-          </w:p>
-          <w:p>
-            <w:pPr>
-              <w:pStyle w:val="Normal"/>
-              <w:rPr>
-                <w:rFonts w:ascii="標楷體" w:hAnsi="標楷體" w:eastAsia="標楷體" w:cs="標楷體"/>
-                <w:sz w:val="22"/>
-              </w:rPr>
-            </w:pPr>
-            <w:r>
-              <w:rPr>
-                <w:rFonts w:ascii="標楷體" w:hAnsi="標楷體" w:cs="標楷體" w:eastAsia="標楷體"/>
-                <w:sz w:val="22"/>
-              </w:rPr>
-              <w:t>（</w:t>
-            </w:r>
-            <w:r>
-              <w:rPr>
-                <w:rFonts w:eastAsia="標楷體" w:cs="標楷體" w:ascii="標楷體" w:hAnsi="標楷體"/>
-                <w:sz w:val="22"/>
-              </w:rPr>
-              <w:t>4</w:t>
-            </w:r>
-            <w:r>
-              <w:rPr>
-                <w:rFonts w:ascii="標楷體" w:hAnsi="標楷體" w:cs="標楷體" w:eastAsia="標楷體"/>
-                <w:sz w:val="22"/>
-              </w:rPr>
-              <w:t>）就學服務</w:t>
-            </w:r>
-          </w:p>
-          <w:p>
-            <w:pPr>
-              <w:pStyle w:val="Normal"/>
-              <w:rPr>
-                <w:rFonts w:ascii="標楷體" w:hAnsi="標楷體" w:eastAsia="標楷體" w:cs="標楷體"/>
-                <w:sz w:val="22"/>
-              </w:rPr>
-            </w:pPr>
-            <w:r>
-              <w:rPr>
-                <w:rFonts w:eastAsia="標楷體" w:cs="標楷體" w:ascii="標楷體" w:hAnsi="標楷體"/>
-                <w:sz w:val="22"/>
-              </w:rPr>
-              <w:t xml:space="preserve">  □</w:t>
-            </w:r>
-            <w:r>
-              <w:rPr>
-                <w:rFonts w:ascii="標楷體" w:hAnsi="標楷體" w:cs="標楷體" w:eastAsia="標楷體"/>
-                <w:sz w:val="22"/>
-              </w:rPr>
-              <w:t>教育輔具 □行為輔導 □課業輔導 □生活輔導 □職業輔導</w:t>
-            </w:r>
-          </w:p>
-          <w:p>
-            <w:pPr>
-              <w:pStyle w:val="Normal"/>
-              <w:ind w:left="240" w:right="0"/>
-              <w:rPr>
-                <w:rFonts w:ascii="標楷體" w:hAnsi="標楷體" w:eastAsia="標楷體" w:cs="標楷體"/>
-                <w:sz w:val="22"/>
-              </w:rPr>
-            </w:pPr>
-            <w:r>
-              <w:rPr>
-                <w:rFonts w:eastAsia="標楷體" w:cs="標楷體" w:ascii="標楷體" w:hAnsi="標楷體"/>
-                <w:sz w:val="22"/>
-              </w:rPr>
-              <w:t>□</w:t>
-            </w:r>
-            <w:r>
-              <w:rPr>
-                <w:rFonts w:ascii="標楷體" w:hAnsi="標楷體" w:cs="標楷體" w:eastAsia="標楷體"/>
-                <w:sz w:val="22"/>
-              </w:rPr>
-              <w:t>就業輔導 □入學管道：請註明</w:t>
-            </w:r>
-          </w:p>
-          <w:p>
-            <w:pPr>
-              <w:pStyle w:val="Normal"/>
-              <w:rPr>
-                <w:rFonts w:ascii="標楷體" w:hAnsi="標楷體" w:eastAsia="標楷體" w:cs="標楷體"/>
-                <w:sz w:val="22"/>
-              </w:rPr>
-            </w:pPr>
-            <w:r>
-              <w:rPr>
-                <w:rFonts w:eastAsia="標楷體" w:cs="標楷體" w:ascii="標楷體" w:hAnsi="標楷體"/>
-                <w:sz w:val="22"/>
-              </w:rPr>
-              <w:t xml:space="preserve">  □</w:t>
-            </w:r>
-            <w:r>
-              <w:rPr>
-                <w:rFonts w:ascii="標楷體" w:hAnsi="標楷體" w:cs="標楷體" w:eastAsia="標楷體"/>
-                <w:sz w:val="22"/>
-              </w:rPr>
-              <w:t>工讀 □校外實習業：請註明職種及時間</w:t>
-            </w:r>
-          </w:p>
-          <w:p>
-            <w:pPr>
-              <w:pStyle w:val="Normal"/>
-              <w:rPr/>
-            </w:pPr>
-            <w:r>
-              <w:rPr>
-                <w:rFonts w:eastAsia="標楷體" w:cs="標楷體" w:ascii="標楷體" w:hAnsi="標楷體"/>
-                <w:sz w:val="22"/>
-              </w:rPr>
-              <w:t xml:space="preserve">  □</w:t>
-            </w:r>
-            <w:r>
-              <w:rPr>
-                <w:rFonts w:ascii="標楷體" w:hAnsi="標楷體" w:cs="標楷體" w:eastAsia="標楷體"/>
-                <w:sz w:val="22"/>
-              </w:rPr>
-              <w:t>其他：</w:t>
-            </w:r>
-            <w:r>
-              <w:rPr>
-                <w:rFonts w:ascii="標楷體" w:hAnsi="標楷體" w:cs="標楷體" w:eastAsia="標楷體"/>
-                <w:sz w:val="22"/>
-                <w:u w:val="single"/>
-              </w:rPr>
-              <w:t xml:space="preserve">                                       </w:t>
-            </w:r>
-            <w:r>
-              <w:rPr>
-                <w:rFonts w:eastAsia="標楷體" w:cs="標楷體" w:ascii="標楷體" w:hAnsi="標楷體"/>
-                <w:sz w:val="22"/>
-              </w:rPr>
-              <w:t>(</w:t>
-            </w:r>
-            <w:r>
-              <w:rPr>
-                <w:rFonts w:ascii="標楷體" w:hAnsi="標楷體" w:cs="標楷體" w:eastAsia="標楷體"/>
-                <w:sz w:val="22"/>
-              </w:rPr>
-              <w:t>請註明</w:t>
-            </w:r>
-            <w:r>
-              <w:rPr>
-                <w:rFonts w:eastAsia="標楷體" w:cs="標楷體" w:ascii="標楷體" w:hAnsi="標楷體"/>
-                <w:sz w:val="22"/>
-              </w:rPr>
-              <w:t>)</w:t>
-            </w:r>
-          </w:p>
-          <w:p>
-            <w:pPr>
-              <w:pStyle w:val="Normal"/>
-              <w:rPr>
-                <w:rFonts w:ascii="標楷體" w:hAnsi="標楷體" w:eastAsia="標楷體" w:cs="標楷體"/>
-                <w:sz w:val="22"/>
-              </w:rPr>
-            </w:pPr>
-            <w:r>
-              <w:rPr>
-                <w:rFonts w:ascii="標楷體" w:hAnsi="標楷體" w:cs="標楷體" w:eastAsia="標楷體"/>
-                <w:sz w:val="22"/>
-              </w:rPr>
-              <w:t>（</w:t>
-            </w:r>
-            <w:r>
-              <w:rPr>
-                <w:rFonts w:eastAsia="標楷體" w:cs="標楷體" w:ascii="標楷體" w:hAnsi="標楷體"/>
-                <w:sz w:val="22"/>
-              </w:rPr>
-              <w:t>5</w:t>
-            </w:r>
-            <w:r>
-              <w:rPr>
-                <w:rFonts w:ascii="標楷體" w:hAnsi="標楷體" w:cs="標楷體" w:eastAsia="標楷體"/>
-                <w:sz w:val="22"/>
-              </w:rPr>
-              <w:t>）住宿</w:t>
-            </w:r>
-          </w:p>
-          <w:p>
-            <w:pPr>
-              <w:pStyle w:val="Normal"/>
-              <w:rPr>
-                <w:rFonts w:ascii="標楷體" w:hAnsi="標楷體" w:eastAsia="標楷體" w:cs="標楷體"/>
-                <w:sz w:val="22"/>
-              </w:rPr>
-            </w:pPr>
-            <w:r>
-              <w:rPr>
-                <w:rFonts w:eastAsia="標楷體" w:cs="標楷體" w:ascii="標楷體" w:hAnsi="標楷體"/>
-                <w:sz w:val="22"/>
-              </w:rPr>
-              <w:t xml:space="preserve">  □</w:t>
-            </w:r>
-            <w:r>
-              <w:rPr>
-                <w:rFonts w:ascii="標楷體" w:hAnsi="標楷體" w:cs="標楷體" w:eastAsia="標楷體"/>
-                <w:sz w:val="22"/>
-              </w:rPr>
-              <w:t>保留床位 □特殊寢室 □室友安排 □其他：</w:t>
-            </w:r>
-            <w:r>
-              <w:rPr>
-                <w:rFonts w:ascii="標楷體" w:hAnsi="標楷體" w:cs="標楷體" w:eastAsia="標楷體"/>
-                <w:sz w:val="22"/>
-                <w:u w:val="single"/>
-              </w:rPr>
-              <w:t xml:space="preserve">              </w:t>
-            </w:r>
-          </w:p>
-          <w:p>
-            <w:pPr>
-              <w:pStyle w:val="Normal"/>
-              <w:rPr>
-                <w:rFonts w:ascii="標楷體" w:hAnsi="標楷體" w:eastAsia="標楷體" w:cs="標楷體"/>
-                <w:sz w:val="22"/>
-              </w:rPr>
-            </w:pPr>
-            <w:r>
-              <w:rPr>
-                <w:rFonts w:ascii="標楷體" w:hAnsi="標楷體" w:cs="標楷體" w:eastAsia="標楷體"/>
-                <w:sz w:val="22"/>
-              </w:rPr>
-              <w:t>（</w:t>
-            </w:r>
-            <w:r>
-              <w:rPr>
-                <w:rFonts w:eastAsia="標楷體" w:cs="標楷體" w:ascii="標楷體" w:hAnsi="標楷體"/>
-                <w:sz w:val="22"/>
-              </w:rPr>
-              <w:t>6</w:t>
-            </w:r>
-            <w:r>
-              <w:rPr>
-                <w:rFonts w:ascii="標楷體" w:hAnsi="標楷體" w:cs="標楷體" w:eastAsia="標楷體"/>
-                <w:sz w:val="22"/>
-              </w:rPr>
-              <w:t>）交通：</w:t>
-            </w:r>
-          </w:p>
-          <w:p>
-            <w:pPr>
-              <w:pStyle w:val="Normal"/>
-              <w:ind w:firstLine="220" w:right="0"/>
-              <w:rPr>
-                <w:rFonts w:ascii="標楷體" w:hAnsi="標楷體" w:eastAsia="標楷體" w:cs="標楷體"/>
-                <w:sz w:val="22"/>
-              </w:rPr>
-            </w:pPr>
-            <w:r>
-              <w:rPr>
-                <w:rFonts w:eastAsia="標楷體" w:cs="標楷體" w:ascii="標楷體" w:hAnsi="標楷體"/>
-                <w:sz w:val="22"/>
-              </w:rPr>
-              <w:t>□</w:t>
-            </w:r>
-            <w:r>
-              <w:rPr>
-                <w:rFonts w:ascii="標楷體" w:hAnsi="標楷體" w:cs="標楷體" w:eastAsia="標楷體"/>
-                <w:sz w:val="22"/>
-              </w:rPr>
-              <w:t>無法自行上學（政府補助</w:t>
-            </w:r>
-            <w:r>
-              <w:rPr>
-                <w:rFonts w:eastAsia="標楷體" w:cs="標楷體" w:ascii="標楷體" w:hAnsi="標楷體"/>
-                <w:sz w:val="22"/>
-              </w:rPr>
-              <w:t>800</w:t>
-            </w:r>
-            <w:r>
-              <w:rPr>
-                <w:rFonts w:ascii="標楷體" w:hAnsi="標楷體" w:cs="標楷體" w:eastAsia="標楷體"/>
-                <w:sz w:val="22"/>
-              </w:rPr>
-              <w:t>元</w:t>
-            </w:r>
-            <w:r>
-              <w:rPr>
-                <w:rFonts w:eastAsia="標楷體" w:cs="標楷體" w:ascii="標楷體" w:hAnsi="標楷體"/>
-                <w:sz w:val="22"/>
-              </w:rPr>
-              <w:t>/</w:t>
-            </w:r>
-            <w:r>
-              <w:rPr>
-                <w:rFonts w:ascii="標楷體" w:hAnsi="標楷體" w:cs="標楷體" w:eastAsia="標楷體"/>
-                <w:sz w:val="22"/>
-              </w:rPr>
-              <w:t>月）</w:t>
-            </w:r>
-          </w:p>
-          <w:p>
-            <w:pPr>
-              <w:pStyle w:val="Normal"/>
-              <w:spacing w:lineRule="atLeast" w:line="280"/>
-              <w:ind w:firstLine="220" w:right="0"/>
-              <w:jc w:val="both"/>
-              <w:rPr/>
-            </w:pPr>
-            <w:r>
-              <w:rPr>
-                <w:rFonts w:eastAsia="標楷體" w:cs="標楷體" w:ascii="標楷體" w:hAnsi="標楷體"/>
-                <w:sz w:val="22"/>
-              </w:rPr>
-              <w:t>□</w:t>
-            </w:r>
-            <w:r>
-              <w:rPr>
-                <w:rFonts w:ascii="標楷體" w:hAnsi="標楷體" w:cs="標楷體" w:eastAsia="標楷體"/>
-                <w:sz w:val="22"/>
-              </w:rPr>
-              <w:t>專用停車位識別證</w:t>
-            </w:r>
-            <w:r>
-              <w:rPr>
-                <w:rFonts w:eastAsia="標楷體" w:cs="標楷體" w:ascii="標楷體" w:hAnsi="標楷體"/>
-                <w:sz w:val="22"/>
-              </w:rPr>
-              <w:t>/</w:t>
-            </w:r>
-            <w:r>
-              <w:rPr>
-                <w:rFonts w:ascii="標楷體" w:hAnsi="標楷體" w:cs="標楷體" w:eastAsia="標楷體"/>
-                <w:sz w:val="22"/>
-              </w:rPr>
-              <w:t>專用牌照</w:t>
-            </w:r>
-          </w:p>
-          <w:p>
-            <w:pPr>
-              <w:pStyle w:val="Normal"/>
-              <w:spacing w:lineRule="atLeast" w:line="280"/>
-              <w:jc w:val="both"/>
-              <w:rPr>
-                <w:rFonts w:ascii="標楷體" w:hAnsi="標楷體" w:eastAsia="標楷體" w:cs="標楷體"/>
-                <w:sz w:val="22"/>
-              </w:rPr>
-            </w:pPr>
-            <w:r>
-              <w:rPr>
-                <w:rFonts w:ascii="標楷體" w:hAnsi="標楷體" w:cs="標楷體" w:eastAsia="標楷體"/>
-                <w:sz w:val="22"/>
-              </w:rPr>
-              <w:t>（</w:t>
-            </w:r>
-            <w:r>
-              <w:rPr>
-                <w:rFonts w:eastAsia="標楷體" w:cs="標楷體" w:ascii="標楷體" w:hAnsi="標楷體"/>
-                <w:sz w:val="22"/>
-              </w:rPr>
-              <w:t>7</w:t>
-            </w:r>
-            <w:r>
-              <w:rPr>
-                <w:rFonts w:ascii="標楷體" w:hAnsi="標楷體" w:cs="標楷體" w:eastAsia="標楷體"/>
-                <w:sz w:val="22"/>
-              </w:rPr>
-              <w:t>）活動參與：□期初會議  □迎新、送舊  □校外參訪</w:t>
-            </w:r>
-          </w:p>
-          <w:p>
-            <w:pPr>
-              <w:pStyle w:val="Normal"/>
-              <w:spacing w:lineRule="atLeast" w:line="280"/>
-              <w:jc w:val="both"/>
-              <w:rPr>
-                <w:rFonts w:ascii="標楷體" w:hAnsi="標楷體" w:eastAsia="標楷體" w:cs="標楷體"/>
-                <w:sz w:val="22"/>
-              </w:rPr>
-            </w:pPr>
-            <w:r>
-              <w:rPr>
-                <w:rFonts w:eastAsia="標楷體" w:cs="標楷體" w:ascii="標楷體" w:hAnsi="標楷體"/>
-                <w:sz w:val="22"/>
-              </w:rPr>
-              <w:t xml:space="preserve">               □</w:t>
-            </w:r>
-            <w:r>
-              <w:rPr>
-                <w:rFonts w:ascii="標楷體" w:hAnsi="標楷體" w:cs="標楷體" w:eastAsia="標楷體"/>
-                <w:sz w:val="22"/>
-              </w:rPr>
-              <w:t xml:space="preserve">講座  □競賽活動  □轉銜會議  </w:t>
-            </w:r>
-          </w:p>
-          <w:p>
-            <w:pPr>
-              <w:pStyle w:val="Normal"/>
-              <w:spacing w:lineRule="atLeast" w:line="280"/>
-              <w:jc w:val="both"/>
-              <w:rPr/>
-            </w:pPr>
-            <w:r>
-              <w:rPr>
-                <w:rFonts w:ascii="標楷體" w:hAnsi="標楷體" w:cs="標楷體" w:eastAsia="標楷體"/>
-                <w:sz w:val="22"/>
-              </w:rPr>
-              <w:t>（</w:t>
-            </w:r>
-            <w:r>
-              <w:rPr>
-                <w:rFonts w:eastAsia="標楷體" w:cs="標楷體" w:ascii="標楷體" w:hAnsi="標楷體"/>
-                <w:sz w:val="22"/>
-              </w:rPr>
-              <w:t>8</w:t>
-            </w:r>
-            <w:r>
-              <w:rPr>
-                <w:rFonts w:ascii="標楷體" w:hAnsi="標楷體" w:cs="標楷體" w:eastAsia="標楷體"/>
-                <w:sz w:val="22"/>
-              </w:rPr>
-              <w:t>）其他：</w:t>
-            </w:r>
-            <w:r>
-              <w:rPr>
-                <w:rFonts w:ascii="標楷體" w:hAnsi="標楷體" w:cs="標楷體" w:eastAsia="標楷體"/>
-                <w:sz w:val="22"/>
-                <w:u w:val="single"/>
-              </w:rPr>
-              <w:t xml:space="preserve">         　　　　　　　　　　　　　　　</w:t>
-            </w:r>
-            <w:r>
-              <w:rPr>
-                <w:rFonts w:eastAsia="標楷體" w:cs="標楷體" w:ascii="標楷體" w:hAnsi="標楷體"/>
-                <w:sz w:val="22"/>
-              </w:rPr>
-              <w:t>(</w:t>
-            </w:r>
-            <w:r>
-              <w:rPr>
-                <w:rFonts w:ascii="標楷體" w:hAnsi="標楷體" w:cs="標楷體" w:eastAsia="標楷體"/>
-                <w:sz w:val="22"/>
-              </w:rPr>
-              <w:t>請註明</w:t>
-            </w:r>
-            <w:r>
-              <w:rPr>
-                <w:rFonts w:eastAsia="標楷體" w:cs="標楷體" w:ascii="標楷體" w:hAnsi="標楷體"/>
-                <w:sz w:val="22"/>
-              </w:rPr>
-              <w:t>)</w:t>
+              <w:t>{relatedServicesBlock}</w:t>
             </w:r>
           </w:p>
         </w:tc>
@@ -13014,392 +9669,7 @@
                 <w:rFonts w:ascii="標楷體" w:hAnsi="標楷體" w:cs="標楷體" w:eastAsia="標楷體"/>
                 <w:sz w:val="22"/>
               </w:rPr>
-              <w:t>經濟補助</w:t>
-            </w:r>
-            <w:r>
-              <w:rPr>
-                <w:rFonts w:ascii="標楷體" w:hAnsi="標楷體" w:cs="標楷體" w:eastAsia="標楷體"/>
-                <w:sz w:val="22"/>
-              </w:rPr>
-              <w:t xml:space="preserve"> □</w:t>
-            </w:r>
-            <w:r>
-              <w:rPr>
-                <w:rFonts w:ascii="標楷體" w:hAnsi="標楷體" w:cs="標楷體" w:eastAsia="標楷體"/>
-                <w:sz w:val="22"/>
-              </w:rPr>
-              <w:t>居家照顧服務</w:t>
-            </w:r>
-            <w:r>
-              <w:rPr>
-                <w:rFonts w:ascii="標楷體" w:hAnsi="標楷體" w:cs="標楷體" w:eastAsia="標楷體"/>
-                <w:sz w:val="22"/>
-              </w:rPr>
-              <w:t xml:space="preserve"> □</w:t>
-            </w:r>
-            <w:r>
-              <w:rPr>
-                <w:rFonts w:ascii="標楷體" w:hAnsi="標楷體" w:cs="標楷體" w:eastAsia="標楷體"/>
-                <w:sz w:val="22"/>
-              </w:rPr>
-              <w:t>臨時照顧服務</w:t>
-            </w:r>
-            <w:r>
-              <w:rPr>
-                <w:rFonts w:ascii="標楷體" w:hAnsi="標楷體" w:cs="標楷體" w:eastAsia="標楷體"/>
-                <w:sz w:val="22"/>
-              </w:rPr>
-              <w:t xml:space="preserve"> □</w:t>
-            </w:r>
-            <w:r>
-              <w:rPr>
-                <w:rFonts w:ascii="標楷體" w:hAnsi="標楷體" w:cs="標楷體" w:eastAsia="標楷體"/>
-                <w:sz w:val="22"/>
-              </w:rPr>
-              <w:t>發展評估</w:t>
-            </w:r>
-            <w:r>
-              <w:rPr>
-                <w:rFonts w:ascii="標楷體" w:hAnsi="標楷體" w:cs="標楷體" w:eastAsia="標楷體"/>
-                <w:sz w:val="22"/>
-              </w:rPr>
-              <w:t xml:space="preserve"> </w:t>
-            </w:r>
-          </w:p>
-          <w:p>
-            <w:pPr>
-              <w:pStyle w:val="Normal"/>
-              <w:spacing w:lineRule="atLeast" w:line="280"/>
-              <w:jc w:val="both"/>
-              <w:rPr>
-                <w:rFonts w:ascii="標楷體" w:hAnsi="標楷體" w:eastAsia="標楷體" w:cs="標楷體"/>
-                <w:sz w:val="22"/>
-              </w:rPr>
-            </w:pPr>
-            <w:r>
-              <w:rPr>
-                <w:rFonts w:eastAsia="標楷體" w:cs="標楷體" w:ascii="標楷體" w:hAnsi="標楷體"/>
-                <w:sz w:val="22"/>
-              </w:rPr>
-              <w:t>□</w:t>
-            </w:r>
-            <w:r>
-              <w:rPr>
-                <w:rFonts w:ascii="標楷體" w:hAnsi="標楷體" w:cs="標楷體" w:eastAsia="標楷體"/>
-                <w:sz w:val="22"/>
-              </w:rPr>
-              <w:t>物理治療</w:t>
-            </w:r>
-            <w:r>
-              <w:rPr>
-                <w:rFonts w:ascii="標楷體" w:hAnsi="標楷體" w:cs="標楷體" w:eastAsia="標楷體"/>
-                <w:sz w:val="22"/>
-              </w:rPr>
-              <w:t xml:space="preserve"> □</w:t>
-            </w:r>
-            <w:r>
-              <w:rPr>
-                <w:rFonts w:ascii="標楷體" w:hAnsi="標楷體" w:cs="標楷體" w:eastAsia="標楷體"/>
-                <w:sz w:val="22"/>
-              </w:rPr>
-              <w:t>居家護理</w:t>
-            </w:r>
-            <w:r>
-              <w:rPr>
-                <w:rFonts w:ascii="標楷體" w:hAnsi="標楷體" w:cs="標楷體" w:eastAsia="標楷體"/>
-                <w:sz w:val="22"/>
-              </w:rPr>
-              <w:t xml:space="preserve"> □</w:t>
-            </w:r>
-            <w:r>
-              <w:rPr>
-                <w:rFonts w:ascii="標楷體" w:hAnsi="標楷體" w:cs="標楷體" w:eastAsia="標楷體"/>
-                <w:sz w:val="22"/>
-              </w:rPr>
-              <w:t>職能治療</w:t>
-            </w:r>
-            <w:r>
-              <w:rPr>
-                <w:rFonts w:ascii="標楷體" w:hAnsi="標楷體" w:cs="標楷體" w:eastAsia="標楷體"/>
-                <w:sz w:val="22"/>
-              </w:rPr>
-              <w:t xml:space="preserve"> □</w:t>
-            </w:r>
-            <w:r>
-              <w:rPr>
-                <w:rFonts w:ascii="標楷體" w:hAnsi="標楷體" w:cs="標楷體" w:eastAsia="標楷體"/>
-                <w:sz w:val="22"/>
-              </w:rPr>
-              <w:t>語言治療</w:t>
-            </w:r>
-            <w:r>
-              <w:rPr>
-                <w:rFonts w:ascii="標楷體" w:hAnsi="標楷體" w:cs="標楷體" w:eastAsia="標楷體"/>
-                <w:sz w:val="22"/>
-              </w:rPr>
-              <w:t xml:space="preserve"> □</w:t>
-            </w:r>
-            <w:r>
-              <w:rPr>
-                <w:rFonts w:ascii="標楷體" w:hAnsi="標楷體" w:cs="標楷體" w:eastAsia="標楷體"/>
-                <w:sz w:val="22"/>
-              </w:rPr>
-              <w:t>聽力復健</w:t>
-            </w:r>
-          </w:p>
-          <w:p>
-            <w:pPr>
-              <w:pStyle w:val="Normal"/>
-              <w:spacing w:lineRule="atLeast" w:line="280"/>
-              <w:jc w:val="both"/>
-              <w:rPr>
-                <w:rFonts w:ascii="標楷體" w:hAnsi="標楷體" w:eastAsia="標楷體" w:cs="標楷體"/>
-                <w:sz w:val="22"/>
-              </w:rPr>
-            </w:pPr>
-            <w:r>
-              <w:rPr>
-                <w:rFonts w:eastAsia="標楷體" w:cs="標楷體" w:ascii="標楷體" w:hAnsi="標楷體"/>
-                <w:sz w:val="22"/>
-              </w:rPr>
-              <w:t>□</w:t>
-            </w:r>
-            <w:r>
-              <w:rPr>
-                <w:rFonts w:ascii="標楷體" w:hAnsi="標楷體" w:cs="標楷體" w:eastAsia="標楷體"/>
-                <w:sz w:val="22"/>
-              </w:rPr>
-              <w:t>視力復健</w:t>
-            </w:r>
-            <w:r>
-              <w:rPr>
-                <w:rFonts w:ascii="標楷體" w:hAnsi="標楷體" w:cs="標楷體" w:eastAsia="標楷體"/>
-                <w:sz w:val="22"/>
-              </w:rPr>
-              <w:t xml:space="preserve"> □</w:t>
-            </w:r>
-            <w:r>
-              <w:rPr>
-                <w:rFonts w:ascii="標楷體" w:hAnsi="標楷體" w:cs="標楷體" w:eastAsia="標楷體"/>
-                <w:sz w:val="22"/>
-              </w:rPr>
-              <w:t>心理復健</w:t>
-            </w:r>
-            <w:r>
-              <w:rPr>
-                <w:rFonts w:ascii="標楷體" w:hAnsi="標楷體" w:cs="標楷體" w:eastAsia="標楷體"/>
-                <w:sz w:val="22"/>
-              </w:rPr>
-              <w:t xml:space="preserve"> □</w:t>
-            </w:r>
-            <w:r>
-              <w:rPr>
-                <w:rFonts w:ascii="標楷體" w:hAnsi="標楷體" w:cs="標楷體" w:eastAsia="標楷體"/>
-                <w:sz w:val="22"/>
-              </w:rPr>
-              <w:t>居家復健</w:t>
-            </w:r>
-            <w:r>
-              <w:rPr>
-                <w:rFonts w:ascii="標楷體" w:hAnsi="標楷體" w:cs="標楷體" w:eastAsia="標楷體"/>
-                <w:sz w:val="22"/>
-              </w:rPr>
-              <w:t xml:space="preserve"> □</w:t>
-            </w:r>
-            <w:r>
-              <w:rPr>
-                <w:rFonts w:ascii="標楷體" w:hAnsi="標楷體" w:cs="標楷體" w:eastAsia="標楷體"/>
-                <w:sz w:val="22"/>
-              </w:rPr>
-              <w:t>輔助器具</w:t>
-            </w:r>
-            <w:r>
-              <w:rPr>
-                <w:rFonts w:ascii="標楷體" w:hAnsi="標楷體" w:cs="標楷體" w:eastAsia="標楷體"/>
-                <w:sz w:val="22"/>
-              </w:rPr>
-              <w:t xml:space="preserve"> □</w:t>
-            </w:r>
-            <w:r>
-              <w:rPr>
-                <w:rFonts w:ascii="標楷體" w:hAnsi="標楷體" w:cs="標楷體" w:eastAsia="標楷體"/>
-                <w:sz w:val="22"/>
-              </w:rPr>
-              <w:t>障礙再鑑定</w:t>
-            </w:r>
-          </w:p>
-          <w:p>
-            <w:pPr>
-              <w:pStyle w:val="Normal"/>
-              <w:spacing w:lineRule="atLeast" w:line="280"/>
-              <w:jc w:val="both"/>
-              <w:rPr>
-                <w:rFonts w:ascii="標楷體" w:hAnsi="標楷體" w:eastAsia="標楷體" w:cs="標楷體"/>
-                <w:sz w:val="22"/>
-              </w:rPr>
-            </w:pPr>
-            <w:r>
-              <w:rPr>
-                <w:rFonts w:eastAsia="標楷體" w:cs="標楷體" w:ascii="標楷體" w:hAnsi="標楷體"/>
-                <w:sz w:val="22"/>
-              </w:rPr>
-              <w:t>□</w:t>
-            </w:r>
-            <w:r>
-              <w:rPr>
-                <w:rFonts w:ascii="標楷體" w:hAnsi="標楷體" w:cs="標楷體" w:eastAsia="標楷體"/>
-                <w:sz w:val="22"/>
-              </w:rPr>
-              <w:t>職業輔導評量</w:t>
-            </w:r>
-            <w:r>
-              <w:rPr>
-                <w:rFonts w:ascii="標楷體" w:hAnsi="標楷體" w:cs="標楷體" w:eastAsia="標楷體"/>
-                <w:sz w:val="22"/>
-              </w:rPr>
-              <w:t xml:space="preserve"> □</w:t>
-            </w:r>
-            <w:r>
-              <w:rPr>
-                <w:rFonts w:ascii="標楷體" w:hAnsi="標楷體" w:cs="標楷體" w:eastAsia="標楷體"/>
-                <w:sz w:val="22"/>
-              </w:rPr>
-              <w:t>職業訓練</w:t>
-            </w:r>
-            <w:r>
-              <w:rPr>
-                <w:rFonts w:ascii="標楷體" w:hAnsi="標楷體" w:cs="標楷體" w:eastAsia="標楷體"/>
-                <w:sz w:val="22"/>
-              </w:rPr>
-              <w:t xml:space="preserve"> □</w:t>
-            </w:r>
-            <w:r>
-              <w:rPr>
-                <w:rFonts w:ascii="標楷體" w:hAnsi="標楷體" w:cs="標楷體" w:eastAsia="標楷體"/>
-                <w:sz w:val="22"/>
-              </w:rPr>
-              <w:t>就業服務</w:t>
-            </w:r>
-            <w:r>
-              <w:rPr>
-                <w:rFonts w:ascii="標楷體" w:hAnsi="標楷體" w:cs="標楷體" w:eastAsia="標楷體"/>
-                <w:sz w:val="22"/>
-              </w:rPr>
-              <w:t>□</w:t>
-            </w:r>
-            <w:r>
-              <w:rPr>
-                <w:rFonts w:ascii="標楷體" w:hAnsi="標楷體" w:cs="標楷體" w:eastAsia="標楷體"/>
-                <w:sz w:val="22"/>
-              </w:rPr>
-              <w:t>安置服務</w:t>
-            </w:r>
-            <w:r>
-              <w:rPr>
-                <w:rFonts w:ascii="標楷體" w:hAnsi="標楷體" w:cs="標楷體" w:eastAsia="標楷體"/>
-                <w:sz w:val="22"/>
-              </w:rPr>
-              <w:t xml:space="preserve"> □</w:t>
-            </w:r>
-            <w:r>
-              <w:rPr>
-                <w:rFonts w:ascii="標楷體" w:hAnsi="標楷體" w:cs="標楷體" w:eastAsia="標楷體"/>
-                <w:sz w:val="22"/>
-              </w:rPr>
-              <w:t>家庭輔導</w:t>
-            </w:r>
-            <w:r>
-              <w:rPr>
-                <w:rFonts w:ascii="標楷體" w:hAnsi="標楷體" w:cs="標楷體" w:eastAsia="標楷體"/>
-                <w:sz w:val="22"/>
-              </w:rPr>
-              <w:t xml:space="preserve"> </w:t>
-            </w:r>
-          </w:p>
-          <w:p>
-            <w:pPr>
-              <w:pStyle w:val="Normal"/>
-              <w:spacing w:lineRule="atLeast" w:line="280"/>
-              <w:jc w:val="both"/>
-              <w:rPr/>
-            </w:pPr>
-            <w:r>
-              <w:rPr>
-                <w:rFonts w:eastAsia="標楷體" w:cs="標楷體" w:ascii="標楷體" w:hAnsi="標楷體"/>
-                <w:sz w:val="22"/>
-              </w:rPr>
-              <w:t>□</w:t>
-            </w:r>
-            <w:r>
-              <w:rPr>
-                <w:rFonts w:ascii="標楷體" w:hAnsi="標楷體" w:cs="標楷體" w:eastAsia="標楷體"/>
-                <w:sz w:val="22"/>
-              </w:rPr>
-              <w:t>法律協助</w:t>
-            </w:r>
-            <w:r>
-              <w:rPr>
-                <w:rFonts w:ascii="標楷體" w:hAnsi="標楷體" w:cs="標楷體" w:eastAsia="標楷體"/>
-                <w:sz w:val="22"/>
-              </w:rPr>
-              <w:t xml:space="preserve"> □</w:t>
-            </w:r>
-            <w:r>
-              <w:rPr>
-                <w:rFonts w:ascii="標楷體" w:hAnsi="標楷體" w:cs="標楷體" w:eastAsia="標楷體"/>
-                <w:sz w:val="22"/>
-              </w:rPr>
-              <w:t>個案管理</w:t>
-            </w:r>
-            <w:r>
-              <w:rPr>
-                <w:rFonts w:ascii="標楷體" w:hAnsi="標楷體" w:cs="標楷體" w:eastAsia="標楷體"/>
-                <w:sz w:val="22"/>
-              </w:rPr>
-              <w:t xml:space="preserve"> □</w:t>
-            </w:r>
-            <w:r>
-              <w:rPr>
-                <w:rFonts w:ascii="標楷體" w:hAnsi="標楷體" w:cs="標楷體" w:eastAsia="標楷體"/>
-                <w:sz w:val="22"/>
-              </w:rPr>
-              <w:t>其他</w:t>
-            </w:r>
-            <w:r>
-              <w:rPr>
-                <w:rFonts w:ascii="標楷體" w:hAnsi="標楷體" w:cs="標楷體" w:eastAsia="標楷體"/>
-                <w:sz w:val="22"/>
-              </w:rPr>
-              <w:t>：</w:t>
-            </w:r>
-            <w:r>
-              <w:rPr>
-                <w:rFonts w:ascii="標楷體" w:hAnsi="標楷體" w:cs="標楷體" w:eastAsia="標楷體"/>
-                <w:sz w:val="22"/>
-                <w:u w:val="single"/>
-              </w:rPr>
-              <w:t xml:space="preserve">         </w:t>
-            </w:r>
-            <w:r>
-              <w:rPr>
-                <w:rFonts w:eastAsia="標楷體" w:cs="標楷體" w:ascii="標楷體" w:hAnsi="標楷體"/>
-                <w:sz w:val="22"/>
-              </w:rPr>
-              <w:t>(</w:t>
-            </w:r>
-            <w:r>
-              <w:rPr>
-                <w:rFonts w:ascii="標楷體" w:hAnsi="標楷體" w:cs="標楷體" w:eastAsia="標楷體"/>
-                <w:sz w:val="22"/>
-              </w:rPr>
-              <w:t>請註明</w:t>
-            </w:r>
-            <w:r>
-              <w:rPr>
-                <w:rFonts w:eastAsia="標楷體" w:cs="標楷體" w:ascii="標楷體" w:hAnsi="標楷體"/>
-                <w:sz w:val="22"/>
-              </w:rPr>
-              <w:t>)</w:t>
+              <w:t>{otherServiceSuggestionsBlock}</w:t>
             </w:r>
           </w:p>
         </w:tc>
@@ -13473,6 +9743,7 @@
                 <w:sz w:val="22"/>
                 <w:szCs w:val="22"/>
               </w:rPr>
+              <w:t>{serviceEvaluationSummary}</w:t>
             </w:r>
           </w:p>
         </w:tc>
@@ -13660,4611 +9931,6 @@
         </w:tc>
       </w:tr>
     </w:tbl>
-    <w:p>
-      <w:pPr>
-        <w:pStyle w:val="Normal"/>
-        <w:spacing w:lineRule="exact" w:line="500"/>
-        <w:rPr>
-          <w:rFonts w:ascii="標楷體" w:hAnsi="標楷體" w:eastAsia="標楷體" w:cs="標楷體"/>
-          <w:b/>
-          <w:sz w:val="28"/>
-          <w:szCs w:val="28"/>
-        </w:rPr>
-      </w:pPr>
-      <w:r>
-        <w:rPr>
-          <w:rFonts w:ascii="標楷體" w:hAnsi="標楷體" w:cs="標楷體" w:eastAsia="標楷體"/>
-          <w:b/>
-          <w:sz w:val="28"/>
-          <w:szCs w:val="28"/>
-        </w:rPr>
-        <w:t>參、轉銜服務</w:t>
-      </w:r>
-    </w:p>
-    <w:p>
-      <w:pPr>
-        <w:pStyle w:val="Normal"/>
-        <w:spacing w:lineRule="exact" w:line="500"/>
-        <w:rPr/>
-      </w:pPr>
-      <w:r>
-        <w:rPr>
-          <w:rFonts w:ascii="標楷體" w:hAnsi="標楷體" w:cs="標楷體" w:eastAsia="標楷體"/>
-          <w:b/>
-          <w:sz w:val="28"/>
-          <w:szCs w:val="28"/>
-        </w:rPr>
-        <w:t>一、升學或就業規劃</w:t>
-      </w:r>
-    </w:p>
-    <w:p>
-      <w:pPr>
-        <w:pStyle w:val="Normal"/>
-        <w:ind w:firstLine="720" w:right="0"/>
-        <w:rPr>
-          <w:rFonts w:ascii="標楷體" w:hAnsi="標楷體" w:eastAsia="標楷體" w:cs="標楷體"/>
-          <w:b/>
-          <w:sz w:val="28"/>
-          <w:szCs w:val="28"/>
-        </w:rPr>
-      </w:pPr>
-      <w:r>
-        <w:rPr>
-          <w:rFonts w:ascii="標楷體" w:hAnsi="標楷體" w:cs="標楷體" w:eastAsia="標楷體"/>
-          <w:szCs w:val="24"/>
-        </w:rPr>
-        <w:t>進路選擇 □預備升學 （□繼續在本校就讀  □他校</w:t>
-      </w:r>
-      <w:r>
-        <w:rPr>
-          <w:rFonts w:ascii="標楷體" w:hAnsi="標楷體" w:cs="標楷體" w:eastAsia="標楷體"/>
-          <w:szCs w:val="24"/>
-          <w:u w:val="single"/>
-        </w:rPr>
-        <w:t xml:space="preserve">            </w:t>
-      </w:r>
-      <w:r>
-        <w:rPr>
-          <w:rFonts w:ascii="標楷體" w:hAnsi="標楷體" w:cs="標楷體" w:eastAsia="標楷體"/>
-          <w:szCs w:val="24"/>
-        </w:rPr>
-        <w:t>）下方欄位不需填寫</w:t>
-      </w:r>
-    </w:p>
-    <w:p>
-      <w:pPr>
-        <w:pStyle w:val="Normal"/>
-        <w:rPr/>
-      </w:pPr>
-      <w:r>
-        <w:rPr>
-          <w:rFonts w:eastAsia="標楷體" w:cs="標楷體" w:ascii="標楷體" w:hAnsi="標楷體"/>
-          <w:szCs w:val="24"/>
-        </w:rPr>
-        <w:t xml:space="preserve">               □</w:t>
-      </w:r>
-      <w:r>
-        <w:rPr>
-          <w:rFonts w:ascii="標楷體" w:hAnsi="標楷體" w:cs="標楷體" w:eastAsia="標楷體"/>
-          <w:szCs w:val="24"/>
-        </w:rPr>
-        <w:t>預備工作  □參加職業訓練</w:t>
-      </w:r>
-    </w:p>
-    <w:p>
-      <w:pPr>
-        <w:pStyle w:val="Normal"/>
-        <w:rPr>
-          <w:rFonts w:ascii="標楷體" w:hAnsi="標楷體" w:eastAsia="標楷體" w:cs="標楷體"/>
-          <w:szCs w:val="24"/>
-        </w:rPr>
-      </w:pPr>
-      <w:r>
-        <w:rPr>
-          <w:rFonts w:eastAsia="標楷體" w:cs="標楷體" w:ascii="標楷體" w:hAnsi="標楷體"/>
-          <w:szCs w:val="24"/>
-        </w:rPr>
-        <w:t xml:space="preserve">               □</w:t>
-      </w:r>
-      <w:r>
-        <w:rPr>
-          <w:rFonts w:ascii="標楷體" w:hAnsi="標楷體" w:cs="標楷體" w:eastAsia="標楷體"/>
-          <w:szCs w:val="24"/>
-        </w:rPr>
-        <w:t>準備公職考試（含教甄），類科：</w:t>
-      </w:r>
-      <w:r>
-        <w:rPr>
-          <w:rFonts w:ascii="標楷體" w:hAnsi="標楷體" w:cs="標楷體" w:eastAsia="標楷體"/>
-          <w:szCs w:val="24"/>
-          <w:u w:val="single"/>
-        </w:rPr>
-        <w:t xml:space="preserve">                </w:t>
-      </w:r>
-      <w:r>
-        <w:rPr>
-          <w:rFonts w:ascii="標楷體" w:hAnsi="標楷體" w:cs="標楷體" w:eastAsia="標楷體"/>
-          <w:szCs w:val="24"/>
-        </w:rPr>
-        <w:t xml:space="preserve"> □其他：</w:t>
-      </w:r>
-      <w:r>
-        <w:rPr>
-          <w:rFonts w:ascii="標楷體" w:hAnsi="標楷體" w:cs="標楷體" w:eastAsia="標楷體"/>
-          <w:szCs w:val="24"/>
-          <w:u w:val="single"/>
-        </w:rPr>
-        <w:t xml:space="preserve">               </w:t>
-      </w:r>
-    </w:p>
-    <w:tbl>
-      <w:tblPr>
-        <w:tblW w:w="10184" w:type="dxa"/>
-        <w:jc w:val="center"/>
-        <w:tblInd w:w="0" w:type="dxa"/>
-        <w:tblLayout w:type="fixed"/>
-        <w:tblCellMar>
-          <w:top w:w="0" w:type="dxa"/>
-          <w:left w:w="28" w:type="dxa"/>
-          <w:bottom w:w="0" w:type="dxa"/>
-          <w:right w:w="28" w:type="dxa"/>
-        </w:tblCellMar>
-      </w:tblPr>
-      <w:tblGrid>
-        <w:gridCol w:w="1930"/>
-        <w:gridCol w:w="240"/>
-        <w:gridCol w:w="240"/>
-        <w:gridCol w:w="120"/>
-        <w:gridCol w:w="720"/>
-        <w:gridCol w:w="465"/>
-        <w:gridCol w:w="1185"/>
-        <w:gridCol w:w="270"/>
-        <w:gridCol w:w="225"/>
-        <w:gridCol w:w="391"/>
-        <w:gridCol w:w="62"/>
-        <w:gridCol w:w="42"/>
-        <w:gridCol w:w="316"/>
-        <w:gridCol w:w="15"/>
-        <w:gridCol w:w="269"/>
-        <w:gridCol w:w="378"/>
-        <w:gridCol w:w="342"/>
-        <w:gridCol w:w="121"/>
-        <w:gridCol w:w="719"/>
-        <w:gridCol w:w="2134"/>
-      </w:tblGrid>
-      <w:tr>
-        <w:trPr>
-          <w:trHeight w:val="255" w:hRule="atLeast"/>
-          <w:cantSplit w:val="true"/>
-        </w:trPr>
-        <w:tc>
-          <w:tcPr>
-            <w:tcW w:w="2410" w:type="dxa"/>
-            <w:gridSpan w:val="3"/>
-            <w:tcBorders>
-              <w:top w:val="single" w:sz="4" w:space="0" w:color="000000"/>
-              <w:left w:val="single" w:sz="4" w:space="0" w:color="000000"/>
-              <w:bottom w:val="single" w:sz="4" w:space="0" w:color="000000"/>
-              <w:right w:val="single" w:sz="4" w:space="0" w:color="000000"/>
-            </w:tcBorders>
-          </w:tcPr>
-          <w:p>
-            <w:pPr>
-              <w:pStyle w:val="Normal"/>
-              <w:spacing w:lineRule="atLeast" w:line="280"/>
-              <w:rPr>
-                <w:rFonts w:ascii="標楷體" w:hAnsi="標楷體" w:eastAsia="標楷體" w:cs="標楷體"/>
-                <w:sz w:val="22"/>
-              </w:rPr>
-            </w:pPr>
-            <w:r>
-              <w:rPr>
-                <w:rFonts w:ascii="標楷體" w:hAnsi="標楷體" w:cs="標楷體" w:eastAsia="標楷體"/>
-                <w:sz w:val="22"/>
-              </w:rPr>
-              <w:t>曾任幹部之職務</w:t>
-            </w:r>
-          </w:p>
-        </w:tc>
-        <w:tc>
-          <w:tcPr>
-            <w:tcW w:w="3376" w:type="dxa"/>
-            <w:gridSpan w:val="7"/>
-            <w:tcBorders>
-              <w:top w:val="single" w:sz="4" w:space="0" w:color="000000"/>
-              <w:left w:val="single" w:sz="4" w:space="0" w:color="000000"/>
-              <w:bottom w:val="single" w:sz="4" w:space="0" w:color="000000"/>
-              <w:right w:val="single" w:sz="4" w:space="0" w:color="000000"/>
-            </w:tcBorders>
-          </w:tcPr>
-          <w:p>
-            <w:pPr>
-              <w:pStyle w:val="Normal"/>
-              <w:snapToGrid w:val="false"/>
-              <w:spacing w:lineRule="atLeast" w:line="280"/>
-              <w:jc w:val="both"/>
-              <w:rPr>
-                <w:rFonts w:ascii="標楷體" w:hAnsi="標楷體" w:eastAsia="標楷體" w:cs="標楷體"/>
-                <w:sz w:val="22"/>
-              </w:rPr>
-            </w:pPr>
-            <w:r>
-              <w:rPr>
-                <w:rFonts w:eastAsia="標楷體" w:cs="標楷體" w:ascii="標楷體" w:hAnsi="標楷體"/>
-                <w:sz w:val="22"/>
-              </w:rPr>
-            </w:r>
-          </w:p>
-        </w:tc>
-        <w:tc>
-          <w:tcPr>
-            <w:tcW w:w="1545" w:type="dxa"/>
-            <w:gridSpan w:val="8"/>
-            <w:tcBorders>
-              <w:top w:val="single" w:sz="4" w:space="0" w:color="000000"/>
-              <w:left w:val="single" w:sz="4" w:space="0" w:color="000000"/>
-              <w:bottom w:val="single" w:sz="4" w:space="0" w:color="000000"/>
-              <w:right w:val="single" w:sz="4" w:space="0" w:color="000000"/>
-            </w:tcBorders>
-          </w:tcPr>
-          <w:p>
-            <w:pPr>
-              <w:pStyle w:val="Normal"/>
-              <w:spacing w:lineRule="atLeast" w:line="280"/>
-              <w:jc w:val="both"/>
-              <w:rPr>
-                <w:rFonts w:ascii="標楷體" w:hAnsi="標楷體" w:eastAsia="標楷體" w:cs="標楷體"/>
-                <w:sz w:val="22"/>
-              </w:rPr>
-            </w:pPr>
-            <w:r>
-              <w:rPr>
-                <w:rFonts w:ascii="標楷體" w:hAnsi="標楷體" w:cs="標楷體" w:eastAsia="標楷體"/>
-                <w:sz w:val="22"/>
-              </w:rPr>
-              <w:t>參與社團經驗</w:t>
-            </w:r>
-          </w:p>
-        </w:tc>
-        <w:tc>
-          <w:tcPr>
-            <w:tcW w:w="2853" w:type="dxa"/>
-            <w:gridSpan w:val="2"/>
-            <w:tcBorders>
-              <w:top w:val="single" w:sz="4" w:space="0" w:color="000000"/>
-              <w:left w:val="single" w:sz="4" w:space="0" w:color="000000"/>
-              <w:bottom w:val="single" w:sz="4" w:space="0" w:color="000000"/>
-              <w:right w:val="single" w:sz="4" w:space="0" w:color="000000"/>
-            </w:tcBorders>
-          </w:tcPr>
-          <w:p>
-            <w:pPr>
-              <w:pStyle w:val="Normal"/>
-              <w:snapToGrid w:val="false"/>
-              <w:spacing w:lineRule="atLeast" w:line="240"/>
-              <w:jc w:val="center"/>
-              <w:rPr>
-                <w:rFonts w:ascii="標楷體" w:hAnsi="標楷體" w:eastAsia="標楷體" w:cs="標楷體"/>
-                <w:sz w:val="22"/>
-              </w:rPr>
-            </w:pPr>
-            <w:r>
-              <w:rPr>
-                <w:rFonts w:eastAsia="標楷體" w:cs="標楷體" w:ascii="標楷體" w:hAnsi="標楷體"/>
-                <w:sz w:val="22"/>
-              </w:rPr>
-            </w:r>
-          </w:p>
-        </w:tc>
-      </w:tr>
-      <w:tr>
-        <w:trPr>
-          <w:trHeight w:val="255" w:hRule="atLeast"/>
-          <w:cantSplit w:val="true"/>
-        </w:trPr>
-        <w:tc>
-          <w:tcPr>
-            <w:tcW w:w="1930" w:type="dxa"/>
-            <w:vMerge w:val="restart"/>
-            <w:tcBorders>
-              <w:top w:val="single" w:sz="4" w:space="0" w:color="000000"/>
-              <w:left w:val="single" w:sz="4" w:space="0" w:color="000000"/>
-              <w:bottom w:val="single" w:sz="4" w:space="0" w:color="000000"/>
-              <w:right w:val="single" w:sz="4" w:space="0" w:color="000000"/>
-            </w:tcBorders>
-            <w:vAlign w:val="center"/>
-          </w:tcPr>
-          <w:p>
-            <w:pPr>
-              <w:pStyle w:val="Normal"/>
-              <w:spacing w:lineRule="atLeast" w:line="280"/>
-              <w:jc w:val="center"/>
-              <w:rPr>
-                <w:rFonts w:ascii="標楷體" w:hAnsi="標楷體" w:eastAsia="標楷體" w:cs="標楷體"/>
-                <w:sz w:val="22"/>
-              </w:rPr>
-            </w:pPr>
-            <w:r>
-              <w:rPr>
-                <w:rFonts w:ascii="標楷體" w:hAnsi="標楷體" w:cs="標楷體" w:eastAsia="標楷體"/>
-                <w:sz w:val="22"/>
-              </w:rPr>
-              <w:t>專長</w:t>
-            </w:r>
-          </w:p>
-        </w:tc>
-        <w:tc>
-          <w:tcPr>
-            <w:tcW w:w="3856" w:type="dxa"/>
-            <w:gridSpan w:val="9"/>
-            <w:tcBorders>
-              <w:top w:val="single" w:sz="4" w:space="0" w:color="000000"/>
-              <w:left w:val="single" w:sz="4" w:space="0" w:color="000000"/>
-              <w:bottom w:val="single" w:sz="4" w:space="0" w:color="000000"/>
-              <w:right w:val="single" w:sz="4" w:space="0" w:color="000000"/>
-            </w:tcBorders>
-          </w:tcPr>
-          <w:p>
-            <w:pPr>
-              <w:pStyle w:val="Normal"/>
-              <w:spacing w:lineRule="atLeast" w:line="280"/>
-              <w:jc w:val="both"/>
-              <w:rPr/>
-            </w:pPr>
-            <w:r>
-              <w:rPr>
-                <w:rFonts w:eastAsia="標楷體" w:cs="標楷體" w:ascii="標楷體" w:hAnsi="標楷體"/>
-                <w:sz w:val="22"/>
-              </w:rPr>
-              <w:t>□</w:t>
-            </w:r>
-            <w:r>
-              <w:rPr>
-                <w:rFonts w:ascii="標楷體" w:hAnsi="標楷體" w:cs="標楷體" w:eastAsia="標楷體"/>
-                <w:sz w:val="22"/>
-              </w:rPr>
-              <w:t>電腦文書處理</w:t>
-            </w:r>
-            <w:r>
-              <w:rPr>
-                <w:rFonts w:ascii="標楷體" w:hAnsi="標楷體" w:cs="標楷體" w:eastAsia="標楷體"/>
-                <w:szCs w:val="24"/>
-              </w:rPr>
-              <w:t>□</w:t>
-            </w:r>
-            <w:r>
-              <w:rPr>
-                <w:rFonts w:ascii="標楷體" w:hAnsi="標楷體" w:cs="標楷體" w:eastAsia="標楷體"/>
-                <w:sz w:val="22"/>
-              </w:rPr>
-              <w:t>程式設計□其他</w:t>
-            </w:r>
-          </w:p>
-        </w:tc>
-        <w:tc>
-          <w:tcPr>
-            <w:tcW w:w="420" w:type="dxa"/>
-            <w:gridSpan w:val="3"/>
-            <w:vMerge w:val="restart"/>
-            <w:tcBorders>
-              <w:top w:val="single" w:sz="4" w:space="0" w:color="000000"/>
-              <w:left w:val="single" w:sz="4" w:space="0" w:color="000000"/>
-              <w:bottom w:val="single" w:sz="4" w:space="0" w:color="000000"/>
-              <w:right w:val="single" w:sz="4" w:space="0" w:color="000000"/>
-            </w:tcBorders>
-          </w:tcPr>
-          <w:p>
-            <w:pPr>
-              <w:pStyle w:val="Normal"/>
-              <w:spacing w:lineRule="atLeast" w:line="240"/>
-              <w:rPr>
-                <w:rFonts w:ascii="標楷體" w:hAnsi="標楷體" w:eastAsia="標楷體" w:cs="標楷體"/>
-                <w:sz w:val="22"/>
-              </w:rPr>
-            </w:pPr>
-            <w:r>
-              <w:rPr>
-                <w:rFonts w:ascii="標楷體" w:hAnsi="標楷體" w:cs="標楷體" w:eastAsia="標楷體"/>
-                <w:sz w:val="22"/>
-              </w:rPr>
-              <w:t>經</w:t>
-            </w:r>
-          </w:p>
-          <w:p>
-            <w:pPr>
-              <w:pStyle w:val="Normal"/>
-              <w:spacing w:lineRule="atLeast" w:line="240"/>
-              <w:jc w:val="center"/>
-              <w:rPr>
-                <w:rFonts w:ascii="標楷體" w:hAnsi="標楷體" w:eastAsia="標楷體" w:cs="標楷體"/>
-                <w:sz w:val="22"/>
-              </w:rPr>
-            </w:pPr>
-            <w:r>
-              <w:rPr>
-                <w:rFonts w:eastAsia="標楷體" w:cs="標楷體" w:ascii="標楷體" w:hAnsi="標楷體"/>
-                <w:sz w:val="22"/>
-              </w:rPr>
-            </w:r>
-          </w:p>
-          <w:p>
-            <w:pPr>
-              <w:pStyle w:val="Normal"/>
-              <w:spacing w:lineRule="atLeast" w:line="240"/>
-              <w:rPr>
-                <w:rFonts w:ascii="標楷體" w:hAnsi="標楷體" w:eastAsia="標楷體" w:cs="標楷體"/>
-                <w:sz w:val="22"/>
-              </w:rPr>
-            </w:pPr>
-            <w:r>
-              <w:rPr>
-                <w:rFonts w:ascii="標楷體" w:hAnsi="標楷體" w:cs="標楷體" w:eastAsia="標楷體"/>
-                <w:sz w:val="22"/>
-              </w:rPr>
-              <w:t>歷</w:t>
-            </w:r>
-          </w:p>
-        </w:tc>
-        <w:tc>
-          <w:tcPr>
-            <w:tcW w:w="1125" w:type="dxa"/>
-            <w:gridSpan w:val="5"/>
-            <w:tcBorders>
-              <w:top w:val="single" w:sz="4" w:space="0" w:color="000000"/>
-              <w:left w:val="single" w:sz="4" w:space="0" w:color="000000"/>
-              <w:bottom w:val="single" w:sz="4" w:space="0" w:color="000000"/>
-              <w:right w:val="single" w:sz="4" w:space="0" w:color="000000"/>
-            </w:tcBorders>
-          </w:tcPr>
-          <w:p>
-            <w:pPr>
-              <w:pStyle w:val="Normal"/>
-              <w:spacing w:lineRule="atLeast" w:line="280"/>
-              <w:jc w:val="both"/>
-              <w:rPr>
-                <w:rFonts w:ascii="標楷體" w:hAnsi="標楷體" w:eastAsia="標楷體" w:cs="標楷體"/>
-                <w:sz w:val="22"/>
-              </w:rPr>
-            </w:pPr>
-            <w:r>
-              <w:rPr>
-                <w:rFonts w:ascii="標楷體" w:hAnsi="標楷體" w:cs="標楷體" w:eastAsia="標楷體"/>
-                <w:sz w:val="22"/>
-              </w:rPr>
-              <w:t>公司名稱</w:t>
-            </w:r>
-          </w:p>
-        </w:tc>
-        <w:tc>
-          <w:tcPr>
-            <w:tcW w:w="2853" w:type="dxa"/>
-            <w:gridSpan w:val="2"/>
-            <w:tcBorders>
-              <w:top w:val="single" w:sz="4" w:space="0" w:color="000000"/>
-              <w:left w:val="single" w:sz="4" w:space="0" w:color="000000"/>
-              <w:bottom w:val="single" w:sz="4" w:space="0" w:color="000000"/>
-              <w:right w:val="single" w:sz="4" w:space="0" w:color="000000"/>
-            </w:tcBorders>
-          </w:tcPr>
-          <w:p>
-            <w:pPr>
-              <w:pStyle w:val="Normal"/>
-              <w:snapToGrid w:val="false"/>
-              <w:spacing w:lineRule="atLeast" w:line="240"/>
-              <w:jc w:val="center"/>
-              <w:rPr>
-                <w:rFonts w:ascii="標楷體" w:hAnsi="標楷體" w:eastAsia="標楷體" w:cs="標楷體"/>
-                <w:sz w:val="22"/>
-              </w:rPr>
-            </w:pPr>
-            <w:r>
-              <w:rPr>
-                <w:rFonts w:eastAsia="標楷體" w:cs="標楷體" w:ascii="標楷體" w:hAnsi="標楷體"/>
-                <w:sz w:val="22"/>
-              </w:rPr>
-            </w:r>
-          </w:p>
-        </w:tc>
-      </w:tr>
-      <w:tr>
-        <w:trPr>
-          <w:trHeight w:val="255" w:hRule="atLeast"/>
-          <w:cantSplit w:val="true"/>
-        </w:trPr>
-        <w:tc>
-          <w:tcPr>
-            <w:tcW w:w="1930" w:type="dxa"/>
-            <w:vMerge w:val="continue"/>
-            <w:tcBorders>
-              <w:top w:val="single" w:sz="4" w:space="0" w:color="000000"/>
-              <w:left w:val="single" w:sz="4" w:space="0" w:color="000000"/>
-              <w:bottom w:val="single" w:sz="4" w:space="0" w:color="000000"/>
-              <w:right w:val="single" w:sz="4" w:space="0" w:color="000000"/>
-            </w:tcBorders>
-            <w:vAlign w:val="center"/>
-          </w:tcPr>
-          <w:p>
-            <w:pPr>
-              <w:pStyle w:val="Normal"/>
-              <w:snapToGrid w:val="false"/>
-              <w:spacing w:lineRule="atLeast" w:line="280"/>
-              <w:rPr>
-                <w:rFonts w:ascii="標楷體" w:hAnsi="標楷體" w:eastAsia="標楷體" w:cs="標楷體"/>
-                <w:sz w:val="22"/>
-              </w:rPr>
-            </w:pPr>
-            <w:r>
-              <w:rPr>
-                <w:rFonts w:eastAsia="標楷體" w:cs="標楷體" w:ascii="標楷體" w:hAnsi="標楷體"/>
-                <w:sz w:val="22"/>
-              </w:rPr>
-            </w:r>
-          </w:p>
-        </w:tc>
-        <w:tc>
-          <w:tcPr>
-            <w:tcW w:w="3856" w:type="dxa"/>
-            <w:gridSpan w:val="9"/>
-            <w:tcBorders>
-              <w:top w:val="single" w:sz="4" w:space="0" w:color="000000"/>
-              <w:left w:val="single" w:sz="4" w:space="0" w:color="000000"/>
-              <w:bottom w:val="single" w:sz="4" w:space="0" w:color="000000"/>
-              <w:right w:val="single" w:sz="4" w:space="0" w:color="000000"/>
-            </w:tcBorders>
-          </w:tcPr>
-          <w:p>
-            <w:pPr>
-              <w:pStyle w:val="Normal"/>
-              <w:spacing w:lineRule="atLeast" w:line="280"/>
-              <w:jc w:val="both"/>
-              <w:rPr>
-                <w:rFonts w:ascii="標楷體" w:hAnsi="標楷體" w:eastAsia="標楷體" w:cs="標楷體"/>
-                <w:sz w:val="22"/>
-              </w:rPr>
-            </w:pPr>
-            <w:r>
-              <w:rPr>
-                <w:rFonts w:ascii="標楷體" w:hAnsi="標楷體" w:cs="標楷體" w:eastAsia="標楷體"/>
-                <w:sz w:val="22"/>
-              </w:rPr>
-              <w:t>從事（實習）       工作    年以上</w:t>
-            </w:r>
-          </w:p>
-        </w:tc>
-        <w:tc>
-          <w:tcPr>
-            <w:tcW w:w="420" w:type="dxa"/>
-            <w:gridSpan w:val="3"/>
-            <w:vMerge w:val="continue"/>
-            <w:tcBorders>
-              <w:top w:val="single" w:sz="4" w:space="0" w:color="000000"/>
-              <w:left w:val="single" w:sz="4" w:space="0" w:color="000000"/>
-              <w:bottom w:val="single" w:sz="4" w:space="0" w:color="000000"/>
-              <w:right w:val="single" w:sz="4" w:space="0" w:color="000000"/>
-            </w:tcBorders>
-          </w:tcPr>
-          <w:p>
-            <w:pPr>
-              <w:pStyle w:val="Normal"/>
-              <w:snapToGrid w:val="false"/>
-              <w:spacing w:lineRule="atLeast" w:line="240"/>
-              <w:jc w:val="center"/>
-              <w:rPr>
-                <w:rFonts w:ascii="標楷體" w:hAnsi="標楷體" w:eastAsia="標楷體" w:cs="標楷體"/>
-                <w:sz w:val="22"/>
-              </w:rPr>
-            </w:pPr>
-            <w:r>
-              <w:rPr>
-                <w:rFonts w:eastAsia="標楷體" w:cs="標楷體" w:ascii="標楷體" w:hAnsi="標楷體"/>
-                <w:sz w:val="22"/>
-              </w:rPr>
-            </w:r>
-          </w:p>
-        </w:tc>
-        <w:tc>
-          <w:tcPr>
-            <w:tcW w:w="1125" w:type="dxa"/>
-            <w:gridSpan w:val="5"/>
-            <w:tcBorders>
-              <w:top w:val="single" w:sz="4" w:space="0" w:color="000000"/>
-              <w:left w:val="single" w:sz="4" w:space="0" w:color="000000"/>
-              <w:bottom w:val="single" w:sz="4" w:space="0" w:color="000000"/>
-              <w:right w:val="single" w:sz="4" w:space="0" w:color="000000"/>
-            </w:tcBorders>
-          </w:tcPr>
-          <w:p>
-            <w:pPr>
-              <w:pStyle w:val="Normal"/>
-              <w:spacing w:lineRule="atLeast" w:line="280"/>
-              <w:jc w:val="center"/>
-              <w:rPr>
-                <w:rFonts w:ascii="標楷體" w:hAnsi="標楷體" w:eastAsia="標楷體" w:cs="標楷體"/>
-                <w:sz w:val="22"/>
-              </w:rPr>
-            </w:pPr>
-            <w:r>
-              <w:rPr>
-                <w:rFonts w:ascii="標楷體" w:hAnsi="標楷體" w:cs="標楷體" w:eastAsia="標楷體"/>
-                <w:sz w:val="22"/>
-              </w:rPr>
-              <w:t>工作內容</w:t>
-            </w:r>
-          </w:p>
-        </w:tc>
-        <w:tc>
-          <w:tcPr>
-            <w:tcW w:w="2853" w:type="dxa"/>
-            <w:gridSpan w:val="2"/>
-            <w:tcBorders>
-              <w:top w:val="single" w:sz="4" w:space="0" w:color="000000"/>
-              <w:left w:val="single" w:sz="4" w:space="0" w:color="000000"/>
-              <w:bottom w:val="single" w:sz="4" w:space="0" w:color="000000"/>
-              <w:right w:val="single" w:sz="4" w:space="0" w:color="000000"/>
-            </w:tcBorders>
-          </w:tcPr>
-          <w:p>
-            <w:pPr>
-              <w:pStyle w:val="Normal"/>
-              <w:snapToGrid w:val="false"/>
-              <w:spacing w:lineRule="atLeast" w:line="240"/>
-              <w:jc w:val="center"/>
-              <w:rPr>
-                <w:rFonts w:ascii="標楷體" w:hAnsi="標楷體" w:eastAsia="標楷體" w:cs="標楷體"/>
-                <w:sz w:val="22"/>
-              </w:rPr>
-            </w:pPr>
-            <w:r>
-              <w:rPr>
-                <w:rFonts w:eastAsia="標楷體" w:cs="標楷體" w:ascii="標楷體" w:hAnsi="標楷體"/>
-                <w:sz w:val="22"/>
-              </w:rPr>
-            </w:r>
-          </w:p>
-        </w:tc>
-      </w:tr>
-      <w:tr>
-        <w:trPr>
-          <w:trHeight w:val="255" w:hRule="atLeast"/>
-          <w:cantSplit w:val="true"/>
-        </w:trPr>
-        <w:tc>
-          <w:tcPr>
-            <w:tcW w:w="1930" w:type="dxa"/>
-            <w:vMerge w:val="continue"/>
-            <w:tcBorders>
-              <w:top w:val="single" w:sz="4" w:space="0" w:color="000000"/>
-              <w:left w:val="single" w:sz="4" w:space="0" w:color="000000"/>
-              <w:bottom w:val="single" w:sz="4" w:space="0" w:color="000000"/>
-              <w:right w:val="single" w:sz="4" w:space="0" w:color="000000"/>
-            </w:tcBorders>
-            <w:vAlign w:val="center"/>
-          </w:tcPr>
-          <w:p>
-            <w:pPr>
-              <w:pStyle w:val="Normal"/>
-              <w:snapToGrid w:val="false"/>
-              <w:spacing w:lineRule="atLeast" w:line="280"/>
-              <w:rPr>
-                <w:rFonts w:ascii="標楷體" w:hAnsi="標楷體" w:eastAsia="標楷體" w:cs="標楷體"/>
-                <w:sz w:val="22"/>
-              </w:rPr>
-            </w:pPr>
-            <w:r>
-              <w:rPr>
-                <w:rFonts w:eastAsia="標楷體" w:cs="標楷體" w:ascii="標楷體" w:hAnsi="標楷體"/>
-                <w:sz w:val="22"/>
-              </w:rPr>
-            </w:r>
-          </w:p>
-        </w:tc>
-        <w:tc>
-          <w:tcPr>
-            <w:tcW w:w="3856" w:type="dxa"/>
-            <w:gridSpan w:val="9"/>
-            <w:tcBorders>
-              <w:top w:val="single" w:sz="4" w:space="0" w:color="000000"/>
-              <w:left w:val="single" w:sz="4" w:space="0" w:color="000000"/>
-              <w:bottom w:val="single" w:sz="4" w:space="0" w:color="000000"/>
-              <w:right w:val="single" w:sz="4" w:space="0" w:color="000000"/>
-            </w:tcBorders>
-          </w:tcPr>
-          <w:p>
-            <w:pPr>
-              <w:pStyle w:val="Normal"/>
-              <w:spacing w:lineRule="atLeast" w:line="280"/>
-              <w:jc w:val="both"/>
-              <w:rPr>
-                <w:rFonts w:ascii="標楷體" w:hAnsi="標楷體" w:eastAsia="標楷體" w:cs="標楷體"/>
-                <w:sz w:val="22"/>
-              </w:rPr>
-            </w:pPr>
-            <w:r>
-              <w:rPr>
-                <w:rFonts w:ascii="標楷體" w:hAnsi="標楷體" w:cs="標楷體" w:eastAsia="標楷體"/>
-                <w:sz w:val="22"/>
-              </w:rPr>
-              <w:t>技能檢定         職類     級合格</w:t>
-            </w:r>
-          </w:p>
-        </w:tc>
-        <w:tc>
-          <w:tcPr>
-            <w:tcW w:w="420" w:type="dxa"/>
-            <w:gridSpan w:val="3"/>
-            <w:vMerge w:val="continue"/>
-            <w:tcBorders>
-              <w:top w:val="single" w:sz="4" w:space="0" w:color="000000"/>
-              <w:left w:val="single" w:sz="4" w:space="0" w:color="000000"/>
-              <w:bottom w:val="single" w:sz="4" w:space="0" w:color="000000"/>
-              <w:right w:val="single" w:sz="4" w:space="0" w:color="000000"/>
-            </w:tcBorders>
-          </w:tcPr>
-          <w:p>
-            <w:pPr>
-              <w:pStyle w:val="Normal"/>
-              <w:snapToGrid w:val="false"/>
-              <w:spacing w:lineRule="atLeast" w:line="240"/>
-              <w:jc w:val="center"/>
-              <w:rPr>
-                <w:rFonts w:ascii="標楷體" w:hAnsi="標楷體" w:eastAsia="標楷體" w:cs="標楷體"/>
-                <w:sz w:val="22"/>
-              </w:rPr>
-            </w:pPr>
-            <w:r>
-              <w:rPr>
-                <w:rFonts w:eastAsia="標楷體" w:cs="標楷體" w:ascii="標楷體" w:hAnsi="標楷體"/>
-                <w:sz w:val="22"/>
-              </w:rPr>
-            </w:r>
-          </w:p>
-        </w:tc>
-        <w:tc>
-          <w:tcPr>
-            <w:tcW w:w="1125" w:type="dxa"/>
-            <w:gridSpan w:val="5"/>
-            <w:tcBorders>
-              <w:top w:val="single" w:sz="4" w:space="0" w:color="000000"/>
-              <w:left w:val="single" w:sz="4" w:space="0" w:color="000000"/>
-              <w:bottom w:val="single" w:sz="4" w:space="0" w:color="000000"/>
-              <w:right w:val="single" w:sz="4" w:space="0" w:color="000000"/>
-            </w:tcBorders>
-          </w:tcPr>
-          <w:p>
-            <w:pPr>
-              <w:pStyle w:val="Normal"/>
-              <w:spacing w:lineRule="atLeast" w:line="280"/>
-              <w:jc w:val="center"/>
-              <w:rPr>
-                <w:rFonts w:ascii="標楷體" w:hAnsi="標楷體" w:eastAsia="標楷體" w:cs="標楷體"/>
-                <w:sz w:val="22"/>
-              </w:rPr>
-            </w:pPr>
-            <w:r>
-              <w:rPr>
-                <w:rFonts w:ascii="標楷體" w:hAnsi="標楷體" w:cs="標楷體" w:eastAsia="標楷體"/>
-                <w:sz w:val="22"/>
-              </w:rPr>
-              <w:t>公司名稱</w:t>
-            </w:r>
-          </w:p>
-        </w:tc>
-        <w:tc>
-          <w:tcPr>
-            <w:tcW w:w="2853" w:type="dxa"/>
-            <w:gridSpan w:val="2"/>
-            <w:tcBorders>
-              <w:top w:val="single" w:sz="4" w:space="0" w:color="000000"/>
-              <w:left w:val="single" w:sz="4" w:space="0" w:color="000000"/>
-              <w:bottom w:val="single" w:sz="4" w:space="0" w:color="000000"/>
-              <w:right w:val="single" w:sz="4" w:space="0" w:color="000000"/>
-            </w:tcBorders>
-          </w:tcPr>
-          <w:p>
-            <w:pPr>
-              <w:pStyle w:val="Normal"/>
-              <w:snapToGrid w:val="false"/>
-              <w:spacing w:lineRule="atLeast" w:line="240"/>
-              <w:jc w:val="center"/>
-              <w:rPr>
-                <w:rFonts w:ascii="標楷體" w:hAnsi="標楷體" w:eastAsia="標楷體" w:cs="標楷體"/>
-                <w:sz w:val="22"/>
-              </w:rPr>
-            </w:pPr>
-            <w:r>
-              <w:rPr>
-                <w:rFonts w:eastAsia="標楷體" w:cs="標楷體" w:ascii="標楷體" w:hAnsi="標楷體"/>
-                <w:sz w:val="22"/>
-              </w:rPr>
-            </w:r>
-          </w:p>
-        </w:tc>
-      </w:tr>
-      <w:tr>
-        <w:trPr>
-          <w:trHeight w:val="255" w:hRule="atLeast"/>
-          <w:cantSplit w:val="true"/>
-        </w:trPr>
-        <w:tc>
-          <w:tcPr>
-            <w:tcW w:w="1930" w:type="dxa"/>
-            <w:vMerge w:val="continue"/>
-            <w:tcBorders>
-              <w:top w:val="single" w:sz="4" w:space="0" w:color="000000"/>
-              <w:left w:val="single" w:sz="4" w:space="0" w:color="000000"/>
-              <w:bottom w:val="single" w:sz="4" w:space="0" w:color="000000"/>
-              <w:right w:val="single" w:sz="4" w:space="0" w:color="000000"/>
-            </w:tcBorders>
-            <w:vAlign w:val="center"/>
-          </w:tcPr>
-          <w:p>
-            <w:pPr>
-              <w:pStyle w:val="Normal"/>
-              <w:snapToGrid w:val="false"/>
-              <w:spacing w:lineRule="atLeast" w:line="280"/>
-              <w:rPr>
-                <w:rFonts w:ascii="標楷體" w:hAnsi="標楷體" w:eastAsia="標楷體" w:cs="標楷體"/>
-                <w:sz w:val="22"/>
-              </w:rPr>
-            </w:pPr>
-            <w:r>
-              <w:rPr>
-                <w:rFonts w:eastAsia="標楷體" w:cs="標楷體" w:ascii="標楷體" w:hAnsi="標楷體"/>
-                <w:sz w:val="22"/>
-              </w:rPr>
-            </w:r>
-          </w:p>
-        </w:tc>
-        <w:tc>
-          <w:tcPr>
-            <w:tcW w:w="3856" w:type="dxa"/>
-            <w:gridSpan w:val="9"/>
-            <w:tcBorders>
-              <w:top w:val="single" w:sz="4" w:space="0" w:color="000000"/>
-              <w:left w:val="single" w:sz="4" w:space="0" w:color="000000"/>
-              <w:bottom w:val="single" w:sz="4" w:space="0" w:color="000000"/>
-              <w:right w:val="single" w:sz="4" w:space="0" w:color="000000"/>
-            </w:tcBorders>
-          </w:tcPr>
-          <w:p>
-            <w:pPr>
-              <w:pStyle w:val="Normal"/>
-              <w:spacing w:lineRule="atLeast" w:line="280"/>
-              <w:jc w:val="both"/>
-              <w:rPr/>
-            </w:pPr>
-            <w:r>
-              <w:rPr>
-                <w:rFonts w:eastAsia="標楷體" w:cs="標楷體" w:ascii="標楷體" w:hAnsi="標楷體"/>
-                <w:sz w:val="22"/>
-              </w:rPr>
-              <w:t xml:space="preserve">                    </w:t>
-            </w:r>
-            <w:r>
-              <w:rPr>
-                <w:rFonts w:ascii="標楷體" w:hAnsi="標楷體" w:cs="標楷體" w:eastAsia="標楷體"/>
-                <w:sz w:val="22"/>
-              </w:rPr>
-              <w:t>考試及格</w:t>
-            </w:r>
-          </w:p>
-        </w:tc>
-        <w:tc>
-          <w:tcPr>
-            <w:tcW w:w="420" w:type="dxa"/>
-            <w:gridSpan w:val="3"/>
-            <w:vMerge w:val="continue"/>
-            <w:tcBorders>
-              <w:top w:val="single" w:sz="4" w:space="0" w:color="000000"/>
-              <w:left w:val="single" w:sz="4" w:space="0" w:color="000000"/>
-              <w:bottom w:val="single" w:sz="4" w:space="0" w:color="000000"/>
-              <w:right w:val="single" w:sz="4" w:space="0" w:color="000000"/>
-            </w:tcBorders>
-          </w:tcPr>
-          <w:p>
-            <w:pPr>
-              <w:pStyle w:val="Normal"/>
-              <w:snapToGrid w:val="false"/>
-              <w:spacing w:lineRule="atLeast" w:line="240"/>
-              <w:jc w:val="center"/>
-              <w:rPr>
-                <w:rFonts w:ascii="標楷體" w:hAnsi="標楷體" w:eastAsia="標楷體" w:cs="標楷體"/>
-                <w:sz w:val="22"/>
-              </w:rPr>
-            </w:pPr>
-            <w:r>
-              <w:rPr>
-                <w:rFonts w:eastAsia="標楷體" w:cs="標楷體" w:ascii="標楷體" w:hAnsi="標楷體"/>
-                <w:sz w:val="22"/>
-              </w:rPr>
-            </w:r>
-          </w:p>
-        </w:tc>
-        <w:tc>
-          <w:tcPr>
-            <w:tcW w:w="1125" w:type="dxa"/>
-            <w:gridSpan w:val="5"/>
-            <w:tcBorders>
-              <w:top w:val="single" w:sz="4" w:space="0" w:color="000000"/>
-              <w:left w:val="single" w:sz="4" w:space="0" w:color="000000"/>
-              <w:bottom w:val="single" w:sz="4" w:space="0" w:color="000000"/>
-              <w:right w:val="single" w:sz="4" w:space="0" w:color="000000"/>
-            </w:tcBorders>
-          </w:tcPr>
-          <w:p>
-            <w:pPr>
-              <w:pStyle w:val="Normal"/>
-              <w:spacing w:lineRule="atLeast" w:line="280"/>
-              <w:jc w:val="center"/>
-              <w:rPr>
-                <w:rFonts w:ascii="標楷體" w:hAnsi="標楷體" w:eastAsia="標楷體" w:cs="標楷體"/>
-                <w:sz w:val="22"/>
-              </w:rPr>
-            </w:pPr>
-            <w:r>
-              <w:rPr>
-                <w:rFonts w:ascii="標楷體" w:hAnsi="標楷體" w:cs="標楷體" w:eastAsia="標楷體"/>
-                <w:sz w:val="22"/>
-              </w:rPr>
-              <w:t>工作內容</w:t>
-            </w:r>
-          </w:p>
-        </w:tc>
-        <w:tc>
-          <w:tcPr>
-            <w:tcW w:w="2853" w:type="dxa"/>
-            <w:gridSpan w:val="2"/>
-            <w:tcBorders>
-              <w:top w:val="single" w:sz="4" w:space="0" w:color="000000"/>
-              <w:left w:val="single" w:sz="4" w:space="0" w:color="000000"/>
-              <w:bottom w:val="single" w:sz="4" w:space="0" w:color="000000"/>
-              <w:right w:val="single" w:sz="4" w:space="0" w:color="000000"/>
-            </w:tcBorders>
-          </w:tcPr>
-          <w:p>
-            <w:pPr>
-              <w:pStyle w:val="Normal"/>
-              <w:snapToGrid w:val="false"/>
-              <w:spacing w:lineRule="atLeast" w:line="240"/>
-              <w:jc w:val="center"/>
-              <w:rPr>
-                <w:rFonts w:ascii="標楷體" w:hAnsi="標楷體" w:eastAsia="標楷體" w:cs="標楷體"/>
-                <w:sz w:val="22"/>
-              </w:rPr>
-            </w:pPr>
-            <w:r>
-              <w:rPr>
-                <w:rFonts w:eastAsia="標楷體" w:cs="標楷體" w:ascii="標楷體" w:hAnsi="標楷體"/>
-                <w:sz w:val="22"/>
-              </w:rPr>
-            </w:r>
-          </w:p>
-        </w:tc>
-      </w:tr>
-      <w:tr>
-        <w:trPr>
-          <w:trHeight w:val="255" w:hRule="atLeast"/>
-          <w:cantSplit w:val="true"/>
-        </w:trPr>
-        <w:tc>
-          <w:tcPr>
-            <w:tcW w:w="5786" w:type="dxa"/>
-            <w:gridSpan w:val="10"/>
-            <w:tcBorders>
-              <w:top w:val="single" w:sz="4" w:space="0" w:color="000000"/>
-              <w:left w:val="single" w:sz="4" w:space="0" w:color="000000"/>
-              <w:bottom w:val="single" w:sz="4" w:space="0" w:color="000000"/>
-              <w:right w:val="single" w:sz="4" w:space="0" w:color="000000"/>
-            </w:tcBorders>
-          </w:tcPr>
-          <w:p>
-            <w:pPr>
-              <w:pStyle w:val="Normal"/>
-              <w:spacing w:lineRule="atLeast" w:line="280"/>
-              <w:jc w:val="both"/>
-              <w:rPr>
-                <w:rFonts w:ascii="標楷體" w:hAnsi="標楷體" w:eastAsia="標楷體" w:cs="標楷體"/>
-                <w:szCs w:val="18"/>
-              </w:rPr>
-            </w:pPr>
-            <w:r>
-              <w:rPr>
-                <w:rFonts w:ascii="標楷體" w:hAnsi="標楷體" w:cs="標楷體" w:eastAsia="標楷體"/>
-                <w:szCs w:val="18"/>
-              </w:rPr>
-              <w:t>曾受職業訓練單位名稱及職類：</w:t>
-            </w:r>
-          </w:p>
-          <w:p>
-            <w:pPr>
-              <w:pStyle w:val="Normal"/>
-              <w:spacing w:lineRule="atLeast" w:line="280"/>
-              <w:jc w:val="both"/>
-              <w:rPr>
-                <w:rFonts w:ascii="標楷體" w:hAnsi="標楷體" w:eastAsia="標楷體" w:cs="標楷體"/>
-                <w:szCs w:val="18"/>
-              </w:rPr>
-            </w:pPr>
-            <w:r>
-              <w:rPr>
-                <w:rFonts w:eastAsia="標楷體" w:cs="標楷體" w:ascii="標楷體" w:hAnsi="標楷體"/>
-                <w:szCs w:val="18"/>
-              </w:rPr>
-            </w:r>
-          </w:p>
-          <w:p>
-            <w:pPr>
-              <w:pStyle w:val="Normal"/>
-              <w:spacing w:lineRule="atLeast" w:line="280"/>
-              <w:jc w:val="both"/>
-              <w:rPr>
-                <w:rFonts w:ascii="標楷體" w:hAnsi="標楷體" w:eastAsia="標楷體" w:cs="標楷體"/>
-                <w:szCs w:val="18"/>
-              </w:rPr>
-            </w:pPr>
-            <w:r>
-              <w:rPr>
-                <w:rFonts w:ascii="標楷體" w:hAnsi="標楷體" w:cs="標楷體" w:eastAsia="標楷體"/>
-                <w:szCs w:val="18"/>
-              </w:rPr>
-              <w:t>校外實習：</w:t>
-            </w:r>
-          </w:p>
-          <w:p>
-            <w:pPr>
-              <w:pStyle w:val="Normal"/>
-              <w:spacing w:lineRule="atLeast" w:line="280"/>
-              <w:jc w:val="both"/>
-              <w:rPr>
-                <w:rFonts w:ascii="標楷體" w:hAnsi="標楷體" w:eastAsia="標楷體" w:cs="標楷體"/>
-                <w:szCs w:val="18"/>
-              </w:rPr>
-            </w:pPr>
-            <w:r>
-              <w:rPr>
-                <w:rFonts w:eastAsia="標楷體" w:cs="標楷體" w:ascii="標楷體" w:hAnsi="標楷體"/>
-                <w:szCs w:val="18"/>
-              </w:rPr>
-            </w:r>
-          </w:p>
-        </w:tc>
-        <w:tc>
-          <w:tcPr>
-            <w:tcW w:w="435" w:type="dxa"/>
-            <w:gridSpan w:val="4"/>
-            <w:tcBorders>
-              <w:top w:val="single" w:sz="4" w:space="0" w:color="000000"/>
-              <w:left w:val="single" w:sz="4" w:space="0" w:color="000000"/>
-              <w:bottom w:val="single" w:sz="4" w:space="0" w:color="000000"/>
-              <w:right w:val="single" w:sz="4" w:space="0" w:color="000000"/>
-            </w:tcBorders>
-          </w:tcPr>
-          <w:p>
-            <w:pPr>
-              <w:pStyle w:val="Normal"/>
-              <w:spacing w:lineRule="atLeast" w:line="280"/>
-              <w:jc w:val="center"/>
-              <w:rPr>
-                <w:rFonts w:ascii="標楷體" w:hAnsi="標楷體" w:eastAsia="標楷體" w:cs="標楷體"/>
-                <w:sz w:val="22"/>
-              </w:rPr>
-            </w:pPr>
-            <w:r>
-              <w:rPr>
-                <w:rFonts w:ascii="標楷體" w:hAnsi="標楷體" w:cs="標楷體" w:eastAsia="標楷體"/>
-                <w:sz w:val="22"/>
-              </w:rPr>
-              <w:t>訓練</w:t>
-            </w:r>
-          </w:p>
-          <w:p>
-            <w:pPr>
-              <w:pStyle w:val="Normal"/>
-              <w:spacing w:lineRule="atLeast" w:line="280"/>
-              <w:jc w:val="center"/>
-              <w:rPr>
-                <w:rFonts w:ascii="標楷體" w:hAnsi="標楷體" w:eastAsia="標楷體" w:cs="標楷體"/>
-                <w:sz w:val="22"/>
-              </w:rPr>
-            </w:pPr>
-            <w:r>
-              <w:rPr>
-                <w:rFonts w:ascii="標楷體" w:hAnsi="標楷體" w:cs="標楷體" w:eastAsia="標楷體"/>
-                <w:sz w:val="22"/>
-              </w:rPr>
-              <w:t>期間</w:t>
-            </w:r>
-          </w:p>
-        </w:tc>
-        <w:tc>
-          <w:tcPr>
-            <w:tcW w:w="3963" w:type="dxa"/>
-            <w:gridSpan w:val="6"/>
-            <w:tcBorders>
-              <w:top w:val="single" w:sz="4" w:space="0" w:color="000000"/>
-              <w:left w:val="single" w:sz="4" w:space="0" w:color="000000"/>
-              <w:bottom w:val="single" w:sz="4" w:space="0" w:color="000000"/>
-              <w:right w:val="single" w:sz="4" w:space="0" w:color="000000"/>
-            </w:tcBorders>
-          </w:tcPr>
-          <w:p>
-            <w:pPr>
-              <w:pStyle w:val="Normal"/>
-              <w:spacing w:lineRule="atLeast" w:line="280"/>
-              <w:rPr>
-                <w:rFonts w:ascii="標楷體" w:hAnsi="標楷體" w:eastAsia="標楷體" w:cs="標楷體"/>
-                <w:sz w:val="22"/>
-              </w:rPr>
-            </w:pPr>
-            <w:r>
-              <w:rPr>
-                <w:rFonts w:eastAsia="標楷體" w:cs="標楷體" w:ascii="標楷體" w:hAnsi="標楷體"/>
-                <w:sz w:val="22"/>
-              </w:rPr>
-              <w:t xml:space="preserve">  </w:t>
-            </w:r>
-            <w:r>
-              <w:rPr>
-                <w:rFonts w:ascii="標楷體" w:hAnsi="標楷體" w:cs="標楷體" w:eastAsia="標楷體"/>
-                <w:sz w:val="22"/>
-              </w:rPr>
-              <w:t>年  月  日至  年  月   日</w:t>
-            </w:r>
-          </w:p>
-          <w:p>
-            <w:pPr>
-              <w:pStyle w:val="Normal"/>
-              <w:spacing w:lineRule="atLeast" w:line="280"/>
-              <w:ind w:firstLine="121" w:right="0"/>
-              <w:rPr>
-                <w:rFonts w:ascii="標楷體" w:hAnsi="標楷體" w:eastAsia="標楷體" w:cs="標楷體"/>
-                <w:sz w:val="22"/>
-              </w:rPr>
-            </w:pPr>
-            <w:r>
-              <w:rPr>
-                <w:rFonts w:ascii="標楷體" w:hAnsi="標楷體" w:cs="標楷體" w:eastAsia="標楷體"/>
-                <w:sz w:val="22"/>
-              </w:rPr>
-              <w:t>計     月</w:t>
-            </w:r>
-          </w:p>
-        </w:tc>
-      </w:tr>
-      <w:tr>
-        <w:trPr>
-          <w:trHeight w:val="255" w:hRule="atLeast"/>
-          <w:cantSplit w:val="true"/>
-        </w:trPr>
-        <w:tc>
-          <w:tcPr>
-            <w:tcW w:w="2170" w:type="dxa"/>
-            <w:gridSpan w:val="2"/>
-            <w:vMerge w:val="restart"/>
-            <w:tcBorders>
-              <w:top w:val="single" w:sz="4" w:space="0" w:color="000000"/>
-              <w:left w:val="single" w:sz="4" w:space="0" w:color="000000"/>
-              <w:bottom w:val="single" w:sz="4" w:space="0" w:color="000000"/>
-              <w:right w:val="single" w:sz="4" w:space="0" w:color="000000"/>
-            </w:tcBorders>
-            <w:vAlign w:val="center"/>
-          </w:tcPr>
-          <w:p>
-            <w:pPr>
-              <w:pStyle w:val="Normal"/>
-              <w:spacing w:lineRule="atLeast" w:line="280"/>
-              <w:jc w:val="center"/>
-              <w:rPr>
-                <w:rFonts w:ascii="標楷體" w:hAnsi="標楷體" w:eastAsia="標楷體" w:cs="標楷體"/>
-              </w:rPr>
-            </w:pPr>
-            <w:r>
-              <w:rPr>
-                <w:rFonts w:ascii="標楷體" w:hAnsi="標楷體" w:cs="標楷體" w:eastAsia="標楷體"/>
-                <w:sz w:val="22"/>
-              </w:rPr>
-              <w:t>希望工作職業 及經驗</w:t>
-            </w:r>
-          </w:p>
-        </w:tc>
-        <w:tc>
-          <w:tcPr>
-            <w:tcW w:w="1080" w:type="dxa"/>
-            <w:gridSpan w:val="3"/>
-            <w:vMerge w:val="restart"/>
-            <w:tcBorders>
-              <w:top w:val="single" w:sz="4" w:space="0" w:color="000000"/>
-              <w:left w:val="single" w:sz="4" w:space="0" w:color="000000"/>
-              <w:bottom w:val="single" w:sz="4" w:space="0" w:color="000000"/>
-              <w:right w:val="single" w:sz="4" w:space="0" w:color="000000"/>
-            </w:tcBorders>
-          </w:tcPr>
-          <w:p>
-            <w:pPr>
-              <w:pStyle w:val="Normal"/>
-              <w:spacing w:lineRule="atLeast" w:line="240"/>
-              <w:jc w:val="center"/>
-              <w:rPr>
-                <w:rFonts w:ascii="標楷體" w:hAnsi="標楷體" w:eastAsia="標楷體" w:cs="標楷體"/>
-                <w:sz w:val="22"/>
-              </w:rPr>
-            </w:pPr>
-            <w:r>
-              <w:rPr>
-                <w:rFonts w:ascii="標楷體" w:hAnsi="標楷體" w:cs="標楷體" w:eastAsia="標楷體"/>
-                <w:sz w:val="22"/>
-              </w:rPr>
-              <w:t>順序</w:t>
-            </w:r>
-          </w:p>
-        </w:tc>
-        <w:tc>
-          <w:tcPr>
-            <w:tcW w:w="2536" w:type="dxa"/>
-            <w:gridSpan w:val="5"/>
-            <w:vMerge w:val="restart"/>
-            <w:tcBorders>
-              <w:top w:val="single" w:sz="4" w:space="0" w:color="000000"/>
-              <w:left w:val="single" w:sz="4" w:space="0" w:color="000000"/>
-              <w:bottom w:val="single" w:sz="4" w:space="0" w:color="000000"/>
-              <w:right w:val="single" w:sz="4" w:space="0" w:color="000000"/>
-            </w:tcBorders>
-          </w:tcPr>
-          <w:p>
-            <w:pPr>
-              <w:pStyle w:val="Normal"/>
-              <w:spacing w:lineRule="atLeast" w:line="240"/>
-              <w:jc w:val="center"/>
-              <w:rPr>
-                <w:rFonts w:ascii="標楷體" w:hAnsi="標楷體" w:eastAsia="標楷體" w:cs="標楷體"/>
-                <w:sz w:val="22"/>
-              </w:rPr>
-            </w:pPr>
-            <w:r>
-              <w:rPr>
-                <w:rFonts w:ascii="標楷體" w:hAnsi="標楷體" w:cs="標楷體" w:eastAsia="標楷體"/>
-                <w:sz w:val="22"/>
-              </w:rPr>
-              <w:t>工作職業</w:t>
-            </w:r>
-          </w:p>
-          <w:p>
-            <w:pPr>
-              <w:pStyle w:val="Normal"/>
-              <w:spacing w:lineRule="atLeast" w:line="240"/>
-              <w:jc w:val="center"/>
-              <w:rPr>
-                <w:rFonts w:ascii="標楷體" w:hAnsi="標楷體" w:eastAsia="標楷體" w:cs="標楷體"/>
-                <w:sz w:val="22"/>
-              </w:rPr>
-            </w:pPr>
-            <w:r>
-              <w:rPr>
-                <w:rFonts w:eastAsia="標楷體" w:cs="標楷體" w:ascii="標楷體" w:hAnsi="標楷體"/>
-                <w:sz w:val="22"/>
-              </w:rPr>
-            </w:r>
-          </w:p>
-        </w:tc>
-        <w:tc>
-          <w:tcPr>
-            <w:tcW w:w="2264" w:type="dxa"/>
-            <w:gridSpan w:val="9"/>
-            <w:tcBorders>
-              <w:top w:val="single" w:sz="4" w:space="0" w:color="000000"/>
-              <w:left w:val="single" w:sz="4" w:space="0" w:color="000000"/>
-              <w:bottom w:val="single" w:sz="4" w:space="0" w:color="000000"/>
-              <w:right w:val="single" w:sz="4" w:space="0" w:color="000000"/>
-            </w:tcBorders>
-          </w:tcPr>
-          <w:p>
-            <w:pPr>
-              <w:pStyle w:val="Normal"/>
-              <w:spacing w:lineRule="atLeast" w:line="240"/>
-              <w:jc w:val="center"/>
-              <w:rPr>
-                <w:rFonts w:ascii="標楷體" w:hAnsi="標楷體" w:eastAsia="標楷體" w:cs="標楷體"/>
-                <w:sz w:val="22"/>
-              </w:rPr>
-            </w:pPr>
-            <w:r>
-              <w:rPr>
-                <w:rFonts w:ascii="標楷體" w:hAnsi="標楷體" w:cs="標楷體" w:eastAsia="標楷體"/>
-                <w:sz w:val="22"/>
-              </w:rPr>
-              <w:t>工作經驗</w:t>
-            </w:r>
-          </w:p>
-        </w:tc>
-        <w:tc>
-          <w:tcPr>
-            <w:tcW w:w="2134" w:type="dxa"/>
-            <w:tcBorders>
-              <w:top w:val="single" w:sz="4" w:space="0" w:color="000000"/>
-              <w:left w:val="single" w:sz="4" w:space="0" w:color="000000"/>
-              <w:bottom w:val="single" w:sz="4" w:space="0" w:color="000000"/>
-              <w:right w:val="single" w:sz="4" w:space="0" w:color="000000"/>
-            </w:tcBorders>
-          </w:tcPr>
-          <w:p>
-            <w:pPr>
-              <w:pStyle w:val="Normal"/>
-              <w:spacing w:lineRule="atLeast" w:line="240"/>
-              <w:jc w:val="center"/>
-              <w:rPr>
-                <w:rFonts w:ascii="標楷體" w:hAnsi="標楷體" w:eastAsia="標楷體" w:cs="標楷體"/>
-                <w:sz w:val="22"/>
-              </w:rPr>
-            </w:pPr>
-            <w:r>
-              <w:rPr>
-                <w:rFonts w:ascii="標楷體" w:hAnsi="標楷體" w:cs="標楷體" w:eastAsia="標楷體"/>
-                <w:sz w:val="22"/>
-              </w:rPr>
-              <w:t>希望工作地點</w:t>
-            </w:r>
-          </w:p>
-        </w:tc>
-      </w:tr>
-      <w:tr>
-        <w:trPr>
-          <w:trHeight w:val="255" w:hRule="atLeast"/>
-          <w:cantSplit w:val="true"/>
-        </w:trPr>
-        <w:tc>
-          <w:tcPr>
-            <w:tcW w:w="2170" w:type="dxa"/>
-            <w:gridSpan w:val="2"/>
-            <w:vMerge w:val="continue"/>
-            <w:tcBorders>
-              <w:top w:val="single" w:sz="4" w:space="0" w:color="000000"/>
-              <w:left w:val="single" w:sz="4" w:space="0" w:color="000000"/>
-              <w:bottom w:val="single" w:sz="4" w:space="0" w:color="000000"/>
-              <w:right w:val="single" w:sz="4" w:space="0" w:color="000000"/>
-            </w:tcBorders>
-            <w:vAlign w:val="center"/>
-          </w:tcPr>
-          <w:p>
-            <w:pPr>
-              <w:pStyle w:val="Normal"/>
-              <w:snapToGrid w:val="false"/>
-              <w:rPr>
-                <w:rFonts w:ascii="標楷體" w:hAnsi="標楷體" w:eastAsia="標楷體" w:cs="標楷體"/>
-                <w:sz w:val="22"/>
-              </w:rPr>
-            </w:pPr>
-            <w:r>
-              <w:rPr>
-                <w:rFonts w:eastAsia="標楷體" w:cs="標楷體" w:ascii="標楷體" w:hAnsi="標楷體"/>
-                <w:sz w:val="22"/>
-              </w:rPr>
-            </w:r>
-          </w:p>
-        </w:tc>
-        <w:tc>
-          <w:tcPr>
-            <w:tcW w:w="1080" w:type="dxa"/>
-            <w:gridSpan w:val="3"/>
-            <w:vMerge w:val="continue"/>
-            <w:tcBorders>
-              <w:top w:val="single" w:sz="4" w:space="0" w:color="000000"/>
-              <w:left w:val="single" w:sz="4" w:space="0" w:color="000000"/>
-              <w:bottom w:val="single" w:sz="4" w:space="0" w:color="000000"/>
-              <w:right w:val="single" w:sz="4" w:space="0" w:color="000000"/>
-            </w:tcBorders>
-          </w:tcPr>
-          <w:p>
-            <w:pPr>
-              <w:pStyle w:val="Normal"/>
-              <w:snapToGrid w:val="false"/>
-              <w:rPr>
-                <w:rFonts w:ascii="標楷體" w:hAnsi="標楷體" w:eastAsia="標楷體" w:cs="標楷體"/>
-              </w:rPr>
-            </w:pPr>
-            <w:r>
-              <w:rPr>
-                <w:rFonts w:eastAsia="標楷體" w:cs="標楷體" w:ascii="標楷體" w:hAnsi="標楷體"/>
-              </w:rPr>
-            </w:r>
-          </w:p>
-        </w:tc>
-        <w:tc>
-          <w:tcPr>
-            <w:tcW w:w="2536" w:type="dxa"/>
-            <w:gridSpan w:val="5"/>
-            <w:vMerge w:val="continue"/>
-            <w:tcBorders>
-              <w:top w:val="single" w:sz="4" w:space="0" w:color="000000"/>
-              <w:left w:val="single" w:sz="4" w:space="0" w:color="000000"/>
-              <w:bottom w:val="single" w:sz="4" w:space="0" w:color="000000"/>
-              <w:right w:val="single" w:sz="4" w:space="0" w:color="000000"/>
-            </w:tcBorders>
-          </w:tcPr>
-          <w:p>
-            <w:pPr>
-              <w:pStyle w:val="Normal"/>
-              <w:snapToGrid w:val="false"/>
-              <w:rPr>
-                <w:rFonts w:ascii="標楷體" w:hAnsi="標楷體" w:eastAsia="標楷體" w:cs="標楷體"/>
-              </w:rPr>
-            </w:pPr>
-            <w:r>
-              <w:rPr>
-                <w:rFonts w:eastAsia="標楷體" w:cs="標楷體" w:ascii="標楷體" w:hAnsi="標楷體"/>
-              </w:rPr>
-            </w:r>
-          </w:p>
-        </w:tc>
-        <w:tc>
-          <w:tcPr>
-            <w:tcW w:w="704" w:type="dxa"/>
-            <w:gridSpan w:val="5"/>
-            <w:tcBorders>
-              <w:top w:val="single" w:sz="4" w:space="0" w:color="000000"/>
-              <w:left w:val="single" w:sz="4" w:space="0" w:color="000000"/>
-              <w:bottom w:val="single" w:sz="4" w:space="0" w:color="000000"/>
-              <w:right w:val="single" w:sz="4" w:space="0" w:color="000000"/>
-            </w:tcBorders>
-          </w:tcPr>
-          <w:p>
-            <w:pPr>
-              <w:pStyle w:val="Normal"/>
-              <w:spacing w:lineRule="atLeast" w:line="280"/>
-              <w:jc w:val="both"/>
-              <w:rPr>
-                <w:rFonts w:ascii="標楷體" w:hAnsi="標楷體" w:eastAsia="標楷體" w:cs="標楷體"/>
-                <w:sz w:val="22"/>
-              </w:rPr>
-            </w:pPr>
-            <w:r>
-              <w:rPr>
-                <w:rFonts w:ascii="標楷體" w:hAnsi="標楷體" w:cs="標楷體" w:eastAsia="標楷體"/>
-                <w:sz w:val="22"/>
-              </w:rPr>
-              <w:t>生手</w:t>
-            </w:r>
-          </w:p>
-        </w:tc>
-        <w:tc>
-          <w:tcPr>
-            <w:tcW w:w="720" w:type="dxa"/>
-            <w:gridSpan w:val="2"/>
-            <w:tcBorders>
-              <w:top w:val="single" w:sz="4" w:space="0" w:color="000000"/>
-              <w:left w:val="single" w:sz="4" w:space="0" w:color="000000"/>
-              <w:bottom w:val="single" w:sz="4" w:space="0" w:color="000000"/>
-              <w:right w:val="single" w:sz="4" w:space="0" w:color="000000"/>
-            </w:tcBorders>
-          </w:tcPr>
-          <w:p>
-            <w:pPr>
-              <w:pStyle w:val="Normal"/>
-              <w:spacing w:lineRule="atLeast" w:line="280"/>
-              <w:jc w:val="both"/>
-              <w:rPr>
-                <w:rFonts w:ascii="標楷體" w:hAnsi="標楷體" w:eastAsia="標楷體" w:cs="標楷體"/>
-                <w:sz w:val="22"/>
-              </w:rPr>
-            </w:pPr>
-            <w:r>
-              <w:rPr>
-                <w:rFonts w:ascii="標楷體" w:hAnsi="標楷體" w:cs="標楷體" w:eastAsia="標楷體"/>
-                <w:sz w:val="22"/>
-              </w:rPr>
-              <w:t>半熟練</w:t>
-            </w:r>
-          </w:p>
-        </w:tc>
-        <w:tc>
-          <w:tcPr>
-            <w:tcW w:w="840" w:type="dxa"/>
-            <w:gridSpan w:val="2"/>
-            <w:tcBorders>
-              <w:top w:val="single" w:sz="4" w:space="0" w:color="000000"/>
-              <w:left w:val="single" w:sz="4" w:space="0" w:color="000000"/>
-              <w:bottom w:val="single" w:sz="4" w:space="0" w:color="000000"/>
-              <w:right w:val="single" w:sz="4" w:space="0" w:color="000000"/>
-            </w:tcBorders>
-          </w:tcPr>
-          <w:p>
-            <w:pPr>
-              <w:pStyle w:val="Normal"/>
-              <w:spacing w:lineRule="atLeast" w:line="280"/>
-              <w:jc w:val="both"/>
-              <w:rPr>
-                <w:rFonts w:ascii="標楷體" w:hAnsi="標楷體" w:eastAsia="標楷體" w:cs="標楷體"/>
-                <w:sz w:val="22"/>
-              </w:rPr>
-            </w:pPr>
-            <w:r>
-              <w:rPr>
-                <w:rFonts w:ascii="標楷體" w:hAnsi="標楷體" w:cs="標楷體" w:eastAsia="標楷體"/>
-                <w:sz w:val="22"/>
-              </w:rPr>
-              <w:t>熟練</w:t>
-            </w:r>
-          </w:p>
-        </w:tc>
-        <w:tc>
-          <w:tcPr>
-            <w:tcW w:w="2134" w:type="dxa"/>
-            <w:tcBorders>
-              <w:top w:val="single" w:sz="4" w:space="0" w:color="000000"/>
-              <w:left w:val="single" w:sz="4" w:space="0" w:color="000000"/>
-              <w:bottom w:val="single" w:sz="4" w:space="0" w:color="000000"/>
-              <w:right w:val="single" w:sz="4" w:space="0" w:color="000000"/>
-            </w:tcBorders>
-          </w:tcPr>
-          <w:p>
-            <w:pPr>
-              <w:pStyle w:val="Normal"/>
-              <w:rPr/>
-            </w:pPr>
-            <w:r>
-              <w:rPr>
-                <w:rFonts w:eastAsia="標楷體" w:cs="標楷體" w:ascii="標楷體" w:hAnsi="標楷體"/>
-              </w:rPr>
-              <w:t>1.</w:t>
-            </w:r>
-            <w:r>
-              <w:rPr>
-                <w:rFonts w:eastAsia="標楷體" w:cs="標楷體" w:ascii="標楷體" w:hAnsi="標楷體"/>
-              </w:rPr>
-              <w:t xml:space="preserve"> </w:t>
-            </w:r>
-          </w:p>
-        </w:tc>
-      </w:tr>
-      <w:tr>
-        <w:trPr>
-          <w:trHeight w:val="255" w:hRule="atLeast"/>
-          <w:cantSplit w:val="true"/>
-        </w:trPr>
-        <w:tc>
-          <w:tcPr>
-            <w:tcW w:w="2170" w:type="dxa"/>
-            <w:gridSpan w:val="2"/>
-            <w:vMerge w:val="continue"/>
-            <w:tcBorders>
-              <w:top w:val="single" w:sz="4" w:space="0" w:color="000000"/>
-              <w:left w:val="single" w:sz="4" w:space="0" w:color="000000"/>
-              <w:bottom w:val="single" w:sz="4" w:space="0" w:color="000000"/>
-              <w:right w:val="single" w:sz="4" w:space="0" w:color="000000"/>
-            </w:tcBorders>
-            <w:vAlign w:val="center"/>
-          </w:tcPr>
-          <w:p>
-            <w:pPr>
-              <w:pStyle w:val="Normal"/>
-              <w:snapToGrid w:val="false"/>
-              <w:rPr>
-                <w:rFonts w:ascii="標楷體" w:hAnsi="標楷體" w:eastAsia="標楷體" w:cs="標楷體"/>
-              </w:rPr>
-            </w:pPr>
-            <w:r>
-              <w:rPr>
-                <w:rFonts w:eastAsia="標楷體" w:cs="標楷體" w:ascii="標楷體" w:hAnsi="標楷體"/>
-              </w:rPr>
-            </w:r>
-          </w:p>
-        </w:tc>
-        <w:tc>
-          <w:tcPr>
-            <w:tcW w:w="1080" w:type="dxa"/>
-            <w:gridSpan w:val="3"/>
-            <w:tcBorders>
-              <w:top w:val="single" w:sz="4" w:space="0" w:color="000000"/>
-              <w:left w:val="single" w:sz="4" w:space="0" w:color="000000"/>
-              <w:bottom w:val="single" w:sz="4" w:space="0" w:color="000000"/>
-              <w:right w:val="single" w:sz="4" w:space="0" w:color="000000"/>
-            </w:tcBorders>
-          </w:tcPr>
-          <w:p>
-            <w:pPr>
-              <w:pStyle w:val="Normal"/>
-              <w:spacing w:lineRule="atLeast" w:line="220"/>
-              <w:rPr>
-                <w:rFonts w:ascii="標楷體" w:hAnsi="標楷體" w:eastAsia="標楷體" w:cs="標楷體"/>
-              </w:rPr>
-            </w:pPr>
-            <w:r>
-              <w:rPr>
-                <w:rFonts w:ascii="標楷體" w:hAnsi="標楷體" w:cs="標楷體" w:eastAsia="標楷體"/>
-                <w:sz w:val="22"/>
-              </w:rPr>
-              <w:t>第一志願</w:t>
-            </w:r>
-          </w:p>
-        </w:tc>
-        <w:tc>
-          <w:tcPr>
-            <w:tcW w:w="2536" w:type="dxa"/>
-            <w:gridSpan w:val="5"/>
-            <w:tcBorders>
-              <w:top w:val="single" w:sz="4" w:space="0" w:color="000000"/>
-              <w:left w:val="single" w:sz="4" w:space="0" w:color="000000"/>
-              <w:bottom w:val="single" w:sz="4" w:space="0" w:color="000000"/>
-              <w:right w:val="single" w:sz="4" w:space="0" w:color="000000"/>
-            </w:tcBorders>
-          </w:tcPr>
-          <w:p>
-            <w:pPr>
-              <w:pStyle w:val="Normal"/>
-              <w:snapToGrid w:val="false"/>
-              <w:rPr>
-                <w:rFonts w:ascii="標楷體" w:hAnsi="標楷體" w:eastAsia="標楷體" w:cs="標楷體"/>
-              </w:rPr>
-            </w:pPr>
-            <w:r>
-              <w:rPr>
-                <w:rFonts w:eastAsia="標楷體" w:cs="標楷體" w:ascii="標楷體" w:hAnsi="標楷體"/>
-              </w:rPr>
-            </w:r>
-          </w:p>
-        </w:tc>
-        <w:tc>
-          <w:tcPr>
-            <w:tcW w:w="704" w:type="dxa"/>
-            <w:gridSpan w:val="5"/>
-            <w:tcBorders>
-              <w:top w:val="single" w:sz="4" w:space="0" w:color="000000"/>
-              <w:left w:val="single" w:sz="4" w:space="0" w:color="000000"/>
-              <w:bottom w:val="single" w:sz="4" w:space="0" w:color="000000"/>
-              <w:right w:val="single" w:sz="4" w:space="0" w:color="000000"/>
-            </w:tcBorders>
-          </w:tcPr>
-          <w:p>
-            <w:pPr>
-              <w:pStyle w:val="Normal"/>
-              <w:snapToGrid w:val="false"/>
-              <w:rPr>
-                <w:rFonts w:ascii="標楷體" w:hAnsi="標楷體" w:eastAsia="標楷體" w:cs="標楷體"/>
-              </w:rPr>
-            </w:pPr>
-            <w:r>
-              <w:rPr>
-                <w:rFonts w:eastAsia="標楷體" w:cs="標楷體" w:ascii="標楷體" w:hAnsi="標楷體"/>
-              </w:rPr>
-            </w:r>
-          </w:p>
-        </w:tc>
-        <w:tc>
-          <w:tcPr>
-            <w:tcW w:w="720" w:type="dxa"/>
-            <w:gridSpan w:val="2"/>
-            <w:tcBorders>
-              <w:top w:val="single" w:sz="4" w:space="0" w:color="000000"/>
-              <w:left w:val="single" w:sz="4" w:space="0" w:color="000000"/>
-              <w:bottom w:val="single" w:sz="4" w:space="0" w:color="000000"/>
-              <w:right w:val="single" w:sz="4" w:space="0" w:color="000000"/>
-            </w:tcBorders>
-          </w:tcPr>
-          <w:p>
-            <w:pPr>
-              <w:pStyle w:val="Normal"/>
-              <w:snapToGrid w:val="false"/>
-              <w:rPr>
-                <w:rFonts w:ascii="標楷體" w:hAnsi="標楷體" w:eastAsia="標楷體" w:cs="標楷體"/>
-              </w:rPr>
-            </w:pPr>
-            <w:r>
-              <w:rPr>
-                <w:rFonts w:eastAsia="標楷體" w:cs="標楷體" w:ascii="標楷體" w:hAnsi="標楷體"/>
-              </w:rPr>
-            </w:r>
-          </w:p>
-        </w:tc>
-        <w:tc>
-          <w:tcPr>
-            <w:tcW w:w="840" w:type="dxa"/>
-            <w:gridSpan w:val="2"/>
-            <w:tcBorders>
-              <w:top w:val="single" w:sz="4" w:space="0" w:color="000000"/>
-              <w:left w:val="single" w:sz="4" w:space="0" w:color="000000"/>
-              <w:bottom w:val="single" w:sz="4" w:space="0" w:color="000000"/>
-              <w:right w:val="single" w:sz="4" w:space="0" w:color="000000"/>
-            </w:tcBorders>
-          </w:tcPr>
-          <w:p>
-            <w:pPr>
-              <w:pStyle w:val="Normal"/>
-              <w:snapToGrid w:val="false"/>
-              <w:rPr>
-                <w:rFonts w:ascii="標楷體" w:hAnsi="標楷體" w:eastAsia="標楷體" w:cs="標楷體"/>
-              </w:rPr>
-            </w:pPr>
-            <w:r>
-              <w:rPr>
-                <w:rFonts w:eastAsia="標楷體" w:cs="標楷體" w:ascii="標楷體" w:hAnsi="標楷體"/>
-              </w:rPr>
-            </w:r>
-          </w:p>
-        </w:tc>
-        <w:tc>
-          <w:tcPr>
-            <w:tcW w:w="2134" w:type="dxa"/>
-            <w:tcBorders>
-              <w:top w:val="single" w:sz="4" w:space="0" w:color="000000"/>
-              <w:left w:val="single" w:sz="4" w:space="0" w:color="000000"/>
-              <w:bottom w:val="single" w:sz="4" w:space="0" w:color="000000"/>
-              <w:right w:val="single" w:sz="4" w:space="0" w:color="000000"/>
-            </w:tcBorders>
-          </w:tcPr>
-          <w:p>
-            <w:pPr>
-              <w:pStyle w:val="Normal"/>
-              <w:rPr>
-                <w:rFonts w:ascii="標楷體" w:hAnsi="標楷體" w:eastAsia="標楷體" w:cs="標楷體"/>
-              </w:rPr>
-            </w:pPr>
-            <w:r>
-              <w:rPr>
-                <w:rFonts w:eastAsia="標楷體" w:cs="標楷體" w:ascii="標楷體" w:hAnsi="標楷體"/>
-              </w:rPr>
-              <w:t>2.</w:t>
-            </w:r>
-          </w:p>
-        </w:tc>
-      </w:tr>
-      <w:tr>
-        <w:trPr>
-          <w:trHeight w:val="315" w:hRule="atLeast"/>
-          <w:cantSplit w:val="true"/>
-        </w:trPr>
-        <w:tc>
-          <w:tcPr>
-            <w:tcW w:w="2170" w:type="dxa"/>
-            <w:gridSpan w:val="2"/>
-            <w:vMerge w:val="continue"/>
-            <w:tcBorders>
-              <w:top w:val="single" w:sz="4" w:space="0" w:color="000000"/>
-              <w:left w:val="single" w:sz="4" w:space="0" w:color="000000"/>
-              <w:bottom w:val="single" w:sz="4" w:space="0" w:color="000000"/>
-              <w:right w:val="single" w:sz="4" w:space="0" w:color="000000"/>
-            </w:tcBorders>
-            <w:vAlign w:val="center"/>
-          </w:tcPr>
-          <w:p>
-            <w:pPr>
-              <w:pStyle w:val="Normal"/>
-              <w:snapToGrid w:val="false"/>
-              <w:rPr>
-                <w:rFonts w:ascii="標楷體" w:hAnsi="標楷體" w:eastAsia="標楷體" w:cs="標楷體"/>
-              </w:rPr>
-            </w:pPr>
-            <w:r>
-              <w:rPr>
-                <w:rFonts w:eastAsia="標楷體" w:cs="標楷體" w:ascii="標楷體" w:hAnsi="標楷體"/>
-              </w:rPr>
-            </w:r>
-          </w:p>
-        </w:tc>
-        <w:tc>
-          <w:tcPr>
-            <w:tcW w:w="1080" w:type="dxa"/>
-            <w:gridSpan w:val="3"/>
-            <w:tcBorders>
-              <w:top w:val="single" w:sz="4" w:space="0" w:color="000000"/>
-              <w:left w:val="single" w:sz="4" w:space="0" w:color="000000"/>
-              <w:bottom w:val="single" w:sz="4" w:space="0" w:color="000000"/>
-              <w:right w:val="single" w:sz="4" w:space="0" w:color="000000"/>
-            </w:tcBorders>
-          </w:tcPr>
-          <w:p>
-            <w:pPr>
-              <w:pStyle w:val="Normal"/>
-              <w:spacing w:lineRule="atLeast" w:line="220"/>
-              <w:rPr>
-                <w:rFonts w:ascii="標楷體" w:hAnsi="標楷體" w:eastAsia="標楷體" w:cs="標楷體"/>
-              </w:rPr>
-            </w:pPr>
-            <w:r>
-              <w:rPr>
-                <w:rFonts w:ascii="標楷體" w:hAnsi="標楷體" w:cs="標楷體" w:eastAsia="標楷體"/>
-                <w:sz w:val="22"/>
-              </w:rPr>
-              <w:t>第二志願</w:t>
-            </w:r>
-          </w:p>
-        </w:tc>
-        <w:tc>
-          <w:tcPr>
-            <w:tcW w:w="2536" w:type="dxa"/>
-            <w:gridSpan w:val="5"/>
-            <w:tcBorders>
-              <w:top w:val="single" w:sz="4" w:space="0" w:color="000000"/>
-              <w:left w:val="single" w:sz="4" w:space="0" w:color="000000"/>
-              <w:bottom w:val="single" w:sz="4" w:space="0" w:color="000000"/>
-              <w:right w:val="single" w:sz="4" w:space="0" w:color="000000"/>
-            </w:tcBorders>
-          </w:tcPr>
-          <w:p>
-            <w:pPr>
-              <w:pStyle w:val="Normal"/>
-              <w:snapToGrid w:val="false"/>
-              <w:rPr>
-                <w:rFonts w:ascii="標楷體" w:hAnsi="標楷體" w:eastAsia="標楷體" w:cs="標楷體"/>
-              </w:rPr>
-            </w:pPr>
-            <w:r>
-              <w:rPr>
-                <w:rFonts w:eastAsia="標楷體" w:cs="標楷體" w:ascii="標楷體" w:hAnsi="標楷體"/>
-              </w:rPr>
-            </w:r>
-          </w:p>
-        </w:tc>
-        <w:tc>
-          <w:tcPr>
-            <w:tcW w:w="704" w:type="dxa"/>
-            <w:gridSpan w:val="5"/>
-            <w:tcBorders>
-              <w:top w:val="single" w:sz="4" w:space="0" w:color="000000"/>
-              <w:left w:val="single" w:sz="4" w:space="0" w:color="000000"/>
-              <w:bottom w:val="single" w:sz="4" w:space="0" w:color="000000"/>
-              <w:right w:val="single" w:sz="4" w:space="0" w:color="000000"/>
-            </w:tcBorders>
-          </w:tcPr>
-          <w:p>
-            <w:pPr>
-              <w:pStyle w:val="Normal"/>
-              <w:snapToGrid w:val="false"/>
-              <w:rPr>
-                <w:rFonts w:ascii="標楷體" w:hAnsi="標楷體" w:eastAsia="標楷體" w:cs="標楷體"/>
-              </w:rPr>
-            </w:pPr>
-            <w:r>
-              <w:rPr>
-                <w:rFonts w:eastAsia="標楷體" w:cs="標楷體" w:ascii="標楷體" w:hAnsi="標楷體"/>
-              </w:rPr>
-            </w:r>
-          </w:p>
-        </w:tc>
-        <w:tc>
-          <w:tcPr>
-            <w:tcW w:w="720" w:type="dxa"/>
-            <w:gridSpan w:val="2"/>
-            <w:tcBorders>
-              <w:top w:val="single" w:sz="4" w:space="0" w:color="000000"/>
-              <w:left w:val="single" w:sz="4" w:space="0" w:color="000000"/>
-              <w:bottom w:val="single" w:sz="4" w:space="0" w:color="000000"/>
-              <w:right w:val="single" w:sz="4" w:space="0" w:color="000000"/>
-            </w:tcBorders>
-          </w:tcPr>
-          <w:p>
-            <w:pPr>
-              <w:pStyle w:val="Normal"/>
-              <w:snapToGrid w:val="false"/>
-              <w:rPr>
-                <w:rFonts w:ascii="標楷體" w:hAnsi="標楷體" w:eastAsia="標楷體" w:cs="標楷體"/>
-              </w:rPr>
-            </w:pPr>
-            <w:r>
-              <w:rPr>
-                <w:rFonts w:eastAsia="標楷體" w:cs="標楷體" w:ascii="標楷體" w:hAnsi="標楷體"/>
-              </w:rPr>
-            </w:r>
-          </w:p>
-        </w:tc>
-        <w:tc>
-          <w:tcPr>
-            <w:tcW w:w="840" w:type="dxa"/>
-            <w:gridSpan w:val="2"/>
-            <w:tcBorders>
-              <w:top w:val="single" w:sz="4" w:space="0" w:color="000000"/>
-              <w:left w:val="single" w:sz="4" w:space="0" w:color="000000"/>
-              <w:bottom w:val="single" w:sz="4" w:space="0" w:color="000000"/>
-              <w:right w:val="single" w:sz="4" w:space="0" w:color="000000"/>
-            </w:tcBorders>
-          </w:tcPr>
-          <w:p>
-            <w:pPr>
-              <w:pStyle w:val="Normal"/>
-              <w:snapToGrid w:val="false"/>
-              <w:rPr>
-                <w:rFonts w:ascii="標楷體" w:hAnsi="標楷體" w:eastAsia="標楷體" w:cs="標楷體"/>
-              </w:rPr>
-            </w:pPr>
-            <w:r>
-              <w:rPr>
-                <w:rFonts w:eastAsia="標楷體" w:cs="標楷體" w:ascii="標楷體" w:hAnsi="標楷體"/>
-              </w:rPr>
-            </w:r>
-          </w:p>
-        </w:tc>
-        <w:tc>
-          <w:tcPr>
-            <w:tcW w:w="2134" w:type="dxa"/>
-            <w:tcBorders>
-              <w:top w:val="single" w:sz="4" w:space="0" w:color="000000"/>
-              <w:left w:val="single" w:sz="4" w:space="0" w:color="000000"/>
-              <w:bottom w:val="single" w:sz="4" w:space="0" w:color="000000"/>
-              <w:right w:val="single" w:sz="4" w:space="0" w:color="000000"/>
-            </w:tcBorders>
-          </w:tcPr>
-          <w:p>
-            <w:pPr>
-              <w:pStyle w:val="Normal"/>
-              <w:rPr>
-                <w:rFonts w:ascii="標楷體" w:hAnsi="標楷體" w:eastAsia="標楷體" w:cs="標楷體"/>
-              </w:rPr>
-            </w:pPr>
-            <w:r>
-              <w:rPr>
-                <w:rFonts w:eastAsia="標楷體" w:cs="標楷體" w:ascii="標楷體" w:hAnsi="標楷體"/>
-              </w:rPr>
-              <w:t>3.</w:t>
-            </w:r>
-          </w:p>
-        </w:tc>
-      </w:tr>
-      <w:tr>
-        <w:trPr>
-          <w:trHeight w:val="240" w:hRule="atLeast"/>
-          <w:cantSplit w:val="true"/>
-        </w:trPr>
-        <w:tc>
-          <w:tcPr>
-            <w:tcW w:w="2170" w:type="dxa"/>
-            <w:gridSpan w:val="2"/>
-            <w:vMerge w:val="continue"/>
-            <w:tcBorders>
-              <w:top w:val="single" w:sz="4" w:space="0" w:color="000000"/>
-              <w:left w:val="single" w:sz="4" w:space="0" w:color="000000"/>
-              <w:bottom w:val="single" w:sz="4" w:space="0" w:color="000000"/>
-              <w:right w:val="single" w:sz="4" w:space="0" w:color="000000"/>
-            </w:tcBorders>
-            <w:vAlign w:val="center"/>
-          </w:tcPr>
-          <w:p>
-            <w:pPr>
-              <w:pStyle w:val="Normal"/>
-              <w:snapToGrid w:val="false"/>
-              <w:rPr>
-                <w:rFonts w:ascii="標楷體" w:hAnsi="標楷體" w:eastAsia="標楷體" w:cs="標楷體"/>
-              </w:rPr>
-            </w:pPr>
-            <w:r>
-              <w:rPr>
-                <w:rFonts w:eastAsia="標楷體" w:cs="標楷體" w:ascii="標楷體" w:hAnsi="標楷體"/>
-              </w:rPr>
-            </w:r>
-          </w:p>
-        </w:tc>
-        <w:tc>
-          <w:tcPr>
-            <w:tcW w:w="1080" w:type="dxa"/>
-            <w:gridSpan w:val="3"/>
-            <w:tcBorders>
-              <w:top w:val="single" w:sz="4" w:space="0" w:color="000000"/>
-              <w:left w:val="single" w:sz="4" w:space="0" w:color="000000"/>
-              <w:bottom w:val="single" w:sz="4" w:space="0" w:color="000000"/>
-              <w:right w:val="single" w:sz="4" w:space="0" w:color="000000"/>
-            </w:tcBorders>
-          </w:tcPr>
-          <w:p>
-            <w:pPr>
-              <w:pStyle w:val="Normal"/>
-              <w:rPr>
-                <w:rFonts w:ascii="標楷體" w:hAnsi="標楷體" w:eastAsia="標楷體" w:cs="標楷體"/>
-              </w:rPr>
-            </w:pPr>
-            <w:r>
-              <w:rPr>
-                <w:rFonts w:ascii="標楷體" w:hAnsi="標楷體" w:cs="標楷體" w:eastAsia="標楷體"/>
-                <w:sz w:val="22"/>
-              </w:rPr>
-              <w:t>第三志願</w:t>
-            </w:r>
-          </w:p>
-        </w:tc>
-        <w:tc>
-          <w:tcPr>
-            <w:tcW w:w="2536" w:type="dxa"/>
-            <w:gridSpan w:val="5"/>
-            <w:tcBorders>
-              <w:top w:val="single" w:sz="4" w:space="0" w:color="000000"/>
-              <w:left w:val="single" w:sz="4" w:space="0" w:color="000000"/>
-              <w:bottom w:val="single" w:sz="4" w:space="0" w:color="000000"/>
-              <w:right w:val="single" w:sz="4" w:space="0" w:color="000000"/>
-            </w:tcBorders>
-          </w:tcPr>
-          <w:p>
-            <w:pPr>
-              <w:pStyle w:val="Normal"/>
-              <w:snapToGrid w:val="false"/>
-              <w:rPr>
-                <w:rFonts w:ascii="標楷體" w:hAnsi="標楷體" w:eastAsia="標楷體" w:cs="標楷體"/>
-              </w:rPr>
-            </w:pPr>
-            <w:r>
-              <w:rPr>
-                <w:rFonts w:eastAsia="標楷體" w:cs="標楷體" w:ascii="標楷體" w:hAnsi="標楷體"/>
-              </w:rPr>
-            </w:r>
-          </w:p>
-        </w:tc>
-        <w:tc>
-          <w:tcPr>
-            <w:tcW w:w="704" w:type="dxa"/>
-            <w:gridSpan w:val="5"/>
-            <w:tcBorders>
-              <w:top w:val="single" w:sz="4" w:space="0" w:color="000000"/>
-              <w:left w:val="single" w:sz="4" w:space="0" w:color="000000"/>
-              <w:bottom w:val="single" w:sz="4" w:space="0" w:color="000000"/>
-              <w:right w:val="single" w:sz="4" w:space="0" w:color="000000"/>
-            </w:tcBorders>
-          </w:tcPr>
-          <w:p>
-            <w:pPr>
-              <w:pStyle w:val="Normal"/>
-              <w:snapToGrid w:val="false"/>
-              <w:rPr>
-                <w:rFonts w:ascii="標楷體" w:hAnsi="標楷體" w:eastAsia="標楷體" w:cs="標楷體"/>
-              </w:rPr>
-            </w:pPr>
-            <w:r>
-              <w:rPr>
-                <w:rFonts w:eastAsia="標楷體" w:cs="標楷體" w:ascii="標楷體" w:hAnsi="標楷體"/>
-              </w:rPr>
-            </w:r>
-          </w:p>
-        </w:tc>
-        <w:tc>
-          <w:tcPr>
-            <w:tcW w:w="720" w:type="dxa"/>
-            <w:gridSpan w:val="2"/>
-            <w:tcBorders>
-              <w:top w:val="single" w:sz="4" w:space="0" w:color="000000"/>
-              <w:left w:val="single" w:sz="4" w:space="0" w:color="000000"/>
-              <w:bottom w:val="single" w:sz="4" w:space="0" w:color="000000"/>
-              <w:right w:val="single" w:sz="4" w:space="0" w:color="000000"/>
-            </w:tcBorders>
-          </w:tcPr>
-          <w:p>
-            <w:pPr>
-              <w:pStyle w:val="Normal"/>
-              <w:snapToGrid w:val="false"/>
-              <w:rPr>
-                <w:rFonts w:ascii="標楷體" w:hAnsi="標楷體" w:eastAsia="標楷體" w:cs="標楷體"/>
-              </w:rPr>
-            </w:pPr>
-            <w:r>
-              <w:rPr>
-                <w:rFonts w:eastAsia="標楷體" w:cs="標楷體" w:ascii="標楷體" w:hAnsi="標楷體"/>
-              </w:rPr>
-            </w:r>
-          </w:p>
-        </w:tc>
-        <w:tc>
-          <w:tcPr>
-            <w:tcW w:w="840" w:type="dxa"/>
-            <w:gridSpan w:val="2"/>
-            <w:tcBorders>
-              <w:top w:val="single" w:sz="4" w:space="0" w:color="000000"/>
-              <w:left w:val="single" w:sz="4" w:space="0" w:color="000000"/>
-              <w:bottom w:val="single" w:sz="4" w:space="0" w:color="000000"/>
-              <w:right w:val="single" w:sz="4" w:space="0" w:color="000000"/>
-            </w:tcBorders>
-          </w:tcPr>
-          <w:p>
-            <w:pPr>
-              <w:pStyle w:val="Normal"/>
-              <w:snapToGrid w:val="false"/>
-              <w:rPr>
-                <w:rFonts w:ascii="標楷體" w:hAnsi="標楷體" w:eastAsia="標楷體" w:cs="標楷體"/>
-              </w:rPr>
-            </w:pPr>
-            <w:r>
-              <w:rPr>
-                <w:rFonts w:eastAsia="標楷體" w:cs="標楷體" w:ascii="標楷體" w:hAnsi="標楷體"/>
-              </w:rPr>
-            </w:r>
-          </w:p>
-        </w:tc>
-        <w:tc>
-          <w:tcPr>
-            <w:tcW w:w="2134" w:type="dxa"/>
-            <w:tcBorders>
-              <w:top w:val="single" w:sz="4" w:space="0" w:color="000000"/>
-              <w:left w:val="single" w:sz="4" w:space="0" w:color="000000"/>
-              <w:bottom w:val="single" w:sz="4" w:space="0" w:color="000000"/>
-              <w:right w:val="single" w:sz="4" w:space="0" w:color="000000"/>
-            </w:tcBorders>
-          </w:tcPr>
-          <w:p>
-            <w:pPr>
-              <w:pStyle w:val="Normal"/>
-              <w:rPr>
-                <w:rFonts w:ascii="標楷體" w:hAnsi="標楷體" w:eastAsia="標楷體" w:cs="標楷體"/>
-              </w:rPr>
-            </w:pPr>
-            <w:r>
-              <w:rPr>
-                <w:rFonts w:eastAsia="標楷體" w:cs="標楷體" w:ascii="標楷體" w:hAnsi="標楷體"/>
-              </w:rPr>
-              <w:t>4.</w:t>
-            </w:r>
-          </w:p>
-        </w:tc>
-      </w:tr>
-      <w:tr>
-        <w:trPr>
-          <w:trHeight w:val="300" w:hRule="atLeast"/>
-          <w:cantSplit w:val="true"/>
-        </w:trPr>
-        <w:tc>
-          <w:tcPr>
-            <w:tcW w:w="2530" w:type="dxa"/>
-            <w:gridSpan w:val="4"/>
-            <w:tcBorders>
-              <w:top w:val="single" w:sz="4" w:space="0" w:color="000000"/>
-              <w:left w:val="single" w:sz="4" w:space="0" w:color="000000"/>
-              <w:bottom w:val="single" w:sz="4" w:space="0" w:color="000000"/>
-              <w:right w:val="single" w:sz="4" w:space="0" w:color="000000"/>
-            </w:tcBorders>
-          </w:tcPr>
-          <w:p>
-            <w:pPr>
-              <w:pStyle w:val="Normal"/>
-              <w:spacing w:lineRule="atLeast" w:line="280"/>
-              <w:jc w:val="center"/>
-              <w:rPr>
-                <w:rFonts w:ascii="標楷體" w:hAnsi="標楷體" w:eastAsia="標楷體" w:cs="標楷體"/>
-                <w:sz w:val="22"/>
-              </w:rPr>
-            </w:pPr>
-            <w:r>
-              <w:rPr>
-                <w:rFonts w:ascii="標楷體" w:hAnsi="標楷體" w:cs="標楷體" w:eastAsia="標楷體"/>
-                <w:sz w:val="22"/>
-              </w:rPr>
-              <w:t>希望待遇</w:t>
-            </w:r>
-          </w:p>
-        </w:tc>
-        <w:tc>
-          <w:tcPr>
-            <w:tcW w:w="2865" w:type="dxa"/>
-            <w:gridSpan w:val="5"/>
-            <w:tcBorders>
-              <w:top w:val="single" w:sz="4" w:space="0" w:color="000000"/>
-              <w:left w:val="single" w:sz="4" w:space="0" w:color="000000"/>
-              <w:bottom w:val="single" w:sz="4" w:space="0" w:color="000000"/>
-              <w:right w:val="single" w:sz="4" w:space="0" w:color="000000"/>
-            </w:tcBorders>
-          </w:tcPr>
-          <w:p>
-            <w:pPr>
-              <w:pStyle w:val="Normal"/>
-              <w:spacing w:lineRule="atLeast" w:line="280"/>
-              <w:rPr>
-                <w:rFonts w:ascii="標楷體" w:hAnsi="標楷體" w:eastAsia="標楷體" w:cs="標楷體"/>
-                <w:sz w:val="22"/>
-              </w:rPr>
-            </w:pPr>
-            <w:r>
-              <w:rPr>
-                <w:rFonts w:ascii="標楷體" w:hAnsi="標楷體" w:cs="標楷體" w:eastAsia="標楷體"/>
-                <w:sz w:val="22"/>
-              </w:rPr>
-              <w:t>最低每月薪資     元</w:t>
-            </w:r>
-          </w:p>
-        </w:tc>
-        <w:tc>
-          <w:tcPr>
-            <w:tcW w:w="4789" w:type="dxa"/>
-            <w:gridSpan w:val="11"/>
-            <w:tcBorders>
-              <w:top w:val="single" w:sz="4" w:space="0" w:color="000000"/>
-              <w:left w:val="single" w:sz="4" w:space="0" w:color="000000"/>
-              <w:bottom w:val="single" w:sz="4" w:space="0" w:color="000000"/>
-              <w:right w:val="single" w:sz="4" w:space="0" w:color="000000"/>
-            </w:tcBorders>
-          </w:tcPr>
-          <w:p>
-            <w:pPr>
-              <w:pStyle w:val="Normal"/>
-              <w:spacing w:lineRule="atLeast" w:line="280"/>
-              <w:jc w:val="both"/>
-              <w:rPr>
-                <w:rFonts w:ascii="標楷體" w:hAnsi="標楷體" w:eastAsia="標楷體" w:cs="標楷體"/>
-                <w:sz w:val="22"/>
-              </w:rPr>
-            </w:pPr>
-            <w:r>
-              <w:rPr>
-                <w:rFonts w:ascii="標楷體" w:hAnsi="標楷體" w:cs="標楷體" w:eastAsia="標楷體"/>
-                <w:sz w:val="22"/>
-              </w:rPr>
-              <w:t>希望工作時間：自  時至  時，共  小時</w:t>
-            </w:r>
-          </w:p>
-        </w:tc>
-      </w:tr>
-      <w:tr>
-        <w:trPr>
-          <w:trHeight w:val="283" w:hRule="atLeast"/>
-          <w:cantSplit w:val="true"/>
-        </w:trPr>
-        <w:tc>
-          <w:tcPr>
-            <w:tcW w:w="2530" w:type="dxa"/>
-            <w:gridSpan w:val="4"/>
-            <w:vMerge w:val="restart"/>
-            <w:tcBorders>
-              <w:top w:val="single" w:sz="4" w:space="0" w:color="000000"/>
-              <w:left w:val="single" w:sz="4" w:space="0" w:color="000000"/>
-              <w:bottom w:val="single" w:sz="4" w:space="0" w:color="000000"/>
-              <w:right w:val="single" w:sz="4" w:space="0" w:color="000000"/>
-            </w:tcBorders>
-            <w:vAlign w:val="center"/>
-          </w:tcPr>
-          <w:p>
-            <w:pPr>
-              <w:pStyle w:val="Normal"/>
-              <w:spacing w:lineRule="atLeast" w:line="280"/>
-              <w:jc w:val="center"/>
-              <w:rPr>
-                <w:rFonts w:ascii="標楷體" w:hAnsi="標楷體" w:eastAsia="標楷體" w:cs="標楷體"/>
-                <w:sz w:val="22"/>
-              </w:rPr>
-            </w:pPr>
-            <w:r>
-              <w:rPr>
-                <w:rFonts w:ascii="標楷體" w:hAnsi="標楷體" w:cs="標楷體" w:eastAsia="標楷體"/>
-                <w:sz w:val="22"/>
-              </w:rPr>
-              <w:t>希    望</w:t>
-            </w:r>
-          </w:p>
-          <w:p>
-            <w:pPr>
-              <w:pStyle w:val="Normal"/>
-              <w:jc w:val="center"/>
-              <w:rPr>
-                <w:rFonts w:ascii="標楷體" w:hAnsi="標楷體" w:eastAsia="標楷體" w:cs="標楷體"/>
-              </w:rPr>
-            </w:pPr>
-            <w:r>
-              <w:rPr>
-                <w:rFonts w:ascii="標楷體" w:hAnsi="標楷體" w:cs="標楷體" w:eastAsia="標楷體"/>
-                <w:sz w:val="22"/>
-              </w:rPr>
-              <w:t>工作班別</w:t>
-            </w:r>
-          </w:p>
-        </w:tc>
-        <w:tc>
-          <w:tcPr>
-            <w:tcW w:w="2370" w:type="dxa"/>
-            <w:gridSpan w:val="3"/>
-            <w:tcBorders>
-              <w:top w:val="single" w:sz="4" w:space="0" w:color="000000"/>
-              <w:left w:val="single" w:sz="4" w:space="0" w:color="000000"/>
-              <w:bottom w:val="single" w:sz="4" w:space="0" w:color="000000"/>
-              <w:right w:val="single" w:sz="4" w:space="0" w:color="000000"/>
-            </w:tcBorders>
-          </w:tcPr>
-          <w:p>
-            <w:pPr>
-              <w:pStyle w:val="Normal"/>
-              <w:spacing w:lineRule="atLeast" w:line="280"/>
-              <w:jc w:val="center"/>
-              <w:rPr>
-                <w:rFonts w:ascii="標楷體" w:hAnsi="標楷體" w:eastAsia="標楷體" w:cs="標楷體"/>
-                <w:sz w:val="22"/>
-              </w:rPr>
-            </w:pPr>
-            <w:r>
-              <w:rPr>
-                <w:rFonts w:eastAsia="標楷體" w:cs="標楷體" w:ascii="標楷體" w:hAnsi="標楷體"/>
-                <w:sz w:val="22"/>
-              </w:rPr>
-              <w:t>□</w:t>
-            </w:r>
-            <w:r>
-              <w:rPr>
-                <w:rFonts w:ascii="標楷體" w:hAnsi="標楷體" w:cs="標楷體" w:eastAsia="標楷體"/>
-                <w:sz w:val="22"/>
-              </w:rPr>
-              <w:t>一班制，□二班制</w:t>
-            </w:r>
-          </w:p>
-        </w:tc>
-        <w:tc>
-          <w:tcPr>
-            <w:tcW w:w="948" w:type="dxa"/>
-            <w:gridSpan w:val="4"/>
-            <w:vMerge w:val="restart"/>
-            <w:tcBorders>
-              <w:top w:val="single" w:sz="4" w:space="0" w:color="000000"/>
-              <w:left w:val="single" w:sz="4" w:space="0" w:color="000000"/>
-              <w:bottom w:val="single" w:sz="4" w:space="0" w:color="000000"/>
-              <w:right w:val="single" w:sz="4" w:space="0" w:color="000000"/>
-            </w:tcBorders>
-          </w:tcPr>
-          <w:p>
-            <w:pPr>
-              <w:pStyle w:val="Normal"/>
-              <w:spacing w:lineRule="atLeast" w:line="280"/>
-              <w:rPr>
-                <w:rFonts w:ascii="標楷體" w:hAnsi="標楷體" w:eastAsia="標楷體" w:cs="標楷體"/>
-                <w:sz w:val="22"/>
-              </w:rPr>
-            </w:pPr>
-            <w:r>
-              <w:rPr>
-                <w:rFonts w:eastAsia="標楷體" w:cs="標楷體" w:ascii="標楷體" w:hAnsi="標楷體"/>
-                <w:sz w:val="22"/>
-              </w:rPr>
-              <w:t xml:space="preserve"> </w:t>
-            </w:r>
-            <w:r>
-              <w:rPr>
-                <w:rFonts w:ascii="標楷體" w:hAnsi="標楷體" w:cs="標楷體" w:eastAsia="標楷體"/>
-                <w:sz w:val="22"/>
-              </w:rPr>
-              <w:t>膳宿</w:t>
-            </w:r>
-          </w:p>
-          <w:p>
-            <w:pPr>
-              <w:pStyle w:val="Normal"/>
-              <w:rPr>
-                <w:rFonts w:ascii="標楷體" w:hAnsi="標楷體" w:eastAsia="標楷體" w:cs="標楷體"/>
-              </w:rPr>
-            </w:pPr>
-            <w:r>
-              <w:rPr>
-                <w:rFonts w:eastAsia="標楷體" w:cs="標楷體" w:ascii="標楷體" w:hAnsi="標楷體"/>
-                <w:sz w:val="22"/>
-              </w:rPr>
-              <w:t xml:space="preserve"> </w:t>
-            </w:r>
-            <w:r>
-              <w:rPr>
-                <w:rFonts w:ascii="標楷體" w:hAnsi="標楷體" w:cs="標楷體" w:eastAsia="標楷體"/>
-                <w:sz w:val="22"/>
-              </w:rPr>
-              <w:t>要求</w:t>
-            </w:r>
-          </w:p>
-        </w:tc>
-        <w:tc>
-          <w:tcPr>
-            <w:tcW w:w="4336" w:type="dxa"/>
-            <w:gridSpan w:val="9"/>
-            <w:tcBorders>
-              <w:top w:val="single" w:sz="4" w:space="0" w:color="000000"/>
-              <w:left w:val="single" w:sz="4" w:space="0" w:color="000000"/>
-              <w:bottom w:val="single" w:sz="4" w:space="0" w:color="000000"/>
-              <w:right w:val="single" w:sz="4" w:space="0" w:color="000000"/>
-            </w:tcBorders>
-          </w:tcPr>
-          <w:p>
-            <w:pPr>
-              <w:pStyle w:val="Normal"/>
-              <w:rPr>
-                <w:rFonts w:ascii="標楷體" w:hAnsi="標楷體" w:eastAsia="標楷體" w:cs="標楷體"/>
-              </w:rPr>
-            </w:pPr>
-            <w:r>
-              <w:rPr>
-                <w:rFonts w:eastAsia="標楷體" w:cs="標楷體" w:ascii="標楷體" w:hAnsi="標楷體"/>
-                <w:sz w:val="22"/>
-              </w:rPr>
-              <w:t>□</w:t>
-            </w:r>
-            <w:r>
-              <w:rPr>
-                <w:rFonts w:ascii="標楷體" w:hAnsi="標楷體" w:cs="標楷體" w:eastAsia="標楷體"/>
-                <w:sz w:val="22"/>
-              </w:rPr>
-              <w:t>膳宿自理，□需供宿不需供膳</w:t>
-            </w:r>
-          </w:p>
-        </w:tc>
-      </w:tr>
-      <w:tr>
-        <w:trPr>
-          <w:trHeight w:val="321" w:hRule="atLeast"/>
-          <w:cantSplit w:val="true"/>
-        </w:trPr>
-        <w:tc>
-          <w:tcPr>
-            <w:tcW w:w="2530" w:type="dxa"/>
-            <w:gridSpan w:val="4"/>
-            <w:vMerge w:val="continue"/>
-            <w:tcBorders>
-              <w:top w:val="single" w:sz="4" w:space="0" w:color="000000"/>
-              <w:left w:val="single" w:sz="4" w:space="0" w:color="000000"/>
-              <w:bottom w:val="single" w:sz="4" w:space="0" w:color="000000"/>
-              <w:right w:val="single" w:sz="4" w:space="0" w:color="000000"/>
-            </w:tcBorders>
-            <w:vAlign w:val="center"/>
-          </w:tcPr>
-          <w:p>
-            <w:pPr>
-              <w:pStyle w:val="Normal"/>
-              <w:snapToGrid w:val="false"/>
-              <w:jc w:val="center"/>
-              <w:rPr>
-                <w:rFonts w:ascii="標楷體" w:hAnsi="標楷體" w:eastAsia="標楷體" w:cs="標楷體"/>
-              </w:rPr>
-            </w:pPr>
-            <w:r>
-              <w:rPr>
-                <w:rFonts w:eastAsia="標楷體" w:cs="標楷體" w:ascii="標楷體" w:hAnsi="標楷體"/>
-              </w:rPr>
-            </w:r>
-          </w:p>
-        </w:tc>
-        <w:tc>
-          <w:tcPr>
-            <w:tcW w:w="2370" w:type="dxa"/>
-            <w:gridSpan w:val="3"/>
-            <w:tcBorders>
-              <w:top w:val="single" w:sz="4" w:space="0" w:color="000000"/>
-              <w:left w:val="single" w:sz="4" w:space="0" w:color="000000"/>
-              <w:bottom w:val="single" w:sz="4" w:space="0" w:color="000000"/>
-              <w:right w:val="single" w:sz="4" w:space="0" w:color="000000"/>
-            </w:tcBorders>
-          </w:tcPr>
-          <w:p>
-            <w:pPr>
-              <w:pStyle w:val="Normal"/>
-              <w:spacing w:lineRule="atLeast" w:line="280"/>
-              <w:jc w:val="center"/>
-              <w:rPr>
-                <w:rFonts w:ascii="標楷體" w:hAnsi="標楷體" w:eastAsia="標楷體" w:cs="標楷體"/>
-                <w:sz w:val="22"/>
-              </w:rPr>
-            </w:pPr>
-            <w:r>
-              <w:rPr>
-                <w:rFonts w:eastAsia="標楷體" w:cs="標楷體" w:ascii="標楷體" w:hAnsi="標楷體"/>
-                <w:sz w:val="22"/>
-              </w:rPr>
-              <w:t>□</w:t>
-            </w:r>
-            <w:r>
-              <w:rPr>
-                <w:rFonts w:ascii="標楷體" w:hAnsi="標楷體" w:cs="標楷體" w:eastAsia="標楷體"/>
-                <w:sz w:val="22"/>
-              </w:rPr>
-              <w:t>三班制，□不  拘</w:t>
-            </w:r>
-          </w:p>
-        </w:tc>
-        <w:tc>
-          <w:tcPr>
-            <w:tcW w:w="948" w:type="dxa"/>
-            <w:gridSpan w:val="4"/>
-            <w:vMerge w:val="continue"/>
-            <w:tcBorders>
-              <w:top w:val="single" w:sz="4" w:space="0" w:color="000000"/>
-              <w:left w:val="single" w:sz="4" w:space="0" w:color="000000"/>
-              <w:bottom w:val="single" w:sz="4" w:space="0" w:color="000000"/>
-              <w:right w:val="single" w:sz="4" w:space="0" w:color="000000"/>
-            </w:tcBorders>
-          </w:tcPr>
-          <w:p>
-            <w:pPr>
-              <w:pStyle w:val="Normal"/>
-              <w:snapToGrid w:val="false"/>
-              <w:rPr>
-                <w:rFonts w:ascii="標楷體" w:hAnsi="標楷體" w:eastAsia="標楷體" w:cs="標楷體"/>
-                <w:sz w:val="22"/>
-              </w:rPr>
-            </w:pPr>
-            <w:r>
-              <w:rPr>
-                <w:rFonts w:eastAsia="標楷體" w:cs="標楷體" w:ascii="標楷體" w:hAnsi="標楷體"/>
-                <w:sz w:val="22"/>
-              </w:rPr>
-            </w:r>
-          </w:p>
-        </w:tc>
-        <w:tc>
-          <w:tcPr>
-            <w:tcW w:w="4336" w:type="dxa"/>
-            <w:gridSpan w:val="9"/>
-            <w:tcBorders>
-              <w:top w:val="single" w:sz="4" w:space="0" w:color="000000"/>
-              <w:left w:val="single" w:sz="4" w:space="0" w:color="000000"/>
-              <w:bottom w:val="single" w:sz="4" w:space="0" w:color="000000"/>
-              <w:right w:val="single" w:sz="4" w:space="0" w:color="000000"/>
-            </w:tcBorders>
-          </w:tcPr>
-          <w:p>
-            <w:pPr>
-              <w:pStyle w:val="Normal"/>
-              <w:rPr>
-                <w:rFonts w:ascii="標楷體" w:hAnsi="標楷體" w:eastAsia="標楷體" w:cs="標楷體"/>
-              </w:rPr>
-            </w:pPr>
-            <w:r>
-              <w:rPr>
-                <w:rFonts w:eastAsia="標楷體" w:cs="標楷體" w:ascii="標楷體" w:hAnsi="標楷體"/>
-                <w:sz w:val="22"/>
-              </w:rPr>
-              <w:t>□</w:t>
-            </w:r>
-            <w:r>
-              <w:rPr>
-                <w:rFonts w:ascii="標楷體" w:hAnsi="標楷體" w:cs="標楷體" w:eastAsia="標楷體"/>
-                <w:sz w:val="22"/>
-              </w:rPr>
-              <w:t>需供膳宿，□需供膳不需供宿</w:t>
-            </w:r>
-          </w:p>
-        </w:tc>
-      </w:tr>
-      <w:tr>
-        <w:trPr>
-          <w:trHeight w:val="359" w:hRule="atLeast"/>
-          <w:cantSplit w:val="true"/>
-        </w:trPr>
-        <w:tc>
-          <w:tcPr>
-            <w:tcW w:w="2530" w:type="dxa"/>
-            <w:gridSpan w:val="4"/>
-            <w:tcBorders>
-              <w:top w:val="single" w:sz="4" w:space="0" w:color="000000"/>
-              <w:left w:val="single" w:sz="4" w:space="0" w:color="000000"/>
-              <w:bottom w:val="single" w:sz="4" w:space="0" w:color="000000"/>
-              <w:right w:val="single" w:sz="4" w:space="0" w:color="000000"/>
-            </w:tcBorders>
-            <w:vAlign w:val="center"/>
-          </w:tcPr>
-          <w:p>
-            <w:pPr>
-              <w:pStyle w:val="Normal"/>
-              <w:spacing w:lineRule="atLeast" w:line="280"/>
-              <w:jc w:val="center"/>
-              <w:rPr>
-                <w:rFonts w:ascii="標楷體" w:hAnsi="標楷體" w:eastAsia="標楷體" w:cs="標楷體"/>
-                <w:sz w:val="22"/>
-              </w:rPr>
-            </w:pPr>
-            <w:r>
-              <w:rPr>
-                <w:rFonts w:ascii="標楷體" w:hAnsi="標楷體" w:cs="標楷體" w:eastAsia="標楷體"/>
-                <w:sz w:val="22"/>
-              </w:rPr>
-              <w:t>機車駕照</w:t>
-            </w:r>
-          </w:p>
-        </w:tc>
-        <w:tc>
-          <w:tcPr>
-            <w:tcW w:w="1185" w:type="dxa"/>
-            <w:gridSpan w:val="2"/>
-            <w:tcBorders>
-              <w:top w:val="single" w:sz="4" w:space="0" w:color="000000"/>
-              <w:left w:val="single" w:sz="4" w:space="0" w:color="000000"/>
-              <w:bottom w:val="single" w:sz="4" w:space="0" w:color="000000"/>
-              <w:right w:val="single" w:sz="4" w:space="0" w:color="000000"/>
-            </w:tcBorders>
-          </w:tcPr>
-          <w:p>
-            <w:pPr>
-              <w:pStyle w:val="Normal"/>
-              <w:spacing w:lineRule="atLeast" w:line="280"/>
-              <w:rPr>
-                <w:rFonts w:ascii="標楷體" w:hAnsi="標楷體" w:eastAsia="標楷體" w:cs="標楷體"/>
-                <w:sz w:val="22"/>
-              </w:rPr>
-            </w:pPr>
-            <w:r>
-              <w:rPr>
-                <w:rFonts w:eastAsia="標楷體" w:cs="標楷體" w:ascii="標楷體" w:hAnsi="標楷體"/>
-                <w:sz w:val="22"/>
-              </w:rPr>
-              <w:t>□</w:t>
-            </w:r>
-            <w:r>
-              <w:rPr>
-                <w:rFonts w:ascii="標楷體" w:hAnsi="標楷體" w:cs="標楷體" w:eastAsia="標楷體"/>
-                <w:sz w:val="22"/>
-              </w:rPr>
-              <w:t>有□無</w:t>
-            </w:r>
-          </w:p>
-        </w:tc>
-        <w:tc>
-          <w:tcPr>
-            <w:tcW w:w="1185" w:type="dxa"/>
-            <w:tcBorders>
-              <w:top w:val="single" w:sz="4" w:space="0" w:color="000000"/>
-              <w:left w:val="single" w:sz="4" w:space="0" w:color="000000"/>
-              <w:bottom w:val="single" w:sz="4" w:space="0" w:color="000000"/>
-              <w:right w:val="single" w:sz="4" w:space="0" w:color="000000"/>
-            </w:tcBorders>
-          </w:tcPr>
-          <w:p>
-            <w:pPr>
-              <w:pStyle w:val="Normal"/>
-              <w:rPr>
-                <w:rFonts w:ascii="標楷體" w:hAnsi="標楷體" w:eastAsia="標楷體" w:cs="標楷體"/>
-                <w:sz w:val="22"/>
-              </w:rPr>
-            </w:pPr>
-            <w:r>
-              <w:rPr>
-                <w:rFonts w:ascii="標楷體" w:hAnsi="標楷體" w:cs="標楷體" w:eastAsia="標楷體"/>
-                <w:sz w:val="22"/>
-              </w:rPr>
-              <w:t>汽車駕照</w:t>
-            </w:r>
-          </w:p>
-        </w:tc>
-        <w:tc>
-          <w:tcPr>
-            <w:tcW w:w="948" w:type="dxa"/>
-            <w:gridSpan w:val="4"/>
-            <w:tcBorders>
-              <w:top w:val="single" w:sz="4" w:space="0" w:color="000000"/>
-              <w:left w:val="single" w:sz="4" w:space="0" w:color="000000"/>
-              <w:bottom w:val="single" w:sz="4" w:space="0" w:color="000000"/>
-              <w:right w:val="single" w:sz="4" w:space="0" w:color="000000"/>
-            </w:tcBorders>
-          </w:tcPr>
-          <w:p>
-            <w:pPr>
-              <w:pStyle w:val="Normal"/>
-              <w:rPr>
-                <w:rFonts w:ascii="標楷體" w:hAnsi="標楷體" w:eastAsia="標楷體" w:cs="標楷體"/>
-                <w:sz w:val="22"/>
-              </w:rPr>
-            </w:pPr>
-            <w:r>
-              <w:rPr>
-                <w:rFonts w:eastAsia="標楷體" w:cs="標楷體" w:ascii="標楷體" w:hAnsi="標楷體"/>
-                <w:sz w:val="22"/>
-              </w:rPr>
-              <w:t>□</w:t>
-            </w:r>
-            <w:r>
-              <w:rPr>
-                <w:rFonts w:ascii="標楷體" w:hAnsi="標楷體" w:cs="標楷體" w:eastAsia="標楷體"/>
-                <w:sz w:val="22"/>
-              </w:rPr>
-              <w:t>有□無</w:t>
-            </w:r>
-          </w:p>
-        </w:tc>
-        <w:tc>
-          <w:tcPr>
-            <w:tcW w:w="1020" w:type="dxa"/>
-            <w:gridSpan w:val="5"/>
-            <w:tcBorders>
-              <w:top w:val="single" w:sz="4" w:space="0" w:color="000000"/>
-              <w:left w:val="single" w:sz="4" w:space="0" w:color="000000"/>
-              <w:bottom w:val="single" w:sz="4" w:space="0" w:color="000000"/>
-              <w:right w:val="single" w:sz="4" w:space="0" w:color="000000"/>
-            </w:tcBorders>
-          </w:tcPr>
-          <w:p>
-            <w:pPr>
-              <w:pStyle w:val="Normal"/>
-              <w:spacing w:lineRule="exact" w:line="240"/>
-              <w:jc w:val="both"/>
-              <w:rPr>
-                <w:rFonts w:ascii="標楷體" w:hAnsi="標楷體" w:eastAsia="標楷體" w:cs="標楷體"/>
-                <w:sz w:val="22"/>
-              </w:rPr>
-            </w:pPr>
-            <w:r>
-              <w:rPr>
-                <w:rFonts w:ascii="標楷體" w:hAnsi="標楷體" w:cs="標楷體" w:eastAsia="標楷體"/>
-                <w:sz w:val="22"/>
-              </w:rPr>
-              <w:t>經濟狀況</w:t>
-            </w:r>
-          </w:p>
-        </w:tc>
-        <w:tc>
-          <w:tcPr>
-            <w:tcW w:w="3316" w:type="dxa"/>
-            <w:gridSpan w:val="4"/>
-            <w:tcBorders>
-              <w:top w:val="single" w:sz="4" w:space="0" w:color="000000"/>
-              <w:left w:val="single" w:sz="4" w:space="0" w:color="000000"/>
-              <w:bottom w:val="single" w:sz="4" w:space="0" w:color="000000"/>
-              <w:right w:val="single" w:sz="4" w:space="0" w:color="000000"/>
-            </w:tcBorders>
-          </w:tcPr>
-          <w:p>
-            <w:pPr>
-              <w:pStyle w:val="Normal"/>
-              <w:spacing w:lineRule="exact" w:line="240"/>
-              <w:jc w:val="both"/>
-              <w:rPr>
-                <w:rFonts w:ascii="標楷體" w:hAnsi="標楷體" w:eastAsia="標楷體" w:cs="標楷體"/>
-                <w:sz w:val="22"/>
-              </w:rPr>
-            </w:pPr>
-            <w:r>
-              <w:rPr>
-                <w:rFonts w:eastAsia="標楷體" w:cs="標楷體" w:ascii="標楷體" w:hAnsi="標楷體"/>
-                <w:sz w:val="22"/>
-              </w:rPr>
-              <w:t>□</w:t>
-            </w:r>
-            <w:r>
-              <w:rPr>
-                <w:rFonts w:ascii="標楷體" w:hAnsi="標楷體" w:cs="標楷體" w:eastAsia="標楷體"/>
-                <w:sz w:val="22"/>
-              </w:rPr>
-              <w:t>需負擔家計□不需負擔家計</w:t>
-            </w:r>
-          </w:p>
-        </w:tc>
-      </w:tr>
-      <w:tr>
-        <w:trPr>
-          <w:trHeight w:val="359" w:hRule="atLeast"/>
-          <w:cantSplit w:val="true"/>
-        </w:trPr>
-        <w:tc>
-          <w:tcPr>
-            <w:tcW w:w="2530" w:type="dxa"/>
-            <w:gridSpan w:val="4"/>
-            <w:tcBorders>
-              <w:top w:val="single" w:sz="4" w:space="0" w:color="000000"/>
-              <w:left w:val="single" w:sz="4" w:space="0" w:color="000000"/>
-              <w:bottom w:val="single" w:sz="4" w:space="0" w:color="000000"/>
-              <w:right w:val="single" w:sz="4" w:space="0" w:color="000000"/>
-            </w:tcBorders>
-          </w:tcPr>
-          <w:p>
-            <w:pPr>
-              <w:pStyle w:val="Normal"/>
-              <w:spacing w:lineRule="atLeast" w:line="280"/>
-              <w:jc w:val="center"/>
-              <w:rPr>
-                <w:rFonts w:ascii="標楷體" w:hAnsi="標楷體" w:eastAsia="標楷體" w:cs="標楷體"/>
-                <w:sz w:val="22"/>
-              </w:rPr>
-            </w:pPr>
-            <w:r>
-              <w:rPr>
-                <w:rFonts w:ascii="標楷體" w:hAnsi="標楷體" w:cs="標楷體" w:eastAsia="標楷體"/>
-                <w:sz w:val="22"/>
-              </w:rPr>
-              <w:t>加班意願</w:t>
-            </w:r>
-          </w:p>
-        </w:tc>
-        <w:tc>
-          <w:tcPr>
-            <w:tcW w:w="2640" w:type="dxa"/>
-            <w:gridSpan w:val="4"/>
-            <w:tcBorders>
-              <w:top w:val="single" w:sz="4" w:space="0" w:color="000000"/>
-              <w:left w:val="single" w:sz="4" w:space="0" w:color="000000"/>
-              <w:bottom w:val="single" w:sz="4" w:space="0" w:color="000000"/>
-              <w:right w:val="single" w:sz="4" w:space="0" w:color="000000"/>
-            </w:tcBorders>
-          </w:tcPr>
-          <w:p>
-            <w:pPr>
-              <w:pStyle w:val="Normal"/>
-              <w:spacing w:lineRule="atLeast" w:line="280"/>
-              <w:jc w:val="center"/>
-              <w:rPr>
-                <w:rFonts w:ascii="標楷體" w:hAnsi="標楷體" w:eastAsia="標楷體" w:cs="標楷體"/>
-                <w:sz w:val="22"/>
-              </w:rPr>
-            </w:pPr>
-            <w:r>
-              <w:rPr>
-                <w:rFonts w:eastAsia="標楷體" w:cs="標楷體" w:ascii="標楷體" w:hAnsi="標楷體"/>
-                <w:sz w:val="22"/>
-              </w:rPr>
-              <w:t>□</w:t>
-            </w:r>
-            <w:r>
-              <w:rPr>
-                <w:rFonts w:ascii="標楷體" w:hAnsi="標楷體" w:cs="標楷體" w:eastAsia="標楷體"/>
-                <w:sz w:val="22"/>
-              </w:rPr>
-              <w:t>可以加班，□不願加班</w:t>
-            </w:r>
-          </w:p>
-        </w:tc>
-        <w:tc>
-          <w:tcPr>
-            <w:tcW w:w="5014" w:type="dxa"/>
-            <w:gridSpan w:val="12"/>
-            <w:tcBorders>
-              <w:top w:val="single" w:sz="4" w:space="0" w:color="000000"/>
-              <w:left w:val="single" w:sz="4" w:space="0" w:color="000000"/>
-              <w:bottom w:val="single" w:sz="4" w:space="0" w:color="000000"/>
-              <w:right w:val="single" w:sz="4" w:space="0" w:color="000000"/>
-            </w:tcBorders>
-          </w:tcPr>
-          <w:p>
-            <w:pPr>
-              <w:pStyle w:val="Normal"/>
-              <w:spacing w:lineRule="atLeast" w:line="280"/>
-              <w:jc w:val="both"/>
-              <w:rPr>
-                <w:rFonts w:ascii="標楷體" w:hAnsi="標楷體" w:eastAsia="標楷體" w:cs="標楷體"/>
-                <w:sz w:val="22"/>
-              </w:rPr>
-            </w:pPr>
-            <w:r>
-              <w:rPr>
-                <w:rFonts w:ascii="標楷體" w:hAnsi="標楷體" w:cs="標楷體" w:eastAsia="標楷體"/>
-                <w:sz w:val="22"/>
-              </w:rPr>
-              <w:t>緊急聯絡人及電話：</w:t>
-            </w:r>
-          </w:p>
-        </w:tc>
-      </w:tr>
-      <w:tr>
-        <w:trPr>
-          <w:trHeight w:val="341" w:hRule="atLeast"/>
-          <w:cantSplit w:val="true"/>
-        </w:trPr>
-        <w:tc>
-          <w:tcPr>
-            <w:tcW w:w="2530" w:type="dxa"/>
-            <w:gridSpan w:val="4"/>
-            <w:tcBorders>
-              <w:top w:val="single" w:sz="4" w:space="0" w:color="000000"/>
-              <w:left w:val="single" w:sz="4" w:space="0" w:color="000000"/>
-              <w:bottom w:val="single" w:sz="4" w:space="0" w:color="000000"/>
-              <w:right w:val="single" w:sz="4" w:space="0" w:color="000000"/>
-            </w:tcBorders>
-          </w:tcPr>
-          <w:p>
-            <w:pPr>
-              <w:pStyle w:val="Normal"/>
-              <w:spacing w:lineRule="atLeast" w:line="240"/>
-              <w:jc w:val="center"/>
-              <w:rPr>
-                <w:rFonts w:ascii="標楷體" w:hAnsi="標楷體" w:eastAsia="標楷體" w:cs="標楷體"/>
-                <w:sz w:val="22"/>
-              </w:rPr>
-            </w:pPr>
-            <w:r>
-              <w:rPr>
-                <w:rFonts w:ascii="標楷體" w:hAnsi="標楷體" w:cs="標楷體" w:eastAsia="標楷體"/>
-                <w:sz w:val="22"/>
-              </w:rPr>
-              <w:t>希望參加</w:t>
-            </w:r>
-          </w:p>
-          <w:p>
-            <w:pPr>
-              <w:pStyle w:val="Normal"/>
-              <w:spacing w:lineRule="atLeast" w:line="240"/>
-              <w:jc w:val="center"/>
-              <w:rPr>
-                <w:rFonts w:ascii="標楷體" w:hAnsi="標楷體" w:eastAsia="標楷體" w:cs="標楷體"/>
-                <w:sz w:val="22"/>
-              </w:rPr>
-            </w:pPr>
-            <w:r>
-              <w:rPr>
-                <w:rFonts w:ascii="標楷體" w:hAnsi="標楷體" w:cs="標楷體" w:eastAsia="標楷體"/>
-                <w:sz w:val="22"/>
-              </w:rPr>
-              <w:t>訓練職種</w:t>
-            </w:r>
-          </w:p>
-        </w:tc>
-        <w:tc>
-          <w:tcPr>
-            <w:tcW w:w="2640" w:type="dxa"/>
-            <w:gridSpan w:val="4"/>
-            <w:tcBorders>
-              <w:top w:val="single" w:sz="4" w:space="0" w:color="000000"/>
-              <w:left w:val="single" w:sz="4" w:space="0" w:color="000000"/>
-              <w:bottom w:val="single" w:sz="4" w:space="0" w:color="000000"/>
-              <w:right w:val="single" w:sz="4" w:space="0" w:color="000000"/>
-            </w:tcBorders>
-          </w:tcPr>
-          <w:p>
-            <w:pPr>
-              <w:pStyle w:val="Normal"/>
-              <w:snapToGrid w:val="false"/>
-              <w:spacing w:lineRule="atLeast" w:line="240"/>
-              <w:jc w:val="both"/>
-              <w:rPr>
-                <w:rFonts w:ascii="標楷體" w:hAnsi="標楷體" w:eastAsia="標楷體" w:cs="標楷體"/>
-                <w:sz w:val="22"/>
-              </w:rPr>
-            </w:pPr>
-            <w:r>
-              <w:rPr>
-                <w:rFonts w:eastAsia="標楷體" w:cs="標楷體" w:ascii="標楷體" w:hAnsi="標楷體"/>
-                <w:sz w:val="22"/>
-              </w:rPr>
-            </w:r>
-          </w:p>
-        </w:tc>
-        <w:tc>
-          <w:tcPr>
-            <w:tcW w:w="720" w:type="dxa"/>
-            <w:gridSpan w:val="4"/>
-            <w:tcBorders>
-              <w:top w:val="single" w:sz="4" w:space="0" w:color="000000"/>
-              <w:left w:val="single" w:sz="4" w:space="0" w:color="000000"/>
-              <w:bottom w:val="single" w:sz="4" w:space="0" w:color="000000"/>
-              <w:right w:val="single" w:sz="4" w:space="0" w:color="000000"/>
-            </w:tcBorders>
-          </w:tcPr>
-          <w:p>
-            <w:pPr>
-              <w:pStyle w:val="Normal"/>
-              <w:spacing w:lineRule="atLeast" w:line="280"/>
-              <w:jc w:val="center"/>
-              <w:rPr>
-                <w:rFonts w:ascii="標楷體" w:hAnsi="標楷體" w:eastAsia="標楷體" w:cs="標楷體"/>
-                <w:spacing w:val="-20"/>
-                <w:sz w:val="22"/>
-              </w:rPr>
-            </w:pPr>
-            <w:r>
-              <w:rPr>
-                <w:rFonts w:ascii="標楷體" w:hAnsi="標楷體" w:cs="標楷體" w:eastAsia="標楷體"/>
-                <w:spacing w:val="-20"/>
-                <w:sz w:val="22"/>
-              </w:rPr>
-              <w:t>傳真</w:t>
-            </w:r>
-          </w:p>
-        </w:tc>
-        <w:tc>
-          <w:tcPr>
-            <w:tcW w:w="4294" w:type="dxa"/>
-            <w:gridSpan w:val="8"/>
-            <w:tcBorders>
-              <w:top w:val="single" w:sz="4" w:space="0" w:color="000000"/>
-              <w:left w:val="single" w:sz="4" w:space="0" w:color="000000"/>
-              <w:bottom w:val="single" w:sz="4" w:space="0" w:color="000000"/>
-              <w:right w:val="single" w:sz="4" w:space="0" w:color="000000"/>
-            </w:tcBorders>
-          </w:tcPr>
-          <w:p>
-            <w:pPr>
-              <w:pStyle w:val="Normal"/>
-              <w:snapToGrid w:val="false"/>
-              <w:rPr>
-                <w:rFonts w:ascii="標楷體" w:hAnsi="標楷體" w:eastAsia="標楷體" w:cs="標楷體"/>
-                <w:spacing w:val="-20"/>
-                <w:sz w:val="22"/>
-              </w:rPr>
-            </w:pPr>
-            <w:r>
-              <w:rPr>
-                <w:rFonts w:eastAsia="標楷體" w:cs="標楷體" w:ascii="標楷體" w:hAnsi="標楷體"/>
-                <w:spacing w:val="-20"/>
-                <w:sz w:val="22"/>
-              </w:rPr>
-            </w:r>
-          </w:p>
-        </w:tc>
-      </w:tr>
-    </w:tbl>
-    <w:p>
-      <w:pPr>
-        <w:pStyle w:val="Normal"/>
-        <w:rPr>
-          <w:rFonts w:ascii="標楷體" w:hAnsi="標楷體" w:eastAsia="標楷體" w:cs="標楷體"/>
-          <w:szCs w:val="24"/>
-        </w:rPr>
-      </w:pPr>
-      <w:r>
-        <w:rPr>
-          <w:rFonts w:eastAsia="標楷體" w:cs="標楷體" w:ascii="標楷體" w:hAnsi="標楷體"/>
-          <w:szCs w:val="24"/>
-        </w:rPr>
-      </w:r>
-    </w:p>
-    <w:tbl>
-      <w:tblPr>
-        <w:tblW w:w="10165" w:type="dxa"/>
-        <w:jc w:val="center"/>
-        <w:tblInd w:w="0" w:type="dxa"/>
-        <w:tblLayout w:type="fixed"/>
-        <w:tblCellMar>
-          <w:top w:w="0" w:type="dxa"/>
-          <w:left w:w="28" w:type="dxa"/>
-          <w:bottom w:w="0" w:type="dxa"/>
-          <w:right w:w="28" w:type="dxa"/>
-        </w:tblCellMar>
-      </w:tblPr>
-      <w:tblGrid>
-        <w:gridCol w:w="2384"/>
-        <w:gridCol w:w="1020"/>
-        <w:gridCol w:w="6761"/>
-      </w:tblGrid>
-      <w:tr>
-        <w:trPr>
-          <w:trHeight w:val="530" w:hRule="atLeast"/>
-          <w:cantSplit w:val="true"/>
-        </w:trPr>
-        <w:tc>
-          <w:tcPr>
-            <w:tcW w:w="2384" w:type="dxa"/>
-            <w:tcBorders>
-              <w:top w:val="single" w:sz="4" w:space="0" w:color="000000"/>
-              <w:left w:val="single" w:sz="4" w:space="0" w:color="000000"/>
-              <w:bottom w:val="single" w:sz="4" w:space="0" w:color="000000"/>
-              <w:right w:val="single" w:sz="4" w:space="0" w:color="000000"/>
-            </w:tcBorders>
-            <w:vAlign w:val="center"/>
-          </w:tcPr>
-          <w:p>
-            <w:pPr>
-              <w:pStyle w:val="Normal"/>
-              <w:jc w:val="distribute"/>
-              <w:rPr>
-                <w:rFonts w:ascii="標楷體" w:hAnsi="標楷體" w:eastAsia="標楷體" w:cs="標楷體"/>
-                <w:b/>
-              </w:rPr>
-            </w:pPr>
-            <w:r>
-              <w:rPr>
-                <w:rFonts w:ascii="標楷體" w:hAnsi="標楷體" w:cs="標楷體" w:eastAsia="標楷體"/>
-                <w:b/>
-              </w:rPr>
-              <w:t>項目</w:t>
-            </w:r>
-          </w:p>
-        </w:tc>
-        <w:tc>
-          <w:tcPr>
-            <w:tcW w:w="1020" w:type="dxa"/>
-            <w:tcBorders>
-              <w:top w:val="single" w:sz="4" w:space="0" w:color="000000"/>
-              <w:left w:val="single" w:sz="4" w:space="0" w:color="000000"/>
-              <w:bottom w:val="single" w:sz="4" w:space="0" w:color="000000"/>
-              <w:right w:val="single" w:sz="4" w:space="0" w:color="000000"/>
-            </w:tcBorders>
-            <w:vAlign w:val="center"/>
-          </w:tcPr>
-          <w:p>
-            <w:pPr>
-              <w:pStyle w:val="Normal"/>
-              <w:jc w:val="distribute"/>
-              <w:rPr>
-                <w:rFonts w:ascii="標楷體" w:hAnsi="標楷體" w:eastAsia="標楷體" w:cs="標楷體"/>
-                <w:b/>
-              </w:rPr>
-            </w:pPr>
-            <w:r>
-              <w:rPr>
-                <w:rFonts w:ascii="標楷體" w:hAnsi="標楷體" w:cs="標楷體" w:eastAsia="標楷體"/>
-                <w:b/>
-              </w:rPr>
-              <w:t>教育階段</w:t>
-            </w:r>
-          </w:p>
-        </w:tc>
-        <w:tc>
-          <w:tcPr>
-            <w:tcW w:w="6761" w:type="dxa"/>
-            <w:tcBorders>
-              <w:top w:val="single" w:sz="4" w:space="0" w:color="000000"/>
-              <w:left w:val="single" w:sz="4" w:space="0" w:color="000000"/>
-              <w:bottom w:val="single" w:sz="4" w:space="0" w:color="000000"/>
-              <w:right w:val="single" w:sz="4" w:space="0" w:color="000000"/>
-            </w:tcBorders>
-            <w:vAlign w:val="center"/>
-          </w:tcPr>
-          <w:p>
-            <w:pPr>
-              <w:pStyle w:val="Normal"/>
-              <w:jc w:val="distribute"/>
-              <w:rPr>
-                <w:rFonts w:ascii="標楷體" w:hAnsi="標楷體" w:eastAsia="標楷體" w:cs="標楷體"/>
-                <w:b/>
-              </w:rPr>
-            </w:pPr>
-            <w:r>
-              <w:rPr>
-                <w:rFonts w:ascii="標楷體" w:hAnsi="標楷體" w:cs="標楷體" w:eastAsia="標楷體"/>
-                <w:b/>
-              </w:rPr>
-              <w:t>建議方案</w:t>
-            </w:r>
-          </w:p>
-        </w:tc>
-      </w:tr>
-      <w:tr>
-        <w:trPr>
-          <w:trHeight w:val="567" w:hRule="atLeast"/>
-          <w:cantSplit w:val="true"/>
-        </w:trPr>
-        <w:tc>
-          <w:tcPr>
-            <w:tcW w:w="2384" w:type="dxa"/>
-            <w:tcBorders>
-              <w:top w:val="single" w:sz="4" w:space="0" w:color="000000"/>
-              <w:left w:val="single" w:sz="4" w:space="0" w:color="000000"/>
-              <w:bottom w:val="single" w:sz="4" w:space="0" w:color="000000"/>
-              <w:right w:val="single" w:sz="4" w:space="0" w:color="000000"/>
-            </w:tcBorders>
-            <w:vAlign w:val="center"/>
-          </w:tcPr>
-          <w:p>
-            <w:pPr>
-              <w:pStyle w:val="Normal"/>
-              <w:jc w:val="center"/>
-              <w:rPr>
-                <w:rFonts w:ascii="標楷體" w:hAnsi="標楷體" w:eastAsia="標楷體" w:cs="標楷體"/>
-              </w:rPr>
-            </w:pPr>
-            <w:r>
-              <w:rPr>
-                <w:rFonts w:ascii="標楷體" w:hAnsi="標楷體" w:cs="標楷體" w:eastAsia="標楷體"/>
-              </w:rPr>
-              <w:t>升學輔導方面</w:t>
-            </w:r>
-          </w:p>
-        </w:tc>
-        <w:tc>
-          <w:tcPr>
-            <w:tcW w:w="1020" w:type="dxa"/>
-            <w:tcBorders>
-              <w:top w:val="single" w:sz="4" w:space="0" w:color="000000"/>
-              <w:left w:val="single" w:sz="4" w:space="0" w:color="000000"/>
-              <w:bottom w:val="single" w:sz="4" w:space="0" w:color="000000"/>
-              <w:right w:val="single" w:sz="4" w:space="0" w:color="000000"/>
-            </w:tcBorders>
-            <w:vAlign w:val="center"/>
-          </w:tcPr>
-          <w:p>
-            <w:pPr>
-              <w:pStyle w:val="Normal"/>
-              <w:snapToGrid w:val="false"/>
-              <w:jc w:val="center"/>
-              <w:rPr>
-                <w:rFonts w:ascii="標楷體" w:hAnsi="標楷體" w:eastAsia="標楷體" w:cs="標楷體"/>
-              </w:rPr>
-            </w:pPr>
-            <w:r>
-              <w:rPr>
-                <w:rFonts w:eastAsia="標楷體" w:cs="標楷體" w:ascii="標楷體" w:hAnsi="標楷體"/>
-              </w:rPr>
-            </w:r>
-          </w:p>
-        </w:tc>
-        <w:tc>
-          <w:tcPr>
-            <w:tcW w:w="6761" w:type="dxa"/>
-            <w:tcBorders>
-              <w:top w:val="single" w:sz="4" w:space="0" w:color="000000"/>
-              <w:left w:val="single" w:sz="4" w:space="0" w:color="000000"/>
-              <w:bottom w:val="single" w:sz="4" w:space="0" w:color="000000"/>
-              <w:right w:val="single" w:sz="4" w:space="0" w:color="000000"/>
-            </w:tcBorders>
-            <w:vAlign w:val="center"/>
-          </w:tcPr>
-          <w:p>
-            <w:pPr>
-              <w:pStyle w:val="Normal"/>
-              <w:snapToGrid w:val="false"/>
-              <w:jc w:val="center"/>
-              <w:rPr>
-                <w:rFonts w:ascii="標楷體" w:hAnsi="標楷體" w:eastAsia="標楷體" w:cs="標楷體"/>
-              </w:rPr>
-            </w:pPr>
-            <w:r>
-              <w:rPr>
-                <w:rFonts w:eastAsia="標楷體" w:cs="標楷體" w:ascii="標楷體" w:hAnsi="標楷體"/>
-              </w:rPr>
-            </w:r>
-          </w:p>
-        </w:tc>
-      </w:tr>
-      <w:tr>
-        <w:trPr>
-          <w:trHeight w:val="567" w:hRule="atLeast"/>
-          <w:cantSplit w:val="true"/>
-        </w:trPr>
-        <w:tc>
-          <w:tcPr>
-            <w:tcW w:w="2384" w:type="dxa"/>
-            <w:tcBorders>
-              <w:top w:val="single" w:sz="4" w:space="0" w:color="000000"/>
-              <w:left w:val="single" w:sz="4" w:space="0" w:color="000000"/>
-              <w:bottom w:val="single" w:sz="4" w:space="0" w:color="000000"/>
-              <w:right w:val="single" w:sz="4" w:space="0" w:color="000000"/>
-            </w:tcBorders>
-            <w:vAlign w:val="center"/>
-          </w:tcPr>
-          <w:p>
-            <w:pPr>
-              <w:pStyle w:val="Normal"/>
-              <w:jc w:val="center"/>
-              <w:rPr>
-                <w:rFonts w:ascii="標楷體" w:hAnsi="標楷體" w:eastAsia="標楷體" w:cs="標楷體"/>
-              </w:rPr>
-            </w:pPr>
-            <w:r>
-              <w:rPr>
-                <w:rFonts w:ascii="標楷體" w:hAnsi="標楷體" w:cs="標楷體" w:eastAsia="標楷體"/>
-              </w:rPr>
-              <w:t>福利服務方面</w:t>
-            </w:r>
-          </w:p>
-        </w:tc>
-        <w:tc>
-          <w:tcPr>
-            <w:tcW w:w="1020" w:type="dxa"/>
-            <w:tcBorders>
-              <w:top w:val="single" w:sz="4" w:space="0" w:color="000000"/>
-              <w:left w:val="single" w:sz="4" w:space="0" w:color="000000"/>
-              <w:bottom w:val="single" w:sz="4" w:space="0" w:color="000000"/>
-              <w:right w:val="single" w:sz="4" w:space="0" w:color="000000"/>
-            </w:tcBorders>
-            <w:vAlign w:val="center"/>
-          </w:tcPr>
-          <w:p>
-            <w:pPr>
-              <w:pStyle w:val="Normal"/>
-              <w:snapToGrid w:val="false"/>
-              <w:jc w:val="center"/>
-              <w:rPr>
-                <w:rFonts w:ascii="標楷體" w:hAnsi="標楷體" w:eastAsia="標楷體" w:cs="標楷體"/>
-              </w:rPr>
-            </w:pPr>
-            <w:r>
-              <w:rPr>
-                <w:rFonts w:eastAsia="標楷體" w:cs="標楷體" w:ascii="標楷體" w:hAnsi="標楷體"/>
-              </w:rPr>
-            </w:r>
-          </w:p>
-        </w:tc>
-        <w:tc>
-          <w:tcPr>
-            <w:tcW w:w="6761" w:type="dxa"/>
-            <w:tcBorders>
-              <w:top w:val="single" w:sz="4" w:space="0" w:color="000000"/>
-              <w:left w:val="single" w:sz="4" w:space="0" w:color="000000"/>
-              <w:bottom w:val="single" w:sz="4" w:space="0" w:color="000000"/>
-              <w:right w:val="single" w:sz="4" w:space="0" w:color="000000"/>
-            </w:tcBorders>
-            <w:vAlign w:val="center"/>
-          </w:tcPr>
-          <w:p>
-            <w:pPr>
-              <w:pStyle w:val="Normal"/>
-              <w:snapToGrid w:val="false"/>
-              <w:jc w:val="center"/>
-              <w:rPr>
-                <w:rFonts w:ascii="標楷體" w:hAnsi="標楷體" w:eastAsia="標楷體" w:cs="標楷體"/>
-              </w:rPr>
-            </w:pPr>
-            <w:r>
-              <w:rPr>
-                <w:rFonts w:eastAsia="標楷體" w:cs="標楷體" w:ascii="標楷體" w:hAnsi="標楷體"/>
-              </w:rPr>
-            </w:r>
-          </w:p>
-        </w:tc>
-      </w:tr>
-      <w:tr>
-        <w:trPr>
-          <w:trHeight w:val="567" w:hRule="atLeast"/>
-          <w:cantSplit w:val="true"/>
-        </w:trPr>
-        <w:tc>
-          <w:tcPr>
-            <w:tcW w:w="2384" w:type="dxa"/>
-            <w:tcBorders>
-              <w:top w:val="single" w:sz="4" w:space="0" w:color="000000"/>
-              <w:left w:val="single" w:sz="4" w:space="0" w:color="000000"/>
-              <w:bottom w:val="single" w:sz="4" w:space="0" w:color="000000"/>
-              <w:right w:val="single" w:sz="4" w:space="0" w:color="000000"/>
-            </w:tcBorders>
-            <w:vAlign w:val="center"/>
-          </w:tcPr>
-          <w:p>
-            <w:pPr>
-              <w:pStyle w:val="Normal"/>
-              <w:jc w:val="center"/>
-              <w:rPr>
-                <w:rFonts w:ascii="標楷體" w:hAnsi="標楷體" w:eastAsia="標楷體" w:cs="標楷體"/>
-              </w:rPr>
-            </w:pPr>
-            <w:r>
-              <w:rPr>
-                <w:rFonts w:ascii="標楷體" w:hAnsi="標楷體" w:cs="標楷體" w:eastAsia="標楷體"/>
-              </w:rPr>
-              <w:t>相關專業服務方面</w:t>
-            </w:r>
-          </w:p>
-        </w:tc>
-        <w:tc>
-          <w:tcPr>
-            <w:tcW w:w="1020" w:type="dxa"/>
-            <w:tcBorders>
-              <w:top w:val="single" w:sz="4" w:space="0" w:color="000000"/>
-              <w:left w:val="single" w:sz="4" w:space="0" w:color="000000"/>
-              <w:bottom w:val="single" w:sz="4" w:space="0" w:color="000000"/>
-              <w:right w:val="single" w:sz="4" w:space="0" w:color="000000"/>
-            </w:tcBorders>
-            <w:vAlign w:val="center"/>
-          </w:tcPr>
-          <w:p>
-            <w:pPr>
-              <w:pStyle w:val="Normal"/>
-              <w:snapToGrid w:val="false"/>
-              <w:jc w:val="center"/>
-              <w:rPr>
-                <w:rFonts w:ascii="標楷體" w:hAnsi="標楷體" w:eastAsia="標楷體" w:cs="標楷體"/>
-              </w:rPr>
-            </w:pPr>
-            <w:r>
-              <w:rPr>
-                <w:rFonts w:eastAsia="標楷體" w:cs="標楷體" w:ascii="標楷體" w:hAnsi="標楷體"/>
-              </w:rPr>
-            </w:r>
-          </w:p>
-        </w:tc>
-        <w:tc>
-          <w:tcPr>
-            <w:tcW w:w="6761" w:type="dxa"/>
-            <w:tcBorders>
-              <w:top w:val="single" w:sz="4" w:space="0" w:color="000000"/>
-              <w:left w:val="single" w:sz="4" w:space="0" w:color="000000"/>
-              <w:bottom w:val="single" w:sz="4" w:space="0" w:color="000000"/>
-              <w:right w:val="single" w:sz="4" w:space="0" w:color="000000"/>
-            </w:tcBorders>
-            <w:vAlign w:val="center"/>
-          </w:tcPr>
-          <w:p>
-            <w:pPr>
-              <w:pStyle w:val="Normal"/>
-              <w:snapToGrid w:val="false"/>
-              <w:jc w:val="center"/>
-              <w:rPr>
-                <w:rFonts w:ascii="標楷體" w:hAnsi="標楷體" w:eastAsia="標楷體" w:cs="標楷體"/>
-              </w:rPr>
-            </w:pPr>
-            <w:r>
-              <w:rPr>
-                <w:rFonts w:eastAsia="標楷體" w:cs="標楷體" w:ascii="標楷體" w:hAnsi="標楷體"/>
-              </w:rPr>
-            </w:r>
-          </w:p>
-        </w:tc>
-      </w:tr>
-      <w:tr>
-        <w:trPr>
-          <w:trHeight w:val="567" w:hRule="atLeast"/>
-          <w:cantSplit w:val="true"/>
-        </w:trPr>
-        <w:tc>
-          <w:tcPr>
-            <w:tcW w:w="2384" w:type="dxa"/>
-            <w:vMerge w:val="restart"/>
-            <w:tcBorders>
-              <w:top w:val="single" w:sz="4" w:space="0" w:color="000000"/>
-              <w:left w:val="single" w:sz="4" w:space="0" w:color="000000"/>
-              <w:bottom w:val="single" w:sz="4" w:space="0" w:color="000000"/>
-              <w:right w:val="single" w:sz="4" w:space="0" w:color="000000"/>
-            </w:tcBorders>
-            <w:vAlign w:val="center"/>
-          </w:tcPr>
-          <w:p>
-            <w:pPr>
-              <w:pStyle w:val="Normal"/>
-              <w:jc w:val="center"/>
-              <w:rPr>
-                <w:rFonts w:ascii="標楷體" w:hAnsi="標楷體" w:eastAsia="標楷體" w:cs="標楷體"/>
-              </w:rPr>
-            </w:pPr>
-            <w:r>
-              <w:rPr>
-                <w:rFonts w:ascii="標楷體" w:hAnsi="標楷體" w:cs="標楷體" w:eastAsia="標楷體"/>
-              </w:rPr>
-              <w:t>就業服務方面</w:t>
-            </w:r>
-            <w:r>
-              <w:rPr>
-                <w:rFonts w:eastAsia="標楷體" w:cs="標楷體" w:ascii="標楷體" w:hAnsi="標楷體"/>
-              </w:rPr>
-              <w:br/>
-              <w:t>(</w:t>
-            </w:r>
-            <w:r>
-              <w:rPr>
-                <w:rFonts w:ascii="標楷體" w:hAnsi="標楷體" w:cs="標楷體" w:eastAsia="標楷體"/>
-              </w:rPr>
-              <w:t>曾經接受的職業訓練、實習及期間，曾經從事過的職種、工作表現水準等</w:t>
-            </w:r>
-            <w:r>
-              <w:rPr>
-                <w:rFonts w:eastAsia="標楷體" w:cs="標楷體" w:ascii="標楷體" w:hAnsi="標楷體"/>
-              </w:rPr>
-              <w:t>)</w:t>
-            </w:r>
-          </w:p>
-        </w:tc>
-        <w:tc>
-          <w:tcPr>
-            <w:tcW w:w="1020" w:type="dxa"/>
-            <w:tcBorders>
-              <w:top w:val="single" w:sz="4" w:space="0" w:color="000000"/>
-              <w:left w:val="single" w:sz="4" w:space="0" w:color="000000"/>
-              <w:bottom w:val="single" w:sz="4" w:space="0" w:color="000000"/>
-              <w:right w:val="single" w:sz="4" w:space="0" w:color="000000"/>
-            </w:tcBorders>
-            <w:vAlign w:val="center"/>
-          </w:tcPr>
-          <w:p>
-            <w:pPr>
-              <w:pStyle w:val="Normal"/>
-              <w:jc w:val="center"/>
-              <w:rPr>
-                <w:rFonts w:ascii="標楷體" w:hAnsi="標楷體" w:eastAsia="標楷體" w:cs="標楷體"/>
-              </w:rPr>
-            </w:pPr>
-            <w:r>
-              <w:rPr>
-                <w:rFonts w:ascii="標楷體" w:hAnsi="標楷體" w:cs="標楷體" w:eastAsia="標楷體"/>
-              </w:rPr>
-              <w:t>職訓</w:t>
-            </w:r>
-          </w:p>
-        </w:tc>
-        <w:tc>
-          <w:tcPr>
-            <w:tcW w:w="6761" w:type="dxa"/>
-            <w:tcBorders>
-              <w:top w:val="single" w:sz="4" w:space="0" w:color="000000"/>
-              <w:left w:val="single" w:sz="4" w:space="0" w:color="000000"/>
-              <w:bottom w:val="single" w:sz="4" w:space="0" w:color="000000"/>
-              <w:right w:val="single" w:sz="4" w:space="0" w:color="000000"/>
-            </w:tcBorders>
-            <w:vAlign w:val="center"/>
-          </w:tcPr>
-          <w:p>
-            <w:pPr>
-              <w:pStyle w:val="Normal"/>
-              <w:snapToGrid w:val="false"/>
-              <w:jc w:val="center"/>
-              <w:rPr>
-                <w:rFonts w:ascii="標楷體" w:hAnsi="標楷體" w:eastAsia="標楷體" w:cs="標楷體"/>
-              </w:rPr>
-            </w:pPr>
-            <w:r>
-              <w:rPr>
-                <w:rFonts w:eastAsia="標楷體" w:cs="標楷體" w:ascii="標楷體" w:hAnsi="標楷體"/>
-              </w:rPr>
-            </w:r>
-          </w:p>
-        </w:tc>
-      </w:tr>
-      <w:tr>
-        <w:trPr>
-          <w:trHeight w:val="567" w:hRule="atLeast"/>
-          <w:cantSplit w:val="true"/>
-        </w:trPr>
-        <w:tc>
-          <w:tcPr>
-            <w:tcW w:w="2384" w:type="dxa"/>
-            <w:vMerge w:val="continue"/>
-            <w:tcBorders>
-              <w:top w:val="single" w:sz="4" w:space="0" w:color="000000"/>
-              <w:left w:val="single" w:sz="4" w:space="0" w:color="000000"/>
-              <w:bottom w:val="single" w:sz="4" w:space="0" w:color="000000"/>
-              <w:right w:val="single" w:sz="4" w:space="0" w:color="000000"/>
-            </w:tcBorders>
-            <w:vAlign w:val="center"/>
-          </w:tcPr>
-          <w:p>
-            <w:pPr>
-              <w:pStyle w:val="Normal"/>
-              <w:snapToGrid w:val="false"/>
-              <w:jc w:val="center"/>
-              <w:rPr>
-                <w:rFonts w:ascii="標楷體" w:hAnsi="標楷體" w:eastAsia="標楷體" w:cs="標楷體"/>
-              </w:rPr>
-            </w:pPr>
-            <w:r>
-              <w:rPr>
-                <w:rFonts w:eastAsia="標楷體" w:cs="標楷體" w:ascii="標楷體" w:hAnsi="標楷體"/>
-              </w:rPr>
-            </w:r>
-          </w:p>
-        </w:tc>
-        <w:tc>
-          <w:tcPr>
-            <w:tcW w:w="1020" w:type="dxa"/>
-            <w:tcBorders>
-              <w:top w:val="single" w:sz="4" w:space="0" w:color="000000"/>
-              <w:left w:val="single" w:sz="4" w:space="0" w:color="000000"/>
-              <w:bottom w:val="single" w:sz="4" w:space="0" w:color="000000"/>
-              <w:right w:val="single" w:sz="4" w:space="0" w:color="000000"/>
-            </w:tcBorders>
-            <w:vAlign w:val="center"/>
-          </w:tcPr>
-          <w:p>
-            <w:pPr>
-              <w:pStyle w:val="Normal"/>
-              <w:jc w:val="center"/>
-              <w:rPr>
-                <w:rFonts w:ascii="標楷體" w:hAnsi="標楷體" w:eastAsia="標楷體" w:cs="標楷體"/>
-              </w:rPr>
-            </w:pPr>
-            <w:r>
-              <w:rPr>
-                <w:rFonts w:ascii="標楷體" w:hAnsi="標楷體" w:cs="標楷體" w:eastAsia="標楷體"/>
-              </w:rPr>
-              <w:t>實習經驗</w:t>
-            </w:r>
-          </w:p>
-          <w:p>
-            <w:pPr>
-              <w:pStyle w:val="Normal"/>
-              <w:jc w:val="center"/>
-              <w:rPr>
-                <w:rFonts w:ascii="標楷體" w:hAnsi="標楷體" w:eastAsia="標楷體" w:cs="標楷體"/>
-              </w:rPr>
-            </w:pPr>
-            <w:r>
-              <w:rPr>
-                <w:rFonts w:eastAsia="標楷體" w:cs="標楷體" w:ascii="標楷體" w:hAnsi="標楷體"/>
-              </w:rPr>
-            </w:r>
-          </w:p>
-        </w:tc>
-        <w:tc>
-          <w:tcPr>
-            <w:tcW w:w="6761" w:type="dxa"/>
-            <w:tcBorders>
-              <w:top w:val="single" w:sz="4" w:space="0" w:color="000000"/>
-              <w:left w:val="single" w:sz="4" w:space="0" w:color="000000"/>
-              <w:bottom w:val="single" w:sz="4" w:space="0" w:color="000000"/>
-              <w:right w:val="single" w:sz="4" w:space="0" w:color="000000"/>
-            </w:tcBorders>
-            <w:vAlign w:val="center"/>
-          </w:tcPr>
-          <w:p>
-            <w:pPr>
-              <w:pStyle w:val="Normal"/>
-              <w:snapToGrid w:val="false"/>
-              <w:jc w:val="center"/>
-              <w:rPr>
-                <w:rFonts w:ascii="標楷體" w:hAnsi="標楷體" w:eastAsia="標楷體" w:cs="標楷體"/>
-              </w:rPr>
-            </w:pPr>
-            <w:r>
-              <w:rPr>
-                <w:rFonts w:eastAsia="標楷體" w:cs="標楷體" w:ascii="標楷體" w:hAnsi="標楷體"/>
-              </w:rPr>
-            </w:r>
-          </w:p>
-        </w:tc>
-      </w:tr>
-      <w:tr>
-        <w:trPr>
-          <w:trHeight w:val="567" w:hRule="atLeast"/>
-          <w:cantSplit w:val="true"/>
-        </w:trPr>
-        <w:tc>
-          <w:tcPr>
-            <w:tcW w:w="2384" w:type="dxa"/>
-            <w:vMerge w:val="continue"/>
-            <w:tcBorders>
-              <w:top w:val="single" w:sz="4" w:space="0" w:color="000000"/>
-              <w:left w:val="single" w:sz="4" w:space="0" w:color="000000"/>
-              <w:bottom w:val="single" w:sz="4" w:space="0" w:color="000000"/>
-              <w:right w:val="single" w:sz="4" w:space="0" w:color="000000"/>
-            </w:tcBorders>
-            <w:vAlign w:val="center"/>
-          </w:tcPr>
-          <w:p>
-            <w:pPr>
-              <w:pStyle w:val="Normal"/>
-              <w:snapToGrid w:val="false"/>
-              <w:jc w:val="center"/>
-              <w:rPr>
-                <w:rFonts w:ascii="標楷體" w:hAnsi="標楷體" w:eastAsia="標楷體" w:cs="標楷體"/>
-              </w:rPr>
-            </w:pPr>
-            <w:r>
-              <w:rPr>
-                <w:rFonts w:eastAsia="標楷體" w:cs="標楷體" w:ascii="標楷體" w:hAnsi="標楷體"/>
-              </w:rPr>
-            </w:r>
-          </w:p>
-        </w:tc>
-        <w:tc>
-          <w:tcPr>
-            <w:tcW w:w="1020" w:type="dxa"/>
-            <w:tcBorders>
-              <w:top w:val="single" w:sz="4" w:space="0" w:color="000000"/>
-              <w:left w:val="single" w:sz="4" w:space="0" w:color="000000"/>
-              <w:bottom w:val="single" w:sz="4" w:space="0" w:color="000000"/>
-              <w:right w:val="single" w:sz="4" w:space="0" w:color="000000"/>
-            </w:tcBorders>
-            <w:vAlign w:val="center"/>
-          </w:tcPr>
-          <w:p>
-            <w:pPr>
-              <w:pStyle w:val="Normal"/>
-              <w:jc w:val="center"/>
-              <w:rPr>
-                <w:rFonts w:ascii="標楷體" w:hAnsi="標楷體" w:eastAsia="標楷體" w:cs="標楷體"/>
-              </w:rPr>
-            </w:pPr>
-            <w:r>
-              <w:rPr>
-                <w:rFonts w:ascii="標楷體" w:hAnsi="標楷體" w:cs="標楷體" w:eastAsia="標楷體"/>
-              </w:rPr>
-              <w:t>就業</w:t>
-            </w:r>
-          </w:p>
-        </w:tc>
-        <w:tc>
-          <w:tcPr>
-            <w:tcW w:w="6761" w:type="dxa"/>
-            <w:tcBorders>
-              <w:top w:val="single" w:sz="4" w:space="0" w:color="000000"/>
-              <w:left w:val="single" w:sz="4" w:space="0" w:color="000000"/>
-              <w:bottom w:val="single" w:sz="4" w:space="0" w:color="000000"/>
-              <w:right w:val="single" w:sz="4" w:space="0" w:color="000000"/>
-            </w:tcBorders>
-            <w:vAlign w:val="center"/>
-          </w:tcPr>
-          <w:p>
-            <w:pPr>
-              <w:pStyle w:val="Normal"/>
-              <w:rPr>
-                <w:rFonts w:ascii="標楷體" w:hAnsi="標楷體" w:eastAsia="標楷體" w:cs="標楷體"/>
-              </w:rPr>
-            </w:pPr>
-            <w:r>
-              <w:rPr>
-                <w:rFonts w:ascii="標楷體" w:hAnsi="標楷體" w:cs="標楷體" w:eastAsia="標楷體"/>
-                <w:b/>
-                <w:bCs/>
-              </w:rPr>
-              <w:t>經歷</w:t>
-            </w:r>
-            <w:r>
-              <w:rPr>
-                <w:rFonts w:eastAsia="標楷體" w:cs="標楷體" w:ascii="標楷體" w:hAnsi="標楷體"/>
-              </w:rPr>
-              <w:br/>
-            </w:r>
-            <w:r>
-              <w:rPr>
-                <w:rFonts w:ascii="標楷體" w:hAnsi="標楷體" w:cs="標楷體" w:eastAsia="標楷體"/>
-                <w:b/>
-                <w:bCs/>
-              </w:rPr>
-              <w:t>目前狀況</w:t>
-            </w:r>
-          </w:p>
-        </w:tc>
-      </w:tr>
-      <w:tr>
-        <w:trPr>
-          <w:trHeight w:val="567" w:hRule="atLeast"/>
-          <w:cantSplit w:val="true"/>
-        </w:trPr>
-        <w:tc>
-          <w:tcPr>
-            <w:tcW w:w="2384" w:type="dxa"/>
-            <w:tcBorders>
-              <w:top w:val="single" w:sz="4" w:space="0" w:color="000000"/>
-              <w:left w:val="single" w:sz="4" w:space="0" w:color="000000"/>
-              <w:bottom w:val="single" w:sz="4" w:space="0" w:color="000000"/>
-              <w:right w:val="single" w:sz="4" w:space="0" w:color="000000"/>
-            </w:tcBorders>
-            <w:vAlign w:val="center"/>
-          </w:tcPr>
-          <w:p>
-            <w:pPr>
-              <w:pStyle w:val="Normal"/>
-              <w:jc w:val="center"/>
-              <w:rPr>
-                <w:rFonts w:ascii="標楷體" w:hAnsi="標楷體" w:eastAsia="標楷體" w:cs="標楷體"/>
-              </w:rPr>
-            </w:pPr>
-            <w:r>
-              <w:rPr>
-                <w:rFonts w:ascii="標楷體" w:hAnsi="標楷體" w:cs="標楷體" w:eastAsia="標楷體"/>
-              </w:rPr>
-              <w:t>其他</w:t>
-            </w:r>
-          </w:p>
-        </w:tc>
-        <w:tc>
-          <w:tcPr>
-            <w:tcW w:w="1020" w:type="dxa"/>
-            <w:tcBorders>
-              <w:top w:val="single" w:sz="4" w:space="0" w:color="000000"/>
-              <w:left w:val="single" w:sz="4" w:space="0" w:color="000000"/>
-              <w:bottom w:val="single" w:sz="4" w:space="0" w:color="000000"/>
-              <w:right w:val="single" w:sz="4" w:space="0" w:color="000000"/>
-            </w:tcBorders>
-            <w:vAlign w:val="center"/>
-          </w:tcPr>
-          <w:p>
-            <w:pPr>
-              <w:pStyle w:val="Normal"/>
-              <w:snapToGrid w:val="false"/>
-              <w:jc w:val="center"/>
-              <w:rPr>
-                <w:rFonts w:ascii="標楷體" w:hAnsi="標楷體" w:eastAsia="標楷體" w:cs="標楷體"/>
-              </w:rPr>
-            </w:pPr>
-            <w:r>
-              <w:rPr>
-                <w:rFonts w:eastAsia="標楷體" w:cs="標楷體" w:ascii="標楷體" w:hAnsi="標楷體"/>
-              </w:rPr>
-            </w:r>
-          </w:p>
-        </w:tc>
-        <w:tc>
-          <w:tcPr>
-            <w:tcW w:w="6761" w:type="dxa"/>
-            <w:tcBorders>
-              <w:top w:val="single" w:sz="4" w:space="0" w:color="000000"/>
-              <w:left w:val="single" w:sz="4" w:space="0" w:color="000000"/>
-              <w:bottom w:val="single" w:sz="4" w:space="0" w:color="000000"/>
-              <w:right w:val="single" w:sz="4" w:space="0" w:color="000000"/>
-            </w:tcBorders>
-            <w:vAlign w:val="center"/>
-          </w:tcPr>
-          <w:p>
-            <w:pPr>
-              <w:pStyle w:val="Normal"/>
-              <w:snapToGrid w:val="false"/>
-              <w:jc w:val="center"/>
-              <w:rPr>
-                <w:rFonts w:ascii="標楷體" w:hAnsi="標楷體" w:eastAsia="標楷體" w:cs="標楷體"/>
-              </w:rPr>
-            </w:pPr>
-            <w:r>
-              <w:rPr>
-                <w:rFonts w:eastAsia="標楷體" w:cs="標楷體" w:ascii="標楷體" w:hAnsi="標楷體"/>
-              </w:rPr>
-            </w:r>
-          </w:p>
-        </w:tc>
-      </w:tr>
-    </w:tbl>
-    <w:p>
-      <w:pPr>
-        <w:pStyle w:val="Normal"/>
-        <w:rPr>
-          <w:rFonts w:ascii="標楷體" w:hAnsi="標楷體" w:eastAsia="標楷體" w:cs="標楷體"/>
-          <w:szCs w:val="24"/>
-        </w:rPr>
-      </w:pPr>
-      <w:r>
-        <w:rPr>
-          <w:rFonts w:eastAsia="標楷體" w:cs="標楷體" w:ascii="標楷體" w:hAnsi="標楷體"/>
-          <w:szCs w:val="24"/>
-        </w:rPr>
-      </w:r>
-    </w:p>
-    <w:tbl>
-      <w:tblPr>
-        <w:tblW w:w="10261" w:type="dxa"/>
-        <w:jc w:val="center"/>
-        <w:tblInd w:w="0" w:type="dxa"/>
-        <w:tblLayout w:type="fixed"/>
-        <w:tblCellMar>
-          <w:top w:w="0" w:type="dxa"/>
-          <w:left w:w="28" w:type="dxa"/>
-          <w:bottom w:w="0" w:type="dxa"/>
-          <w:right w:w="28" w:type="dxa"/>
-        </w:tblCellMar>
-      </w:tblPr>
-      <w:tblGrid>
-        <w:gridCol w:w="1796"/>
-        <w:gridCol w:w="8465"/>
-      </w:tblGrid>
-      <w:tr>
-        <w:trPr>
-          <w:cantSplit w:val="true"/>
-        </w:trPr>
-        <w:tc>
-          <w:tcPr>
-            <w:tcW w:w="1796" w:type="dxa"/>
-            <w:tcBorders>
-              <w:top w:val="single" w:sz="4" w:space="0" w:color="000000"/>
-              <w:left w:val="single" w:sz="4" w:space="0" w:color="000000"/>
-              <w:bottom w:val="single" w:sz="4" w:space="0" w:color="000000"/>
-              <w:right w:val="single" w:sz="4" w:space="0" w:color="000000"/>
-            </w:tcBorders>
-            <w:vAlign w:val="center"/>
-          </w:tcPr>
-          <w:p>
-            <w:pPr>
-              <w:pStyle w:val="Normal"/>
-              <w:snapToGrid w:val="false"/>
-              <w:spacing w:lineRule="atLeast" w:line="200"/>
-              <w:jc w:val="center"/>
-              <w:rPr>
-                <w:rFonts w:ascii="標楷體" w:hAnsi="標楷體" w:eastAsia="標楷體" w:cs="標楷體"/>
-                <w:b/>
-              </w:rPr>
-            </w:pPr>
-            <w:r>
-              <w:rPr>
-                <w:rFonts w:ascii="標楷體" w:hAnsi="標楷體" w:cs="標楷體" w:eastAsia="標楷體"/>
-                <w:b/>
-              </w:rPr>
-              <w:t>轉銜原因</w:t>
-            </w:r>
-          </w:p>
-        </w:tc>
-        <w:tc>
-          <w:tcPr>
-            <w:tcW w:w="8465" w:type="dxa"/>
-            <w:tcBorders>
-              <w:top w:val="single" w:sz="4" w:space="0" w:color="000000"/>
-              <w:left w:val="single" w:sz="4" w:space="0" w:color="000000"/>
-              <w:bottom w:val="single" w:sz="4" w:space="0" w:color="000000"/>
-              <w:right w:val="single" w:sz="4" w:space="0" w:color="000000"/>
-            </w:tcBorders>
-          </w:tcPr>
-          <w:p>
-            <w:pPr>
-              <w:pStyle w:val="Normal"/>
-              <w:snapToGrid w:val="false"/>
-              <w:spacing w:lineRule="atLeast" w:line="200"/>
-              <w:rPr/>
-            </w:pPr>
-            <w:r>
-              <w:rPr>
-                <w:rFonts w:eastAsia="Wingdings" w:cs="Wingdings" w:ascii="Wingdings" w:hAnsi="Wingdings"/>
-              </w:rPr>
-              <w:sym w:font="Wingdings" w:char="f06f"/>
-            </w:r>
-            <w:r>
-              <w:rPr>
-                <w:rFonts w:ascii="標楷體" w:hAnsi="標楷體" w:cs="標楷體" w:eastAsia="標楷體"/>
-              </w:rPr>
-              <w:t xml:space="preserve">就學  </w:t>
-            </w:r>
-            <w:r>
-              <w:rPr>
-                <w:rFonts w:ascii="Wingdings" w:hAnsi="Wingdings" w:cs="Wingdings" w:eastAsia="Wingdings"/>
-              </w:rPr>
-              <w:sym w:font="Wingdings" w:char="f06f"/>
-            </w:r>
-            <w:r>
-              <w:rPr>
-                <w:rFonts w:ascii="標楷體" w:hAnsi="標楷體" w:cs="標楷體" w:eastAsia="標楷體"/>
-              </w:rPr>
-              <w:t xml:space="preserve">就業  </w:t>
-            </w:r>
-            <w:r>
-              <w:rPr>
-                <w:rFonts w:ascii="Wingdings" w:hAnsi="Wingdings" w:cs="Wingdings" w:eastAsia="Wingdings"/>
-              </w:rPr>
-              <w:sym w:font="Wingdings" w:char="f06f"/>
-            </w:r>
-            <w:r>
-              <w:rPr>
-                <w:rFonts w:ascii="標楷體" w:hAnsi="標楷體" w:cs="標楷體" w:eastAsia="標楷體"/>
-              </w:rPr>
-              <w:t xml:space="preserve">職業訓練  </w:t>
-            </w:r>
-            <w:r>
-              <w:rPr>
-                <w:rFonts w:ascii="Wingdings" w:hAnsi="Wingdings" w:cs="Wingdings" w:eastAsia="Wingdings"/>
-              </w:rPr>
-              <w:sym w:font="Wingdings" w:char="f06f"/>
-            </w:r>
-            <w:r>
-              <w:rPr>
-                <w:rFonts w:ascii="標楷體" w:hAnsi="標楷體" w:cs="標楷體" w:eastAsia="標楷體"/>
-              </w:rPr>
-              <w:t xml:space="preserve">安置轉換 </w:t>
-            </w:r>
-          </w:p>
-          <w:p>
-            <w:pPr>
-              <w:pStyle w:val="Normal"/>
-              <w:snapToGrid w:val="false"/>
-              <w:spacing w:lineRule="atLeast" w:line="200"/>
-              <w:rPr/>
-            </w:pPr>
-            <w:r>
-              <w:rPr>
-                <w:rFonts w:eastAsia="Wingdings" w:cs="Wingdings" w:ascii="Wingdings" w:hAnsi="Wingdings"/>
-              </w:rPr>
-              <w:sym w:font="Wingdings" w:char="f06f"/>
-            </w:r>
-            <w:r>
-              <w:rPr>
-                <w:rFonts w:ascii="標楷體" w:hAnsi="標楷體" w:cs="標楷體" w:eastAsia="標楷體"/>
-              </w:rPr>
-              <w:t xml:space="preserve">無須其他後續服務 </w:t>
-            </w:r>
-            <w:r>
-              <w:rPr>
-                <w:rFonts w:ascii="Wingdings" w:hAnsi="Wingdings" w:cs="Wingdings" w:eastAsia="Wingdings"/>
-              </w:rPr>
-              <w:sym w:font="Wingdings" w:char="f06f"/>
-            </w:r>
-            <w:r>
-              <w:rPr>
-                <w:rFonts w:ascii="標楷體" w:hAnsi="標楷體" w:cs="標楷體" w:eastAsia="標楷體"/>
-              </w:rPr>
-              <w:t>其他   其他原因</w:t>
-            </w:r>
-            <w:r>
-              <w:rPr>
-                <w:rFonts w:eastAsia="標楷體" w:cs="標楷體" w:ascii="標楷體" w:hAnsi="標楷體"/>
-              </w:rPr>
-              <w:t>[                ]</w:t>
-            </w:r>
-          </w:p>
-        </w:tc>
-      </w:tr>
-      <w:tr>
-        <w:trPr/>
-        <w:tc>
-          <w:tcPr>
-            <w:tcW w:w="1796" w:type="dxa"/>
-            <w:tcBorders>
-              <w:top w:val="single" w:sz="4" w:space="0" w:color="000000"/>
-              <w:left w:val="single" w:sz="4" w:space="0" w:color="000000"/>
-              <w:bottom w:val="single" w:sz="4" w:space="0" w:color="000000"/>
-              <w:right w:val="single" w:sz="4" w:space="0" w:color="000000"/>
-            </w:tcBorders>
-            <w:vAlign w:val="center"/>
-          </w:tcPr>
-          <w:p>
-            <w:pPr>
-              <w:pStyle w:val="Normal"/>
-              <w:snapToGrid w:val="false"/>
-              <w:spacing w:lineRule="atLeast" w:line="200"/>
-              <w:jc w:val="center"/>
-              <w:rPr>
-                <w:rFonts w:ascii="標楷體" w:hAnsi="標楷體" w:eastAsia="標楷體" w:cs="標楷體"/>
-                <w:b/>
-              </w:rPr>
-            </w:pPr>
-            <w:r>
-              <w:rPr>
-                <w:rFonts w:ascii="標楷體" w:hAnsi="標楷體" w:cs="標楷體" w:eastAsia="標楷體"/>
-                <w:b/>
-              </w:rPr>
-              <w:t>轉銜服務紀錄</w:t>
-            </w:r>
-          </w:p>
-        </w:tc>
-        <w:tc>
-          <w:tcPr>
-            <w:tcW w:w="8465" w:type="dxa"/>
-            <w:tcBorders>
-              <w:top w:val="single" w:sz="4" w:space="0" w:color="000000"/>
-              <w:left w:val="single" w:sz="4" w:space="0" w:color="000000"/>
-              <w:bottom w:val="single" w:sz="4" w:space="0" w:color="000000"/>
-              <w:right w:val="single" w:sz="4" w:space="0" w:color="000000"/>
-            </w:tcBorders>
-          </w:tcPr>
-          <w:p>
-            <w:pPr>
-              <w:pStyle w:val="Normal"/>
-              <w:snapToGrid w:val="false"/>
-              <w:spacing w:lineRule="atLeast" w:line="200"/>
-              <w:rPr/>
-            </w:pPr>
-            <w:r>
-              <w:rPr>
-                <w:rFonts w:eastAsia="Wingdings" w:cs="Wingdings" w:ascii="Wingdings" w:hAnsi="Wingdings"/>
-              </w:rPr>
-              <w:sym w:font="Wingdings" w:char="f06f"/>
-            </w:r>
-            <w:r>
-              <w:rPr>
-                <w:rFonts w:ascii="標楷體" w:hAnsi="標楷體" w:cs="標楷體" w:eastAsia="標楷體"/>
-              </w:rPr>
-              <w:t>召開轉銜會議</w:t>
-            </w:r>
-            <w:r>
-              <w:rPr>
-                <w:rFonts w:ascii="標楷體" w:hAnsi="標楷體" w:cs="標楷體" w:eastAsia="標楷體"/>
-              </w:rPr>
-              <w:t xml:space="preserve">  會議招開時間：</w:t>
-            </w:r>
-          </w:p>
-          <w:p>
-            <w:pPr>
-              <w:pStyle w:val="Normal"/>
-              <w:snapToGrid w:val="false"/>
-              <w:spacing w:lineRule="atLeast" w:line="200"/>
-              <w:rPr>
-                <w:rFonts w:ascii="標楷體" w:hAnsi="標楷體" w:eastAsia="標楷體" w:cs="標楷體"/>
-              </w:rPr>
-            </w:pPr>
-            <w:r>
-              <w:rPr>
-                <w:rFonts w:eastAsia="Wingdings" w:cs="Wingdings" w:ascii="Wingdings" w:hAnsi="Wingdings"/>
-              </w:rPr>
-              <w:sym w:font="Wingdings" w:char="f06f"/>
-            </w:r>
-            <w:r>
-              <w:rPr>
-                <w:rFonts w:ascii="標楷體" w:hAnsi="標楷體" w:cs="標楷體" w:eastAsia="標楷體"/>
-              </w:rPr>
-              <w:t>提供服務內容</w:t>
-            </w:r>
-            <w:r>
-              <w:rPr>
-                <w:rFonts w:ascii="標楷體" w:hAnsi="標楷體" w:cs="標楷體" w:eastAsia="標楷體"/>
-              </w:rPr>
-              <w:t xml:space="preserve">  </w:t>
-            </w:r>
-            <w:r>
-              <w:rPr>
-                <w:rFonts w:ascii="Wingdings" w:hAnsi="Wingdings" w:cs="Wingdings" w:eastAsia="Wingdings"/>
-              </w:rPr>
-              <w:sym w:font="Wingdings" w:char="f06f"/>
-            </w:r>
-            <w:r>
-              <w:rPr>
-                <w:rFonts w:ascii="標楷體" w:hAnsi="標楷體" w:cs="標楷體" w:eastAsia="標楷體"/>
-              </w:rPr>
-              <w:t>訂定轉銜計劃</w:t>
-            </w:r>
-            <w:r>
-              <w:rPr>
-                <w:rFonts w:ascii="標楷體" w:hAnsi="標楷體" w:cs="標楷體" w:eastAsia="標楷體"/>
-              </w:rPr>
-              <w:t xml:space="preserve">  </w:t>
-            </w:r>
-            <w:r>
-              <w:rPr>
-                <w:rFonts w:ascii="Wingdings" w:hAnsi="Wingdings" w:cs="Wingdings" w:eastAsia="Wingdings"/>
-              </w:rPr>
-              <w:sym w:font="Wingdings" w:char="f06f"/>
-            </w:r>
-            <w:r>
-              <w:rPr>
-                <w:rFonts w:ascii="標楷體" w:hAnsi="標楷體" w:cs="標楷體" w:eastAsia="標楷體"/>
-              </w:rPr>
-              <w:t>安排環境參觀與認識</w:t>
-            </w:r>
-            <w:r>
-              <w:rPr>
-                <w:rFonts w:ascii="標楷體" w:hAnsi="標楷體" w:cs="標楷體" w:eastAsia="標楷體"/>
-              </w:rPr>
-              <w:t xml:space="preserve">  </w:t>
-            </w:r>
-            <w:r>
-              <w:rPr>
-                <w:rFonts w:ascii="Wingdings" w:hAnsi="Wingdings" w:cs="Wingdings" w:eastAsia="Wingdings"/>
-              </w:rPr>
-              <w:sym w:font="Wingdings" w:char="f06f"/>
-            </w:r>
-            <w:r>
-              <w:rPr>
-                <w:rFonts w:ascii="標楷體" w:hAnsi="標楷體" w:cs="標楷體" w:eastAsia="標楷體"/>
-              </w:rPr>
-              <w:t>環境適應計劃</w:t>
-            </w:r>
-            <w:r>
-              <w:rPr>
-                <w:rFonts w:ascii="標楷體" w:hAnsi="標楷體" w:cs="標楷體" w:eastAsia="標楷體"/>
-              </w:rPr>
-              <w:t xml:space="preserve">  </w:t>
-            </w:r>
-            <w:r>
-              <w:rPr>
-                <w:rFonts w:ascii="Wingdings" w:hAnsi="Wingdings" w:cs="Wingdings" w:eastAsia="Wingdings"/>
-              </w:rPr>
-              <w:sym w:font="Wingdings" w:char="f06f"/>
-            </w:r>
-            <w:r>
-              <w:rPr>
-                <w:rFonts w:ascii="標楷體" w:hAnsi="標楷體" w:cs="標楷體" w:eastAsia="標楷體"/>
-              </w:rPr>
-              <w:t>其他</w:t>
-            </w:r>
-          </w:p>
-          <w:p>
-            <w:pPr>
-              <w:pStyle w:val="Normal"/>
-              <w:snapToGrid w:val="false"/>
-              <w:spacing w:lineRule="atLeast" w:line="200"/>
-              <w:rPr>
-                <w:rFonts w:ascii="標楷體" w:hAnsi="標楷體" w:eastAsia="標楷體" w:cs="標楷體"/>
-              </w:rPr>
-            </w:pPr>
-            <w:r>
-              <w:rPr>
-                <w:rFonts w:ascii="標楷體" w:hAnsi="標楷體" w:cs="標楷體" w:eastAsia="標楷體"/>
-              </w:rPr>
-              <w:t>其他原因</w:t>
-            </w:r>
-            <w:r>
-              <w:rPr>
-                <w:rFonts w:eastAsia="標楷體" w:cs="標楷體" w:ascii="標楷體" w:hAnsi="標楷體"/>
-              </w:rPr>
-              <w:t>[                ]</w:t>
-            </w:r>
-          </w:p>
-        </w:tc>
-      </w:tr>
-      <w:tr>
-        <w:trPr>
-          <w:cantSplit w:val="true"/>
-        </w:trPr>
-        <w:tc>
-          <w:tcPr>
-            <w:tcW w:w="1796" w:type="dxa"/>
-            <w:vMerge w:val="restart"/>
-            <w:tcBorders>
-              <w:top w:val="single" w:sz="4" w:space="0" w:color="000000"/>
-              <w:left w:val="single" w:sz="4" w:space="0" w:color="000000"/>
-              <w:bottom w:val="single" w:sz="4" w:space="0" w:color="000000"/>
-              <w:right w:val="single" w:sz="4" w:space="0" w:color="000000"/>
-            </w:tcBorders>
-            <w:vAlign w:val="center"/>
-          </w:tcPr>
-          <w:p>
-            <w:pPr>
-              <w:pStyle w:val="Normal"/>
-              <w:snapToGrid w:val="false"/>
-              <w:spacing w:lineRule="atLeast" w:line="200"/>
-              <w:jc w:val="center"/>
-              <w:rPr>
-                <w:rFonts w:ascii="標楷體" w:hAnsi="標楷體" w:eastAsia="標楷體" w:cs="標楷體"/>
-                <w:b/>
-              </w:rPr>
-            </w:pPr>
-            <w:r>
-              <w:rPr>
-                <w:rFonts w:ascii="標楷體" w:hAnsi="標楷體" w:cs="標楷體" w:eastAsia="標楷體"/>
-                <w:b/>
-              </w:rPr>
-              <w:t>受理單位</w:t>
-            </w:r>
-          </w:p>
-        </w:tc>
-        <w:tc>
-          <w:tcPr>
-            <w:tcW w:w="8465" w:type="dxa"/>
-            <w:tcBorders>
-              <w:top w:val="single" w:sz="4" w:space="0" w:color="000000"/>
-              <w:left w:val="single" w:sz="4" w:space="0" w:color="000000"/>
-              <w:bottom w:val="single" w:sz="4" w:space="0" w:color="000000"/>
-              <w:right w:val="single" w:sz="4" w:space="0" w:color="000000"/>
-            </w:tcBorders>
-          </w:tcPr>
-          <w:p>
-            <w:pPr>
-              <w:pStyle w:val="Normal"/>
-              <w:snapToGrid w:val="false"/>
-              <w:spacing w:lineRule="atLeast" w:line="200"/>
-              <w:rPr/>
-            </w:pPr>
-            <w:r>
-              <w:rPr>
-                <w:rFonts w:ascii="標楷體" w:hAnsi="標楷體" w:cs="標楷體" w:eastAsia="標楷體"/>
-              </w:rPr>
-              <w:t>安置學校</w:t>
-            </w:r>
-            <w:r>
-              <w:rPr>
-                <w:rFonts w:eastAsia="標楷體" w:cs="標楷體" w:ascii="標楷體" w:hAnsi="標楷體"/>
-              </w:rPr>
-              <w:t>[      ][                ]</w:t>
-            </w:r>
-          </w:p>
-        </w:tc>
-      </w:tr>
-      <w:tr>
-        <w:trPr>
-          <w:cantSplit w:val="true"/>
-        </w:trPr>
-        <w:tc>
-          <w:tcPr>
-            <w:tcW w:w="1796" w:type="dxa"/>
-            <w:vMerge w:val="continue"/>
-            <w:tcBorders>
-              <w:top w:val="single" w:sz="4" w:space="0" w:color="000000"/>
-              <w:left w:val="single" w:sz="4" w:space="0" w:color="000000"/>
-              <w:bottom w:val="single" w:sz="4" w:space="0" w:color="000000"/>
-              <w:right w:val="single" w:sz="4" w:space="0" w:color="000000"/>
-            </w:tcBorders>
-            <w:vAlign w:val="center"/>
-          </w:tcPr>
-          <w:p>
-            <w:pPr>
-              <w:pStyle w:val="Normal"/>
-              <w:snapToGrid w:val="false"/>
-              <w:spacing w:lineRule="atLeast" w:line="200"/>
-              <w:rPr>
-                <w:rFonts w:ascii="標楷體" w:hAnsi="標楷體" w:eastAsia="標楷體" w:cs="標楷體"/>
-                <w:sz w:val="32"/>
-              </w:rPr>
-            </w:pPr>
-            <w:r>
-              <w:rPr>
-                <w:rFonts w:eastAsia="標楷體" w:cs="標楷體" w:ascii="標楷體" w:hAnsi="標楷體"/>
-                <w:sz w:val="32"/>
-              </w:rPr>
-            </w:r>
-          </w:p>
-        </w:tc>
-        <w:tc>
-          <w:tcPr>
-            <w:tcW w:w="8465" w:type="dxa"/>
-            <w:tcBorders>
-              <w:top w:val="single" w:sz="4" w:space="0" w:color="000000"/>
-              <w:left w:val="single" w:sz="4" w:space="0" w:color="000000"/>
-              <w:bottom w:val="single" w:sz="4" w:space="0" w:color="000000"/>
-              <w:right w:val="single" w:sz="4" w:space="0" w:color="000000"/>
-            </w:tcBorders>
-          </w:tcPr>
-          <w:p>
-            <w:pPr>
-              <w:pStyle w:val="Normal"/>
-              <w:snapToGrid w:val="false"/>
-              <w:spacing w:lineRule="atLeast" w:line="200"/>
-              <w:rPr/>
-            </w:pPr>
-            <w:r>
-              <w:rPr>
-                <w:rFonts w:ascii="標楷體" w:hAnsi="標楷體" w:cs="標楷體" w:eastAsia="標楷體"/>
-              </w:rPr>
-              <w:t>主要聯絡人</w:t>
-            </w:r>
-            <w:r>
-              <w:rPr>
-                <w:rFonts w:eastAsia="標楷體" w:cs="標楷體" w:ascii="標楷體" w:hAnsi="標楷體"/>
-              </w:rPr>
-              <w:t>:</w:t>
-            </w:r>
-          </w:p>
-        </w:tc>
-      </w:tr>
-      <w:tr>
-        <w:trPr>
-          <w:cantSplit w:val="true"/>
-        </w:trPr>
-        <w:tc>
-          <w:tcPr>
-            <w:tcW w:w="1796" w:type="dxa"/>
-            <w:vMerge w:val="continue"/>
-            <w:tcBorders>
-              <w:top w:val="single" w:sz="4" w:space="0" w:color="000000"/>
-              <w:left w:val="single" w:sz="4" w:space="0" w:color="000000"/>
-              <w:bottom w:val="single" w:sz="4" w:space="0" w:color="000000"/>
-              <w:right w:val="single" w:sz="4" w:space="0" w:color="000000"/>
-            </w:tcBorders>
-            <w:vAlign w:val="center"/>
-          </w:tcPr>
-          <w:p>
-            <w:pPr>
-              <w:pStyle w:val="Normal"/>
-              <w:snapToGrid w:val="false"/>
-              <w:spacing w:lineRule="atLeast" w:line="200"/>
-              <w:rPr>
-                <w:rFonts w:ascii="標楷體" w:hAnsi="標楷體" w:eastAsia="標楷體" w:cs="標楷體"/>
-                <w:sz w:val="32"/>
-              </w:rPr>
-            </w:pPr>
-            <w:r>
-              <w:rPr>
-                <w:rFonts w:eastAsia="標楷體" w:cs="標楷體" w:ascii="標楷體" w:hAnsi="標楷體"/>
-                <w:sz w:val="32"/>
-              </w:rPr>
-            </w:r>
-          </w:p>
-        </w:tc>
-        <w:tc>
-          <w:tcPr>
-            <w:tcW w:w="8465" w:type="dxa"/>
-            <w:tcBorders>
-              <w:top w:val="single" w:sz="4" w:space="0" w:color="000000"/>
-              <w:left w:val="single" w:sz="4" w:space="0" w:color="000000"/>
-              <w:bottom w:val="single" w:sz="4" w:space="0" w:color="000000"/>
-              <w:right w:val="single" w:sz="4" w:space="0" w:color="000000"/>
-            </w:tcBorders>
-          </w:tcPr>
-          <w:p>
-            <w:pPr>
-              <w:pStyle w:val="Normal"/>
-              <w:snapToGrid w:val="false"/>
-              <w:spacing w:lineRule="atLeast" w:line="200"/>
-              <w:rPr/>
-            </w:pPr>
-            <w:r>
-              <w:rPr>
-                <w:rFonts w:ascii="標楷體" w:hAnsi="標楷體" w:cs="標楷體" w:eastAsia="標楷體"/>
-              </w:rPr>
-              <w:t>聯絡地址</w:t>
-            </w:r>
-            <w:r>
-              <w:rPr>
-                <w:rFonts w:ascii="標楷體" w:hAnsi="標楷體" w:cs="標楷體" w:eastAsia="標楷體"/>
-              </w:rPr>
-              <w:t xml:space="preserve"> </w:t>
-            </w:r>
-            <w:r>
-              <w:rPr>
-                <w:rFonts w:eastAsia="標楷體" w:cs="標楷體" w:ascii="標楷體" w:hAnsi="標楷體"/>
-              </w:rPr>
-              <w:t xml:space="preserve">:                                   </w:t>
-            </w:r>
-          </w:p>
-        </w:tc>
-      </w:tr>
-      <w:tr>
-        <w:trPr>
-          <w:cantSplit w:val="true"/>
-        </w:trPr>
-        <w:tc>
-          <w:tcPr>
-            <w:tcW w:w="1796" w:type="dxa"/>
-            <w:vMerge w:val="continue"/>
-            <w:tcBorders>
-              <w:top w:val="single" w:sz="4" w:space="0" w:color="000000"/>
-              <w:left w:val="single" w:sz="4" w:space="0" w:color="000000"/>
-              <w:bottom w:val="single" w:sz="4" w:space="0" w:color="000000"/>
-              <w:right w:val="single" w:sz="4" w:space="0" w:color="000000"/>
-            </w:tcBorders>
-            <w:vAlign w:val="center"/>
-          </w:tcPr>
-          <w:p>
-            <w:pPr>
-              <w:pStyle w:val="Normal"/>
-              <w:snapToGrid w:val="false"/>
-              <w:spacing w:lineRule="atLeast" w:line="200"/>
-              <w:rPr>
-                <w:rFonts w:ascii="標楷體" w:hAnsi="標楷體" w:eastAsia="標楷體" w:cs="標楷體"/>
-                <w:sz w:val="32"/>
-              </w:rPr>
-            </w:pPr>
-            <w:r>
-              <w:rPr>
-                <w:rFonts w:eastAsia="標楷體" w:cs="標楷體" w:ascii="標楷體" w:hAnsi="標楷體"/>
-                <w:sz w:val="32"/>
-              </w:rPr>
-            </w:r>
-          </w:p>
-        </w:tc>
-        <w:tc>
-          <w:tcPr>
-            <w:tcW w:w="8465" w:type="dxa"/>
-            <w:tcBorders>
-              <w:top w:val="single" w:sz="4" w:space="0" w:color="000000"/>
-              <w:left w:val="single" w:sz="4" w:space="0" w:color="000000"/>
-              <w:bottom w:val="single" w:sz="4" w:space="0" w:color="000000"/>
-              <w:right w:val="single" w:sz="4" w:space="0" w:color="000000"/>
-            </w:tcBorders>
-          </w:tcPr>
-          <w:p>
-            <w:pPr>
-              <w:pStyle w:val="Normal"/>
-              <w:snapToGrid w:val="false"/>
-              <w:spacing w:lineRule="atLeast" w:line="200"/>
-              <w:rPr>
-                <w:rFonts w:ascii="標楷體" w:hAnsi="標楷體" w:eastAsia="標楷體" w:cs="標楷體"/>
-              </w:rPr>
-            </w:pPr>
-            <w:r>
-              <w:rPr>
-                <w:rFonts w:ascii="標楷體" w:hAnsi="標楷體" w:cs="標楷體" w:eastAsia="標楷體"/>
-              </w:rPr>
-              <w:t>聯絡電話 </w:t>
-            </w:r>
-            <w:r>
-              <w:rPr>
-                <w:rFonts w:eastAsia="標楷體" w:cs="標楷體" w:ascii="標楷體" w:hAnsi="標楷體"/>
-              </w:rPr>
-              <w:t>:</w:t>
-            </w:r>
-          </w:p>
-        </w:tc>
-      </w:tr>
-      <w:tr>
-        <w:trPr>
-          <w:cantSplit w:val="true"/>
-        </w:trPr>
-        <w:tc>
-          <w:tcPr>
-            <w:tcW w:w="1796" w:type="dxa"/>
-            <w:vMerge w:val="continue"/>
-            <w:tcBorders>
-              <w:top w:val="single" w:sz="4" w:space="0" w:color="000000"/>
-              <w:left w:val="single" w:sz="4" w:space="0" w:color="000000"/>
-              <w:bottom w:val="single" w:sz="4" w:space="0" w:color="000000"/>
-              <w:right w:val="single" w:sz="4" w:space="0" w:color="000000"/>
-            </w:tcBorders>
-            <w:vAlign w:val="center"/>
-          </w:tcPr>
-          <w:p>
-            <w:pPr>
-              <w:pStyle w:val="Normal"/>
-              <w:snapToGrid w:val="false"/>
-              <w:spacing w:lineRule="atLeast" w:line="200"/>
-              <w:rPr>
-                <w:rFonts w:ascii="標楷體" w:hAnsi="標楷體" w:eastAsia="標楷體" w:cs="標楷體"/>
-                <w:sz w:val="32"/>
-              </w:rPr>
-            </w:pPr>
-            <w:r>
-              <w:rPr>
-                <w:rFonts w:eastAsia="標楷體" w:cs="標楷體" w:ascii="標楷體" w:hAnsi="標楷體"/>
-                <w:sz w:val="32"/>
-              </w:rPr>
-            </w:r>
-          </w:p>
-        </w:tc>
-        <w:tc>
-          <w:tcPr>
-            <w:tcW w:w="8465" w:type="dxa"/>
-            <w:tcBorders>
-              <w:top w:val="single" w:sz="4" w:space="0" w:color="000000"/>
-              <w:left w:val="single" w:sz="4" w:space="0" w:color="000000"/>
-              <w:bottom w:val="single" w:sz="4" w:space="0" w:color="000000"/>
-              <w:right w:val="single" w:sz="4" w:space="0" w:color="000000"/>
-            </w:tcBorders>
-          </w:tcPr>
-          <w:p>
-            <w:pPr>
-              <w:pStyle w:val="Normal"/>
-              <w:snapToGrid w:val="false"/>
-              <w:spacing w:lineRule="atLeast" w:line="200"/>
-              <w:rPr>
-                <w:rFonts w:ascii="標楷體" w:hAnsi="標楷體" w:eastAsia="標楷體" w:cs="標楷體"/>
-              </w:rPr>
-            </w:pPr>
-            <w:r>
-              <w:rPr>
-                <w:rFonts w:ascii="標楷體" w:hAnsi="標楷體" w:cs="標楷體" w:eastAsia="標楷體"/>
-              </w:rPr>
-              <w:t>安置說明</w:t>
-            </w:r>
-            <w:r>
-              <w:rPr>
-                <w:rFonts w:ascii="標楷體" w:hAnsi="標楷體" w:cs="標楷體" w:eastAsia="標楷體"/>
-              </w:rPr>
-              <w:t> </w:t>
-            </w:r>
-            <w:r>
-              <w:rPr>
-                <w:rFonts w:eastAsia="標楷體" w:cs="標楷體" w:ascii="標楷體" w:hAnsi="標楷體"/>
-              </w:rPr>
-              <w:t>:</w:t>
-            </w:r>
-          </w:p>
-        </w:tc>
-      </w:tr>
-      <w:tr>
-        <w:trPr>
-          <w:cantSplit w:val="true"/>
-        </w:trPr>
-        <w:tc>
-          <w:tcPr>
-            <w:tcW w:w="1796" w:type="dxa"/>
-            <w:vMerge w:val="continue"/>
-            <w:tcBorders>
-              <w:top w:val="single" w:sz="4" w:space="0" w:color="000000"/>
-              <w:left w:val="single" w:sz="4" w:space="0" w:color="000000"/>
-              <w:bottom w:val="single" w:sz="4" w:space="0" w:color="000000"/>
-              <w:right w:val="single" w:sz="4" w:space="0" w:color="000000"/>
-            </w:tcBorders>
-            <w:vAlign w:val="center"/>
-          </w:tcPr>
-          <w:p>
-            <w:pPr>
-              <w:pStyle w:val="Normal"/>
-              <w:snapToGrid w:val="false"/>
-              <w:spacing w:lineRule="atLeast" w:line="200"/>
-              <w:rPr>
-                <w:rFonts w:ascii="標楷體" w:hAnsi="標楷體" w:eastAsia="標楷體" w:cs="標楷體"/>
-                <w:sz w:val="32"/>
-              </w:rPr>
-            </w:pPr>
-            <w:r>
-              <w:rPr>
-                <w:rFonts w:eastAsia="標楷體" w:cs="標楷體" w:ascii="標楷體" w:hAnsi="標楷體"/>
-                <w:sz w:val="32"/>
-              </w:rPr>
-            </w:r>
-          </w:p>
-        </w:tc>
-        <w:tc>
-          <w:tcPr>
-            <w:tcW w:w="8465" w:type="dxa"/>
-            <w:tcBorders>
-              <w:top w:val="single" w:sz="4" w:space="0" w:color="000000"/>
-              <w:left w:val="single" w:sz="4" w:space="0" w:color="000000"/>
-              <w:bottom w:val="single" w:sz="4" w:space="0" w:color="000000"/>
-              <w:right w:val="single" w:sz="4" w:space="0" w:color="000000"/>
-            </w:tcBorders>
-          </w:tcPr>
-          <w:p>
-            <w:pPr>
-              <w:pStyle w:val="Normal"/>
-              <w:snapToGrid w:val="false"/>
-              <w:spacing w:lineRule="atLeast" w:line="200"/>
-              <w:rPr>
-                <w:rFonts w:ascii="標楷體" w:hAnsi="標楷體" w:eastAsia="標楷體" w:cs="標楷體"/>
-              </w:rPr>
-            </w:pPr>
-            <w:r>
-              <w:rPr>
-                <w:rFonts w:ascii="標楷體" w:hAnsi="標楷體" w:cs="標楷體" w:eastAsia="標楷體"/>
-              </w:rPr>
-              <w:t>職訓單位</w:t>
-            </w:r>
-            <w:r>
-              <w:rPr>
-                <w:rFonts w:eastAsia="標楷體" w:cs="標楷體" w:ascii="標楷體" w:hAnsi="標楷體"/>
-              </w:rPr>
-              <w:t xml:space="preserve">:                         </w:t>
-            </w:r>
-            <w:r>
-              <w:rPr>
-                <w:rFonts w:ascii="標楷體" w:hAnsi="標楷體" w:cs="標楷體" w:eastAsia="標楷體"/>
-              </w:rPr>
-              <w:t>職種</w:t>
-            </w:r>
-            <w:r>
-              <w:rPr>
-                <w:rFonts w:ascii="標楷體" w:hAnsi="標楷體" w:cs="標楷體" w:eastAsia="標楷體"/>
-              </w:rPr>
-              <w:t> </w:t>
-            </w:r>
-            <w:r>
-              <w:rPr>
-                <w:rFonts w:eastAsia="標楷體" w:cs="標楷體" w:ascii="標楷體" w:hAnsi="標楷體"/>
-              </w:rPr>
-              <w:t>:</w:t>
-            </w:r>
-          </w:p>
-        </w:tc>
-      </w:tr>
-    </w:tbl>
-    <w:p>
-      <w:pPr>
-        <w:pStyle w:val="Normal"/>
-        <w:rPr>
-          <w:rFonts w:ascii="標楷體" w:hAnsi="標楷體" w:eastAsia="標楷體" w:cs="標楷體"/>
-          <w:szCs w:val="24"/>
-        </w:rPr>
-      </w:pPr>
-      <w:r>
-        <w:rPr>
-          <w:rFonts w:eastAsia="標楷體" w:cs="標楷體" w:ascii="標楷體" w:hAnsi="標楷體"/>
-          <w:szCs w:val="24"/>
-        </w:rPr>
-      </w:r>
-    </w:p>
-    <w:p>
-      <w:pPr>
-        <w:pStyle w:val="Normal"/>
-        <w:rPr>
-          <w:rFonts w:ascii="標楷體" w:hAnsi="標楷體" w:eastAsia="標楷體" w:cs="標楷體"/>
-          <w:szCs w:val="24"/>
-        </w:rPr>
-      </w:pPr>
-      <w:r>
-        <w:rPr>
-          <w:rFonts w:eastAsia="標楷體" w:cs="標楷體" w:ascii="標楷體" w:hAnsi="標楷體"/>
-          <w:szCs w:val="24"/>
-        </w:rPr>
-      </w:r>
-    </w:p>
     <w:sectPr>
       <w:footerReference w:type="default" r:id="rId2"/>
       <w:type w:val="nextPage"/>

--- a/templates/ISP-template-v0.4.2.docx
+++ b/templates/ISP-template-v0.4.2.docx
@@ -5884,6 +5884,7 @@
     <w:p>
       <w:pPr>
         <w:pStyle w:val="Normal"/>
+        <w:ind w:left="0" w:firstLine="0"/>
         <w:rPr>
           <w:rFonts w:ascii="標楷體" w:hAnsi="標楷體" w:eastAsia="標楷體" w:cs="標楷體"/>
           <w:b/>
@@ -5905,6 +5906,7 @@
     <w:p>
       <w:pPr>
         <w:pStyle w:val="Normal"/>
+        <w:ind w:left="0" w:firstLine="0"/>
         <w:rPr/>
       </w:pPr>
       <w:r>
@@ -5918,7 +5920,7 @@
     <w:p>
       <w:pPr>
         <w:pStyle w:val="Normal"/>
-        <w:ind w:firstLine="720" w:right="0"/>
+        <w:ind w:right="0" w:left="0" w:firstLine="0"/>
         <w:rPr/>
       </w:pPr>
       <w:r>
@@ -5932,6 +5934,7 @@
     <w:p>
       <w:pPr>
         <w:pStyle w:val="Normal"/>
+        <w:ind w:left="0" w:firstLine="0"/>
         <w:rPr>
           <w:rFonts w:ascii="標楷體" w:hAnsi="標楷體" w:eastAsia="標楷體" w:cs="標楷體"/>
           <w:szCs w:val="24"/>
@@ -5948,6 +5951,7 @@
     <w:p>
       <w:pPr>
         <w:pStyle w:val="Normal"/>
+        <w:ind w:left="0" w:firstLine="0"/>
         <w:rPr>
           <w:rFonts w:ascii="標楷體" w:hAnsi="標楷體" w:eastAsia="標楷體" w:cs="標楷體"/>
           <w:szCs w:val="24"/>
@@ -5964,6 +5968,7 @@
     <w:p>
       <w:pPr>
         <w:pStyle w:val="Normal"/>
+        <w:ind w:left="0" w:firstLine="0"/>
         <w:rPr>
           <w:rFonts w:ascii="標楷體" w:hAnsi="標楷體" w:eastAsia="標楷體" w:cs="標楷體"/>
           <w:szCs w:val="24"/>
@@ -5980,6 +5985,7 @@
     <w:p>
       <w:pPr>
         <w:pStyle w:val="Normal"/>
+        <w:ind w:left="0" w:firstLine="0"/>
         <w:rPr>
           <w:rFonts w:ascii="標楷體" w:hAnsi="標楷體" w:eastAsia="標楷體" w:cs="標楷體"/>
           <w:szCs w:val="24"/>
@@ -5997,6 +6003,7 @@
       <w:pPr>
         <w:pStyle w:val="Normal"/>
         <w:spacing w:before="180" w:after="0"/>
+        <w:ind w:left="0" w:firstLine="0"/>
         <w:rPr>
           <w:rFonts w:ascii="標楷體" w:hAnsi="標楷體" w:eastAsia="標楷體" w:cs="標楷體"/>
           <w:szCs w:val="24"/>
@@ -6672,6 +6679,7 @@
       <w:pPr>
         <w:pStyle w:val="Normal"/>
         <w:spacing w:before="180" w:after="0"/>
+        <w:ind w:left="0" w:firstLine="0"/>
         <w:rPr>
           <w:rFonts w:ascii="標楷體" w:hAnsi="標楷體" w:eastAsia="標楷體" w:cs="標楷體"/>
           <w:szCs w:val="24"/>
@@ -6688,6 +6696,7 @@
     <w:p>
       <w:pPr>
         <w:pStyle w:val="Normal"/>
+        <w:ind w:left="0" w:firstLine="0"/>
         <w:rPr>
           <w:rFonts w:ascii="標楷體" w:hAnsi="標楷體" w:eastAsia="標楷體" w:cs="標楷體"/>
           <w:b/>
@@ -6707,6 +6716,7 @@
     <w:p>
       <w:pPr>
         <w:pStyle w:val="Normal"/>
+        <w:ind w:left="0" w:firstLine="0"/>
         <w:rPr>
           <w:rFonts w:ascii="標楷體" w:hAnsi="標楷體" w:eastAsia="標楷體" w:cs="標楷體"/>
           <w:b/>
@@ -6729,6 +6739,7 @@
     <w:p>
       <w:pPr>
         <w:pStyle w:val="Normal"/>
+        <w:ind w:left="0" w:firstLine="0"/>
         <w:rPr>
           <w:rFonts w:ascii="標楷體" w:hAnsi="標楷體" w:eastAsia="標楷體" w:cs="標楷體"/>
           <w:b/>
@@ -6749,6 +6760,7 @@
     <w:p>
       <w:pPr>
         <w:pStyle w:val="Normal"/>
+        <w:ind w:left="0" w:firstLine="0"/>
         <w:rPr>
           <w:rFonts w:ascii="標楷體" w:hAnsi="標楷體" w:eastAsia="標楷體" w:cs="標楷體"/>
           <w:b/>
@@ -6797,7 +6809,7 @@
       <w:tblPr>
         <w:tblW w:w="10774" w:type="dxa"/>
         <w:jc w:val="left"/>
-        <w:tblInd w:w="-147" w:type="dxa"/>
+        <w:tblInd w:w="0" w:type="dxa"/>
         <w:tblLayout w:type="fixed"/>
         <w:tblCellMar>
           <w:top w:w="0" w:type="dxa"/>
@@ -9202,6 +9214,7 @@
     <w:p>
       <w:pPr>
         <w:pStyle w:val="Normal"/>
+        <w:ind w:left="0" w:firstLine="0"/>
         <w:rPr>
           <w:rFonts w:ascii="標楷體" w:hAnsi="標楷體" w:eastAsia="標楷體" w:cs="標楷體"/>
           <w:b/>
@@ -9221,6 +9234,7 @@
     <w:p>
       <w:pPr>
         <w:pStyle w:val="Normal"/>
+        <w:ind w:left="0" w:firstLine="0"/>
         <w:rPr>
           <w:rFonts w:ascii="標楷體" w:hAnsi="標楷體" w:eastAsia="標楷體" w:cs="標楷體"/>
           <w:b/>
@@ -9240,6 +9254,7 @@
     <w:p>
       <w:pPr>
         <w:pStyle w:val="Normal"/>
+        <w:ind w:left="0" w:firstLine="0"/>
         <w:rPr>
           <w:rFonts w:ascii="標楷體" w:hAnsi="標楷體" w:eastAsia="標楷體" w:cs="標楷體"/>
           <w:b/>
@@ -9259,6 +9274,7 @@
     <w:p>
       <w:pPr>
         <w:pStyle w:val="Normal"/>
+        <w:ind w:left="0" w:firstLine="0"/>
         <w:rPr>
           <w:rFonts w:ascii="標楷體" w:hAnsi="標楷體" w:eastAsia="標楷體" w:cs="標楷體"/>
           <w:b/>
@@ -9278,6 +9294,7 @@
     <w:p>
       <w:pPr>
         <w:pStyle w:val="Normal"/>
+        <w:ind w:left="0" w:firstLine="0"/>
         <w:rPr>
           <w:rFonts w:ascii="標楷體" w:hAnsi="標楷體" w:eastAsia="標楷體" w:cs="標楷體"/>
           <w:b/>
@@ -9297,6 +9314,7 @@
     <w:p>
       <w:pPr>
         <w:pStyle w:val="Normal"/>
+        <w:ind w:left="0" w:firstLine="0"/>
         <w:rPr>
           <w:rFonts w:ascii="標楷體" w:hAnsi="標楷體" w:eastAsia="標楷體" w:cs="標楷體"/>
           <w:b/>
@@ -9316,6 +9334,7 @@
     <w:p>
       <w:pPr>
         <w:pStyle w:val="Normal"/>
+        <w:ind w:left="0" w:firstLine="0"/>
         <w:rPr>
           <w:rFonts w:ascii="標楷體" w:hAnsi="標楷體" w:eastAsia="標楷體" w:cs="標楷體"/>
           <w:b/>
@@ -9335,6 +9354,7 @@
     <w:p>
       <w:pPr>
         <w:pStyle w:val="Normal"/>
+        <w:ind w:left="0" w:firstLine="0"/>
         <w:rPr>
           <w:rFonts w:ascii="標楷體" w:hAnsi="標楷體" w:eastAsia="標楷體" w:cs="標楷體"/>
           <w:b/>
@@ -9354,6 +9374,7 @@
     <w:p>
       <w:pPr>
         <w:pStyle w:val="Normal"/>
+        <w:ind w:left="0" w:firstLine="0"/>
         <w:rPr>
           <w:rFonts w:ascii="標楷體" w:hAnsi="標楷體" w:eastAsia="標楷體" w:cs="標楷體"/>
           <w:b/>
@@ -9373,6 +9394,9 @@
     <w:p>
       <w:pPr>
         <w:pStyle w:val="Normal"/>
+        <w:keepNext/>
+        <w:pageBreakBefore/>
+        <w:ind w:left="0" w:firstLine="0"/>
         <w:rPr>
           <w:rFonts w:ascii="標楷體" w:hAnsi="標楷體" w:eastAsia="標楷體" w:cs="標楷體"/>
           <w:b/>
@@ -9752,6 +9776,7 @@
     <w:p>
       <w:pPr>
         <w:pStyle w:val="Normal"/>
+        <w:ind w:left="0" w:firstLine="0"/>
         <w:rPr>
           <w:rFonts w:ascii="標楷體" w:hAnsi="標楷體" w:eastAsia="標楷體" w:cs="標楷體"/>
           <w:b/>

--- a/templates/ISP-template-v0.4.2.docx
+++ b/templates/ISP-template-v0.4.2.docx
@@ -16,10 +16,10 @@
       </w:pPr>
       <w:r>
         <w:rPr>
-          <w:rFonts w:ascii="標楷體" w:hAnsi="標楷體" w:cs="標楷體" w:eastAsia="標楷體"/>
+          <w:rFonts w:ascii="DFKai-SB" w:hAnsi="DFKai-SB" w:cs="DFKai-SB" w:eastAsia="DFKai-SB"/>
           <w:b/>
-          <w:sz w:val="36"/>
-          <w:szCs w:val="36"/>
+          <w:sz w:val="24"/>
+          <w:szCs w:val="24"/>
         </w:rPr>
         <w:t>明新科技大學資源教室特殊需求學生個別化支持計畫</w:t>
       </w:r>
@@ -38,10 +38,10 @@
       </w:pPr>
       <w:r>
         <w:rPr>
-          <w:rFonts w:ascii="標楷體" w:hAnsi="標楷體" w:cs="標楷體" w:eastAsia="標楷體"/>
+          <w:rFonts w:ascii="DFKai-SB" w:hAnsi="DFKai-SB" w:cs="DFKai-SB" w:eastAsia="DFKai-SB"/>
           <w:b/>
-          <w:sz w:val="28"/>
-          <w:szCs w:val="28"/>
+          <w:sz w:val="24"/>
+          <w:szCs w:val="24"/>
         </w:rPr>
         <w:t>壹、基本資料與能力描述</w:t>
       </w:r>
@@ -59,7 +59,10 @@
       </w:pPr>
       <w:r>
         <w:rPr>
+          <w:rFonts w:ascii="DFKai-SB" w:hAnsi="DFKai-SB" w:eastAsia="DFKai-SB" w:cs="DFKai-SB"/>
+          <w:b/>
           <w:sz w:val="24"/>
+          <w:szCs w:val="24"/>
         </w:rPr>
         <w:t>一、學生基本資料                         填表日期：{fillDateText}</w:t>
       </w:r>
@@ -129,7 +132,8 @@
             </w:pPr>
             <w:r>
               <w:rPr>
-                <w:rFonts w:ascii="標楷體" w:hAnsi="標楷體" w:cs="標楷體" w:eastAsia="標楷體"/>
+                <w:rFonts w:ascii="DFKai-SB" w:hAnsi="DFKai-SB" w:cs="DFKai-SB" w:eastAsia="DFKai-SB"/>
+                <w:sz w:val="24"/>
                 <w:szCs w:val="24"/>
               </w:rPr>
               <w:t>姓名</w:t>
@@ -154,7 +158,9 @@
             </w:pPr>
             <w:r>
               <w:rPr>
-                <w:sz w:val="22"/>
+                <w:rFonts w:ascii="DFKai-SB" w:hAnsi="DFKai-SB" w:eastAsia="DFKai-SB" w:cs="DFKai-SB"/>
+                <w:sz w:val="24"/>
+                <w:szCs w:val="24"/>
               </w:rPr>
               <w:t>{studentName}</w:t>
             </w:r>
@@ -183,7 +189,8 @@
             </w:pPr>
             <w:r>
               <w:rPr>
-                <w:rFonts w:ascii="標楷體" w:hAnsi="標楷體" w:cs="標楷體" w:eastAsia="標楷體"/>
+                <w:rFonts w:ascii="DFKai-SB" w:hAnsi="DFKai-SB" w:cs="DFKai-SB" w:eastAsia="DFKai-SB"/>
+                <w:sz w:val="24"/>
                 <w:szCs w:val="24"/>
               </w:rPr>
               <w:t>性別</w:t>
@@ -201,14 +208,21 @@
               <w:right w:val="single" w:sz="4" w:space="0" w:color="000000"/>
             </w:tcBorders>
             <w:vAlign w:val="center"/>
-          </w:tcPr>
-          <w:p>
-            <w:pPr>
-              <w:jc w:val="center"/>
-            </w:pPr>
-            <w:r>
-              <w:rPr>
-                <w:sz w:val="21"/>
+            <w:noWrap/>
+            <w:tcMar>
+              <w:left w:w="0" w:type="dxa"/>
+              <w:right w:w="0" w:type="dxa"/>
+            </w:tcMar>
+          </w:tcPr>
+          <w:p>
+            <w:pPr>
+              <w:jc w:val="center"/>
+            </w:pPr>
+            <w:r>
+              <w:rPr>
+                <w:rFonts w:ascii="DFKai-SB" w:hAnsi="DFKai-SB" w:eastAsia="DFKai-SB" w:cs="DFKai-SB"/>
+                <w:sz w:val="24"/>
+                <w:szCs w:val="24"/>
               </w:rPr>
               <w:t>{genderChecks}</w:t>
             </w:r>
@@ -236,7 +250,8 @@
             </w:pPr>
             <w:r>
               <w:rPr>
-                <w:rFonts w:ascii="標楷體" w:hAnsi="標楷體" w:cs="標楷體" w:eastAsia="標楷體"/>
+                <w:rFonts w:ascii="DFKai-SB" w:hAnsi="DFKai-SB" w:cs="DFKai-SB" w:eastAsia="DFKai-SB"/>
+                <w:sz w:val="24"/>
                 <w:szCs w:val="24"/>
               </w:rPr>
               <w:t>生日</w:t>
@@ -254,14 +269,20 @@
               <w:right w:val="single" w:sz="4" w:space="0" w:color="000000"/>
             </w:tcBorders>
             <w:vAlign w:val="center"/>
-          </w:tcPr>
-          <w:p>
-            <w:pPr>
-              <w:jc w:val="center"/>
-            </w:pPr>
-            <w:r>
-              <w:rPr>
-                <w:sz w:val="20"/>
+            <w:tcMar>
+              <w:left w:w="0" w:type="dxa"/>
+              <w:right w:w="0" w:type="dxa"/>
+            </w:tcMar>
+          </w:tcPr>
+          <w:p>
+            <w:pPr>
+              <w:jc w:val="center"/>
+            </w:pPr>
+            <w:r>
+              <w:rPr>
+                <w:rFonts w:ascii="DFKai-SB" w:hAnsi="DFKai-SB" w:eastAsia="DFKai-SB" w:cs="DFKai-SB"/>
+                <w:sz w:val="24"/>
+                <w:szCs w:val="24"/>
               </w:rPr>
               <w:t>{birthdayText}</w:t>
             </w:r>
@@ -290,7 +311,8 @@
             </w:pPr>
             <w:r>
               <w:rPr>
-                <w:rFonts w:ascii="標楷體" w:hAnsi="標楷體" w:cs="標楷體" w:eastAsia="標楷體"/>
+                <w:rFonts w:ascii="DFKai-SB" w:hAnsi="DFKai-SB" w:cs="DFKai-SB" w:eastAsia="DFKai-SB"/>
+                <w:sz w:val="24"/>
                 <w:szCs w:val="24"/>
               </w:rPr>
               <w:t>身分證字號</w:t>
@@ -307,14 +329,21 @@
               <w:right w:val="single" w:sz="4" w:space="0" w:color="000000"/>
             </w:tcBorders>
             <w:vAlign w:val="center"/>
-          </w:tcPr>
-          <w:p>
-            <w:pPr>
-              <w:jc w:val="center"/>
-            </w:pPr>
-            <w:r>
-              <w:rPr>
-                <w:sz w:val="20"/>
+            <w:noWrap/>
+            <w:tcMar>
+              <w:left w:w="0" w:type="dxa"/>
+              <w:right w:w="0" w:type="dxa"/>
+            </w:tcMar>
+          </w:tcPr>
+          <w:p>
+            <w:pPr>
+              <w:jc w:val="center"/>
+            </w:pPr>
+            <w:r>
+              <w:rPr>
+                <w:rFonts w:ascii="DFKai-SB" w:hAnsi="DFKai-SB" w:eastAsia="DFKai-SB" w:cs="DFKai-SB"/>
+                <w:sz w:val="21"/>
+                <w:szCs w:val="21"/>
               </w:rPr>
               <w:t>{nationalId}</w:t>
             </w:r>
@@ -348,7 +377,8 @@
             </w:pPr>
             <w:r>
               <w:rPr>
-                <w:rFonts w:ascii="標楷體" w:hAnsi="標楷體" w:cs="標楷體" w:eastAsia="標楷體"/>
+                <w:rFonts w:ascii="DFKai-SB" w:hAnsi="DFKai-SB" w:cs="DFKai-SB" w:eastAsia="DFKai-SB"/>
+                <w:sz w:val="24"/>
                 <w:szCs w:val="24"/>
               </w:rPr>
               <w:t>學制</w:t>
@@ -371,7 +401,9 @@
           <w:p>
             <w:r>
               <w:rPr>
-                <w:sz w:val="19"/>
+                <w:rFonts w:ascii="DFKai-SB" w:hAnsi="DFKai-SB" w:eastAsia="DFKai-SB" w:cs="DFKai-SB"/>
+                <w:sz w:val="24"/>
+                <w:szCs w:val="24"/>
               </w:rPr>
               <w:t>{schoolSystemChecks}</w:t>
             </w:r>
@@ -397,7 +429,8 @@
             </w:pPr>
             <w:r>
               <w:rPr>
-                <w:rFonts w:ascii="標楷體" w:hAnsi="標楷體" w:cs="標楷體" w:eastAsia="標楷體"/>
+                <w:rFonts w:ascii="DFKai-SB" w:hAnsi="DFKai-SB" w:cs="DFKai-SB" w:eastAsia="DFKai-SB"/>
+                <w:sz w:val="24"/>
                 <w:szCs w:val="24"/>
               </w:rPr>
               <w:t>科系</w:t>
@@ -421,7 +454,9 @@
             </w:pPr>
             <w:r>
               <w:rPr>
-                <w:sz w:val="20"/>
+                <w:rFonts w:ascii="DFKai-SB" w:hAnsi="DFKai-SB" w:eastAsia="DFKai-SB" w:cs="DFKai-SB"/>
+                <w:sz w:val="24"/>
+                <w:szCs w:val="24"/>
               </w:rPr>
               <w:t>{department}</w:t>
             </w:r>
@@ -451,7 +486,8 @@
             </w:pPr>
             <w:r>
               <w:rPr>
-                <w:rFonts w:ascii="標楷體" w:hAnsi="標楷體" w:cs="標楷體" w:eastAsia="標楷體"/>
+                <w:rFonts w:ascii="DFKai-SB" w:hAnsi="DFKai-SB" w:cs="DFKai-SB" w:eastAsia="DFKai-SB"/>
+                <w:sz w:val="24"/>
                 <w:szCs w:val="24"/>
               </w:rPr>
               <w:t>學號</w:t>
@@ -470,14 +506,21 @@
               <w:right w:val="single" w:sz="4" w:space="0" w:color="000000"/>
             </w:tcBorders>
             <w:vAlign w:val="center"/>
-          </w:tcPr>
-          <w:p>
-            <w:pPr>
-              <w:jc w:val="center"/>
-            </w:pPr>
-            <w:r>
-              <w:rPr>
-                <w:sz w:val="19"/>
+            <w:noWrap/>
+            <w:tcMar>
+              <w:left w:w="0" w:type="dxa"/>
+              <w:right w:w="0" w:type="dxa"/>
+            </w:tcMar>
+          </w:tcPr>
+          <w:p>
+            <w:pPr>
+              <w:jc w:val="center"/>
+            </w:pPr>
+            <w:r>
+              <w:rPr>
+                <w:rFonts w:ascii="DFKai-SB" w:hAnsi="DFKai-SB" w:eastAsia="DFKai-SB" w:cs="DFKai-SB"/>
+                <w:sz w:val="22"/>
+                <w:szCs w:val="22"/>
               </w:rPr>
               <w:t>{studentId}</w:t>
             </w:r>
@@ -506,7 +549,8 @@
             </w:pPr>
             <w:r>
               <w:rPr>
-                <w:rFonts w:ascii="標楷體" w:hAnsi="標楷體" w:cs="標楷體" w:eastAsia="標楷體"/>
+                <w:rFonts w:ascii="DFKai-SB" w:hAnsi="DFKai-SB" w:cs="DFKai-SB" w:eastAsia="DFKai-SB"/>
+                <w:sz w:val="24"/>
                 <w:szCs w:val="24"/>
               </w:rPr>
               <w:t>入學時間</w:t>
@@ -523,14 +567,20 @@
               <w:right w:val="single" w:sz="4" w:space="0" w:color="000000"/>
             </w:tcBorders>
             <w:vAlign w:val="center"/>
-          </w:tcPr>
-          <w:p>
-            <w:pPr>
-              <w:jc w:val="center"/>
-            </w:pPr>
-            <w:r>
-              <w:rPr>
-                <w:sz w:val="19"/>
+            <w:tcMar>
+              <w:left w:w="0" w:type="dxa"/>
+              <w:right w:w="0" w:type="dxa"/>
+            </w:tcMar>
+          </w:tcPr>
+          <w:p>
+            <w:pPr>
+              <w:jc w:val="center"/>
+            </w:pPr>
+            <w:r>
+              <w:rPr>
+                <w:rFonts w:ascii="DFKai-SB" w:hAnsi="DFKai-SB" w:eastAsia="DFKai-SB" w:cs="DFKai-SB"/>
+                <w:sz w:val="24"/>
+                <w:szCs w:val="24"/>
               </w:rPr>
               <w:t>{admissionDateText}</w:t>
             </w:r>
@@ -625,7 +675,8 @@
             </w:pPr>
             <w:r>
               <w:rPr>
-                <w:rFonts w:ascii="標楷體" w:hAnsi="標楷體" w:cs="標楷體" w:eastAsia="標楷體"/>
+                <w:rFonts w:ascii="DFKai-SB" w:hAnsi="DFKai-SB" w:cs="DFKai-SB" w:eastAsia="DFKai-SB"/>
+                <w:sz w:val="24"/>
                 <w:szCs w:val="24"/>
               </w:rPr>
               <w:t>血型</w:t>
@@ -649,7 +700,9 @@
             </w:pPr>
             <w:r>
               <w:rPr>
-                <w:sz w:val="20"/>
+                <w:rFonts w:ascii="DFKai-SB" w:hAnsi="DFKai-SB" w:eastAsia="DFKai-SB" w:cs="DFKai-SB"/>
+                <w:sz w:val="24"/>
+                <w:szCs w:val="24"/>
               </w:rPr>
               <w:t>{bloodType}</w:t>
             </w:r>
@@ -738,7 +791,8 @@
             </w:pPr>
             <w:r>
               <w:rPr>
-                <w:rFonts w:ascii="標楷體" w:hAnsi="標楷體" w:cs="標楷體" w:eastAsia="標楷體"/>
+                <w:rFonts w:ascii="DFKai-SB" w:hAnsi="DFKai-SB" w:cs="DFKai-SB" w:eastAsia="DFKai-SB"/>
+                <w:sz w:val="24"/>
                 <w:szCs w:val="24"/>
               </w:rPr>
               <w:t>離校時間</w:t>
@@ -754,7 +808,7 @@
               <w:bottom w:val="single" w:sz="4" w:space="0" w:color="000000"/>
               <w:right w:val="single" w:sz="4" w:space="0" w:color="000000"/>
             </w:tcBorders>
-            <w:vAlign w:val="bottom"/>
+            <w:vAlign w:val="center"/>
           </w:tcPr>
           <w:p>
             <w:pPr>
@@ -769,10 +823,10 @@
             </w:pPr>
             <w:r>
               <w:rPr>
-                <w:rFonts w:ascii="標楷體" w:hAnsi="標楷體" w:cs="標楷體" w:eastAsia="標楷體"/>
+                <w:rFonts w:ascii="DFKai-SB" w:hAnsi="DFKai-SB" w:cs="DFKai-SB" w:eastAsia="DFKai-SB"/>
                 <w:color w:val="808080"/>
-                <w:sz w:val="10"/>
-                <w:szCs w:val="10"/>
+                <w:sz w:val="24"/>
+                <w:szCs w:val="24"/>
               </w:rPr>
               <w:t>（由輔導人員填寫）</w:t>
             </w:r>
@@ -803,7 +857,8 @@
             </w:pPr>
             <w:r>
               <w:rPr>
-                <w:rFonts w:eastAsia="標楷體" w:cs="標楷體" w:ascii="標楷體" w:hAnsi="標楷體"/>
+                <w:rFonts w:eastAsia="DFKai-SB" w:cs="DFKai-SB" w:ascii="DFKai-SB" w:hAnsi="DFKai-SB"/>
+                <w:sz w:val="24"/>
                 <w:szCs w:val="24"/>
               </w:rPr>
               <w:t>E-mail</w:t>
@@ -825,7 +880,9 @@
           <w:p>
             <w:r>
               <w:rPr>
-                <w:sz w:val="20"/>
+                <w:rFonts w:ascii="DFKai-SB" w:hAnsi="DFKai-SB" w:eastAsia="DFKai-SB" w:cs="DFKai-SB"/>
+                <w:sz w:val="24"/>
+                <w:szCs w:val="24"/>
               </w:rPr>
               <w:t>{email}</w:t>
             </w:r>
@@ -854,7 +911,8 @@
             </w:pPr>
             <w:r>
               <w:rPr>
-                <w:rFonts w:ascii="標楷體" w:hAnsi="標楷體" w:cs="標楷體" w:eastAsia="標楷體"/>
+                <w:rFonts w:ascii="DFKai-SB" w:hAnsi="DFKai-SB" w:cs="DFKai-SB" w:eastAsia="DFKai-SB"/>
+                <w:sz w:val="24"/>
                 <w:szCs w:val="24"/>
               </w:rPr>
               <w:t>入學方式</w:t>
@@ -876,7 +934,9 @@
           <w:p>
             <w:r>
               <w:rPr>
-                <w:sz w:val="19"/>
+                <w:rFonts w:ascii="DFKai-SB" w:hAnsi="DFKai-SB" w:eastAsia="DFKai-SB" w:cs="DFKai-SB"/>
+                <w:sz w:val="24"/>
+                <w:szCs w:val="24"/>
               </w:rPr>
               <w:t>{admissionMethodChecks}</w:t>
             </w:r>
@@ -907,7 +967,8 @@
             </w:pPr>
             <w:r>
               <w:rPr>
-                <w:rFonts w:ascii="標楷體" w:hAnsi="標楷體" w:cs="標楷體" w:eastAsia="標楷體"/>
+                <w:rFonts w:ascii="DFKai-SB" w:hAnsi="DFKai-SB" w:cs="DFKai-SB" w:eastAsia="DFKai-SB"/>
+                <w:sz w:val="24"/>
                 <w:szCs w:val="24"/>
               </w:rPr>
               <w:t>住址</w:t>
@@ -924,11 +985,14 @@
               <w:bottom w:val="single" w:sz="4" w:space="0" w:color="000000"/>
               <w:right w:val="single" w:sz="4" w:space="0" w:color="000000"/>
             </w:tcBorders>
-          </w:tcPr>
-          <w:p>
-            <w:r>
-              <w:rPr>
-                <w:sz w:val="19"/>
+            <w:vAlign w:val="center"/>
+          </w:tcPr>
+          <w:p>
+            <w:r>
+              <w:rPr>
+                <w:rFonts w:ascii="DFKai-SB" w:hAnsi="DFKai-SB" w:eastAsia="DFKai-SB" w:cs="DFKai-SB"/>
+                <w:sz w:val="24"/>
+                <w:szCs w:val="24"/>
               </w:rPr>
               <w:t>{addressBlock}</w:t>
             </w:r>
@@ -957,7 +1021,8 @@
             </w:pPr>
             <w:r>
               <w:rPr>
-                <w:rFonts w:ascii="標楷體" w:hAnsi="標楷體" w:cs="標楷體" w:eastAsia="標楷體"/>
+                <w:rFonts w:ascii="DFKai-SB" w:hAnsi="DFKai-SB" w:cs="DFKai-SB" w:eastAsia="DFKai-SB"/>
+                <w:sz w:val="24"/>
                 <w:szCs w:val="24"/>
               </w:rPr>
               <w:t>聯絡電話</w:t>
@@ -974,11 +1039,14 @@
               <w:bottom w:val="single" w:sz="4" w:space="0" w:color="000000"/>
               <w:right w:val="single" w:sz="4" w:space="0" w:color="000000"/>
             </w:tcBorders>
-          </w:tcPr>
-          <w:p>
-            <w:r>
-              <w:rPr>
-                <w:sz w:val="19"/>
+            <w:vAlign w:val="center"/>
+          </w:tcPr>
+          <w:p>
+            <w:r>
+              <w:rPr>
+                <w:rFonts w:ascii="DFKai-SB" w:hAnsi="DFKai-SB" w:eastAsia="DFKai-SB" w:cs="DFKai-SB"/>
+                <w:sz w:val="24"/>
+                <w:szCs w:val="24"/>
               </w:rPr>
               <w:t>{phoneBlock}</w:t>
             </w:r>
@@ -997,11 +1065,14 @@
               <w:bottom w:val="single" w:sz="4" w:space="0" w:color="000000"/>
               <w:right w:val="single" w:sz="4" w:space="0" w:color="000000"/>
             </w:tcBorders>
-          </w:tcPr>
-          <w:p>
-            <w:r>
-              <w:rPr>
-                <w:sz w:val="19"/>
+            <w:vAlign w:val="center"/>
+          </w:tcPr>
+          <w:p>
+            <w:r>
+              <w:rPr>
+                <w:rFonts w:ascii="DFKai-SB" w:hAnsi="DFKai-SB" w:eastAsia="DFKai-SB" w:cs="DFKai-SB"/>
+                <w:sz w:val="24"/>
+                <w:szCs w:val="24"/>
               </w:rPr>
               <w:t>{certificateBlock}</w:t>
             </w:r>
@@ -1036,7 +1107,8 @@
             </w:pPr>
             <w:r>
               <w:rPr>
-                <w:rFonts w:ascii="標楷體" w:hAnsi="標楷體" w:cs="標楷體" w:eastAsia="標楷體"/>
+                <w:rFonts w:ascii="DFKai-SB" w:hAnsi="DFKai-SB" w:cs="DFKai-SB" w:eastAsia="DFKai-SB"/>
+                <w:sz w:val="24"/>
                 <w:szCs w:val="24"/>
               </w:rPr>
               <w:t>障礙狀況</w:t>
@@ -1059,7 +1131,9 @@
           <w:p>
             <w:r>
               <w:rPr>
-                <w:sz w:val="19"/>
+                <w:rFonts w:ascii="DFKai-SB" w:hAnsi="DFKai-SB" w:eastAsia="DFKai-SB" w:cs="DFKai-SB"/>
+                <w:sz w:val="24"/>
+                <w:szCs w:val="24"/>
               </w:rPr>
               <w:t>{disabilityBlock}</w:t>
             </w:r>
@@ -1075,18 +1149,20 @@
               <w:bottom w:val="single" w:sz="4" w:space="0" w:color="000000"/>
               <w:right w:val="single" w:sz="4" w:space="0" w:color="000000"/>
             </w:tcBorders>
-          </w:tcPr>
-          <w:p>
-            <w:pPr>
-              <w:pStyle w:val="Normal"/>
-              <w:rPr>
-                <w:rFonts w:ascii="標楷體" w:hAnsi="標楷體" w:eastAsia="標楷體" w:cs="標楷體"/>
-                <w:szCs w:val="24"/>
-              </w:rPr>
-            </w:pPr>
-            <w:r>
-              <w:rPr>
-                <w:rFonts w:ascii="標楷體" w:hAnsi="標楷體" w:cs="標楷體" w:eastAsia="標楷體"/>
+            <w:vAlign w:val="center"/>
+          </w:tcPr>
+          <w:p>
+            <w:pPr>
+              <w:pStyle w:val="Normal"/>
+              <w:rPr>
+                <w:rFonts w:ascii="標楷體" w:hAnsi="標楷體" w:eastAsia="標楷體" w:cs="標楷體"/>
+                <w:szCs w:val="24"/>
+              </w:rPr>
+            </w:pPr>
+            <w:r>
+              <w:rPr>
+                <w:rFonts w:ascii="DFKai-SB" w:hAnsi="DFKai-SB" w:cs="DFKai-SB" w:eastAsia="DFKai-SB"/>
+                <w:sz w:val="24"/>
                 <w:szCs w:val="24"/>
               </w:rPr>
               <w:t>平時就診醫院</w:t>
@@ -1108,7 +1184,9 @@
           <w:p>
             <w:r>
               <w:rPr>
-                <w:sz w:val="19"/>
+                <w:rFonts w:ascii="DFKai-SB" w:hAnsi="DFKai-SB" w:eastAsia="DFKai-SB" w:cs="DFKai-SB"/>
+                <w:sz w:val="24"/>
+                <w:szCs w:val="24"/>
               </w:rPr>
               <w:t>{hospital}</w:t>
             </w:r>
@@ -1196,18 +1274,20 @@
               <w:bottom w:val="single" w:sz="4" w:space="0" w:color="000000"/>
               <w:right w:val="single" w:sz="4" w:space="0" w:color="000000"/>
             </w:tcBorders>
-          </w:tcPr>
-          <w:p>
-            <w:pPr>
-              <w:pStyle w:val="Normal"/>
-              <w:rPr>
-                <w:rFonts w:ascii="標楷體" w:hAnsi="標楷體" w:eastAsia="標楷體" w:cs="標楷體"/>
-                <w:szCs w:val="24"/>
-              </w:rPr>
-            </w:pPr>
-            <w:r>
-              <w:rPr>
-                <w:rFonts w:ascii="標楷體" w:hAnsi="標楷體" w:cs="標楷體" w:eastAsia="標楷體"/>
+            <w:vAlign w:val="center"/>
+          </w:tcPr>
+          <w:p>
+            <w:pPr>
+              <w:pStyle w:val="Normal"/>
+              <w:rPr>
+                <w:rFonts w:ascii="標楷體" w:hAnsi="標楷體" w:eastAsia="標楷體" w:cs="標楷體"/>
+                <w:szCs w:val="24"/>
+              </w:rPr>
+            </w:pPr>
+            <w:r>
+              <w:rPr>
+                <w:rFonts w:ascii="DFKai-SB" w:hAnsi="DFKai-SB" w:cs="DFKai-SB" w:eastAsia="DFKai-SB"/>
+                <w:sz w:val="24"/>
                 <w:szCs w:val="24"/>
               </w:rPr>
               <w:t>主治醫師</w:t>
@@ -1229,7 +1309,9 @@
           <w:p>
             <w:r>
               <w:rPr>
-                <w:sz w:val="19"/>
+                <w:rFonts w:ascii="DFKai-SB" w:hAnsi="DFKai-SB" w:eastAsia="DFKai-SB" w:cs="DFKai-SB"/>
+                <w:sz w:val="24"/>
+                <w:szCs w:val="24"/>
               </w:rPr>
               <w:t>{doctor}</w:t>
             </w:r>
@@ -1290,7 +1372,9 @@
           <w:p>
             <w:r>
               <w:rPr>
-                <w:sz w:val="19"/>
+                <w:rFonts w:ascii="DFKai-SB" w:hAnsi="DFKai-SB" w:eastAsia="DFKai-SB" w:cs="DFKai-SB"/>
+                <w:sz w:val="24"/>
+                <w:szCs w:val="24"/>
               </w:rPr>
               <w:t>{causeBlock}</w:t>
             </w:r>
@@ -1351,7 +1435,9 @@
           <w:p>
             <w:r>
               <w:rPr>
-                <w:sz w:val="19"/>
+                <w:rFonts w:ascii="DFKai-SB" w:hAnsi="DFKai-SB" w:eastAsia="DFKai-SB" w:cs="DFKai-SB"/>
+                <w:sz w:val="24"/>
+                <w:szCs w:val="24"/>
               </w:rPr>
               <w:t>{treatmentBlock}</w:t>
             </w:r>
@@ -1412,7 +1498,9 @@
           <w:p>
             <w:r>
               <w:rPr>
-                <w:sz w:val="19"/>
+                <w:rFonts w:ascii="DFKai-SB" w:hAnsi="DFKai-SB" w:eastAsia="DFKai-SB" w:cs="DFKai-SB"/>
+                <w:sz w:val="24"/>
+                <w:szCs w:val="24"/>
               </w:rPr>
               <w:t>{statusBlock}</w:t>
             </w:r>
@@ -1447,7 +1535,8 @@
             </w:pPr>
             <w:r>
               <w:rPr>
-                <w:rFonts w:ascii="標楷體" w:hAnsi="標楷體" w:cs="標楷體" w:eastAsia="標楷體"/>
+                <w:rFonts w:ascii="DFKai-SB" w:hAnsi="DFKai-SB" w:cs="DFKai-SB" w:eastAsia="DFKai-SB"/>
+                <w:sz w:val="24"/>
                 <w:szCs w:val="24"/>
               </w:rPr>
               <w:t>身體狀況健康檢查</w:t>
@@ -1471,6 +1560,11 @@
               <w:jc w:val="center"/>
             </w:pPr>
             <w:r>
+              <w:rPr>
+                <w:rFonts w:ascii="DFKai-SB" w:hAnsi="DFKai-SB" w:eastAsia="DFKai-SB" w:cs="DFKai-SB"/>
+                <w:sz w:val="24"/>
+                <w:szCs w:val="24"/>
+              </w:rPr>
               <w:t>身高</w:t>
             </w:r>
           </w:p>
@@ -1497,6 +1591,11 @@
               </w:rPr>
             </w:pPr>
             <w:r>
+              <w:rPr>
+                <w:rFonts w:ascii="DFKai-SB" w:hAnsi="DFKai-SB" w:eastAsia="DFKai-SB" w:cs="DFKai-SB"/>
+                <w:sz w:val="24"/>
+                <w:szCs w:val="24"/>
+              </w:rPr>
               <w:t>{height} 公分</w:t>
             </w:r>
           </w:p>
@@ -1524,7 +1623,8 @@
             </w:pPr>
             <w:r>
               <w:rPr>
-                <w:rFonts w:ascii="標楷體" w:hAnsi="標楷體" w:cs="標楷體" w:eastAsia="標楷體"/>
+                <w:rFonts w:ascii="DFKai-SB" w:hAnsi="DFKai-SB" w:cs="DFKai-SB" w:eastAsia="DFKai-SB"/>
+                <w:sz w:val="24"/>
                 <w:szCs w:val="24"/>
               </w:rPr>
               <w:t>視力</w:t>
@@ -1541,11 +1641,14 @@
               <w:bottom w:val="single" w:sz="4" w:space="0" w:color="000000"/>
               <w:right w:val="single" w:sz="4" w:space="0" w:color="000000"/>
             </w:tcBorders>
-          </w:tcPr>
-          <w:p>
-            <w:r>
-              <w:rPr>
-                <w:sz w:val="19"/>
+            <w:vAlign w:val="center"/>
+          </w:tcPr>
+          <w:p>
+            <w:r>
+              <w:rPr>
+                <w:rFonts w:ascii="DFKai-SB" w:hAnsi="DFKai-SB" w:eastAsia="DFKai-SB" w:cs="DFKai-SB"/>
+                <w:sz w:val="24"/>
+                <w:szCs w:val="24"/>
               </w:rPr>
               <w:t>{visionBlock}</w:t>
             </w:r>
@@ -1606,6 +1709,11 @@
               <w:jc w:val="center"/>
             </w:pPr>
             <w:r>
+              <w:rPr>
+                <w:rFonts w:ascii="DFKai-SB" w:hAnsi="DFKai-SB" w:eastAsia="DFKai-SB" w:cs="DFKai-SB"/>
+                <w:sz w:val="24"/>
+                <w:szCs w:val="24"/>
+              </w:rPr>
               <w:t>體重</w:t>
             </w:r>
           </w:p>
@@ -1632,6 +1740,11 @@
               </w:rPr>
             </w:pPr>
             <w:r>
+              <w:rPr>
+                <w:rFonts w:ascii="DFKai-SB" w:hAnsi="DFKai-SB" w:eastAsia="DFKai-SB" w:cs="DFKai-SB"/>
+                <w:sz w:val="24"/>
+                <w:szCs w:val="24"/>
+              </w:rPr>
               <w:t>{weight} 公斤</w:t>
             </w:r>
           </w:p>
@@ -1659,7 +1772,8 @@
             </w:pPr>
             <w:r>
               <w:rPr>
-                <w:rFonts w:ascii="標楷體" w:hAnsi="標楷體" w:cs="標楷體" w:eastAsia="標楷體"/>
+                <w:rFonts w:ascii="DFKai-SB" w:hAnsi="DFKai-SB" w:cs="DFKai-SB" w:eastAsia="DFKai-SB"/>
+                <w:sz w:val="24"/>
                 <w:szCs w:val="24"/>
               </w:rPr>
               <w:t>聽力</w:t>
@@ -1676,11 +1790,14 @@
               <w:bottom w:val="single" w:sz="4" w:space="0" w:color="000000"/>
               <w:right w:val="single" w:sz="4" w:space="0" w:color="000000"/>
             </w:tcBorders>
-          </w:tcPr>
-          <w:p>
-            <w:r>
-              <w:rPr>
-                <w:sz w:val="19"/>
+            <w:vAlign w:val="center"/>
+          </w:tcPr>
+          <w:p>
+            <w:r>
+              <w:rPr>
+                <w:rFonts w:ascii="DFKai-SB" w:hAnsi="DFKai-SB" w:eastAsia="DFKai-SB" w:cs="DFKai-SB"/>
+                <w:sz w:val="24"/>
+                <w:szCs w:val="24"/>
               </w:rPr>
               <w:t>{hearingBlock}</w:t>
             </w:r>
@@ -1715,7 +1832,8 @@
             </w:pPr>
             <w:r>
               <w:rPr>
-                <w:rFonts w:ascii="標楷體" w:hAnsi="標楷體" w:cs="標楷體" w:eastAsia="標楷體"/>
+                <w:rFonts w:ascii="DFKai-SB" w:hAnsi="DFKai-SB" w:cs="DFKai-SB" w:eastAsia="DFKai-SB"/>
+                <w:sz w:val="24"/>
                 <w:szCs w:val="24"/>
               </w:rPr>
               <w:t>能力</w:t>
@@ -1732,7 +1850,8 @@
             </w:pPr>
             <w:r>
               <w:rPr>
-                <w:rFonts w:ascii="標楷體" w:hAnsi="標楷體" w:cs="標楷體" w:eastAsia="標楷體"/>
+                <w:rFonts w:ascii="DFKai-SB" w:hAnsi="DFKai-SB" w:cs="DFKai-SB" w:eastAsia="DFKai-SB"/>
+                <w:sz w:val="24"/>
                 <w:szCs w:val="24"/>
               </w:rPr>
               <w:t>狀況</w:t>
@@ -1749,6 +1868,7 @@
               <w:bottom w:val="single" w:sz="6" w:space="0" w:color="000000"/>
               <w:right w:val="single" w:sz="6" w:space="0" w:color="000000"/>
             </w:tcBorders>
+            <w:vAlign w:val="center"/>
           </w:tcPr>
           <w:p>
             <w:pPr>
@@ -1762,8 +1882,9 @@
             </w:pPr>
             <w:r>
               <w:rPr>
-                <w:rFonts w:ascii="標楷體" w:hAnsi="標楷體" w:cs="標楷體" w:eastAsia="標楷體"/>
-                <w:sz w:val="22"/>
+                <w:rFonts w:ascii="DFKai-SB" w:hAnsi="DFKai-SB" w:cs="DFKai-SB" w:eastAsia="DFKai-SB"/>
+                <w:sz w:val="24"/>
+                <w:szCs w:val="24"/>
               </w:rPr>
               <w:t>體力</w:t>
             </w:r>
@@ -1779,11 +1900,14 @@
               <w:bottom w:val="single" w:sz="6" w:space="0" w:color="000000"/>
               <w:right w:val="single" w:sz="6" w:space="0" w:color="000000"/>
             </w:tcBorders>
-          </w:tcPr>
-          <w:p>
-            <w:r>
-              <w:rPr>
-                <w:sz w:val="18"/>
+            <w:vAlign w:val="center"/>
+          </w:tcPr>
+          <w:p>
+            <w:r>
+              <w:rPr>
+                <w:rFonts w:ascii="DFKai-SB" w:hAnsi="DFKai-SB" w:eastAsia="DFKai-SB" w:cs="DFKai-SB"/>
+                <w:sz w:val="24"/>
+                <w:szCs w:val="24"/>
               </w:rPr>
               <w:t>{strengthChecks}</w:t>
             </w:r>
@@ -1814,8 +1938,9 @@
             </w:pPr>
             <w:r>
               <w:rPr>
-                <w:rFonts w:ascii="標楷體" w:hAnsi="標楷體" w:cs="標楷體" w:eastAsia="標楷體"/>
-                <w:sz w:val="22"/>
+                <w:rFonts w:ascii="DFKai-SB" w:hAnsi="DFKai-SB" w:cs="DFKai-SB" w:eastAsia="DFKai-SB"/>
+                <w:sz w:val="24"/>
+                <w:szCs w:val="24"/>
               </w:rPr>
               <w:t>反應</w:t>
             </w:r>
@@ -1831,8 +1956,9 @@
             </w:pPr>
             <w:r>
               <w:rPr>
-                <w:rFonts w:ascii="標楷體" w:hAnsi="標楷體" w:cs="標楷體" w:eastAsia="標楷體"/>
-                <w:sz w:val="22"/>
+                <w:rFonts w:ascii="DFKai-SB" w:hAnsi="DFKai-SB" w:cs="DFKai-SB" w:eastAsia="DFKai-SB"/>
+                <w:sz w:val="24"/>
+                <w:szCs w:val="24"/>
               </w:rPr>
               <w:t>狀況</w:t>
             </w:r>
@@ -1849,11 +1975,14 @@
               <w:bottom w:val="single" w:sz="6" w:space="0" w:color="000000"/>
               <w:right w:val="single" w:sz="6" w:space="0" w:color="000000"/>
             </w:tcBorders>
-          </w:tcPr>
-          <w:p>
-            <w:r>
-              <w:rPr>
-                <w:sz w:val="17"/>
+            <w:vAlign w:val="center"/>
+          </w:tcPr>
+          <w:p>
+            <w:r>
+              <w:rPr>
+                <w:rFonts w:ascii="DFKai-SB" w:hAnsi="DFKai-SB" w:eastAsia="DFKai-SB" w:cs="DFKai-SB"/>
+                <w:sz w:val="24"/>
+                <w:szCs w:val="24"/>
               </w:rPr>
               <w:t>{reactionChecks}</w:t>
             </w:r>
@@ -1869,6 +1998,7 @@
               <w:bottom w:val="single" w:sz="6" w:space="0" w:color="000000"/>
               <w:right w:val="single" w:sz="6" w:space="0" w:color="000000"/>
             </w:tcBorders>
+            <w:vAlign w:val="center"/>
           </w:tcPr>
           <w:p>
             <w:pPr>
@@ -1881,25 +2011,27 @@
             </w:pPr>
             <w:r>
               <w:rPr>
-                <w:rFonts w:ascii="標楷體" w:hAnsi="標楷體" w:cs="標楷體" w:eastAsia="標楷體"/>
+                <w:rFonts w:ascii="DFKai-SB" w:hAnsi="DFKai-SB" w:cs="DFKai-SB" w:eastAsia="DFKai-SB"/>
+                <w:sz w:val="24"/>
+                <w:szCs w:val="24"/>
+              </w:rPr>
+              <w:t>是否</w:t>
+            </w:r>
+          </w:p>
+          <w:p>
+            <w:pPr>
+              <w:pStyle w:val="Normal"/>
+              <w:jc w:val="center"/>
+              <w:rPr>
+                <w:rFonts w:ascii="標楷體" w:hAnsi="標楷體" w:eastAsia="標楷體" w:cs="標楷體"/>
                 <w:sz w:val="22"/>
               </w:rPr>
-              <w:t>是否</w:t>
-            </w:r>
-          </w:p>
-          <w:p>
-            <w:pPr>
-              <w:pStyle w:val="Normal"/>
-              <w:jc w:val="center"/>
-              <w:rPr>
-                <w:rFonts w:ascii="標楷體" w:hAnsi="標楷體" w:eastAsia="標楷體" w:cs="標楷體"/>
-                <w:sz w:val="22"/>
-              </w:rPr>
-            </w:pPr>
-            <w:r>
-              <w:rPr>
-                <w:rFonts w:ascii="標楷體" w:hAnsi="標楷體" w:cs="標楷體" w:eastAsia="標楷體"/>
-                <w:sz w:val="22"/>
+            </w:pPr>
+            <w:r>
+              <w:rPr>
+                <w:rFonts w:ascii="DFKai-SB" w:hAnsi="DFKai-SB" w:cs="DFKai-SB" w:eastAsia="DFKai-SB"/>
+                <w:sz w:val="24"/>
+                <w:szCs w:val="24"/>
               </w:rPr>
               <w:t>需要</w:t>
             </w:r>
@@ -1915,8 +2047,9 @@
             </w:pPr>
             <w:r>
               <w:rPr>
-                <w:rFonts w:ascii="標楷體" w:hAnsi="標楷體" w:cs="標楷體" w:eastAsia="標楷體"/>
-                <w:sz w:val="22"/>
+                <w:rFonts w:ascii="DFKai-SB" w:hAnsi="DFKai-SB" w:cs="DFKai-SB" w:eastAsia="DFKai-SB"/>
+                <w:sz w:val="24"/>
+                <w:szCs w:val="24"/>
               </w:rPr>
               <w:t>輔具</w:t>
             </w:r>
@@ -1932,11 +2065,14 @@
               <w:bottom w:val="single" w:sz="6" w:space="0" w:color="000000"/>
               <w:right w:val="single" w:sz="6" w:space="0" w:color="000000"/>
             </w:tcBorders>
-          </w:tcPr>
-          <w:p>
-            <w:r>
-              <w:rPr>
-                <w:sz w:val="17"/>
+            <w:vAlign w:val="center"/>
+          </w:tcPr>
+          <w:p>
+            <w:r>
+              <w:rPr>
+                <w:rFonts w:ascii="DFKai-SB" w:hAnsi="DFKai-SB" w:eastAsia="DFKai-SB" w:cs="DFKai-SB"/>
+                <w:sz w:val="24"/>
+                <w:szCs w:val="24"/>
               </w:rPr>
               <w:t>{assistiveBlock}</w:t>
             </w:r>
@@ -1991,6 +2127,7 @@
               <w:bottom w:val="single" w:sz="6" w:space="0" w:color="000000"/>
               <w:right w:val="single" w:sz="6" w:space="0" w:color="000000"/>
             </w:tcBorders>
+            <w:vAlign w:val="center"/>
           </w:tcPr>
           <w:p>
             <w:pPr>
@@ -2004,8 +2141,9 @@
             </w:pPr>
             <w:r>
               <w:rPr>
-                <w:rFonts w:ascii="標楷體" w:hAnsi="標楷體" w:cs="標楷體" w:eastAsia="標楷體"/>
-                <w:sz w:val="22"/>
+                <w:rFonts w:ascii="DFKai-SB" w:hAnsi="DFKai-SB" w:cs="DFKai-SB" w:eastAsia="DFKai-SB"/>
+                <w:sz w:val="24"/>
+                <w:szCs w:val="24"/>
               </w:rPr>
               <w:t>姿態</w:t>
             </w:r>
@@ -2021,11 +2159,14 @@
               <w:bottom w:val="single" w:sz="6" w:space="0" w:color="000000"/>
               <w:right w:val="single" w:sz="6" w:space="0" w:color="000000"/>
             </w:tcBorders>
-          </w:tcPr>
-          <w:p>
-            <w:r>
-              <w:rPr>
-                <w:sz w:val="18"/>
+            <w:vAlign w:val="center"/>
+          </w:tcPr>
+          <w:p>
+            <w:r>
+              <w:rPr>
+                <w:rFonts w:ascii="DFKai-SB" w:hAnsi="DFKai-SB" w:eastAsia="DFKai-SB" w:cs="DFKai-SB"/>
+                <w:sz w:val="24"/>
+                <w:szCs w:val="24"/>
               </w:rPr>
               <w:t>{postureChecks}</w:t>
             </w:r>
@@ -2195,6 +2336,7 @@
               <w:bottom w:val="single" w:sz="6" w:space="0" w:color="000000"/>
               <w:right w:val="single" w:sz="6" w:space="0" w:color="000000"/>
             </w:tcBorders>
+            <w:vAlign w:val="center"/>
           </w:tcPr>
           <w:p>
             <w:pPr>
@@ -2208,8 +2350,9 @@
             </w:pPr>
             <w:r>
               <w:rPr>
-                <w:rFonts w:ascii="標楷體" w:hAnsi="標楷體" w:cs="標楷體" w:eastAsia="標楷體"/>
-                <w:sz w:val="22"/>
+                <w:rFonts w:ascii="DFKai-SB" w:hAnsi="DFKai-SB" w:cs="DFKai-SB" w:eastAsia="DFKai-SB"/>
+                <w:sz w:val="24"/>
+                <w:szCs w:val="24"/>
               </w:rPr>
               <w:t>行動</w:t>
             </w:r>
@@ -2225,11 +2368,14 @@
               <w:bottom w:val="single" w:sz="6" w:space="0" w:color="000000"/>
               <w:right w:val="single" w:sz="6" w:space="0" w:color="000000"/>
             </w:tcBorders>
-          </w:tcPr>
-          <w:p>
-            <w:r>
-              <w:rPr>
-                <w:sz w:val="18"/>
+            <w:vAlign w:val="center"/>
+          </w:tcPr>
+          <w:p>
+            <w:r>
+              <w:rPr>
+                <w:rFonts w:ascii="DFKai-SB" w:hAnsi="DFKai-SB" w:eastAsia="DFKai-SB" w:cs="DFKai-SB"/>
+                <w:sz w:val="24"/>
+                <w:szCs w:val="24"/>
               </w:rPr>
               <w:t>{mobilityChecks}</w:t>
             </w:r>
@@ -2399,6 +2545,7 @@
               <w:bottom w:val="single" w:sz="6" w:space="0" w:color="000000"/>
               <w:right w:val="single" w:sz="6" w:space="0" w:color="000000"/>
             </w:tcBorders>
+            <w:vAlign w:val="center"/>
           </w:tcPr>
           <w:p>
             <w:pPr>
@@ -2412,8 +2559,9 @@
             </w:pPr>
             <w:r>
               <w:rPr>
-                <w:rFonts w:ascii="標楷體" w:hAnsi="標楷體" w:cs="標楷體" w:eastAsia="標楷體"/>
-                <w:sz w:val="22"/>
+                <w:rFonts w:ascii="DFKai-SB" w:hAnsi="DFKai-SB" w:cs="DFKai-SB" w:eastAsia="DFKai-SB"/>
+                <w:sz w:val="24"/>
+                <w:szCs w:val="24"/>
               </w:rPr>
               <w:t>溝通</w:t>
             </w:r>
@@ -2429,11 +2577,14 @@
               <w:bottom w:val="single" w:sz="6" w:space="0" w:color="000000"/>
               <w:right w:val="single" w:sz="6" w:space="0" w:color="000000"/>
             </w:tcBorders>
-          </w:tcPr>
-          <w:p>
-            <w:r>
-              <w:rPr>
-                <w:sz w:val="17"/>
+            <w:vAlign w:val="center"/>
+          </w:tcPr>
+          <w:p>
+            <w:r>
+              <w:rPr>
+                <w:rFonts w:ascii="DFKai-SB" w:hAnsi="DFKai-SB" w:eastAsia="DFKai-SB" w:cs="DFKai-SB"/>
+                <w:sz w:val="24"/>
+                <w:szCs w:val="24"/>
               </w:rPr>
               <w:t>{communicationChecks}</w:t>
             </w:r>
@@ -2542,6 +2693,7 @@
               <w:bottom w:val="single" w:sz="6" w:space="0" w:color="000000"/>
               <w:right w:val="single" w:sz="6" w:space="0" w:color="000000"/>
             </w:tcBorders>
+            <w:vAlign w:val="center"/>
           </w:tcPr>
           <w:p>
             <w:pPr>
@@ -2555,8 +2707,9 @@
             </w:pPr>
             <w:r>
               <w:rPr>
-                <w:rFonts w:ascii="標楷體" w:hAnsi="標楷體" w:cs="標楷體" w:eastAsia="標楷體"/>
-                <w:sz w:val="22"/>
+                <w:rFonts w:ascii="DFKai-SB" w:hAnsi="DFKai-SB" w:cs="DFKai-SB" w:eastAsia="DFKai-SB"/>
+                <w:sz w:val="24"/>
+                <w:szCs w:val="24"/>
               </w:rPr>
               <w:t>定向</w:t>
             </w:r>
@@ -2572,11 +2725,14 @@
               <w:bottom w:val="single" w:sz="6" w:space="0" w:color="000000"/>
               <w:right w:val="single" w:sz="6" w:space="0" w:color="000000"/>
             </w:tcBorders>
-          </w:tcPr>
-          <w:p>
-            <w:r>
-              <w:rPr>
-                <w:sz w:val="17"/>
+            <w:vAlign w:val="center"/>
+          </w:tcPr>
+          <w:p>
+            <w:r>
+              <w:rPr>
+                <w:rFonts w:ascii="DFKai-SB" w:hAnsi="DFKai-SB" w:eastAsia="DFKai-SB" w:cs="DFKai-SB"/>
+                <w:sz w:val="24"/>
+                <w:szCs w:val="24"/>
               </w:rPr>
               <w:t>{orientationChecks}</w:t>
             </w:r>
@@ -2629,6 +2785,7 @@
               <w:bottom w:val="single" w:sz="4" w:space="0" w:color="000000"/>
               <w:right w:val="single" w:sz="6" w:space="0" w:color="000000"/>
             </w:tcBorders>
+            <w:vAlign w:val="center"/>
           </w:tcPr>
           <w:p>
             <w:pPr>
@@ -2641,8 +2798,9 @@
             </w:pPr>
             <w:r>
               <w:rPr>
-                <w:rFonts w:ascii="標楷體" w:hAnsi="標楷體" w:cs="標楷體" w:eastAsia="標楷體"/>
-                <w:sz w:val="22"/>
+                <w:rFonts w:ascii="DFKai-SB" w:hAnsi="DFKai-SB" w:cs="DFKai-SB" w:eastAsia="DFKai-SB"/>
+                <w:sz w:val="24"/>
+                <w:szCs w:val="24"/>
               </w:rPr>
               <w:t>動作能力</w:t>
             </w:r>
@@ -2658,11 +2816,14 @@
               <w:bottom w:val="single" w:sz="4" w:space="0" w:color="000000"/>
               <w:right w:val="single" w:sz="6" w:space="0" w:color="000000"/>
             </w:tcBorders>
-          </w:tcPr>
-          <w:p>
-            <w:r>
-              <w:rPr>
-                <w:sz w:val="18"/>
+            <w:vAlign w:val="center"/>
+          </w:tcPr>
+          <w:p>
+            <w:r>
+              <w:rPr>
+                <w:rFonts w:ascii="DFKai-SB" w:hAnsi="DFKai-SB" w:eastAsia="DFKai-SB" w:cs="DFKai-SB"/>
+                <w:sz w:val="24"/>
+                <w:szCs w:val="24"/>
               </w:rPr>
               <w:t>{motorChecks}</w:t>
             </w:r>
@@ -2697,7 +2858,8 @@
             </w:pPr>
             <w:r>
               <w:rPr>
-                <w:rFonts w:ascii="標楷體" w:hAnsi="標楷體" w:cs="標楷體" w:eastAsia="標楷體"/>
+                <w:rFonts w:ascii="DFKai-SB" w:hAnsi="DFKai-SB" w:cs="DFKai-SB" w:eastAsia="DFKai-SB"/>
+                <w:sz w:val="24"/>
                 <w:szCs w:val="24"/>
               </w:rPr>
               <w:t>緊急</w:t>
@@ -2714,7 +2876,8 @@
             </w:pPr>
             <w:r>
               <w:rPr>
-                <w:rFonts w:ascii="標楷體" w:hAnsi="標楷體" w:cs="標楷體" w:eastAsia="標楷體"/>
+                <w:rFonts w:ascii="DFKai-SB" w:hAnsi="DFKai-SB" w:cs="DFKai-SB" w:eastAsia="DFKai-SB"/>
+                <w:sz w:val="24"/>
                 <w:szCs w:val="24"/>
               </w:rPr>
               <w:t>聯絡人</w:t>
@@ -2745,7 +2908,8 @@
             </w:pPr>
             <w:r>
               <w:rPr>
-                <w:rFonts w:ascii="標楷體" w:hAnsi="標楷體" w:cs="標楷體" w:eastAsia="標楷體"/>
+                <w:rFonts w:ascii="DFKai-SB" w:hAnsi="DFKai-SB" w:cs="DFKai-SB" w:eastAsia="DFKai-SB"/>
+                <w:sz w:val="24"/>
                 <w:szCs w:val="24"/>
               </w:rPr>
               <w:t>姓名</w:t>
@@ -2768,7 +2932,9 @@
           <w:p>
             <w:r>
               <w:rPr>
-                <w:sz w:val="19"/>
+                <w:rFonts w:ascii="DFKai-SB" w:hAnsi="DFKai-SB" w:eastAsia="DFKai-SB" w:cs="DFKai-SB"/>
+                <w:sz w:val="24"/>
+                <w:szCs w:val="24"/>
               </w:rPr>
               <w:t>{emergencyName}</w:t>
             </w:r>
@@ -2798,7 +2964,8 @@
             </w:pPr>
             <w:r>
               <w:rPr>
-                <w:rFonts w:ascii="標楷體" w:hAnsi="標楷體" w:cs="標楷體" w:eastAsia="標楷體"/>
+                <w:rFonts w:ascii="DFKai-SB" w:hAnsi="DFKai-SB" w:cs="DFKai-SB" w:eastAsia="DFKai-SB"/>
+                <w:sz w:val="24"/>
                 <w:szCs w:val="24"/>
               </w:rPr>
               <w:t>電話</w:t>
@@ -2815,9 +2982,15 @@
               <w:bottom w:val="single" w:sz="4" w:space="0" w:color="000000"/>
               <w:right w:val="single" w:sz="4" w:space="0" w:color="000000"/>
             </w:tcBorders>
-          </w:tcPr>
-          <w:p>
-            <w:r>
+            <w:vAlign w:val="center"/>
+          </w:tcPr>
+          <w:p>
+            <w:r>
+              <w:rPr>
+                <w:rFonts w:ascii="DFKai-SB" w:hAnsi="DFKai-SB" w:eastAsia="DFKai-SB" w:cs="DFKai-SB"/>
+                <w:sz w:val="24"/>
+                <w:szCs w:val="24"/>
+              </w:rPr>
               <w:t>{emergencyCompanyPhoneText}</w:t>
             </w:r>
           </w:p>
@@ -2960,16 +3133,22 @@
               <w:bottom w:val="single" w:sz="4" w:space="0" w:color="000000"/>
               <w:right w:val="single" w:sz="4" w:space="0" w:color="000000"/>
             </w:tcBorders>
-          </w:tcPr>
-          <w:p>
-            <w:pPr>
-              <w:pStyle w:val="Normal"/>
-              <w:rPr>
-                <w:rFonts w:ascii="標楷體" w:hAnsi="標楷體" w:eastAsia="標楷體" w:cs="標楷體"/>
-                <w:szCs w:val="24"/>
-              </w:rPr>
-            </w:pPr>
-            <w:r>
+            <w:vAlign w:val="center"/>
+          </w:tcPr>
+          <w:p>
+            <w:pPr>
+              <w:pStyle w:val="Normal"/>
+              <w:rPr>
+                <w:rFonts w:ascii="標楷體" w:hAnsi="標楷體" w:eastAsia="標楷體" w:cs="標楷體"/>
+                <w:szCs w:val="24"/>
+              </w:rPr>
+            </w:pPr>
+            <w:r>
+              <w:rPr>
+                <w:rFonts w:ascii="DFKai-SB" w:hAnsi="DFKai-SB" w:eastAsia="DFKai-SB" w:cs="DFKai-SB"/>
+                <w:sz w:val="24"/>
+                <w:szCs w:val="24"/>
+              </w:rPr>
               <w:t>{emergencyHomePhoneText}</w:t>
             </w:r>
           </w:p>
@@ -3035,7 +3214,8 @@
             </w:pPr>
             <w:r>
               <w:rPr>
-                <w:rFonts w:ascii="標楷體" w:hAnsi="標楷體" w:cs="標楷體" w:eastAsia="標楷體"/>
+                <w:rFonts w:ascii="DFKai-SB" w:hAnsi="DFKai-SB" w:cs="DFKai-SB" w:eastAsia="DFKai-SB"/>
+                <w:sz w:val="24"/>
                 <w:szCs w:val="24"/>
               </w:rPr>
               <w:t>關係</w:t>
@@ -3058,7 +3238,9 @@
           <w:p>
             <w:r>
               <w:rPr>
-                <w:sz w:val="19"/>
+                <w:rFonts w:ascii="DFKai-SB" w:hAnsi="DFKai-SB" w:eastAsia="DFKai-SB" w:cs="DFKai-SB"/>
+                <w:sz w:val="24"/>
+                <w:szCs w:val="24"/>
               </w:rPr>
               <w:t>{emergencyRelation}</w:t>
             </w:r>
@@ -3104,16 +3286,22 @@
               <w:bottom w:val="single" w:sz="4" w:space="0" w:color="000000"/>
               <w:right w:val="single" w:sz="4" w:space="0" w:color="000000"/>
             </w:tcBorders>
-          </w:tcPr>
-          <w:p>
-            <w:pPr>
-              <w:pStyle w:val="Normal"/>
-              <w:rPr>
-                <w:rFonts w:ascii="標楷體" w:hAnsi="標楷體" w:eastAsia="標楷體" w:cs="標楷體"/>
-                <w:szCs w:val="24"/>
-              </w:rPr>
-            </w:pPr>
-            <w:r>
+            <w:vAlign w:val="center"/>
+          </w:tcPr>
+          <w:p>
+            <w:pPr>
+              <w:pStyle w:val="Normal"/>
+              <w:rPr>
+                <w:rFonts w:ascii="標楷體" w:hAnsi="標楷體" w:eastAsia="標楷體" w:cs="標楷體"/>
+                <w:szCs w:val="24"/>
+              </w:rPr>
+            </w:pPr>
+            <w:r>
+              <w:rPr>
+                <w:rFonts w:ascii="DFKai-SB" w:hAnsi="DFKai-SB" w:eastAsia="DFKai-SB" w:cs="DFKai-SB"/>
+                <w:sz w:val="24"/>
+                <w:szCs w:val="24"/>
+              </w:rPr>
               <w:t>{emergencyMobileText}</w:t>
             </w:r>
           </w:p>
@@ -3255,16 +3443,22 @@
               <w:bottom w:val="single" w:sz="4" w:space="0" w:color="000000"/>
               <w:right w:val="single" w:sz="4" w:space="0" w:color="000000"/>
             </w:tcBorders>
-          </w:tcPr>
-          <w:p>
-            <w:pPr>
-              <w:pStyle w:val="Normal"/>
-              <w:rPr>
-                <w:rFonts w:ascii="標楷體" w:hAnsi="標楷體" w:eastAsia="標楷體" w:cs="標楷體"/>
-                <w:szCs w:val="24"/>
-              </w:rPr>
-            </w:pPr>
-            <w:r>
+            <w:vAlign w:val="center"/>
+          </w:tcPr>
+          <w:p>
+            <w:pPr>
+              <w:pStyle w:val="Normal"/>
+              <w:rPr>
+                <w:rFonts w:ascii="標楷體" w:hAnsi="標楷體" w:eastAsia="標楷體" w:cs="標楷體"/>
+                <w:szCs w:val="24"/>
+              </w:rPr>
+            </w:pPr>
+            <w:r>
+              <w:rPr>
+                <w:rFonts w:ascii="DFKai-SB" w:hAnsi="DFKai-SB" w:eastAsia="DFKai-SB" w:cs="DFKai-SB"/>
+                <w:sz w:val="24"/>
+                <w:szCs w:val="24"/>
+              </w:rPr>
               <w:t>{emergencyEmailText}</w:t>
             </w:r>
           </w:p>
@@ -3297,7 +3491,8 @@
             </w:pPr>
             <w:r>
               <w:rPr>
-                <w:rFonts w:ascii="標楷體" w:hAnsi="標楷體" w:cs="標楷體" w:eastAsia="標楷體"/>
+                <w:rFonts w:ascii="DFKai-SB" w:hAnsi="DFKai-SB" w:cs="DFKai-SB" w:eastAsia="DFKai-SB"/>
+                <w:sz w:val="24"/>
                 <w:szCs w:val="24"/>
               </w:rPr>
               <w:t>住址</w:t>
@@ -3314,11 +3509,14 @@
               <w:bottom w:val="single" w:sz="4" w:space="0" w:color="000000"/>
               <w:right w:val="single" w:sz="4" w:space="0" w:color="000000"/>
             </w:tcBorders>
-          </w:tcPr>
-          <w:p>
-            <w:r>
-              <w:rPr>
-                <w:sz w:val="18"/>
+            <w:vAlign w:val="center"/>
+          </w:tcPr>
+          <w:p>
+            <w:r>
+              <w:rPr>
+                <w:rFonts w:ascii="DFKai-SB" w:hAnsi="DFKai-SB" w:eastAsia="DFKai-SB" w:cs="DFKai-SB"/>
+                <w:sz w:val="24"/>
+                <w:szCs w:val="24"/>
               </w:rPr>
               <w:t>{emergencyAddressBlock}</w:t>
             </w:r>
@@ -3334,6 +3532,11 @@
         </w:rPr>
       </w:pPr>
       <w:r>
+        <w:rPr>
+          <w:rFonts w:ascii="DFKai-SB" w:hAnsi="DFKai-SB" w:eastAsia="DFKai-SB" w:cs="DFKai-SB"/>
+          <w:sz w:val="24"/>
+          <w:szCs w:val="24"/>
+        </w:rPr>
         <w:br w:type="page"/>
       </w:r>
     </w:p>
@@ -3404,21 +3607,24 @@
             </w:pPr>
             <w:r>
               <w:rPr>
-                <w:rFonts w:ascii="標楷體" w:hAnsi="標楷體" w:cs="標楷體" w:eastAsia="標楷體"/>
+                <w:rFonts w:ascii="DFKai-SB" w:hAnsi="DFKai-SB" w:cs="DFKai-SB" w:eastAsia="DFKai-SB"/>
+                <w:sz w:val="24"/>
                 <w:szCs w:val="24"/>
               </w:rPr>
               <w:t>特殊才能</w:t>
             </w:r>
             <w:r>
               <w:rPr>
-                <w:rFonts w:eastAsia="標楷體" w:cs="標楷體" w:ascii="標楷體" w:hAnsi="標楷體"/>
+                <w:rFonts w:eastAsia="DFKai-SB" w:cs="DFKai-SB" w:ascii="DFKai-SB" w:hAnsi="DFKai-SB"/>
+                <w:sz w:val="24"/>
                 <w:szCs w:val="24"/>
               </w:rPr>
               <w:t>/</w:t>
             </w:r>
             <w:r>
               <w:rPr>
-                <w:rFonts w:ascii="標楷體" w:hAnsi="標楷體" w:cs="標楷體" w:eastAsia="標楷體"/>
+                <w:rFonts w:ascii="DFKai-SB" w:hAnsi="DFKai-SB" w:cs="DFKai-SB" w:eastAsia="DFKai-SB"/>
+                <w:sz w:val="24"/>
                 <w:szCs w:val="24"/>
               </w:rPr>
               <w:t>專長</w:t>
@@ -3448,7 +3654,8 @@
             </w:pPr>
             <w:r>
               <w:rPr>
-                <w:rFonts w:eastAsia="標楷體" w:cs="標楷體" w:ascii="標楷體" w:hAnsi="標楷體"/>
+                <w:rFonts w:eastAsia="DFKai-SB" w:cs="DFKai-SB" w:ascii="DFKai-SB" w:hAnsi="DFKai-SB"/>
+                <w:sz w:val="24"/>
                 <w:szCs w:val="24"/>
               </w:rPr>
               <w:t>{talentsBlock}</w:t>
@@ -3470,6 +3677,7 @@
               <w:bottom w:val="single" w:sz="4" w:space="0" w:color="000000"/>
               <w:right w:val="single" w:sz="4" w:space="0" w:color="000000"/>
             </w:tcBorders>
+            <w:vAlign w:val="center"/>
           </w:tcPr>
           <w:p>
             <w:pPr>
@@ -3478,8 +3686,9 @@
             </w:pPr>
             <w:r>
               <w:rPr>
-                <w:rFonts w:ascii="標楷體" w:hAnsi="標楷體" w:cs="標楷體" w:eastAsia="標楷體"/>
+                <w:rFonts w:ascii="DFKai-SB" w:hAnsi="DFKai-SB" w:cs="DFKai-SB" w:eastAsia="DFKai-SB"/>
                 <w:b/>
+                <w:sz w:val="24"/>
                 <w:szCs w:val="24"/>
               </w:rPr>
               <w:t>學經歷</w:t>
@@ -3501,6 +3710,7 @@
               <w:bottom w:val="single" w:sz="4" w:space="0" w:color="000000"/>
               <w:right w:val="single" w:sz="4" w:space="0" w:color="000000"/>
             </w:tcBorders>
+            <w:vAlign w:val="center"/>
           </w:tcPr>
           <w:p>
             <w:pPr>
@@ -3513,7 +3723,8 @@
             </w:pPr>
             <w:r>
               <w:rPr>
-                <w:rFonts w:ascii="標楷體" w:hAnsi="標楷體" w:cs="標楷體" w:eastAsia="標楷體"/>
+                <w:rFonts w:ascii="DFKai-SB" w:hAnsi="DFKai-SB" w:cs="DFKai-SB" w:eastAsia="DFKai-SB"/>
+                <w:sz w:val="24"/>
                 <w:szCs w:val="24"/>
               </w:rPr>
               <w:t>階段</w:t>
@@ -3530,6 +3741,7 @@
               <w:bottom w:val="single" w:sz="4" w:space="0" w:color="000000"/>
               <w:right w:val="single" w:sz="4" w:space="0" w:color="000000"/>
             </w:tcBorders>
+            <w:vAlign w:val="center"/>
           </w:tcPr>
           <w:p>
             <w:pPr>
@@ -3542,21 +3754,24 @@
             </w:pPr>
             <w:r>
               <w:rPr>
-                <w:rFonts w:ascii="標楷體" w:hAnsi="標楷體" w:cs="標楷體" w:eastAsia="標楷體"/>
+                <w:rFonts w:ascii="DFKai-SB" w:hAnsi="DFKai-SB" w:cs="DFKai-SB" w:eastAsia="DFKai-SB"/>
+                <w:sz w:val="24"/>
                 <w:szCs w:val="24"/>
               </w:rPr>
               <w:t>學校</w:t>
             </w:r>
             <w:r>
               <w:rPr>
-                <w:rFonts w:eastAsia="標楷體" w:cs="標楷體" w:ascii="標楷體" w:hAnsi="標楷體"/>
+                <w:rFonts w:eastAsia="DFKai-SB" w:cs="DFKai-SB" w:ascii="DFKai-SB" w:hAnsi="DFKai-SB"/>
+                <w:sz w:val="24"/>
                 <w:szCs w:val="24"/>
               </w:rPr>
               <w:t>/</w:t>
             </w:r>
             <w:r>
               <w:rPr>
-                <w:rFonts w:ascii="標楷體" w:hAnsi="標楷體" w:cs="標楷體" w:eastAsia="標楷體"/>
+                <w:rFonts w:ascii="DFKai-SB" w:hAnsi="DFKai-SB" w:cs="DFKai-SB" w:eastAsia="DFKai-SB"/>
+                <w:sz w:val="24"/>
                 <w:szCs w:val="24"/>
               </w:rPr>
               <w:t>機構</w:t>
@@ -3573,6 +3788,7 @@
               <w:bottom w:val="single" w:sz="4" w:space="0" w:color="000000"/>
               <w:right w:val="single" w:sz="4" w:space="0" w:color="000000"/>
             </w:tcBorders>
+            <w:vAlign w:val="center"/>
           </w:tcPr>
           <w:p>
             <w:pPr>
@@ -3585,7 +3801,8 @@
             </w:pPr>
             <w:r>
               <w:rPr>
-                <w:rFonts w:ascii="標楷體" w:hAnsi="標楷體" w:cs="標楷體" w:eastAsia="標楷體"/>
+                <w:rFonts w:ascii="DFKai-SB" w:hAnsi="DFKai-SB" w:cs="DFKai-SB" w:eastAsia="DFKai-SB"/>
+                <w:sz w:val="24"/>
                 <w:szCs w:val="24"/>
               </w:rPr>
               <w:t>修業時間</w:t>
@@ -3602,6 +3819,7 @@
               <w:bottom w:val="single" w:sz="4" w:space="0" w:color="000000"/>
               <w:right w:val="single" w:sz="4" w:space="0" w:color="000000"/>
             </w:tcBorders>
+            <w:vAlign w:val="center"/>
           </w:tcPr>
           <w:p>
             <w:pPr>
@@ -3614,7 +3832,8 @@
             </w:pPr>
             <w:r>
               <w:rPr>
-                <w:rFonts w:ascii="標楷體" w:hAnsi="標楷體" w:cs="標楷體" w:eastAsia="標楷體"/>
+                <w:rFonts w:ascii="DFKai-SB" w:hAnsi="DFKai-SB" w:cs="DFKai-SB" w:eastAsia="DFKai-SB"/>
+                <w:sz w:val="24"/>
                 <w:szCs w:val="24"/>
               </w:rPr>
               <w:t>教育型態</w:t>
@@ -3631,6 +3850,7 @@
               <w:bottom w:val="single" w:sz="4" w:space="0" w:color="000000"/>
               <w:right w:val="single" w:sz="4" w:space="0" w:color="000000"/>
             </w:tcBorders>
+            <w:vAlign w:val="center"/>
           </w:tcPr>
           <w:p>
             <w:pPr>
@@ -3643,7 +3863,8 @@
             </w:pPr>
             <w:r>
               <w:rPr>
-                <w:rFonts w:ascii="標楷體" w:hAnsi="標楷體" w:cs="標楷體" w:eastAsia="標楷體"/>
+                <w:rFonts w:ascii="DFKai-SB" w:hAnsi="DFKai-SB" w:cs="DFKai-SB" w:eastAsia="DFKai-SB"/>
+                <w:sz w:val="24"/>
                 <w:szCs w:val="24"/>
               </w:rPr>
               <w:t>備註</w:t>
@@ -3678,7 +3899,8 @@
             </w:pPr>
             <w:r>
               <w:rPr>
-                <w:rFonts w:ascii="標楷體" w:hAnsi="標楷體" w:cs="標楷體" w:eastAsia="標楷體"/>
+                <w:rFonts w:ascii="DFKai-SB" w:hAnsi="DFKai-SB" w:cs="DFKai-SB" w:eastAsia="DFKai-SB"/>
+                <w:sz w:val="24"/>
                 <w:szCs w:val="24"/>
               </w:rPr>
               <w:t>高中（職）</w:t>
@@ -3709,7 +3931,8 @@
             </w:pPr>
             <w:r>
               <w:rPr>
-                <w:rFonts w:eastAsia="標楷體" w:cs="標楷體" w:ascii="標楷體" w:hAnsi="標楷體"/>
+                <w:rFonts w:eastAsia="DFKai-SB" w:cs="DFKai-SB" w:ascii="DFKai-SB" w:hAnsi="DFKai-SB"/>
+                <w:sz w:val="24"/>
                 <w:szCs w:val="24"/>
               </w:rPr>
               <w:t>{highSchool}</w:t>
@@ -3740,7 +3963,8 @@
             </w:pPr>
             <w:r>
               <w:rPr>
-                <w:rFonts w:eastAsia="標楷體" w:cs="Arial" w:ascii="標楷體" w:hAnsi="標楷體"/>
+                <w:rFonts w:eastAsia="DFKai-SB" w:cs="DFKai-SB" w:ascii="DFKai-SB" w:hAnsi="DFKai-SB"/>
+                <w:sz w:val="24"/>
                 <w:szCs w:val="24"/>
               </w:rPr>
               <w:t>{highSchoolStudyPeriod}</w:t>
@@ -3757,6 +3981,7 @@
               <w:bottom w:val="single" w:sz="4" w:space="0" w:color="000000"/>
               <w:right w:val="single" w:sz="4" w:space="0" w:color="000000"/>
             </w:tcBorders>
+            <w:vAlign w:val="center"/>
           </w:tcPr>
           <w:p>
             <w:pPr>
@@ -3765,8 +3990,9 @@
             </w:pPr>
             <w:r>
               <w:rPr>
-                <w:rFonts w:eastAsia="標楷體" w:cs="標楷體" w:ascii="標楷體" w:hAnsi="標楷體"/>
-                <w:sz w:val="22"/>
+                <w:rFonts w:eastAsia="DFKai-SB" w:cs="DFKai-SB" w:ascii="DFKai-SB" w:hAnsi="DFKai-SB"/>
+                <w:sz w:val="24"/>
+                <w:szCs w:val="24"/>
               </w:rPr>
               <w:t>{highSchoolTypeChecks}</w:t>
             </w:r>
@@ -3782,19 +4008,21 @@
               <w:bottom w:val="single" w:sz="4" w:space="0" w:color="000000"/>
               <w:right w:val="single" w:sz="4" w:space="0" w:color="000000"/>
             </w:tcBorders>
-          </w:tcPr>
-          <w:p>
-            <w:pPr>
-              <w:pStyle w:val="Normal"/>
-              <w:snapToGrid w:val="false"/>
-              <w:rPr>
-                <w:rFonts w:ascii="標楷體" w:hAnsi="標楷體" w:eastAsia="標楷體" w:cs="標楷體"/>
-                <w:szCs w:val="24"/>
-              </w:rPr>
-            </w:pPr>
-            <w:r>
-              <w:rPr>
-                <w:rFonts w:eastAsia="標楷體" w:cs="標楷體" w:ascii="標楷體" w:hAnsi="標楷體"/>
+            <w:vAlign w:val="center"/>
+          </w:tcPr>
+          <w:p>
+            <w:pPr>
+              <w:pStyle w:val="Normal"/>
+              <w:snapToGrid w:val="false"/>
+              <w:rPr>
+                <w:rFonts w:ascii="標楷體" w:hAnsi="標楷體" w:eastAsia="標楷體" w:cs="標楷體"/>
+                <w:szCs w:val="24"/>
+              </w:rPr>
+            </w:pPr>
+            <w:r>
+              <w:rPr>
+                <w:rFonts w:eastAsia="DFKai-SB" w:cs="DFKai-SB" w:ascii="DFKai-SB" w:hAnsi="DFKai-SB"/>
+                <w:sz w:val="24"/>
                 <w:szCs w:val="24"/>
               </w:rPr>
               <w:t>{highSchoolNote}</w:t>
@@ -3829,7 +4057,8 @@
             </w:pPr>
             <w:r>
               <w:rPr>
-                <w:rFonts w:ascii="標楷體" w:hAnsi="標楷體" w:cs="標楷體" w:eastAsia="標楷體"/>
+                <w:rFonts w:ascii="DFKai-SB" w:hAnsi="DFKai-SB" w:cs="DFKai-SB" w:eastAsia="DFKai-SB"/>
+                <w:sz w:val="24"/>
                 <w:szCs w:val="24"/>
               </w:rPr>
               <w:t>服務與</w:t>
@@ -3846,7 +4075,8 @@
             </w:pPr>
             <w:r>
               <w:rPr>
-                <w:rFonts w:ascii="標楷體" w:hAnsi="標楷體" w:cs="標楷體" w:eastAsia="標楷體"/>
+                <w:rFonts w:ascii="DFKai-SB" w:hAnsi="DFKai-SB" w:cs="DFKai-SB" w:eastAsia="DFKai-SB"/>
+                <w:sz w:val="24"/>
                 <w:szCs w:val="24"/>
               </w:rPr>
               <w:t>工作經驗</w:t>
@@ -3862,18 +4092,20 @@
               <w:bottom w:val="single" w:sz="4" w:space="0" w:color="000000"/>
               <w:right w:val="single" w:sz="4" w:space="0" w:color="000000"/>
             </w:tcBorders>
-          </w:tcPr>
-          <w:p>
-            <w:pPr>
-              <w:pStyle w:val="Normal"/>
-              <w:rPr>
-                <w:rFonts w:ascii="標楷體" w:hAnsi="標楷體" w:eastAsia="標楷體" w:cs="標楷體"/>
-                <w:szCs w:val="24"/>
-              </w:rPr>
-            </w:pPr>
-            <w:r>
-              <w:rPr>
-                <w:rFonts w:ascii="標楷體" w:hAnsi="標楷體" w:cs="標楷體" w:eastAsia="標楷體"/>
+            <w:vAlign w:val="center"/>
+          </w:tcPr>
+          <w:p>
+            <w:pPr>
+              <w:pStyle w:val="Normal"/>
+              <w:rPr>
+                <w:rFonts w:ascii="標楷體" w:hAnsi="標楷體" w:eastAsia="標楷體" w:cs="標楷體"/>
+                <w:szCs w:val="24"/>
+              </w:rPr>
+            </w:pPr>
+            <w:r>
+              <w:rPr>
+                <w:rFonts w:ascii="DFKai-SB" w:hAnsi="DFKai-SB" w:cs="DFKai-SB" w:eastAsia="DFKai-SB"/>
+                <w:sz w:val="24"/>
                 <w:szCs w:val="24"/>
               </w:rPr>
               <w:t>幹部經驗</w:t>
@@ -3890,18 +4122,20 @@
               <w:bottom w:val="single" w:sz="4" w:space="0" w:color="000000"/>
               <w:right w:val="single" w:sz="4" w:space="0" w:color="000000"/>
             </w:tcBorders>
-          </w:tcPr>
-          <w:p>
-            <w:pPr>
-              <w:pStyle w:val="Normal"/>
-              <w:rPr>
-                <w:rFonts w:ascii="標楷體" w:hAnsi="標楷體" w:eastAsia="標楷體" w:cs="標楷體"/>
-                <w:szCs w:val="24"/>
-              </w:rPr>
-            </w:pPr>
-            <w:r>
-              <w:rPr>
-                <w:rFonts w:ascii="標楷體" w:hAnsi="標楷體" w:cs="標楷體" w:eastAsia="標楷體"/>
+            <w:vAlign w:val="center"/>
+          </w:tcPr>
+          <w:p>
+            <w:pPr>
+              <w:pStyle w:val="Normal"/>
+              <w:rPr>
+                <w:rFonts w:ascii="標楷體" w:hAnsi="標楷體" w:eastAsia="標楷體" w:cs="標楷體"/>
+                <w:szCs w:val="24"/>
+              </w:rPr>
+            </w:pPr>
+            <w:r>
+              <w:rPr>
+                <w:rFonts w:ascii="DFKai-SB" w:hAnsi="DFKai-SB" w:cs="DFKai-SB" w:eastAsia="DFKai-SB"/>
+                <w:sz w:val="24"/>
                 <w:szCs w:val="24"/>
               </w:rPr>
               <w:t>{cadreBlock}</w:t>
@@ -3918,18 +4152,20 @@
               <w:bottom w:val="single" w:sz="4" w:space="0" w:color="000000"/>
               <w:right w:val="single" w:sz="4" w:space="0" w:color="000000"/>
             </w:tcBorders>
-          </w:tcPr>
-          <w:p>
-            <w:pPr>
-              <w:pStyle w:val="Normal"/>
-              <w:rPr>
-                <w:rFonts w:ascii="標楷體" w:hAnsi="標楷體" w:eastAsia="標楷體" w:cs="標楷體"/>
-                <w:szCs w:val="24"/>
-              </w:rPr>
-            </w:pPr>
-            <w:r>
-              <w:rPr>
-                <w:rFonts w:ascii="標楷體" w:hAnsi="標楷體" w:cs="標楷體" w:eastAsia="標楷體"/>
+            <w:vAlign w:val="center"/>
+          </w:tcPr>
+          <w:p>
+            <w:pPr>
+              <w:pStyle w:val="Normal"/>
+              <w:rPr>
+                <w:rFonts w:ascii="標楷體" w:hAnsi="標楷體" w:eastAsia="標楷體" w:cs="標楷體"/>
+                <w:szCs w:val="24"/>
+              </w:rPr>
+            </w:pPr>
+            <w:r>
+              <w:rPr>
+                <w:rFonts w:ascii="DFKai-SB" w:hAnsi="DFKai-SB" w:cs="DFKai-SB" w:eastAsia="DFKai-SB"/>
+                <w:sz w:val="24"/>
                 <w:szCs w:val="24"/>
               </w:rPr>
               <w:t>社團經驗</w:t>
@@ -3946,18 +4182,20 @@
               <w:bottom w:val="single" w:sz="4" w:space="0" w:color="000000"/>
               <w:right w:val="single" w:sz="4" w:space="0" w:color="000000"/>
             </w:tcBorders>
-          </w:tcPr>
-          <w:p>
-            <w:pPr>
-              <w:pStyle w:val="Normal"/>
-              <w:rPr>
-                <w:rFonts w:ascii="標楷體" w:hAnsi="標楷體" w:eastAsia="標楷體" w:cs="標楷體"/>
-                <w:szCs w:val="24"/>
-              </w:rPr>
-            </w:pPr>
-            <w:r>
-              <w:rPr>
-                <w:rFonts w:ascii="標楷體" w:hAnsi="標楷體" w:cs="標楷體" w:eastAsia="標楷體"/>
+            <w:vAlign w:val="center"/>
+          </w:tcPr>
+          <w:p>
+            <w:pPr>
+              <w:pStyle w:val="Normal"/>
+              <w:rPr>
+                <w:rFonts w:ascii="標楷體" w:hAnsi="標楷體" w:eastAsia="標楷體" w:cs="標楷體"/>
+                <w:szCs w:val="24"/>
+              </w:rPr>
+            </w:pPr>
+            <w:r>
+              <w:rPr>
+                <w:rFonts w:ascii="DFKai-SB" w:hAnsi="DFKai-SB" w:cs="DFKai-SB" w:eastAsia="DFKai-SB"/>
+                <w:sz w:val="24"/>
                 <w:szCs w:val="24"/>
               </w:rPr>
               <w:t>{clubBlock}</w:t>
@@ -3974,18 +4212,20 @@
               <w:bottom w:val="single" w:sz="4" w:space="0" w:color="000000"/>
               <w:right w:val="single" w:sz="4" w:space="0" w:color="000000"/>
             </w:tcBorders>
-          </w:tcPr>
-          <w:p>
-            <w:pPr>
-              <w:pStyle w:val="Normal"/>
-              <w:rPr>
-                <w:rFonts w:ascii="標楷體" w:hAnsi="標楷體" w:eastAsia="標楷體" w:cs="標楷體"/>
-                <w:szCs w:val="24"/>
-              </w:rPr>
-            </w:pPr>
-            <w:r>
-              <w:rPr>
-                <w:rFonts w:ascii="標楷體" w:hAnsi="標楷體" w:cs="標楷體" w:eastAsia="標楷體"/>
+            <w:vAlign w:val="center"/>
+          </w:tcPr>
+          <w:p>
+            <w:pPr>
+              <w:pStyle w:val="Normal"/>
+              <w:rPr>
+                <w:rFonts w:ascii="標楷體" w:hAnsi="標楷體" w:eastAsia="標楷體" w:cs="標楷體"/>
+                <w:szCs w:val="24"/>
+              </w:rPr>
+            </w:pPr>
+            <w:r>
+              <w:rPr>
+                <w:rFonts w:ascii="DFKai-SB" w:hAnsi="DFKai-SB" w:cs="DFKai-SB" w:eastAsia="DFKai-SB"/>
+                <w:sz w:val="24"/>
                 <w:szCs w:val="24"/>
               </w:rPr>
               <w:t>工作經驗</w:t>
@@ -4002,18 +4242,20 @@
               <w:bottom w:val="single" w:sz="4" w:space="0" w:color="000000"/>
               <w:right w:val="single" w:sz="4" w:space="0" w:color="000000"/>
             </w:tcBorders>
-          </w:tcPr>
-          <w:p>
-            <w:pPr>
-              <w:pStyle w:val="Normal"/>
-              <w:rPr>
-                <w:rFonts w:ascii="標楷體" w:hAnsi="標楷體" w:eastAsia="標楷體" w:cs="標楷體"/>
-                <w:szCs w:val="24"/>
-              </w:rPr>
-            </w:pPr>
-            <w:r>
-              <w:rPr>
-                <w:rFonts w:ascii="標楷體" w:hAnsi="標楷體" w:cs="標楷體" w:eastAsia="標楷體"/>
+            <w:vAlign w:val="center"/>
+          </w:tcPr>
+          <w:p>
+            <w:pPr>
+              <w:pStyle w:val="Normal"/>
+              <w:rPr>
+                <w:rFonts w:ascii="標楷體" w:hAnsi="標楷體" w:eastAsia="標楷體" w:cs="標楷體"/>
+                <w:szCs w:val="24"/>
+              </w:rPr>
+            </w:pPr>
+            <w:r>
+              <w:rPr>
+                <w:rFonts w:ascii="DFKai-SB" w:hAnsi="DFKai-SB" w:cs="DFKai-SB" w:eastAsia="DFKai-SB"/>
+                <w:sz w:val="24"/>
                 <w:szCs w:val="24"/>
               </w:rPr>
               <w:t>{workBlock}</w:t>
@@ -4035,6 +4277,7 @@
               <w:bottom w:val="single" w:sz="4" w:space="0" w:color="000000"/>
               <w:right w:val="single" w:sz="4" w:space="0" w:color="000000"/>
             </w:tcBorders>
+            <w:vAlign w:val="center"/>
           </w:tcPr>
           <w:p>
             <w:pPr>
@@ -4043,7 +4286,8 @@
             </w:pPr>
             <w:r>
               <w:rPr>
-                <w:rFonts w:ascii="標楷體" w:hAnsi="標楷體" w:cs="標楷體" w:eastAsia="標楷體"/>
+                <w:rFonts w:ascii="DFKai-SB" w:hAnsi="DFKai-SB" w:cs="DFKai-SB" w:eastAsia="DFKai-SB"/>
+                <w:sz w:val="24"/>
                 <w:szCs w:val="24"/>
               </w:rPr>
               <w:t>{transportLicenseBlock}</w:t>
@@ -4065,18 +4309,20 @@
               <w:bottom w:val="single" w:sz="4" w:space="0" w:color="000000"/>
               <w:right w:val="single" w:sz="4" w:space="0" w:color="000000"/>
             </w:tcBorders>
-          </w:tcPr>
-          <w:p>
-            <w:pPr>
-              <w:pStyle w:val="Normal"/>
-              <w:rPr>
-                <w:rFonts w:ascii="標楷體" w:hAnsi="標楷體" w:eastAsia="標楷體" w:cs="標楷體"/>
-                <w:szCs w:val="24"/>
-              </w:rPr>
-            </w:pPr>
-            <w:r>
-              <w:rPr>
-                <w:rFonts w:ascii="標楷體" w:hAnsi="標楷體" w:cs="標楷體" w:eastAsia="標楷體"/>
+            <w:vAlign w:val="center"/>
+          </w:tcPr>
+          <w:p>
+            <w:pPr>
+              <w:pStyle w:val="Normal"/>
+              <w:rPr>
+                <w:rFonts w:ascii="標楷體" w:hAnsi="標楷體" w:eastAsia="標楷體" w:cs="標楷體"/>
+                <w:szCs w:val="24"/>
+              </w:rPr>
+            </w:pPr>
+            <w:r>
+              <w:rPr>
+                <w:rFonts w:ascii="DFKai-SB" w:hAnsi="DFKai-SB" w:cs="DFKai-SB" w:eastAsia="DFKai-SB"/>
+                <w:sz w:val="24"/>
                 <w:szCs w:val="24"/>
               </w:rPr>
               <w:t>{assistiveUseBlock}</w:t>
@@ -4098,18 +4344,20 @@
               <w:bottom w:val="single" w:sz="4" w:space="0" w:color="000000"/>
               <w:right w:val="single" w:sz="4" w:space="0" w:color="000000"/>
             </w:tcBorders>
-          </w:tcPr>
-          <w:p>
-            <w:pPr>
-              <w:pStyle w:val="Normal"/>
-              <w:rPr>
-                <w:rFonts w:ascii="標楷體" w:hAnsi="標楷體" w:eastAsia="標楷體" w:cs="標楷體"/>
-                <w:szCs w:val="24"/>
-              </w:rPr>
-            </w:pPr>
-            <w:r>
-              <w:rPr>
-                <w:rFonts w:ascii="標楷體" w:hAnsi="標楷體" w:cs="標楷體" w:eastAsia="標楷體"/>
+            <w:vAlign w:val="center"/>
+          </w:tcPr>
+          <w:p>
+            <w:pPr>
+              <w:pStyle w:val="Normal"/>
+              <w:rPr>
+                <w:rFonts w:ascii="標楷體" w:hAnsi="標楷體" w:eastAsia="標楷體" w:cs="標楷體"/>
+                <w:szCs w:val="24"/>
+              </w:rPr>
+            </w:pPr>
+            <w:r>
+              <w:rPr>
+                <w:rFonts w:ascii="DFKai-SB" w:hAnsi="DFKai-SB" w:cs="DFKai-SB" w:eastAsia="DFKai-SB"/>
+                <w:sz w:val="24"/>
                 <w:szCs w:val="24"/>
               </w:rPr>
               <w:t>{assistiveStatusBlock}</w:t>
@@ -4130,10 +4378,10 @@
       </w:pPr>
       <w:r>
         <w:rPr>
-          <w:rFonts w:eastAsia="標楷體" w:cs="標楷體" w:ascii="標楷體" w:hAnsi="標楷體"/>
+          <w:rFonts w:eastAsia="DFKai-SB" w:cs="DFKai-SB" w:ascii="DFKai-SB" w:hAnsi="DFKai-SB"/>
           <w:b/>
-          <w:sz w:val="28"/>
-          <w:szCs w:val="28"/>
+          <w:sz w:val="24"/>
+          <w:szCs w:val="24"/>
         </w:rPr>
       </w:r>
     </w:p>
@@ -4149,10 +4397,10 @@
       </w:pPr>
       <w:r>
         <w:rPr>
-          <w:rFonts w:ascii="標楷體" w:hAnsi="標楷體" w:cs="標楷體" w:eastAsia="標楷體"/>
+          <w:rFonts w:ascii="DFKai-SB" w:hAnsi="DFKai-SB" w:cs="DFKai-SB" w:eastAsia="DFKai-SB"/>
           <w:b/>
-          <w:sz w:val="28"/>
-          <w:szCs w:val="28"/>
+          <w:sz w:val="24"/>
+          <w:szCs w:val="24"/>
         </w:rPr>
         <w:t>二、家庭狀況</w:t>
       </w:r>
@@ -4194,6 +4442,7 @@
               <w:bottom w:val="single" w:sz="4" w:space="0" w:color="000000"/>
               <w:right w:val="single" w:sz="4" w:space="0" w:color="000000"/>
             </w:tcBorders>
+            <w:vAlign w:val="center"/>
           </w:tcPr>
           <w:p>
             <w:pPr>
@@ -4202,8 +4451,9 @@
             </w:pPr>
             <w:r>
               <w:rPr>
-                <w:rFonts w:ascii="標楷體" w:hAnsi="標楷體" w:cs="標楷體" w:eastAsia="標楷體"/>
+                <w:rFonts w:ascii="DFKai-SB" w:hAnsi="DFKai-SB" w:cs="DFKai-SB" w:eastAsia="DFKai-SB"/>
                 <w:b/>
+                <w:sz w:val="24"/>
                 <w:szCs w:val="24"/>
               </w:rPr>
               <w:t>親 屬</w:t>
@@ -4220,8 +4470,9 @@
             </w:pPr>
             <w:r>
               <w:rPr>
-                <w:rFonts w:ascii="標楷體" w:hAnsi="標楷體" w:cs="標楷體" w:eastAsia="標楷體"/>
+                <w:rFonts w:ascii="DFKai-SB" w:hAnsi="DFKai-SB" w:cs="DFKai-SB" w:eastAsia="DFKai-SB"/>
                 <w:w w:val="80"/>
+                <w:sz w:val="24"/>
                 <w:szCs w:val="24"/>
               </w:rPr>
               <w:t>（包括兄弟姊妹配偶子女）</w:t>
@@ -4251,8 +4502,9 @@
             </w:pPr>
             <w:r>
               <w:rPr>
-                <w:rFonts w:ascii="標楷體" w:hAnsi="標楷體" w:cs="標楷體" w:eastAsia="標楷體"/>
+                <w:rFonts w:ascii="DFKai-SB" w:hAnsi="DFKai-SB" w:cs="DFKai-SB" w:eastAsia="DFKai-SB"/>
                 <w:b/>
+                <w:sz w:val="24"/>
                 <w:szCs w:val="24"/>
               </w:rPr>
               <w:t>稱謂</w:t>
@@ -4282,8 +4534,9 @@
             </w:pPr>
             <w:r>
               <w:rPr>
-                <w:rFonts w:ascii="標楷體" w:hAnsi="標楷體" w:cs="標楷體" w:eastAsia="標楷體"/>
+                <w:rFonts w:ascii="DFKai-SB" w:hAnsi="DFKai-SB" w:cs="DFKai-SB" w:eastAsia="DFKai-SB"/>
                 <w:b/>
+                <w:sz w:val="24"/>
                 <w:szCs w:val="24"/>
               </w:rPr>
               <w:t>姓名</w:t>
@@ -4313,8 +4566,9 @@
             </w:pPr>
             <w:r>
               <w:rPr>
-                <w:rFonts w:ascii="標楷體" w:hAnsi="標楷體" w:cs="標楷體" w:eastAsia="標楷體"/>
+                <w:rFonts w:ascii="DFKai-SB" w:hAnsi="DFKai-SB" w:cs="DFKai-SB" w:eastAsia="DFKai-SB"/>
                 <w:b/>
+                <w:sz w:val="24"/>
                 <w:szCs w:val="24"/>
               </w:rPr>
               <w:t>教育程度</w:t>
@@ -4344,8 +4598,9 @@
             </w:pPr>
             <w:r>
               <w:rPr>
-                <w:rFonts w:ascii="標楷體" w:hAnsi="標楷體" w:cs="標楷體" w:eastAsia="標楷體"/>
+                <w:rFonts w:ascii="DFKai-SB" w:hAnsi="DFKai-SB" w:cs="DFKai-SB" w:eastAsia="DFKai-SB"/>
                 <w:b/>
+                <w:sz w:val="24"/>
                 <w:szCs w:val="24"/>
               </w:rPr>
               <w:t>職業</w:t>
@@ -4375,8 +4630,9 @@
             </w:pPr>
             <w:r>
               <w:rPr>
-                <w:rFonts w:ascii="標楷體" w:hAnsi="標楷體" w:cs="標楷體" w:eastAsia="標楷體"/>
+                <w:rFonts w:ascii="DFKai-SB" w:hAnsi="DFKai-SB" w:cs="DFKai-SB" w:eastAsia="DFKai-SB"/>
                 <w:b/>
+                <w:sz w:val="24"/>
                 <w:szCs w:val="24"/>
               </w:rPr>
               <w:t>工作單位</w:t>
@@ -4406,8 +4662,9 @@
             </w:pPr>
             <w:r>
               <w:rPr>
-                <w:rFonts w:ascii="標楷體" w:hAnsi="標楷體" w:cs="標楷體" w:eastAsia="標楷體"/>
+                <w:rFonts w:ascii="DFKai-SB" w:hAnsi="DFKai-SB" w:cs="DFKai-SB" w:eastAsia="DFKai-SB"/>
                 <w:b/>
+                <w:sz w:val="24"/>
                 <w:szCs w:val="24"/>
               </w:rPr>
               <w:t>聯絡電話（手機）</w:t>
@@ -4437,8 +4694,9 @@
             </w:pPr>
             <w:r>
               <w:rPr>
-                <w:rFonts w:ascii="標楷體" w:hAnsi="標楷體" w:cs="標楷體" w:eastAsia="標楷體"/>
+                <w:rFonts w:ascii="DFKai-SB" w:hAnsi="DFKai-SB" w:cs="DFKai-SB" w:eastAsia="DFKai-SB"/>
                 <w:b/>
+                <w:sz w:val="24"/>
                 <w:szCs w:val="24"/>
               </w:rPr>
               <w:t>備註</w:t>
@@ -4489,19 +4747,21 @@
               <w:bottom w:val="single" w:sz="4" w:space="0" w:color="000000"/>
               <w:right w:val="single" w:sz="4" w:space="0" w:color="000000"/>
             </w:tcBorders>
-          </w:tcPr>
-          <w:p>
-            <w:pPr>
-              <w:pStyle w:val="Normal"/>
-              <w:jc w:val="center"/>
-              <w:rPr>
-                <w:rFonts w:ascii="標楷體" w:hAnsi="標楷體" w:eastAsia="標楷體" w:cs="標楷體"/>
-                <w:szCs w:val="24"/>
-              </w:rPr>
-            </w:pPr>
-            <w:r>
-              <w:rPr>
-                <w:rFonts w:ascii="標楷體" w:hAnsi="標楷體" w:cs="標楷體" w:eastAsia="標楷體"/>
+            <w:vAlign w:val="center"/>
+          </w:tcPr>
+          <w:p>
+            <w:pPr>
+              <w:pStyle w:val="Normal"/>
+              <w:jc w:val="center"/>
+              <w:rPr>
+                <w:rFonts w:ascii="標楷體" w:hAnsi="標楷體" w:eastAsia="標楷體" w:cs="標楷體"/>
+                <w:szCs w:val="24"/>
+              </w:rPr>
+            </w:pPr>
+            <w:r>
+              <w:rPr>
+                <w:rFonts w:ascii="DFKai-SB" w:hAnsi="DFKai-SB" w:cs="DFKai-SB" w:eastAsia="DFKai-SB"/>
+                <w:sz w:val="24"/>
                 <w:szCs w:val="24"/>
               </w:rPr>
               <w:t>{familyRelation1}</w:t>
@@ -4517,20 +4777,22 @@
               <w:bottom w:val="single" w:sz="4" w:space="0" w:color="000000"/>
               <w:right w:val="single" w:sz="4" w:space="0" w:color="000000"/>
             </w:tcBorders>
-          </w:tcPr>
-          <w:p>
-            <w:pPr>
-              <w:pStyle w:val="Normal"/>
-              <w:snapToGrid w:val="false"/>
-              <w:jc w:val="center"/>
-              <w:rPr>
-                <w:rFonts w:ascii="標楷體" w:hAnsi="標楷體" w:eastAsia="標楷體" w:cs="標楷體"/>
-                <w:szCs w:val="24"/>
-              </w:rPr>
-            </w:pPr>
-            <w:r>
-              <w:rPr>
-                <w:rFonts w:eastAsia="標楷體" w:cs="標楷體" w:ascii="標楷體" w:hAnsi="標楷體"/>
+            <w:vAlign w:val="center"/>
+          </w:tcPr>
+          <w:p>
+            <w:pPr>
+              <w:pStyle w:val="Normal"/>
+              <w:snapToGrid w:val="false"/>
+              <w:jc w:val="center"/>
+              <w:rPr>
+                <w:rFonts w:ascii="標楷體" w:hAnsi="標楷體" w:eastAsia="標楷體" w:cs="標楷體"/>
+                <w:szCs w:val="24"/>
+              </w:rPr>
+            </w:pPr>
+            <w:r>
+              <w:rPr>
+                <w:rFonts w:eastAsia="DFKai-SB" w:cs="DFKai-SB" w:ascii="DFKai-SB" w:hAnsi="DFKai-SB"/>
+                <w:sz w:val="24"/>
                 <w:szCs w:val="24"/>
               </w:rPr>
               <w:t>{familyName1}</w:t>
@@ -4546,20 +4808,22 @@
               <w:bottom w:val="single" w:sz="4" w:space="0" w:color="000000"/>
               <w:right w:val="single" w:sz="4" w:space="0" w:color="000000"/>
             </w:tcBorders>
-          </w:tcPr>
-          <w:p>
-            <w:pPr>
-              <w:pStyle w:val="Normal"/>
-              <w:snapToGrid w:val="false"/>
-              <w:jc w:val="center"/>
-              <w:rPr>
-                <w:rFonts w:ascii="標楷體" w:hAnsi="標楷體" w:eastAsia="標楷體" w:cs="標楷體"/>
-                <w:szCs w:val="24"/>
-              </w:rPr>
-            </w:pPr>
-            <w:r>
-              <w:rPr>
-                <w:rFonts w:eastAsia="標楷體" w:cs="標楷體" w:ascii="標楷體" w:hAnsi="標楷體"/>
+            <w:vAlign w:val="center"/>
+          </w:tcPr>
+          <w:p>
+            <w:pPr>
+              <w:pStyle w:val="Normal"/>
+              <w:snapToGrid w:val="false"/>
+              <w:jc w:val="center"/>
+              <w:rPr>
+                <w:rFonts w:ascii="標楷體" w:hAnsi="標楷體" w:eastAsia="標楷體" w:cs="標楷體"/>
+                <w:szCs w:val="24"/>
+              </w:rPr>
+            </w:pPr>
+            <w:r>
+              <w:rPr>
+                <w:rFonts w:eastAsia="DFKai-SB" w:cs="DFKai-SB" w:ascii="DFKai-SB" w:hAnsi="DFKai-SB"/>
+                <w:sz w:val="24"/>
                 <w:szCs w:val="24"/>
               </w:rPr>
               <w:t>{familyEducation1}</w:t>
@@ -4575,20 +4839,22 @@
               <w:bottom w:val="single" w:sz="4" w:space="0" w:color="000000"/>
               <w:right w:val="single" w:sz="4" w:space="0" w:color="000000"/>
             </w:tcBorders>
-          </w:tcPr>
-          <w:p>
-            <w:pPr>
-              <w:pStyle w:val="Normal"/>
-              <w:snapToGrid w:val="false"/>
-              <w:jc w:val="center"/>
-              <w:rPr>
-                <w:rFonts w:ascii="標楷體" w:hAnsi="標楷體" w:eastAsia="標楷體" w:cs="標楷體"/>
-                <w:szCs w:val="24"/>
-              </w:rPr>
-            </w:pPr>
-            <w:r>
-              <w:rPr>
-                <w:rFonts w:eastAsia="標楷體" w:cs="標楷體" w:ascii="標楷體" w:hAnsi="標楷體"/>
+            <w:vAlign w:val="center"/>
+          </w:tcPr>
+          <w:p>
+            <w:pPr>
+              <w:pStyle w:val="Normal"/>
+              <w:snapToGrid w:val="false"/>
+              <w:jc w:val="center"/>
+              <w:rPr>
+                <w:rFonts w:ascii="標楷體" w:hAnsi="標楷體" w:eastAsia="標楷體" w:cs="標楷體"/>
+                <w:szCs w:val="24"/>
+              </w:rPr>
+            </w:pPr>
+            <w:r>
+              <w:rPr>
+                <w:rFonts w:eastAsia="DFKai-SB" w:cs="DFKai-SB" w:ascii="DFKai-SB" w:hAnsi="DFKai-SB"/>
+                <w:sz w:val="24"/>
                 <w:szCs w:val="24"/>
               </w:rPr>
               <w:t>{familyJob1}</w:t>
@@ -4604,6 +4870,7 @@
               <w:bottom w:val="single" w:sz="4" w:space="0" w:color="000000"/>
               <w:right w:val="single" w:sz="4" w:space="0" w:color="000000"/>
             </w:tcBorders>
+            <w:vAlign w:val="center"/>
           </w:tcPr>
           <w:p>
             <w:pPr>
@@ -4618,8 +4885,9 @@
             </w:pPr>
             <w:r>
               <w:rPr>
-                <w:rFonts w:eastAsia="標楷體" w:cs="標楷體" w:ascii="標楷體" w:hAnsi="標楷體"/>
+                <w:rFonts w:eastAsia="DFKai-SB" w:cs="DFKai-SB" w:ascii="DFKai-SB" w:hAnsi="DFKai-SB"/>
                 <w:w w:val="80"/>
+                <w:sz w:val="24"/>
                 <w:szCs w:val="24"/>
               </w:rPr>
               <w:t>{familyWorkplace1}</w:t>
@@ -4635,6 +4903,7 @@
               <w:bottom w:val="single" w:sz="4" w:space="0" w:color="000000"/>
               <w:right w:val="single" w:sz="4" w:space="0" w:color="000000"/>
             </w:tcBorders>
+            <w:vAlign w:val="center"/>
           </w:tcPr>
           <w:p>
             <w:pPr>
@@ -4649,8 +4918,9 @@
             </w:pPr>
             <w:r>
               <w:rPr>
-                <w:rFonts w:eastAsia="標楷體" w:cs="Arial" w:ascii="Arial" w:hAnsi="Arial"/>
+                <w:rFonts w:eastAsia="DFKai-SB" w:cs="DFKai-SB" w:ascii="DFKai-SB" w:hAnsi="DFKai-SB"/>
                 <w:w w:val="80"/>
+                <w:sz w:val="24"/>
                 <w:szCs w:val="24"/>
               </w:rPr>
               <w:t>{familyPhone1}</w:t>
@@ -4666,20 +4936,22 @@
               <w:bottom w:val="single" w:sz="4" w:space="0" w:color="000000"/>
               <w:right w:val="single" w:sz="4" w:space="0" w:color="000000"/>
             </w:tcBorders>
-          </w:tcPr>
-          <w:p>
-            <w:pPr>
-              <w:pStyle w:val="Normal"/>
-              <w:snapToGrid w:val="false"/>
-              <w:jc w:val="center"/>
-              <w:rPr>
-                <w:rFonts w:ascii="標楷體" w:hAnsi="標楷體" w:eastAsia="標楷體" w:cs="標楷體"/>
-                <w:szCs w:val="24"/>
-              </w:rPr>
-            </w:pPr>
-            <w:r>
-              <w:rPr>
-                <w:rFonts w:eastAsia="標楷體" w:cs="標楷體" w:ascii="標楷體" w:hAnsi="標楷體"/>
+            <w:vAlign w:val="center"/>
+          </w:tcPr>
+          <w:p>
+            <w:pPr>
+              <w:pStyle w:val="Normal"/>
+              <w:snapToGrid w:val="false"/>
+              <w:jc w:val="center"/>
+              <w:rPr>
+                <w:rFonts w:ascii="標楷體" w:hAnsi="標楷體" w:eastAsia="標楷體" w:cs="標楷體"/>
+                <w:szCs w:val="24"/>
+              </w:rPr>
+            </w:pPr>
+            <w:r>
+              <w:rPr>
+                <w:rFonts w:eastAsia="DFKai-SB" w:cs="DFKai-SB" w:ascii="DFKai-SB" w:hAnsi="DFKai-SB"/>
+                <w:sz w:val="24"/>
                 <w:szCs w:val="24"/>
               </w:rPr>
               <w:t>{familyNote1}</w:t>
@@ -4728,19 +5000,21 @@
               <w:bottom w:val="single" w:sz="4" w:space="0" w:color="000000"/>
               <w:right w:val="single" w:sz="4" w:space="0" w:color="000000"/>
             </w:tcBorders>
-          </w:tcPr>
-          <w:p>
-            <w:pPr>
-              <w:pStyle w:val="Normal"/>
-              <w:jc w:val="center"/>
-              <w:rPr>
-                <w:rFonts w:ascii="標楷體" w:hAnsi="標楷體" w:eastAsia="標楷體" w:cs="標楷體"/>
-                <w:szCs w:val="24"/>
-              </w:rPr>
-            </w:pPr>
-            <w:r>
-              <w:rPr>
-                <w:rFonts w:ascii="標楷體" w:hAnsi="標楷體" w:cs="標楷體" w:eastAsia="標楷體"/>
+            <w:vAlign w:val="center"/>
+          </w:tcPr>
+          <w:p>
+            <w:pPr>
+              <w:pStyle w:val="Normal"/>
+              <w:jc w:val="center"/>
+              <w:rPr>
+                <w:rFonts w:ascii="標楷體" w:hAnsi="標楷體" w:eastAsia="標楷體" w:cs="標楷體"/>
+                <w:szCs w:val="24"/>
+              </w:rPr>
+            </w:pPr>
+            <w:r>
+              <w:rPr>
+                <w:rFonts w:ascii="DFKai-SB" w:hAnsi="DFKai-SB" w:cs="DFKai-SB" w:eastAsia="DFKai-SB"/>
+                <w:sz w:val="24"/>
                 <w:szCs w:val="24"/>
               </w:rPr>
               <w:t>{familyRelation2}</w:t>
@@ -4756,20 +5030,22 @@
               <w:bottom w:val="single" w:sz="4" w:space="0" w:color="000000"/>
               <w:right w:val="single" w:sz="4" w:space="0" w:color="000000"/>
             </w:tcBorders>
-          </w:tcPr>
-          <w:p>
-            <w:pPr>
-              <w:pStyle w:val="Normal"/>
-              <w:snapToGrid w:val="false"/>
-              <w:jc w:val="center"/>
-              <w:rPr>
-                <w:rFonts w:ascii="標楷體" w:hAnsi="標楷體" w:eastAsia="標楷體" w:cs="標楷體"/>
-                <w:szCs w:val="24"/>
-              </w:rPr>
-            </w:pPr>
-            <w:r>
-              <w:rPr>
-                <w:rFonts w:eastAsia="標楷體" w:cs="標楷體" w:ascii="標楷體" w:hAnsi="標楷體"/>
+            <w:vAlign w:val="center"/>
+          </w:tcPr>
+          <w:p>
+            <w:pPr>
+              <w:pStyle w:val="Normal"/>
+              <w:snapToGrid w:val="false"/>
+              <w:jc w:val="center"/>
+              <w:rPr>
+                <w:rFonts w:ascii="標楷體" w:hAnsi="標楷體" w:eastAsia="標楷體" w:cs="標楷體"/>
+                <w:szCs w:val="24"/>
+              </w:rPr>
+            </w:pPr>
+            <w:r>
+              <w:rPr>
+                <w:rFonts w:eastAsia="DFKai-SB" w:cs="DFKai-SB" w:ascii="DFKai-SB" w:hAnsi="DFKai-SB"/>
+                <w:sz w:val="24"/>
                 <w:szCs w:val="24"/>
               </w:rPr>
               <w:t>{familyName2}</w:t>
@@ -4785,20 +5061,22 @@
               <w:bottom w:val="single" w:sz="4" w:space="0" w:color="000000"/>
               <w:right w:val="single" w:sz="4" w:space="0" w:color="000000"/>
             </w:tcBorders>
-          </w:tcPr>
-          <w:p>
-            <w:pPr>
-              <w:pStyle w:val="Normal"/>
-              <w:snapToGrid w:val="false"/>
-              <w:jc w:val="center"/>
-              <w:rPr>
-                <w:rFonts w:ascii="標楷體" w:hAnsi="標楷體" w:eastAsia="標楷體" w:cs="標楷體"/>
-                <w:szCs w:val="24"/>
-              </w:rPr>
-            </w:pPr>
-            <w:r>
-              <w:rPr>
-                <w:rFonts w:eastAsia="標楷體" w:cs="標楷體" w:ascii="標楷體" w:hAnsi="標楷體"/>
+            <w:vAlign w:val="center"/>
+          </w:tcPr>
+          <w:p>
+            <w:pPr>
+              <w:pStyle w:val="Normal"/>
+              <w:snapToGrid w:val="false"/>
+              <w:jc w:val="center"/>
+              <w:rPr>
+                <w:rFonts w:ascii="標楷體" w:hAnsi="標楷體" w:eastAsia="標楷體" w:cs="標楷體"/>
+                <w:szCs w:val="24"/>
+              </w:rPr>
+            </w:pPr>
+            <w:r>
+              <w:rPr>
+                <w:rFonts w:eastAsia="DFKai-SB" w:cs="DFKai-SB" w:ascii="DFKai-SB" w:hAnsi="DFKai-SB"/>
+                <w:sz w:val="24"/>
                 <w:szCs w:val="24"/>
               </w:rPr>
               <w:t>{familyEducation2}</w:t>
@@ -4814,20 +5092,22 @@
               <w:bottom w:val="single" w:sz="4" w:space="0" w:color="000000"/>
               <w:right w:val="single" w:sz="4" w:space="0" w:color="000000"/>
             </w:tcBorders>
-          </w:tcPr>
-          <w:p>
-            <w:pPr>
-              <w:pStyle w:val="Normal"/>
-              <w:snapToGrid w:val="false"/>
-              <w:jc w:val="center"/>
-              <w:rPr>
-                <w:rFonts w:ascii="標楷體" w:hAnsi="標楷體" w:eastAsia="標楷體" w:cs="標楷體"/>
-                <w:szCs w:val="24"/>
-              </w:rPr>
-            </w:pPr>
-            <w:r>
-              <w:rPr>
-                <w:rFonts w:eastAsia="標楷體" w:cs="標楷體" w:ascii="標楷體" w:hAnsi="標楷體"/>
+            <w:vAlign w:val="center"/>
+          </w:tcPr>
+          <w:p>
+            <w:pPr>
+              <w:pStyle w:val="Normal"/>
+              <w:snapToGrid w:val="false"/>
+              <w:jc w:val="center"/>
+              <w:rPr>
+                <w:rFonts w:ascii="標楷體" w:hAnsi="標楷體" w:eastAsia="標楷體" w:cs="標楷體"/>
+                <w:szCs w:val="24"/>
+              </w:rPr>
+            </w:pPr>
+            <w:r>
+              <w:rPr>
+                <w:rFonts w:eastAsia="DFKai-SB" w:cs="DFKai-SB" w:ascii="DFKai-SB" w:hAnsi="DFKai-SB"/>
+                <w:sz w:val="24"/>
                 <w:szCs w:val="24"/>
               </w:rPr>
               <w:t>{familyJob2}</w:t>
@@ -4843,20 +5123,22 @@
               <w:bottom w:val="single" w:sz="4" w:space="0" w:color="000000"/>
               <w:right w:val="single" w:sz="4" w:space="0" w:color="000000"/>
             </w:tcBorders>
-          </w:tcPr>
-          <w:p>
-            <w:pPr>
-              <w:pStyle w:val="Normal"/>
-              <w:snapToGrid w:val="false"/>
-              <w:jc w:val="center"/>
-              <w:rPr>
-                <w:rFonts w:ascii="標楷體" w:hAnsi="標楷體" w:eastAsia="標楷體" w:cs="標楷體"/>
-                <w:szCs w:val="24"/>
-              </w:rPr>
-            </w:pPr>
-            <w:r>
-              <w:rPr>
-                <w:rFonts w:eastAsia="標楷體" w:cs="標楷體" w:ascii="標楷體" w:hAnsi="標楷體"/>
+            <w:vAlign w:val="center"/>
+          </w:tcPr>
+          <w:p>
+            <w:pPr>
+              <w:pStyle w:val="Normal"/>
+              <w:snapToGrid w:val="false"/>
+              <w:jc w:val="center"/>
+              <w:rPr>
+                <w:rFonts w:ascii="標楷體" w:hAnsi="標楷體" w:eastAsia="標楷體" w:cs="標楷體"/>
+                <w:szCs w:val="24"/>
+              </w:rPr>
+            </w:pPr>
+            <w:r>
+              <w:rPr>
+                <w:rFonts w:eastAsia="DFKai-SB" w:cs="DFKai-SB" w:ascii="DFKai-SB" w:hAnsi="DFKai-SB"/>
+                <w:sz w:val="24"/>
                 <w:szCs w:val="24"/>
               </w:rPr>
               <w:t>{familyWorkplace2}</w:t>
@@ -4872,20 +5154,22 @@
               <w:bottom w:val="single" w:sz="4" w:space="0" w:color="000000"/>
               <w:right w:val="single" w:sz="4" w:space="0" w:color="000000"/>
             </w:tcBorders>
-          </w:tcPr>
-          <w:p>
-            <w:pPr>
-              <w:pStyle w:val="Normal"/>
-              <w:snapToGrid w:val="false"/>
-              <w:jc w:val="center"/>
-              <w:rPr>
-                <w:rFonts w:ascii="標楷體" w:hAnsi="標楷體" w:eastAsia="標楷體" w:cs="標楷體"/>
-                <w:szCs w:val="24"/>
-              </w:rPr>
-            </w:pPr>
-            <w:r>
-              <w:rPr>
-                <w:rFonts w:eastAsia="標楷體" w:cs="標楷體" w:ascii="標楷體" w:hAnsi="標楷體"/>
+            <w:vAlign w:val="center"/>
+          </w:tcPr>
+          <w:p>
+            <w:pPr>
+              <w:pStyle w:val="Normal"/>
+              <w:snapToGrid w:val="false"/>
+              <w:jc w:val="center"/>
+              <w:rPr>
+                <w:rFonts w:ascii="標楷體" w:hAnsi="標楷體" w:eastAsia="標楷體" w:cs="標楷體"/>
+                <w:szCs w:val="24"/>
+              </w:rPr>
+            </w:pPr>
+            <w:r>
+              <w:rPr>
+                <w:rFonts w:eastAsia="DFKai-SB" w:cs="DFKai-SB" w:ascii="DFKai-SB" w:hAnsi="DFKai-SB"/>
+                <w:sz w:val="24"/>
                 <w:szCs w:val="24"/>
               </w:rPr>
               <w:t>{familyPhone2}</w:t>
@@ -4901,20 +5185,22 @@
               <w:bottom w:val="single" w:sz="4" w:space="0" w:color="000000"/>
               <w:right w:val="single" w:sz="4" w:space="0" w:color="000000"/>
             </w:tcBorders>
-          </w:tcPr>
-          <w:p>
-            <w:pPr>
-              <w:pStyle w:val="Normal"/>
-              <w:snapToGrid w:val="false"/>
-              <w:jc w:val="center"/>
-              <w:rPr>
-                <w:rFonts w:ascii="標楷體" w:hAnsi="標楷體" w:eastAsia="標楷體" w:cs="標楷體"/>
-                <w:szCs w:val="24"/>
-              </w:rPr>
-            </w:pPr>
-            <w:r>
-              <w:rPr>
-                <w:rFonts w:eastAsia="標楷體" w:cs="標楷體" w:ascii="標楷體" w:hAnsi="標楷體"/>
+            <w:vAlign w:val="center"/>
+          </w:tcPr>
+          <w:p>
+            <w:pPr>
+              <w:pStyle w:val="Normal"/>
+              <w:snapToGrid w:val="false"/>
+              <w:jc w:val="center"/>
+              <w:rPr>
+                <w:rFonts w:ascii="標楷體" w:hAnsi="標楷體" w:eastAsia="標楷體" w:cs="標楷體"/>
+                <w:szCs w:val="24"/>
+              </w:rPr>
+            </w:pPr>
+            <w:r>
+              <w:rPr>
+                <w:rFonts w:eastAsia="DFKai-SB" w:cs="DFKai-SB" w:ascii="DFKai-SB" w:hAnsi="DFKai-SB"/>
+                <w:sz w:val="24"/>
                 <w:szCs w:val="24"/>
               </w:rPr>
               <w:t>{familyNote2}</w:t>
@@ -4963,20 +5249,22 @@
               <w:bottom w:val="single" w:sz="4" w:space="0" w:color="000000"/>
               <w:right w:val="single" w:sz="4" w:space="0" w:color="000000"/>
             </w:tcBorders>
-          </w:tcPr>
-          <w:p>
-            <w:pPr>
-              <w:pStyle w:val="Normal"/>
-              <w:snapToGrid w:val="false"/>
-              <w:jc w:val="center"/>
-              <w:rPr>
-                <w:rFonts w:ascii="標楷體" w:hAnsi="標楷體" w:eastAsia="標楷體" w:cs="標楷體"/>
-                <w:szCs w:val="24"/>
-              </w:rPr>
-            </w:pPr>
-            <w:r>
-              <w:rPr>
-                <w:rFonts w:eastAsia="標楷體" w:cs="標楷體" w:ascii="標楷體" w:hAnsi="標楷體"/>
+            <w:vAlign w:val="center"/>
+          </w:tcPr>
+          <w:p>
+            <w:pPr>
+              <w:pStyle w:val="Normal"/>
+              <w:snapToGrid w:val="false"/>
+              <w:jc w:val="center"/>
+              <w:rPr>
+                <w:rFonts w:ascii="標楷體" w:hAnsi="標楷體" w:eastAsia="標楷體" w:cs="標楷體"/>
+                <w:szCs w:val="24"/>
+              </w:rPr>
+            </w:pPr>
+            <w:r>
+              <w:rPr>
+                <w:rFonts w:eastAsia="DFKai-SB" w:cs="DFKai-SB" w:ascii="DFKai-SB" w:hAnsi="DFKai-SB"/>
+                <w:sz w:val="24"/>
                 <w:szCs w:val="24"/>
               </w:rPr>
               <w:t>{familyRelation3}</w:t>
@@ -4992,20 +5280,22 @@
               <w:bottom w:val="single" w:sz="4" w:space="0" w:color="000000"/>
               <w:right w:val="single" w:sz="4" w:space="0" w:color="000000"/>
             </w:tcBorders>
-          </w:tcPr>
-          <w:p>
-            <w:pPr>
-              <w:pStyle w:val="Normal"/>
-              <w:snapToGrid w:val="false"/>
-              <w:jc w:val="center"/>
-              <w:rPr>
-                <w:rFonts w:ascii="標楷體" w:hAnsi="標楷體" w:eastAsia="標楷體" w:cs="標楷體"/>
-                <w:szCs w:val="24"/>
-              </w:rPr>
-            </w:pPr>
-            <w:r>
-              <w:rPr>
-                <w:rFonts w:eastAsia="標楷體" w:cs="標楷體" w:ascii="標楷體" w:hAnsi="標楷體"/>
+            <w:vAlign w:val="center"/>
+          </w:tcPr>
+          <w:p>
+            <w:pPr>
+              <w:pStyle w:val="Normal"/>
+              <w:snapToGrid w:val="false"/>
+              <w:jc w:val="center"/>
+              <w:rPr>
+                <w:rFonts w:ascii="標楷體" w:hAnsi="標楷體" w:eastAsia="標楷體" w:cs="標楷體"/>
+                <w:szCs w:val="24"/>
+              </w:rPr>
+            </w:pPr>
+            <w:r>
+              <w:rPr>
+                <w:rFonts w:eastAsia="DFKai-SB" w:cs="DFKai-SB" w:ascii="DFKai-SB" w:hAnsi="DFKai-SB"/>
+                <w:sz w:val="24"/>
                 <w:szCs w:val="24"/>
               </w:rPr>
               <w:t>{familyName3}</w:t>
@@ -5021,20 +5311,22 @@
               <w:bottom w:val="single" w:sz="4" w:space="0" w:color="000000"/>
               <w:right w:val="single" w:sz="4" w:space="0" w:color="000000"/>
             </w:tcBorders>
-          </w:tcPr>
-          <w:p>
-            <w:pPr>
-              <w:pStyle w:val="Normal"/>
-              <w:snapToGrid w:val="false"/>
-              <w:jc w:val="center"/>
-              <w:rPr>
-                <w:rFonts w:ascii="標楷體" w:hAnsi="標楷體" w:eastAsia="標楷體" w:cs="標楷體"/>
-                <w:szCs w:val="24"/>
-              </w:rPr>
-            </w:pPr>
-            <w:r>
-              <w:rPr>
-                <w:rFonts w:eastAsia="標楷體" w:cs="標楷體" w:ascii="標楷體" w:hAnsi="標楷體"/>
+            <w:vAlign w:val="center"/>
+          </w:tcPr>
+          <w:p>
+            <w:pPr>
+              <w:pStyle w:val="Normal"/>
+              <w:snapToGrid w:val="false"/>
+              <w:jc w:val="center"/>
+              <w:rPr>
+                <w:rFonts w:ascii="標楷體" w:hAnsi="標楷體" w:eastAsia="標楷體" w:cs="標楷體"/>
+                <w:szCs w:val="24"/>
+              </w:rPr>
+            </w:pPr>
+            <w:r>
+              <w:rPr>
+                <w:rFonts w:eastAsia="DFKai-SB" w:cs="DFKai-SB" w:ascii="DFKai-SB" w:hAnsi="DFKai-SB"/>
+                <w:sz w:val="24"/>
                 <w:szCs w:val="24"/>
               </w:rPr>
               <w:t>{familyEducation3}</w:t>
@@ -5050,20 +5342,22 @@
               <w:bottom w:val="single" w:sz="4" w:space="0" w:color="000000"/>
               <w:right w:val="single" w:sz="4" w:space="0" w:color="000000"/>
             </w:tcBorders>
-          </w:tcPr>
-          <w:p>
-            <w:pPr>
-              <w:pStyle w:val="Normal"/>
-              <w:snapToGrid w:val="false"/>
-              <w:jc w:val="center"/>
-              <w:rPr>
-                <w:rFonts w:ascii="標楷體" w:hAnsi="標楷體" w:eastAsia="標楷體" w:cs="標楷體"/>
-                <w:szCs w:val="24"/>
-              </w:rPr>
-            </w:pPr>
-            <w:r>
-              <w:rPr>
-                <w:rFonts w:eastAsia="標楷體" w:cs="標楷體" w:ascii="標楷體" w:hAnsi="標楷體"/>
+            <w:vAlign w:val="center"/>
+          </w:tcPr>
+          <w:p>
+            <w:pPr>
+              <w:pStyle w:val="Normal"/>
+              <w:snapToGrid w:val="false"/>
+              <w:jc w:val="center"/>
+              <w:rPr>
+                <w:rFonts w:ascii="標楷體" w:hAnsi="標楷體" w:eastAsia="標楷體" w:cs="標楷體"/>
+                <w:szCs w:val="24"/>
+              </w:rPr>
+            </w:pPr>
+            <w:r>
+              <w:rPr>
+                <w:rFonts w:eastAsia="DFKai-SB" w:cs="DFKai-SB" w:ascii="DFKai-SB" w:hAnsi="DFKai-SB"/>
+                <w:sz w:val="24"/>
                 <w:szCs w:val="24"/>
               </w:rPr>
               <w:t>{familyJob3}</w:t>
@@ -5079,20 +5373,22 @@
               <w:bottom w:val="single" w:sz="4" w:space="0" w:color="000000"/>
               <w:right w:val="single" w:sz="4" w:space="0" w:color="000000"/>
             </w:tcBorders>
-          </w:tcPr>
-          <w:p>
-            <w:pPr>
-              <w:pStyle w:val="Normal"/>
-              <w:snapToGrid w:val="false"/>
-              <w:jc w:val="center"/>
-              <w:rPr>
-                <w:rFonts w:ascii="標楷體" w:hAnsi="標楷體" w:eastAsia="標楷體" w:cs="標楷體"/>
-                <w:szCs w:val="24"/>
-              </w:rPr>
-            </w:pPr>
-            <w:r>
-              <w:rPr>
-                <w:rFonts w:eastAsia="標楷體" w:cs="標楷體" w:ascii="標楷體" w:hAnsi="標楷體"/>
+            <w:vAlign w:val="center"/>
+          </w:tcPr>
+          <w:p>
+            <w:pPr>
+              <w:pStyle w:val="Normal"/>
+              <w:snapToGrid w:val="false"/>
+              <w:jc w:val="center"/>
+              <w:rPr>
+                <w:rFonts w:ascii="標楷體" w:hAnsi="標楷體" w:eastAsia="標楷體" w:cs="標楷體"/>
+                <w:szCs w:val="24"/>
+              </w:rPr>
+            </w:pPr>
+            <w:r>
+              <w:rPr>
+                <w:rFonts w:eastAsia="DFKai-SB" w:cs="DFKai-SB" w:ascii="DFKai-SB" w:hAnsi="DFKai-SB"/>
+                <w:sz w:val="24"/>
                 <w:szCs w:val="24"/>
               </w:rPr>
               <w:t>{familyWorkplace3}</w:t>
@@ -5108,20 +5404,22 @@
               <w:bottom w:val="single" w:sz="4" w:space="0" w:color="000000"/>
               <w:right w:val="single" w:sz="4" w:space="0" w:color="000000"/>
             </w:tcBorders>
-          </w:tcPr>
-          <w:p>
-            <w:pPr>
-              <w:pStyle w:val="Normal"/>
-              <w:snapToGrid w:val="false"/>
-              <w:jc w:val="center"/>
-              <w:rPr>
-                <w:rFonts w:ascii="標楷體" w:hAnsi="標楷體" w:eastAsia="標楷體" w:cs="標楷體"/>
-                <w:szCs w:val="24"/>
-              </w:rPr>
-            </w:pPr>
-            <w:r>
-              <w:rPr>
-                <w:rFonts w:eastAsia="標楷體" w:cs="標楷體" w:ascii="標楷體" w:hAnsi="標楷體"/>
+            <w:vAlign w:val="center"/>
+          </w:tcPr>
+          <w:p>
+            <w:pPr>
+              <w:pStyle w:val="Normal"/>
+              <w:snapToGrid w:val="false"/>
+              <w:jc w:val="center"/>
+              <w:rPr>
+                <w:rFonts w:ascii="標楷體" w:hAnsi="標楷體" w:eastAsia="標楷體" w:cs="標楷體"/>
+                <w:szCs w:val="24"/>
+              </w:rPr>
+            </w:pPr>
+            <w:r>
+              <w:rPr>
+                <w:rFonts w:eastAsia="DFKai-SB" w:cs="DFKai-SB" w:ascii="DFKai-SB" w:hAnsi="DFKai-SB"/>
+                <w:sz w:val="24"/>
                 <w:szCs w:val="24"/>
               </w:rPr>
               <w:t>{familyPhone3}</w:t>
@@ -5137,20 +5435,22 @@
               <w:bottom w:val="single" w:sz="4" w:space="0" w:color="000000"/>
               <w:right w:val="single" w:sz="4" w:space="0" w:color="000000"/>
             </w:tcBorders>
-          </w:tcPr>
-          <w:p>
-            <w:pPr>
-              <w:pStyle w:val="Normal"/>
-              <w:snapToGrid w:val="false"/>
-              <w:jc w:val="center"/>
-              <w:rPr>
-                <w:rFonts w:ascii="標楷體" w:hAnsi="標楷體" w:eastAsia="標楷體" w:cs="標楷體"/>
-                <w:szCs w:val="24"/>
-              </w:rPr>
-            </w:pPr>
-            <w:r>
-              <w:rPr>
-                <w:rFonts w:eastAsia="標楷體" w:cs="標楷體" w:ascii="標楷體" w:hAnsi="標楷體"/>
+            <w:vAlign w:val="center"/>
+          </w:tcPr>
+          <w:p>
+            <w:pPr>
+              <w:pStyle w:val="Normal"/>
+              <w:snapToGrid w:val="false"/>
+              <w:jc w:val="center"/>
+              <w:rPr>
+                <w:rFonts w:ascii="標楷體" w:hAnsi="標楷體" w:eastAsia="標楷體" w:cs="標楷體"/>
+                <w:szCs w:val="24"/>
+              </w:rPr>
+            </w:pPr>
+            <w:r>
+              <w:rPr>
+                <w:rFonts w:eastAsia="DFKai-SB" w:cs="DFKai-SB" w:ascii="DFKai-SB" w:hAnsi="DFKai-SB"/>
+                <w:sz w:val="24"/>
                 <w:szCs w:val="24"/>
               </w:rPr>
               <w:t>{familyNote3}</w:t>
@@ -5199,20 +5499,22 @@
               <w:bottom w:val="single" w:sz="4" w:space="0" w:color="000000"/>
               <w:right w:val="single" w:sz="4" w:space="0" w:color="000000"/>
             </w:tcBorders>
-          </w:tcPr>
-          <w:p>
-            <w:pPr>
-              <w:pStyle w:val="Normal"/>
-              <w:snapToGrid w:val="false"/>
-              <w:jc w:val="center"/>
-              <w:rPr>
-                <w:rFonts w:ascii="標楷體" w:hAnsi="標楷體" w:eastAsia="標楷體" w:cs="標楷體"/>
-                <w:szCs w:val="24"/>
-              </w:rPr>
-            </w:pPr>
-            <w:r>
-              <w:rPr>
-                <w:rFonts w:eastAsia="標楷體" w:cs="標楷體" w:ascii="標楷體" w:hAnsi="標楷體"/>
+            <w:vAlign w:val="center"/>
+          </w:tcPr>
+          <w:p>
+            <w:pPr>
+              <w:pStyle w:val="Normal"/>
+              <w:snapToGrid w:val="false"/>
+              <w:jc w:val="center"/>
+              <w:rPr>
+                <w:rFonts w:ascii="標楷體" w:hAnsi="標楷體" w:eastAsia="標楷體" w:cs="標楷體"/>
+                <w:szCs w:val="24"/>
+              </w:rPr>
+            </w:pPr>
+            <w:r>
+              <w:rPr>
+                <w:rFonts w:eastAsia="DFKai-SB" w:cs="DFKai-SB" w:ascii="DFKai-SB" w:hAnsi="DFKai-SB"/>
+                <w:sz w:val="24"/>
                 <w:szCs w:val="24"/>
               </w:rPr>
               <w:t>{familyRelation4}</w:t>
@@ -5228,20 +5530,22 @@
               <w:bottom w:val="single" w:sz="4" w:space="0" w:color="000000"/>
               <w:right w:val="single" w:sz="4" w:space="0" w:color="000000"/>
             </w:tcBorders>
-          </w:tcPr>
-          <w:p>
-            <w:pPr>
-              <w:pStyle w:val="Normal"/>
-              <w:snapToGrid w:val="false"/>
-              <w:jc w:val="center"/>
-              <w:rPr>
-                <w:rFonts w:ascii="標楷體" w:hAnsi="標楷體" w:eastAsia="標楷體" w:cs="標楷體"/>
-                <w:szCs w:val="24"/>
-              </w:rPr>
-            </w:pPr>
-            <w:r>
-              <w:rPr>
-                <w:rFonts w:eastAsia="標楷體" w:cs="標楷體" w:ascii="標楷體" w:hAnsi="標楷體"/>
+            <w:vAlign w:val="center"/>
+          </w:tcPr>
+          <w:p>
+            <w:pPr>
+              <w:pStyle w:val="Normal"/>
+              <w:snapToGrid w:val="false"/>
+              <w:jc w:val="center"/>
+              <w:rPr>
+                <w:rFonts w:ascii="標楷體" w:hAnsi="標楷體" w:eastAsia="標楷體" w:cs="標楷體"/>
+                <w:szCs w:val="24"/>
+              </w:rPr>
+            </w:pPr>
+            <w:r>
+              <w:rPr>
+                <w:rFonts w:eastAsia="DFKai-SB" w:cs="DFKai-SB" w:ascii="DFKai-SB" w:hAnsi="DFKai-SB"/>
+                <w:sz w:val="24"/>
                 <w:szCs w:val="24"/>
               </w:rPr>
               <w:t>{familyName4}</w:t>
@@ -5257,20 +5561,22 @@
               <w:bottom w:val="single" w:sz="4" w:space="0" w:color="000000"/>
               <w:right w:val="single" w:sz="4" w:space="0" w:color="000000"/>
             </w:tcBorders>
-          </w:tcPr>
-          <w:p>
-            <w:pPr>
-              <w:pStyle w:val="Normal"/>
-              <w:snapToGrid w:val="false"/>
-              <w:jc w:val="center"/>
-              <w:rPr>
-                <w:rFonts w:ascii="標楷體" w:hAnsi="標楷體" w:eastAsia="標楷體" w:cs="標楷體"/>
-                <w:szCs w:val="24"/>
-              </w:rPr>
-            </w:pPr>
-            <w:r>
-              <w:rPr>
-                <w:rFonts w:eastAsia="標楷體" w:cs="標楷體" w:ascii="標楷體" w:hAnsi="標楷體"/>
+            <w:vAlign w:val="center"/>
+          </w:tcPr>
+          <w:p>
+            <w:pPr>
+              <w:pStyle w:val="Normal"/>
+              <w:snapToGrid w:val="false"/>
+              <w:jc w:val="center"/>
+              <w:rPr>
+                <w:rFonts w:ascii="標楷體" w:hAnsi="標楷體" w:eastAsia="標楷體" w:cs="標楷體"/>
+                <w:szCs w:val="24"/>
+              </w:rPr>
+            </w:pPr>
+            <w:r>
+              <w:rPr>
+                <w:rFonts w:eastAsia="DFKai-SB" w:cs="DFKai-SB" w:ascii="DFKai-SB" w:hAnsi="DFKai-SB"/>
+                <w:sz w:val="24"/>
                 <w:szCs w:val="24"/>
               </w:rPr>
               <w:t>{familyEducation4}</w:t>
@@ -5286,20 +5592,22 @@
               <w:bottom w:val="single" w:sz="4" w:space="0" w:color="000000"/>
               <w:right w:val="single" w:sz="4" w:space="0" w:color="000000"/>
             </w:tcBorders>
-          </w:tcPr>
-          <w:p>
-            <w:pPr>
-              <w:pStyle w:val="Normal"/>
-              <w:snapToGrid w:val="false"/>
-              <w:jc w:val="center"/>
-              <w:rPr>
-                <w:rFonts w:ascii="標楷體" w:hAnsi="標楷體" w:eastAsia="標楷體" w:cs="標楷體"/>
-                <w:szCs w:val="24"/>
-              </w:rPr>
-            </w:pPr>
-            <w:r>
-              <w:rPr>
-                <w:rFonts w:eastAsia="標楷體" w:cs="標楷體" w:ascii="標楷體" w:hAnsi="標楷體"/>
+            <w:vAlign w:val="center"/>
+          </w:tcPr>
+          <w:p>
+            <w:pPr>
+              <w:pStyle w:val="Normal"/>
+              <w:snapToGrid w:val="false"/>
+              <w:jc w:val="center"/>
+              <w:rPr>
+                <w:rFonts w:ascii="標楷體" w:hAnsi="標楷體" w:eastAsia="標楷體" w:cs="標楷體"/>
+                <w:szCs w:val="24"/>
+              </w:rPr>
+            </w:pPr>
+            <w:r>
+              <w:rPr>
+                <w:rFonts w:eastAsia="DFKai-SB" w:cs="DFKai-SB" w:ascii="DFKai-SB" w:hAnsi="DFKai-SB"/>
+                <w:sz w:val="24"/>
                 <w:szCs w:val="24"/>
               </w:rPr>
               <w:t>{familyJob4}</w:t>
@@ -5315,20 +5623,22 @@
               <w:bottom w:val="single" w:sz="4" w:space="0" w:color="000000"/>
               <w:right w:val="single" w:sz="4" w:space="0" w:color="000000"/>
             </w:tcBorders>
-          </w:tcPr>
-          <w:p>
-            <w:pPr>
-              <w:pStyle w:val="Normal"/>
-              <w:snapToGrid w:val="false"/>
-              <w:jc w:val="center"/>
-              <w:rPr>
-                <w:rFonts w:ascii="標楷體" w:hAnsi="標楷體" w:eastAsia="標楷體" w:cs="標楷體"/>
-                <w:szCs w:val="24"/>
-              </w:rPr>
-            </w:pPr>
-            <w:r>
-              <w:rPr>
-                <w:rFonts w:eastAsia="標楷體" w:cs="標楷體" w:ascii="標楷體" w:hAnsi="標楷體"/>
+            <w:vAlign w:val="center"/>
+          </w:tcPr>
+          <w:p>
+            <w:pPr>
+              <w:pStyle w:val="Normal"/>
+              <w:snapToGrid w:val="false"/>
+              <w:jc w:val="center"/>
+              <w:rPr>
+                <w:rFonts w:ascii="標楷體" w:hAnsi="標楷體" w:eastAsia="標楷體" w:cs="標楷體"/>
+                <w:szCs w:val="24"/>
+              </w:rPr>
+            </w:pPr>
+            <w:r>
+              <w:rPr>
+                <w:rFonts w:eastAsia="DFKai-SB" w:cs="DFKai-SB" w:ascii="DFKai-SB" w:hAnsi="DFKai-SB"/>
+                <w:sz w:val="24"/>
                 <w:szCs w:val="24"/>
               </w:rPr>
               <w:t>{familyWorkplace4}</w:t>
@@ -5344,20 +5654,22 @@
               <w:bottom w:val="single" w:sz="4" w:space="0" w:color="000000"/>
               <w:right w:val="single" w:sz="4" w:space="0" w:color="000000"/>
             </w:tcBorders>
-          </w:tcPr>
-          <w:p>
-            <w:pPr>
-              <w:pStyle w:val="Normal"/>
-              <w:snapToGrid w:val="false"/>
-              <w:jc w:val="center"/>
-              <w:rPr>
-                <w:rFonts w:ascii="標楷體" w:hAnsi="標楷體" w:eastAsia="標楷體" w:cs="標楷體"/>
-                <w:szCs w:val="24"/>
-              </w:rPr>
-            </w:pPr>
-            <w:r>
-              <w:rPr>
-                <w:rFonts w:eastAsia="標楷體" w:cs="標楷體" w:ascii="標楷體" w:hAnsi="標楷體"/>
+            <w:vAlign w:val="center"/>
+          </w:tcPr>
+          <w:p>
+            <w:pPr>
+              <w:pStyle w:val="Normal"/>
+              <w:snapToGrid w:val="false"/>
+              <w:jc w:val="center"/>
+              <w:rPr>
+                <w:rFonts w:ascii="標楷體" w:hAnsi="標楷體" w:eastAsia="標楷體" w:cs="標楷體"/>
+                <w:szCs w:val="24"/>
+              </w:rPr>
+            </w:pPr>
+            <w:r>
+              <w:rPr>
+                <w:rFonts w:eastAsia="DFKai-SB" w:cs="DFKai-SB" w:ascii="DFKai-SB" w:hAnsi="DFKai-SB"/>
+                <w:sz w:val="24"/>
                 <w:szCs w:val="24"/>
               </w:rPr>
               <w:t>{familyPhone4}</w:t>
@@ -5373,20 +5685,22 @@
               <w:bottom w:val="single" w:sz="4" w:space="0" w:color="000000"/>
               <w:right w:val="single" w:sz="4" w:space="0" w:color="000000"/>
             </w:tcBorders>
-          </w:tcPr>
-          <w:p>
-            <w:pPr>
-              <w:pStyle w:val="Normal"/>
-              <w:snapToGrid w:val="false"/>
-              <w:jc w:val="center"/>
-              <w:rPr>
-                <w:rFonts w:ascii="標楷體" w:hAnsi="標楷體" w:eastAsia="標楷體" w:cs="標楷體"/>
-                <w:szCs w:val="24"/>
-              </w:rPr>
-            </w:pPr>
-            <w:r>
-              <w:rPr>
-                <w:rFonts w:eastAsia="標楷體" w:cs="標楷體" w:ascii="標楷體" w:hAnsi="標楷體"/>
+            <w:vAlign w:val="center"/>
+          </w:tcPr>
+          <w:p>
+            <w:pPr>
+              <w:pStyle w:val="Normal"/>
+              <w:snapToGrid w:val="false"/>
+              <w:jc w:val="center"/>
+              <w:rPr>
+                <w:rFonts w:ascii="標楷體" w:hAnsi="標楷體" w:eastAsia="標楷體" w:cs="標楷體"/>
+                <w:szCs w:val="24"/>
+              </w:rPr>
+            </w:pPr>
+            <w:r>
+              <w:rPr>
+                <w:rFonts w:eastAsia="DFKai-SB" w:cs="DFKai-SB" w:ascii="DFKai-SB" w:hAnsi="DFKai-SB"/>
+                <w:sz w:val="24"/>
                 <w:szCs w:val="24"/>
               </w:rPr>
               <w:t>{familyNote4}</w:t>
@@ -5435,20 +5749,22 @@
               <w:bottom w:val="single" w:sz="4" w:space="0" w:color="000000"/>
               <w:right w:val="single" w:sz="4" w:space="0" w:color="000000"/>
             </w:tcBorders>
-          </w:tcPr>
-          <w:p>
-            <w:pPr>
-              <w:pStyle w:val="Normal"/>
-              <w:snapToGrid w:val="false"/>
-              <w:jc w:val="center"/>
-              <w:rPr>
-                <w:rFonts w:ascii="標楷體" w:hAnsi="標楷體" w:eastAsia="標楷體" w:cs="標楷體"/>
-                <w:szCs w:val="24"/>
-              </w:rPr>
-            </w:pPr>
-            <w:r>
-              <w:rPr>
-                <w:rFonts w:eastAsia="標楷體" w:cs="標楷體" w:ascii="標楷體" w:hAnsi="標楷體"/>
+            <w:vAlign w:val="center"/>
+          </w:tcPr>
+          <w:p>
+            <w:pPr>
+              <w:pStyle w:val="Normal"/>
+              <w:snapToGrid w:val="false"/>
+              <w:jc w:val="center"/>
+              <w:rPr>
+                <w:rFonts w:ascii="標楷體" w:hAnsi="標楷體" w:eastAsia="標楷體" w:cs="標楷體"/>
+                <w:szCs w:val="24"/>
+              </w:rPr>
+            </w:pPr>
+            <w:r>
+              <w:rPr>
+                <w:rFonts w:eastAsia="DFKai-SB" w:cs="DFKai-SB" w:ascii="DFKai-SB" w:hAnsi="DFKai-SB"/>
+                <w:sz w:val="24"/>
                 <w:szCs w:val="24"/>
               </w:rPr>
               <w:t>{familyRelation5}</w:t>
@@ -5464,20 +5780,22 @@
               <w:bottom w:val="single" w:sz="4" w:space="0" w:color="000000"/>
               <w:right w:val="single" w:sz="4" w:space="0" w:color="000000"/>
             </w:tcBorders>
-          </w:tcPr>
-          <w:p>
-            <w:pPr>
-              <w:pStyle w:val="Normal"/>
-              <w:snapToGrid w:val="false"/>
-              <w:jc w:val="center"/>
-              <w:rPr>
-                <w:rFonts w:ascii="標楷體" w:hAnsi="標楷體" w:eastAsia="標楷體" w:cs="標楷體"/>
-                <w:szCs w:val="24"/>
-              </w:rPr>
-            </w:pPr>
-            <w:r>
-              <w:rPr>
-                <w:rFonts w:eastAsia="標楷體" w:cs="標楷體" w:ascii="標楷體" w:hAnsi="標楷體"/>
+            <w:vAlign w:val="center"/>
+          </w:tcPr>
+          <w:p>
+            <w:pPr>
+              <w:pStyle w:val="Normal"/>
+              <w:snapToGrid w:val="false"/>
+              <w:jc w:val="center"/>
+              <w:rPr>
+                <w:rFonts w:ascii="標楷體" w:hAnsi="標楷體" w:eastAsia="標楷體" w:cs="標楷體"/>
+                <w:szCs w:val="24"/>
+              </w:rPr>
+            </w:pPr>
+            <w:r>
+              <w:rPr>
+                <w:rFonts w:eastAsia="DFKai-SB" w:cs="DFKai-SB" w:ascii="DFKai-SB" w:hAnsi="DFKai-SB"/>
+                <w:sz w:val="24"/>
                 <w:szCs w:val="24"/>
               </w:rPr>
               <w:t>{familyName5}</w:t>
@@ -5493,20 +5811,22 @@
               <w:bottom w:val="single" w:sz="4" w:space="0" w:color="000000"/>
               <w:right w:val="single" w:sz="4" w:space="0" w:color="000000"/>
             </w:tcBorders>
-          </w:tcPr>
-          <w:p>
-            <w:pPr>
-              <w:pStyle w:val="Normal"/>
-              <w:snapToGrid w:val="false"/>
-              <w:jc w:val="center"/>
-              <w:rPr>
-                <w:rFonts w:ascii="標楷體" w:hAnsi="標楷體" w:eastAsia="標楷體" w:cs="標楷體"/>
-                <w:szCs w:val="24"/>
-              </w:rPr>
-            </w:pPr>
-            <w:r>
-              <w:rPr>
-                <w:rFonts w:eastAsia="標楷體" w:cs="標楷體" w:ascii="標楷體" w:hAnsi="標楷體"/>
+            <w:vAlign w:val="center"/>
+          </w:tcPr>
+          <w:p>
+            <w:pPr>
+              <w:pStyle w:val="Normal"/>
+              <w:snapToGrid w:val="false"/>
+              <w:jc w:val="center"/>
+              <w:rPr>
+                <w:rFonts w:ascii="標楷體" w:hAnsi="標楷體" w:eastAsia="標楷體" w:cs="標楷體"/>
+                <w:szCs w:val="24"/>
+              </w:rPr>
+            </w:pPr>
+            <w:r>
+              <w:rPr>
+                <w:rFonts w:eastAsia="DFKai-SB" w:cs="DFKai-SB" w:ascii="DFKai-SB" w:hAnsi="DFKai-SB"/>
+                <w:sz w:val="24"/>
                 <w:szCs w:val="24"/>
               </w:rPr>
               <w:t>{familyEducation5}</w:t>
@@ -5522,20 +5842,22 @@
               <w:bottom w:val="single" w:sz="4" w:space="0" w:color="000000"/>
               <w:right w:val="single" w:sz="4" w:space="0" w:color="000000"/>
             </w:tcBorders>
-          </w:tcPr>
-          <w:p>
-            <w:pPr>
-              <w:pStyle w:val="Normal"/>
-              <w:snapToGrid w:val="false"/>
-              <w:jc w:val="center"/>
-              <w:rPr>
-                <w:rFonts w:ascii="標楷體" w:hAnsi="標楷體" w:eastAsia="標楷體" w:cs="標楷體"/>
-                <w:szCs w:val="24"/>
-              </w:rPr>
-            </w:pPr>
-            <w:r>
-              <w:rPr>
-                <w:rFonts w:eastAsia="標楷體" w:cs="標楷體" w:ascii="標楷體" w:hAnsi="標楷體"/>
+            <w:vAlign w:val="center"/>
+          </w:tcPr>
+          <w:p>
+            <w:pPr>
+              <w:pStyle w:val="Normal"/>
+              <w:snapToGrid w:val="false"/>
+              <w:jc w:val="center"/>
+              <w:rPr>
+                <w:rFonts w:ascii="標楷體" w:hAnsi="標楷體" w:eastAsia="標楷體" w:cs="標楷體"/>
+                <w:szCs w:val="24"/>
+              </w:rPr>
+            </w:pPr>
+            <w:r>
+              <w:rPr>
+                <w:rFonts w:eastAsia="DFKai-SB" w:cs="DFKai-SB" w:ascii="DFKai-SB" w:hAnsi="DFKai-SB"/>
+                <w:sz w:val="24"/>
                 <w:szCs w:val="24"/>
               </w:rPr>
               <w:t>{familyJob5}</w:t>
@@ -5551,20 +5873,22 @@
               <w:bottom w:val="single" w:sz="4" w:space="0" w:color="000000"/>
               <w:right w:val="single" w:sz="4" w:space="0" w:color="000000"/>
             </w:tcBorders>
-          </w:tcPr>
-          <w:p>
-            <w:pPr>
-              <w:pStyle w:val="Normal"/>
-              <w:snapToGrid w:val="false"/>
-              <w:jc w:val="center"/>
-              <w:rPr>
-                <w:rFonts w:ascii="標楷體" w:hAnsi="標楷體" w:eastAsia="標楷體" w:cs="標楷體"/>
-                <w:szCs w:val="24"/>
-              </w:rPr>
-            </w:pPr>
-            <w:r>
-              <w:rPr>
-                <w:rFonts w:eastAsia="標楷體" w:cs="標楷體" w:ascii="標楷體" w:hAnsi="標楷體"/>
+            <w:vAlign w:val="center"/>
+          </w:tcPr>
+          <w:p>
+            <w:pPr>
+              <w:pStyle w:val="Normal"/>
+              <w:snapToGrid w:val="false"/>
+              <w:jc w:val="center"/>
+              <w:rPr>
+                <w:rFonts w:ascii="標楷體" w:hAnsi="標楷體" w:eastAsia="標楷體" w:cs="標楷體"/>
+                <w:szCs w:val="24"/>
+              </w:rPr>
+            </w:pPr>
+            <w:r>
+              <w:rPr>
+                <w:rFonts w:eastAsia="DFKai-SB" w:cs="DFKai-SB" w:ascii="DFKai-SB" w:hAnsi="DFKai-SB"/>
+                <w:sz w:val="24"/>
                 <w:szCs w:val="24"/>
               </w:rPr>
               <w:t>{familyWorkplace5}</w:t>
@@ -5580,20 +5904,22 @@
               <w:bottom w:val="single" w:sz="4" w:space="0" w:color="000000"/>
               <w:right w:val="single" w:sz="4" w:space="0" w:color="000000"/>
             </w:tcBorders>
-          </w:tcPr>
-          <w:p>
-            <w:pPr>
-              <w:pStyle w:val="Normal"/>
-              <w:snapToGrid w:val="false"/>
-              <w:jc w:val="center"/>
-              <w:rPr>
-                <w:rFonts w:ascii="標楷體" w:hAnsi="標楷體" w:eastAsia="標楷體" w:cs="標楷體"/>
-                <w:szCs w:val="24"/>
-              </w:rPr>
-            </w:pPr>
-            <w:r>
-              <w:rPr>
-                <w:rFonts w:eastAsia="標楷體" w:cs="標楷體" w:ascii="標楷體" w:hAnsi="標楷體"/>
+            <w:vAlign w:val="center"/>
+          </w:tcPr>
+          <w:p>
+            <w:pPr>
+              <w:pStyle w:val="Normal"/>
+              <w:snapToGrid w:val="false"/>
+              <w:jc w:val="center"/>
+              <w:rPr>
+                <w:rFonts w:ascii="標楷體" w:hAnsi="標楷體" w:eastAsia="標楷體" w:cs="標楷體"/>
+                <w:szCs w:val="24"/>
+              </w:rPr>
+            </w:pPr>
+            <w:r>
+              <w:rPr>
+                <w:rFonts w:eastAsia="DFKai-SB" w:cs="DFKai-SB" w:ascii="DFKai-SB" w:hAnsi="DFKai-SB"/>
+                <w:sz w:val="24"/>
                 <w:szCs w:val="24"/>
               </w:rPr>
               <w:t>{familyPhone5}</w:t>
@@ -5609,20 +5935,22 @@
               <w:bottom w:val="single" w:sz="4" w:space="0" w:color="000000"/>
               <w:right w:val="single" w:sz="4" w:space="0" w:color="000000"/>
             </w:tcBorders>
-          </w:tcPr>
-          <w:p>
-            <w:pPr>
-              <w:pStyle w:val="Normal"/>
-              <w:snapToGrid w:val="false"/>
-              <w:jc w:val="center"/>
-              <w:rPr>
-                <w:rFonts w:ascii="標楷體" w:hAnsi="標楷體" w:eastAsia="標楷體" w:cs="標楷體"/>
-                <w:szCs w:val="24"/>
-              </w:rPr>
-            </w:pPr>
-            <w:r>
-              <w:rPr>
-                <w:rFonts w:eastAsia="標楷體" w:cs="標楷體" w:ascii="標楷體" w:hAnsi="標楷體"/>
+            <w:vAlign w:val="center"/>
+          </w:tcPr>
+          <w:p>
+            <w:pPr>
+              <w:pStyle w:val="Normal"/>
+              <w:snapToGrid w:val="false"/>
+              <w:jc w:val="center"/>
+              <w:rPr>
+                <w:rFonts w:ascii="標楷體" w:hAnsi="標楷體" w:eastAsia="標楷體" w:cs="標楷體"/>
+                <w:szCs w:val="24"/>
+              </w:rPr>
+            </w:pPr>
+            <w:r>
+              <w:rPr>
+                <w:rFonts w:eastAsia="DFKai-SB" w:cs="DFKai-SB" w:ascii="DFKai-SB" w:hAnsi="DFKai-SB"/>
+                <w:sz w:val="24"/>
                 <w:szCs w:val="24"/>
               </w:rPr>
               <w:t>{familyNote5}</w:t>
@@ -5651,7 +5979,8 @@
             </w:pPr>
             <w:r>
               <w:rPr>
-                <w:rFonts w:ascii="標楷體" w:hAnsi="標楷體" w:cs="標楷體" w:eastAsia="標楷體"/>
+                <w:rFonts w:ascii="DFKai-SB" w:hAnsi="DFKai-SB" w:cs="DFKai-SB" w:eastAsia="DFKai-SB"/>
+                <w:sz w:val="24"/>
                 <w:szCs w:val="24"/>
               </w:rPr>
               <w:t>家 庭狀 況</w:t>
@@ -5668,18 +5997,20 @@
               <w:bottom w:val="single" w:sz="4" w:space="0" w:color="000000"/>
               <w:right w:val="single" w:sz="4" w:space="0" w:color="000000"/>
             </w:tcBorders>
-          </w:tcPr>
-          <w:p>
-            <w:pPr>
-              <w:pStyle w:val="Normal"/>
-              <w:rPr>
-                <w:rFonts w:ascii="標楷體" w:hAnsi="標楷體" w:eastAsia="標楷體" w:cs="標楷體"/>
-                <w:szCs w:val="24"/>
-              </w:rPr>
-            </w:pPr>
-            <w:r>
-              <w:rPr>
-                <w:rFonts w:eastAsia="標楷體" w:cs="標楷體" w:ascii="標楷體" w:hAnsi="標楷體"/>
+            <w:vAlign w:val="center"/>
+          </w:tcPr>
+          <w:p>
+            <w:pPr>
+              <w:pStyle w:val="Normal"/>
+              <w:rPr>
+                <w:rFonts w:ascii="標楷體" w:hAnsi="標楷體" w:eastAsia="標楷體" w:cs="標楷體"/>
+                <w:szCs w:val="24"/>
+              </w:rPr>
+            </w:pPr>
+            <w:r>
+              <w:rPr>
+                <w:rFonts w:eastAsia="DFKai-SB" w:cs="DFKai-SB" w:ascii="DFKai-SB" w:hAnsi="DFKai-SB"/>
+                <w:sz w:val="24"/>
                 <w:szCs w:val="24"/>
               </w:rPr>
               <w:t>{familyStatusBlock}</w:t>
@@ -5708,7 +6039,8 @@
             </w:pPr>
             <w:r>
               <w:rPr>
-                <w:rFonts w:ascii="標楷體" w:hAnsi="標楷體" w:cs="標楷體" w:eastAsia="標楷體"/>
+                <w:rFonts w:ascii="DFKai-SB" w:hAnsi="DFKai-SB" w:cs="DFKai-SB" w:eastAsia="DFKai-SB"/>
+                <w:sz w:val="24"/>
                 <w:szCs w:val="24"/>
               </w:rPr>
               <w:t>家庭需求轉 介</w:t>
@@ -5735,7 +6067,8 @@
             </w:pPr>
             <w:r>
               <w:rPr>
-                <w:rFonts w:eastAsia="標楷體" w:cs="標楷體" w:ascii="標楷體" w:hAnsi="標楷體"/>
+                <w:rFonts w:eastAsia="DFKai-SB" w:cs="DFKai-SB" w:ascii="DFKai-SB" w:hAnsi="DFKai-SB"/>
+                <w:sz w:val="24"/>
                 <w:szCs w:val="24"/>
               </w:rPr>
               <w:t>{familyReferralBlock}</w:t>
@@ -5764,7 +6097,8 @@
             </w:pPr>
             <w:r>
               <w:rPr>
-                <w:rFonts w:ascii="標楷體" w:hAnsi="標楷體" w:cs="標楷體" w:eastAsia="標楷體"/>
+                <w:rFonts w:ascii="DFKai-SB" w:hAnsi="DFKai-SB" w:cs="DFKai-SB" w:eastAsia="DFKai-SB"/>
+                <w:sz w:val="24"/>
                 <w:szCs w:val="24"/>
               </w:rPr>
               <w:t>家長期 望</w:t>
@@ -5794,7 +6128,8 @@
             </w:pPr>
             <w:r>
               <w:rPr>
-                <w:rFonts w:eastAsia="標楷體" w:cs="標楷體" w:ascii="標楷體" w:hAnsi="標楷體"/>
+                <w:rFonts w:eastAsia="DFKai-SB" w:cs="DFKai-SB" w:ascii="DFKai-SB" w:hAnsi="DFKai-SB"/>
+                <w:sz w:val="24"/>
                 <w:szCs w:val="24"/>
               </w:rPr>
               <w:t>{parentExpectationChecks}</w:t>
@@ -5823,7 +6158,8 @@
             </w:pPr>
             <w:r>
               <w:rPr>
-                <w:rFonts w:ascii="標楷體" w:hAnsi="標楷體" w:cs="標楷體" w:eastAsia="標楷體"/>
+                <w:rFonts w:ascii="DFKai-SB" w:hAnsi="DFKai-SB" w:cs="DFKai-SB" w:eastAsia="DFKai-SB"/>
+                <w:sz w:val="24"/>
                 <w:szCs w:val="24"/>
               </w:rPr>
               <w:t>自我期 望</w:t>
@@ -5854,7 +6190,8 @@
             </w:pPr>
             <w:r>
               <w:rPr>
-                <w:rFonts w:eastAsia="標楷體" w:cs="標楷體" w:ascii="標楷體" w:hAnsi="標楷體"/>
+                <w:rFonts w:eastAsia="DFKai-SB" w:cs="DFKai-SB" w:ascii="DFKai-SB" w:hAnsi="DFKai-SB"/>
+                <w:sz w:val="24"/>
                 <w:szCs w:val="24"/>
               </w:rPr>
               <w:t>{selfExpectationBlock}</w:t>
@@ -5875,8 +6212,9 @@
       </w:pPr>
       <w:r>
         <w:rPr>
-          <w:rFonts w:eastAsia="標楷體" w:cs="標楷體" w:ascii="標楷體" w:hAnsi="標楷體"/>
+          <w:rFonts w:eastAsia="DFKai-SB" w:cs="DFKai-SB" w:ascii="DFKai-SB" w:hAnsi="DFKai-SB"/>
           <w:b/>
+          <w:sz w:val="24"/>
           <w:szCs w:val="24"/>
         </w:rPr>
       </w:r>
@@ -5895,10 +6233,10 @@
       </w:pPr>
       <w:r>
         <w:rPr>
-          <w:rFonts w:ascii="標楷體" w:hAnsi="標楷體" w:cs="標楷體" w:eastAsia="標楷體"/>
+          <w:rFonts w:ascii="DFKai-SB" w:hAnsi="DFKai-SB" w:cs="DFKai-SB" w:eastAsia="DFKai-SB"/>
           <w:b/>
-          <w:sz w:val="28"/>
-          <w:szCs w:val="28"/>
+          <w:sz w:val="24"/>
+          <w:szCs w:val="24"/>
         </w:rPr>
         <w:t>（一）身體特殊症狀：{physicalSymptomsPresenceChecks}</w:t>
       </w:r>
@@ -5911,7 +6249,8 @@
       </w:pPr>
       <w:r>
         <w:rPr>
-          <w:rFonts w:ascii="標楷體" w:hAnsi="標楷體" w:cs="標楷體" w:eastAsia="標楷體"/>
+          <w:rFonts w:ascii="DFKai-SB" w:hAnsi="DFKai-SB" w:cs="DFKai-SB" w:eastAsia="DFKai-SB"/>
+          <w:sz w:val="24"/>
           <w:szCs w:val="24"/>
         </w:rPr>
         <w:t>{physicalSymptomsLine1}</w:t>
@@ -5925,7 +6264,8 @@
       </w:pPr>
       <w:r>
         <w:rPr>
-          <w:rFonts w:eastAsia="標楷體" w:cs="標楷體" w:ascii="標楷體" w:hAnsi="標楷體"/>
+          <w:rFonts w:eastAsia="DFKai-SB" w:cs="DFKai-SB" w:ascii="DFKai-SB" w:hAnsi="DFKai-SB"/>
+          <w:sz w:val="24"/>
           <w:szCs w:val="24"/>
         </w:rPr>
         <w:t>{physicalSymptomsLine2}</w:t>
@@ -5942,7 +6282,8 @@
       </w:pPr>
       <w:r>
         <w:rPr>
-          <w:rFonts w:eastAsia="標楷體" w:cs="標楷體" w:ascii="標楷體" w:hAnsi="標楷體"/>
+          <w:rFonts w:eastAsia="DFKai-SB" w:cs="DFKai-SB" w:ascii="DFKai-SB" w:hAnsi="DFKai-SB"/>
+          <w:sz w:val="24"/>
           <w:szCs w:val="24"/>
         </w:rPr>
         <w:t>{physicalSymptomsLine3}</w:t>
@@ -5959,7 +6300,8 @@
       </w:pPr>
       <w:r>
         <w:rPr>
-          <w:rFonts w:eastAsia="標楷體" w:cs="標楷體" w:ascii="標楷體" w:hAnsi="標楷體"/>
+          <w:rFonts w:eastAsia="DFKai-SB" w:cs="DFKai-SB" w:ascii="DFKai-SB" w:hAnsi="DFKai-SB"/>
+          <w:sz w:val="24"/>
           <w:szCs w:val="24"/>
         </w:rPr>
         <w:t>{physicalSymptomsLine4}</w:t>
@@ -5976,7 +6318,8 @@
       </w:pPr>
       <w:r>
         <w:rPr>
-          <w:rFonts w:eastAsia="標楷體" w:cs="標楷體" w:ascii="標楷體" w:hAnsi="標楷體"/>
+          <w:rFonts w:eastAsia="DFKai-SB" w:cs="DFKai-SB" w:ascii="DFKai-SB" w:hAnsi="DFKai-SB"/>
+          <w:sz w:val="24"/>
           <w:szCs w:val="24"/>
         </w:rPr>
         <w:t>{physicalSymptomsLine5}</w:t>
@@ -5993,7 +6336,8 @@
       </w:pPr>
       <w:r>
         <w:rPr>
-          <w:rFonts w:eastAsia="標楷體" w:cs="標楷體" w:ascii="標楷體" w:hAnsi="標楷體"/>
+          <w:rFonts w:eastAsia="DFKai-SB" w:cs="DFKai-SB" w:ascii="DFKai-SB" w:hAnsi="DFKai-SB"/>
+          <w:sz w:val="24"/>
           <w:szCs w:val="24"/>
         </w:rPr>
         <w:t>（二）服用藥物：{medicationUseChecks}</w:t>
@@ -6011,7 +6355,8 @@
       </w:pPr>
       <w:r>
         <w:rPr>
-          <w:rFonts w:ascii="標楷體" w:hAnsi="標楷體" w:cs="標楷體" w:eastAsia="標楷體"/>
+          <w:rFonts w:ascii="DFKai-SB" w:hAnsi="DFKai-SB" w:cs="DFKai-SB" w:eastAsia="DFKai-SB"/>
+          <w:sz w:val="24"/>
           <w:szCs w:val="24"/>
         </w:rPr>
       </w:r>
@@ -6049,6 +6394,7 @@
               <w:bottom w:val="single" w:sz="4" w:space="0" w:color="000000"/>
               <w:right w:val="single" w:sz="4" w:space="0" w:color="000000"/>
             </w:tcBorders>
+            <w:vAlign w:val="center"/>
           </w:tcPr>
           <w:p>
             <w:pPr>
@@ -6061,7 +6407,8 @@
             </w:pPr>
             <w:r>
               <w:rPr>
-                <w:rFonts w:ascii="標楷體" w:hAnsi="標楷體" w:cs="標楷體" w:eastAsia="標楷體"/>
+                <w:rFonts w:ascii="DFKai-SB" w:hAnsi="DFKai-SB" w:cs="DFKai-SB" w:eastAsia="DFKai-SB"/>
+                <w:sz w:val="24"/>
                 <w:szCs w:val="24"/>
               </w:rPr>
               <w:t>藥物名稱</w:t>
@@ -6077,6 +6424,7 @@
               <w:bottom w:val="single" w:sz="4" w:space="0" w:color="000000"/>
               <w:right w:val="single" w:sz="4" w:space="0" w:color="000000"/>
             </w:tcBorders>
+            <w:vAlign w:val="center"/>
           </w:tcPr>
           <w:p>
             <w:pPr>
@@ -6089,7 +6437,8 @@
             </w:pPr>
             <w:r>
               <w:rPr>
-                <w:rFonts w:ascii="標楷體" w:hAnsi="標楷體" w:cs="標楷體" w:eastAsia="標楷體"/>
+                <w:rFonts w:ascii="DFKai-SB" w:hAnsi="DFKai-SB" w:cs="DFKai-SB" w:eastAsia="DFKai-SB"/>
+                <w:sz w:val="24"/>
                 <w:szCs w:val="24"/>
               </w:rPr>
               <w:t>主要功用</w:t>
@@ -6105,6 +6454,7 @@
               <w:bottom w:val="single" w:sz="4" w:space="0" w:color="000000"/>
               <w:right w:val="single" w:sz="4" w:space="0" w:color="000000"/>
             </w:tcBorders>
+            <w:vAlign w:val="center"/>
           </w:tcPr>
           <w:p>
             <w:pPr>
@@ -6114,7 +6464,8 @@
             </w:pPr>
             <w:r>
               <w:rPr>
-                <w:rFonts w:ascii="標楷體" w:hAnsi="標楷體" w:cs="標楷體" w:eastAsia="標楷體"/>
+                <w:rFonts w:ascii="DFKai-SB" w:hAnsi="DFKai-SB" w:cs="DFKai-SB" w:eastAsia="DFKai-SB"/>
+                <w:sz w:val="24"/>
                 <w:szCs w:val="24"/>
               </w:rPr>
               <w:t>開始服藥日期</w:t>
@@ -6130,6 +6481,7 @@
               <w:bottom w:val="single" w:sz="4" w:space="0" w:color="000000"/>
               <w:right w:val="single" w:sz="4" w:space="0" w:color="000000"/>
             </w:tcBorders>
+            <w:vAlign w:val="center"/>
           </w:tcPr>
           <w:p>
             <w:pPr>
@@ -6142,7 +6494,8 @@
             </w:pPr>
             <w:r>
               <w:rPr>
-                <w:rFonts w:ascii="標楷體" w:hAnsi="標楷體" w:cs="標楷體" w:eastAsia="標楷體"/>
+                <w:rFonts w:ascii="DFKai-SB" w:hAnsi="DFKai-SB" w:cs="DFKai-SB" w:eastAsia="DFKai-SB"/>
+                <w:sz w:val="24"/>
                 <w:szCs w:val="24"/>
               </w:rPr>
               <w:t>服用頻率</w:t>
@@ -6158,6 +6511,7 @@
               <w:bottom w:val="single" w:sz="4" w:space="0" w:color="000000"/>
               <w:right w:val="single" w:sz="4" w:space="0" w:color="000000"/>
             </w:tcBorders>
+            <w:vAlign w:val="center"/>
           </w:tcPr>
           <w:p>
             <w:pPr>
@@ -6170,7 +6524,8 @@
             </w:pPr>
             <w:r>
               <w:rPr>
-                <w:rFonts w:ascii="標楷體" w:hAnsi="標楷體" w:cs="標楷體" w:eastAsia="標楷體"/>
+                <w:rFonts w:ascii="DFKai-SB" w:hAnsi="DFKai-SB" w:cs="DFKai-SB" w:eastAsia="DFKai-SB"/>
+                <w:sz w:val="24"/>
                 <w:szCs w:val="24"/>
               </w:rPr>
               <w:t>份量</w:t>
@@ -6186,6 +6541,7 @@
               <w:bottom w:val="single" w:sz="4" w:space="0" w:color="000000"/>
               <w:right w:val="single" w:sz="4" w:space="0" w:color="000000"/>
             </w:tcBorders>
+            <w:vAlign w:val="center"/>
           </w:tcPr>
           <w:p>
             <w:pPr>
@@ -6198,7 +6554,8 @@
             </w:pPr>
             <w:r>
               <w:rPr>
-                <w:rFonts w:ascii="標楷體" w:hAnsi="標楷體" w:cs="標楷體" w:eastAsia="標楷體"/>
+                <w:rFonts w:ascii="DFKai-SB" w:hAnsi="DFKai-SB" w:cs="DFKai-SB" w:eastAsia="DFKai-SB"/>
+                <w:sz w:val="24"/>
                 <w:szCs w:val="24"/>
               </w:rPr>
               <w:t>副作用</w:t>
@@ -6214,6 +6571,7 @@
               <w:bottom w:val="single" w:sz="4" w:space="0" w:color="000000"/>
               <w:right w:val="single" w:sz="4" w:space="0" w:color="000000"/>
             </w:tcBorders>
+            <w:vAlign w:val="center"/>
           </w:tcPr>
           <w:p>
             <w:pPr>
@@ -6222,7 +6580,8 @@
             </w:pPr>
             <w:r>
               <w:rPr>
-                <w:rFonts w:ascii="標楷體" w:hAnsi="標楷體" w:cs="標楷體" w:eastAsia="標楷體"/>
+                <w:rFonts w:ascii="DFKai-SB" w:hAnsi="DFKai-SB" w:cs="DFKai-SB" w:eastAsia="DFKai-SB"/>
+                <w:sz w:val="24"/>
                 <w:szCs w:val="24"/>
               </w:rPr>
               <w:t>下次改藥時間</w:t>
@@ -6258,7 +6617,8 @@
             </w:pPr>
             <w:r>
               <w:rPr>
-                <w:rFonts w:eastAsia="標楷體" w:cs="標楷體" w:ascii="標楷體" w:hAnsi="標楷體"/>
+                <w:rFonts w:eastAsia="DFKai-SB" w:cs="DFKai-SB" w:ascii="DFKai-SB" w:hAnsi="DFKai-SB"/>
+                <w:sz w:val="24"/>
                 <w:szCs w:val="24"/>
               </w:rPr>
               <w:t>{medName1}</w:t>
@@ -6289,7 +6649,8 @@
             </w:pPr>
             <w:r>
               <w:rPr>
-                <w:rFonts w:eastAsia="標楷體" w:cs="標楷體" w:ascii="標楷體" w:hAnsi="標楷體"/>
+                <w:rFonts w:eastAsia="DFKai-SB" w:cs="DFKai-SB" w:ascii="DFKai-SB" w:hAnsi="DFKai-SB"/>
+                <w:sz w:val="24"/>
                 <w:szCs w:val="24"/>
               </w:rPr>
               <w:t>{medPurpose1}</w:t>
@@ -6306,6 +6667,11 @@
               <w:right w:val="single" w:sz="4" w:space="0" w:color="000000"/>
             </w:tcBorders>
             <w:vAlign w:val="center"/>
+            <w:tcMar>
+              <w:left w:w="0" w:type="dxa"/>
+              <w:right w:w="0" w:type="dxa"/>
+            </w:tcMar>
+            <w:noWrap/>
           </w:tcPr>
           <w:p>
             <w:pPr>
@@ -6320,7 +6686,8 @@
             </w:pPr>
             <w:r>
               <w:rPr>
-                <w:rFonts w:eastAsia="標楷體" w:cs="標楷體" w:ascii="標楷體" w:hAnsi="標楷體"/>
+                <w:rFonts w:eastAsia="DFKai-SB" w:cs="DFKai-SB" w:ascii="DFKai-SB" w:hAnsi="DFKai-SB"/>
+                <w:sz w:val="24"/>
                 <w:szCs w:val="24"/>
               </w:rPr>
               <w:t>{medStart1}</w:t>
@@ -6351,7 +6718,8 @@
             </w:pPr>
             <w:r>
               <w:rPr>
-                <w:rFonts w:eastAsia="標楷體" w:cs="標楷體" w:ascii="標楷體" w:hAnsi="標楷體"/>
+                <w:rFonts w:eastAsia="DFKai-SB" w:cs="DFKai-SB" w:ascii="DFKai-SB" w:hAnsi="DFKai-SB"/>
+                <w:sz w:val="24"/>
                 <w:szCs w:val="24"/>
               </w:rPr>
               <w:t>{medFrequency1}</w:t>
@@ -6382,7 +6750,8 @@
             </w:pPr>
             <w:r>
               <w:rPr>
-                <w:rFonts w:eastAsia="標楷體" w:cs="標楷體" w:ascii="標楷體" w:hAnsi="標楷體"/>
+                <w:rFonts w:eastAsia="DFKai-SB" w:cs="DFKai-SB" w:ascii="DFKai-SB" w:hAnsi="DFKai-SB"/>
+                <w:sz w:val="24"/>
                 <w:szCs w:val="24"/>
               </w:rPr>
               <w:t>{medDose1}</w:t>
@@ -6413,7 +6782,8 @@
             </w:pPr>
             <w:r>
               <w:rPr>
-                <w:rFonts w:eastAsia="標楷體" w:cs="標楷體" w:ascii="標楷體" w:hAnsi="標楷體"/>
+                <w:rFonts w:eastAsia="DFKai-SB" w:cs="DFKai-SB" w:ascii="DFKai-SB" w:hAnsi="DFKai-SB"/>
+                <w:sz w:val="24"/>
                 <w:szCs w:val="24"/>
               </w:rPr>
               <w:t>{medSideEffect1}</w:t>
@@ -6430,6 +6800,11 @@
               <w:right w:val="single" w:sz="4" w:space="0" w:color="000000"/>
             </w:tcBorders>
             <w:vAlign w:val="center"/>
+            <w:tcMar>
+              <w:left w:w="0" w:type="dxa"/>
+              <w:right w:w="0" w:type="dxa"/>
+            </w:tcMar>
+            <w:noWrap/>
           </w:tcPr>
           <w:p>
             <w:pPr>
@@ -6444,7 +6819,8 @@
             </w:pPr>
             <w:r>
               <w:rPr>
-                <w:rFonts w:eastAsia="標楷體" w:cs="標楷體" w:ascii="標楷體" w:hAnsi="標楷體"/>
+                <w:rFonts w:eastAsia="DFKai-SB" w:cs="DFKai-SB" w:ascii="DFKai-SB" w:hAnsi="DFKai-SB"/>
+                <w:sz w:val="24"/>
                 <w:szCs w:val="24"/>
               </w:rPr>
               <w:t>{medNextChange1}</w:t>
@@ -6480,7 +6856,8 @@
             </w:pPr>
             <w:r>
               <w:rPr>
-                <w:rFonts w:eastAsia="標楷體" w:cs="標楷體" w:ascii="標楷體" w:hAnsi="標楷體"/>
+                <w:rFonts w:eastAsia="DFKai-SB" w:cs="DFKai-SB" w:ascii="DFKai-SB" w:hAnsi="DFKai-SB"/>
+                <w:sz w:val="24"/>
                 <w:szCs w:val="24"/>
               </w:rPr>
               <w:t>{medName2}</w:t>
@@ -6511,7 +6888,8 @@
             </w:pPr>
             <w:r>
               <w:rPr>
-                <w:rFonts w:eastAsia="標楷體" w:cs="標楷體" w:ascii="標楷體" w:hAnsi="標楷體"/>
+                <w:rFonts w:eastAsia="DFKai-SB" w:cs="DFKai-SB" w:ascii="DFKai-SB" w:hAnsi="DFKai-SB"/>
+                <w:sz w:val="24"/>
                 <w:szCs w:val="24"/>
               </w:rPr>
               <w:t>{medPurpose2}</w:t>
@@ -6528,6 +6906,11 @@
               <w:right w:val="single" w:sz="4" w:space="0" w:color="000000"/>
             </w:tcBorders>
             <w:vAlign w:val="center"/>
+            <w:tcMar>
+              <w:left w:w="0" w:type="dxa"/>
+              <w:right w:w="0" w:type="dxa"/>
+            </w:tcMar>
+            <w:noWrap/>
           </w:tcPr>
           <w:p>
             <w:pPr>
@@ -6542,7 +6925,8 @@
             </w:pPr>
             <w:r>
               <w:rPr>
-                <w:rFonts w:eastAsia="標楷體" w:cs="標楷體" w:ascii="標楷體" w:hAnsi="標楷體"/>
+                <w:rFonts w:eastAsia="DFKai-SB" w:cs="DFKai-SB" w:ascii="DFKai-SB" w:hAnsi="DFKai-SB"/>
+                <w:sz w:val="24"/>
                 <w:szCs w:val="24"/>
               </w:rPr>
               <w:t>{medStart2}</w:t>
@@ -6573,7 +6957,8 @@
             </w:pPr>
             <w:r>
               <w:rPr>
-                <w:rFonts w:eastAsia="標楷體" w:cs="標楷體" w:ascii="標楷體" w:hAnsi="標楷體"/>
+                <w:rFonts w:eastAsia="DFKai-SB" w:cs="DFKai-SB" w:ascii="DFKai-SB" w:hAnsi="DFKai-SB"/>
+                <w:sz w:val="24"/>
                 <w:szCs w:val="24"/>
               </w:rPr>
               <w:t>{medFrequency2}</w:t>
@@ -6604,7 +6989,8 @@
             </w:pPr>
             <w:r>
               <w:rPr>
-                <w:rFonts w:eastAsia="標楷體" w:cs="標楷體" w:ascii="標楷體" w:hAnsi="標楷體"/>
+                <w:rFonts w:eastAsia="DFKai-SB" w:cs="DFKai-SB" w:ascii="DFKai-SB" w:hAnsi="DFKai-SB"/>
+                <w:sz w:val="24"/>
                 <w:szCs w:val="24"/>
               </w:rPr>
               <w:t>{medDose2}</w:t>
@@ -6635,7 +7021,8 @@
             </w:pPr>
             <w:r>
               <w:rPr>
-                <w:rFonts w:eastAsia="標楷體" w:cs="標楷體" w:ascii="標楷體" w:hAnsi="標楷體"/>
+                <w:rFonts w:eastAsia="DFKai-SB" w:cs="DFKai-SB" w:ascii="DFKai-SB" w:hAnsi="DFKai-SB"/>
+                <w:sz w:val="24"/>
                 <w:szCs w:val="24"/>
               </w:rPr>
               <w:t>{medSideEffect2}</w:t>
@@ -6652,6 +7039,11 @@
               <w:right w:val="single" w:sz="4" w:space="0" w:color="000000"/>
             </w:tcBorders>
             <w:vAlign w:val="center"/>
+            <w:tcMar>
+              <w:left w:w="0" w:type="dxa"/>
+              <w:right w:w="0" w:type="dxa"/>
+            </w:tcMar>
+            <w:noWrap/>
           </w:tcPr>
           <w:p>
             <w:pPr>
@@ -6666,7 +7058,8 @@
             </w:pPr>
             <w:r>
               <w:rPr>
-                <w:rFonts w:eastAsia="標楷體" w:cs="標楷體" w:ascii="標楷體" w:hAnsi="標楷體"/>
+                <w:rFonts w:eastAsia="DFKai-SB" w:cs="DFKai-SB" w:ascii="DFKai-SB" w:hAnsi="DFKai-SB"/>
+                <w:sz w:val="24"/>
                 <w:szCs w:val="24"/>
               </w:rPr>
               <w:t>{medNextChange2}</w:t>
@@ -6687,7 +7080,8 @@
       </w:pPr>
       <w:r>
         <w:rPr>
-          <w:rFonts w:ascii="標楷體" w:hAnsi="標楷體" w:cs="標楷體" w:eastAsia="標楷體"/>
+          <w:rFonts w:ascii="DFKai-SB" w:hAnsi="DFKai-SB" w:cs="DFKai-SB" w:eastAsia="DFKai-SB"/>
+          <w:sz w:val="24"/>
           <w:szCs w:val="24"/>
         </w:rPr>
         <w:t>（三）其他特殊生理健康描述：{otherHealthBlock}</w:t>
@@ -6706,10 +7100,10 @@
       </w:pPr>
       <w:r>
         <w:rPr>
-          <w:rFonts w:eastAsia="標楷體" w:cs="標楷體" w:ascii="標楷體" w:hAnsi="標楷體"/>
+          <w:rFonts w:eastAsia="DFKai-SB" w:cs="DFKai-SB" w:ascii="DFKai-SB" w:hAnsi="DFKai-SB"/>
           <w:b/>
-          <w:sz w:val="28"/>
-          <w:szCs w:val="28"/>
+          <w:sz w:val="24"/>
+          <w:szCs w:val="24"/>
         </w:rPr>
       </w:r>
     </w:p>
@@ -6726,13 +7120,18 @@
       </w:pPr>
       <w:r>
         <w:rPr>
-          <w:rFonts w:eastAsia="標楷體" w:cs="標楷體" w:ascii="標楷體" w:hAnsi="標楷體"/>
+          <w:rFonts w:eastAsia="DFKai-SB" w:cs="DFKai-SB" w:ascii="DFKai-SB" w:hAnsi="DFKai-SB"/>
           <w:b/>
-          <w:sz w:val="28"/>
-          <w:szCs w:val="28"/>
+          <w:sz w:val="24"/>
+          <w:szCs w:val="24"/>
         </w:rPr>
       </w:r>
       <w:r>
+        <w:rPr>
+          <w:rFonts w:ascii="DFKai-SB" w:hAnsi="DFKai-SB" w:eastAsia="DFKai-SB" w:cs="DFKai-SB"/>
+          <w:sz w:val="24"/>
+          <w:szCs w:val="24"/>
+        </w:rPr>
         <w:br w:type="page"/>
       </w:r>
     </w:p>
@@ -6749,10 +7148,10 @@
       </w:pPr>
       <w:r>
         <w:rPr>
-          <w:rFonts w:ascii="標楷體" w:hAnsi="標楷體" w:cs="標楷體" w:eastAsia="標楷體"/>
+          <w:rFonts w:ascii="DFKai-SB" w:hAnsi="DFKai-SB" w:cs="DFKai-SB" w:eastAsia="DFKai-SB"/>
           <w:b/>
-          <w:sz w:val="28"/>
-          <w:szCs w:val="28"/>
+          <w:sz w:val="24"/>
+          <w:szCs w:val="24"/>
         </w:rPr>
         <w:t>貳、現況能力摘要與特殊教育需求服務</w:t>
       </w:r>
@@ -6770,37 +7169,37 @@
       </w:pPr>
       <w:r>
         <w:rPr>
-          <w:rFonts w:ascii="標楷體" w:hAnsi="標楷體" w:cs="標楷體" w:eastAsia="標楷體"/>
+          <w:rFonts w:ascii="DFKai-SB" w:hAnsi="DFKai-SB" w:cs="DFKai-SB" w:eastAsia="DFKai-SB"/>
           <w:b/>
-          <w:sz w:val="28"/>
-          <w:szCs w:val="28"/>
+          <w:sz w:val="24"/>
+          <w:szCs w:val="24"/>
         </w:rPr>
         <w:t>一、現況能力摘要</w:t>
       </w:r>
       <w:r>
         <w:rPr>
-          <w:rFonts w:eastAsia="標楷體" w:cs="標楷體" w:ascii="標楷體" w:hAnsi="標楷體"/>
+          <w:rFonts w:eastAsia="DFKai-SB" w:cs="DFKai-SB" w:ascii="DFKai-SB" w:hAnsi="DFKai-SB"/>
           <w:b/>
-          <w:sz w:val="28"/>
-          <w:szCs w:val="28"/>
+          <w:sz w:val="24"/>
+          <w:szCs w:val="24"/>
         </w:rPr>
         <w:t>(</w:t>
       </w:r>
       <w:r>
         <w:rPr>
-          <w:rFonts w:ascii="標楷體" w:hAnsi="標楷體" w:cs="標楷體" w:eastAsia="標楷體"/>
+          <w:rFonts w:ascii="DFKai-SB" w:hAnsi="DFKai-SB" w:cs="DFKai-SB" w:eastAsia="DFKai-SB"/>
           <w:b/>
-          <w:sz w:val="28"/>
-          <w:szCs w:val="28"/>
+          <w:sz w:val="24"/>
+          <w:szCs w:val="24"/>
         </w:rPr>
         <w:t>輔導員填寫</w:t>
       </w:r>
       <w:r>
         <w:rPr>
-          <w:rFonts w:eastAsia="標楷體" w:cs="標楷體" w:ascii="標楷體" w:hAnsi="標楷體"/>
+          <w:rFonts w:eastAsia="DFKai-SB" w:cs="DFKai-SB" w:ascii="DFKai-SB" w:hAnsi="DFKai-SB"/>
           <w:b/>
-          <w:sz w:val="28"/>
-          <w:szCs w:val="28"/>
+          <w:sz w:val="24"/>
+          <w:szCs w:val="24"/>
         </w:rPr>
         <w:t>)</w:t>
       </w:r>
@@ -6855,10 +7254,10 @@
             </w:pPr>
             <w:r>
               <w:rPr>
-                <w:rFonts w:ascii="標楷體" w:hAnsi="標楷體" w:cs="標楷體" w:eastAsia="標楷體"/>
+                <w:rFonts w:ascii="DFKai-SB" w:hAnsi="DFKai-SB" w:cs="DFKai-SB" w:eastAsia="DFKai-SB"/>
                 <w:b/>
-                <w:sz w:val="28"/>
-                <w:szCs w:val="28"/>
+                <w:sz w:val="24"/>
+                <w:szCs w:val="24"/>
               </w:rPr>
               <w:t>現況能力摘要</w:t>
             </w:r>
@@ -6886,8 +7285,8 @@
           <w:p>
             <w:pPr>
               <w:pStyle w:val="Normal"/>
-              <w:spacing w:lineRule="atLeast" w:line="280"/>
-              <w:ind w:left="48" w:right="58"/>
+              <w:spacing w:lineRule="atLeast" w:line="280" w:before="0" w:after="0"/>
+              <w:ind w:left="0" w:right="0" w:firstLine="0"/>
               <w:jc w:val="distribute"/>
               <w:rPr>
                 <w:rFonts w:ascii="標楷體" w:hAnsi="標楷體" w:eastAsia="標楷體" w:cs="標楷體"/>
@@ -6895,7 +7294,9 @@
             </w:pPr>
             <w:r>
               <w:rPr>
-                <w:rFonts w:ascii="標楷體" w:hAnsi="標楷體" w:cs="標楷體" w:eastAsia="標楷體"/>
+                <w:rFonts w:ascii="DFKai-SB" w:hAnsi="DFKai-SB" w:cs="DFKai-SB" w:eastAsia="DFKai-SB"/>
+                <w:sz w:val="24"/>
+                <w:szCs w:val="24"/>
               </w:rPr>
               <w:t>學生期初</w:t>
             </w:r>
@@ -6903,8 +7304,8 @@
           <w:p>
             <w:pPr>
               <w:pStyle w:val="Normal"/>
-              <w:spacing w:lineRule="atLeast" w:line="280"/>
-              <w:ind w:left="48" w:right="58"/>
+              <w:spacing w:lineRule="atLeast" w:line="280" w:before="0" w:after="0"/>
+              <w:ind w:left="0" w:right="0" w:firstLine="0"/>
               <w:jc w:val="distribute"/>
               <w:rPr>
                 <w:rFonts w:ascii="標楷體" w:hAnsi="標楷體" w:eastAsia="標楷體" w:cs="標楷體"/>
@@ -6912,7 +7313,9 @@
             </w:pPr>
             <w:r>
               <w:rPr>
-                <w:rFonts w:ascii="標楷體" w:hAnsi="標楷體" w:cs="標楷體" w:eastAsia="標楷體"/>
+                <w:rFonts w:ascii="DFKai-SB" w:hAnsi="DFKai-SB" w:cs="DFKai-SB" w:eastAsia="DFKai-SB"/>
+                <w:sz w:val="24"/>
+                <w:szCs w:val="24"/>
               </w:rPr>
               <w:t>評估與</w:t>
             </w:r>
@@ -6920,8 +7323,8 @@
           <w:p>
             <w:pPr>
               <w:pStyle w:val="Normal"/>
-              <w:spacing w:lineRule="atLeast" w:line="280"/>
-              <w:ind w:left="48" w:right="58"/>
+              <w:spacing w:lineRule="atLeast" w:line="280" w:before="0" w:after="0"/>
+              <w:ind w:left="0" w:right="0" w:firstLine="0"/>
               <w:jc w:val="distribute"/>
               <w:rPr>
                 <w:rFonts w:ascii="標楷體" w:hAnsi="標楷體" w:eastAsia="標楷體" w:cs="標楷體"/>
@@ -6929,7 +7332,9 @@
             </w:pPr>
             <w:r>
               <w:rPr>
-                <w:rFonts w:ascii="標楷體" w:hAnsi="標楷體" w:cs="標楷體" w:eastAsia="標楷體"/>
+                <w:rFonts w:ascii="DFKai-SB" w:hAnsi="DFKai-SB" w:cs="DFKai-SB" w:eastAsia="DFKai-SB"/>
+                <w:sz w:val="24"/>
+                <w:szCs w:val="24"/>
               </w:rPr>
               <w:t>情況描述</w:t>
             </w:r>
@@ -6960,7 +7365,9 @@
             </w:pPr>
             <w:r>
               <w:rPr>
-                <w:rFonts w:ascii="標楷體" w:hAnsi="標楷體" w:cs="標楷體" w:eastAsia="標楷體"/>
+                <w:rFonts w:ascii="DFKai-SB" w:hAnsi="DFKai-SB" w:cs="DFKai-SB" w:eastAsia="DFKai-SB"/>
+                <w:sz w:val="24"/>
+                <w:szCs w:val="24"/>
               </w:rPr>
               <w:t>項目</w:t>
             </w:r>
@@ -6992,14 +7399,18 @@
             </w:pPr>
             <w:r>
               <w:rPr>
-                <w:rFonts w:ascii="標楷體" w:hAnsi="標楷體" w:cs="標楷體" w:eastAsia="標楷體"/>
+                <w:rFonts w:ascii="DFKai-SB" w:hAnsi="DFKai-SB" w:cs="DFKai-SB" w:eastAsia="DFKai-SB"/>
+                <w:sz w:val="24"/>
                 <w:shd w:fill="D9D9D9" w:val="clear"/>
+                <w:szCs w:val="24"/>
               </w:rPr>
               <w:t>內</w:t>
             </w:r>
             <w:r>
               <w:rPr>
-                <w:rFonts w:ascii="標楷體" w:hAnsi="標楷體" w:cs="標楷體" w:eastAsia="標楷體"/>
+                <w:rFonts w:ascii="DFKai-SB" w:hAnsi="DFKai-SB" w:cs="DFKai-SB" w:eastAsia="DFKai-SB"/>
+                <w:sz w:val="24"/>
+                <w:szCs w:val="24"/>
               </w:rPr>
               <w:t>容</w:t>
             </w:r>
@@ -7057,67 +7468,75 @@
             <w:pPr>
               <w:pStyle w:val="Normal"/>
               <w:widowControl/>
+              <w:spacing w:lineRule="atLeast" w:line="280" w:before="0" w:after="0"/>
+              <w:ind w:left="0" w:right="0" w:firstLine="0"/>
+              <w:jc w:val="distribute"/>
+              <w:rPr>
+                <w:rFonts w:ascii="標楷體" w:hAnsi="標楷體" w:eastAsia="標楷體" w:cs="標楷體"/>
+              </w:rPr>
+            </w:pPr>
+            <w:r>
+              <w:rPr>
+                <w:rFonts w:ascii="DFKai-SB" w:hAnsi="DFKai-SB" w:cs="DFKai-SB" w:eastAsia="DFKai-SB"/>
+                <w:sz w:val="24"/>
+                <w:szCs w:val="24"/>
+              </w:rPr>
+              <w:t>學生能力</w:t>
+            </w:r>
+          </w:p>
+          <w:p>
+            <w:pPr>
+              <w:pStyle w:val="Normal"/>
+              <w:spacing w:lineRule="atLeast" w:line="280" w:before="0" w:after="0"/>
+              <w:ind w:left="0" w:right="0" w:firstLine="0"/>
+              <w:jc w:val="distribute"/>
+              <w:rPr>
+                <w:rFonts w:ascii="標楷體" w:hAnsi="標楷體" w:eastAsia="標楷體" w:cs="標楷體"/>
+              </w:rPr>
+            </w:pPr>
+            <w:r>
+              <w:rPr>
+                <w:rFonts w:ascii="DFKai-SB" w:hAnsi="DFKai-SB" w:cs="DFKai-SB" w:eastAsia="DFKai-SB"/>
+                <w:sz w:val="24"/>
+                <w:szCs w:val="24"/>
+              </w:rPr>
+              <w:t>現況</w:t>
+            </w:r>
+          </w:p>
+        </w:tc>
+        <w:tc>
+          <w:tcPr>
+            <w:tcW w:w="1701" w:type="dxa"/>
+            <w:tcBorders>
+              <w:top w:val="single" w:sz="4" w:space="0" w:color="000000"/>
+              <w:left w:val="single" w:sz="4" w:space="0" w:color="000000"/>
+              <w:bottom w:val="single" w:sz="4" w:space="0" w:color="000000"/>
+              <w:right w:val="single" w:sz="4" w:space="0" w:color="000000"/>
+            </w:tcBorders>
+            <w:shd w:fill="F2F2F2" w:val="clear"/>
+            <w:vAlign w:val="center"/>
+          </w:tcPr>
+          <w:p>
+            <w:pPr>
+              <w:pStyle w:val="Normal"/>
               <w:spacing w:lineRule="atLeast" w:line="280"/>
               <w:ind w:left="48" w:right="58"/>
-              <w:jc w:val="distribute"/>
-              <w:rPr>
-                <w:rFonts w:ascii="標楷體" w:hAnsi="標楷體" w:eastAsia="標楷體" w:cs="標楷體"/>
-              </w:rPr>
-            </w:pPr>
-            <w:r>
-              <w:rPr>
-                <w:rFonts w:ascii="標楷體" w:hAnsi="標楷體" w:cs="標楷體" w:eastAsia="標楷體"/>
-              </w:rPr>
-              <w:t>學生能力</w:t>
-            </w:r>
-          </w:p>
-          <w:p>
-            <w:pPr>
-              <w:pStyle w:val="Normal"/>
-              <w:spacing w:lineRule="atLeast" w:line="280"/>
-              <w:ind w:left="48" w:right="58"/>
-              <w:jc w:val="distribute"/>
-              <w:rPr>
-                <w:rFonts w:ascii="標楷體" w:hAnsi="標楷體" w:eastAsia="標楷體" w:cs="標楷體"/>
-              </w:rPr>
-            </w:pPr>
-            <w:r>
-              <w:rPr>
-                <w:rFonts w:ascii="標楷體" w:hAnsi="標楷體" w:cs="標楷體" w:eastAsia="標楷體"/>
-              </w:rPr>
-              <w:t>現況</w:t>
-            </w:r>
-          </w:p>
-        </w:tc>
-        <w:tc>
-          <w:tcPr>
-            <w:tcW w:w="1701" w:type="dxa"/>
-            <w:tcBorders>
-              <w:top w:val="single" w:sz="4" w:space="0" w:color="000000"/>
-              <w:left w:val="single" w:sz="4" w:space="0" w:color="000000"/>
-              <w:bottom w:val="single" w:sz="4" w:space="0" w:color="000000"/>
-              <w:right w:val="single" w:sz="4" w:space="0" w:color="000000"/>
-            </w:tcBorders>
-            <w:shd w:fill="F2F2F2" w:val="clear"/>
-            <w:vAlign w:val="center"/>
-          </w:tcPr>
-          <w:p>
-            <w:pPr>
-              <w:pStyle w:val="Normal"/>
-              <w:spacing w:lineRule="atLeast" w:line="280"/>
-              <w:ind w:left="48" w:right="58"/>
               <w:jc w:val="center"/>
               <w:rPr/>
             </w:pPr>
             <w:r>
               <w:rPr>
-                <w:rFonts w:ascii="標楷體" w:hAnsi="標楷體" w:cs="標楷體" w:eastAsia="標楷體"/>
+                <w:rFonts w:ascii="DFKai-SB" w:hAnsi="DFKai-SB" w:cs="DFKai-SB" w:eastAsia="DFKai-SB"/>
+                <w:sz w:val="24"/>
+                <w:szCs w:val="24"/>
               </w:rPr>
               <w:t>健</w:t>
             </w:r>
             <w:r>
               <w:rPr>
-                <w:rFonts w:ascii="標楷體" w:hAnsi="標楷體" w:cs="標楷體" w:eastAsia="標楷體"/>
+                <w:rFonts w:ascii="DFKai-SB" w:hAnsi="DFKai-SB" w:cs="DFKai-SB" w:eastAsia="DFKai-SB"/>
+                <w:sz w:val="24"/>
+                <w:szCs w:val="24"/>
               </w:rPr>
               <w:t>康狀況</w:t>
             </w:r>
@@ -7144,7 +7563,9 @@
             </w:pPr>
             <w:r>
               <w:rPr>
-                <w:rFonts w:eastAsia="標楷體" w:cs="標楷體" w:ascii="標楷體" w:hAnsi="標楷體"/>
+                <w:rFonts w:eastAsia="DFKai-SB" w:cs="DFKai-SB" w:ascii="DFKai-SB" w:hAnsi="DFKai-SB"/>
+                <w:sz w:val="24"/>
+                <w:szCs w:val="24"/>
               </w:rPr>
               <w:t>{abilityHealth}</w:t>
             </w:r>
@@ -7239,13 +7660,17 @@
             </w:pPr>
             <w:r>
               <w:rPr>
-                <w:rFonts w:ascii="標楷體" w:hAnsi="標楷體" w:cs="標楷體" w:eastAsia="標楷體"/>
+                <w:rFonts w:ascii="DFKai-SB" w:hAnsi="DFKai-SB" w:cs="DFKai-SB" w:eastAsia="DFKai-SB"/>
+                <w:sz w:val="24"/>
+                <w:szCs w:val="24"/>
               </w:rPr>
               <w:t>感官</w:t>
             </w:r>
             <w:r>
               <w:rPr>
-                <w:rFonts w:ascii="標楷體" w:hAnsi="標楷體" w:cs="標楷體" w:eastAsia="標楷體"/>
+                <w:rFonts w:ascii="DFKai-SB" w:hAnsi="DFKai-SB" w:cs="DFKai-SB" w:eastAsia="DFKai-SB"/>
+                <w:sz w:val="24"/>
+                <w:szCs w:val="24"/>
               </w:rPr>
               <w:t>功能</w:t>
             </w:r>
@@ -7272,7 +7697,9 @@
             </w:pPr>
             <w:r>
               <w:rPr>
-                <w:rFonts w:eastAsia="標楷體" w:cs="標楷體" w:ascii="標楷體" w:hAnsi="標楷體"/>
+                <w:rFonts w:eastAsia="DFKai-SB" w:cs="DFKai-SB" w:ascii="DFKai-SB" w:hAnsi="DFKai-SB"/>
+                <w:sz w:val="24"/>
+                <w:szCs w:val="24"/>
               </w:rPr>
               <w:t>{abilitySensory}</w:t>
             </w:r>
@@ -7367,13 +7794,17 @@
             </w:pPr>
             <w:r>
               <w:rPr>
-                <w:rFonts w:ascii="標楷體" w:hAnsi="標楷體" w:cs="標楷體" w:eastAsia="標楷體"/>
+                <w:rFonts w:ascii="DFKai-SB" w:hAnsi="DFKai-SB" w:cs="DFKai-SB" w:eastAsia="DFKai-SB"/>
+                <w:sz w:val="24"/>
+                <w:szCs w:val="24"/>
               </w:rPr>
               <w:t>知</w:t>
             </w:r>
             <w:r>
               <w:rPr>
-                <w:rFonts w:ascii="標楷體" w:hAnsi="標楷體" w:cs="標楷體" w:eastAsia="標楷體"/>
+                <w:rFonts w:ascii="DFKai-SB" w:hAnsi="DFKai-SB" w:cs="DFKai-SB" w:eastAsia="DFKai-SB"/>
+                <w:sz w:val="24"/>
+                <w:szCs w:val="24"/>
               </w:rPr>
               <w:t>覺動作</w:t>
             </w:r>
@@ -7400,7 +7831,9 @@
             </w:pPr>
             <w:r>
               <w:rPr>
-                <w:rFonts w:eastAsia="標楷體" w:cs="標楷體" w:ascii="標楷體" w:hAnsi="標楷體"/>
+                <w:rFonts w:eastAsia="DFKai-SB" w:cs="DFKai-SB" w:ascii="DFKai-SB" w:hAnsi="DFKai-SB"/>
+                <w:sz w:val="24"/>
+                <w:szCs w:val="24"/>
               </w:rPr>
               <w:t>{abilityMotor}</w:t>
             </w:r>
@@ -7495,13 +7928,17 @@
             </w:pPr>
             <w:r>
               <w:rPr>
-                <w:rFonts w:ascii="標楷體" w:hAnsi="標楷體" w:cs="標楷體" w:eastAsia="標楷體"/>
+                <w:rFonts w:ascii="DFKai-SB" w:hAnsi="DFKai-SB" w:cs="DFKai-SB" w:eastAsia="DFKai-SB"/>
+                <w:sz w:val="24"/>
+                <w:szCs w:val="24"/>
               </w:rPr>
               <w:t>認</w:t>
             </w:r>
             <w:r>
               <w:rPr>
-                <w:rFonts w:ascii="標楷體" w:hAnsi="標楷體" w:cs="標楷體" w:eastAsia="標楷體"/>
+                <w:rFonts w:ascii="DFKai-SB" w:hAnsi="DFKai-SB" w:cs="DFKai-SB" w:eastAsia="DFKai-SB"/>
+                <w:sz w:val="24"/>
+                <w:szCs w:val="24"/>
               </w:rPr>
               <w:t>知能力</w:t>
             </w:r>
@@ -7528,7 +7965,9 @@
             </w:pPr>
             <w:r>
               <w:rPr>
-                <w:rFonts w:eastAsia="標楷體" w:cs="標楷體" w:ascii="標楷體" w:hAnsi="標楷體"/>
+                <w:rFonts w:eastAsia="DFKai-SB" w:cs="DFKai-SB" w:ascii="DFKai-SB" w:hAnsi="DFKai-SB"/>
+                <w:sz w:val="24"/>
+                <w:szCs w:val="24"/>
               </w:rPr>
               <w:t>{abilityCognitive}</w:t>
             </w:r>
@@ -7626,13 +8065,17 @@
             </w:pPr>
             <w:r>
               <w:rPr>
-                <w:rFonts w:ascii="標楷體" w:hAnsi="標楷體" w:cs="標楷體" w:eastAsia="標楷體"/>
+                <w:rFonts w:ascii="DFKai-SB" w:hAnsi="DFKai-SB" w:cs="DFKai-SB" w:eastAsia="DFKai-SB"/>
+                <w:sz w:val="24"/>
+                <w:szCs w:val="24"/>
               </w:rPr>
               <w:t>溝</w:t>
             </w:r>
             <w:r>
               <w:rPr>
-                <w:rFonts w:ascii="標楷體" w:hAnsi="標楷體" w:cs="標楷體" w:eastAsia="標楷體"/>
+                <w:rFonts w:ascii="DFKai-SB" w:hAnsi="DFKai-SB" w:cs="DFKai-SB" w:eastAsia="DFKai-SB"/>
+                <w:sz w:val="24"/>
+                <w:szCs w:val="24"/>
               </w:rPr>
               <w:t>通能力</w:t>
             </w:r>
@@ -7659,7 +8102,9 @@
             </w:pPr>
             <w:r>
               <w:rPr>
-                <w:rFonts w:eastAsia="標楷體" w:cs="標楷體" w:ascii="標楷體" w:hAnsi="標楷體"/>
+                <w:rFonts w:eastAsia="DFKai-SB" w:cs="DFKai-SB" w:ascii="DFKai-SB" w:hAnsi="DFKai-SB"/>
+                <w:sz w:val="24"/>
+                <w:szCs w:val="24"/>
               </w:rPr>
               <w:t>{abilityCommunication}</w:t>
             </w:r>
@@ -7747,20 +8192,24 @@
           <w:p>
             <w:pPr>
               <w:pStyle w:val="Normal"/>
-              <w:spacing w:lineRule="atLeast" w:line="280"/>
-              <w:ind w:hanging="1440" w:left="1488" w:right="58"/>
+              <w:spacing w:lineRule="atLeast" w:line="280" w:before="0" w:after="0"/>
+              <w:ind w:left="0" w:right="0" w:firstLine="0"/>
               <w:jc w:val="center"/>
               <w:rPr/>
             </w:pPr>
             <w:r>
               <w:rPr>
-                <w:rFonts w:ascii="標楷體" w:hAnsi="標楷體" w:cs="標楷體" w:eastAsia="標楷體"/>
+                <w:rFonts w:ascii="DFKai-SB" w:hAnsi="DFKai-SB" w:cs="DFKai-SB" w:eastAsia="DFKai-SB"/>
+                <w:sz w:val="24"/>
+                <w:szCs w:val="24"/>
               </w:rPr>
               <w:t>學</w:t>
             </w:r>
             <w:r>
               <w:rPr>
-                <w:rFonts w:ascii="標楷體" w:hAnsi="標楷體" w:cs="標楷體" w:eastAsia="標楷體"/>
+                <w:rFonts w:ascii="DFKai-SB" w:hAnsi="DFKai-SB" w:cs="DFKai-SB" w:eastAsia="DFKai-SB"/>
+                <w:sz w:val="24"/>
+                <w:szCs w:val="24"/>
               </w:rPr>
               <w:t>業能力</w:t>
             </w:r>
@@ -7781,14 +8230,17 @@
             <w:pPr>
               <w:pStyle w:val="Normal"/>
               <w:snapToGrid w:val="false"/>
-              <w:ind w:hanging="240" w:left="240" w:right="0"/>
-              <w:rPr>
-                <w:rFonts w:ascii="標楷體" w:hAnsi="標楷體" w:eastAsia="標楷體" w:cs="標楷體"/>
-              </w:rPr>
-            </w:pPr>
-            <w:r>
-              <w:rPr>
-                <w:rFonts w:eastAsia="標楷體" w:cs="標楷體" w:ascii="標楷體" w:hAnsi="標楷體"/>
+              <w:spacing w:before="0" w:after="0"/>
+              <w:ind w:left="0" w:right="0" w:firstLine="0"/>
+              <w:rPr>
+                <w:rFonts w:ascii="標楷體" w:hAnsi="標楷體" w:eastAsia="標楷體" w:cs="標楷體"/>
+              </w:rPr>
+            </w:pPr>
+            <w:r>
+              <w:rPr>
+                <w:rFonts w:eastAsia="DFKai-SB" w:cs="DFKai-SB" w:ascii="DFKai-SB" w:hAnsi="DFKai-SB"/>
+                <w:sz w:val="24"/>
+                <w:szCs w:val="24"/>
               </w:rPr>
               <w:t>{abilityAcademic}</w:t>
             </w:r>
@@ -7876,20 +8328,24 @@
           <w:p>
             <w:pPr>
               <w:pStyle w:val="Normal"/>
-              <w:spacing w:lineRule="atLeast" w:line="280"/>
-              <w:ind w:left="48" w:right="58"/>
+              <w:spacing w:lineRule="atLeast" w:line="280" w:before="0" w:after="0"/>
+              <w:ind w:left="0" w:right="0" w:firstLine="0"/>
               <w:jc w:val="center"/>
               <w:rPr/>
             </w:pPr>
             <w:r>
               <w:rPr>
-                <w:rFonts w:ascii="標楷體" w:hAnsi="標楷體" w:cs="標楷體" w:eastAsia="標楷體"/>
+                <w:rFonts w:ascii="DFKai-SB" w:hAnsi="DFKai-SB" w:cs="DFKai-SB" w:eastAsia="DFKai-SB"/>
+                <w:sz w:val="24"/>
+                <w:szCs w:val="24"/>
               </w:rPr>
               <w:t>生</w:t>
             </w:r>
             <w:r>
               <w:rPr>
-                <w:rFonts w:ascii="標楷體" w:hAnsi="標楷體" w:cs="標楷體" w:eastAsia="標楷體"/>
+                <w:rFonts w:ascii="DFKai-SB" w:hAnsi="DFKai-SB" w:cs="DFKai-SB" w:eastAsia="DFKai-SB"/>
+                <w:sz w:val="24"/>
+                <w:szCs w:val="24"/>
               </w:rPr>
               <w:t>活自理能力</w:t>
             </w:r>
@@ -7910,13 +8366,17 @@
             <w:pPr>
               <w:pStyle w:val="Normal"/>
               <w:snapToGrid w:val="false"/>
-              <w:rPr>
-                <w:rFonts w:ascii="標楷體" w:hAnsi="標楷體" w:eastAsia="標楷體" w:cs="標楷體"/>
-              </w:rPr>
-            </w:pPr>
-            <w:r>
-              <w:rPr>
-                <w:rFonts w:eastAsia="標楷體" w:cs="標楷體" w:ascii="標楷體" w:hAnsi="標楷體"/>
+              <w:spacing w:before="0" w:after="0"/>
+              <w:ind w:left="0" w:right="0" w:firstLine="0"/>
+              <w:rPr>
+                <w:rFonts w:ascii="標楷體" w:hAnsi="標楷體" w:eastAsia="標楷體" w:cs="標楷體"/>
+              </w:rPr>
+            </w:pPr>
+            <w:r>
+              <w:rPr>
+                <w:rFonts w:eastAsia="DFKai-SB" w:cs="DFKai-SB" w:ascii="DFKai-SB" w:hAnsi="DFKai-SB"/>
+                <w:sz w:val="24"/>
+                <w:szCs w:val="24"/>
               </w:rPr>
               <w:t>{abilitySelfCare}</w:t>
             </w:r>
@@ -8004,20 +8464,24 @@
           <w:p>
             <w:pPr>
               <w:pStyle w:val="Normal"/>
-              <w:spacing w:lineRule="atLeast" w:line="280"/>
-              <w:ind w:hanging="240" w:left="288" w:right="58"/>
+              <w:spacing w:lineRule="atLeast" w:line="280" w:before="0" w:after="0"/>
+              <w:ind w:left="0" w:right="0" w:firstLine="0"/>
               <w:jc w:val="center"/>
               <w:rPr/>
             </w:pPr>
             <w:r>
               <w:rPr>
-                <w:rFonts w:ascii="標楷體" w:hAnsi="標楷體" w:cs="標楷體" w:eastAsia="標楷體"/>
+                <w:rFonts w:ascii="DFKai-SB" w:hAnsi="DFKai-SB" w:cs="DFKai-SB" w:eastAsia="DFKai-SB"/>
+                <w:sz w:val="24"/>
+                <w:szCs w:val="24"/>
               </w:rPr>
               <w:t>社</w:t>
             </w:r>
             <w:r>
               <w:rPr>
-                <w:rFonts w:ascii="標楷體" w:hAnsi="標楷體" w:cs="標楷體" w:eastAsia="標楷體"/>
+                <w:rFonts w:ascii="DFKai-SB" w:hAnsi="DFKai-SB" w:cs="DFKai-SB" w:eastAsia="DFKai-SB"/>
+                <w:sz w:val="24"/>
+                <w:szCs w:val="24"/>
               </w:rPr>
               <w:t>會化及</w:t>
             </w:r>
@@ -8025,26 +8489,32 @@
           <w:p>
             <w:pPr>
               <w:pStyle w:val="Normal"/>
-              <w:spacing w:lineRule="atLeast" w:line="280"/>
-              <w:ind w:left="48" w:right="58"/>
+              <w:spacing w:lineRule="atLeast" w:line="280" w:before="0" w:after="0"/>
+              <w:ind w:left="0" w:right="0" w:firstLine="0"/>
               <w:jc w:val="center"/>
               <w:rPr/>
             </w:pPr>
             <w:r>
               <w:rPr>
-                <w:rFonts w:ascii="標楷體" w:hAnsi="標楷體" w:cs="標楷體" w:eastAsia="標楷體"/>
+                <w:rFonts w:ascii="DFKai-SB" w:hAnsi="DFKai-SB" w:cs="DFKai-SB" w:eastAsia="DFKai-SB"/>
+                <w:sz w:val="24"/>
+                <w:szCs w:val="24"/>
               </w:rPr>
               <w:t>情緒</w:t>
             </w:r>
             <w:r>
               <w:rPr>
-                <w:rFonts w:ascii="標楷體" w:hAnsi="標楷體" w:cs="標楷體" w:eastAsia="標楷體"/>
+                <w:rFonts w:ascii="DFKai-SB" w:hAnsi="DFKai-SB" w:cs="DFKai-SB" w:eastAsia="DFKai-SB"/>
+                <w:sz w:val="24"/>
+                <w:szCs w:val="24"/>
               </w:rPr>
               <w:t>行</w:t>
             </w:r>
             <w:r>
               <w:rPr>
-                <w:rFonts w:ascii="標楷體" w:hAnsi="標楷體" w:cs="標楷體" w:eastAsia="標楷體"/>
+                <w:rFonts w:ascii="DFKai-SB" w:hAnsi="DFKai-SB" w:cs="DFKai-SB" w:eastAsia="DFKai-SB"/>
+                <w:sz w:val="24"/>
+                <w:szCs w:val="24"/>
               </w:rPr>
               <w:t>為能力</w:t>
             </w:r>
@@ -8065,13 +8535,17 @@
             <w:pPr>
               <w:pStyle w:val="Normal"/>
               <w:snapToGrid w:val="false"/>
-              <w:rPr>
-                <w:rFonts w:ascii="標楷體" w:hAnsi="標楷體" w:eastAsia="標楷體" w:cs="標楷體"/>
-              </w:rPr>
-            </w:pPr>
-            <w:r>
-              <w:rPr>
-                <w:rFonts w:eastAsia="標楷體" w:cs="標楷體" w:ascii="標楷體" w:hAnsi="標楷體"/>
+              <w:spacing w:before="0" w:after="0"/>
+              <w:ind w:left="0" w:right="0" w:firstLine="0"/>
+              <w:rPr>
+                <w:rFonts w:ascii="標楷體" w:hAnsi="標楷體" w:eastAsia="標楷體" w:cs="標楷體"/>
+              </w:rPr>
+            </w:pPr>
+            <w:r>
+              <w:rPr>
+                <w:rFonts w:eastAsia="DFKai-SB" w:cs="DFKai-SB" w:ascii="DFKai-SB" w:hAnsi="DFKai-SB"/>
+                <w:sz w:val="24"/>
+                <w:szCs w:val="24"/>
               </w:rPr>
               <w:t>{abilitySocialEmotional}</w:t>
             </w:r>
@@ -8128,20 +8602,24 @@
             <w:pPr>
               <w:pStyle w:val="Normal"/>
               <w:widowControl/>
-              <w:spacing w:lineRule="atLeast" w:line="280"/>
-              <w:ind w:left="48" w:right="58"/>
+              <w:spacing w:lineRule="atLeast" w:line="280" w:before="0" w:after="0"/>
+              <w:ind w:left="0" w:right="0" w:firstLine="0"/>
               <w:jc w:val="distribute"/>
               <w:rPr/>
             </w:pPr>
             <w:r>
               <w:rPr>
-                <w:rFonts w:ascii="標楷體" w:hAnsi="標楷體" w:cs="標楷體" w:eastAsia="標楷體"/>
+                <w:rFonts w:ascii="DFKai-SB" w:hAnsi="DFKai-SB" w:cs="DFKai-SB" w:eastAsia="DFKai-SB"/>
+                <w:sz w:val="24"/>
+                <w:szCs w:val="24"/>
               </w:rPr>
               <w:t>綜合</w:t>
             </w:r>
             <w:r>
               <w:rPr>
-                <w:rFonts w:ascii="標楷體" w:hAnsi="標楷體" w:cs="標楷體" w:eastAsia="標楷體"/>
+                <w:rFonts w:ascii="DFKai-SB" w:hAnsi="DFKai-SB" w:cs="DFKai-SB" w:eastAsia="DFKai-SB"/>
+                <w:sz w:val="24"/>
+                <w:szCs w:val="24"/>
               </w:rPr>
               <w:t>評估</w:t>
             </w:r>
@@ -8150,32 +8628,40 @@
             <w:pPr>
               <w:pStyle w:val="Normal"/>
               <w:widowControl/>
-              <w:spacing w:lineRule="atLeast" w:line="280"/>
-              <w:ind w:left="48" w:right="58"/>
+              <w:spacing w:lineRule="atLeast" w:line="280" w:before="0" w:after="0"/>
+              <w:ind w:left="0" w:right="0" w:firstLine="0"/>
               <w:jc w:val="distribute"/>
               <w:rPr/>
             </w:pPr>
             <w:r>
               <w:rPr>
-                <w:rFonts w:ascii="標楷體" w:hAnsi="標楷體" w:cs="標楷體" w:eastAsia="標楷體"/>
+                <w:rFonts w:ascii="DFKai-SB" w:hAnsi="DFKai-SB" w:cs="DFKai-SB" w:eastAsia="DFKai-SB"/>
+                <w:sz w:val="24"/>
+                <w:szCs w:val="24"/>
               </w:rPr>
               <w:t>學</w:t>
             </w:r>
             <w:r>
               <w:rPr>
-                <w:rFonts w:ascii="標楷體" w:hAnsi="標楷體" w:cs="標楷體" w:eastAsia="標楷體"/>
+                <w:rFonts w:ascii="DFKai-SB" w:hAnsi="DFKai-SB" w:cs="DFKai-SB" w:eastAsia="DFKai-SB"/>
+                <w:sz w:val="24"/>
+                <w:szCs w:val="24"/>
               </w:rPr>
               <w:t>生優</w:t>
             </w:r>
             <w:r>
               <w:rPr>
-                <w:rFonts w:ascii="標楷體" w:hAnsi="標楷體" w:cs="標楷體" w:eastAsia="標楷體"/>
+                <w:rFonts w:ascii="DFKai-SB" w:hAnsi="DFKai-SB" w:cs="DFKai-SB" w:eastAsia="DFKai-SB"/>
+                <w:sz w:val="24"/>
+                <w:szCs w:val="24"/>
               </w:rPr>
               <w:t>弱</w:t>
             </w:r>
             <w:r>
               <w:rPr>
-                <w:rFonts w:ascii="標楷體" w:hAnsi="標楷體" w:cs="標楷體" w:eastAsia="標楷體"/>
+                <w:rFonts w:ascii="DFKai-SB" w:hAnsi="DFKai-SB" w:cs="DFKai-SB" w:eastAsia="DFKai-SB"/>
+                <w:sz w:val="24"/>
+                <w:szCs w:val="24"/>
               </w:rPr>
               <w:t>勢能力</w:t>
             </w:r>
@@ -8197,8 +8683,8 @@
           <w:p>
             <w:pPr>
               <w:pStyle w:val="Normal"/>
-              <w:spacing w:lineRule="exact" w:line="300"/>
-              <w:ind w:left="32" w:right="0"/>
+              <w:spacing w:lineRule="exact" w:line="300" w:before="0" w:after="0"/>
+              <w:ind w:left="0" w:right="0" w:firstLine="0"/>
               <w:jc w:val="both"/>
               <w:rPr>
                 <w:rFonts w:ascii="標楷體" w:hAnsi="標楷體" w:eastAsia="標楷體" w:cs="標楷體"/>
@@ -8206,7 +8692,9 @@
             </w:pPr>
             <w:r>
               <w:rPr>
-                <w:rFonts w:eastAsia="標楷體" w:cs="標楷體" w:ascii="標楷體" w:hAnsi="標楷體"/>
+                <w:rFonts w:eastAsia="DFKai-SB" w:cs="DFKai-SB" w:ascii="DFKai-SB" w:hAnsi="DFKai-SB"/>
+                <w:sz w:val="24"/>
+                <w:szCs w:val="24"/>
               </w:rPr>
               <w:t>{strengthsBlock}</w:t>
             </w:r>
@@ -8263,8 +8751,8 @@
             <w:pPr>
               <w:pStyle w:val="Normal"/>
               <w:widowControl/>
-              <w:spacing w:lineRule="atLeast" w:line="280"/>
-              <w:ind w:left="48" w:right="58"/>
+              <w:spacing w:lineRule="atLeast" w:line="280" w:before="0" w:after="0"/>
+              <w:ind w:left="0" w:right="0" w:firstLine="0"/>
               <w:jc w:val="distribute"/>
               <w:rPr>
                 <w:rFonts w:ascii="標楷體" w:hAnsi="標楷體" w:eastAsia="標楷體" w:cs="標楷體"/>
@@ -8272,7 +8760,9 @@
             </w:pPr>
             <w:r>
               <w:rPr>
-                <w:rFonts w:ascii="標楷體" w:hAnsi="標楷體" w:cs="標楷體" w:eastAsia="標楷體"/>
+                <w:rFonts w:ascii="DFKai-SB" w:hAnsi="DFKai-SB" w:cs="DFKai-SB" w:eastAsia="DFKai-SB"/>
+                <w:sz w:val="24"/>
+                <w:szCs w:val="24"/>
               </w:rPr>
               <w:t>現況分析</w:t>
             </w:r>
@@ -8294,14 +8784,16 @@
           <w:p>
             <w:pPr>
               <w:pStyle w:val="Normal"/>
-              <w:spacing w:lineRule="exact" w:line="300"/>
-              <w:ind w:hanging="396" w:left="396" w:right="0"/>
+              <w:spacing w:lineRule="exact" w:line="300" w:before="0" w:after="0"/>
+              <w:ind w:left="0" w:right="0" w:firstLine="0"/>
               <w:jc w:val="both"/>
               <w:rPr/>
             </w:pPr>
             <w:r>
               <w:rPr>
-                <w:rFonts w:eastAsia="標楷體" w:cs="標楷體" w:ascii="標楷體" w:hAnsi="標楷體"/>
+                <w:rFonts w:eastAsia="DFKai-SB" w:cs="DFKai-SB" w:ascii="DFKai-SB" w:hAnsi="DFKai-SB"/>
+                <w:sz w:val="24"/>
+                <w:szCs w:val="24"/>
               </w:rPr>
               <w:t>{analysisBlock}</w:t>
             </w:r>
@@ -8358,8 +8850,8 @@
             <w:pPr>
               <w:pStyle w:val="Normal"/>
               <w:widowControl/>
-              <w:spacing w:lineRule="atLeast" w:line="280"/>
-              <w:ind w:left="48" w:right="58"/>
+              <w:spacing w:lineRule="atLeast" w:line="280" w:before="0" w:after="0"/>
+              <w:ind w:left="0" w:right="0" w:firstLine="0"/>
               <w:jc w:val="distribute"/>
               <w:rPr>
                 <w:rFonts w:ascii="標楷體" w:hAnsi="標楷體" w:eastAsia="標楷體" w:cs="標楷體"/>
@@ -8367,7 +8859,9 @@
             </w:pPr>
             <w:r>
               <w:rPr>
-                <w:rFonts w:ascii="標楷體" w:hAnsi="標楷體" w:cs="標楷體" w:eastAsia="標楷體"/>
+                <w:rFonts w:ascii="DFKai-SB" w:hAnsi="DFKai-SB" w:cs="DFKai-SB" w:eastAsia="DFKai-SB"/>
+                <w:sz w:val="24"/>
+                <w:szCs w:val="24"/>
               </w:rPr>
               <w:t>學生</w:t>
             </w:r>
@@ -8376,8 +8870,8 @@
             <w:pPr>
               <w:pStyle w:val="Normal"/>
               <w:widowControl/>
-              <w:spacing w:lineRule="atLeast" w:line="280"/>
-              <w:ind w:left="48" w:right="58"/>
+              <w:spacing w:lineRule="atLeast" w:line="280" w:before="0" w:after="0"/>
+              <w:ind w:left="0" w:right="0" w:firstLine="0"/>
               <w:jc w:val="distribute"/>
               <w:rPr>
                 <w:rFonts w:ascii="標楷體" w:hAnsi="標楷體" w:eastAsia="標楷體" w:cs="標楷體"/>
@@ -8385,7 +8879,9 @@
             </w:pPr>
             <w:r>
               <w:rPr>
-                <w:rFonts w:ascii="標楷體" w:hAnsi="標楷體" w:cs="標楷體" w:eastAsia="標楷體"/>
+                <w:rFonts w:ascii="DFKai-SB" w:hAnsi="DFKai-SB" w:cs="DFKai-SB" w:eastAsia="DFKai-SB"/>
+                <w:sz w:val="24"/>
+                <w:szCs w:val="24"/>
               </w:rPr>
               <w:t>需求評估</w:t>
             </w:r>
@@ -8408,14 +8904,17 @@
             <w:pPr>
               <w:pStyle w:val="Normal"/>
               <w:snapToGrid w:val="false"/>
-              <w:ind w:hanging="240" w:left="240" w:right="0"/>
-              <w:rPr>
-                <w:rFonts w:ascii="標楷體" w:hAnsi="標楷體" w:eastAsia="標楷體" w:cs="標楷體"/>
-              </w:rPr>
-            </w:pPr>
-            <w:r>
-              <w:rPr>
-                <w:rFonts w:eastAsia="標楷體" w:cs="標楷體" w:ascii="標楷體" w:hAnsi="標楷體"/>
+              <w:spacing w:before="0" w:after="0"/>
+              <w:ind w:left="0" w:right="0" w:firstLine="0"/>
+              <w:rPr>
+                <w:rFonts w:ascii="標楷體" w:hAnsi="標楷體" w:eastAsia="標楷體" w:cs="標楷體"/>
+              </w:rPr>
+            </w:pPr>
+            <w:r>
+              <w:rPr>
+                <w:rFonts w:eastAsia="DFKai-SB" w:cs="DFKai-SB" w:ascii="DFKai-SB" w:hAnsi="DFKai-SB"/>
+                <w:sz w:val="24"/>
+                <w:szCs w:val="24"/>
               </w:rPr>
               <w:t>{studentNeedsAssessment}</w:t>
             </w:r>
@@ -8444,8 +8943,8 @@
             <w:pPr>
               <w:pStyle w:val="Normal"/>
               <w:widowControl/>
-              <w:spacing w:lineRule="atLeast" w:line="280"/>
-              <w:ind w:left="48" w:right="58"/>
+              <w:spacing w:lineRule="atLeast" w:line="280" w:before="0" w:after="0"/>
+              <w:ind w:left="0" w:right="0" w:firstLine="0"/>
               <w:jc w:val="distribute"/>
               <w:rPr>
                 <w:rFonts w:ascii="標楷體" w:hAnsi="標楷體" w:eastAsia="標楷體" w:cs="標楷體"/>
@@ -8453,7 +8952,9 @@
             </w:pPr>
             <w:r>
               <w:rPr>
-                <w:rFonts w:ascii="標楷體" w:hAnsi="標楷體" w:cs="標楷體" w:eastAsia="標楷體"/>
+                <w:rFonts w:ascii="DFKai-SB" w:hAnsi="DFKai-SB" w:cs="DFKai-SB" w:eastAsia="DFKai-SB"/>
+                <w:sz w:val="24"/>
+                <w:szCs w:val="24"/>
               </w:rPr>
               <w:t>特教支持</w:t>
             </w:r>
@@ -8462,8 +8963,8 @@
             <w:pPr>
               <w:pStyle w:val="Normal"/>
               <w:widowControl/>
-              <w:spacing w:lineRule="atLeast" w:line="280"/>
-              <w:ind w:left="48" w:right="58"/>
+              <w:spacing w:lineRule="atLeast" w:line="280" w:before="0" w:after="0"/>
+              <w:ind w:left="0" w:right="0" w:firstLine="0"/>
               <w:jc w:val="distribute"/>
               <w:rPr>
                 <w:rFonts w:ascii="標楷體" w:hAnsi="標楷體" w:eastAsia="標楷體" w:cs="標楷體"/>
@@ -8471,7 +8972,9 @@
             </w:pPr>
             <w:r>
               <w:rPr>
-                <w:rFonts w:ascii="標楷體" w:hAnsi="標楷體" w:cs="標楷體" w:eastAsia="標楷體"/>
+                <w:rFonts w:ascii="DFKai-SB" w:hAnsi="DFKai-SB" w:cs="DFKai-SB" w:eastAsia="DFKai-SB"/>
+                <w:sz w:val="24"/>
+                <w:szCs w:val="24"/>
               </w:rPr>
               <w:t>服務及</w:t>
             </w:r>
@@ -8480,8 +8983,8 @@
             <w:pPr>
               <w:pStyle w:val="Normal"/>
               <w:widowControl/>
-              <w:spacing w:lineRule="atLeast" w:line="280"/>
-              <w:ind w:left="48" w:right="58"/>
+              <w:spacing w:lineRule="atLeast" w:line="280" w:before="0" w:after="0"/>
+              <w:ind w:left="0" w:right="0" w:firstLine="0"/>
               <w:jc w:val="distribute"/>
               <w:rPr>
                 <w:rFonts w:ascii="標楷體" w:hAnsi="標楷體" w:eastAsia="標楷體" w:cs="標楷體"/>
@@ -8489,7 +8992,9 @@
             </w:pPr>
             <w:r>
               <w:rPr>
-                <w:rFonts w:ascii="標楷體" w:hAnsi="標楷體" w:cs="標楷體" w:eastAsia="標楷體"/>
+                <w:rFonts w:ascii="DFKai-SB" w:hAnsi="DFKai-SB" w:cs="DFKai-SB" w:eastAsia="DFKai-SB"/>
+                <w:sz w:val="24"/>
+                <w:szCs w:val="24"/>
               </w:rPr>
               <w:t>策略</w:t>
             </w:r>
@@ -8511,8 +9016,8 @@
             <w:pPr>
               <w:pStyle w:val="Normal"/>
               <w:widowControl/>
-              <w:spacing w:lineRule="atLeast" w:line="280"/>
-              <w:ind w:left="48" w:right="58"/>
+              <w:spacing w:lineRule="atLeast" w:line="280" w:before="0" w:after="0"/>
+              <w:ind w:left="0" w:right="0" w:firstLine="0"/>
               <w:jc w:val="distribute"/>
               <w:rPr>
                 <w:rFonts w:ascii="標楷體" w:hAnsi="標楷體" w:eastAsia="標楷體" w:cs="標楷體"/>
@@ -8520,7 +9025,9 @@
             </w:pPr>
             <w:r>
               <w:rPr>
-                <w:rFonts w:ascii="標楷體" w:hAnsi="標楷體" w:cs="標楷體" w:eastAsia="標楷體"/>
+                <w:rFonts w:ascii="DFKai-SB" w:hAnsi="DFKai-SB" w:cs="DFKai-SB" w:eastAsia="DFKai-SB"/>
+                <w:sz w:val="24"/>
+                <w:szCs w:val="24"/>
               </w:rPr>
               <w:t>學習支持</w:t>
             </w:r>
@@ -8542,8 +9049,8 @@
             <w:pPr>
               <w:pStyle w:val="Normal"/>
               <w:widowControl/>
-              <w:spacing w:lineRule="exact" w:line="300"/>
-              <w:ind w:hanging="240" w:left="288" w:right="58"/>
+              <w:spacing w:lineRule="exact" w:line="300" w:before="0" w:after="0"/>
+              <w:ind w:left="0" w:right="0" w:firstLine="0"/>
               <w:jc w:val="both"/>
               <w:rPr>
                 <w:rFonts w:ascii="標楷體" w:hAnsi="標楷體" w:eastAsia="標楷體" w:cs="標楷體"/>
@@ -8552,7 +9059,9 @@
             </w:pPr>
             <w:r>
               <w:rPr>
-                <w:rFonts w:eastAsia="標楷體" w:cs="標楷體" w:ascii="標楷體" w:hAnsi="標楷體"/>
+                <w:rFonts w:eastAsia="DFKai-SB" w:cs="DFKai-SB" w:ascii="DFKai-SB" w:hAnsi="DFKai-SB"/>
+                <w:sz w:val="24"/>
+                <w:szCs w:val="24"/>
               </w:rPr>
               <w:t>{learningSupportBlock}</w:t>
             </w:r>
@@ -8612,8 +9121,8 @@
             <w:pPr>
               <w:pStyle w:val="Normal"/>
               <w:widowControl/>
-              <w:spacing w:lineRule="atLeast" w:line="280"/>
-              <w:ind w:left="48" w:right="58"/>
+              <w:spacing w:lineRule="atLeast" w:line="280" w:before="0" w:after="0"/>
+              <w:ind w:left="0" w:right="0" w:firstLine="0"/>
               <w:jc w:val="distribute"/>
               <w:rPr>
                 <w:rFonts w:ascii="標楷體" w:hAnsi="標楷體" w:eastAsia="標楷體" w:cs="標楷體"/>
@@ -8621,7 +9130,9 @@
             </w:pPr>
             <w:r>
               <w:rPr>
-                <w:rFonts w:ascii="標楷體" w:hAnsi="標楷體" w:cs="標楷體" w:eastAsia="標楷體"/>
+                <w:rFonts w:ascii="DFKai-SB" w:hAnsi="DFKai-SB" w:cs="DFKai-SB" w:eastAsia="DFKai-SB"/>
+                <w:sz w:val="24"/>
+                <w:szCs w:val="24"/>
               </w:rPr>
               <w:t>情緒與人際支持</w:t>
             </w:r>
@@ -8643,8 +9154,8 @@
             <w:pPr>
               <w:pStyle w:val="Normal"/>
               <w:widowControl/>
-              <w:spacing w:lineRule="exact" w:line="300"/>
-              <w:ind w:hanging="240" w:left="288" w:right="58"/>
+              <w:spacing w:lineRule="exact" w:line="300" w:before="0" w:after="0"/>
+              <w:ind w:left="0" w:right="0" w:firstLine="0"/>
               <w:jc w:val="both"/>
               <w:rPr>
                 <w:rFonts w:ascii="標楷體" w:hAnsi="標楷體" w:eastAsia="標楷體" w:cs="標楷體"/>
@@ -8653,7 +9164,9 @@
             </w:pPr>
             <w:r>
               <w:rPr>
-                <w:rFonts w:eastAsia="標楷體" w:cs="標楷體" w:ascii="標楷體" w:hAnsi="標楷體"/>
+                <w:rFonts w:eastAsia="DFKai-SB" w:cs="DFKai-SB" w:ascii="DFKai-SB" w:hAnsi="DFKai-SB"/>
+                <w:sz w:val="24"/>
+                <w:szCs w:val="24"/>
               </w:rPr>
               <w:t>{emotionalSupportBlock}</w:t>
             </w:r>
@@ -8715,8 +9228,8 @@
             <w:pPr>
               <w:pStyle w:val="Normal"/>
               <w:widowControl/>
-              <w:spacing w:lineRule="atLeast" w:line="280"/>
-              <w:ind w:left="48" w:right="58"/>
+              <w:spacing w:lineRule="atLeast" w:line="280" w:before="0" w:after="0"/>
+              <w:ind w:left="0" w:right="0" w:firstLine="0"/>
               <w:jc w:val="distribute"/>
               <w:rPr>
                 <w:rFonts w:ascii="標楷體" w:hAnsi="標楷體" w:eastAsia="標楷體" w:cs="標楷體"/>
@@ -8724,7 +9237,9 @@
             </w:pPr>
             <w:r>
               <w:rPr>
-                <w:rFonts w:ascii="標楷體" w:hAnsi="標楷體" w:cs="標楷體" w:eastAsia="標楷體"/>
+                <w:rFonts w:ascii="DFKai-SB" w:hAnsi="DFKai-SB" w:cs="DFKai-SB" w:eastAsia="DFKai-SB"/>
+                <w:sz w:val="24"/>
+                <w:szCs w:val="24"/>
               </w:rPr>
               <w:t>生活與環境適應支持</w:t>
             </w:r>
@@ -8746,8 +9261,8 @@
             <w:pPr>
               <w:pStyle w:val="Normal"/>
               <w:widowControl/>
-              <w:spacing w:lineRule="exact" w:line="300"/>
-              <w:ind w:hanging="240" w:left="288" w:right="58"/>
+              <w:spacing w:lineRule="exact" w:line="300" w:before="0" w:after="0"/>
+              <w:ind w:left="0" w:right="0" w:firstLine="0"/>
               <w:jc w:val="both"/>
               <w:rPr>
                 <w:rFonts w:ascii="標楷體" w:hAnsi="標楷體" w:eastAsia="標楷體" w:cs="標楷體"/>
@@ -8756,7 +9271,9 @@
             </w:pPr>
             <w:r>
               <w:rPr>
-                <w:rFonts w:eastAsia="標楷體" w:cs="標楷體" w:ascii="標楷體" w:hAnsi="標楷體"/>
+                <w:rFonts w:eastAsia="DFKai-SB" w:cs="DFKai-SB" w:ascii="DFKai-SB" w:hAnsi="DFKai-SB"/>
+                <w:sz w:val="24"/>
+                <w:szCs w:val="24"/>
               </w:rPr>
               <w:t>{environmentSupportBlock}</w:t>
             </w:r>
@@ -8818,8 +9335,8 @@
             <w:pPr>
               <w:pStyle w:val="Normal"/>
               <w:widowControl/>
-              <w:spacing w:lineRule="atLeast" w:line="280"/>
-              <w:ind w:left="48" w:right="58"/>
+              <w:spacing w:lineRule="atLeast" w:line="280" w:before="0" w:after="0"/>
+              <w:ind w:left="0" w:right="0" w:firstLine="0"/>
               <w:jc w:val="distribute"/>
               <w:rPr>
                 <w:rFonts w:ascii="標楷體" w:hAnsi="標楷體" w:eastAsia="標楷體" w:cs="標楷體"/>
@@ -8827,7 +9344,9 @@
             </w:pPr>
             <w:r>
               <w:rPr>
-                <w:rFonts w:ascii="標楷體" w:hAnsi="標楷體" w:cs="標楷體" w:eastAsia="標楷體"/>
+                <w:rFonts w:ascii="DFKai-SB" w:hAnsi="DFKai-SB" w:cs="DFKai-SB" w:eastAsia="DFKai-SB"/>
+                <w:sz w:val="24"/>
+                <w:szCs w:val="24"/>
               </w:rPr>
               <w:t>學業規劃</w:t>
             </w:r>
@@ -8836,8 +9355,8 @@
             <w:pPr>
               <w:pStyle w:val="Normal"/>
               <w:widowControl/>
-              <w:spacing w:lineRule="atLeast" w:line="280"/>
-              <w:ind w:left="48" w:right="58"/>
+              <w:spacing w:lineRule="atLeast" w:line="280" w:before="0" w:after="0"/>
+              <w:ind w:left="0" w:right="0" w:firstLine="0"/>
               <w:jc w:val="distribute"/>
               <w:rPr>
                 <w:rFonts w:ascii="標楷體" w:hAnsi="標楷體" w:eastAsia="標楷體" w:cs="標楷體"/>
@@ -8845,7 +9364,9 @@
             </w:pPr>
             <w:r>
               <w:rPr>
-                <w:rFonts w:ascii="標楷體" w:hAnsi="標楷體" w:cs="標楷體" w:eastAsia="標楷體"/>
+                <w:rFonts w:ascii="DFKai-SB" w:hAnsi="DFKai-SB" w:cs="DFKai-SB" w:eastAsia="DFKai-SB"/>
+                <w:sz w:val="24"/>
+                <w:szCs w:val="24"/>
               </w:rPr>
               <w:t>支持</w:t>
             </w:r>
@@ -8867,8 +9388,8 @@
             <w:pPr>
               <w:pStyle w:val="Normal"/>
               <w:widowControl/>
-              <w:spacing w:lineRule="exact" w:line="300"/>
-              <w:ind w:hanging="240" w:left="288" w:right="58"/>
+              <w:spacing w:lineRule="exact" w:line="300" w:before="0" w:after="0"/>
+              <w:ind w:left="0" w:right="0" w:firstLine="0"/>
               <w:jc w:val="both"/>
               <w:rPr>
                 <w:rFonts w:ascii="標楷體" w:hAnsi="標楷體" w:eastAsia="標楷體" w:cs="標楷體"/>
@@ -8877,7 +9398,9 @@
             </w:pPr>
             <w:r>
               <w:rPr>
-                <w:rFonts w:eastAsia="標楷體" w:cs="標楷體" w:ascii="標楷體" w:hAnsi="標楷體"/>
+                <w:rFonts w:eastAsia="DFKai-SB" w:cs="DFKai-SB" w:ascii="DFKai-SB" w:hAnsi="DFKai-SB"/>
+                <w:sz w:val="24"/>
+                <w:szCs w:val="24"/>
               </w:rPr>
               <w:t>{academicPlanningSupportBlock}</w:t>
             </w:r>
@@ -8939,8 +9462,8 @@
             <w:pPr>
               <w:pStyle w:val="Normal"/>
               <w:widowControl/>
-              <w:spacing w:lineRule="atLeast" w:line="280"/>
-              <w:ind w:left="48" w:right="58"/>
+              <w:spacing w:lineRule="atLeast" w:line="280" w:before="0" w:after="0"/>
+              <w:ind w:left="0" w:right="0" w:firstLine="0"/>
               <w:jc w:val="distribute"/>
               <w:rPr>
                 <w:rFonts w:ascii="標楷體" w:hAnsi="標楷體" w:eastAsia="標楷體" w:cs="標楷體"/>
@@ -8948,7 +9471,9 @@
             </w:pPr>
             <w:r>
               <w:rPr>
-                <w:rFonts w:ascii="標楷體" w:hAnsi="標楷體" w:cs="標楷體" w:eastAsia="標楷體"/>
+                <w:rFonts w:ascii="DFKai-SB" w:hAnsi="DFKai-SB" w:cs="DFKai-SB" w:eastAsia="DFKai-SB"/>
+                <w:sz w:val="24"/>
+                <w:szCs w:val="24"/>
               </w:rPr>
               <w:t>生涯與轉銜支持</w:t>
             </w:r>
@@ -8964,13 +9489,14 @@
               <w:bottom w:val="single" w:sz="4" w:space="0" w:color="000000"/>
               <w:right w:val="single" w:sz="4" w:space="0" w:color="000000"/>
             </w:tcBorders>
+            <w:vAlign w:val="center"/>
           </w:tcPr>
           <w:p>
             <w:pPr>
               <w:pStyle w:val="Normal"/>
               <w:widowControl/>
-              <w:spacing w:lineRule="exact" w:line="300"/>
-              <w:ind w:right="58"/>
+              <w:spacing w:lineRule="exact" w:line="300" w:before="0" w:after="0"/>
+              <w:ind w:right="0" w:left="0" w:firstLine="0"/>
               <w:jc w:val="both"/>
               <w:rPr>
                 <w:rFonts w:ascii="標楷體" w:hAnsi="標楷體" w:eastAsia="標楷體" w:cs="標楷體"/>
@@ -8979,7 +9505,9 @@
             </w:pPr>
             <w:r>
               <w:rPr>
-                <w:rFonts w:eastAsia="標楷體" w:cs="標楷體" w:ascii="標楷體" w:hAnsi="標楷體"/>
+                <w:rFonts w:eastAsia="DFKai-SB" w:cs="DFKai-SB" w:ascii="DFKai-SB" w:hAnsi="DFKai-SB"/>
+                <w:sz w:val="24"/>
+                <w:szCs w:val="24"/>
               </w:rPr>
               <w:t>{careerSupportBlock}</w:t>
             </w:r>
@@ -9041,8 +9569,8 @@
             <w:pPr>
               <w:pStyle w:val="Normal"/>
               <w:widowControl/>
-              <w:spacing w:lineRule="atLeast" w:line="280"/>
-              <w:ind w:left="48" w:right="58"/>
+              <w:spacing w:lineRule="atLeast" w:line="280" w:before="0" w:after="0"/>
+              <w:ind w:left="0" w:right="0" w:firstLine="0"/>
               <w:jc w:val="distribute"/>
               <w:rPr>
                 <w:rFonts w:ascii="標楷體" w:hAnsi="標楷體" w:eastAsia="標楷體" w:cs="標楷體"/>
@@ -9050,7 +9578,9 @@
             </w:pPr>
             <w:r>
               <w:rPr>
-                <w:rFonts w:ascii="標楷體" w:hAnsi="標楷體" w:cs="標楷體" w:eastAsia="標楷體"/>
+                <w:rFonts w:ascii="DFKai-SB" w:hAnsi="DFKai-SB" w:cs="DFKai-SB" w:eastAsia="DFKai-SB"/>
+                <w:sz w:val="24"/>
+                <w:szCs w:val="24"/>
               </w:rPr>
               <w:t>行政與資源申請支持</w:t>
             </w:r>
@@ -9072,8 +9602,8 @@
             <w:pPr>
               <w:pStyle w:val="Normal"/>
               <w:widowControl/>
-              <w:spacing w:lineRule="exact" w:line="300"/>
-              <w:ind w:hanging="240" w:left="288" w:right="58"/>
+              <w:spacing w:lineRule="exact" w:line="300" w:before="0" w:after="0"/>
+              <w:ind w:left="0" w:right="0" w:firstLine="0"/>
               <w:jc w:val="both"/>
               <w:rPr>
                 <w:rFonts w:ascii="標楷體" w:hAnsi="標楷體" w:eastAsia="標楷體" w:cs="標楷體"/>
@@ -9082,7 +9612,9 @@
             </w:pPr>
             <w:r>
               <w:rPr>
-                <w:rFonts w:eastAsia="標楷體" w:cs="標楷體" w:ascii="標楷體" w:hAnsi="標楷體"/>
+                <w:rFonts w:eastAsia="DFKai-SB" w:cs="DFKai-SB" w:ascii="DFKai-SB" w:hAnsi="DFKai-SB"/>
+                <w:sz w:val="24"/>
+                <w:szCs w:val="24"/>
               </w:rPr>
               <w:t>{adminSupportBlock}</w:t>
             </w:r>
@@ -9144,8 +9676,8 @@
             <w:pPr>
               <w:pStyle w:val="Normal"/>
               <w:widowControl/>
-              <w:spacing w:lineRule="atLeast" w:line="280"/>
-              <w:ind w:left="48" w:right="58"/>
+              <w:spacing w:lineRule="atLeast" w:line="280" w:before="0" w:after="0"/>
+              <w:ind w:left="0" w:right="0" w:firstLine="0"/>
               <w:jc w:val="distribute"/>
               <w:rPr>
                 <w:rFonts w:ascii="標楷體" w:hAnsi="標楷體" w:eastAsia="標楷體" w:cs="標楷體"/>
@@ -9153,7 +9685,9 @@
             </w:pPr>
             <w:r>
               <w:rPr>
-                <w:rFonts w:ascii="標楷體" w:hAnsi="標楷體" w:cs="標楷體" w:eastAsia="標楷體"/>
+                <w:rFonts w:ascii="DFKai-SB" w:hAnsi="DFKai-SB" w:cs="DFKai-SB" w:eastAsia="DFKai-SB"/>
+                <w:sz w:val="24"/>
+                <w:szCs w:val="24"/>
               </w:rPr>
               <w:t>支持服務</w:t>
             </w:r>
@@ -9162,8 +9696,8 @@
             <w:pPr>
               <w:pStyle w:val="Normal"/>
               <w:widowControl/>
-              <w:spacing w:lineRule="atLeast" w:line="280"/>
-              <w:ind w:left="48" w:right="58"/>
+              <w:spacing w:lineRule="atLeast" w:line="280" w:before="0" w:after="0"/>
+              <w:ind w:left="0" w:right="0" w:firstLine="0"/>
               <w:jc w:val="distribute"/>
               <w:rPr>
                 <w:rFonts w:ascii="標楷體" w:hAnsi="標楷體" w:eastAsia="標楷體" w:cs="標楷體"/>
@@ -9171,7 +9705,9 @@
             </w:pPr>
             <w:r>
               <w:rPr>
-                <w:rFonts w:ascii="標楷體" w:hAnsi="標楷體" w:cs="標楷體" w:eastAsia="標楷體"/>
+                <w:rFonts w:ascii="DFKai-SB" w:hAnsi="DFKai-SB" w:cs="DFKai-SB" w:eastAsia="DFKai-SB"/>
+                <w:sz w:val="24"/>
+                <w:szCs w:val="24"/>
               </w:rPr>
               <w:t>調整評估</w:t>
             </w:r>
@@ -9193,8 +9729,8 @@
             <w:pPr>
               <w:pStyle w:val="Normal"/>
               <w:widowControl/>
-              <w:spacing w:lineRule="exact" w:line="300"/>
-              <w:ind w:hanging="240" w:left="288" w:right="58"/>
+              <w:spacing w:lineRule="exact" w:line="300" w:before="0" w:after="0"/>
+              <w:ind w:left="0" w:right="0" w:firstLine="0"/>
               <w:jc w:val="both"/>
               <w:rPr>
                 <w:rFonts w:ascii="標楷體" w:hAnsi="標楷體" w:eastAsia="標楷體" w:cs="標楷體"/>
@@ -9203,7 +9739,9 @@
             </w:pPr>
             <w:r>
               <w:rPr>
-                <w:rFonts w:eastAsia="標楷體" w:cs="標楷體" w:ascii="標楷體" w:hAnsi="標楷體"/>
+                <w:rFonts w:eastAsia="DFKai-SB" w:cs="DFKai-SB" w:ascii="DFKai-SB" w:hAnsi="DFKai-SB"/>
+                <w:sz w:val="24"/>
+                <w:szCs w:val="24"/>
               </w:rPr>
               <w:t>{supportAdjustmentBlock}</w:t>
             </w:r>
@@ -9224,10 +9762,10 @@
       </w:pPr>
       <w:r>
         <w:rPr>
-          <w:rFonts w:eastAsia="標楷體" w:cs="標楷體" w:ascii="標楷體" w:hAnsi="標楷體"/>
+          <w:rFonts w:eastAsia="DFKai-SB" w:cs="DFKai-SB" w:ascii="DFKai-SB" w:hAnsi="DFKai-SB"/>
           <w:b/>
-          <w:sz w:val="28"/>
-          <w:szCs w:val="28"/>
+          <w:sz w:val="24"/>
+          <w:szCs w:val="24"/>
         </w:rPr>
       </w:r>
     </w:p>
@@ -9244,10 +9782,10 @@
       </w:pPr>
       <w:r>
         <w:rPr>
-          <w:rFonts w:eastAsia="標楷體" w:cs="標楷體" w:ascii="標楷體" w:hAnsi="標楷體"/>
+          <w:rFonts w:eastAsia="DFKai-SB" w:cs="DFKai-SB" w:ascii="DFKai-SB" w:hAnsi="DFKai-SB"/>
           <w:b/>
-          <w:sz w:val="28"/>
-          <w:szCs w:val="28"/>
+          <w:sz w:val="24"/>
+          <w:szCs w:val="24"/>
         </w:rPr>
       </w:r>
     </w:p>
@@ -9264,10 +9802,10 @@
       </w:pPr>
       <w:r>
         <w:rPr>
-          <w:rFonts w:eastAsia="標楷體" w:cs="標楷體" w:ascii="標楷體" w:hAnsi="標楷體"/>
+          <w:rFonts w:eastAsia="DFKai-SB" w:cs="DFKai-SB" w:ascii="DFKai-SB" w:hAnsi="DFKai-SB"/>
           <w:b/>
-          <w:sz w:val="28"/>
-          <w:szCs w:val="28"/>
+          <w:sz w:val="24"/>
+          <w:szCs w:val="24"/>
         </w:rPr>
       </w:r>
     </w:p>
@@ -9284,10 +9822,10 @@
       </w:pPr>
       <w:r>
         <w:rPr>
-          <w:rFonts w:eastAsia="標楷體" w:cs="標楷體" w:ascii="標楷體" w:hAnsi="標楷體"/>
+          <w:rFonts w:eastAsia="DFKai-SB" w:cs="DFKai-SB" w:ascii="DFKai-SB" w:hAnsi="DFKai-SB"/>
           <w:b/>
-          <w:sz w:val="28"/>
-          <w:szCs w:val="28"/>
+          <w:sz w:val="24"/>
+          <w:szCs w:val="24"/>
         </w:rPr>
       </w:r>
     </w:p>
@@ -9304,10 +9842,10 @@
       </w:pPr>
       <w:r>
         <w:rPr>
-          <w:rFonts w:eastAsia="標楷體" w:cs="標楷體" w:ascii="標楷體" w:hAnsi="標楷體"/>
+          <w:rFonts w:eastAsia="DFKai-SB" w:cs="DFKai-SB" w:ascii="DFKai-SB" w:hAnsi="DFKai-SB"/>
           <w:b/>
-          <w:sz w:val="28"/>
-          <w:szCs w:val="28"/>
+          <w:sz w:val="24"/>
+          <w:szCs w:val="24"/>
         </w:rPr>
       </w:r>
     </w:p>
@@ -9324,10 +9862,10 @@
       </w:pPr>
       <w:r>
         <w:rPr>
-          <w:rFonts w:eastAsia="標楷體" w:cs="標楷體" w:ascii="標楷體" w:hAnsi="標楷體"/>
+          <w:rFonts w:eastAsia="DFKai-SB" w:cs="DFKai-SB" w:ascii="DFKai-SB" w:hAnsi="DFKai-SB"/>
           <w:b/>
-          <w:sz w:val="28"/>
-          <w:szCs w:val="28"/>
+          <w:sz w:val="24"/>
+          <w:szCs w:val="24"/>
         </w:rPr>
       </w:r>
     </w:p>
@@ -9344,10 +9882,10 @@
       </w:pPr>
       <w:r>
         <w:rPr>
-          <w:rFonts w:eastAsia="標楷體" w:cs="標楷體" w:ascii="標楷體" w:hAnsi="標楷體"/>
+          <w:rFonts w:eastAsia="DFKai-SB" w:cs="DFKai-SB" w:ascii="DFKai-SB" w:hAnsi="DFKai-SB"/>
           <w:b/>
-          <w:sz w:val="28"/>
-          <w:szCs w:val="28"/>
+          <w:sz w:val="24"/>
+          <w:szCs w:val="24"/>
         </w:rPr>
       </w:r>
     </w:p>
@@ -9364,10 +9902,10 @@
       </w:pPr>
       <w:r>
         <w:rPr>
-          <w:rFonts w:eastAsia="標楷體" w:cs="標楷體" w:ascii="標楷體" w:hAnsi="標楷體"/>
+          <w:rFonts w:eastAsia="DFKai-SB" w:cs="DFKai-SB" w:ascii="DFKai-SB" w:hAnsi="DFKai-SB"/>
           <w:b/>
-          <w:sz w:val="28"/>
-          <w:szCs w:val="28"/>
+          <w:sz w:val="24"/>
+          <w:szCs w:val="24"/>
         </w:rPr>
       </w:r>
     </w:p>
@@ -9384,10 +9922,10 @@
       </w:pPr>
       <w:r>
         <w:rPr>
-          <w:rFonts w:eastAsia="標楷體" w:cs="標楷體" w:ascii="標楷體" w:hAnsi="標楷體"/>
+          <w:rFonts w:eastAsia="DFKai-SB" w:cs="DFKai-SB" w:ascii="DFKai-SB" w:hAnsi="DFKai-SB"/>
           <w:b/>
-          <w:sz w:val="28"/>
-          <w:szCs w:val="28"/>
+          <w:sz w:val="24"/>
+          <w:szCs w:val="24"/>
         </w:rPr>
       </w:r>
     </w:p>
@@ -9396,7 +9934,8 @@
         <w:pStyle w:val="Normal"/>
         <w:keepNext/>
         <w:pageBreakBefore/>
-        <w:ind w:left="0" w:firstLine="0"/>
+        <w:spacing w:before="0" w:after="0"/>
+        <w:ind w:left="0" w:right="0" w:firstLine="0"/>
         <w:rPr>
           <w:rFonts w:ascii="標楷體" w:hAnsi="標楷體" w:eastAsia="標楷體" w:cs="標楷體"/>
           <w:b/>
@@ -9406,37 +9945,37 @@
       </w:pPr>
       <w:r>
         <w:rPr>
-          <w:rFonts w:ascii="標楷體" w:hAnsi="標楷體" w:cs="標楷體" w:eastAsia="標楷體"/>
+          <w:rFonts w:ascii="DFKai-SB" w:hAnsi="DFKai-SB" w:cs="DFKai-SB" w:eastAsia="DFKai-SB"/>
           <w:b/>
-          <w:sz w:val="26"/>
-          <w:szCs w:val="26"/>
+          <w:sz w:val="24"/>
+          <w:szCs w:val="24"/>
         </w:rPr>
         <w:t>二、身心障礙相關補助與服務</w:t>
       </w:r>
       <w:r>
         <w:rPr>
-          <w:rFonts w:eastAsia="標楷體" w:cs="標楷體" w:ascii="標楷體" w:hAnsi="標楷體"/>
+          <w:rFonts w:eastAsia="DFKai-SB" w:cs="DFKai-SB" w:ascii="DFKai-SB" w:hAnsi="DFKai-SB"/>
           <w:b/>
-          <w:sz w:val="26"/>
-          <w:szCs w:val="26"/>
+          <w:sz w:val="24"/>
+          <w:szCs w:val="24"/>
         </w:rPr>
         <w:t>(</w:t>
       </w:r>
       <w:r>
         <w:rPr>
-          <w:rFonts w:ascii="標楷體" w:hAnsi="標楷體" w:cs="標楷體" w:eastAsia="標楷體"/>
+          <w:rFonts w:ascii="DFKai-SB" w:hAnsi="DFKai-SB" w:cs="DFKai-SB" w:eastAsia="DFKai-SB"/>
           <w:b/>
-          <w:sz w:val="26"/>
-          <w:szCs w:val="26"/>
+          <w:sz w:val="24"/>
+          <w:szCs w:val="24"/>
         </w:rPr>
         <w:t>輔導員填寫</w:t>
       </w:r>
       <w:r>
         <w:rPr>
-          <w:rFonts w:eastAsia="標楷體" w:cs="標楷體" w:ascii="標楷體" w:hAnsi="標楷體"/>
+          <w:rFonts w:eastAsia="DFKai-SB" w:cs="DFKai-SB" w:ascii="DFKai-SB" w:hAnsi="DFKai-SB"/>
           <w:b/>
-          <w:sz w:val="26"/>
-          <w:szCs w:val="26"/>
+          <w:sz w:val="24"/>
+          <w:szCs w:val="24"/>
         </w:rPr>
         <w:t>)</w:t>
       </w:r>
@@ -9449,9 +9988,9 @@
         <w:tblLayout w:type="fixed"/>
         <w:tblCellMar>
           <w:top w:w="0" w:type="dxa"/>
-          <w:left w:w="28" w:type="dxa"/>
+          <w:start w:w="28" w:type="dxa"/>
           <w:bottom w:w="0" w:type="dxa"/>
-          <w:right w:w="28" w:type="dxa"/>
+          <w:end w:w="28" w:type="dxa"/>
         </w:tblCellMar>
       </w:tblPr>
       <w:tblGrid>
@@ -9461,65 +10000,71 @@
       <w:tr>
         <w:trPr>
           <w:trHeight w:val="375" w:hRule="atLeast"/>
-          <w:cantSplit w:val="true"/>
+          <w:cantSplit/>
         </w:trPr>
         <w:tc>
           <w:tcPr>
             <w:tcW w:w="2564" w:type="dxa"/>
             <w:tcBorders>
               <w:top w:val="single" w:sz="12" w:space="0" w:color="000000"/>
-              <w:left w:val="single" w:sz="12" w:space="0" w:color="000000"/>
-              <w:bottom w:val="single" w:sz="4" w:space="0" w:color="000000"/>
-              <w:right w:val="single" w:sz="4" w:space="0" w:color="000000"/>
-            </w:tcBorders>
-            <w:vAlign w:val="center"/>
-          </w:tcPr>
-          <w:p>
-            <w:pPr>
-              <w:pStyle w:val="Normal"/>
+              <w:start w:val="single" w:sz="12" w:space="0" w:color="000000"/>
+              <w:bottom w:val="single" w:sz="4" w:space="0" w:color="000000"/>
+              <w:end w:val="single" w:sz="4" w:space="0" w:color="000000"/>
+            </w:tcBorders>
+            <w:vAlign w:val="center"/>
+          </w:tcPr>
+          <w:p>
+            <w:pPr>
+              <w:pStyle w:val="Normal"/>
+              <w:spacing w:before="0" w:after="0"/>
+              <w:ind w:left="0" w:right="0" w:firstLine="0"/>
               <w:jc w:val="distribute"/>
               <w:rPr>
-                <w:rFonts w:ascii="標楷體" w:hAnsi="標楷體" w:eastAsia="標楷體" w:cs="標楷體"/>
+                <w:rFonts w:ascii="標楷體" w:hAnsi="標楷體" w:eastAsia="標楷體" w:cs="標楷體" w:hint="eastAsia"/>
                 <w:b/>
                 <w:sz w:val="22"/>
               </w:rPr>
             </w:pPr>
             <w:r>
               <w:rPr>
-                <w:rFonts w:ascii="標楷體" w:hAnsi="標楷體" w:cs="標楷體" w:eastAsia="標楷體"/>
+                <w:rFonts w:ascii="DFKai-SB" w:hAnsi="DFKai-SB" w:cs="DFKai-SB" w:eastAsia="DFKai-SB"/>
+                <w:b/>
+                <w:sz w:val="24"/>
+                <w:szCs w:val="24"/>
+              </w:rPr>
+              <w:t>項目</w:t>
+            </w:r>
+          </w:p>
+        </w:tc>
+        <w:tc>
+          <w:tcPr>
+            <w:tcW w:w="7902" w:type="dxa"/>
+            <w:tcBorders>
+              <w:top w:val="single" w:sz="12" w:space="0" w:color="000000"/>
+              <w:start w:val="single" w:sz="4" w:space="0" w:color="000000"/>
+              <w:bottom w:val="single" w:sz="4" w:space="0" w:color="000000"/>
+              <w:end w:val="single" w:sz="12" w:space="0" w:color="000000"/>
+            </w:tcBorders>
+            <w:vAlign w:val="center"/>
+          </w:tcPr>
+          <w:p>
+            <w:pPr>
+              <w:pStyle w:val="Normal"/>
+              <w:spacing w:before="0" w:after="0"/>
+              <w:ind w:left="0" w:right="0" w:firstLine="0"/>
+              <w:jc w:val="distribute"/>
+              <w:rPr>
+                <w:rFonts w:ascii="標楷體" w:hAnsi="標楷體" w:eastAsia="標楷體" w:cs="標楷體" w:hint="eastAsia"/>
                 <w:b/>
                 <w:sz w:val="22"/>
               </w:rPr>
-              <w:t>項目</w:t>
-            </w:r>
-          </w:p>
-        </w:tc>
-        <w:tc>
-          <w:tcPr>
-            <w:tcW w:w="7902" w:type="dxa"/>
-            <w:tcBorders>
-              <w:top w:val="single" w:sz="12" w:space="0" w:color="000000"/>
-              <w:left w:val="single" w:sz="4" w:space="0" w:color="000000"/>
-              <w:bottom w:val="single" w:sz="4" w:space="0" w:color="000000"/>
-              <w:right w:val="single" w:sz="12" w:space="0" w:color="000000"/>
-            </w:tcBorders>
-            <w:vAlign w:val="center"/>
-          </w:tcPr>
-          <w:p>
-            <w:pPr>
-              <w:pStyle w:val="Normal"/>
-              <w:jc w:val="distribute"/>
-              <w:rPr>
-                <w:rFonts w:ascii="標楷體" w:hAnsi="標楷體" w:eastAsia="標楷體" w:cs="標楷體"/>
+            </w:pPr>
+            <w:r>
+              <w:rPr>
+                <w:rFonts w:ascii="DFKai-SB" w:hAnsi="DFKai-SB" w:cs="DFKai-SB" w:eastAsia="DFKai-SB"/>
                 <w:b/>
-                <w:sz w:val="22"/>
-              </w:rPr>
-            </w:pPr>
-            <w:r>
-              <w:rPr>
-                <w:rFonts w:ascii="標楷體" w:hAnsi="標楷體" w:cs="標楷體" w:eastAsia="標楷體"/>
-                <w:b/>
-                <w:sz w:val="22"/>
+                <w:sz w:val="24"/>
+                <w:szCs w:val="24"/>
               </w:rPr>
               <w:t>服務紀錄</w:t>
             </w:r>
@@ -9529,87 +10074,98 @@
       <w:tr>
         <w:trPr>
           <w:trHeight w:val="405" w:hRule="atLeast"/>
-          <w:cantSplit w:val="true"/>
+          <w:cantSplit/>
         </w:trPr>
         <w:tc>
           <w:tcPr>
             <w:tcW w:w="2564" w:type="dxa"/>
             <w:tcBorders>
               <w:top w:val="single" w:sz="4" w:space="0" w:color="000000"/>
-              <w:left w:val="single" w:sz="12" w:space="0" w:color="000000"/>
-              <w:bottom w:val="single" w:sz="4" w:space="0" w:color="000000"/>
-              <w:right w:val="single" w:sz="4" w:space="0" w:color="000000"/>
-            </w:tcBorders>
-            <w:vAlign w:val="center"/>
-          </w:tcPr>
-          <w:p>
-            <w:pPr>
-              <w:pStyle w:val="Normal"/>
-              <w:jc w:val="center"/>
-              <w:rPr>
-                <w:rFonts w:ascii="標楷體" w:hAnsi="標楷體" w:eastAsia="標楷體" w:cs="標楷體"/>
+              <w:start w:val="single" w:sz="12" w:space="0" w:color="000000"/>
+              <w:bottom w:val="single" w:sz="4" w:space="0" w:color="000000"/>
+              <w:end w:val="single" w:sz="4" w:space="0" w:color="000000"/>
+            </w:tcBorders>
+            <w:vAlign w:val="center"/>
+          </w:tcPr>
+          <w:p>
+            <w:pPr>
+              <w:pStyle w:val="Normal"/>
+              <w:spacing w:before="0" w:after="0"/>
+              <w:ind w:left="0" w:right="0" w:firstLine="0"/>
+              <w:jc w:val="center"/>
+              <w:rPr>
+                <w:rFonts w:ascii="標楷體" w:hAnsi="標楷體" w:eastAsia="標楷體" w:cs="標楷體" w:hint="eastAsia"/>
                 <w:b/>
                 <w:sz w:val="22"/>
               </w:rPr>
             </w:pPr>
             <w:r>
               <w:rPr>
-                <w:rFonts w:ascii="標楷體" w:hAnsi="標楷體" w:cs="標楷體" w:eastAsia="標楷體"/>
+                <w:rFonts w:ascii="DFKai-SB" w:hAnsi="DFKai-SB" w:cs="DFKai-SB" w:eastAsia="DFKai-SB"/>
+                <w:b/>
+                <w:sz w:val="24"/>
+                <w:szCs w:val="24"/>
+              </w:rPr>
+              <w:t>專業及相關服務現況</w:t>
+            </w:r>
+          </w:p>
+          <w:p>
+            <w:pPr>
+              <w:pStyle w:val="Normal"/>
+              <w:spacing w:before="0" w:after="0"/>
+              <w:ind w:left="0" w:right="0" w:firstLine="0"/>
+              <w:jc w:val="center"/>
+              <w:rPr>
+                <w:rFonts w:ascii="標楷體" w:hAnsi="標楷體" w:eastAsia="標楷體" w:cs="標楷體" w:hint="eastAsia"/>
                 <w:b/>
                 <w:sz w:val="22"/>
               </w:rPr>
-              <w:t>專業及相關服務現況</w:t>
-            </w:r>
-          </w:p>
-          <w:p>
-            <w:pPr>
-              <w:pStyle w:val="Normal"/>
-              <w:jc w:val="center"/>
-              <w:rPr>
-                <w:rFonts w:ascii="標楷體" w:hAnsi="標楷體" w:eastAsia="標楷體" w:cs="標楷體"/>
+            </w:pPr>
+            <w:r>
+              <w:rPr>
+                <w:rFonts w:eastAsia="DFKai-SB" w:cs="DFKai-SB" w:ascii="DFKai-SB" w:hAnsi="DFKai-SB"/>
+                <w:sz w:val="24"/>
+                <w:szCs w:val="24"/>
+              </w:rPr>
+              <w:t>(</w:t>
+            </w:r>
+            <w:r>
+              <w:rPr>
+                <w:rFonts w:ascii="DFKai-SB" w:hAnsi="DFKai-SB" w:cs="DFKai-SB" w:eastAsia="DFKai-SB"/>
+                <w:sz w:val="24"/>
+                <w:szCs w:val="24"/>
+              </w:rPr>
+              <w:t>語言訓練、聽能訓練、心理治療、物理治療、職能治療、定向行動、知動訓練、經濟補助、就學服務等）</w:t>
+            </w:r>
+          </w:p>
+        </w:tc>
+        <w:tc>
+          <w:tcPr>
+            <w:tcW w:w="7902" w:type="dxa"/>
+            <w:tcBorders>
+              <w:top w:val="single" w:sz="4" w:space="0" w:color="000000"/>
+              <w:start w:val="single" w:sz="4" w:space="0" w:color="000000"/>
+              <w:bottom w:val="single" w:sz="4" w:space="0" w:color="000000"/>
+              <w:end w:val="single" w:sz="12" w:space="0" w:color="000000"/>
+            </w:tcBorders>
+            <w:vAlign w:val="center"/>
+          </w:tcPr>
+          <w:p>
+            <w:pPr>
+              <w:pStyle w:val="Normal"/>
+              <w:spacing w:lineRule="atLeast" w:line="280" w:before="0" w:after="0"/>
+              <w:ind w:left="0" w:right="0" w:firstLine="0"/>
+              <w:jc w:val="both"/>
+              <w:rPr>
+                <w:rFonts w:ascii="標楷體" w:hAnsi="標楷體" w:eastAsia="標楷體" w:cs="標楷體" w:hint="eastAsia"/>
                 <w:sz w:val="22"/>
               </w:rPr>
             </w:pPr>
             <w:r>
               <w:rPr>
-                <w:rFonts w:eastAsia="標楷體" w:cs="標楷體" w:ascii="標楷體" w:hAnsi="標楷體"/>
-                <w:sz w:val="22"/>
-              </w:rPr>
-              <w:t>(</w:t>
-            </w:r>
-            <w:r>
-              <w:rPr>
-                <w:rFonts w:ascii="標楷體" w:hAnsi="標楷體" w:cs="標楷體" w:eastAsia="標楷體"/>
-                <w:sz w:val="22"/>
-              </w:rPr>
-              <w:t>語言訓練、聽能訓練、心理治療、物理治療、職能治療、定向行動、知動訓練、經濟補助、就學服務等）</w:t>
-            </w:r>
-          </w:p>
-        </w:tc>
-        <w:tc>
-          <w:tcPr>
-            <w:tcW w:w="7902" w:type="dxa"/>
-            <w:tcBorders>
-              <w:top w:val="single" w:sz="4" w:space="0" w:color="000000"/>
-              <w:left w:val="single" w:sz="4" w:space="0" w:color="000000"/>
-              <w:bottom w:val="single" w:sz="4" w:space="0" w:color="000000"/>
-              <w:right w:val="single" w:sz="12" w:space="0" w:color="000000"/>
-            </w:tcBorders>
-          </w:tcPr>
-          <w:p>
-            <w:pPr>
-              <w:pStyle w:val="Normal"/>
-              <w:spacing w:lineRule="atLeast" w:line="280"/>
-              <w:jc w:val="both"/>
-              <w:rPr>
-                <w:rFonts w:ascii="標楷體" w:hAnsi="標楷體" w:eastAsia="標楷體" w:cs="標楷體"/>
-                <w:sz w:val="22"/>
-              </w:rPr>
-            </w:pPr>
-            <w:r>
-              <w:rPr>
-                <w:rFonts w:ascii="標楷體" w:hAnsi="標楷體" w:cs="標楷體" w:eastAsia="標楷體"/>
-                <w:sz w:val="22"/>
+                <w:rFonts w:ascii="DFKai-SB" w:hAnsi="DFKai-SB" w:cs="DFKai-SB" w:eastAsia="DFKai-SB"/>
+                <w:sz w:val="24"/>
+                <w:szCs w:val="24"/>
               </w:rPr>
               <w:t>{relatedServicesBlock}</w:t>
             </w:r>
@@ -9619,26 +10175,27 @@
       <w:tr>
         <w:trPr>
           <w:trHeight w:val="405" w:hRule="atLeast"/>
-          <w:cantSplit w:val="true"/>
+          <w:cantSplit/>
         </w:trPr>
         <w:tc>
           <w:tcPr>
             <w:tcW w:w="2564" w:type="dxa"/>
             <w:tcBorders>
               <w:top w:val="single" w:sz="4" w:space="0" w:color="000000"/>
-              <w:left w:val="single" w:sz="12" w:space="0" w:color="000000"/>
-              <w:bottom w:val="single" w:sz="4" w:space="0" w:color="000000"/>
-              <w:right w:val="single" w:sz="4" w:space="0" w:color="000000"/>
+              <w:start w:val="single" w:sz="12" w:space="0" w:color="000000"/>
+              <w:bottom w:val="single" w:sz="4" w:space="0" w:color="000000"/>
+              <w:end w:val="single" w:sz="4" w:space="0" w:color="000000"/>
             </w:tcBorders>
             <w:vAlign w:val="center"/>
           </w:tcPr>
           <w:p>
             <w:pPr>
               <w:pStyle w:val="Web"/>
-              <w:spacing w:before="280" w:after="0"/>
-              <w:jc w:val="center"/>
-              <w:rPr>
-                <w:rFonts w:ascii="標楷體" w:hAnsi="標楷體" w:eastAsia="標楷體" w:cs="標楷體"/>
+              <w:spacing w:before="0" w:after="0"/>
+              <w:ind w:left="0" w:right="0" w:firstLine="0"/>
+              <w:jc w:val="center"/>
+              <w:rPr>
+                <w:rFonts w:ascii="標楷體" w:hAnsi="標楷體" w:eastAsia="標楷體" w:cs="標楷體" w:hint="eastAsia"/>
                 <w:b/>
                 <w:sz w:val="22"/>
                 <w:szCs w:val="22"/>
@@ -9646,19 +10203,19 @@
             </w:pPr>
             <w:r>
               <w:rPr>
-                <w:rFonts w:ascii="標楷體" w:hAnsi="標楷體" w:cs="標楷體" w:eastAsia="標楷體"/>
+                <w:rFonts w:ascii="DFKai-SB" w:hAnsi="DFKai-SB" w:cs="DFKai-SB" w:eastAsia="DFKai-SB"/>
                 <w:b/>
-                <w:sz w:val="22"/>
-                <w:szCs w:val="22"/>
+                <w:sz w:val="24"/>
+                <w:szCs w:val="24"/>
               </w:rPr>
               <w:t>其它</w:t>
             </w:r>
             <w:r>
               <w:rPr>
-                <w:rFonts w:ascii="標楷體" w:hAnsi="標楷體" w:cs="標楷體" w:eastAsia="標楷體"/>
+                <w:rFonts w:ascii="DFKai-SB" w:hAnsi="DFKai-SB" w:cs="DFKai-SB" w:eastAsia="DFKai-SB"/>
                 <w:b/>
-                <w:sz w:val="22"/>
-                <w:szCs w:val="22"/>
+                <w:sz w:val="24"/>
+                <w:szCs w:val="24"/>
               </w:rPr>
               <w:t>服務建議</w:t>
             </w:r>
@@ -9669,10 +10226,11 @@
             <w:tcW w:w="7902" w:type="dxa"/>
             <w:tcBorders>
               <w:top w:val="single" w:sz="4" w:space="0" w:color="000000"/>
-              <w:left w:val="single" w:sz="4" w:space="0" w:color="000000"/>
-              <w:bottom w:val="single" w:sz="4" w:space="0" w:color="000000"/>
-              <w:right w:val="single" w:sz="12" w:space="0" w:color="000000"/>
-            </w:tcBorders>
+              <w:start w:val="single" w:sz="4" w:space="0" w:color="000000"/>
+              <w:bottom w:val="single" w:sz="4" w:space="0" w:color="000000"/>
+              <w:end w:val="single" w:sz="12" w:space="0" w:color="000000"/>
+            </w:tcBorders>
+            <w:vAlign w:val="center"/>
           </w:tcPr>
           <w:p>
             <w:pPr>
@@ -9681,17 +10239,19 @@
                 <w:ilvl w:val="0"/>
                 <w:numId w:val="1"/>
               </w:numPr>
-              <w:spacing w:lineRule="atLeast" w:line="280"/>
+              <w:spacing w:lineRule="atLeast" w:line="280" w:before="0" w:after="0"/>
+              <w:ind w:left="0" w:right="0" w:firstLine="0"/>
               <w:jc w:val="both"/>
               <w:rPr>
-                <w:rFonts w:ascii="標楷體" w:hAnsi="標楷體" w:eastAsia="標楷體" w:cs="標楷體"/>
+                <w:rFonts w:ascii="標楷體" w:hAnsi="標楷體" w:eastAsia="標楷體" w:cs="標楷體" w:hint="eastAsia"/>
                 <w:sz w:val="22"/>
               </w:rPr>
             </w:pPr>
             <w:r>
               <w:rPr>
-                <w:rFonts w:ascii="標楷體" w:hAnsi="標楷體" w:cs="標楷體" w:eastAsia="標楷體"/>
-                <w:sz w:val="22"/>
+                <w:rFonts w:ascii="DFKai-SB" w:hAnsi="DFKai-SB" w:cs="DFKai-SB" w:eastAsia="DFKai-SB"/>
+                <w:sz w:val="24"/>
+                <w:szCs w:val="24"/>
               </w:rPr>
               <w:t>{otherServiceSuggestionsBlock}</w:t>
             </w:r>
@@ -9701,26 +10261,27 @@
       <w:tr>
         <w:trPr>
           <w:trHeight w:val="1426" w:hRule="atLeast"/>
-          <w:cantSplit w:val="true"/>
+          <w:cantSplit/>
         </w:trPr>
         <w:tc>
           <w:tcPr>
             <w:tcW w:w="2564" w:type="dxa"/>
             <w:tcBorders>
               <w:top w:val="single" w:sz="4" w:space="0" w:color="000000"/>
-              <w:left w:val="single" w:sz="12" w:space="0" w:color="000000"/>
+              <w:start w:val="single" w:sz="12" w:space="0" w:color="000000"/>
               <w:bottom w:val="single" w:sz="12" w:space="0" w:color="000000"/>
-              <w:right w:val="single" w:sz="4" w:space="0" w:color="000000"/>
+              <w:end w:val="single" w:sz="4" w:space="0" w:color="000000"/>
             </w:tcBorders>
             <w:vAlign w:val="center"/>
           </w:tcPr>
           <w:p>
             <w:pPr>
               <w:pStyle w:val="Web"/>
-              <w:spacing w:before="280" w:after="0"/>
-              <w:jc w:val="center"/>
-              <w:rPr>
-                <w:rFonts w:ascii="標楷體" w:hAnsi="標楷體" w:eastAsia="標楷體" w:cs="標楷體"/>
+              <w:spacing w:before="0" w:after="0"/>
+              <w:ind w:left="0" w:right="0" w:firstLine="0"/>
+              <w:jc w:val="center"/>
+              <w:rPr>
+                <w:rFonts w:ascii="標楷體" w:hAnsi="標楷體" w:eastAsia="標楷體" w:cs="標楷體" w:hint="eastAsia"/>
                 <w:b/>
                 <w:sz w:val="22"/>
                 <w:szCs w:val="22"/>
@@ -9728,44 +10289,46 @@
             </w:pPr>
             <w:r>
               <w:rPr>
-                <w:rFonts w:ascii="標楷體" w:hAnsi="標楷體" w:cs="標楷體" w:eastAsia="標楷體"/>
+                <w:rFonts w:ascii="DFKai-SB" w:hAnsi="DFKai-SB" w:cs="DFKai-SB" w:eastAsia="DFKai-SB"/>
+                <w:b/>
+                <w:sz w:val="24"/>
+                <w:szCs w:val="24"/>
+              </w:rPr>
+              <w:t>服務評估摘要</w:t>
+            </w:r>
+          </w:p>
+        </w:tc>
+        <w:tc>
+          <w:tcPr>
+            <w:tcW w:w="7902" w:type="dxa"/>
+            <w:tcBorders>
+              <w:top w:val="single" w:sz="4" w:space="0" w:color="000000"/>
+              <w:start w:val="single" w:sz="4" w:space="0" w:color="000000"/>
+              <w:bottom w:val="single" w:sz="12" w:space="0" w:color="000000"/>
+              <w:end w:val="single" w:sz="12" w:space="0" w:color="000000"/>
+            </w:tcBorders>
+            <w:vAlign w:val="center"/>
+          </w:tcPr>
+          <w:p>
+            <w:pPr>
+              <w:pStyle w:val="Normal"/>
+              <w:snapToGrid w:val="false"/>
+              <w:spacing w:lineRule="atLeast" w:line="280" w:before="0" w:after="0"/>
+              <w:ind w:left="0" w:right="0" w:firstLine="0"/>
+              <w:jc w:val="both"/>
+              <w:rPr>
+                <w:rFonts w:ascii="標楷體" w:hAnsi="標楷體" w:eastAsia="標楷體" w:cs="標楷體" w:hint="eastAsia"/>
                 <w:b/>
                 <w:sz w:val="22"/>
                 <w:szCs w:val="22"/>
               </w:rPr>
-              <w:t>服務評估摘要</w:t>
-            </w:r>
-          </w:p>
-        </w:tc>
-        <w:tc>
-          <w:tcPr>
-            <w:tcW w:w="7902" w:type="dxa"/>
-            <w:tcBorders>
-              <w:top w:val="single" w:sz="4" w:space="0" w:color="000000"/>
-              <w:left w:val="single" w:sz="4" w:space="0" w:color="000000"/>
-              <w:bottom w:val="single" w:sz="12" w:space="0" w:color="000000"/>
-              <w:right w:val="single" w:sz="12" w:space="0" w:color="000000"/>
-            </w:tcBorders>
-          </w:tcPr>
-          <w:p>
-            <w:pPr>
-              <w:pStyle w:val="Normal"/>
-              <w:snapToGrid w:val="false"/>
-              <w:spacing w:lineRule="atLeast" w:line="280"/>
-              <w:jc w:val="both"/>
-              <w:rPr>
-                <w:rFonts w:ascii="標楷體" w:hAnsi="標楷體" w:eastAsia="標楷體" w:cs="標楷體"/>
+            </w:pPr>
+            <w:r>
+              <w:rPr>
+                <w:rFonts w:eastAsia="DFKai-SB" w:cs="DFKai-SB" w:ascii="DFKai-SB" w:hAnsi="DFKai-SB"/>
                 <w:b/>
-                <w:sz w:val="22"/>
-                <w:szCs w:val="22"/>
-              </w:rPr>
-            </w:pPr>
-            <w:r>
-              <w:rPr>
-                <w:rFonts w:eastAsia="標楷體" w:cs="標楷體" w:ascii="標楷體" w:hAnsi="標楷體"/>
-                <w:b/>
-                <w:sz w:val="22"/>
-                <w:szCs w:val="22"/>
+                <w:sz w:val="24"/>
+                <w:szCs w:val="24"/>
               </w:rPr>
               <w:t>{serviceEvaluationSummary}</w:t>
             </w:r>
@@ -9785,18 +10348,20 @@
       </w:pPr>
       <w:r>
         <w:rPr>
-          <w:rFonts w:ascii="標楷體" w:hAnsi="標楷體" w:cs="標楷體" w:eastAsia="標楷體"/>
+          <w:rFonts w:ascii="DFKai-SB" w:hAnsi="DFKai-SB" w:cs="DFKai-SB" w:eastAsia="DFKai-SB"/>
           <w:b/>
           <w:color w:val="7F7F7F"/>
-          <w:sz w:val="22"/>
+          <w:sz w:val="24"/>
+          <w:szCs w:val="24"/>
         </w:rPr>
         <w:t>＊上述各項內容，</w:t>
       </w:r>
       <w:r>
         <w:rPr>
-          <w:rFonts w:ascii="標楷體" w:hAnsi="標楷體" w:cs="標楷體" w:eastAsia="標楷體"/>
+          <w:rFonts w:ascii="DFKai-SB" w:hAnsi="DFKai-SB" w:cs="DFKai-SB" w:eastAsia="DFKai-SB"/>
           <w:b/>
-          <w:sz w:val="22"/>
+          <w:sz w:val="24"/>
+          <w:szCs w:val="24"/>
         </w:rPr>
         <w:t>本人確認無誤。</w:t>
       </w:r>
@@ -9829,6 +10394,7 @@
               <w:bottom w:val="single" w:sz="4" w:space="0" w:color="000000"/>
               <w:right w:val="single" w:sz="4" w:space="0" w:color="000000"/>
             </w:tcBorders>
+            <w:vAlign w:val="center"/>
           </w:tcPr>
           <w:p>
             <w:pPr>
@@ -9842,39 +10408,42 @@
             </w:pPr>
             <w:r>
               <w:rPr>
-                <w:rFonts w:ascii="標楷體" w:hAnsi="標楷體" w:cs="標楷體" w:eastAsia="標楷體"/>
+                <w:rFonts w:ascii="DFKai-SB" w:hAnsi="DFKai-SB" w:cs="DFKai-SB" w:eastAsia="DFKai-SB"/>
+                <w:b/>
+                <w:sz w:val="24"/>
+                <w:szCs w:val="24"/>
+              </w:rPr>
+              <w:t>學生簽名</w:t>
+            </w:r>
+          </w:p>
+        </w:tc>
+        <w:tc>
+          <w:tcPr>
+            <w:tcW w:w="5233" w:type="dxa"/>
+            <w:tcBorders>
+              <w:top w:val="single" w:sz="4" w:space="0" w:color="000000"/>
+              <w:left w:val="single" w:sz="4" w:space="0" w:color="000000"/>
+              <w:bottom w:val="single" w:sz="4" w:space="0" w:color="000000"/>
+              <w:right w:val="single" w:sz="4" w:space="0" w:color="000000"/>
+            </w:tcBorders>
+            <w:vAlign w:val="center"/>
+          </w:tcPr>
+          <w:p>
+            <w:pPr>
+              <w:pStyle w:val="Normal"/>
+              <w:jc w:val="distribute"/>
+              <w:rPr>
+                <w:rFonts w:ascii="標楷體" w:hAnsi="標楷體" w:eastAsia="標楷體" w:cs="標楷體"/>
                 <w:b/>
                 <w:sz w:val="22"/>
               </w:rPr>
-              <w:t>學生簽名</w:t>
-            </w:r>
-          </w:p>
-        </w:tc>
-        <w:tc>
-          <w:tcPr>
-            <w:tcW w:w="5233" w:type="dxa"/>
-            <w:tcBorders>
-              <w:top w:val="single" w:sz="4" w:space="0" w:color="000000"/>
-              <w:left w:val="single" w:sz="4" w:space="0" w:color="000000"/>
-              <w:bottom w:val="single" w:sz="4" w:space="0" w:color="000000"/>
-              <w:right w:val="single" w:sz="4" w:space="0" w:color="000000"/>
-            </w:tcBorders>
-          </w:tcPr>
-          <w:p>
-            <w:pPr>
-              <w:pStyle w:val="Normal"/>
-              <w:jc w:val="distribute"/>
-              <w:rPr>
-                <w:rFonts w:ascii="標楷體" w:hAnsi="標楷體" w:eastAsia="標楷體" w:cs="標楷體"/>
+            </w:pPr>
+            <w:r>
+              <w:rPr>
+                <w:rFonts w:ascii="DFKai-SB" w:hAnsi="DFKai-SB" w:cs="DFKai-SB" w:eastAsia="DFKai-SB"/>
                 <w:b/>
-                <w:sz w:val="22"/>
-              </w:rPr>
-            </w:pPr>
-            <w:r>
-              <w:rPr>
-                <w:rFonts w:ascii="標楷體" w:hAnsi="標楷體" w:cs="標楷體" w:eastAsia="標楷體"/>
-                <w:b/>
-                <w:sz w:val="22"/>
+                <w:sz w:val="24"/>
+                <w:szCs w:val="24"/>
               </w:rPr>
               <w:t>資源教室輔導老師簽章</w:t>
             </w:r>
@@ -9892,6 +10461,7 @@
               <w:bottom w:val="single" w:sz="4" w:space="0" w:color="000000"/>
               <w:right w:val="single" w:sz="4" w:space="0" w:color="000000"/>
             </w:tcBorders>
+            <w:vAlign w:val="center"/>
           </w:tcPr>
           <w:p>
             <w:pPr>
@@ -9905,15 +10475,45 @@
             </w:pPr>
             <w:r>
               <w:rPr>
-                <w:rFonts w:eastAsia="標楷體" w:cs="標楷體" w:ascii="標楷體" w:hAnsi="標楷體"/>
+                <w:rFonts w:eastAsia="DFKai-SB" w:cs="DFKai-SB" w:ascii="DFKai-SB" w:hAnsi="DFKai-SB"/>
                 <w:b/>
+                <w:sz w:val="24"/>
+                <w:szCs w:val="24"/>
+              </w:rPr>
+            </w:r>
+          </w:p>
+          <w:p>
+            <w:pPr>
+              <w:pStyle w:val="Normal"/>
+              <w:rPr>
+                <w:rFonts w:ascii="標楷體" w:hAnsi="標楷體" w:eastAsia="標楷體" w:cs="標楷體"/>
                 <w:sz w:val="22"/>
               </w:rPr>
-            </w:r>
-          </w:p>
-          <w:p>
-            <w:pPr>
-              <w:pStyle w:val="Normal"/>
+            </w:pPr>
+            <w:r>
+              <w:rPr>
+                <w:rFonts w:eastAsia="DFKai-SB" w:cs="DFKai-SB" w:ascii="DFKai-SB" w:hAnsi="DFKai-SB"/>
+                <w:sz w:val="24"/>
+                <w:szCs w:val="24"/>
+              </w:rPr>
+            </w:r>
+          </w:p>
+        </w:tc>
+        <w:tc>
+          <w:tcPr>
+            <w:tcW w:w="5233" w:type="dxa"/>
+            <w:tcBorders>
+              <w:top w:val="single" w:sz="4" w:space="0" w:color="000000"/>
+              <w:left w:val="single" w:sz="4" w:space="0" w:color="000000"/>
+              <w:bottom w:val="single" w:sz="4" w:space="0" w:color="000000"/>
+              <w:right w:val="single" w:sz="4" w:space="0" w:color="000000"/>
+            </w:tcBorders>
+            <w:vAlign w:val="center"/>
+          </w:tcPr>
+          <w:p>
+            <w:pPr>
+              <w:pStyle w:val="Normal"/>
+              <w:snapToGrid w:val="false"/>
               <w:rPr>
                 <w:rFonts w:ascii="標楷體" w:hAnsi="標楷體" w:eastAsia="標楷體" w:cs="標楷體"/>
                 <w:sz w:val="22"/>
@@ -9921,35 +10521,9 @@
             </w:pPr>
             <w:r>
               <w:rPr>
-                <w:rFonts w:eastAsia="標楷體" w:cs="標楷體" w:ascii="標楷體" w:hAnsi="標楷體"/>
-                <w:sz w:val="22"/>
-              </w:rPr>
-            </w:r>
-          </w:p>
-        </w:tc>
-        <w:tc>
-          <w:tcPr>
-            <w:tcW w:w="5233" w:type="dxa"/>
-            <w:tcBorders>
-              <w:top w:val="single" w:sz="4" w:space="0" w:color="000000"/>
-              <w:left w:val="single" w:sz="4" w:space="0" w:color="000000"/>
-              <w:bottom w:val="single" w:sz="4" w:space="0" w:color="000000"/>
-              <w:right w:val="single" w:sz="4" w:space="0" w:color="000000"/>
-            </w:tcBorders>
-          </w:tcPr>
-          <w:p>
-            <w:pPr>
-              <w:pStyle w:val="Normal"/>
-              <w:snapToGrid w:val="false"/>
-              <w:rPr>
-                <w:rFonts w:ascii="標楷體" w:hAnsi="標楷體" w:eastAsia="標楷體" w:cs="標楷體"/>
-                <w:sz w:val="22"/>
-              </w:rPr>
-            </w:pPr>
-            <w:r>
-              <w:rPr>
-                <w:rFonts w:eastAsia="標楷體" w:cs="標楷體" w:ascii="標楷體" w:hAnsi="標楷體"/>
-                <w:sz w:val="22"/>
+                <w:rFonts w:eastAsia="DFKai-SB" w:cs="DFKai-SB" w:ascii="DFKai-SB" w:hAnsi="DFKai-SB"/>
+                <w:sz w:val="24"/>
+                <w:szCs w:val="24"/>
               </w:rPr>
             </w:r>
           </w:p>
@@ -10194,7 +10768,7 @@
       <w:bidi w:val="0"/>
     </w:pPr>
     <w:rPr>
-      <w:rFonts w:ascii="Calibri" w:hAnsi="Calibri" w:eastAsia="新細明體;PMingLiU" w:cs="Times New Roman"/>
+      <w:rFonts w:ascii="DFKai-SB" w:hAnsi="DFKai-SB" w:eastAsia="DFKai-SB" w:cs="Times New Roman"/>
       <w:color w:val="auto"/>
       <w:kern w:val="2"/>
       <w:sz w:val="24"/>

--- a/templates/ISP-template-v0.4.2.docx
+++ b/templates/ISP-template-v0.4.2.docx
@@ -8682,21 +8682,242 @@
           </w:tcPr>
           <w:p>
             <w:pPr>
-              <w:pStyle w:val="Normal"/>
-              <w:spacing w:lineRule="exact" w:line="300" w:before="0" w:after="0"/>
+              <w:tabs>
+                <w:tab w:pos="2880" w:val="left"/>
+              </w:tabs>
+              <w:spacing w:before="0" w:after="0"/>
               <w:ind w:left="0" w:right="0" w:firstLine="0"/>
-              <w:jc w:val="both"/>
-              <w:rPr>
-                <w:rFonts w:ascii="標楷體" w:hAnsi="標楷體" w:eastAsia="標楷體" w:cs="標楷體"/>
-              </w:rPr>
-            </w:pPr>
-            <w:r>
-              <w:rPr>
-                <w:rFonts w:eastAsia="DFKai-SB" w:cs="DFKai-SB" w:ascii="DFKai-SB" w:hAnsi="DFKai-SB"/>
-                <w:sz w:val="24"/>
-                <w:szCs w:val="24"/>
-              </w:rPr>
-              <w:t>{strengthsBlock}</w:t>
+            </w:pPr>
+            <w:r>
+              <w:rPr>
+                <w:rFonts w:ascii="DFKai-SB" w:hAnsi="DFKai-SB" w:eastAsia="DFKai-SB" w:cs="DFKai-SB"/>
+                <w:sz w:val="24"/>
+              </w:rPr>
+              <w:t>(1)建立人際關係能力</w:t>
+            </w:r>
+            <w:r>
+              <w:rPr>
+                <w:rFonts w:ascii="DFKai-SB" w:hAnsi="DFKai-SB" w:eastAsia="DFKai-SB" w:cs="DFKai-SB"/>
+                <w:sz w:val="24"/>
+              </w:rPr>
+              <w:tab/>
+            </w:r>
+            <w:r>
+              <w:rPr>
+                <w:rFonts w:ascii="DFKai-SB" w:hAnsi="DFKai-SB" w:eastAsia="DFKai-SB" w:cs="DFKai-SB"/>
+                <w:sz w:val="24"/>
+              </w:rPr>
+              <w:t>{strengthLine1}</w:t>
+            </w:r>
+          </w:p>
+          <w:p>
+            <w:pPr>
+              <w:tabs>
+                <w:tab w:pos="2880" w:val="left"/>
+              </w:tabs>
+              <w:spacing w:before="0" w:after="0"/>
+              <w:ind w:left="0" w:right="0" w:firstLine="0"/>
+            </w:pPr>
+            <w:r>
+              <w:rPr>
+                <w:rFonts w:ascii="DFKai-SB" w:hAnsi="DFKai-SB" w:eastAsia="DFKai-SB" w:cs="DFKai-SB"/>
+                <w:sz w:val="24"/>
+              </w:rPr>
+              <w:t>(2)情緒控制能力</w:t>
+            </w:r>
+            <w:r>
+              <w:rPr>
+                <w:rFonts w:ascii="DFKai-SB" w:hAnsi="DFKai-SB" w:eastAsia="DFKai-SB" w:cs="DFKai-SB"/>
+                <w:sz w:val="24"/>
+              </w:rPr>
+              <w:tab/>
+            </w:r>
+            <w:r>
+              <w:rPr>
+                <w:rFonts w:ascii="DFKai-SB" w:hAnsi="DFKai-SB" w:eastAsia="DFKai-SB" w:cs="DFKai-SB"/>
+                <w:sz w:val="24"/>
+              </w:rPr>
+              <w:t>{strengthLine2}</w:t>
+            </w:r>
+          </w:p>
+          <w:p>
+            <w:pPr>
+              <w:tabs>
+                <w:tab w:pos="2880" w:val="left"/>
+              </w:tabs>
+              <w:spacing w:before="0" w:after="0"/>
+              <w:ind w:left="0" w:right="0" w:firstLine="0"/>
+            </w:pPr>
+            <w:r>
+              <w:rPr>
+                <w:rFonts w:ascii="DFKai-SB" w:hAnsi="DFKai-SB" w:eastAsia="DFKai-SB" w:cs="DFKai-SB"/>
+                <w:sz w:val="24"/>
+              </w:rPr>
+              <w:t>(3)個人疾病認識能力</w:t>
+            </w:r>
+            <w:r>
+              <w:rPr>
+                <w:rFonts w:ascii="DFKai-SB" w:hAnsi="DFKai-SB" w:eastAsia="DFKai-SB" w:cs="DFKai-SB"/>
+                <w:sz w:val="24"/>
+              </w:rPr>
+              <w:tab/>
+            </w:r>
+            <w:r>
+              <w:rPr>
+                <w:rFonts w:ascii="DFKai-SB" w:hAnsi="DFKai-SB" w:eastAsia="DFKai-SB" w:cs="DFKai-SB"/>
+                <w:sz w:val="24"/>
+              </w:rPr>
+              <w:t>{strengthLine3}</w:t>
+            </w:r>
+          </w:p>
+          <w:p>
+            <w:pPr>
+              <w:tabs>
+                <w:tab w:pos="2880" w:val="left"/>
+              </w:tabs>
+              <w:spacing w:before="0" w:after="0"/>
+              <w:ind w:left="0" w:right="0" w:firstLine="0"/>
+            </w:pPr>
+            <w:r>
+              <w:rPr>
+                <w:rFonts w:ascii="DFKai-SB" w:hAnsi="DFKai-SB" w:eastAsia="DFKai-SB" w:cs="DFKai-SB"/>
+                <w:sz w:val="24"/>
+              </w:rPr>
+              <w:t>(4)解決問題及處理狀況能力</w:t>
+            </w:r>
+            <w:r>
+              <w:rPr>
+                <w:rFonts w:ascii="DFKai-SB" w:hAnsi="DFKai-SB" w:eastAsia="DFKai-SB" w:cs="DFKai-SB"/>
+                <w:sz w:val="24"/>
+              </w:rPr>
+              <w:tab/>
+            </w:r>
+            <w:r>
+              <w:rPr>
+                <w:rFonts w:ascii="DFKai-SB" w:hAnsi="DFKai-SB" w:eastAsia="DFKai-SB" w:cs="DFKai-SB"/>
+                <w:sz w:val="24"/>
+              </w:rPr>
+              <w:t>{strengthLine4}</w:t>
+            </w:r>
+          </w:p>
+          <w:p>
+            <w:pPr>
+              <w:tabs>
+                <w:tab w:pos="2880" w:val="left"/>
+              </w:tabs>
+              <w:spacing w:before="0" w:after="0"/>
+              <w:ind w:left="0" w:right="0" w:firstLine="0"/>
+            </w:pPr>
+            <w:r>
+              <w:rPr>
+                <w:rFonts w:ascii="DFKai-SB" w:hAnsi="DFKai-SB" w:eastAsia="DFKai-SB" w:cs="DFKai-SB"/>
+                <w:sz w:val="24"/>
+              </w:rPr>
+              <w:t>(5)尋求資源能力</w:t>
+            </w:r>
+            <w:r>
+              <w:rPr>
+                <w:rFonts w:ascii="DFKai-SB" w:hAnsi="DFKai-SB" w:eastAsia="DFKai-SB" w:cs="DFKai-SB"/>
+                <w:sz w:val="24"/>
+              </w:rPr>
+              <w:tab/>
+            </w:r>
+            <w:r>
+              <w:rPr>
+                <w:rFonts w:ascii="DFKai-SB" w:hAnsi="DFKai-SB" w:eastAsia="DFKai-SB" w:cs="DFKai-SB"/>
+                <w:sz w:val="24"/>
+              </w:rPr>
+              <w:t>{strengthLine5}</w:t>
+            </w:r>
+          </w:p>
+          <w:p>
+            <w:pPr>
+              <w:tabs>
+                <w:tab w:pos="2880" w:val="left"/>
+              </w:tabs>
+              <w:spacing w:before="0" w:after="0"/>
+              <w:ind w:left="0" w:right="0" w:firstLine="0"/>
+            </w:pPr>
+            <w:r>
+              <w:rPr>
+                <w:rFonts w:ascii="DFKai-SB" w:hAnsi="DFKai-SB" w:eastAsia="DFKai-SB" w:cs="DFKai-SB"/>
+                <w:sz w:val="24"/>
+              </w:rPr>
+              <w:t>(6)支持系統資源</w:t>
+            </w:r>
+            <w:r>
+              <w:rPr>
+                <w:rFonts w:ascii="DFKai-SB" w:hAnsi="DFKai-SB" w:eastAsia="DFKai-SB" w:cs="DFKai-SB"/>
+                <w:sz w:val="24"/>
+              </w:rPr>
+              <w:tab/>
+            </w:r>
+            <w:r>
+              <w:rPr>
+                <w:rFonts w:ascii="DFKai-SB" w:hAnsi="DFKai-SB" w:eastAsia="DFKai-SB" w:cs="DFKai-SB"/>
+                <w:sz w:val="24"/>
+              </w:rPr>
+              <w:t>{strengthLine6}</w:t>
+            </w:r>
+          </w:p>
+          <w:p>
+            <w:pPr>
+              <w:tabs>
+                <w:tab w:pos="2880" w:val="left"/>
+              </w:tabs>
+              <w:spacing w:before="0" w:after="0"/>
+              <w:ind w:left="0" w:right="0" w:firstLine="0"/>
+            </w:pPr>
+            <w:r>
+              <w:rPr>
+                <w:rFonts w:ascii="DFKai-SB" w:hAnsi="DFKai-SB" w:eastAsia="DFKai-SB" w:cs="DFKai-SB"/>
+                <w:sz w:val="24"/>
+              </w:rPr>
+              <w:t>(7)家人的互動與關懷</w:t>
+            </w:r>
+            <w:r>
+              <w:rPr>
+                <w:rFonts w:ascii="DFKai-SB" w:hAnsi="DFKai-SB" w:eastAsia="DFKai-SB" w:cs="DFKai-SB"/>
+                <w:sz w:val="24"/>
+              </w:rPr>
+              <w:tab/>
+            </w:r>
+            <w:r>
+              <w:rPr>
+                <w:rFonts w:ascii="DFKai-SB" w:hAnsi="DFKai-SB" w:eastAsia="DFKai-SB" w:cs="DFKai-SB"/>
+                <w:sz w:val="24"/>
+              </w:rPr>
+              <w:t>{strengthLine7}</w:t>
+            </w:r>
+          </w:p>
+          <w:p>
+            <w:pPr>
+              <w:tabs>
+                <w:tab w:pos="2880" w:val="left"/>
+              </w:tabs>
+              <w:spacing w:before="0" w:after="0"/>
+              <w:ind w:left="0" w:right="0" w:firstLine="0"/>
+            </w:pPr>
+            <w:r>
+              <w:rPr>
+                <w:rFonts w:ascii="DFKai-SB" w:hAnsi="DFKai-SB" w:eastAsia="DFKai-SB" w:cs="DFKai-SB"/>
+                <w:sz w:val="24"/>
+              </w:rPr>
+              <w:t>(8)家庭經濟狀況</w:t>
+            </w:r>
+            <w:r>
+              <w:rPr>
+                <w:rFonts w:ascii="DFKai-SB" w:hAnsi="DFKai-SB" w:eastAsia="DFKai-SB" w:cs="DFKai-SB"/>
+                <w:sz w:val="24"/>
+              </w:rPr>
+              <w:tab/>
+            </w:r>
+            <w:r>
+              <w:rPr>
+                <w:rFonts w:ascii="DFKai-SB" w:hAnsi="DFKai-SB" w:eastAsia="DFKai-SB" w:cs="DFKai-SB"/>
+                <w:sz w:val="24"/>
+              </w:rPr>
+              <w:t>{strengthLine8}</w:t>
             </w:r>
           </w:p>
         </w:tc>

--- a/templates/ISP-template-v0.4.2.docx
+++ b/templates/ISP-template-v0.4.2.docx
@@ -8683,7 +8683,7 @@
           <w:p>
             <w:pPr>
               <w:tabs>
-                <w:tab w:pos="2880" w:val="left"/>
+                <w:tab w:pos="2880" w:val="left" w:leader="dot"/>
               </w:tabs>
               <w:spacing w:before="0" w:after="0"/>
               <w:ind w:left="0" w:right="0" w:firstLine="0"/>
@@ -8713,7 +8713,7 @@
           <w:p>
             <w:pPr>
               <w:tabs>
-                <w:tab w:pos="2880" w:val="left"/>
+                <w:tab w:pos="2880" w:val="left" w:leader="dot"/>
               </w:tabs>
               <w:spacing w:before="0" w:after="0"/>
               <w:ind w:left="0" w:right="0" w:firstLine="0"/>
@@ -8743,7 +8743,7 @@
           <w:p>
             <w:pPr>
               <w:tabs>
-                <w:tab w:pos="2880" w:val="left"/>
+                <w:tab w:pos="2880" w:val="left" w:leader="dot"/>
               </w:tabs>
               <w:spacing w:before="0" w:after="0"/>
               <w:ind w:left="0" w:right="0" w:firstLine="0"/>
@@ -8773,7 +8773,7 @@
           <w:p>
             <w:pPr>
               <w:tabs>
-                <w:tab w:pos="2880" w:val="left"/>
+                <w:tab w:pos="2880" w:val="left" w:leader="dot"/>
               </w:tabs>
               <w:spacing w:before="0" w:after="0"/>
               <w:ind w:left="0" w:right="0" w:firstLine="0"/>
@@ -8803,7 +8803,7 @@
           <w:p>
             <w:pPr>
               <w:tabs>
-                <w:tab w:pos="2880" w:val="left"/>
+                <w:tab w:pos="2880" w:val="left" w:leader="dot"/>
               </w:tabs>
               <w:spacing w:before="0" w:after="0"/>
               <w:ind w:left="0" w:right="0" w:firstLine="0"/>
@@ -8833,7 +8833,7 @@
           <w:p>
             <w:pPr>
               <w:tabs>
-                <w:tab w:pos="2880" w:val="left"/>
+                <w:tab w:pos="2880" w:val="left" w:leader="dot"/>
               </w:tabs>
               <w:spacing w:before="0" w:after="0"/>
               <w:ind w:left="0" w:right="0" w:firstLine="0"/>
@@ -8863,7 +8863,7 @@
           <w:p>
             <w:pPr>
               <w:tabs>
-                <w:tab w:pos="2880" w:val="left"/>
+                <w:tab w:pos="2880" w:val="left" w:leader="dot"/>
               </w:tabs>
               <w:spacing w:before="0" w:after="0"/>
               <w:ind w:left="0" w:right="0" w:firstLine="0"/>
@@ -8893,7 +8893,7 @@
           <w:p>
             <w:pPr>
               <w:tabs>
-                <w:tab w:pos="2880" w:val="left"/>
+                <w:tab w:pos="2880" w:val="left" w:leader="dot"/>
               </w:tabs>
               <w:spacing w:before="0" w:after="0"/>
               <w:ind w:left="0" w:right="0" w:firstLine="0"/>

--- a/templates/ISP-template-v0.4.2.docx
+++ b/templates/ISP-template-v0.4.2.docx
@@ -8683,7 +8683,7 @@
           <w:p>
             <w:pPr>
               <w:tabs>
-                <w:tab w:pos="2880" w:val="left" w:leader="dot"/>
+                <w:tab w:pos="3120" w:val="left"/>
               </w:tabs>
               <w:spacing w:before="0" w:after="0"/>
               <w:ind w:left="0" w:right="0" w:firstLine="0"/>
@@ -8713,7 +8713,7 @@
           <w:p>
             <w:pPr>
               <w:tabs>
-                <w:tab w:pos="2880" w:val="left" w:leader="dot"/>
+                <w:tab w:pos="3120" w:val="left"/>
               </w:tabs>
               <w:spacing w:before="0" w:after="0"/>
               <w:ind w:left="0" w:right="0" w:firstLine="0"/>
@@ -8743,7 +8743,7 @@
           <w:p>
             <w:pPr>
               <w:tabs>
-                <w:tab w:pos="2880" w:val="left" w:leader="dot"/>
+                <w:tab w:pos="3120" w:val="left"/>
               </w:tabs>
               <w:spacing w:before="0" w:after="0"/>
               <w:ind w:left="0" w:right="0" w:firstLine="0"/>
@@ -8773,7 +8773,7 @@
           <w:p>
             <w:pPr>
               <w:tabs>
-                <w:tab w:pos="2880" w:val="left" w:leader="dot"/>
+                <w:tab w:pos="3120" w:val="left"/>
               </w:tabs>
               <w:spacing w:before="0" w:after="0"/>
               <w:ind w:left="0" w:right="0" w:firstLine="0"/>
@@ -8803,7 +8803,7 @@
           <w:p>
             <w:pPr>
               <w:tabs>
-                <w:tab w:pos="2880" w:val="left" w:leader="dot"/>
+                <w:tab w:pos="3120" w:val="left"/>
               </w:tabs>
               <w:spacing w:before="0" w:after="0"/>
               <w:ind w:left="0" w:right="0" w:firstLine="0"/>
@@ -8833,7 +8833,7 @@
           <w:p>
             <w:pPr>
               <w:tabs>
-                <w:tab w:pos="2880" w:val="left" w:leader="dot"/>
+                <w:tab w:pos="3120" w:val="left"/>
               </w:tabs>
               <w:spacing w:before="0" w:after="0"/>
               <w:ind w:left="0" w:right="0" w:firstLine="0"/>
@@ -8863,7 +8863,7 @@
           <w:p>
             <w:pPr>
               <w:tabs>
-                <w:tab w:pos="2880" w:val="left" w:leader="dot"/>
+                <w:tab w:pos="3120" w:val="left"/>
               </w:tabs>
               <w:spacing w:before="0" w:after="0"/>
               <w:ind w:left="0" w:right="0" w:firstLine="0"/>
@@ -8893,7 +8893,7 @@
           <w:p>
             <w:pPr>
               <w:tabs>
-                <w:tab w:pos="2880" w:val="left" w:leader="dot"/>
+                <w:tab w:pos="3120" w:val="left"/>
               </w:tabs>
               <w:spacing w:before="0" w:after="0"/>
               <w:ind w:left="0" w:right="0" w:firstLine="0"/>

--- a/templates/ISP-template-v0.4.2.docx
+++ b/templates/ISP-template-v0.4.2.docx
@@ -828,7 +828,9 @@
                 <w:sz w:val="24"/>
                 <w:szCs w:val="24"/>
               </w:rPr>
-              <w:t>（由輔導人員填寫）</w:t>
+            </w:r>
+            <w:r>
+              <w:t>{leaveDateText}</w:t>
             </w:r>
           </w:p>
         </w:tc>
@@ -1584,7 +1586,8 @@
           <w:p>
             <w:pPr>
               <w:pStyle w:val="Normal"/>
-              <w:jc w:val="right"/>
+              <w:spacing w:before="0" w:after="0"/>
+              <w:jc w:val="center"/>
               <w:rPr>
                 <w:rFonts w:ascii="標楷體" w:hAnsi="標楷體" w:eastAsia="標楷體" w:cs="標楷體"/>
                 <w:szCs w:val="24"/>
@@ -1596,7 +1599,9 @@
                 <w:sz w:val="24"/>
                 <w:szCs w:val="24"/>
               </w:rPr>
-              <w:t>{height} 公分</w:t>
+            </w:r>
+            <w:r>
+              <w:t>{height} 公分</w:t>
             </w:r>
           </w:p>
         </w:tc>
@@ -1733,7 +1738,8 @@
           <w:p>
             <w:pPr>
               <w:pStyle w:val="Normal"/>
-              <w:jc w:val="right"/>
+              <w:spacing w:before="0" w:after="0"/>
+              <w:jc w:val="center"/>
               <w:rPr>
                 <w:rFonts w:ascii="標楷體" w:hAnsi="標楷體" w:eastAsia="標楷體" w:cs="標楷體"/>
                 <w:szCs w:val="24"/>
@@ -1745,7 +1751,9 @@
                 <w:sz w:val="24"/>
                 <w:szCs w:val="24"/>
               </w:rPr>
-              <w:t>{weight} 公斤</w:t>
+            </w:r>
+            <w:r>
+              <w:t>{weight} 公斤</w:t>
             </w:r>
           </w:p>
         </w:tc>
@@ -3537,7 +3545,6 @@
           <w:sz w:val="24"/>
           <w:szCs w:val="24"/>
         </w:rPr>
-        <w:br w:type="page"/>
       </w:r>
     </w:p>
     <w:tbl>

--- a/templates/ISP-template-v0.4.2.docx
+++ b/templates/ISP-template-v0.4.2.docx
@@ -830,6 +830,11 @@
               </w:rPr>
             </w:r>
             <w:r>
+              <w:rPr>
+                <w:rFonts w:ascii="DFKai-SB" w:hAnsi="DFKai-SB" w:eastAsia="DFKai-SB" w:cs="DFKai-SB"/>
+                <w:sz w:val="24"/>
+                <w:szCs w:val="24"/>
+              </w:rPr>
               <w:t>{leaveDateText}</w:t>
             </w:r>
           </w:p>
@@ -1596,11 +1601,16 @@
             <w:r>
               <w:rPr>
                 <w:rFonts w:ascii="DFKai-SB" w:hAnsi="DFKai-SB" w:eastAsia="DFKai-SB" w:cs="DFKai-SB"/>
-                <w:sz w:val="24"/>
-                <w:szCs w:val="24"/>
-              </w:rPr>
-            </w:r>
-            <w:r>
+                <w:sz w:val="21"/>
+                <w:szCs w:val="21"/>
+              </w:rPr>
+            </w:r>
+            <w:r>
+              <w:rPr>
+                <w:rFonts w:ascii="DFKai-SB" w:hAnsi="DFKai-SB" w:eastAsia="DFKai-SB" w:cs="DFKai-SB"/>
+                <w:sz w:val="21"/>
+                <w:szCs w:val="21"/>
+              </w:rPr>
               <w:t>{height} 公分</w:t>
             </w:r>
           </w:p>
@@ -1748,11 +1758,16 @@
             <w:r>
               <w:rPr>
                 <w:rFonts w:ascii="DFKai-SB" w:hAnsi="DFKai-SB" w:eastAsia="DFKai-SB" w:cs="DFKai-SB"/>
-                <w:sz w:val="24"/>
-                <w:szCs w:val="24"/>
-              </w:rPr>
-            </w:r>
-            <w:r>
+                <w:sz w:val="21"/>
+                <w:szCs w:val="21"/>
+              </w:rPr>
+            </w:r>
+            <w:r>
+              <w:rPr>
+                <w:rFonts w:ascii="DFKai-SB" w:hAnsi="DFKai-SB" w:eastAsia="DFKai-SB" w:cs="DFKai-SB"/>
+                <w:sz w:val="21"/>
+                <w:szCs w:val="21"/>
+              </w:rPr>
               <w:t>{weight} 公斤</w:t>
             </w:r>
           </w:p>
@@ -4454,6 +4469,7 @@
           <w:p>
             <w:pPr>
               <w:pStyle w:val="Normal"/>
+              <w:spacing w:before="0" w:after="0"/>
               <w:rPr/>
             </w:pPr>
             <w:r>
@@ -4469,6 +4485,7 @@
           <w:p>
             <w:pPr>
               <w:pStyle w:val="Normal"/>
+              <w:spacing w:before="0" w:after="0"/>
               <w:rPr>
                 <w:rFonts w:ascii="標楷體" w:hAnsi="標楷體" w:eastAsia="標楷體" w:cs="標楷體"/>
                 <w:w w:val="80"/>
@@ -4478,7 +4495,6 @@
             <w:r>
               <w:rPr>
                 <w:rFonts w:ascii="DFKai-SB" w:hAnsi="DFKai-SB" w:cs="DFKai-SB" w:eastAsia="DFKai-SB"/>
-                <w:w w:val="80"/>
                 <w:sz w:val="24"/>
                 <w:szCs w:val="24"/>
               </w:rPr>
@@ -4500,6 +4516,7 @@
           <w:p>
             <w:pPr>
               <w:pStyle w:val="Normal"/>
+              <w:spacing w:before="0" w:after="0"/>
               <w:jc w:val="center"/>
               <w:rPr>
                 <w:rFonts w:ascii="標楷體" w:hAnsi="標楷體" w:eastAsia="標楷體" w:cs="標楷體"/>
@@ -4532,6 +4549,7 @@
           <w:p>
             <w:pPr>
               <w:pStyle w:val="Normal"/>
+              <w:spacing w:before="0" w:after="0"/>
               <w:jc w:val="center"/>
               <w:rPr>
                 <w:rFonts w:ascii="標楷體" w:hAnsi="標楷體" w:eastAsia="標楷體" w:cs="標楷體"/>
@@ -4564,6 +4582,7 @@
           <w:p>
             <w:pPr>
               <w:pStyle w:val="Normal"/>
+              <w:spacing w:before="0" w:after="0"/>
               <w:jc w:val="center"/>
               <w:rPr>
                 <w:rFonts w:ascii="標楷體" w:hAnsi="標楷體" w:eastAsia="標楷體" w:cs="標楷體"/>
@@ -4596,6 +4615,7 @@
           <w:p>
             <w:pPr>
               <w:pStyle w:val="Normal"/>
+              <w:spacing w:before="0" w:after="0"/>
               <w:jc w:val="center"/>
               <w:rPr>
                 <w:rFonts w:ascii="標楷體" w:hAnsi="標楷體" w:eastAsia="標楷體" w:cs="標楷體"/>
@@ -4628,6 +4648,7 @@
           <w:p>
             <w:pPr>
               <w:pStyle w:val="Normal"/>
+              <w:spacing w:before="0" w:after="0"/>
               <w:jc w:val="center"/>
               <w:rPr>
                 <w:rFonts w:ascii="標楷體" w:hAnsi="標楷體" w:eastAsia="標楷體" w:cs="標楷體"/>
@@ -4660,6 +4681,7 @@
           <w:p>
             <w:pPr>
               <w:pStyle w:val="Normal"/>
+              <w:spacing w:before="0" w:after="0"/>
               <w:jc w:val="center"/>
               <w:rPr>
                 <w:rFonts w:ascii="標楷體" w:hAnsi="標楷體" w:eastAsia="標楷體" w:cs="標楷體"/>
@@ -4692,6 +4714,7 @@
           <w:p>
             <w:pPr>
               <w:pStyle w:val="Normal"/>
+              <w:spacing w:before="0" w:after="0"/>
               <w:jc w:val="center"/>
               <w:rPr>
                 <w:rFonts w:ascii="標楷體" w:hAnsi="標楷體" w:eastAsia="標楷體" w:cs="標楷體"/>
@@ -4759,6 +4782,7 @@
           <w:p>
             <w:pPr>
               <w:pStyle w:val="Normal"/>
+              <w:spacing w:before="0" w:after="0"/>
               <w:jc w:val="center"/>
               <w:rPr>
                 <w:rFonts w:ascii="標楷體" w:hAnsi="標楷體" w:eastAsia="標楷體" w:cs="標楷體"/>
@@ -4790,6 +4814,7 @@
             <w:pPr>
               <w:pStyle w:val="Normal"/>
               <w:snapToGrid w:val="false"/>
+              <w:spacing w:before="0" w:after="0"/>
               <w:jc w:val="center"/>
               <w:rPr>
                 <w:rFonts w:ascii="標楷體" w:hAnsi="標楷體" w:eastAsia="標楷體" w:cs="標楷體"/>
@@ -4821,6 +4846,7 @@
             <w:pPr>
               <w:pStyle w:val="Normal"/>
               <w:snapToGrid w:val="false"/>
+              <w:spacing w:before="0" w:after="0"/>
               <w:jc w:val="center"/>
               <w:rPr>
                 <w:rFonts w:ascii="標楷體" w:hAnsi="標楷體" w:eastAsia="標楷體" w:cs="標楷體"/>
@@ -4852,6 +4878,7 @@
             <w:pPr>
               <w:pStyle w:val="Normal"/>
               <w:snapToGrid w:val="false"/>
+              <w:spacing w:before="0" w:after="0"/>
               <w:jc w:val="center"/>
               <w:rPr>
                 <w:rFonts w:ascii="標楷體" w:hAnsi="標楷體" w:eastAsia="標楷體" w:cs="標楷體"/>
@@ -4883,6 +4910,7 @@
             <w:pPr>
               <w:pStyle w:val="Normal"/>
               <w:snapToGrid w:val="false"/>
+              <w:spacing w:before="0" w:after="0"/>
               <w:jc w:val="center"/>
               <w:rPr>
                 <w:rFonts w:ascii="標楷體" w:hAnsi="標楷體" w:eastAsia="標楷體" w:cs="標楷體"/>
@@ -4893,7 +4921,6 @@
             <w:r>
               <w:rPr>
                 <w:rFonts w:eastAsia="DFKai-SB" w:cs="DFKai-SB" w:ascii="DFKai-SB" w:hAnsi="DFKai-SB"/>
-                <w:w w:val="80"/>
                 <w:sz w:val="24"/>
                 <w:szCs w:val="24"/>
               </w:rPr>
@@ -4916,6 +4943,7 @@
             <w:pPr>
               <w:pStyle w:val="Normal"/>
               <w:snapToGrid w:val="false"/>
+              <w:spacing w:before="0" w:after="0"/>
               <w:jc w:val="center"/>
               <w:rPr>
                 <w:rFonts w:ascii="Arial" w:hAnsi="Arial" w:eastAsia="標楷體" w:cs="Arial"/>
@@ -4926,7 +4954,6 @@
             <w:r>
               <w:rPr>
                 <w:rFonts w:eastAsia="DFKai-SB" w:cs="DFKai-SB" w:ascii="DFKai-SB" w:hAnsi="DFKai-SB"/>
-                <w:w w:val="80"/>
                 <w:sz w:val="24"/>
                 <w:szCs w:val="24"/>
               </w:rPr>
@@ -4949,6 +4976,7 @@
             <w:pPr>
               <w:pStyle w:val="Normal"/>
               <w:snapToGrid w:val="false"/>
+              <w:spacing w:before="0" w:after="0"/>
               <w:jc w:val="center"/>
               <w:rPr>
                 <w:rFonts w:ascii="標楷體" w:hAnsi="標楷體" w:eastAsia="標楷體" w:cs="標楷體"/>
@@ -5012,6 +5040,7 @@
           <w:p>
             <w:pPr>
               <w:pStyle w:val="Normal"/>
+              <w:spacing w:before="0" w:after="0"/>
               <w:jc w:val="center"/>
               <w:rPr>
                 <w:rFonts w:ascii="標楷體" w:hAnsi="標楷體" w:eastAsia="標楷體" w:cs="標楷體"/>
@@ -5043,6 +5072,7 @@
             <w:pPr>
               <w:pStyle w:val="Normal"/>
               <w:snapToGrid w:val="false"/>
+              <w:spacing w:before="0" w:after="0"/>
               <w:jc w:val="center"/>
               <w:rPr>
                 <w:rFonts w:ascii="標楷體" w:hAnsi="標楷體" w:eastAsia="標楷體" w:cs="標楷體"/>
@@ -5074,6 +5104,7 @@
             <w:pPr>
               <w:pStyle w:val="Normal"/>
               <w:snapToGrid w:val="false"/>
+              <w:spacing w:before="0" w:after="0"/>
               <w:jc w:val="center"/>
               <w:rPr>
                 <w:rFonts w:ascii="標楷體" w:hAnsi="標楷體" w:eastAsia="標楷體" w:cs="標楷體"/>
@@ -5105,6 +5136,7 @@
             <w:pPr>
               <w:pStyle w:val="Normal"/>
               <w:snapToGrid w:val="false"/>
+              <w:spacing w:before="0" w:after="0"/>
               <w:jc w:val="center"/>
               <w:rPr>
                 <w:rFonts w:ascii="標楷體" w:hAnsi="標楷體" w:eastAsia="標楷體" w:cs="標楷體"/>
@@ -5136,6 +5168,7 @@
             <w:pPr>
               <w:pStyle w:val="Normal"/>
               <w:snapToGrid w:val="false"/>
+              <w:spacing w:before="0" w:after="0"/>
               <w:jc w:val="center"/>
               <w:rPr>
                 <w:rFonts w:ascii="標楷體" w:hAnsi="標楷體" w:eastAsia="標楷體" w:cs="標楷體"/>
@@ -5167,6 +5200,7 @@
             <w:pPr>
               <w:pStyle w:val="Normal"/>
               <w:snapToGrid w:val="false"/>
+              <w:spacing w:before="0" w:after="0"/>
               <w:jc w:val="center"/>
               <w:rPr>
                 <w:rFonts w:ascii="標楷體" w:hAnsi="標楷體" w:eastAsia="標楷體" w:cs="標楷體"/>
@@ -5198,6 +5232,7 @@
             <w:pPr>
               <w:pStyle w:val="Normal"/>
               <w:snapToGrid w:val="false"/>
+              <w:spacing w:before="0" w:after="0"/>
               <w:jc w:val="center"/>
               <w:rPr>
                 <w:rFonts w:ascii="標楷體" w:hAnsi="標楷體" w:eastAsia="標楷體" w:cs="標楷體"/>
@@ -5262,6 +5297,7 @@
             <w:pPr>
               <w:pStyle w:val="Normal"/>
               <w:snapToGrid w:val="false"/>
+              <w:spacing w:before="0" w:after="0"/>
               <w:jc w:val="center"/>
               <w:rPr>
                 <w:rFonts w:ascii="標楷體" w:hAnsi="標楷體" w:eastAsia="標楷體" w:cs="標楷體"/>
@@ -5293,6 +5329,7 @@
             <w:pPr>
               <w:pStyle w:val="Normal"/>
               <w:snapToGrid w:val="false"/>
+              <w:spacing w:before="0" w:after="0"/>
               <w:jc w:val="center"/>
               <w:rPr>
                 <w:rFonts w:ascii="標楷體" w:hAnsi="標楷體" w:eastAsia="標楷體" w:cs="標楷體"/>
@@ -5324,6 +5361,7 @@
             <w:pPr>
               <w:pStyle w:val="Normal"/>
               <w:snapToGrid w:val="false"/>
+              <w:spacing w:before="0" w:after="0"/>
               <w:jc w:val="center"/>
               <w:rPr>
                 <w:rFonts w:ascii="標楷體" w:hAnsi="標楷體" w:eastAsia="標楷體" w:cs="標楷體"/>
@@ -5355,6 +5393,7 @@
             <w:pPr>
               <w:pStyle w:val="Normal"/>
               <w:snapToGrid w:val="false"/>
+              <w:spacing w:before="0" w:after="0"/>
               <w:jc w:val="center"/>
               <w:rPr>
                 <w:rFonts w:ascii="標楷體" w:hAnsi="標楷體" w:eastAsia="標楷體" w:cs="標楷體"/>
@@ -5386,6 +5425,7 @@
             <w:pPr>
               <w:pStyle w:val="Normal"/>
               <w:snapToGrid w:val="false"/>
+              <w:spacing w:before="0" w:after="0"/>
               <w:jc w:val="center"/>
               <w:rPr>
                 <w:rFonts w:ascii="標楷體" w:hAnsi="標楷體" w:eastAsia="標楷體" w:cs="標楷體"/>
@@ -5417,6 +5457,7 @@
             <w:pPr>
               <w:pStyle w:val="Normal"/>
               <w:snapToGrid w:val="false"/>
+              <w:spacing w:before="0" w:after="0"/>
               <w:jc w:val="center"/>
               <w:rPr>
                 <w:rFonts w:ascii="標楷體" w:hAnsi="標楷體" w:eastAsia="標楷體" w:cs="標楷體"/>
@@ -5448,6 +5489,7 @@
             <w:pPr>
               <w:pStyle w:val="Normal"/>
               <w:snapToGrid w:val="false"/>
+              <w:spacing w:before="0" w:after="0"/>
               <w:jc w:val="center"/>
               <w:rPr>
                 <w:rFonts w:ascii="標楷體" w:hAnsi="標楷體" w:eastAsia="標楷體" w:cs="標楷體"/>
@@ -5512,6 +5554,7 @@
             <w:pPr>
               <w:pStyle w:val="Normal"/>
               <w:snapToGrid w:val="false"/>
+              <w:spacing w:before="0" w:after="0"/>
               <w:jc w:val="center"/>
               <w:rPr>
                 <w:rFonts w:ascii="標楷體" w:hAnsi="標楷體" w:eastAsia="標楷體" w:cs="標楷體"/>
@@ -5543,6 +5586,7 @@
             <w:pPr>
               <w:pStyle w:val="Normal"/>
               <w:snapToGrid w:val="false"/>
+              <w:spacing w:before="0" w:after="0"/>
               <w:jc w:val="center"/>
               <w:rPr>
                 <w:rFonts w:ascii="標楷體" w:hAnsi="標楷體" w:eastAsia="標楷體" w:cs="標楷體"/>
@@ -5574,6 +5618,7 @@
             <w:pPr>
               <w:pStyle w:val="Normal"/>
               <w:snapToGrid w:val="false"/>
+              <w:spacing w:before="0" w:after="0"/>
               <w:jc w:val="center"/>
               <w:rPr>
                 <w:rFonts w:ascii="標楷體" w:hAnsi="標楷體" w:eastAsia="標楷體" w:cs="標楷體"/>
@@ -5605,6 +5650,7 @@
             <w:pPr>
               <w:pStyle w:val="Normal"/>
               <w:snapToGrid w:val="false"/>
+              <w:spacing w:before="0" w:after="0"/>
               <w:jc w:val="center"/>
               <w:rPr>
                 <w:rFonts w:ascii="標楷體" w:hAnsi="標楷體" w:eastAsia="標楷體" w:cs="標楷體"/>
@@ -5636,6 +5682,7 @@
             <w:pPr>
               <w:pStyle w:val="Normal"/>
               <w:snapToGrid w:val="false"/>
+              <w:spacing w:before="0" w:after="0"/>
               <w:jc w:val="center"/>
               <w:rPr>
                 <w:rFonts w:ascii="標楷體" w:hAnsi="標楷體" w:eastAsia="標楷體" w:cs="標楷體"/>
@@ -5667,6 +5714,7 @@
             <w:pPr>
               <w:pStyle w:val="Normal"/>
               <w:snapToGrid w:val="false"/>
+              <w:spacing w:before="0" w:after="0"/>
               <w:jc w:val="center"/>
               <w:rPr>
                 <w:rFonts w:ascii="標楷體" w:hAnsi="標楷體" w:eastAsia="標楷體" w:cs="標楷體"/>
@@ -5698,6 +5746,7 @@
             <w:pPr>
               <w:pStyle w:val="Normal"/>
               <w:snapToGrid w:val="false"/>
+              <w:spacing w:before="0" w:after="0"/>
               <w:jc w:val="center"/>
               <w:rPr>
                 <w:rFonts w:ascii="標楷體" w:hAnsi="標楷體" w:eastAsia="標楷體" w:cs="標楷體"/>
@@ -5762,6 +5811,7 @@
             <w:pPr>
               <w:pStyle w:val="Normal"/>
               <w:snapToGrid w:val="false"/>
+              <w:spacing w:before="0" w:after="0"/>
               <w:jc w:val="center"/>
               <w:rPr>
                 <w:rFonts w:ascii="標楷體" w:hAnsi="標楷體" w:eastAsia="標楷體" w:cs="標楷體"/>
@@ -5793,6 +5843,7 @@
             <w:pPr>
               <w:pStyle w:val="Normal"/>
               <w:snapToGrid w:val="false"/>
+              <w:spacing w:before="0" w:after="0"/>
               <w:jc w:val="center"/>
               <w:rPr>
                 <w:rFonts w:ascii="標楷體" w:hAnsi="標楷體" w:eastAsia="標楷體" w:cs="標楷體"/>
@@ -5824,6 +5875,7 @@
             <w:pPr>
               <w:pStyle w:val="Normal"/>
               <w:snapToGrid w:val="false"/>
+              <w:spacing w:before="0" w:after="0"/>
               <w:jc w:val="center"/>
               <w:rPr>
                 <w:rFonts w:ascii="標楷體" w:hAnsi="標楷體" w:eastAsia="標楷體" w:cs="標楷體"/>
@@ -5855,6 +5907,7 @@
             <w:pPr>
               <w:pStyle w:val="Normal"/>
               <w:snapToGrid w:val="false"/>
+              <w:spacing w:before="0" w:after="0"/>
               <w:jc w:val="center"/>
               <w:rPr>
                 <w:rFonts w:ascii="標楷體" w:hAnsi="標楷體" w:eastAsia="標楷體" w:cs="標楷體"/>
@@ -5886,6 +5939,7 @@
             <w:pPr>
               <w:pStyle w:val="Normal"/>
               <w:snapToGrid w:val="false"/>
+              <w:spacing w:before="0" w:after="0"/>
               <w:jc w:val="center"/>
               <w:rPr>
                 <w:rFonts w:ascii="標楷體" w:hAnsi="標楷體" w:eastAsia="標楷體" w:cs="標楷體"/>
@@ -5917,6 +5971,7 @@
             <w:pPr>
               <w:pStyle w:val="Normal"/>
               <w:snapToGrid w:val="false"/>
+              <w:spacing w:before="0" w:after="0"/>
               <w:jc w:val="center"/>
               <w:rPr>
                 <w:rFonts w:ascii="標楷體" w:hAnsi="標楷體" w:eastAsia="標楷體" w:cs="標楷體"/>
@@ -5948,6 +6003,7 @@
             <w:pPr>
               <w:pStyle w:val="Normal"/>
               <w:snapToGrid w:val="false"/>
+              <w:spacing w:before="0" w:after="0"/>
               <w:jc w:val="center"/>
               <w:rPr>
                 <w:rFonts w:ascii="標楷體" w:hAnsi="標楷體" w:eastAsia="標楷體" w:cs="標楷體"/>
@@ -5981,6 +6037,7 @@
           <w:p>
             <w:pPr>
               <w:pStyle w:val="Normal"/>
+              <w:spacing w:before="0" w:after="0"/>
               <w:jc w:val="center"/>
               <w:rPr/>
             </w:pPr>
@@ -6009,6 +6066,7 @@
           <w:p>
             <w:pPr>
               <w:pStyle w:val="Normal"/>
+              <w:spacing w:before="0" w:after="0"/>
               <w:rPr>
                 <w:rFonts w:ascii="標楷體" w:hAnsi="標楷體" w:eastAsia="標楷體" w:cs="標楷體"/>
                 <w:szCs w:val="24"/>
@@ -6041,6 +6099,7 @@
           <w:p>
             <w:pPr>
               <w:pStyle w:val="Normal"/>
+              <w:spacing w:before="0" w:after="0"/>
               <w:jc w:val="both"/>
               <w:rPr/>
             </w:pPr>
@@ -6069,6 +6128,7 @@
           <w:p>
             <w:pPr>
               <w:pStyle w:val="Normal"/>
+              <w:spacing w:before="0" w:after="0"/>
               <w:jc w:val="both"/>
               <w:rPr/>
             </w:pPr>
@@ -6099,6 +6159,7 @@
           <w:p>
             <w:pPr>
               <w:pStyle w:val="Normal"/>
+              <w:spacing w:before="0" w:after="0"/>
               <w:jc w:val="both"/>
               <w:rPr/>
             </w:pPr>
@@ -6127,6 +6188,7 @@
           <w:p>
             <w:pPr>
               <w:pStyle w:val="Normal"/>
+              <w:spacing w:before="0" w:after="0"/>
               <w:jc w:val="both"/>
               <w:rPr>
                 <w:rFonts w:ascii="標楷體" w:hAnsi="標楷體" w:eastAsia="標楷體" w:cs="標楷體"/>
@@ -6160,6 +6222,7 @@
           <w:p>
             <w:pPr>
               <w:pStyle w:val="Normal"/>
+              <w:spacing w:before="0" w:after="0"/>
               <w:jc w:val="both"/>
               <w:rPr/>
             </w:pPr>
@@ -6188,6 +6251,7 @@
           <w:p>
             <w:pPr>
               <w:pStyle w:val="Normal"/>
+              <w:spacing w:before="0" w:after="0"/>
               <w:jc w:val="both"/>
               <w:rPr>
                 <w:rFonts w:ascii="標楷體" w:hAnsi="標楷體" w:eastAsia="標楷體" w:cs="標楷體"/>

--- a/templates/ISP-template-v0.4.2.docx
+++ b/templates/ISP-template-v0.4.2.docx
@@ -18,8 +18,8 @@
         <w:rPr>
           <w:rFonts w:ascii="DFKai-SB" w:hAnsi="DFKai-SB" w:cs="DFKai-SB" w:eastAsia="DFKai-SB"/>
           <w:b/>
-          <w:sz w:val="24"/>
-          <w:szCs w:val="24"/>
+          <w:sz w:val="36"/>
+          <w:szCs w:val="36"/>
         </w:rPr>
         <w:t>明新科技大學資源教室特殊需求學生個別化支持計畫</w:t>
       </w:r>
@@ -40,8 +40,8 @@
         <w:rPr>
           <w:rFonts w:ascii="DFKai-SB" w:hAnsi="DFKai-SB" w:cs="DFKai-SB" w:eastAsia="DFKai-SB"/>
           <w:b/>
-          <w:sz w:val="24"/>
-          <w:szCs w:val="24"/>
+          <w:sz w:val="28"/>
+          <w:szCs w:val="28"/>
         </w:rPr>
         <w:t>壹、基本資料與能力描述</w:t>
       </w:r>
@@ -61,10 +61,19 @@
         <w:rPr>
           <w:rFonts w:ascii="DFKai-SB" w:hAnsi="DFKai-SB" w:eastAsia="DFKai-SB" w:cs="DFKai-SB"/>
           <w:b/>
+          <w:sz w:val="28"/>
+          <w:szCs w:val="28"/>
+        </w:rPr>
+        <w:t xml:space="preserve">一、學生基本資料                         </w:t>
+      </w:r>
+      <w:r>
+        <w:rPr>
+          <w:rFonts w:ascii="DFKai-SB" w:hAnsi="DFKai-SB" w:eastAsia="DFKai-SB" w:cs="DFKai-SB"/>
+          <w:b/>
           <w:sz w:val="24"/>
           <w:szCs w:val="24"/>
         </w:rPr>
-        <w:t>一、學生基本資料                         填表日期：{fillDateText}</w:t>
+        <w:t>填表日期：{fillDateText}</w:t>
       </w:r>
     </w:p>
     <w:tbl>
@@ -4421,8 +4430,8 @@
         <w:rPr>
           <w:rFonts w:ascii="DFKai-SB" w:hAnsi="DFKai-SB" w:cs="DFKai-SB" w:eastAsia="DFKai-SB"/>
           <w:b/>
-          <w:sz w:val="24"/>
-          <w:szCs w:val="24"/>
+          <w:sz w:val="28"/>
+          <w:szCs w:val="28"/>
         </w:rPr>
         <w:t>二、家庭狀況</w:t>
       </w:r>
@@ -7221,8 +7230,8 @@
         <w:rPr>
           <w:rFonts w:ascii="DFKai-SB" w:hAnsi="DFKai-SB" w:cs="DFKai-SB" w:eastAsia="DFKai-SB"/>
           <w:b/>
-          <w:sz w:val="24"/>
-          <w:szCs w:val="24"/>
+          <w:sz w:val="28"/>
+          <w:szCs w:val="28"/>
         </w:rPr>
         <w:t>貳、現況能力摘要與特殊教育需求服務</w:t>
       </w:r>
@@ -7242,8 +7251,8 @@
         <w:rPr>
           <w:rFonts w:ascii="DFKai-SB" w:hAnsi="DFKai-SB" w:cs="DFKai-SB" w:eastAsia="DFKai-SB"/>
           <w:b/>
-          <w:sz w:val="24"/>
-          <w:szCs w:val="24"/>
+          <w:sz w:val="28"/>
+          <w:szCs w:val="28"/>
         </w:rPr>
         <w:t>一、現況能力摘要</w:t>
       </w:r>
@@ -7251,8 +7260,8 @@
         <w:rPr>
           <w:rFonts w:eastAsia="DFKai-SB" w:cs="DFKai-SB" w:ascii="DFKai-SB" w:hAnsi="DFKai-SB"/>
           <w:b/>
-          <w:sz w:val="24"/>
-          <w:szCs w:val="24"/>
+          <w:sz w:val="28"/>
+          <w:szCs w:val="28"/>
         </w:rPr>
         <w:t>(</w:t>
       </w:r>
@@ -7260,8 +7269,8 @@
         <w:rPr>
           <w:rFonts w:ascii="DFKai-SB" w:hAnsi="DFKai-SB" w:cs="DFKai-SB" w:eastAsia="DFKai-SB"/>
           <w:b/>
-          <w:sz w:val="24"/>
-          <w:szCs w:val="24"/>
+          <w:sz w:val="28"/>
+          <w:szCs w:val="28"/>
         </w:rPr>
         <w:t>輔導員填寫</w:t>
       </w:r>
@@ -7269,8 +7278,8 @@
         <w:rPr>
           <w:rFonts w:eastAsia="DFKai-SB" w:cs="DFKai-SB" w:ascii="DFKai-SB" w:hAnsi="DFKai-SB"/>
           <w:b/>
-          <w:sz w:val="24"/>
-          <w:szCs w:val="24"/>
+          <w:sz w:val="28"/>
+          <w:szCs w:val="28"/>
         </w:rPr>
         <w:t>)</w:t>
       </w:r>
@@ -10239,8 +10248,8 @@
         <w:rPr>
           <w:rFonts w:ascii="DFKai-SB" w:hAnsi="DFKai-SB" w:cs="DFKai-SB" w:eastAsia="DFKai-SB"/>
           <w:b/>
-          <w:sz w:val="24"/>
-          <w:szCs w:val="24"/>
+          <w:sz w:val="28"/>
+          <w:szCs w:val="28"/>
         </w:rPr>
         <w:t>二、身心障礙相關補助與服務</w:t>
       </w:r>
@@ -10248,8 +10257,8 @@
         <w:rPr>
           <w:rFonts w:eastAsia="DFKai-SB" w:cs="DFKai-SB" w:ascii="DFKai-SB" w:hAnsi="DFKai-SB"/>
           <w:b/>
-          <w:sz w:val="24"/>
-          <w:szCs w:val="24"/>
+          <w:sz w:val="28"/>
+          <w:szCs w:val="28"/>
         </w:rPr>
         <w:t>(</w:t>
       </w:r>
@@ -10257,8 +10266,8 @@
         <w:rPr>
           <w:rFonts w:ascii="DFKai-SB" w:hAnsi="DFKai-SB" w:cs="DFKai-SB" w:eastAsia="DFKai-SB"/>
           <w:b/>
-          <w:sz w:val="24"/>
-          <w:szCs w:val="24"/>
+          <w:sz w:val="28"/>
+          <w:szCs w:val="28"/>
         </w:rPr>
         <w:t>輔導員填寫</w:t>
       </w:r>
@@ -10266,8 +10275,8 @@
         <w:rPr>
           <w:rFonts w:eastAsia="DFKai-SB" w:cs="DFKai-SB" w:ascii="DFKai-SB" w:hAnsi="DFKai-SB"/>
           <w:b/>
-          <w:sz w:val="24"/>
-          <w:szCs w:val="24"/>
+          <w:sz w:val="28"/>
+          <w:szCs w:val="28"/>
         </w:rPr>
         <w:t>)</w:t>
       </w:r>

--- a/templates/ISP-template-v0.4.2.docx
+++ b/templates/ISP-template-v0.4.2.docx
@@ -49,6 +49,9 @@
     <w:p>
       <w:pPr>
         <w:pStyle w:val="Normal"/>
+        <w:tabs>
+          <w:tab w:pos="10466" w:val="right"/>
+        </w:tabs>
         <w:snapToGrid w:val="false"/>
         <w:spacing w:lineRule="exact" w:line="500" w:before="180" w:after="0"/>
         <w:rPr>
@@ -64,7 +67,10 @@
           <w:sz w:val="28"/>
           <w:szCs w:val="28"/>
         </w:rPr>
-        <w:t xml:space="preserve">一、學生基本資料                         </w:t>
+        <w:t>一、學生基本資料</w:t>
+      </w:r>
+      <w:r>
+        <w:tab/>
       </w:r>
       <w:r>
         <w:rPr>
@@ -10053,188 +10059,8 @@
     <w:p>
       <w:pPr>
         <w:pStyle w:val="Normal"/>
-        <w:ind w:left="0" w:firstLine="0"/>
-        <w:rPr>
-          <w:rFonts w:ascii="標楷體" w:hAnsi="標楷體" w:eastAsia="標楷體" w:cs="標楷體"/>
-          <w:b/>
-          <w:sz w:val="28"/>
-          <w:szCs w:val="28"/>
-        </w:rPr>
-      </w:pPr>
-      <w:r>
-        <w:rPr>
-          <w:rFonts w:eastAsia="DFKai-SB" w:cs="DFKai-SB" w:ascii="DFKai-SB" w:hAnsi="DFKai-SB"/>
-          <w:b/>
-          <w:sz w:val="24"/>
-          <w:szCs w:val="24"/>
-        </w:rPr>
-      </w:r>
-    </w:p>
-    <w:p>
-      <w:pPr>
-        <w:pStyle w:val="Normal"/>
-        <w:ind w:left="0" w:firstLine="0"/>
-        <w:rPr>
-          <w:rFonts w:ascii="標楷體" w:hAnsi="標楷體" w:eastAsia="標楷體" w:cs="標楷體"/>
-          <w:b/>
-          <w:sz w:val="28"/>
-          <w:szCs w:val="28"/>
-        </w:rPr>
-      </w:pPr>
-      <w:r>
-        <w:rPr>
-          <w:rFonts w:eastAsia="DFKai-SB" w:cs="DFKai-SB" w:ascii="DFKai-SB" w:hAnsi="DFKai-SB"/>
-          <w:b/>
-          <w:sz w:val="24"/>
-          <w:szCs w:val="24"/>
-        </w:rPr>
-      </w:r>
-    </w:p>
-    <w:p>
-      <w:pPr>
-        <w:pStyle w:val="Normal"/>
-        <w:ind w:left="0" w:firstLine="0"/>
-        <w:rPr>
-          <w:rFonts w:ascii="標楷體" w:hAnsi="標楷體" w:eastAsia="標楷體" w:cs="標楷體"/>
-          <w:b/>
-          <w:sz w:val="28"/>
-          <w:szCs w:val="28"/>
-        </w:rPr>
-      </w:pPr>
-      <w:r>
-        <w:rPr>
-          <w:rFonts w:eastAsia="DFKai-SB" w:cs="DFKai-SB" w:ascii="DFKai-SB" w:hAnsi="DFKai-SB"/>
-          <w:b/>
-          <w:sz w:val="24"/>
-          <w:szCs w:val="24"/>
-        </w:rPr>
-      </w:r>
-    </w:p>
-    <w:p>
-      <w:pPr>
-        <w:pStyle w:val="Normal"/>
-        <w:ind w:left="0" w:firstLine="0"/>
-        <w:rPr>
-          <w:rFonts w:ascii="標楷體" w:hAnsi="標楷體" w:eastAsia="標楷體" w:cs="標楷體"/>
-          <w:b/>
-          <w:sz w:val="28"/>
-          <w:szCs w:val="28"/>
-        </w:rPr>
-      </w:pPr>
-      <w:r>
-        <w:rPr>
-          <w:rFonts w:eastAsia="DFKai-SB" w:cs="DFKai-SB" w:ascii="DFKai-SB" w:hAnsi="DFKai-SB"/>
-          <w:b/>
-          <w:sz w:val="24"/>
-          <w:szCs w:val="24"/>
-        </w:rPr>
-      </w:r>
-    </w:p>
-    <w:p>
-      <w:pPr>
-        <w:pStyle w:val="Normal"/>
-        <w:ind w:left="0" w:firstLine="0"/>
-        <w:rPr>
-          <w:rFonts w:ascii="標楷體" w:hAnsi="標楷體" w:eastAsia="標楷體" w:cs="標楷體"/>
-          <w:b/>
-          <w:sz w:val="28"/>
-          <w:szCs w:val="28"/>
-        </w:rPr>
-      </w:pPr>
-      <w:r>
-        <w:rPr>
-          <w:rFonts w:eastAsia="DFKai-SB" w:cs="DFKai-SB" w:ascii="DFKai-SB" w:hAnsi="DFKai-SB"/>
-          <w:b/>
-          <w:sz w:val="24"/>
-          <w:szCs w:val="24"/>
-        </w:rPr>
-      </w:r>
-    </w:p>
-    <w:p>
-      <w:pPr>
-        <w:pStyle w:val="Normal"/>
-        <w:ind w:left="0" w:firstLine="0"/>
-        <w:rPr>
-          <w:rFonts w:ascii="標楷體" w:hAnsi="標楷體" w:eastAsia="標楷體" w:cs="標楷體"/>
-          <w:b/>
-          <w:sz w:val="28"/>
-          <w:szCs w:val="28"/>
-        </w:rPr>
-      </w:pPr>
-      <w:r>
-        <w:rPr>
-          <w:rFonts w:eastAsia="DFKai-SB" w:cs="DFKai-SB" w:ascii="DFKai-SB" w:hAnsi="DFKai-SB"/>
-          <w:b/>
-          <w:sz w:val="24"/>
-          <w:szCs w:val="24"/>
-        </w:rPr>
-      </w:r>
-    </w:p>
-    <w:p>
-      <w:pPr>
-        <w:pStyle w:val="Normal"/>
-        <w:ind w:left="0" w:firstLine="0"/>
-        <w:rPr>
-          <w:rFonts w:ascii="標楷體" w:hAnsi="標楷體" w:eastAsia="標楷體" w:cs="標楷體"/>
-          <w:b/>
-          <w:sz w:val="28"/>
-          <w:szCs w:val="28"/>
-        </w:rPr>
-      </w:pPr>
-      <w:r>
-        <w:rPr>
-          <w:rFonts w:eastAsia="DFKai-SB" w:cs="DFKai-SB" w:ascii="DFKai-SB" w:hAnsi="DFKai-SB"/>
-          <w:b/>
-          <w:sz w:val="24"/>
-          <w:szCs w:val="24"/>
-        </w:rPr>
-      </w:r>
-    </w:p>
-    <w:p>
-      <w:pPr>
-        <w:pStyle w:val="Normal"/>
-        <w:ind w:left="0" w:firstLine="0"/>
-        <w:rPr>
-          <w:rFonts w:ascii="標楷體" w:hAnsi="標楷體" w:eastAsia="標楷體" w:cs="標楷體"/>
-          <w:b/>
-          <w:sz w:val="28"/>
-          <w:szCs w:val="28"/>
-        </w:rPr>
-      </w:pPr>
-      <w:r>
-        <w:rPr>
-          <w:rFonts w:eastAsia="DFKai-SB" w:cs="DFKai-SB" w:ascii="DFKai-SB" w:hAnsi="DFKai-SB"/>
-          <w:b/>
-          <w:sz w:val="24"/>
-          <w:szCs w:val="24"/>
-        </w:rPr>
-      </w:r>
-    </w:p>
-    <w:p>
-      <w:pPr>
-        <w:pStyle w:val="Normal"/>
-        <w:ind w:left="0" w:firstLine="0"/>
-        <w:rPr>
-          <w:rFonts w:ascii="標楷體" w:hAnsi="標楷體" w:eastAsia="標楷體" w:cs="標楷體"/>
-          <w:b/>
-          <w:sz w:val="28"/>
-          <w:szCs w:val="28"/>
-        </w:rPr>
-      </w:pPr>
-      <w:r>
-        <w:rPr>
-          <w:rFonts w:eastAsia="DFKai-SB" w:cs="DFKai-SB" w:ascii="DFKai-SB" w:hAnsi="DFKai-SB"/>
-          <w:b/>
-          <w:sz w:val="24"/>
-          <w:szCs w:val="24"/>
-        </w:rPr>
-      </w:r>
-    </w:p>
-    <w:p>
-      <w:pPr>
-        <w:pStyle w:val="Normal"/>
         <w:keepNext/>
-        <w:pageBreakBefore/>
+        <w:pageBreakBefore w:val="0"/>
         <w:spacing w:before="0" w:after="0"/>
         <w:ind w:left="0" w:right="0" w:firstLine="0"/>
         <w:rPr>

--- a/templates/ISP-template-v0.4.2.docx
+++ b/templates/ISP-template-v0.4.2.docx
@@ -10060,7 +10060,7 @@
       <w:pPr>
         <w:pStyle w:val="Normal"/>
         <w:keepNext/>
-        <w:pageBreakBefore w:val="0"/>
+        <w:pageBreakBefore/>
         <w:spacing w:before="0" w:after="0"/>
         <w:ind w:left="0" w:right="0" w:firstLine="0"/>
         <w:rPr>

--- a/templates/ISP-template-v0.4.2.docx
+++ b/templates/ISP-template-v0.4.2.docx
@@ -1854,7 +1854,7 @@
             <w:tcBorders>
               <w:top w:val="single" w:sz="6" w:space="0" w:color="000000"/>
               <w:left w:val="single" w:sz="6" w:space="0" w:color="000000"/>
-              <w:bottom w:val="single" w:sz="18" w:space="0" w:color="000000"/>
+              <w:bottom w:val="single" w:sz="4" w:space="0" w:color="000000"/>
               <w:right w:val="single" w:sz="6" w:space="0" w:color="000000"/>
             </w:tcBorders>
             <w:vAlign w:val="center"/>
@@ -2129,7 +2129,7 @@
             <w:tcBorders>
               <w:top w:val="single" w:sz="6" w:space="0" w:color="000000"/>
               <w:left w:val="single" w:sz="6" w:space="0" w:color="000000"/>
-              <w:bottom w:val="single" w:sz="18" w:space="0" w:color="000000"/>
+              <w:bottom w:val="single" w:sz="4" w:space="0" w:color="000000"/>
               <w:right w:val="single" w:sz="6" w:space="0" w:color="000000"/>
             </w:tcBorders>
             <w:vAlign w:val="center"/>
@@ -2340,7 +2340,7 @@
             <w:tcBorders>
               <w:top w:val="single" w:sz="6" w:space="0" w:color="000000"/>
               <w:left w:val="single" w:sz="6" w:space="0" w:color="000000"/>
-              <w:bottom w:val="single" w:sz="18" w:space="0" w:color="000000"/>
+              <w:bottom w:val="single" w:sz="4" w:space="0" w:color="000000"/>
               <w:right w:val="single" w:sz="6" w:space="0" w:color="000000"/>
             </w:tcBorders>
             <w:vAlign w:val="center"/>
@@ -2549,7 +2549,7 @@
             <w:tcBorders>
               <w:top w:val="single" w:sz="6" w:space="0" w:color="000000"/>
               <w:left w:val="single" w:sz="6" w:space="0" w:color="000000"/>
-              <w:bottom w:val="single" w:sz="18" w:space="0" w:color="000000"/>
+              <w:bottom w:val="single" w:sz="4" w:space="0" w:color="000000"/>
               <w:right w:val="single" w:sz="6" w:space="0" w:color="000000"/>
             </w:tcBorders>
             <w:vAlign w:val="center"/>
@@ -2697,7 +2697,7 @@
             <w:tcBorders>
               <w:top w:val="single" w:sz="6" w:space="0" w:color="000000"/>
               <w:left w:val="single" w:sz="6" w:space="0" w:color="000000"/>
-              <w:bottom w:val="single" w:sz="18" w:space="0" w:color="000000"/>
+              <w:bottom w:val="single" w:sz="4" w:space="0" w:color="000000"/>
               <w:right w:val="single" w:sz="6" w:space="0" w:color="000000"/>
             </w:tcBorders>
             <w:vAlign w:val="center"/>
@@ -2789,7 +2789,7 @@
             <w:tcBorders>
               <w:top w:val="single" w:sz="6" w:space="0" w:color="000000"/>
               <w:left w:val="single" w:sz="6" w:space="0" w:color="000000"/>
-              <w:bottom w:val="single" w:sz="18" w:space="0" w:color="000000"/>
+              <w:bottom w:val="single" w:sz="4" w:space="0" w:color="000000"/>
               <w:right w:val="single" w:sz="6" w:space="0" w:color="000000"/>
             </w:tcBorders>
             <w:vAlign w:val="center"/>
@@ -10625,6 +10625,7 @@
               </w:rPr>
             </w:r>
           </w:p>
+          <w:p/>
         </w:tc>
         <w:tc>
           <w:tcPr>
@@ -10654,6 +10655,7 @@
               </w:rPr>
             </w:r>
           </w:p>
+          <w:p/>
         </w:tc>
       </w:tr>
     </w:tbl>

--- a/templates/ISP-template-v0.4.2.docx
+++ b/templates/ISP-template-v0.4.2.docx
@@ -18,8 +18,8 @@
         <w:rPr>
           <w:rFonts w:ascii="DFKai-SB" w:hAnsi="DFKai-SB" w:cs="DFKai-SB" w:eastAsia="DFKai-SB"/>
           <w:b/>
-          <w:sz w:val="36"/>
-          <w:szCs w:val="36"/>
+          <w:sz w:val="24"/>
+          <w:szCs w:val="24"/>
         </w:rPr>
         <w:t>明新科技大學資源教室特殊需求學生個別化支持計畫</w:t>
       </w:r>
@@ -40,8 +40,8 @@
         <w:rPr>
           <w:rFonts w:ascii="DFKai-SB" w:hAnsi="DFKai-SB" w:cs="DFKai-SB" w:eastAsia="DFKai-SB"/>
           <w:b/>
-          <w:sz w:val="28"/>
-          <w:szCs w:val="28"/>
+          <w:sz w:val="24"/>
+          <w:szCs w:val="24"/>
         </w:rPr>
         <w:t>壹、基本資料與能力描述</w:t>
       </w:r>
@@ -49,9 +49,6 @@
     <w:p>
       <w:pPr>
         <w:pStyle w:val="Normal"/>
-        <w:tabs>
-          <w:tab w:pos="10466" w:val="right"/>
-        </w:tabs>
         <w:snapToGrid w:val="false"/>
         <w:spacing w:lineRule="exact" w:line="500" w:before="180" w:after="0"/>
         <w:rPr>
@@ -64,22 +61,10 @@
         <w:rPr>
           <w:rFonts w:ascii="DFKai-SB" w:hAnsi="DFKai-SB" w:eastAsia="DFKai-SB" w:cs="DFKai-SB"/>
           <w:b/>
-          <w:sz w:val="28"/>
-          <w:szCs w:val="28"/>
-        </w:rPr>
-        <w:t>一、學生基本資料</w:t>
-      </w:r>
-      <w:r>
-        <w:tab/>
-      </w:r>
-      <w:r>
-        <w:rPr>
-          <w:rFonts w:ascii="DFKai-SB" w:hAnsi="DFKai-SB" w:eastAsia="DFKai-SB" w:cs="DFKai-SB"/>
-          <w:b/>
           <w:sz w:val="24"/>
           <w:szCs w:val="24"/>
         </w:rPr>
-        <w:t>填表日期：{fillDateText}</w:t>
+        <w:t>一、學生基本資料                         填表日期：{fillDateText}</w:t>
       </w:r>
     </w:p>
     <w:tbl>
@@ -843,14 +828,7 @@
                 <w:sz w:val="24"/>
                 <w:szCs w:val="24"/>
               </w:rPr>
-            </w:r>
-            <w:r>
-              <w:rPr>
-                <w:rFonts w:ascii="DFKai-SB" w:hAnsi="DFKai-SB" w:eastAsia="DFKai-SB" w:cs="DFKai-SB"/>
-                <w:sz w:val="24"/>
-                <w:szCs w:val="24"/>
-              </w:rPr>
-              <w:t>{leaveDateText}</w:t>
+              <w:t>（由輔導人員填寫）</w:t>
             </w:r>
           </w:p>
         </w:tc>
@@ -1606,8 +1584,7 @@
           <w:p>
             <w:pPr>
               <w:pStyle w:val="Normal"/>
-              <w:spacing w:before="0" w:after="0"/>
-              <w:jc w:val="center"/>
+              <w:jc w:val="right"/>
               <w:rPr>
                 <w:rFonts w:ascii="標楷體" w:hAnsi="標楷體" w:eastAsia="標楷體" w:cs="標楷體"/>
                 <w:szCs w:val="24"/>
@@ -1616,17 +1593,10 @@
             <w:r>
               <w:rPr>
                 <w:rFonts w:ascii="DFKai-SB" w:hAnsi="DFKai-SB" w:eastAsia="DFKai-SB" w:cs="DFKai-SB"/>
-                <w:sz w:val="21"/>
-                <w:szCs w:val="21"/>
-              </w:rPr>
-            </w:r>
-            <w:r>
-              <w:rPr>
-                <w:rFonts w:ascii="DFKai-SB" w:hAnsi="DFKai-SB" w:eastAsia="DFKai-SB" w:cs="DFKai-SB"/>
-                <w:sz w:val="21"/>
-                <w:szCs w:val="21"/>
-              </w:rPr>
-              <w:t>{height} 公分</w:t>
+                <w:sz w:val="24"/>
+                <w:szCs w:val="24"/>
+              </w:rPr>
+              <w:t>{height} 公分</w:t>
             </w:r>
           </w:p>
         </w:tc>
@@ -1763,8 +1733,7 @@
           <w:p>
             <w:pPr>
               <w:pStyle w:val="Normal"/>
-              <w:spacing w:before="0" w:after="0"/>
-              <w:jc w:val="center"/>
+              <w:jc w:val="right"/>
               <w:rPr>
                 <w:rFonts w:ascii="標楷體" w:hAnsi="標楷體" w:eastAsia="標楷體" w:cs="標楷體"/>
                 <w:szCs w:val="24"/>
@@ -1773,17 +1742,10 @@
             <w:r>
               <w:rPr>
                 <w:rFonts w:ascii="DFKai-SB" w:hAnsi="DFKai-SB" w:eastAsia="DFKai-SB" w:cs="DFKai-SB"/>
-                <w:sz w:val="21"/>
-                <w:szCs w:val="21"/>
-              </w:rPr>
-            </w:r>
-            <w:r>
-              <w:rPr>
-                <w:rFonts w:ascii="DFKai-SB" w:hAnsi="DFKai-SB" w:eastAsia="DFKai-SB" w:cs="DFKai-SB"/>
-                <w:sz w:val="21"/>
-                <w:szCs w:val="21"/>
-              </w:rPr>
-              <w:t>{weight} 公斤</w:t>
+                <w:sz w:val="24"/>
+                <w:szCs w:val="24"/>
+              </w:rPr>
+              <w:t>{weight} 公斤</w:t>
             </w:r>
           </w:p>
         </w:tc>
@@ -1854,7 +1816,7 @@
             <w:tcBorders>
               <w:top w:val="single" w:sz="6" w:space="0" w:color="000000"/>
               <w:left w:val="single" w:sz="6" w:space="0" w:color="000000"/>
-              <w:bottom w:val="single" w:sz="4" w:space="0" w:color="000000"/>
+              <w:bottom w:val="single" w:sz="18" w:space="0" w:color="000000"/>
               <w:right w:val="single" w:sz="6" w:space="0" w:color="000000"/>
             </w:tcBorders>
             <w:vAlign w:val="center"/>
@@ -2129,7 +2091,7 @@
             <w:tcBorders>
               <w:top w:val="single" w:sz="6" w:space="0" w:color="000000"/>
               <w:left w:val="single" w:sz="6" w:space="0" w:color="000000"/>
-              <w:bottom w:val="single" w:sz="4" w:space="0" w:color="000000"/>
+              <w:bottom w:val="single" w:sz="18" w:space="0" w:color="000000"/>
               <w:right w:val="single" w:sz="6" w:space="0" w:color="000000"/>
             </w:tcBorders>
             <w:vAlign w:val="center"/>
@@ -2340,7 +2302,7 @@
             <w:tcBorders>
               <w:top w:val="single" w:sz="6" w:space="0" w:color="000000"/>
               <w:left w:val="single" w:sz="6" w:space="0" w:color="000000"/>
-              <w:bottom w:val="single" w:sz="4" w:space="0" w:color="000000"/>
+              <w:bottom w:val="single" w:sz="18" w:space="0" w:color="000000"/>
               <w:right w:val="single" w:sz="6" w:space="0" w:color="000000"/>
             </w:tcBorders>
             <w:vAlign w:val="center"/>
@@ -2549,7 +2511,7 @@
             <w:tcBorders>
               <w:top w:val="single" w:sz="6" w:space="0" w:color="000000"/>
               <w:left w:val="single" w:sz="6" w:space="0" w:color="000000"/>
-              <w:bottom w:val="single" w:sz="4" w:space="0" w:color="000000"/>
+              <w:bottom w:val="single" w:sz="18" w:space="0" w:color="000000"/>
               <w:right w:val="single" w:sz="6" w:space="0" w:color="000000"/>
             </w:tcBorders>
             <w:vAlign w:val="center"/>
@@ -2697,7 +2659,7 @@
             <w:tcBorders>
               <w:top w:val="single" w:sz="6" w:space="0" w:color="000000"/>
               <w:left w:val="single" w:sz="6" w:space="0" w:color="000000"/>
-              <w:bottom w:val="single" w:sz="4" w:space="0" w:color="000000"/>
+              <w:bottom w:val="single" w:sz="18" w:space="0" w:color="000000"/>
               <w:right w:val="single" w:sz="6" w:space="0" w:color="000000"/>
             </w:tcBorders>
             <w:vAlign w:val="center"/>
@@ -2789,7 +2751,7 @@
             <w:tcBorders>
               <w:top w:val="single" w:sz="6" w:space="0" w:color="000000"/>
               <w:left w:val="single" w:sz="6" w:space="0" w:color="000000"/>
-              <w:bottom w:val="single" w:sz="4" w:space="0" w:color="000000"/>
+              <w:bottom w:val="single" w:sz="18" w:space="0" w:color="000000"/>
               <w:right w:val="single" w:sz="6" w:space="0" w:color="000000"/>
             </w:tcBorders>
             <w:vAlign w:val="center"/>
@@ -3575,6 +3537,7 @@
           <w:sz w:val="24"/>
           <w:szCs w:val="24"/>
         </w:rPr>
+        <w:br w:type="page"/>
       </w:r>
     </w:p>
     <w:tbl>
@@ -4436,8 +4399,8 @@
         <w:rPr>
           <w:rFonts w:ascii="DFKai-SB" w:hAnsi="DFKai-SB" w:cs="DFKai-SB" w:eastAsia="DFKai-SB"/>
           <w:b/>
-          <w:sz w:val="28"/>
-          <w:szCs w:val="28"/>
+          <w:sz w:val="24"/>
+          <w:szCs w:val="24"/>
         </w:rPr>
         <w:t>二、家庭狀況</w:t>
       </w:r>
@@ -4484,7 +4447,6 @@
           <w:p>
             <w:pPr>
               <w:pStyle w:val="Normal"/>
-              <w:spacing w:before="0" w:after="0"/>
               <w:rPr/>
             </w:pPr>
             <w:r>
@@ -4500,7 +4462,6 @@
           <w:p>
             <w:pPr>
               <w:pStyle w:val="Normal"/>
-              <w:spacing w:before="0" w:after="0"/>
               <w:rPr>
                 <w:rFonts w:ascii="標楷體" w:hAnsi="標楷體" w:eastAsia="標楷體" w:cs="標楷體"/>
                 <w:w w:val="80"/>
@@ -4510,6 +4471,7 @@
             <w:r>
               <w:rPr>
                 <w:rFonts w:ascii="DFKai-SB" w:hAnsi="DFKai-SB" w:cs="DFKai-SB" w:eastAsia="DFKai-SB"/>
+                <w:w w:val="80"/>
                 <w:sz w:val="24"/>
                 <w:szCs w:val="24"/>
               </w:rPr>
@@ -4531,7 +4493,6 @@
           <w:p>
             <w:pPr>
               <w:pStyle w:val="Normal"/>
-              <w:spacing w:before="0" w:after="0"/>
               <w:jc w:val="center"/>
               <w:rPr>
                 <w:rFonts w:ascii="標楷體" w:hAnsi="標楷體" w:eastAsia="標楷體" w:cs="標楷體"/>
@@ -4564,7 +4525,6 @@
           <w:p>
             <w:pPr>
               <w:pStyle w:val="Normal"/>
-              <w:spacing w:before="0" w:after="0"/>
               <w:jc w:val="center"/>
               <w:rPr>
                 <w:rFonts w:ascii="標楷體" w:hAnsi="標楷體" w:eastAsia="標楷體" w:cs="標楷體"/>
@@ -4597,7 +4557,6 @@
           <w:p>
             <w:pPr>
               <w:pStyle w:val="Normal"/>
-              <w:spacing w:before="0" w:after="0"/>
               <w:jc w:val="center"/>
               <w:rPr>
                 <w:rFonts w:ascii="標楷體" w:hAnsi="標楷體" w:eastAsia="標楷體" w:cs="標楷體"/>
@@ -4630,7 +4589,6 @@
           <w:p>
             <w:pPr>
               <w:pStyle w:val="Normal"/>
-              <w:spacing w:before="0" w:after="0"/>
               <w:jc w:val="center"/>
               <w:rPr>
                 <w:rFonts w:ascii="標楷體" w:hAnsi="標楷體" w:eastAsia="標楷體" w:cs="標楷體"/>
@@ -4663,7 +4621,6 @@
           <w:p>
             <w:pPr>
               <w:pStyle w:val="Normal"/>
-              <w:spacing w:before="0" w:after="0"/>
               <w:jc w:val="center"/>
               <w:rPr>
                 <w:rFonts w:ascii="標楷體" w:hAnsi="標楷體" w:eastAsia="標楷體" w:cs="標楷體"/>
@@ -4696,7 +4653,6 @@
           <w:p>
             <w:pPr>
               <w:pStyle w:val="Normal"/>
-              <w:spacing w:before="0" w:after="0"/>
               <w:jc w:val="center"/>
               <w:rPr>
                 <w:rFonts w:ascii="標楷體" w:hAnsi="標楷體" w:eastAsia="標楷體" w:cs="標楷體"/>
@@ -4729,7 +4685,6 @@
           <w:p>
             <w:pPr>
               <w:pStyle w:val="Normal"/>
-              <w:spacing w:before="0" w:after="0"/>
               <w:jc w:val="center"/>
               <w:rPr>
                 <w:rFonts w:ascii="標楷體" w:hAnsi="標楷體" w:eastAsia="標楷體" w:cs="標楷體"/>
@@ -4797,7 +4752,6 @@
           <w:p>
             <w:pPr>
               <w:pStyle w:val="Normal"/>
-              <w:spacing w:before="0" w:after="0"/>
               <w:jc w:val="center"/>
               <w:rPr>
                 <w:rFonts w:ascii="標楷體" w:hAnsi="標楷體" w:eastAsia="標楷體" w:cs="標楷體"/>
@@ -4829,7 +4783,6 @@
             <w:pPr>
               <w:pStyle w:val="Normal"/>
               <w:snapToGrid w:val="false"/>
-              <w:spacing w:before="0" w:after="0"/>
               <w:jc w:val="center"/>
               <w:rPr>
                 <w:rFonts w:ascii="標楷體" w:hAnsi="標楷體" w:eastAsia="標楷體" w:cs="標楷體"/>
@@ -4861,7 +4814,6 @@
             <w:pPr>
               <w:pStyle w:val="Normal"/>
               <w:snapToGrid w:val="false"/>
-              <w:spacing w:before="0" w:after="0"/>
               <w:jc w:val="center"/>
               <w:rPr>
                 <w:rFonts w:ascii="標楷體" w:hAnsi="標楷體" w:eastAsia="標楷體" w:cs="標楷體"/>
@@ -4893,7 +4845,6 @@
             <w:pPr>
               <w:pStyle w:val="Normal"/>
               <w:snapToGrid w:val="false"/>
-              <w:spacing w:before="0" w:after="0"/>
               <w:jc w:val="center"/>
               <w:rPr>
                 <w:rFonts w:ascii="標楷體" w:hAnsi="標楷體" w:eastAsia="標楷體" w:cs="標楷體"/>
@@ -4925,7 +4876,6 @@
             <w:pPr>
               <w:pStyle w:val="Normal"/>
               <w:snapToGrid w:val="false"/>
-              <w:spacing w:before="0" w:after="0"/>
               <w:jc w:val="center"/>
               <w:rPr>
                 <w:rFonts w:ascii="標楷體" w:hAnsi="標楷體" w:eastAsia="標楷體" w:cs="標楷體"/>
@@ -4936,6 +4886,7 @@
             <w:r>
               <w:rPr>
                 <w:rFonts w:eastAsia="DFKai-SB" w:cs="DFKai-SB" w:ascii="DFKai-SB" w:hAnsi="DFKai-SB"/>
+                <w:w w:val="80"/>
                 <w:sz w:val="24"/>
                 <w:szCs w:val="24"/>
               </w:rPr>
@@ -4958,7 +4909,6 @@
             <w:pPr>
               <w:pStyle w:val="Normal"/>
               <w:snapToGrid w:val="false"/>
-              <w:spacing w:before="0" w:after="0"/>
               <w:jc w:val="center"/>
               <w:rPr>
                 <w:rFonts w:ascii="Arial" w:hAnsi="Arial" w:eastAsia="標楷體" w:cs="Arial"/>
@@ -4969,6 +4919,7 @@
             <w:r>
               <w:rPr>
                 <w:rFonts w:eastAsia="DFKai-SB" w:cs="DFKai-SB" w:ascii="DFKai-SB" w:hAnsi="DFKai-SB"/>
+                <w:w w:val="80"/>
                 <w:sz w:val="24"/>
                 <w:szCs w:val="24"/>
               </w:rPr>
@@ -4991,7 +4942,6 @@
             <w:pPr>
               <w:pStyle w:val="Normal"/>
               <w:snapToGrid w:val="false"/>
-              <w:spacing w:before="0" w:after="0"/>
               <w:jc w:val="center"/>
               <w:rPr>
                 <w:rFonts w:ascii="標楷體" w:hAnsi="標楷體" w:eastAsia="標楷體" w:cs="標楷體"/>
@@ -5055,7 +5005,6 @@
           <w:p>
             <w:pPr>
               <w:pStyle w:val="Normal"/>
-              <w:spacing w:before="0" w:after="0"/>
               <w:jc w:val="center"/>
               <w:rPr>
                 <w:rFonts w:ascii="標楷體" w:hAnsi="標楷體" w:eastAsia="標楷體" w:cs="標楷體"/>
@@ -5087,7 +5036,6 @@
             <w:pPr>
               <w:pStyle w:val="Normal"/>
               <w:snapToGrid w:val="false"/>
-              <w:spacing w:before="0" w:after="0"/>
               <w:jc w:val="center"/>
               <w:rPr>
                 <w:rFonts w:ascii="標楷體" w:hAnsi="標楷體" w:eastAsia="標楷體" w:cs="標楷體"/>
@@ -5119,7 +5067,6 @@
             <w:pPr>
               <w:pStyle w:val="Normal"/>
               <w:snapToGrid w:val="false"/>
-              <w:spacing w:before="0" w:after="0"/>
               <w:jc w:val="center"/>
               <w:rPr>
                 <w:rFonts w:ascii="標楷體" w:hAnsi="標楷體" w:eastAsia="標楷體" w:cs="標楷體"/>
@@ -5151,7 +5098,6 @@
             <w:pPr>
               <w:pStyle w:val="Normal"/>
               <w:snapToGrid w:val="false"/>
-              <w:spacing w:before="0" w:after="0"/>
               <w:jc w:val="center"/>
               <w:rPr>
                 <w:rFonts w:ascii="標楷體" w:hAnsi="標楷體" w:eastAsia="標楷體" w:cs="標楷體"/>
@@ -5183,7 +5129,6 @@
             <w:pPr>
               <w:pStyle w:val="Normal"/>
               <w:snapToGrid w:val="false"/>
-              <w:spacing w:before="0" w:after="0"/>
               <w:jc w:val="center"/>
               <w:rPr>
                 <w:rFonts w:ascii="標楷體" w:hAnsi="標楷體" w:eastAsia="標楷體" w:cs="標楷體"/>
@@ -5215,7 +5160,6 @@
             <w:pPr>
               <w:pStyle w:val="Normal"/>
               <w:snapToGrid w:val="false"/>
-              <w:spacing w:before="0" w:after="0"/>
               <w:jc w:val="center"/>
               <w:rPr>
                 <w:rFonts w:ascii="標楷體" w:hAnsi="標楷體" w:eastAsia="標楷體" w:cs="標楷體"/>
@@ -5247,7 +5191,6 @@
             <w:pPr>
               <w:pStyle w:val="Normal"/>
               <w:snapToGrid w:val="false"/>
-              <w:spacing w:before="0" w:after="0"/>
               <w:jc w:val="center"/>
               <w:rPr>
                 <w:rFonts w:ascii="標楷體" w:hAnsi="標楷體" w:eastAsia="標楷體" w:cs="標楷體"/>
@@ -5312,7 +5255,6 @@
             <w:pPr>
               <w:pStyle w:val="Normal"/>
               <w:snapToGrid w:val="false"/>
-              <w:spacing w:before="0" w:after="0"/>
               <w:jc w:val="center"/>
               <w:rPr>
                 <w:rFonts w:ascii="標楷體" w:hAnsi="標楷體" w:eastAsia="標楷體" w:cs="標楷體"/>
@@ -5344,7 +5286,6 @@
             <w:pPr>
               <w:pStyle w:val="Normal"/>
               <w:snapToGrid w:val="false"/>
-              <w:spacing w:before="0" w:after="0"/>
               <w:jc w:val="center"/>
               <w:rPr>
                 <w:rFonts w:ascii="標楷體" w:hAnsi="標楷體" w:eastAsia="標楷體" w:cs="標楷體"/>
@@ -5376,7 +5317,6 @@
             <w:pPr>
               <w:pStyle w:val="Normal"/>
               <w:snapToGrid w:val="false"/>
-              <w:spacing w:before="0" w:after="0"/>
               <w:jc w:val="center"/>
               <w:rPr>
                 <w:rFonts w:ascii="標楷體" w:hAnsi="標楷體" w:eastAsia="標楷體" w:cs="標楷體"/>
@@ -5408,7 +5348,6 @@
             <w:pPr>
               <w:pStyle w:val="Normal"/>
               <w:snapToGrid w:val="false"/>
-              <w:spacing w:before="0" w:after="0"/>
               <w:jc w:val="center"/>
               <w:rPr>
                 <w:rFonts w:ascii="標楷體" w:hAnsi="標楷體" w:eastAsia="標楷體" w:cs="標楷體"/>
@@ -5440,7 +5379,6 @@
             <w:pPr>
               <w:pStyle w:val="Normal"/>
               <w:snapToGrid w:val="false"/>
-              <w:spacing w:before="0" w:after="0"/>
               <w:jc w:val="center"/>
               <w:rPr>
                 <w:rFonts w:ascii="標楷體" w:hAnsi="標楷體" w:eastAsia="標楷體" w:cs="標楷體"/>
@@ -5472,7 +5410,6 @@
             <w:pPr>
               <w:pStyle w:val="Normal"/>
               <w:snapToGrid w:val="false"/>
-              <w:spacing w:before="0" w:after="0"/>
               <w:jc w:val="center"/>
               <w:rPr>
                 <w:rFonts w:ascii="標楷體" w:hAnsi="標楷體" w:eastAsia="標楷體" w:cs="標楷體"/>
@@ -5504,7 +5441,6 @@
             <w:pPr>
               <w:pStyle w:val="Normal"/>
               <w:snapToGrid w:val="false"/>
-              <w:spacing w:before="0" w:after="0"/>
               <w:jc w:val="center"/>
               <w:rPr>
                 <w:rFonts w:ascii="標楷體" w:hAnsi="標楷體" w:eastAsia="標楷體" w:cs="標楷體"/>
@@ -5569,7 +5505,6 @@
             <w:pPr>
               <w:pStyle w:val="Normal"/>
               <w:snapToGrid w:val="false"/>
-              <w:spacing w:before="0" w:after="0"/>
               <w:jc w:val="center"/>
               <w:rPr>
                 <w:rFonts w:ascii="標楷體" w:hAnsi="標楷體" w:eastAsia="標楷體" w:cs="標楷體"/>
@@ -5601,7 +5536,6 @@
             <w:pPr>
               <w:pStyle w:val="Normal"/>
               <w:snapToGrid w:val="false"/>
-              <w:spacing w:before="0" w:after="0"/>
               <w:jc w:val="center"/>
               <w:rPr>
                 <w:rFonts w:ascii="標楷體" w:hAnsi="標楷體" w:eastAsia="標楷體" w:cs="標楷體"/>
@@ -5633,7 +5567,6 @@
             <w:pPr>
               <w:pStyle w:val="Normal"/>
               <w:snapToGrid w:val="false"/>
-              <w:spacing w:before="0" w:after="0"/>
               <w:jc w:val="center"/>
               <w:rPr>
                 <w:rFonts w:ascii="標楷體" w:hAnsi="標楷體" w:eastAsia="標楷體" w:cs="標楷體"/>
@@ -5665,7 +5598,6 @@
             <w:pPr>
               <w:pStyle w:val="Normal"/>
               <w:snapToGrid w:val="false"/>
-              <w:spacing w:before="0" w:after="0"/>
               <w:jc w:val="center"/>
               <w:rPr>
                 <w:rFonts w:ascii="標楷體" w:hAnsi="標楷體" w:eastAsia="標楷體" w:cs="標楷體"/>
@@ -5697,7 +5629,6 @@
             <w:pPr>
               <w:pStyle w:val="Normal"/>
               <w:snapToGrid w:val="false"/>
-              <w:spacing w:before="0" w:after="0"/>
               <w:jc w:val="center"/>
               <w:rPr>
                 <w:rFonts w:ascii="標楷體" w:hAnsi="標楷體" w:eastAsia="標楷體" w:cs="標楷體"/>
@@ -5729,7 +5660,6 @@
             <w:pPr>
               <w:pStyle w:val="Normal"/>
               <w:snapToGrid w:val="false"/>
-              <w:spacing w:before="0" w:after="0"/>
               <w:jc w:val="center"/>
               <w:rPr>
                 <w:rFonts w:ascii="標楷體" w:hAnsi="標楷體" w:eastAsia="標楷體" w:cs="標楷體"/>
@@ -5761,7 +5691,6 @@
             <w:pPr>
               <w:pStyle w:val="Normal"/>
               <w:snapToGrid w:val="false"/>
-              <w:spacing w:before="0" w:after="0"/>
               <w:jc w:val="center"/>
               <w:rPr>
                 <w:rFonts w:ascii="標楷體" w:hAnsi="標楷體" w:eastAsia="標楷體" w:cs="標楷體"/>
@@ -5826,7 +5755,6 @@
             <w:pPr>
               <w:pStyle w:val="Normal"/>
               <w:snapToGrid w:val="false"/>
-              <w:spacing w:before="0" w:after="0"/>
               <w:jc w:val="center"/>
               <w:rPr>
                 <w:rFonts w:ascii="標楷體" w:hAnsi="標楷體" w:eastAsia="標楷體" w:cs="標楷體"/>
@@ -5858,7 +5786,6 @@
             <w:pPr>
               <w:pStyle w:val="Normal"/>
               <w:snapToGrid w:val="false"/>
-              <w:spacing w:before="0" w:after="0"/>
               <w:jc w:val="center"/>
               <w:rPr>
                 <w:rFonts w:ascii="標楷體" w:hAnsi="標楷體" w:eastAsia="標楷體" w:cs="標楷體"/>
@@ -5890,7 +5817,6 @@
             <w:pPr>
               <w:pStyle w:val="Normal"/>
               <w:snapToGrid w:val="false"/>
-              <w:spacing w:before="0" w:after="0"/>
               <w:jc w:val="center"/>
               <w:rPr>
                 <w:rFonts w:ascii="標楷體" w:hAnsi="標楷體" w:eastAsia="標楷體" w:cs="標楷體"/>
@@ -5922,7 +5848,6 @@
             <w:pPr>
               <w:pStyle w:val="Normal"/>
               <w:snapToGrid w:val="false"/>
-              <w:spacing w:before="0" w:after="0"/>
               <w:jc w:val="center"/>
               <w:rPr>
                 <w:rFonts w:ascii="標楷體" w:hAnsi="標楷體" w:eastAsia="標楷體" w:cs="標楷體"/>
@@ -5954,7 +5879,6 @@
             <w:pPr>
               <w:pStyle w:val="Normal"/>
               <w:snapToGrid w:val="false"/>
-              <w:spacing w:before="0" w:after="0"/>
               <w:jc w:val="center"/>
               <w:rPr>
                 <w:rFonts w:ascii="標楷體" w:hAnsi="標楷體" w:eastAsia="標楷體" w:cs="標楷體"/>
@@ -5986,7 +5910,6 @@
             <w:pPr>
               <w:pStyle w:val="Normal"/>
               <w:snapToGrid w:val="false"/>
-              <w:spacing w:before="0" w:after="0"/>
               <w:jc w:val="center"/>
               <w:rPr>
                 <w:rFonts w:ascii="標楷體" w:hAnsi="標楷體" w:eastAsia="標楷體" w:cs="標楷體"/>
@@ -6018,7 +5941,6 @@
             <w:pPr>
               <w:pStyle w:val="Normal"/>
               <w:snapToGrid w:val="false"/>
-              <w:spacing w:before="0" w:after="0"/>
               <w:jc w:val="center"/>
               <w:rPr>
                 <w:rFonts w:ascii="標楷體" w:hAnsi="標楷體" w:eastAsia="標楷體" w:cs="標楷體"/>
@@ -6052,7 +5974,6 @@
           <w:p>
             <w:pPr>
               <w:pStyle w:val="Normal"/>
-              <w:spacing w:before="0" w:after="0"/>
               <w:jc w:val="center"/>
               <w:rPr/>
             </w:pPr>
@@ -6081,7 +6002,6 @@
           <w:p>
             <w:pPr>
               <w:pStyle w:val="Normal"/>
-              <w:spacing w:before="0" w:after="0"/>
               <w:rPr>
                 <w:rFonts w:ascii="標楷體" w:hAnsi="標楷體" w:eastAsia="標楷體" w:cs="標楷體"/>
                 <w:szCs w:val="24"/>
@@ -6114,7 +6034,6 @@
           <w:p>
             <w:pPr>
               <w:pStyle w:val="Normal"/>
-              <w:spacing w:before="0" w:after="0"/>
               <w:jc w:val="both"/>
               <w:rPr/>
             </w:pPr>
@@ -6143,7 +6062,6 @@
           <w:p>
             <w:pPr>
               <w:pStyle w:val="Normal"/>
-              <w:spacing w:before="0" w:after="0"/>
               <w:jc w:val="both"/>
               <w:rPr/>
             </w:pPr>
@@ -6174,7 +6092,6 @@
           <w:p>
             <w:pPr>
               <w:pStyle w:val="Normal"/>
-              <w:spacing w:before="0" w:after="0"/>
               <w:jc w:val="both"/>
               <w:rPr/>
             </w:pPr>
@@ -6203,7 +6120,6 @@
           <w:p>
             <w:pPr>
               <w:pStyle w:val="Normal"/>
-              <w:spacing w:before="0" w:after="0"/>
               <w:jc w:val="both"/>
               <w:rPr>
                 <w:rFonts w:ascii="標楷體" w:hAnsi="標楷體" w:eastAsia="標楷體" w:cs="標楷體"/>
@@ -6237,7 +6153,6 @@
           <w:p>
             <w:pPr>
               <w:pStyle w:val="Normal"/>
-              <w:spacing w:before="0" w:after="0"/>
               <w:jc w:val="both"/>
               <w:rPr/>
             </w:pPr>
@@ -6266,7 +6181,6 @@
           <w:p>
             <w:pPr>
               <w:pStyle w:val="Normal"/>
-              <w:spacing w:before="0" w:after="0"/>
               <w:jc w:val="both"/>
               <w:rPr>
                 <w:rFonts w:ascii="標楷體" w:hAnsi="標楷體" w:eastAsia="標楷體" w:cs="標楷體"/>
@@ -7236,8 +7150,8 @@
         <w:rPr>
           <w:rFonts w:ascii="DFKai-SB" w:hAnsi="DFKai-SB" w:cs="DFKai-SB" w:eastAsia="DFKai-SB"/>
           <w:b/>
-          <w:sz w:val="28"/>
-          <w:szCs w:val="28"/>
+          <w:sz w:val="24"/>
+          <w:szCs w:val="24"/>
         </w:rPr>
         <w:t>貳、現況能力摘要與特殊教育需求服務</w:t>
       </w:r>
@@ -7257,8 +7171,8 @@
         <w:rPr>
           <w:rFonts w:ascii="DFKai-SB" w:hAnsi="DFKai-SB" w:cs="DFKai-SB" w:eastAsia="DFKai-SB"/>
           <w:b/>
-          <w:sz w:val="28"/>
-          <w:szCs w:val="28"/>
+          <w:sz w:val="24"/>
+          <w:szCs w:val="24"/>
         </w:rPr>
         <w:t>一、現況能力摘要</w:t>
       </w:r>
@@ -7266,8 +7180,8 @@
         <w:rPr>
           <w:rFonts w:eastAsia="DFKai-SB" w:cs="DFKai-SB" w:ascii="DFKai-SB" w:hAnsi="DFKai-SB"/>
           <w:b/>
-          <w:sz w:val="28"/>
-          <w:szCs w:val="28"/>
+          <w:sz w:val="24"/>
+          <w:szCs w:val="24"/>
         </w:rPr>
         <w:t>(</w:t>
       </w:r>
@@ -7275,8 +7189,8 @@
         <w:rPr>
           <w:rFonts w:ascii="DFKai-SB" w:hAnsi="DFKai-SB" w:cs="DFKai-SB" w:eastAsia="DFKai-SB"/>
           <w:b/>
-          <w:sz w:val="28"/>
-          <w:szCs w:val="28"/>
+          <w:sz w:val="24"/>
+          <w:szCs w:val="24"/>
         </w:rPr>
         <w:t>輔導員填寫</w:t>
       </w:r>
@@ -7284,8 +7198,8 @@
         <w:rPr>
           <w:rFonts w:eastAsia="DFKai-SB" w:cs="DFKai-SB" w:ascii="DFKai-SB" w:hAnsi="DFKai-SB"/>
           <w:b/>
-          <w:sz w:val="28"/>
-          <w:szCs w:val="28"/>
+          <w:sz w:val="24"/>
+          <w:szCs w:val="24"/>
         </w:rPr>
         <w:t>)</w:t>
       </w:r>
@@ -10059,6 +9973,186 @@
     <w:p>
       <w:pPr>
         <w:pStyle w:val="Normal"/>
+        <w:ind w:left="0" w:firstLine="0"/>
+        <w:rPr>
+          <w:rFonts w:ascii="標楷體" w:hAnsi="標楷體" w:eastAsia="標楷體" w:cs="標楷體"/>
+          <w:b/>
+          <w:sz w:val="28"/>
+          <w:szCs w:val="28"/>
+        </w:rPr>
+      </w:pPr>
+      <w:r>
+        <w:rPr>
+          <w:rFonts w:eastAsia="DFKai-SB" w:cs="DFKai-SB" w:ascii="DFKai-SB" w:hAnsi="DFKai-SB"/>
+          <w:b/>
+          <w:sz w:val="24"/>
+          <w:szCs w:val="24"/>
+        </w:rPr>
+      </w:r>
+    </w:p>
+    <w:p>
+      <w:pPr>
+        <w:pStyle w:val="Normal"/>
+        <w:ind w:left="0" w:firstLine="0"/>
+        <w:rPr>
+          <w:rFonts w:ascii="標楷體" w:hAnsi="標楷體" w:eastAsia="標楷體" w:cs="標楷體"/>
+          <w:b/>
+          <w:sz w:val="28"/>
+          <w:szCs w:val="28"/>
+        </w:rPr>
+      </w:pPr>
+      <w:r>
+        <w:rPr>
+          <w:rFonts w:eastAsia="DFKai-SB" w:cs="DFKai-SB" w:ascii="DFKai-SB" w:hAnsi="DFKai-SB"/>
+          <w:b/>
+          <w:sz w:val="24"/>
+          <w:szCs w:val="24"/>
+        </w:rPr>
+      </w:r>
+    </w:p>
+    <w:p>
+      <w:pPr>
+        <w:pStyle w:val="Normal"/>
+        <w:ind w:left="0" w:firstLine="0"/>
+        <w:rPr>
+          <w:rFonts w:ascii="標楷體" w:hAnsi="標楷體" w:eastAsia="標楷體" w:cs="標楷體"/>
+          <w:b/>
+          <w:sz w:val="28"/>
+          <w:szCs w:val="28"/>
+        </w:rPr>
+      </w:pPr>
+      <w:r>
+        <w:rPr>
+          <w:rFonts w:eastAsia="DFKai-SB" w:cs="DFKai-SB" w:ascii="DFKai-SB" w:hAnsi="DFKai-SB"/>
+          <w:b/>
+          <w:sz w:val="24"/>
+          <w:szCs w:val="24"/>
+        </w:rPr>
+      </w:r>
+    </w:p>
+    <w:p>
+      <w:pPr>
+        <w:pStyle w:val="Normal"/>
+        <w:ind w:left="0" w:firstLine="0"/>
+        <w:rPr>
+          <w:rFonts w:ascii="標楷體" w:hAnsi="標楷體" w:eastAsia="標楷體" w:cs="標楷體"/>
+          <w:b/>
+          <w:sz w:val="28"/>
+          <w:szCs w:val="28"/>
+        </w:rPr>
+      </w:pPr>
+      <w:r>
+        <w:rPr>
+          <w:rFonts w:eastAsia="DFKai-SB" w:cs="DFKai-SB" w:ascii="DFKai-SB" w:hAnsi="DFKai-SB"/>
+          <w:b/>
+          <w:sz w:val="24"/>
+          <w:szCs w:val="24"/>
+        </w:rPr>
+      </w:r>
+    </w:p>
+    <w:p>
+      <w:pPr>
+        <w:pStyle w:val="Normal"/>
+        <w:ind w:left="0" w:firstLine="0"/>
+        <w:rPr>
+          <w:rFonts w:ascii="標楷體" w:hAnsi="標楷體" w:eastAsia="標楷體" w:cs="標楷體"/>
+          <w:b/>
+          <w:sz w:val="28"/>
+          <w:szCs w:val="28"/>
+        </w:rPr>
+      </w:pPr>
+      <w:r>
+        <w:rPr>
+          <w:rFonts w:eastAsia="DFKai-SB" w:cs="DFKai-SB" w:ascii="DFKai-SB" w:hAnsi="DFKai-SB"/>
+          <w:b/>
+          <w:sz w:val="24"/>
+          <w:szCs w:val="24"/>
+        </w:rPr>
+      </w:r>
+    </w:p>
+    <w:p>
+      <w:pPr>
+        <w:pStyle w:val="Normal"/>
+        <w:ind w:left="0" w:firstLine="0"/>
+        <w:rPr>
+          <w:rFonts w:ascii="標楷體" w:hAnsi="標楷體" w:eastAsia="標楷體" w:cs="標楷體"/>
+          <w:b/>
+          <w:sz w:val="28"/>
+          <w:szCs w:val="28"/>
+        </w:rPr>
+      </w:pPr>
+      <w:r>
+        <w:rPr>
+          <w:rFonts w:eastAsia="DFKai-SB" w:cs="DFKai-SB" w:ascii="DFKai-SB" w:hAnsi="DFKai-SB"/>
+          <w:b/>
+          <w:sz w:val="24"/>
+          <w:szCs w:val="24"/>
+        </w:rPr>
+      </w:r>
+    </w:p>
+    <w:p>
+      <w:pPr>
+        <w:pStyle w:val="Normal"/>
+        <w:ind w:left="0" w:firstLine="0"/>
+        <w:rPr>
+          <w:rFonts w:ascii="標楷體" w:hAnsi="標楷體" w:eastAsia="標楷體" w:cs="標楷體"/>
+          <w:b/>
+          <w:sz w:val="28"/>
+          <w:szCs w:val="28"/>
+        </w:rPr>
+      </w:pPr>
+      <w:r>
+        <w:rPr>
+          <w:rFonts w:eastAsia="DFKai-SB" w:cs="DFKai-SB" w:ascii="DFKai-SB" w:hAnsi="DFKai-SB"/>
+          <w:b/>
+          <w:sz w:val="24"/>
+          <w:szCs w:val="24"/>
+        </w:rPr>
+      </w:r>
+    </w:p>
+    <w:p>
+      <w:pPr>
+        <w:pStyle w:val="Normal"/>
+        <w:ind w:left="0" w:firstLine="0"/>
+        <w:rPr>
+          <w:rFonts w:ascii="標楷體" w:hAnsi="標楷體" w:eastAsia="標楷體" w:cs="標楷體"/>
+          <w:b/>
+          <w:sz w:val="28"/>
+          <w:szCs w:val="28"/>
+        </w:rPr>
+      </w:pPr>
+      <w:r>
+        <w:rPr>
+          <w:rFonts w:eastAsia="DFKai-SB" w:cs="DFKai-SB" w:ascii="DFKai-SB" w:hAnsi="DFKai-SB"/>
+          <w:b/>
+          <w:sz w:val="24"/>
+          <w:szCs w:val="24"/>
+        </w:rPr>
+      </w:r>
+    </w:p>
+    <w:p>
+      <w:pPr>
+        <w:pStyle w:val="Normal"/>
+        <w:ind w:left="0" w:firstLine="0"/>
+        <w:rPr>
+          <w:rFonts w:ascii="標楷體" w:hAnsi="標楷體" w:eastAsia="標楷體" w:cs="標楷體"/>
+          <w:b/>
+          <w:sz w:val="28"/>
+          <w:szCs w:val="28"/>
+        </w:rPr>
+      </w:pPr>
+      <w:r>
+        <w:rPr>
+          <w:rFonts w:eastAsia="DFKai-SB" w:cs="DFKai-SB" w:ascii="DFKai-SB" w:hAnsi="DFKai-SB"/>
+          <w:b/>
+          <w:sz w:val="24"/>
+          <w:szCs w:val="24"/>
+        </w:rPr>
+      </w:r>
+    </w:p>
+    <w:p>
+      <w:pPr>
+        <w:pStyle w:val="Normal"/>
         <w:keepNext/>
         <w:pageBreakBefore/>
         <w:spacing w:before="0" w:after="0"/>
@@ -10074,8 +10168,8 @@
         <w:rPr>
           <w:rFonts w:ascii="DFKai-SB" w:hAnsi="DFKai-SB" w:cs="DFKai-SB" w:eastAsia="DFKai-SB"/>
           <w:b/>
-          <w:sz w:val="28"/>
-          <w:szCs w:val="28"/>
+          <w:sz w:val="24"/>
+          <w:szCs w:val="24"/>
         </w:rPr>
         <w:t>二、身心障礙相關補助與服務</w:t>
       </w:r>
@@ -10083,8 +10177,8 @@
         <w:rPr>
           <w:rFonts w:eastAsia="DFKai-SB" w:cs="DFKai-SB" w:ascii="DFKai-SB" w:hAnsi="DFKai-SB"/>
           <w:b/>
-          <w:sz w:val="28"/>
-          <w:szCs w:val="28"/>
+          <w:sz w:val="24"/>
+          <w:szCs w:val="24"/>
         </w:rPr>
         <w:t>(</w:t>
       </w:r>
@@ -10092,8 +10186,8 @@
         <w:rPr>
           <w:rFonts w:ascii="DFKai-SB" w:hAnsi="DFKai-SB" w:cs="DFKai-SB" w:eastAsia="DFKai-SB"/>
           <w:b/>
-          <w:sz w:val="28"/>
-          <w:szCs w:val="28"/>
+          <w:sz w:val="24"/>
+          <w:szCs w:val="24"/>
         </w:rPr>
         <w:t>輔導員填寫</w:t>
       </w:r>
@@ -10101,8 +10195,8 @@
         <w:rPr>
           <w:rFonts w:eastAsia="DFKai-SB" w:cs="DFKai-SB" w:ascii="DFKai-SB" w:hAnsi="DFKai-SB"/>
           <w:b/>
-          <w:sz w:val="28"/>
-          <w:szCs w:val="28"/>
+          <w:sz w:val="24"/>
+          <w:szCs w:val="24"/>
         </w:rPr>
         <w:t>)</w:t>
       </w:r>
@@ -10625,7 +10719,6 @@
               </w:rPr>
             </w:r>
           </w:p>
-          <w:p/>
         </w:tc>
         <w:tc>
           <w:tcPr>
@@ -10655,7 +10748,6 @@
               </w:rPr>
             </w:r>
           </w:p>
-          <w:p/>
         </w:tc>
       </w:tr>
     </w:tbl>

--- a/templates/ISP-template-v0.4.2.docx
+++ b/templates/ISP-template-v0.4.2.docx
@@ -18,8 +18,8 @@
         <w:rPr>
           <w:rFonts w:ascii="DFKai-SB" w:hAnsi="DFKai-SB" w:cs="DFKai-SB" w:eastAsia="DFKai-SB"/>
           <w:b/>
-          <w:sz w:val="24"/>
-          <w:szCs w:val="24"/>
+          <w:sz w:val="36"/>
+          <w:szCs w:val="36"/>
         </w:rPr>
         <w:t>明新科技大學資源教室特殊需求學生個別化支持計畫</w:t>
       </w:r>
@@ -40,8 +40,8 @@
         <w:rPr>
           <w:rFonts w:ascii="DFKai-SB" w:hAnsi="DFKai-SB" w:cs="DFKai-SB" w:eastAsia="DFKai-SB"/>
           <w:b/>
-          <w:sz w:val="24"/>
-          <w:szCs w:val="24"/>
+          <w:sz w:val="28"/>
+          <w:szCs w:val="28"/>
         </w:rPr>
         <w:t>壹、基本資料與能力描述</w:t>
       </w:r>
@@ -49,6 +49,9 @@
     <w:p>
       <w:pPr>
         <w:pStyle w:val="Normal"/>
+        <w:tabs>
+          <w:tab w:pos="10466" w:val="right"/>
+        </w:tabs>
         <w:snapToGrid w:val="false"/>
         <w:spacing w:lineRule="exact" w:line="500" w:before="180" w:after="0"/>
         <w:rPr>
@@ -61,10 +64,22 @@
         <w:rPr>
           <w:rFonts w:ascii="DFKai-SB" w:hAnsi="DFKai-SB" w:eastAsia="DFKai-SB" w:cs="DFKai-SB"/>
           <w:b/>
+          <w:sz w:val="28"/>
+          <w:szCs w:val="28"/>
+        </w:rPr>
+        <w:t>一、學生基本資料</w:t>
+      </w:r>
+      <w:r>
+        <w:tab/>
+      </w:r>
+      <w:r>
+        <w:rPr>
+          <w:rFonts w:ascii="DFKai-SB" w:hAnsi="DFKai-SB" w:eastAsia="DFKai-SB" w:cs="DFKai-SB"/>
+          <w:b/>
           <w:sz w:val="24"/>
           <w:szCs w:val="24"/>
         </w:rPr>
-        <w:t>一、學生基本資料                         填表日期：{fillDateText}</w:t>
+        <w:t>填表日期：{fillDateText}</w:t>
       </w:r>
     </w:p>
     <w:tbl>
@@ -828,7 +843,14 @@
                 <w:sz w:val="24"/>
                 <w:szCs w:val="24"/>
               </w:rPr>
-              <w:t>（由輔導人員填寫）</w:t>
+            </w:r>
+            <w:r>
+              <w:rPr>
+                <w:rFonts w:ascii="DFKai-SB" w:hAnsi="DFKai-SB" w:eastAsia="DFKai-SB" w:cs="DFKai-SB"/>
+                <w:sz w:val="24"/>
+                <w:szCs w:val="24"/>
+              </w:rPr>
+              <w:t>{leaveDateText}</w:t>
             </w:r>
           </w:p>
         </w:tc>
@@ -1584,7 +1606,8 @@
           <w:p>
             <w:pPr>
               <w:pStyle w:val="Normal"/>
-              <w:jc w:val="right"/>
+              <w:spacing w:before="0" w:after="0"/>
+              <w:jc w:val="center"/>
               <w:rPr>
                 <w:rFonts w:ascii="標楷體" w:hAnsi="標楷體" w:eastAsia="標楷體" w:cs="標楷體"/>
                 <w:szCs w:val="24"/>
@@ -1593,10 +1616,17 @@
             <w:r>
               <w:rPr>
                 <w:rFonts w:ascii="DFKai-SB" w:hAnsi="DFKai-SB" w:eastAsia="DFKai-SB" w:cs="DFKai-SB"/>
-                <w:sz w:val="24"/>
-                <w:szCs w:val="24"/>
-              </w:rPr>
-              <w:t>{height} 公分</w:t>
+                <w:sz w:val="21"/>
+                <w:szCs w:val="21"/>
+              </w:rPr>
+            </w:r>
+            <w:r>
+              <w:rPr>
+                <w:rFonts w:ascii="DFKai-SB" w:hAnsi="DFKai-SB" w:eastAsia="DFKai-SB" w:cs="DFKai-SB"/>
+                <w:sz w:val="21"/>
+                <w:szCs w:val="21"/>
+              </w:rPr>
+              <w:t>{height} 公分</w:t>
             </w:r>
           </w:p>
         </w:tc>
@@ -1733,7 +1763,8 @@
           <w:p>
             <w:pPr>
               <w:pStyle w:val="Normal"/>
-              <w:jc w:val="right"/>
+              <w:spacing w:before="0" w:after="0"/>
+              <w:jc w:val="center"/>
               <w:rPr>
                 <w:rFonts w:ascii="標楷體" w:hAnsi="標楷體" w:eastAsia="標楷體" w:cs="標楷體"/>
                 <w:szCs w:val="24"/>
@@ -1742,10 +1773,17 @@
             <w:r>
               <w:rPr>
                 <w:rFonts w:ascii="DFKai-SB" w:hAnsi="DFKai-SB" w:eastAsia="DFKai-SB" w:cs="DFKai-SB"/>
-                <w:sz w:val="24"/>
-                <w:szCs w:val="24"/>
-              </w:rPr>
-              <w:t>{weight} 公斤</w:t>
+                <w:sz w:val="21"/>
+                <w:szCs w:val="21"/>
+              </w:rPr>
+            </w:r>
+            <w:r>
+              <w:rPr>
+                <w:rFonts w:ascii="DFKai-SB" w:hAnsi="DFKai-SB" w:eastAsia="DFKai-SB" w:cs="DFKai-SB"/>
+                <w:sz w:val="21"/>
+                <w:szCs w:val="21"/>
+              </w:rPr>
+              <w:t>{weight} 公斤</w:t>
             </w:r>
           </w:p>
         </w:tc>
@@ -1816,7 +1854,7 @@
             <w:tcBorders>
               <w:top w:val="single" w:sz="6" w:space="0" w:color="000000"/>
               <w:left w:val="single" w:sz="6" w:space="0" w:color="000000"/>
-              <w:bottom w:val="single" w:sz="18" w:space="0" w:color="000000"/>
+              <w:bottom w:val="single" w:sz="4" w:space="0" w:color="000000"/>
               <w:right w:val="single" w:sz="6" w:space="0" w:color="000000"/>
             </w:tcBorders>
             <w:vAlign w:val="center"/>
@@ -2091,7 +2129,7 @@
             <w:tcBorders>
               <w:top w:val="single" w:sz="6" w:space="0" w:color="000000"/>
               <w:left w:val="single" w:sz="6" w:space="0" w:color="000000"/>
-              <w:bottom w:val="single" w:sz="18" w:space="0" w:color="000000"/>
+              <w:bottom w:val="single" w:sz="4" w:space="0" w:color="000000"/>
               <w:right w:val="single" w:sz="6" w:space="0" w:color="000000"/>
             </w:tcBorders>
             <w:vAlign w:val="center"/>
@@ -2302,7 +2340,7 @@
             <w:tcBorders>
               <w:top w:val="single" w:sz="6" w:space="0" w:color="000000"/>
               <w:left w:val="single" w:sz="6" w:space="0" w:color="000000"/>
-              <w:bottom w:val="single" w:sz="18" w:space="0" w:color="000000"/>
+              <w:bottom w:val="single" w:sz="4" w:space="0" w:color="000000"/>
               <w:right w:val="single" w:sz="6" w:space="0" w:color="000000"/>
             </w:tcBorders>
             <w:vAlign w:val="center"/>
@@ -2511,7 +2549,7 @@
             <w:tcBorders>
               <w:top w:val="single" w:sz="6" w:space="0" w:color="000000"/>
               <w:left w:val="single" w:sz="6" w:space="0" w:color="000000"/>
-              <w:bottom w:val="single" w:sz="18" w:space="0" w:color="000000"/>
+              <w:bottom w:val="single" w:sz="4" w:space="0" w:color="000000"/>
               <w:right w:val="single" w:sz="6" w:space="0" w:color="000000"/>
             </w:tcBorders>
             <w:vAlign w:val="center"/>
@@ -2659,7 +2697,7 @@
             <w:tcBorders>
               <w:top w:val="single" w:sz="6" w:space="0" w:color="000000"/>
               <w:left w:val="single" w:sz="6" w:space="0" w:color="000000"/>
-              <w:bottom w:val="single" w:sz="18" w:space="0" w:color="000000"/>
+              <w:bottom w:val="single" w:sz="4" w:space="0" w:color="000000"/>
               <w:right w:val="single" w:sz="6" w:space="0" w:color="000000"/>
             </w:tcBorders>
             <w:vAlign w:val="center"/>
@@ -2751,7 +2789,7 @@
             <w:tcBorders>
               <w:top w:val="single" w:sz="6" w:space="0" w:color="000000"/>
               <w:left w:val="single" w:sz="6" w:space="0" w:color="000000"/>
-              <w:bottom w:val="single" w:sz="18" w:space="0" w:color="000000"/>
+              <w:bottom w:val="single" w:sz="4" w:space="0" w:color="000000"/>
               <w:right w:val="single" w:sz="6" w:space="0" w:color="000000"/>
             </w:tcBorders>
             <w:vAlign w:val="center"/>
@@ -3537,7 +3575,6 @@
           <w:sz w:val="24"/>
           <w:szCs w:val="24"/>
         </w:rPr>
-        <w:br w:type="page"/>
       </w:r>
     </w:p>
     <w:tbl>
@@ -4399,8 +4436,8 @@
         <w:rPr>
           <w:rFonts w:ascii="DFKai-SB" w:hAnsi="DFKai-SB" w:cs="DFKai-SB" w:eastAsia="DFKai-SB"/>
           <w:b/>
-          <w:sz w:val="24"/>
-          <w:szCs w:val="24"/>
+          <w:sz w:val="28"/>
+          <w:szCs w:val="28"/>
         </w:rPr>
         <w:t>二、家庭狀況</w:t>
       </w:r>
@@ -4447,6 +4484,7 @@
           <w:p>
             <w:pPr>
               <w:pStyle w:val="Normal"/>
+              <w:spacing w:before="0" w:after="0"/>
               <w:rPr/>
             </w:pPr>
             <w:r>
@@ -4462,6 +4500,7 @@
           <w:p>
             <w:pPr>
               <w:pStyle w:val="Normal"/>
+              <w:spacing w:before="0" w:after="0"/>
               <w:rPr>
                 <w:rFonts w:ascii="標楷體" w:hAnsi="標楷體" w:eastAsia="標楷體" w:cs="標楷體"/>
                 <w:w w:val="80"/>
@@ -4471,7 +4510,6 @@
             <w:r>
               <w:rPr>
                 <w:rFonts w:ascii="DFKai-SB" w:hAnsi="DFKai-SB" w:cs="DFKai-SB" w:eastAsia="DFKai-SB"/>
-                <w:w w:val="80"/>
                 <w:sz w:val="24"/>
                 <w:szCs w:val="24"/>
               </w:rPr>
@@ -4493,6 +4531,7 @@
           <w:p>
             <w:pPr>
               <w:pStyle w:val="Normal"/>
+              <w:spacing w:before="0" w:after="0"/>
               <w:jc w:val="center"/>
               <w:rPr>
                 <w:rFonts w:ascii="標楷體" w:hAnsi="標楷體" w:eastAsia="標楷體" w:cs="標楷體"/>
@@ -4525,6 +4564,7 @@
           <w:p>
             <w:pPr>
               <w:pStyle w:val="Normal"/>
+              <w:spacing w:before="0" w:after="0"/>
               <w:jc w:val="center"/>
               <w:rPr>
                 <w:rFonts w:ascii="標楷體" w:hAnsi="標楷體" w:eastAsia="標楷體" w:cs="標楷體"/>
@@ -4557,6 +4597,7 @@
           <w:p>
             <w:pPr>
               <w:pStyle w:val="Normal"/>
+              <w:spacing w:before="0" w:after="0"/>
               <w:jc w:val="center"/>
               <w:rPr>
                 <w:rFonts w:ascii="標楷體" w:hAnsi="標楷體" w:eastAsia="標楷體" w:cs="標楷體"/>
@@ -4589,6 +4630,7 @@
           <w:p>
             <w:pPr>
               <w:pStyle w:val="Normal"/>
+              <w:spacing w:before="0" w:after="0"/>
               <w:jc w:val="center"/>
               <w:rPr>
                 <w:rFonts w:ascii="標楷體" w:hAnsi="標楷體" w:eastAsia="標楷體" w:cs="標楷體"/>
@@ -4621,6 +4663,7 @@
           <w:p>
             <w:pPr>
               <w:pStyle w:val="Normal"/>
+              <w:spacing w:before="0" w:after="0"/>
               <w:jc w:val="center"/>
               <w:rPr>
                 <w:rFonts w:ascii="標楷體" w:hAnsi="標楷體" w:eastAsia="標楷體" w:cs="標楷體"/>
@@ -4653,6 +4696,7 @@
           <w:p>
             <w:pPr>
               <w:pStyle w:val="Normal"/>
+              <w:spacing w:before="0" w:after="0"/>
               <w:jc w:val="center"/>
               <w:rPr>
                 <w:rFonts w:ascii="標楷體" w:hAnsi="標楷體" w:eastAsia="標楷體" w:cs="標楷體"/>
@@ -4685,6 +4729,7 @@
           <w:p>
             <w:pPr>
               <w:pStyle w:val="Normal"/>
+              <w:spacing w:before="0" w:after="0"/>
               <w:jc w:val="center"/>
               <w:rPr>
                 <w:rFonts w:ascii="標楷體" w:hAnsi="標楷體" w:eastAsia="標楷體" w:cs="標楷體"/>
@@ -4752,6 +4797,7 @@
           <w:p>
             <w:pPr>
               <w:pStyle w:val="Normal"/>
+              <w:spacing w:before="0" w:after="0"/>
               <w:jc w:val="center"/>
               <w:rPr>
                 <w:rFonts w:ascii="標楷體" w:hAnsi="標楷體" w:eastAsia="標楷體" w:cs="標楷體"/>
@@ -4783,6 +4829,7 @@
             <w:pPr>
               <w:pStyle w:val="Normal"/>
               <w:snapToGrid w:val="false"/>
+              <w:spacing w:before="0" w:after="0"/>
               <w:jc w:val="center"/>
               <w:rPr>
                 <w:rFonts w:ascii="標楷體" w:hAnsi="標楷體" w:eastAsia="標楷體" w:cs="標楷體"/>
@@ -4814,6 +4861,7 @@
             <w:pPr>
               <w:pStyle w:val="Normal"/>
               <w:snapToGrid w:val="false"/>
+              <w:spacing w:before="0" w:after="0"/>
               <w:jc w:val="center"/>
               <w:rPr>
                 <w:rFonts w:ascii="標楷體" w:hAnsi="標楷體" w:eastAsia="標楷體" w:cs="標楷體"/>
@@ -4845,6 +4893,7 @@
             <w:pPr>
               <w:pStyle w:val="Normal"/>
               <w:snapToGrid w:val="false"/>
+              <w:spacing w:before="0" w:after="0"/>
               <w:jc w:val="center"/>
               <w:rPr>
                 <w:rFonts w:ascii="標楷體" w:hAnsi="標楷體" w:eastAsia="標楷體" w:cs="標楷體"/>
@@ -4876,6 +4925,7 @@
             <w:pPr>
               <w:pStyle w:val="Normal"/>
               <w:snapToGrid w:val="false"/>
+              <w:spacing w:before="0" w:after="0"/>
               <w:jc w:val="center"/>
               <w:rPr>
                 <w:rFonts w:ascii="標楷體" w:hAnsi="標楷體" w:eastAsia="標楷體" w:cs="標楷體"/>
@@ -4886,7 +4936,6 @@
             <w:r>
               <w:rPr>
                 <w:rFonts w:eastAsia="DFKai-SB" w:cs="DFKai-SB" w:ascii="DFKai-SB" w:hAnsi="DFKai-SB"/>
-                <w:w w:val="80"/>
                 <w:sz w:val="24"/>
                 <w:szCs w:val="24"/>
               </w:rPr>
@@ -4909,6 +4958,7 @@
             <w:pPr>
               <w:pStyle w:val="Normal"/>
               <w:snapToGrid w:val="false"/>
+              <w:spacing w:before="0" w:after="0"/>
               <w:jc w:val="center"/>
               <w:rPr>
                 <w:rFonts w:ascii="Arial" w:hAnsi="Arial" w:eastAsia="標楷體" w:cs="Arial"/>
@@ -4919,7 +4969,6 @@
             <w:r>
               <w:rPr>
                 <w:rFonts w:eastAsia="DFKai-SB" w:cs="DFKai-SB" w:ascii="DFKai-SB" w:hAnsi="DFKai-SB"/>
-                <w:w w:val="80"/>
                 <w:sz w:val="24"/>
                 <w:szCs w:val="24"/>
               </w:rPr>
@@ -4942,6 +4991,7 @@
             <w:pPr>
               <w:pStyle w:val="Normal"/>
               <w:snapToGrid w:val="false"/>
+              <w:spacing w:before="0" w:after="0"/>
               <w:jc w:val="center"/>
               <w:rPr>
                 <w:rFonts w:ascii="標楷體" w:hAnsi="標楷體" w:eastAsia="標楷體" w:cs="標楷體"/>
@@ -5005,6 +5055,7 @@
           <w:p>
             <w:pPr>
               <w:pStyle w:val="Normal"/>
+              <w:spacing w:before="0" w:after="0"/>
               <w:jc w:val="center"/>
               <w:rPr>
                 <w:rFonts w:ascii="標楷體" w:hAnsi="標楷體" w:eastAsia="標楷體" w:cs="標楷體"/>
@@ -5036,6 +5087,7 @@
             <w:pPr>
               <w:pStyle w:val="Normal"/>
               <w:snapToGrid w:val="false"/>
+              <w:spacing w:before="0" w:after="0"/>
               <w:jc w:val="center"/>
               <w:rPr>
                 <w:rFonts w:ascii="標楷體" w:hAnsi="標楷體" w:eastAsia="標楷體" w:cs="標楷體"/>
@@ -5067,6 +5119,7 @@
             <w:pPr>
               <w:pStyle w:val="Normal"/>
               <w:snapToGrid w:val="false"/>
+              <w:spacing w:before="0" w:after="0"/>
               <w:jc w:val="center"/>
               <w:rPr>
                 <w:rFonts w:ascii="標楷體" w:hAnsi="標楷體" w:eastAsia="標楷體" w:cs="標楷體"/>
@@ -5098,6 +5151,7 @@
             <w:pPr>
               <w:pStyle w:val="Normal"/>
               <w:snapToGrid w:val="false"/>
+              <w:spacing w:before="0" w:after="0"/>
               <w:jc w:val="center"/>
               <w:rPr>
                 <w:rFonts w:ascii="標楷體" w:hAnsi="標楷體" w:eastAsia="標楷體" w:cs="標楷體"/>
@@ -5129,6 +5183,7 @@
             <w:pPr>
               <w:pStyle w:val="Normal"/>
               <w:snapToGrid w:val="false"/>
+              <w:spacing w:before="0" w:after="0"/>
               <w:jc w:val="center"/>
               <w:rPr>
                 <w:rFonts w:ascii="標楷體" w:hAnsi="標楷體" w:eastAsia="標楷體" w:cs="標楷體"/>
@@ -5160,6 +5215,7 @@
             <w:pPr>
               <w:pStyle w:val="Normal"/>
               <w:snapToGrid w:val="false"/>
+              <w:spacing w:before="0" w:after="0"/>
               <w:jc w:val="center"/>
               <w:rPr>
                 <w:rFonts w:ascii="標楷體" w:hAnsi="標楷體" w:eastAsia="標楷體" w:cs="標楷體"/>
@@ -5191,6 +5247,7 @@
             <w:pPr>
               <w:pStyle w:val="Normal"/>
               <w:snapToGrid w:val="false"/>
+              <w:spacing w:before="0" w:after="0"/>
               <w:jc w:val="center"/>
               <w:rPr>
                 <w:rFonts w:ascii="標楷體" w:hAnsi="標楷體" w:eastAsia="標楷體" w:cs="標楷體"/>
@@ -5255,6 +5312,7 @@
             <w:pPr>
               <w:pStyle w:val="Normal"/>
               <w:snapToGrid w:val="false"/>
+              <w:spacing w:before="0" w:after="0"/>
               <w:jc w:val="center"/>
               <w:rPr>
                 <w:rFonts w:ascii="標楷體" w:hAnsi="標楷體" w:eastAsia="標楷體" w:cs="標楷體"/>
@@ -5286,6 +5344,7 @@
             <w:pPr>
               <w:pStyle w:val="Normal"/>
               <w:snapToGrid w:val="false"/>
+              <w:spacing w:before="0" w:after="0"/>
               <w:jc w:val="center"/>
               <w:rPr>
                 <w:rFonts w:ascii="標楷體" w:hAnsi="標楷體" w:eastAsia="標楷體" w:cs="標楷體"/>
@@ -5317,6 +5376,7 @@
             <w:pPr>
               <w:pStyle w:val="Normal"/>
               <w:snapToGrid w:val="false"/>
+              <w:spacing w:before="0" w:after="0"/>
               <w:jc w:val="center"/>
               <w:rPr>
                 <w:rFonts w:ascii="標楷體" w:hAnsi="標楷體" w:eastAsia="標楷體" w:cs="標楷體"/>
@@ -5348,6 +5408,7 @@
             <w:pPr>
               <w:pStyle w:val="Normal"/>
               <w:snapToGrid w:val="false"/>
+              <w:spacing w:before="0" w:after="0"/>
               <w:jc w:val="center"/>
               <w:rPr>
                 <w:rFonts w:ascii="標楷體" w:hAnsi="標楷體" w:eastAsia="標楷體" w:cs="標楷體"/>
@@ -5379,6 +5440,7 @@
             <w:pPr>
               <w:pStyle w:val="Normal"/>
               <w:snapToGrid w:val="false"/>
+              <w:spacing w:before="0" w:after="0"/>
               <w:jc w:val="center"/>
               <w:rPr>
                 <w:rFonts w:ascii="標楷體" w:hAnsi="標楷體" w:eastAsia="標楷體" w:cs="標楷體"/>
@@ -5410,6 +5472,7 @@
             <w:pPr>
               <w:pStyle w:val="Normal"/>
               <w:snapToGrid w:val="false"/>
+              <w:spacing w:before="0" w:after="0"/>
               <w:jc w:val="center"/>
               <w:rPr>
                 <w:rFonts w:ascii="標楷體" w:hAnsi="標楷體" w:eastAsia="標楷體" w:cs="標楷體"/>
@@ -5441,6 +5504,7 @@
             <w:pPr>
               <w:pStyle w:val="Normal"/>
               <w:snapToGrid w:val="false"/>
+              <w:spacing w:before="0" w:after="0"/>
               <w:jc w:val="center"/>
               <w:rPr>
                 <w:rFonts w:ascii="標楷體" w:hAnsi="標楷體" w:eastAsia="標楷體" w:cs="標楷體"/>
@@ -5505,6 +5569,7 @@
             <w:pPr>
               <w:pStyle w:val="Normal"/>
               <w:snapToGrid w:val="false"/>
+              <w:spacing w:before="0" w:after="0"/>
               <w:jc w:val="center"/>
               <w:rPr>
                 <w:rFonts w:ascii="標楷體" w:hAnsi="標楷體" w:eastAsia="標楷體" w:cs="標楷體"/>
@@ -5536,6 +5601,7 @@
             <w:pPr>
               <w:pStyle w:val="Normal"/>
               <w:snapToGrid w:val="false"/>
+              <w:spacing w:before="0" w:after="0"/>
               <w:jc w:val="center"/>
               <w:rPr>
                 <w:rFonts w:ascii="標楷體" w:hAnsi="標楷體" w:eastAsia="標楷體" w:cs="標楷體"/>
@@ -5567,6 +5633,7 @@
             <w:pPr>
               <w:pStyle w:val="Normal"/>
               <w:snapToGrid w:val="false"/>
+              <w:spacing w:before="0" w:after="0"/>
               <w:jc w:val="center"/>
               <w:rPr>
                 <w:rFonts w:ascii="標楷體" w:hAnsi="標楷體" w:eastAsia="標楷體" w:cs="標楷體"/>
@@ -5598,6 +5665,7 @@
             <w:pPr>
               <w:pStyle w:val="Normal"/>
               <w:snapToGrid w:val="false"/>
+              <w:spacing w:before="0" w:after="0"/>
               <w:jc w:val="center"/>
               <w:rPr>
                 <w:rFonts w:ascii="標楷體" w:hAnsi="標楷體" w:eastAsia="標楷體" w:cs="標楷體"/>
@@ -5629,6 +5697,7 @@
             <w:pPr>
               <w:pStyle w:val="Normal"/>
               <w:snapToGrid w:val="false"/>
+              <w:spacing w:before="0" w:after="0"/>
               <w:jc w:val="center"/>
               <w:rPr>
                 <w:rFonts w:ascii="標楷體" w:hAnsi="標楷體" w:eastAsia="標楷體" w:cs="標楷體"/>
@@ -5660,6 +5729,7 @@
             <w:pPr>
               <w:pStyle w:val="Normal"/>
               <w:snapToGrid w:val="false"/>
+              <w:spacing w:before="0" w:after="0"/>
               <w:jc w:val="center"/>
               <w:rPr>
                 <w:rFonts w:ascii="標楷體" w:hAnsi="標楷體" w:eastAsia="標楷體" w:cs="標楷體"/>
@@ -5691,6 +5761,7 @@
             <w:pPr>
               <w:pStyle w:val="Normal"/>
               <w:snapToGrid w:val="false"/>
+              <w:spacing w:before="0" w:after="0"/>
               <w:jc w:val="center"/>
               <w:rPr>
                 <w:rFonts w:ascii="標楷體" w:hAnsi="標楷體" w:eastAsia="標楷體" w:cs="標楷體"/>
@@ -5755,6 +5826,7 @@
             <w:pPr>
               <w:pStyle w:val="Normal"/>
               <w:snapToGrid w:val="false"/>
+              <w:spacing w:before="0" w:after="0"/>
               <w:jc w:val="center"/>
               <w:rPr>
                 <w:rFonts w:ascii="標楷體" w:hAnsi="標楷體" w:eastAsia="標楷體" w:cs="標楷體"/>
@@ -5786,6 +5858,7 @@
             <w:pPr>
               <w:pStyle w:val="Normal"/>
               <w:snapToGrid w:val="false"/>
+              <w:spacing w:before="0" w:after="0"/>
               <w:jc w:val="center"/>
               <w:rPr>
                 <w:rFonts w:ascii="標楷體" w:hAnsi="標楷體" w:eastAsia="標楷體" w:cs="標楷體"/>
@@ -5817,6 +5890,7 @@
             <w:pPr>
               <w:pStyle w:val="Normal"/>
               <w:snapToGrid w:val="false"/>
+              <w:spacing w:before="0" w:after="0"/>
               <w:jc w:val="center"/>
               <w:rPr>
                 <w:rFonts w:ascii="標楷體" w:hAnsi="標楷體" w:eastAsia="標楷體" w:cs="標楷體"/>
@@ -5848,6 +5922,7 @@
             <w:pPr>
               <w:pStyle w:val="Normal"/>
               <w:snapToGrid w:val="false"/>
+              <w:spacing w:before="0" w:after="0"/>
               <w:jc w:val="center"/>
               <w:rPr>
                 <w:rFonts w:ascii="標楷體" w:hAnsi="標楷體" w:eastAsia="標楷體" w:cs="標楷體"/>
@@ -5879,6 +5954,7 @@
             <w:pPr>
               <w:pStyle w:val="Normal"/>
               <w:snapToGrid w:val="false"/>
+              <w:spacing w:before="0" w:after="0"/>
               <w:jc w:val="center"/>
               <w:rPr>
                 <w:rFonts w:ascii="標楷體" w:hAnsi="標楷體" w:eastAsia="標楷體" w:cs="標楷體"/>
@@ -5910,6 +5986,7 @@
             <w:pPr>
               <w:pStyle w:val="Normal"/>
               <w:snapToGrid w:val="false"/>
+              <w:spacing w:before="0" w:after="0"/>
               <w:jc w:val="center"/>
               <w:rPr>
                 <w:rFonts w:ascii="標楷體" w:hAnsi="標楷體" w:eastAsia="標楷體" w:cs="標楷體"/>
@@ -5941,6 +6018,7 @@
             <w:pPr>
               <w:pStyle w:val="Normal"/>
               <w:snapToGrid w:val="false"/>
+              <w:spacing w:before="0" w:after="0"/>
               <w:jc w:val="center"/>
               <w:rPr>
                 <w:rFonts w:ascii="標楷體" w:hAnsi="標楷體" w:eastAsia="標楷體" w:cs="標楷體"/>
@@ -5974,6 +6052,7 @@
           <w:p>
             <w:pPr>
               <w:pStyle w:val="Normal"/>
+              <w:spacing w:before="0" w:after="0"/>
               <w:jc w:val="center"/>
               <w:rPr/>
             </w:pPr>
@@ -6002,6 +6081,7 @@
           <w:p>
             <w:pPr>
               <w:pStyle w:val="Normal"/>
+              <w:spacing w:before="0" w:after="0"/>
               <w:rPr>
                 <w:rFonts w:ascii="標楷體" w:hAnsi="標楷體" w:eastAsia="標楷體" w:cs="標楷體"/>
                 <w:szCs w:val="24"/>
@@ -6034,6 +6114,7 @@
           <w:p>
             <w:pPr>
               <w:pStyle w:val="Normal"/>
+              <w:spacing w:before="0" w:after="0"/>
               <w:jc w:val="both"/>
               <w:rPr/>
             </w:pPr>
@@ -6062,6 +6143,7 @@
           <w:p>
             <w:pPr>
               <w:pStyle w:val="Normal"/>
+              <w:spacing w:before="0" w:after="0"/>
               <w:jc w:val="both"/>
               <w:rPr/>
             </w:pPr>
@@ -6092,6 +6174,7 @@
           <w:p>
             <w:pPr>
               <w:pStyle w:val="Normal"/>
+              <w:spacing w:before="0" w:after="0"/>
               <w:jc w:val="both"/>
               <w:rPr/>
             </w:pPr>
@@ -6120,6 +6203,7 @@
           <w:p>
             <w:pPr>
               <w:pStyle w:val="Normal"/>
+              <w:spacing w:before="0" w:after="0"/>
               <w:jc w:val="both"/>
               <w:rPr>
                 <w:rFonts w:ascii="標楷體" w:hAnsi="標楷體" w:eastAsia="標楷體" w:cs="標楷體"/>
@@ -6153,6 +6237,7 @@
           <w:p>
             <w:pPr>
               <w:pStyle w:val="Normal"/>
+              <w:spacing w:before="0" w:after="0"/>
               <w:jc w:val="both"/>
               <w:rPr/>
             </w:pPr>
@@ -6181,6 +6266,7 @@
           <w:p>
             <w:pPr>
               <w:pStyle w:val="Normal"/>
+              <w:spacing w:before="0" w:after="0"/>
               <w:jc w:val="both"/>
               <w:rPr>
                 <w:rFonts w:ascii="標楷體" w:hAnsi="標楷體" w:eastAsia="標楷體" w:cs="標楷體"/>
@@ -7150,8 +7236,8 @@
         <w:rPr>
           <w:rFonts w:ascii="DFKai-SB" w:hAnsi="DFKai-SB" w:cs="DFKai-SB" w:eastAsia="DFKai-SB"/>
           <w:b/>
-          <w:sz w:val="24"/>
-          <w:szCs w:val="24"/>
+          <w:sz w:val="28"/>
+          <w:szCs w:val="28"/>
         </w:rPr>
         <w:t>貳、現況能力摘要與特殊教育需求服務</w:t>
       </w:r>
@@ -7171,8 +7257,8 @@
         <w:rPr>
           <w:rFonts w:ascii="DFKai-SB" w:hAnsi="DFKai-SB" w:cs="DFKai-SB" w:eastAsia="DFKai-SB"/>
           <w:b/>
-          <w:sz w:val="24"/>
-          <w:szCs w:val="24"/>
+          <w:sz w:val="28"/>
+          <w:szCs w:val="28"/>
         </w:rPr>
         <w:t>一、現況能力摘要</w:t>
       </w:r>
@@ -7180,8 +7266,8 @@
         <w:rPr>
           <w:rFonts w:eastAsia="DFKai-SB" w:cs="DFKai-SB" w:ascii="DFKai-SB" w:hAnsi="DFKai-SB"/>
           <w:b/>
-          <w:sz w:val="24"/>
-          <w:szCs w:val="24"/>
+          <w:sz w:val="28"/>
+          <w:szCs w:val="28"/>
         </w:rPr>
         <w:t>(</w:t>
       </w:r>
@@ -7189,8 +7275,8 @@
         <w:rPr>
           <w:rFonts w:ascii="DFKai-SB" w:hAnsi="DFKai-SB" w:cs="DFKai-SB" w:eastAsia="DFKai-SB"/>
           <w:b/>
-          <w:sz w:val="24"/>
-          <w:szCs w:val="24"/>
+          <w:sz w:val="28"/>
+          <w:szCs w:val="28"/>
         </w:rPr>
         <w:t>輔導員填寫</w:t>
       </w:r>
@@ -7198,8 +7284,8 @@
         <w:rPr>
           <w:rFonts w:eastAsia="DFKai-SB" w:cs="DFKai-SB" w:ascii="DFKai-SB" w:hAnsi="DFKai-SB"/>
           <w:b/>
-          <w:sz w:val="24"/>
-          <w:szCs w:val="24"/>
+          <w:sz w:val="28"/>
+          <w:szCs w:val="28"/>
         </w:rPr>
         <w:t>)</w:t>
       </w:r>
@@ -9973,186 +10059,6 @@
     <w:p>
       <w:pPr>
         <w:pStyle w:val="Normal"/>
-        <w:ind w:left="0" w:firstLine="0"/>
-        <w:rPr>
-          <w:rFonts w:ascii="標楷體" w:hAnsi="標楷體" w:eastAsia="標楷體" w:cs="標楷體"/>
-          <w:b/>
-          <w:sz w:val="28"/>
-          <w:szCs w:val="28"/>
-        </w:rPr>
-      </w:pPr>
-      <w:r>
-        <w:rPr>
-          <w:rFonts w:eastAsia="DFKai-SB" w:cs="DFKai-SB" w:ascii="DFKai-SB" w:hAnsi="DFKai-SB"/>
-          <w:b/>
-          <w:sz w:val="24"/>
-          <w:szCs w:val="24"/>
-        </w:rPr>
-      </w:r>
-    </w:p>
-    <w:p>
-      <w:pPr>
-        <w:pStyle w:val="Normal"/>
-        <w:ind w:left="0" w:firstLine="0"/>
-        <w:rPr>
-          <w:rFonts w:ascii="標楷體" w:hAnsi="標楷體" w:eastAsia="標楷體" w:cs="標楷體"/>
-          <w:b/>
-          <w:sz w:val="28"/>
-          <w:szCs w:val="28"/>
-        </w:rPr>
-      </w:pPr>
-      <w:r>
-        <w:rPr>
-          <w:rFonts w:eastAsia="DFKai-SB" w:cs="DFKai-SB" w:ascii="DFKai-SB" w:hAnsi="DFKai-SB"/>
-          <w:b/>
-          <w:sz w:val="24"/>
-          <w:szCs w:val="24"/>
-        </w:rPr>
-      </w:r>
-    </w:p>
-    <w:p>
-      <w:pPr>
-        <w:pStyle w:val="Normal"/>
-        <w:ind w:left="0" w:firstLine="0"/>
-        <w:rPr>
-          <w:rFonts w:ascii="標楷體" w:hAnsi="標楷體" w:eastAsia="標楷體" w:cs="標楷體"/>
-          <w:b/>
-          <w:sz w:val="28"/>
-          <w:szCs w:val="28"/>
-        </w:rPr>
-      </w:pPr>
-      <w:r>
-        <w:rPr>
-          <w:rFonts w:eastAsia="DFKai-SB" w:cs="DFKai-SB" w:ascii="DFKai-SB" w:hAnsi="DFKai-SB"/>
-          <w:b/>
-          <w:sz w:val="24"/>
-          <w:szCs w:val="24"/>
-        </w:rPr>
-      </w:r>
-    </w:p>
-    <w:p>
-      <w:pPr>
-        <w:pStyle w:val="Normal"/>
-        <w:ind w:left="0" w:firstLine="0"/>
-        <w:rPr>
-          <w:rFonts w:ascii="標楷體" w:hAnsi="標楷體" w:eastAsia="標楷體" w:cs="標楷體"/>
-          <w:b/>
-          <w:sz w:val="28"/>
-          <w:szCs w:val="28"/>
-        </w:rPr>
-      </w:pPr>
-      <w:r>
-        <w:rPr>
-          <w:rFonts w:eastAsia="DFKai-SB" w:cs="DFKai-SB" w:ascii="DFKai-SB" w:hAnsi="DFKai-SB"/>
-          <w:b/>
-          <w:sz w:val="24"/>
-          <w:szCs w:val="24"/>
-        </w:rPr>
-      </w:r>
-    </w:p>
-    <w:p>
-      <w:pPr>
-        <w:pStyle w:val="Normal"/>
-        <w:ind w:left="0" w:firstLine="0"/>
-        <w:rPr>
-          <w:rFonts w:ascii="標楷體" w:hAnsi="標楷體" w:eastAsia="標楷體" w:cs="標楷體"/>
-          <w:b/>
-          <w:sz w:val="28"/>
-          <w:szCs w:val="28"/>
-        </w:rPr>
-      </w:pPr>
-      <w:r>
-        <w:rPr>
-          <w:rFonts w:eastAsia="DFKai-SB" w:cs="DFKai-SB" w:ascii="DFKai-SB" w:hAnsi="DFKai-SB"/>
-          <w:b/>
-          <w:sz w:val="24"/>
-          <w:szCs w:val="24"/>
-        </w:rPr>
-      </w:r>
-    </w:p>
-    <w:p>
-      <w:pPr>
-        <w:pStyle w:val="Normal"/>
-        <w:ind w:left="0" w:firstLine="0"/>
-        <w:rPr>
-          <w:rFonts w:ascii="標楷體" w:hAnsi="標楷體" w:eastAsia="標楷體" w:cs="標楷體"/>
-          <w:b/>
-          <w:sz w:val="28"/>
-          <w:szCs w:val="28"/>
-        </w:rPr>
-      </w:pPr>
-      <w:r>
-        <w:rPr>
-          <w:rFonts w:eastAsia="DFKai-SB" w:cs="DFKai-SB" w:ascii="DFKai-SB" w:hAnsi="DFKai-SB"/>
-          <w:b/>
-          <w:sz w:val="24"/>
-          <w:szCs w:val="24"/>
-        </w:rPr>
-      </w:r>
-    </w:p>
-    <w:p>
-      <w:pPr>
-        <w:pStyle w:val="Normal"/>
-        <w:ind w:left="0" w:firstLine="0"/>
-        <w:rPr>
-          <w:rFonts w:ascii="標楷體" w:hAnsi="標楷體" w:eastAsia="標楷體" w:cs="標楷體"/>
-          <w:b/>
-          <w:sz w:val="28"/>
-          <w:szCs w:val="28"/>
-        </w:rPr>
-      </w:pPr>
-      <w:r>
-        <w:rPr>
-          <w:rFonts w:eastAsia="DFKai-SB" w:cs="DFKai-SB" w:ascii="DFKai-SB" w:hAnsi="DFKai-SB"/>
-          <w:b/>
-          <w:sz w:val="24"/>
-          <w:szCs w:val="24"/>
-        </w:rPr>
-      </w:r>
-    </w:p>
-    <w:p>
-      <w:pPr>
-        <w:pStyle w:val="Normal"/>
-        <w:ind w:left="0" w:firstLine="0"/>
-        <w:rPr>
-          <w:rFonts w:ascii="標楷體" w:hAnsi="標楷體" w:eastAsia="標楷體" w:cs="標楷體"/>
-          <w:b/>
-          <w:sz w:val="28"/>
-          <w:szCs w:val="28"/>
-        </w:rPr>
-      </w:pPr>
-      <w:r>
-        <w:rPr>
-          <w:rFonts w:eastAsia="DFKai-SB" w:cs="DFKai-SB" w:ascii="DFKai-SB" w:hAnsi="DFKai-SB"/>
-          <w:b/>
-          <w:sz w:val="24"/>
-          <w:szCs w:val="24"/>
-        </w:rPr>
-      </w:r>
-    </w:p>
-    <w:p>
-      <w:pPr>
-        <w:pStyle w:val="Normal"/>
-        <w:ind w:left="0" w:firstLine="0"/>
-        <w:rPr>
-          <w:rFonts w:ascii="標楷體" w:hAnsi="標楷體" w:eastAsia="標楷體" w:cs="標楷體"/>
-          <w:b/>
-          <w:sz w:val="28"/>
-          <w:szCs w:val="28"/>
-        </w:rPr>
-      </w:pPr>
-      <w:r>
-        <w:rPr>
-          <w:rFonts w:eastAsia="DFKai-SB" w:cs="DFKai-SB" w:ascii="DFKai-SB" w:hAnsi="DFKai-SB"/>
-          <w:b/>
-          <w:sz w:val="24"/>
-          <w:szCs w:val="24"/>
-        </w:rPr>
-      </w:r>
-    </w:p>
-    <w:p>
-      <w:pPr>
-        <w:pStyle w:val="Normal"/>
         <w:keepNext/>
         <w:pageBreakBefore/>
         <w:spacing w:before="0" w:after="0"/>
@@ -10168,8 +10074,8 @@
         <w:rPr>
           <w:rFonts w:ascii="DFKai-SB" w:hAnsi="DFKai-SB" w:cs="DFKai-SB" w:eastAsia="DFKai-SB"/>
           <w:b/>
-          <w:sz w:val="24"/>
-          <w:szCs w:val="24"/>
+          <w:sz w:val="28"/>
+          <w:szCs w:val="28"/>
         </w:rPr>
         <w:t>二、身心障礙相關補助與服務</w:t>
       </w:r>
@@ -10177,8 +10083,8 @@
         <w:rPr>
           <w:rFonts w:eastAsia="DFKai-SB" w:cs="DFKai-SB" w:ascii="DFKai-SB" w:hAnsi="DFKai-SB"/>
           <w:b/>
-          <w:sz w:val="24"/>
-          <w:szCs w:val="24"/>
+          <w:sz w:val="28"/>
+          <w:szCs w:val="28"/>
         </w:rPr>
         <w:t>(</w:t>
       </w:r>
@@ -10186,8 +10092,8 @@
         <w:rPr>
           <w:rFonts w:ascii="DFKai-SB" w:hAnsi="DFKai-SB" w:cs="DFKai-SB" w:eastAsia="DFKai-SB"/>
           <w:b/>
-          <w:sz w:val="24"/>
-          <w:szCs w:val="24"/>
+          <w:sz w:val="28"/>
+          <w:szCs w:val="28"/>
         </w:rPr>
         <w:t>輔導員填寫</w:t>
       </w:r>
@@ -10195,8 +10101,8 @@
         <w:rPr>
           <w:rFonts w:eastAsia="DFKai-SB" w:cs="DFKai-SB" w:ascii="DFKai-SB" w:hAnsi="DFKai-SB"/>
           <w:b/>
-          <w:sz w:val="24"/>
-          <w:szCs w:val="24"/>
+          <w:sz w:val="28"/>
+          <w:szCs w:val="28"/>
         </w:rPr>
         <w:t>)</w:t>
       </w:r>
@@ -10719,6 +10625,7 @@
               </w:rPr>
             </w:r>
           </w:p>
+          <w:p/>
         </w:tc>
         <w:tc>
           <w:tcPr>
@@ -10748,6 +10655,7 @@
               </w:rPr>
             </w:r>
           </w:p>
+          <w:p/>
         </w:tc>
       </w:tr>
     </w:tbl>

--- a/templates/ISP-template-v0.4.2.docx
+++ b/templates/ISP-template-v0.4.2.docx
@@ -7646,6 +7646,7 @@
               <w:rPr>
                 <w:rFonts w:ascii="標楷體" w:hAnsi="標楷體" w:eastAsia="標楷體" w:cs="標楷體"/>
               </w:rPr>
+              <w:jc w:val="both"/>
             </w:pPr>
             <w:r>
               <w:rPr>
@@ -7780,6 +7781,7 @@
               <w:rPr>
                 <w:rFonts w:ascii="標楷體" w:hAnsi="標楷體" w:eastAsia="標楷體" w:cs="標楷體"/>
               </w:rPr>
+              <w:jc w:val="both"/>
             </w:pPr>
             <w:r>
               <w:rPr>
@@ -7914,6 +7916,7 @@
               <w:rPr>
                 <w:rFonts w:ascii="標楷體" w:hAnsi="標楷體" w:eastAsia="標楷體" w:cs="標楷體"/>
               </w:rPr>
+              <w:jc w:val="both"/>
             </w:pPr>
             <w:r>
               <w:rPr>
@@ -8048,6 +8051,7 @@
               <w:rPr>
                 <w:rFonts w:ascii="標楷體" w:hAnsi="標楷體" w:eastAsia="標楷體" w:cs="標楷體"/>
               </w:rPr>
+              <w:jc w:val="both"/>
             </w:pPr>
             <w:r>
               <w:rPr>
@@ -8185,6 +8189,7 @@
               <w:rPr>
                 <w:rFonts w:ascii="標楷體" w:hAnsi="標楷體" w:eastAsia="標楷體" w:cs="標楷體"/>
               </w:rPr>
+              <w:jc w:val="both"/>
             </w:pPr>
             <w:r>
               <w:rPr>
@@ -8321,6 +8326,7 @@
               <w:rPr>
                 <w:rFonts w:ascii="標楷體" w:hAnsi="標楷體" w:eastAsia="標楷體" w:cs="標楷體"/>
               </w:rPr>
+              <w:jc w:val="both"/>
             </w:pPr>
             <w:r>
               <w:rPr>
@@ -8457,6 +8463,7 @@
               <w:rPr>
                 <w:rFonts w:ascii="標楷體" w:hAnsi="標楷體" w:eastAsia="標楷體" w:cs="標楷體"/>
               </w:rPr>
+              <w:jc w:val="both"/>
             </w:pPr>
             <w:r>
               <w:rPr>
@@ -8626,6 +8633,7 @@
               <w:rPr>
                 <w:rFonts w:ascii="標楷體" w:hAnsi="標楷體" w:eastAsia="標楷體" w:cs="標楷體"/>
               </w:rPr>
+              <w:jc w:val="both"/>
             </w:pPr>
             <w:r>
               <w:rPr>
@@ -9216,6 +9224,7 @@
               <w:rPr>
                 <w:rFonts w:ascii="標楷體" w:hAnsi="標楷體" w:eastAsia="標楷體" w:cs="標楷體"/>
               </w:rPr>
+              <w:jc w:val="both"/>
             </w:pPr>
             <w:r>
               <w:rPr>
